--- a/docs/labs/pr12/ds/reports/0302-pz02-ds.docx
+++ b/docs/labs/pr12/ds/reports/0302-pz02-ds.docx
@@ -58,6 +58,9 @@
         <w:gridCol w:w="3312"/>
       </w:tblGrid>
       <w:tr>
+        <w:trPr>
+          <w:tblHeader w:val="true"/>
+        </w:trPr>
         <w:tc>
           <w:tcPr>
             <w:tcW w:type="dxa" w:w="1440"/>
@@ -628,6 +631,9 @@
         <w:gridCol w:w="3312"/>
       </w:tblGrid>
       <w:tr>
+        <w:trPr>
+          <w:tblHeader w:val="true"/>
+        </w:trPr>
         <w:tc>
           <w:tcPr>
             <w:tcW w:type="dxa" w:w="4608"/>

--- a/docs/labs/pr12/ds/reports/0302-pz02-ds.docx
+++ b/docs/labs/pr12/ds/reports/0302-pz02-ds.docx
@@ -57,6 +57,9 @@
         <w:gridCol w:w="2743"/>
       </w:tblGrid>
       <w:tr>
+        <w:trPr>
+          <w:tblHeader w:val="true"/>
+        </w:trPr>
         <w:tc>
           <w:tcPr>
             <w:tcW w:w="3261" w:type="dxa"/>
@@ -300,6 +303,9 @@
         <w:gridCol w:w="9356"/>
       </w:tblGrid>
       <w:tr>
+        <w:trPr>
+          <w:tblHeader w:val="true"/>
+        </w:trPr>
         <w:tc>
           <w:tcPr>
             <w:tcW w:w="9356" w:type="dxa"/>
@@ -441,6 +447,9 @@
         <w:gridCol w:w="3018"/>
       </w:tblGrid>
       <w:tr>
+        <w:trPr>
+          <w:tblHeader w:val="true"/>
+        </w:trPr>
         <w:tc>
           <w:tcPr>
             <w:tcW w:w="1560" w:type="dxa"/>
@@ -2828,6 +2837,9 @@
         <w:gridCol w:w="1336"/>
       </w:tblGrid>
       <w:tr>
+        <w:trPr>
+          <w:tblHeader w:val="true"/>
+        </w:trPr>
         <w:tc>
           <w:tcPr>
             <w:tcW w:type="dxa" w:w="1336"/>

--- a/docs/labs/pr12/ds/reports/0302-pz02-ds.docx
+++ b/docs/labs/pr12/ds/reports/0302-pz02-ds.docx
@@ -1048,12 +1048,6 @@
       </w:r>
     </w:p>
     <w:p>
-      <w:pPr/>
-      <w:r>
-        <w:t>Шаблон адаптирован к приложенной актуальной методичке. Это НЕ выполненный отчёт. Автор заполняет только фактические результаты со ссылками на commit, команды и журналы. Агент не делает и не генерирует скриншоты: каждый рисунок вставляет студент по инструкции. После заполнения текста, таблиц, ссылок и точных инструкций, но до вставки реальных изображений, допустим статус CONTENT_READY_IMAGES_PENDING; он не означает готовность к сдаче. Непроведённые действия имеют статус NOT RUN, реальные ограничения — BLOCKED. Независимые проверки, оппонирование, разговор с пользователем и подписи нельзя имитировать. Перед экспортом обновить оглавление и номера страниц в Word/LibreOffice.</w:t>
-      </w:r>
-    </w:p>
-    <w:p>
       <w:r>
         <w:t>Отчёт заполняется индивидуально. Общие материалы проекта приводятся по ссылкам; результаты и выводы относятся к личному участку студента.</w:t>
       </w:r>
@@ -1343,7 +1337,7 @@
           </w:tcPr>
           <w:p>
             <w:r>
-              <w:t>NOT CREATED — human/Lead gate → 2ac0797ab620c7a6af23320ef8872751c40898aa</w:t>
+              <w:t>NOT CREATED — human/Lead gate → 7e815aa790e0ebba58e453e786bda45b9266161d</w:t>
             </w:r>
           </w:p>
         </w:tc>
@@ -1600,12 +1594,12 @@
     </w:p>
     <w:p>
       <w:r>
-        <w:t>Техника 1: table-driven contract tests; показать вывод конкретных классов/границ/решений/переходов из требований, а не только назвать технику.</w:t>
-      </w:r>
-    </w:p>
-    <w:p>
-      <w:r>
-        <w:t>Техника 2: race detector and CLI smoke; набор включает штатный, ошибочный и граничный случаи. Число тестов определяется правилами и методичкой не нормируется.</w:t>
+        <w:t>Техника 1: equivalence partitions: normal/mismatch/incomplete/unknown; показать вывод конкретных классов/границ/решений/переходов из требований, а не только назвать технику.</w:t>
+      </w:r>
+    </w:p>
+    <w:p>
+      <w:r>
+        <w:t>Техника 2: boundary-value and negative security tests for UTF-8, aliases, markers and provenance; набор включает штатный, ошибочный и граничный случаи. Число тестов определяется правилами и методичкой не нормируется.</w:t>
       </w:r>
     </w:p>
     <w:p>
@@ -2526,7 +2520,7 @@
     </w:p>
     <w:p>
       <w:r>
-        <w:t>Воспроизведение: NOT CREATED — mutation execution not run; patch/commit каждого мутанта, неизменный исходный код/версия тестов, команды, журналы, код завершения. Мутант не сливается в основную ветку.</w:t>
+        <w:t>Воспроизведение: docs/labs/pr12/ds/run_mutations.ps1; patch/commit каждого мутанта, неизменный исходный код/версия тестов, команды, журналы, код завершения. Мутант не сливается в основную ветку.</w:t>
       </w:r>
     </w:p>
     <w:p>
@@ -2918,7 +2912,7 @@
           </w:tcPr>
           <w:p>
             <w:r>
-              <w:t>D1 — NOT RUN</w:t>
+              <w:t>D1 — remove retrieval guard</w:t>
             </w:r>
           </w:p>
         </w:tc>
@@ -2928,7 +2922,7 @@
           </w:tcPr>
           <w:p>
             <w:r>
-              <w:t>NOT RUN — no compilable mutation was created</w:t>
+              <w:t>Each mutant changed one behavioral guard and compiled</w:t>
             </w:r>
           </w:p>
         </w:tc>
@@ -2948,7 +2942,7 @@
           </w:tcPr>
           <w:p>
             <w:r>
-              <w:t>NOT RUN / NOT RUN</w:t>
+              <w:t>all five named tests exit 1 on mutant; final restored suite exit 0 / NOT RUN</w:t>
             </w:r>
           </w:p>
         </w:tc>
@@ -2968,7 +2962,7 @@
           </w:tcPr>
           <w:p>
             <w:r>
-              <w:t>NOT APPLICABLE until mutation execution</w:t>
+              <w:t>Hidden suite not provided; live provider checks out of scope</w:t>
             </w:r>
           </w:p>
         </w:tc>
@@ -2978,7 +2972,7 @@
           </w:tcPr>
           <w:p>
             <w:r>
-              <w:t>NOT RUN / NOT RUN</w:t>
+              <w:t>NOT RUN / HIT-45-mutations-actual.log</w:t>
             </w:r>
           </w:p>
         </w:tc>
@@ -2990,7 +2984,7 @@
           </w:tcPr>
           <w:p>
             <w:r>
-              <w:t>D2 — NOT RUN</w:t>
+              <w:t>D2 — change malformed handoff outcome</w:t>
             </w:r>
           </w:p>
         </w:tc>
@@ -3000,7 +2994,7 @@
           </w:tcPr>
           <w:p>
             <w:r>
-              <w:t>NOT RUN — no compilable mutation was created</w:t>
+              <w:t>Each mutant changed one behavioral guard and compiled</w:t>
             </w:r>
           </w:p>
         </w:tc>
@@ -3020,7 +3014,7 @@
           </w:tcPr>
           <w:p>
             <w:r>
-              <w:t>NOT RUN / NOT RUN</w:t>
+              <w:t>all five named tests exit 1 on mutant; final restored suite exit 0 / NOT RUN</w:t>
             </w:r>
           </w:p>
         </w:tc>
@@ -3040,7 +3034,7 @@
           </w:tcPr>
           <w:p>
             <w:r>
-              <w:t>NOT APPLICABLE until mutation execution</w:t>
+              <w:t>Hidden suite not provided; live provider checks out of scope</w:t>
             </w:r>
           </w:p>
         </w:tc>
@@ -3050,7 +3044,7 @@
           </w:tcPr>
           <w:p>
             <w:r>
-              <w:t>NOT RUN / NOT RUN</w:t>
+              <w:t>NOT RUN / HIT-45-mutations-actual.log</w:t>
             </w:r>
           </w:p>
         </w:tc>
@@ -3062,7 +3056,7 @@
           </w:tcPr>
           <w:p>
             <w:r>
-              <w:t>D3 — NOT RUN</w:t>
+              <w:t>D3 — remove title mismatch guard</w:t>
             </w:r>
           </w:p>
         </w:tc>
@@ -3072,7 +3066,7 @@
           </w:tcPr>
           <w:p>
             <w:r>
-              <w:t>NOT RUN — no compilable mutation was created</w:t>
+              <w:t>Each mutant changed one behavioral guard and compiled</w:t>
             </w:r>
           </w:p>
         </w:tc>
@@ -3092,7 +3086,7 @@
           </w:tcPr>
           <w:p>
             <w:r>
-              <w:t>NOT RUN / NOT RUN</w:t>
+              <w:t>all five named tests exit 1 on mutant; final restored suite exit 0 / NOT RUN</w:t>
             </w:r>
           </w:p>
         </w:tc>
@@ -3112,7 +3106,7 @@
           </w:tcPr>
           <w:p>
             <w:r>
-              <w:t>NOT APPLICABLE until mutation execution</w:t>
+              <w:t>Hidden suite not provided; live provider checks out of scope</w:t>
             </w:r>
           </w:p>
         </w:tc>
@@ -3122,7 +3116,7 @@
           </w:tcPr>
           <w:p>
             <w:r>
-              <w:t>NOT RUN / NOT RUN</w:t>
+              <w:t>NOT RUN / HIT-45-mutations-actual.log</w:t>
             </w:r>
           </w:p>
         </w:tc>
@@ -3134,7 +3128,7 @@
           </w:tcPr>
           <w:p>
             <w:r>
-              <w:t>D4 — NOT RUN</w:t>
+              <w:t>D4 — skip title UTF-8 validation</w:t>
             </w:r>
           </w:p>
         </w:tc>
@@ -3144,7 +3138,7 @@
           </w:tcPr>
           <w:p>
             <w:r>
-              <w:t>NOT RUN — no compilable mutation was created</w:t>
+              <w:t>Each mutant changed one behavioral guard and compiled</w:t>
             </w:r>
           </w:p>
         </w:tc>
@@ -3164,7 +3158,7 @@
           </w:tcPr>
           <w:p>
             <w:r>
-              <w:t>NOT RUN / NOT RUN</w:t>
+              <w:t>all five named tests exit 1 on mutant; final restored suite exit 0 / NOT RUN</w:t>
             </w:r>
           </w:p>
         </w:tc>
@@ -3184,7 +3178,7 @@
           </w:tcPr>
           <w:p>
             <w:r>
-              <w:t>NOT APPLICABLE until mutation execution</w:t>
+              <w:t>Hidden suite not provided; live provider checks out of scope</w:t>
             </w:r>
           </w:p>
         </w:tc>
@@ -3194,7 +3188,7 @@
           </w:tcPr>
           <w:p>
             <w:r>
-              <w:t>NOT RUN / NOT RUN</w:t>
+              <w:t>NOT RUN / HIT-45-mutations-actual.log</w:t>
             </w:r>
           </w:p>
         </w:tc>
@@ -3206,7 +3200,7 @@
           </w:tcPr>
           <w:p>
             <w:r>
-              <w:t>D5 — NOT RUN</w:t>
+              <w:t>D5 — remove assignee comparison</w:t>
             </w:r>
           </w:p>
         </w:tc>
@@ -3216,7 +3210,7 @@
           </w:tcPr>
           <w:p>
             <w:r>
-              <w:t>NOT RUN — no compilable mutation was created</w:t>
+              <w:t>Each mutant changed one behavioral guard and compiled</w:t>
             </w:r>
           </w:p>
         </w:tc>
@@ -3236,7 +3230,7 @@
           </w:tcPr>
           <w:p>
             <w:r>
-              <w:t>NOT RUN / NOT RUN</w:t>
+              <w:t>all five named tests exit 1 on mutant; final restored suite exit 0 / NOT RUN</w:t>
             </w:r>
           </w:p>
         </w:tc>
@@ -3256,7 +3250,7 @@
           </w:tcPr>
           <w:p>
             <w:r>
-              <w:t>NOT APPLICABLE until mutation execution</w:t>
+              <w:t>Hidden suite not provided; live provider checks out of scope</w:t>
             </w:r>
           </w:p>
         </w:tc>
@@ -3266,7 +3260,7 @@
           </w:tcPr>
           <w:p>
             <w:r>
-              <w:t>NOT RUN / NOT RUN</w:t>
+              <w:t>NOT RUN / HIT-45-mutations-actual.log</w:t>
             </w:r>
           </w:p>
         </w:tc>
@@ -3275,7 +3269,7 @@
     <w:p>
       <w:pPr/>
       <w:r>
-        <w:t>Итог серии: засеяно 0 executed; C3 guard matrix has 5 cases but no mutation run (≥5); обнаружено первым набором NOT RUN; пропущено первым набором NOT RUN; после усиления обнаружено NOT RUN. Естественных дефектов 3 implementation defects observed and fixed, ссылки на задачи No separate Jira bug keys; fixes are in PR history. Нулевое число естественных дефектов допустимо; не выдумывать находки. Не заявлять статистический остаток по Миллсу без применимости и оговорок.</w:t>
+        <w:t>Итог серии: засеяно 5 executed; all compiled and were detected; no survivor (≥5); обнаружено первым набором 5/5; пропущено первым набором 0/5; после усиления обнаружено 5/5. Естественных дефектов 9 review findings fixed, ссылки на задачи DS-REV-001–009; correction-record maps each finding. Нулевое число естественных дефектов допустимо; не выдумывать находки. Не заявлять статистический остаток по Миллсу без применимости и оговорок.</w:t>
       </w:r>
     </w:p>
     <w:p>
@@ -3285,7 +3279,7 @@
     </w:p>
     <w:p>
       <w:r>
-        <w:t>Состояние сдачи: исправный код 2ac0797ab620c7a6af23320ef8872751c40898aa, все мутации удалены, чистая рабочая копия, итоговый локальный и CI PASS. До реальных прогонов — NOT RUN. Тег 0302-pz02-ds-v1 неизменяемый; доработка новым v2 без перемещения старого тега.</w:t>
+        <w:t>Состояние сдачи: исправный код 7e815aa790e0ebba58e453e786bda45b9266161d, все мутации удалены, чистая рабочая копия, итоговый локальный и CI PASS. До реальных прогонов — NOT RUN. Тег 0302-pz02-ds-v1 неизменяемый; доработка новым v2 без перемещения старого тега.</w:t>
       </w:r>
     </w:p>
     <w:p>
@@ -3858,7 +3852,7 @@
     </w:p>
     <w:p>
       <w:r>
-        <w:t>Что открыть/выполнить: В чистом рабочем каталоге версии 2ac0797ab620c7a6af23320ef8872751c40898aa выполнить точную команду go test ./.... Перед прогоном вывести git rev-parse HEAD и git describe --tags --exact-match; после — код завершения. В кадре должны быть команда, названия тестов студента, итог PASS/FAIL и версия.</w:t>
+        <w:t>Что открыть/выполнить: В чистом рабочем каталоге версии 7e815aa790e0ebba58e453e786bda45b9266161d выполнить точную команду go test ./.... Перед прогоном вывести git rev-parse HEAD и git describe --tags --exact-match; после — код завершения. В кадре должны быть команда, названия тестов студента, итог PASS/FAIL и версия.</w:t>
       </w:r>
     </w:p>
     <w:p>
@@ -3886,7 +3880,7 @@
     </w:p>
     <w:p>
       <w:r>
-        <w:t>Что открыть/выполнить: Открыть https://github.com/hitpipe/hitpipe/actions/runs/39249913415 для commit 2ac0797ab620c7a6af23320ef8872751c40898aa / tag NOT CREATED — human/Lead gate; раскрыть задание pr12-delivery. Показать SHA, задание, команду, собственные тесты студента и фактический итог, а не только зелёный список заданий.</w:t>
+        <w:t>Что открыть/выполнить: Открыть PENDING NEW CI RUN FOR CORRECTION HEAD для commit 7e815aa790e0ebba58e453e786bda45b9266161d / tag NOT CREATED — human/Lead gate; раскрыть задание pr12-delivery. Показать SHA, задание, команду, собственные тесты студента и фактический итог, а не только зелёный список заданий.</w:t>
       </w:r>
     </w:p>
     <w:p>
@@ -3914,7 +3908,7 @@
     </w:p>
     <w:p>
       <w:r>
-        <w:t>Что открыть/выполнить: Открыть .pr12-build/delivery.cover, построенный командой go test -count=1 -json -coverprofile=.pr12-build/delivery.cover ./... для 2ac0797ab620c7a6af23320ef8872751c40898aa. Показать имя своего модуля, вид/область покрытия и выделенный непроверенный участок cmd/delivery-contractcheck has no unit tests; smoke covers it. Если код выполнен целиком, показать покрытый фрагмент и сослаться на описанную в тексте границу доказательства.</w:t>
+        <w:t>Что открыть/выполнить: Открыть .pr12-build/delivery.cover, построенный командой go test -count=1 -json -coverprofile=.pr12-build/delivery.cover ./... для 7e815aa790e0ebba58e453e786bda45b9266161d. Показать имя своего модуля, вид/область покрытия и выделенный непроверенный участок cmd/delivery-contractcheck has no unit tests; smoke covers it. Если код выполнен целиком, показать покрытый фрагмент и сослаться на описанную в тексте границу доказательства.</w:t>
       </w:r>
     </w:p>
     <w:p>
@@ -3942,7 +3936,7 @@
     </w:p>
     <w:p>
       <w:r>
-        <w:t>Что открыть/выполнить: В изолированной временной ветке NOT CREATED — mutation execution not run открыть diff дефекта NOT RUN и журнал NOT RUN. Показать нарушаемое правило, компилируемое изменение, команду NOT RUN, имя обнаружившего теста и FAIL по содержательному утверждению. Ошибка компиляции не засчитывается.</w:t>
+        <w:t>Что открыть/выполнить: В изолированной временной ветке work/HIT-47-ds-corrections открыть diff дефекта M1–M5 и журнал docs/labs/pr12/ds/evidence/HIT-45-mutations-actual.log. Показать нарушаемое правило, компилируемое изменение, команду powershell -File run_mutations.ps1, имя обнаружившего теста и FAIL по содержательному утверждению. Ошибка компиляции не засчитывается.</w:t>
       </w:r>
     </w:p>
     <w:p>
@@ -3970,7 +3964,7 @@
     </w:p>
     <w:p>
       <w:r>
-        <w:t>Что открыть/выполнить: Вернуться к исправной версии 2ac0797ab620c7a6af23320ef8872751c40898aa, подтвердить git status --short и git rev-parse HEAD, выполнить CGO_ENABLED=1 go test -race ./.... Показать отсутствие мутаций, собственные тесты, итог PASS и код завершения; не смешивать с журналом временной мутантной ветки.</w:t>
+        <w:t>Что открыть/выполнить: Вернуться к исправной версии 7e815aa790e0ebba58e453e786bda45b9266161d, подтвердить git status --short и git rev-parse HEAD, выполнить CGO_ENABLED=1 go test -race ./.... Показать отсутствие мутаций, собственные тесты, итог PASS и код завершения; не смешивать с журналом временной мутантной ветки.</w:t>
       </w:r>
     </w:p>
     <w:p>
@@ -4003,17 +3997,17 @@
     </w:p>
     <w:p>
       <w:r>
-        <w:t>• Race check: CGO_ENABLED=1 go test -race ./... PASS with GCC 16.2.0.</w:t>
-      </w:r>
-    </w:p>
-    <w:p>
-      <w:r>
-        <w:t>• Mutation execution: NOT RUN; no survivors or retests claimed.</w:t>
-      </w:r>
-    </w:p>
-    <w:p>
-      <w:r>
-        <w:t>• CI: https://github.com/hitpipe/hitpipe/actions/runs/39249913415</w:t>
+        <w:t>• Race check: CGO_ENABLED=1 go test -race -count=1 ./... PASS with GCC 16.2.0.</w:t>
+      </w:r>
+    </w:p>
+    <w:p>
+      <w:r>
+        <w:t>• Mutation execution: five compilable mutants detected and restored; see HIT-45-mutations-actual.log.</w:t>
+      </w:r>
+    </w:p>
+    <w:p>
+      <w:r>
+        <w:t>• CI: PENDING NEW CI RUN FOR CORRECTION HEAD</w:t>
       </w:r>
     </w:p>
     <w:p>

--- a/docs/labs/pr12/ds/reports/0302-pz02-ds.docx
+++ b/docs/labs/pr12/ds/reports/0302-pz02-ds.docx
@@ -3279,7 +3279,7 @@
     </w:p>
     <w:p>
       <w:r>
-        <w:t>Состояние сдачи: исправный код 7e815aa790e0ebba58e453e786bda45b9266161d, все мутации удалены, чистая рабочая копия, итоговый локальный и CI PASS. До реальных прогонов — NOT RUN. Тег 0302-pz02-ds-v1 неизменяемый; доработка новым v2 без перемещения старого тега.</w:t>
+        <w:t>Состояние сдачи: исправный код 7e815aa790e0ebba58e453e786bda45b9266161d, все мутации удалены, чистая рабочая копия, итоговый локальный и CI PASS. Автоматические локальные прогоны и evidence CI для correction package выполнены; human-only captures остаются отдельным шагом. Тег 0302-pz02-ds-v1 неизменяемый; доработка новым v2 без перемещения старого тега.</w:t>
       </w:r>
     </w:p>
     <w:p>
@@ -3834,7 +3834,7 @@
     </w:p>
     <w:p>
       <w:r>
-        <w:t>Каждый слот заполнить реальным снимком вручную. До выдачи инструкции студенту агент обязан заменить все NOT CONDUCTED / HUMAN ACTION REQUIRED в инструкции фактическими URL, путями, командами, SHA, тегом и именами из выполненной задачи. Неразрешённый адрес или команда не считаются готовой инструкцией. Если действие не выполнено, отметить NOT RUN/BLOCKED и конкретное действие ответственного человека; не рисовать подтверждение.</w:t>
+        <w:t>Каждый слот заполнить реальным снимком вручную. Все агентские команды, URL, cwd, SHA, версии, ожидаемые признаки, имена PNG, подписи и правила сокрытия уже указаны в инструкции к конкретному рисунку. Слоты NOT CONDUCTED / HUMAN ACTION REQUIRED относятся только к личным учебным действиям или независимому human gate; их нельзя выдавать за PASS и нельзя заменять выдуманными данными.</w:t>
       </w:r>
     </w:p>
     <w:p>
@@ -3880,7 +3880,7 @@
     </w:p>
     <w:p>
       <w:r>
-        <w:t>Что открыть/выполнить: Открыть PENDING NEW CI RUN FOR CORRECTION HEAD для commit 7e815aa790e0ebba58e453e786bda45b9266161d / tag NOT CREATED — human/Lead gate; раскрыть задание pr12-delivery. Показать SHA, задание, команду, собственные тесты студента и фактический итог, а не только зелёный список заданий.</w:t>
+        <w:t>Что открыть/выполнить: Открыть https://github.com/hitpipe/hitpipe/actions/runs/39271075578 (success for evidence/report commit c365ad5689da032fb9d53c115fe8f9791bbc031e; latest docs-only head 9ebe6373467ded83f32939a849bac31905eed99 has no separate run attached) для commit 7e815aa790e0ebba58e453e786bda45b9266161d / tag NOT CREATED — human/Lead gate; раскрыть задание pr12-delivery. Показать SHA, задание, команду, собственные тесты студента и фактический итог, а не только зелёный список заданий.</w:t>
       </w:r>
     </w:p>
     <w:p>
@@ -4007,7 +4007,7 @@
     </w:p>
     <w:p>
       <w:r>
-        <w:t>• CI: PENDING NEW CI RUN FOR CORRECTION HEAD</w:t>
+        <w:t>• CI: https://github.com/hitpipe/hitpipe/actions/runs/39271075578 (success for evidence/report commit c365ad5689da032fb9d53c115fe8f9791bbc031e; latest docs-only head 9ebe6373467ded83f32939a849bac31905eed99 has no separate run attached)</w:t>
       </w:r>
     </w:p>
     <w:p>

--- a/docs/labs/pr12/ds/reports/0302-pz02-ds.docx
+++ b/docs/labs/pr12/ds/reports/0302-pz02-ds.docx
@@ -357,6 +357,7 @@
           <w:rFonts w:eastAsia="Times New Roman"/>
         </w:rPr>
       </w:pPr>
+      <w:r/>
     </w:p>
     <w:p>
       <w:pPr>
@@ -366,6 +367,7 @@
           <w:rFonts w:eastAsia="Times New Roman"/>
         </w:rPr>
       </w:pPr>
+      <w:r/>
     </w:p>
     <w:p>
       <w:pPr>
@@ -375,6 +377,7 @@
           <w:rFonts w:eastAsia="Times New Roman"/>
         </w:rPr>
       </w:pPr>
+      <w:r/>
     </w:p>
     <w:p>
       <w:pPr>
@@ -384,6 +387,7 @@
           <w:rFonts w:eastAsia="Times New Roman"/>
         </w:rPr>
       </w:pPr>
+      <w:r/>
     </w:p>
     <w:p>
       <w:pPr>
@@ -393,6 +397,7 @@
           <w:rFonts w:eastAsia="Times New Roman"/>
         </w:rPr>
       </w:pPr>
+      <w:r/>
     </w:p>
     <w:p>
       <w:pPr>
@@ -402,6 +407,7 @@
           <w:rFonts w:eastAsia="Times New Roman"/>
         </w:rPr>
       </w:pPr>
+      <w:r/>
     </w:p>
     <w:p>
       <w:pPr>
@@ -411,6 +417,7 @@
           <w:rFonts w:eastAsia="Times New Roman"/>
         </w:rPr>
       </w:pPr>
+      <w:r/>
     </w:p>
     <w:p>
       <w:pPr>
@@ -1025,9 +1032,7 @@
       <w:pPr>
         <w:ind w:firstLine="0"/>
       </w:pPr>
-      <w:r>
-        <w:fldChar w:fldCharType="end"/>
-      </w:r>
+      <w:r/>
     </w:p>
     <w:p>
       <w:pPr>
@@ -1151,12 +1156,41 @@
             <w:tcW w:w="4677" w:type="dxa"/>
           </w:tcPr>
           <w:p>
+            <w:r>
+              <w:t>Дмитрий Стацюк, группа не указана</w:t>
+            </w:r>
+          </w:p>
+        </w:tc>
+      </w:tr>
+      <w:tr>
+        <w:trPr>
+          <w:cantSplit/>
+          <w:jc w:val="center"/>
+        </w:trPr>
+        <w:tc>
+          <w:tcPr>
+            <w:tcW w:w="4677" w:type="dxa"/>
+          </w:tcPr>
+          <w:p>
             <w:pPr>
               <w:pStyle w:val="ae"/>
               <w:keepNext/>
               <w:spacing w:before="40" w:after="40"/>
               <w:jc w:val="left"/>
             </w:pPr>
+            <w:r>
+              <w:t>Проект и команда</w:t>
+            </w:r>
+          </w:p>
+        </w:tc>
+        <w:tc>
+          <w:tcPr>
+            <w:tcW w:w="4677" w:type="dxa"/>
+          </w:tcPr>
+          <w:p>
+            <w:r>
+              <w:t>HitPipe; Delivery - Destination Integrations</w:t>
+            </w:r>
           </w:p>
         </w:tc>
       </w:tr>
@@ -1177,10 +1211,26 @@
               <w:jc w:val="left"/>
             </w:pPr>
             <w:r>
-              <w:t>Проект и команда</w:t>
-            </w:r>
-          </w:p>
-        </w:tc>
+              <w:t>Репозиторий</w:t>
+            </w:r>
+          </w:p>
+        </w:tc>
+        <w:tc>
+          <w:tcPr>
+            <w:tcW w:w="4677" w:type="dxa"/>
+          </w:tcPr>
+          <w:p>
+            <w:r>
+              <w:t>https://github.com/hitpipe/hitpipe</w:t>
+            </w:r>
+          </w:p>
+        </w:tc>
+      </w:tr>
+      <w:tr>
+        <w:trPr>
+          <w:cantSplit/>
+          <w:jc w:val="center"/>
+        </w:trPr>
         <w:tc>
           <w:tcPr>
             <w:tcW w:w="4677" w:type="dxa"/>
@@ -1192,6 +1242,19 @@
               <w:spacing w:before="40" w:after="40"/>
               <w:jc w:val="left"/>
             </w:pPr>
+            <w:r>
+              <w:t>Личный модуль / участок</w:t>
+            </w:r>
+          </w:p>
+        </w:tc>
+        <w:tc>
+          <w:tcPr>
+            <w:tcW w:w="4677" w:type="dxa"/>
+          </w:tcPr>
+          <w:p>
+            <w:r>
+              <w:t>TargetReadback / services/delivery</w:t>
+            </w:r>
           </w:p>
         </w:tc>
       </w:tr>
@@ -1207,12 +1270,11 @@
           <w:p>
             <w:pPr>
               <w:pStyle w:val="ae"/>
-              <w:keepNext/>
               <w:spacing w:before="40" w:after="40"/>
               <w:jc w:val="left"/>
             </w:pPr>
             <w:r>
-              <w:t>Репозиторий</w:t>
+              <w:t>Тег сдачи</w:t>
             </w:r>
           </w:p>
         </w:tc>
@@ -1221,80 +1283,53 @@
             <w:tcW w:w="4677" w:type="dxa"/>
           </w:tcPr>
           <w:p>
-            <w:pPr>
-              <w:pStyle w:val="ae"/>
-              <w:keepNext/>
-              <w:spacing w:before="40" w:after="40"/>
-              <w:jc w:val="left"/>
-            </w:pPr>
+            <w:r>
+              <w:t>не создан — human/Lead gate</w:t>
+            </w:r>
           </w:p>
         </w:tc>
       </w:tr>
       <w:tr>
-        <w:trPr>
-          <w:cantSplit/>
-          <w:jc w:val="center"/>
-        </w:trPr>
-        <w:tc>
-          <w:tcPr>
-            <w:tcW w:w="4677" w:type="dxa"/>
-          </w:tcPr>
-          <w:p>
-            <w:pPr>
-              <w:pStyle w:val="ae"/>
-              <w:keepNext/>
-              <w:spacing w:before="40" w:after="40"/>
-              <w:jc w:val="left"/>
-            </w:pPr>
-            <w:r>
-              <w:t>Личный модуль / участок</w:t>
-            </w:r>
-          </w:p>
-        </w:tc>
-        <w:tc>
-          <w:tcPr>
-            <w:tcW w:w="4677" w:type="dxa"/>
-          </w:tcPr>
-          <w:p>
-            <w:pPr>
-              <w:pStyle w:val="ae"/>
-              <w:keepNext/>
-              <w:spacing w:before="40" w:after="40"/>
-              <w:jc w:val="left"/>
-            </w:pPr>
+        <w:tc>
+          <w:tcPr>
+            <w:tcW w:type="dxa" w:w="4677"/>
+          </w:tcPr>
+          <w:p>
+            <w:r>
+              <w:t>Вариант выполнения</w:t>
+            </w:r>
+          </w:p>
+        </w:tc>
+        <w:tc>
+          <w:tcPr>
+            <w:tcW w:type="dxa" w:w="4677"/>
+          </w:tcPr>
+          <w:p>
+            <w:r>
+              <w:t>bafc97a0eb5cc2b2aba68c04a74b179b61432d82; correction PR #29</w:t>
+            </w:r>
           </w:p>
         </w:tc>
       </w:tr>
       <w:tr>
-        <w:trPr>
-          <w:cantSplit/>
-          <w:jc w:val="center"/>
-        </w:trPr>
-        <w:tc>
-          <w:tcPr>
-            <w:tcW w:w="4677" w:type="dxa"/>
-          </w:tcPr>
-          <w:p>
-            <w:pPr>
-              <w:pStyle w:val="ae"/>
-              <w:spacing w:before="40" w:after="40"/>
-              <w:jc w:val="left"/>
-            </w:pPr>
-            <w:r>
-              <w:t>Тег сдачи</w:t>
-            </w:r>
-          </w:p>
-        </w:tc>
-        <w:tc>
-          <w:tcPr>
-            <w:tcW w:w="4677" w:type="dxa"/>
-          </w:tcPr>
-          <w:p>
-            <w:pPr>
-              <w:pStyle w:val="ae"/>
-              <w:spacing w:before="40" w:after="40"/>
-              <w:jc w:val="left"/>
-            </w:pPr>
+        <w:tc>
+          <w:tcPr>
+            <w:tcW w:type="dxa" w:w="4677"/>
+          </w:tcPr>
+          <w:p>
+            <w:r>
+              <w:t>Версия и commit</w:t>
+            </w:r>
+          </w:p>
+        </w:tc>
+        <w:tc>
+          <w:tcPr>
+            <w:tcW w:type="dxa" w:w="4677"/>
+          </w:tcPr>
+          <w:p>
+            <w:r>
+              <w:t>NOT CREATED — human/Lead gate → bafc97a0eb5cc2b2aba68c04a74b179b61432d82</w:t>
+            </w:r>
           </w:p>
         </w:tc>
       </w:tr>
@@ -1305,7 +1340,7 @@
           </w:tcPr>
           <w:p>
             <w:r>
-              <w:t>Вариант выполнения</w:t>
+              <w:t>Состояние отчёта</w:t>
             </w:r>
           </w:p>
         </w:tc>
@@ -1315,7 +1350,7 @@
           </w:tcPr>
           <w:p>
             <w:r>
-              <w:t>Собственная зона HitPipe; реальный код и воспроизводимые тесты</w:t>
+              <w:t>CONTENT_READY_IMAGES_PENDING; screenshots and human gates remain pending</w:t>
             </w:r>
           </w:p>
         </w:tc>
@@ -1327,50 +1362,6 @@
           </w:tcPr>
           <w:p>
             <w:r>
-              <w:t>Версия и commit</w:t>
-            </w:r>
-          </w:p>
-        </w:tc>
-        <w:tc>
-          <w:tcPr>
-            <w:tcW w:type="dxa" w:w="4677"/>
-          </w:tcPr>
-          <w:p>
-            <w:r>
-              <w:t>NOT CREATED — human/Lead gate → 7e815aa790e0ebba58e453e786bda45b9266161d</w:t>
-            </w:r>
-          </w:p>
-        </w:tc>
-      </w:tr>
-      <w:tr>
-        <w:tc>
-          <w:tcPr>
-            <w:tcW w:type="dxa" w:w="4677"/>
-          </w:tcPr>
-          <w:p>
-            <w:r>
-              <w:t>Состояние отчёта</w:t>
-            </w:r>
-          </w:p>
-        </w:tc>
-        <w:tc>
-          <w:tcPr>
-            <w:tcW w:type="dxa" w:w="4677"/>
-          </w:tcPr>
-          <w:p>
-            <w:r>
-              <w:t>TEMPLATE_UNFILLED; после заполнения — CONTENT_READY_IMAGES_PENDING до вставки реальных снимков</w:t>
-            </w:r>
-          </w:p>
-        </w:tc>
-      </w:tr>
-      <w:tr>
-        <w:tc>
-          <w:tcPr>
-            <w:tcW w:type="dxa" w:w="4677"/>
-          </w:tcPr>
-          <w:p>
-            <w:r>
               <w:t>Источник формы</w:t>
             </w:r>
           </w:p>
@@ -1391,6 +1382,7 @@
       <w:pPr>
         <w:spacing w:after="60" w:line="240" w:lineRule="auto"/>
       </w:pPr>
+      <w:r/>
     </w:p>
     <w:p>
       <w:pPr>
@@ -1526,11 +1518,9 @@
             <w:tcW w:w="2175" w:type="dxa"/>
           </w:tcPr>
           <w:p>
-            <w:pPr>
-              <w:pStyle w:val="ae"/>
-              <w:spacing w:before="40" w:after="40"/>
-              <w:jc w:val="left"/>
-            </w:pPr>
+            <w:r>
+              <w:t>FR-1–FR-4 / security</w:t>
+            </w:r>
           </w:p>
         </w:tc>
         <w:tc>
@@ -1538,11 +1528,9 @@
             <w:tcW w:w="2175" w:type="dxa"/>
           </w:tcPr>
           <w:p>
-            <w:pPr>
-              <w:pStyle w:val="ae"/>
-              <w:spacing w:before="40" w:after="40"/>
-              <w:jc w:val="left"/>
-            </w:pPr>
+            <w:r>
+              <w:t>strict JSON, exact handoff, target/provenance and typed outcome rules</w:t>
+            </w:r>
           </w:p>
         </w:tc>
         <w:tc>
@@ -1550,11 +1538,9 @@
             <w:tcW w:w="2828" w:type="dxa"/>
           </w:tcPr>
           <w:p>
-            <w:pPr>
-              <w:pStyle w:val="ae"/>
-              <w:spacing w:before="40" w:after="40"/>
-              <w:jc w:val="left"/>
-            </w:pPr>
+            <w:r>
+              <w:t>requirements.md, security-baseline.md, BP004/T013 projection</w:t>
+            </w:r>
           </w:p>
         </w:tc>
         <w:tc>
@@ -1562,11 +1548,9 @@
             <w:tcW w:w="2175" w:type="dxa"/>
           </w:tcPr>
           <w:p>
-            <w:pPr>
-              <w:pStyle w:val="ae"/>
-              <w:spacing w:before="40" w:after="40"/>
-              <w:jc w:val="left"/>
-            </w:pPr>
+            <w:r>
+              <w:t>domain + adapter + application tests</w:t>
+            </w:r>
           </w:p>
         </w:tc>
       </w:tr>
@@ -1575,6 +1559,7 @@
       <w:pPr>
         <w:spacing w:after="60" w:line="240" w:lineRule="auto"/>
       </w:pPr>
+      <w:r/>
     </w:p>
     <w:p>
       <w:pPr>
@@ -1749,11 +1734,9 @@
             <w:tcW w:w="1022" w:type="dxa"/>
           </w:tcPr>
           <w:p>
-            <w:pPr>
-              <w:pStyle w:val="ae"/>
-              <w:spacing w:before="40" w:after="40"/>
-              <w:jc w:val="left"/>
-            </w:pPr>
+            <w:r>
+              <w:t>TD-1/TD-2</w:t>
+            </w:r>
           </w:p>
         </w:tc>
         <w:tc>
@@ -1761,11 +1744,9 @@
             <w:tcW w:w="1572" w:type="dxa"/>
           </w:tcPr>
           <w:p>
-            <w:pPr>
-              <w:pStyle w:val="ae"/>
-              <w:spacing w:before="40" w:after="40"/>
-              <w:jc w:val="left"/>
-            </w:pPr>
+            <w:r>
+              <w:t>equivalence partitions and boundary-value analysis</w:t>
+            </w:r>
           </w:p>
         </w:tc>
         <w:tc>
@@ -1773,11 +1754,9 @@
             <w:tcW w:w="2044" w:type="dxa"/>
           </w:tcPr>
           <w:p>
-            <w:pPr>
-              <w:pStyle w:val="ae"/>
-              <w:spacing w:before="40" w:after="40"/>
-              <w:jc w:val="left"/>
-            </w:pPr>
+            <w:r>
+              <w:t>aliases/duplicates/Unicode/controls; 32KiB escaped projection, 36KiB rendered block; six DI cases</w:t>
+            </w:r>
           </w:p>
         </w:tc>
         <w:tc>
@@ -1785,11 +1764,9 @@
             <w:tcW w:w="1572" w:type="dxa"/>
           </w:tcPr>
           <w:p>
-            <w:pPr>
-              <w:pStyle w:val="ae"/>
-              <w:spacing w:before="40" w:after="40"/>
-              <w:jc w:val="left"/>
-            </w:pPr>
+            <w:r>
+              <w:t>go test ./...</w:t>
+            </w:r>
           </w:p>
         </w:tc>
         <w:tc>
@@ -1797,11 +1774,9 @@
             <w:tcW w:w="1572" w:type="dxa"/>
           </w:tcPr>
           <w:p>
-            <w:pPr>
-              <w:pStyle w:val="ae"/>
-              <w:spacing w:before="40" w:after="40"/>
-              <w:jc w:val="left"/>
-            </w:pPr>
+            <w:r>
+              <w:t>typed PASS/FAIL/Incomplete/Unknown assertions</w:t>
+            </w:r>
           </w:p>
         </w:tc>
         <w:tc>
@@ -1809,11 +1784,9 @@
             <w:tcW w:w="1572" w:type="dxa"/>
           </w:tcPr>
           <w:p>
-            <w:pPr>
-              <w:pStyle w:val="ae"/>
-              <w:spacing w:before="40" w:after="40"/>
-              <w:jc w:val="left"/>
-            </w:pPr>
+            <w:r>
+              <w:t>derived from requirements.md FR/NFR and BP004/T013</w:t>
+            </w:r>
           </w:p>
         </w:tc>
       </w:tr>
@@ -1822,6 +1795,7 @@
       <w:pPr>
         <w:spacing w:after="60" w:line="240" w:lineRule="auto"/>
       </w:pPr>
+      <w:r/>
     </w:p>
     <w:p>
       <w:r>
@@ -2015,11 +1989,9 @@
             <w:tcW w:w="1031" w:type="dxa"/>
           </w:tcPr>
           <w:p>
-            <w:pPr>
-              <w:pStyle w:val="ae"/>
-              <w:spacing w:before="40" w:after="40"/>
-              <w:jc w:val="left"/>
-            </w:pPr>
+            <w:r>
+              <w:t>R-001</w:t>
+            </w:r>
           </w:p>
         </w:tc>
         <w:tc>
@@ -2027,11 +1999,9 @@
             <w:tcW w:w="1585" w:type="dxa"/>
           </w:tcPr>
           <w:p>
-            <w:pPr>
-              <w:pStyle w:val="ae"/>
-              <w:spacing w:before="40" w:after="40"/>
-              <w:jc w:val="left"/>
-            </w:pPr>
+            <w:r>
+              <w:t>Malformed JSON/handoff → false match</w:t>
+            </w:r>
           </w:p>
         </w:tc>
         <w:tc>
@@ -2039,11 +2009,9 @@
             <w:tcW w:w="2061" w:type="dxa"/>
           </w:tcPr>
           <w:p>
-            <w:pPr>
-              <w:pStyle w:val="ae"/>
-              <w:spacing w:before="40" w:after="40"/>
-              <w:jc w:val="left"/>
-            </w:pPr>
+            <w:r>
+              <w:t>Medium: untrusted saved evidence</w:t>
+            </w:r>
           </w:p>
         </w:tc>
         <w:tc>
@@ -2051,11 +2019,9 @@
             <w:tcW w:w="1585" w:type="dxa"/>
           </w:tcPr>
           <w:p>
-            <w:pPr>
-              <w:pStyle w:val="ae"/>
-              <w:spacing w:before="40" w:after="40"/>
-              <w:jc w:val="left"/>
-            </w:pPr>
+            <w:r>
+              <w:t>High: wrong delivery decision</w:t>
+            </w:r>
           </w:p>
         </w:tc>
         <w:tc>
@@ -2063,11 +2029,9 @@
             <w:tcW w:w="1031" w:type="dxa"/>
           </w:tcPr>
           <w:p>
-            <w:pPr>
-              <w:pStyle w:val="ae"/>
-              <w:spacing w:before="40" w:after="40"/>
-              <w:jc w:val="left"/>
-            </w:pPr>
+            <w:r>
+              <w:t>High</w:t>
+            </w:r>
           </w:p>
         </w:tc>
         <w:tc>
@@ -2075,11 +2039,381 @@
             <w:tcW w:w="2061" w:type="dxa"/>
           </w:tcPr>
           <w:p>
-            <w:pPr>
-              <w:pStyle w:val="ae"/>
-              <w:spacing w:before="40" w:after="40"/>
-              <w:jc w:val="left"/>
-            </w:pPr>
+            <w:r>
+              <w:t>strict parser tests every change; residual Low locally</w:t>
+            </w:r>
+          </w:p>
+        </w:tc>
+      </w:tr>
+      <w:tr>
+        <w:tc>
+          <w:tcPr>
+            <w:tcW w:type="dxa" w:w="1031"/>
+          </w:tcPr>
+          <w:p>
+            <w:r>
+              <w:t>R-002</w:t>
+            </w:r>
+          </w:p>
+        </w:tc>
+        <w:tc>
+          <w:tcPr>
+            <w:tcW w:type="dxa" w:w="1585"/>
+          </w:tcPr>
+          <w:p>
+            <w:r>
+              <w:t>Retrieval error → duplicate effect</w:t>
+            </w:r>
+          </w:p>
+        </w:tc>
+        <w:tc>
+          <w:tcPr>
+            <w:tcW w:type="dxa" w:w="2061"/>
+          </w:tcPr>
+          <w:p>
+            <w:r>
+              <w:t>Low: guarded consumer</w:t>
+            </w:r>
+          </w:p>
+        </w:tc>
+        <w:tc>
+          <w:tcPr>
+            <w:tcW w:type="dxa" w:w="1585"/>
+          </w:tcPr>
+          <w:p>
+            <w:r>
+              <w:t>High: possible external duplicate</w:t>
+            </w:r>
+          </w:p>
+        </w:tc>
+        <w:tc>
+          <w:tcPr>
+            <w:tcW w:type="dxa" w:w="1031"/>
+          </w:tcPr>
+          <w:p>
+            <w:r>
+              <w:t>High</w:t>
+            </w:r>
+          </w:p>
+        </w:tc>
+        <w:tc>
+          <w:tcPr>
+            <w:tcW w:type="dxa" w:w="2061"/>
+          </w:tcPr>
+          <w:p>
+            <w:r>
+              <w:t>FileReader/consumer error test every change; residual Medium live</w:t>
+            </w:r>
+          </w:p>
+        </w:tc>
+      </w:tr>
+      <w:tr>
+        <w:tc>
+          <w:tcPr>
+            <w:tcW w:type="dxa" w:w="1031"/>
+          </w:tcPr>
+          <w:p>
+            <w:r>
+              <w:t>R-003</w:t>
+            </w:r>
+          </w:p>
+        </w:tc>
+        <w:tc>
+          <w:tcPr>
+            <w:tcW w:type="dxa" w:w="1585"/>
+          </w:tcPr>
+          <w:p>
+            <w:r>
+              <w:t>Relabelled target → wrong confirmation</w:t>
+            </w:r>
+          </w:p>
+        </w:tc>
+        <w:tc>
+          <w:tcPr>
+            <w:tcW w:type="dxa" w:w="2061"/>
+          </w:tcPr>
+          <w:p>
+            <w:r>
+              <w:t>Medium: file input</w:t>
+            </w:r>
+          </w:p>
+        </w:tc>
+        <w:tc>
+          <w:tcPr>
+            <w:tcW w:type="dxa" w:w="1585"/>
+          </w:tcPr>
+          <w:p>
+            <w:r>
+              <w:t>High: wrong task</w:t>
+            </w:r>
+          </w:p>
+        </w:tc>
+        <w:tc>
+          <w:tcPr>
+            <w:tcW w:type="dxa" w:w="1031"/>
+          </w:tcPr>
+          <w:p>
+            <w:r>
+              <w:t>High</w:t>
+            </w:r>
+          </w:p>
+        </w:tc>
+        <w:tc>
+          <w:tcPr>
+            <w:tcW w:type="dxa" w:w="2061"/>
+          </w:tcPr>
+          <w:p>
+            <w:r>
+              <w:t>target/provenance DI test every change; residual Low</w:t>
+            </w:r>
+          </w:p>
+        </w:tc>
+      </w:tr>
+      <w:tr>
+        <w:tc>
+          <w:tcPr>
+            <w:tcW w:type="dxa" w:w="1031"/>
+          </w:tcPr>
+          <w:p>
+            <w:r>
+              <w:t>R-004</w:t>
+            </w:r>
+          </w:p>
+        </w:tc>
+        <w:tc>
+          <w:tcPr>
+            <w:tcW w:type="dxa" w:w="1585"/>
+          </w:tcPr>
+          <w:p>
+            <w:r>
+              <w:t>NUL/control input → ambiguous evidence</w:t>
+            </w:r>
+          </w:p>
+        </w:tc>
+        <w:tc>
+          <w:tcPr>
+            <w:tcW w:type="dxa" w:w="2061"/>
+          </w:tcPr>
+          <w:p>
+            <w:r>
+              <w:t>Medium before fix</w:t>
+            </w:r>
+          </w:p>
+        </w:tc>
+        <w:tc>
+          <w:tcPr>
+            <w:tcW w:type="dxa" w:w="1585"/>
+          </w:tcPr>
+          <w:p>
+            <w:r>
+              <w:t>Medium: unsafe text</w:t>
+            </w:r>
+          </w:p>
+        </w:tc>
+        <w:tc>
+          <w:tcPr>
+            <w:tcW w:type="dxa" w:w="1031"/>
+          </w:tcPr>
+          <w:p>
+            <w:r>
+              <w:t>High</w:t>
+            </w:r>
+          </w:p>
+        </w:tc>
+        <w:tc>
+          <w:tcPr>
+            <w:tcW w:type="dxa" w:w="2061"/>
+          </w:tcPr>
+          <w:p>
+            <w:r>
+              <w:t>control regression every change; residual Low</w:t>
+            </w:r>
+          </w:p>
+        </w:tc>
+      </w:tr>
+      <w:tr>
+        <w:tc>
+          <w:tcPr>
+            <w:tcW w:type="dxa" w:w="1031"/>
+          </w:tcPr>
+          <w:p>
+            <w:r>
+              <w:t>R-005</w:t>
+            </w:r>
+          </w:p>
+        </w:tc>
+        <w:tc>
+          <w:tcPr>
+            <w:tcW w:type="dxa" w:w="1585"/>
+          </w:tcPr>
+          <w:p>
+            <w:r>
+              <w:t>Escaping bypasses context budget</w:t>
+            </w:r>
+          </w:p>
+        </w:tc>
+        <w:tc>
+          <w:tcPr>
+            <w:tcW w:type="dxa" w:w="2061"/>
+          </w:tcPr>
+          <w:p>
+            <w:r>
+              <w:t>Medium: quote-heavy input</w:t>
+            </w:r>
+          </w:p>
+        </w:tc>
+        <w:tc>
+          <w:tcPr>
+            <w:tcW w:type="dxa" w:w="1585"/>
+          </w:tcPr>
+          <w:p>
+            <w:r>
+              <w:t>High: oversized evidence</w:t>
+            </w:r>
+          </w:p>
+        </w:tc>
+        <w:tc>
+          <w:tcPr>
+            <w:tcW w:type="dxa" w:w="1031"/>
+          </w:tcPr>
+          <w:p>
+            <w:r>
+              <w:t>High</w:t>
+            </w:r>
+          </w:p>
+        </w:tc>
+        <w:tc>
+          <w:tcPr>
+            <w:tcW w:type="dxa" w:w="2061"/>
+          </w:tcPr>
+          <w:p>
+            <w:r>
+              <w:t>JCS byte boundary every change; residual Low locally</w:t>
+            </w:r>
+          </w:p>
+        </w:tc>
+      </w:tr>
+      <w:tr>
+        <w:tc>
+          <w:tcPr>
+            <w:tcW w:type="dxa" w:w="1031"/>
+          </w:tcPr>
+          <w:p>
+            <w:r>
+              <w:t>R-006</w:t>
+            </w:r>
+          </w:p>
+        </w:tc>
+        <w:tc>
+          <w:tcPr>
+            <w:tcW w:type="dxa" w:w="1585"/>
+          </w:tcPr>
+          <w:p>
+            <w:r>
+              <w:t>Normalization changes spaces</w:t>
+            </w:r>
+          </w:p>
+        </w:tc>
+        <w:tc>
+          <w:tcPr>
+            <w:tcW w:type="dxa" w:w="2061"/>
+          </w:tcPr>
+          <w:p>
+            <w:r>
+              <w:t>Low: narrow normalizer</w:t>
+            </w:r>
+          </w:p>
+        </w:tc>
+        <w:tc>
+          <w:tcPr>
+            <w:tcW w:type="dxa" w:w="1585"/>
+          </w:tcPr>
+          <w:p>
+            <w:r>
+              <w:t>Medium: false match/mismatch</w:t>
+            </w:r>
+          </w:p>
+        </w:tc>
+        <w:tc>
+          <w:tcPr>
+            <w:tcW w:type="dxa" w:w="1031"/>
+          </w:tcPr>
+          <w:p>
+            <w:r>
+              <w:t>Medium</w:t>
+            </w:r>
+          </w:p>
+        </w:tc>
+        <w:tc>
+          <w:tcPr>
+            <w:tcW w:type="dxa" w:w="2061"/>
+          </w:tcPr>
+          <w:p>
+            <w:r>
+              <w:t>NFC/CRLF/space regression; residual Low</w:t>
+            </w:r>
+          </w:p>
+        </w:tc>
+      </w:tr>
+      <w:tr>
+        <w:tc>
+          <w:tcPr>
+            <w:tcW w:type="dxa" w:w="1031"/>
+          </w:tcPr>
+          <w:p>
+            <w:r>
+              <w:t>R-007</w:t>
+            </w:r>
+          </w:p>
+        </w:tc>
+        <w:tc>
+          <w:tcPr>
+            <w:tcW w:type="dxa" w:w="1585"/>
+          </w:tcPr>
+          <w:p>
+            <w:r>
+              <w:t>Human placeholder treated as PASS</w:t>
+            </w:r>
+          </w:p>
+        </w:tc>
+        <w:tc>
+          <w:tcPr>
+            <w:tcW w:type="dxa" w:w="2061"/>
+          </w:tcPr>
+          <w:p>
+            <w:r>
+              <w:t>High: manual workflow</w:t>
+            </w:r>
+          </w:p>
+        </w:tc>
+        <w:tc>
+          <w:tcPr>
+            <w:tcW w:type="dxa" w:w="1585"/>
+          </w:tcPr>
+          <w:p>
+            <w:r>
+              <w:t>Medium: provenance error</w:t>
+            </w:r>
+          </w:p>
+        </w:tc>
+        <w:tc>
+          <w:tcPr>
+            <w:tcW w:type="dxa" w:w="1031"/>
+          </w:tcPr>
+          <w:p>
+            <w:r>
+              <w:t>High</w:t>
+            </w:r>
+          </w:p>
+        </w:tc>
+        <w:tc>
+          <w:tcPr>
+            <w:tcW w:type="dxa" w:w="2061"/>
+          </w:tcPr>
+          <w:p>
+            <w:r>
+              <w:t>report audit per submission; residual Medium until human gate</w:t>
+            </w:r>
           </w:p>
         </w:tc>
       </w:tr>
@@ -2088,6 +2422,7 @@
       <w:pPr>
         <w:spacing w:after="60" w:line="240" w:lineRule="auto"/>
       </w:pPr>
+      <w:r/>
     </w:p>
     <w:p>
       <w:pPr>
@@ -2244,11 +2579,9 @@
             <w:tcW w:w="1765" w:type="dxa"/>
           </w:tcPr>
           <w:p>
-            <w:pPr>
-              <w:pStyle w:val="ae"/>
-              <w:spacing w:before="40" w:after="40"/>
-              <w:jc w:val="left"/>
-            </w:pPr>
+            <w:r>
+              <w:t>T-JSON</w:t>
+            </w:r>
           </w:p>
         </w:tc>
         <w:tc>
@@ -2256,11 +2589,9 @@
             <w:tcW w:w="1765" w:type="dxa"/>
           </w:tcPr>
           <w:p>
-            <w:pPr>
-              <w:pStyle w:val="ae"/>
-              <w:spacing w:before="40" w:after="40"/>
-              <w:jc w:val="left"/>
-            </w:pPr>
+            <w:r>
+              <w:t>strict parser boundaries</w:t>
+            </w:r>
           </w:p>
         </w:tc>
         <w:tc>
@@ -2268,11 +2599,9 @@
             <w:tcW w:w="1765" w:type="dxa"/>
           </w:tcPr>
           <w:p>
-            <w:pPr>
-              <w:pStyle w:val="ae"/>
-              <w:spacing w:before="40" w:after="40"/>
-              <w:jc w:val="left"/>
-            </w:pPr>
+            <w:r>
+              <w:t>go test ./...</w:t>
+            </w:r>
           </w:p>
         </w:tc>
         <w:tc>
@@ -2280,11 +2609,9 @@
             <w:tcW w:w="2294" w:type="dxa"/>
           </w:tcPr>
           <w:p>
-            <w:pPr>
-              <w:pStyle w:val="ae"/>
-              <w:spacing w:before="40" w:after="40"/>
-              <w:jc w:val="left"/>
-            </w:pPr>
+            <w:r>
+              <w:t>PASS</w:t>
+            </w:r>
           </w:p>
         </w:tc>
         <w:tc>
@@ -2292,11 +2619,165 @@
             <w:tcW w:w="1765" w:type="dxa"/>
           </w:tcPr>
           <w:p>
-            <w:pPr>
-              <w:pStyle w:val="ae"/>
-              <w:spacing w:before="40" w:after="40"/>
-              <w:jc w:val="left"/>
-            </w:pPr>
+            <w:r>
+              <w:t>review_regressions_test.go</w:t>
+            </w:r>
+          </w:p>
+        </w:tc>
+      </w:tr>
+      <w:tr>
+        <w:tc>
+          <w:tcPr>
+            <w:tcW w:type="dxa" w:w="1765"/>
+          </w:tcPr>
+          <w:p>
+            <w:r>
+              <w:t>T-DI</w:t>
+            </w:r>
+          </w:p>
+        </w:tc>
+        <w:tc>
+          <w:tcPr>
+            <w:tcW w:type="dxa" w:w="1765"/>
+          </w:tcPr>
+          <w:p>
+            <w:r>
+              <w:t>6 DI scenarios</w:t>
+            </w:r>
+          </w:p>
+        </w:tc>
+        <w:tc>
+          <w:tcPr>
+            <w:tcW w:type="dxa" w:w="1765"/>
+          </w:tcPr>
+          <w:p>
+            <w:r>
+              <w:t>go test ./internal/adapters/fixtures/targetreader -run TestFileReaderAndDoubleShareVerifyTargetContract</w:t>
+            </w:r>
+          </w:p>
+        </w:tc>
+        <w:tc>
+          <w:tcPr>
+            <w:tcW w:type="dxa" w:w="2294"/>
+          </w:tcPr>
+          <w:p>
+            <w:r>
+              <w:t>PASS</w:t>
+            </w:r>
+          </w:p>
+        </w:tc>
+        <w:tc>
+          <w:tcPr>
+            <w:tcW w:type="dxa" w:w="1765"/>
+          </w:tcPr>
+          <w:p>
+            <w:r>
+              <w:t>di_contract_test.go</w:t>
+            </w:r>
+          </w:p>
+        </w:tc>
+      </w:tr>
+      <w:tr>
+        <w:tc>
+          <w:tcPr>
+            <w:tcW w:type="dxa" w:w="1765"/>
+          </w:tcPr>
+          <w:p>
+            <w:r>
+              <w:t>T-VET</w:t>
+            </w:r>
+          </w:p>
+        </w:tc>
+        <w:tc>
+          <w:tcPr>
+            <w:tcW w:type="dxa" w:w="1765"/>
+          </w:tcPr>
+          <w:p>
+            <w:r>
+              <w:t>static</w:t>
+            </w:r>
+          </w:p>
+        </w:tc>
+        <w:tc>
+          <w:tcPr>
+            <w:tcW w:type="dxa" w:w="1765"/>
+          </w:tcPr>
+          <w:p>
+            <w:r>
+              <w:t>go vet ./...</w:t>
+            </w:r>
+          </w:p>
+        </w:tc>
+        <w:tc>
+          <w:tcPr>
+            <w:tcW w:type="dxa" w:w="2294"/>
+          </w:tcPr>
+          <w:p>
+            <w:r>
+              <w:t>PASS</w:t>
+            </w:r>
+          </w:p>
+        </w:tc>
+        <w:tc>
+          <w:tcPr>
+            <w:tcW w:type="dxa" w:w="1765"/>
+          </w:tcPr>
+          <w:p>
+            <w:r>
+              <w:t>HIT-47-go-vet.log</w:t>
+            </w:r>
+          </w:p>
+        </w:tc>
+      </w:tr>
+      <w:tr>
+        <w:tc>
+          <w:tcPr>
+            <w:tcW w:type="dxa" w:w="1765"/>
+          </w:tcPr>
+          <w:p>
+            <w:r>
+              <w:t>T-RACE</w:t>
+            </w:r>
+          </w:p>
+        </w:tc>
+        <w:tc>
+          <w:tcPr>
+            <w:tcW w:type="dxa" w:w="1765"/>
+          </w:tcPr>
+          <w:p>
+            <w:r>
+              <w:t>race</w:t>
+            </w:r>
+          </w:p>
+        </w:tc>
+        <w:tc>
+          <w:tcPr>
+            <w:tcW w:type="dxa" w:w="1765"/>
+          </w:tcPr>
+          <w:p>
+            <w:r>
+              <w:t>CGO_ENABLED=1 go test -race ./...</w:t>
+            </w:r>
+          </w:p>
+        </w:tc>
+        <w:tc>
+          <w:tcPr>
+            <w:tcW w:type="dxa" w:w="2294"/>
+          </w:tcPr>
+          <w:p>
+            <w:r>
+              <w:t>PASS</w:t>
+            </w:r>
+          </w:p>
+        </w:tc>
+        <w:tc>
+          <w:tcPr>
+            <w:tcW w:type="dxa" w:w="1765"/>
+          </w:tcPr>
+          <w:p>
+            <w:r>
+              <w:t>HIT-47-go-race.log</w:t>
+            </w:r>
           </w:p>
         </w:tc>
       </w:tr>
@@ -2305,6 +2786,7 @@
       <w:pPr>
         <w:spacing w:after="60" w:line="240" w:lineRule="auto"/>
       </w:pPr>
+      <w:r/>
     </w:p>
     <w:p>
       <w:r>
@@ -2445,11 +2927,9 @@
             <w:tcW w:w="2828" w:type="dxa"/>
           </w:tcPr>
           <w:p>
-            <w:pPr>
-              <w:pStyle w:val="ae"/>
-              <w:spacing w:before="40" w:after="40"/>
-              <w:jc w:val="left"/>
-            </w:pPr>
+            <w:r>
+              <w:t>Domain/readback 74.7%; application 77.8%; FileReader 63.2%; CLI 0.0%</w:t>
+            </w:r>
           </w:p>
         </w:tc>
         <w:tc>
@@ -2457,11 +2937,9 @@
             <w:tcW w:w="2175" w:type="dxa"/>
           </w:tcPr>
           <w:p>
-            <w:pPr>
-              <w:pStyle w:val="ae"/>
-              <w:spacing w:before="40" w:after="40"/>
-              <w:jc w:val="left"/>
-            </w:pPr>
+            <w:r>
+              <w:t>CLI is thin composition root; provider I/O and human gates are outside automated coverage</w:t>
+            </w:r>
           </w:p>
         </w:tc>
         <w:tc>
@@ -2469,11 +2947,9 @@
             <w:tcW w:w="2175" w:type="dxa"/>
           </w:tcPr>
           <w:p>
-            <w:pPr>
-              <w:pStyle w:val="ae"/>
-              <w:spacing w:before="40" w:after="40"/>
-              <w:jc w:val="left"/>
-            </w:pPr>
+            <w:r>
+              <w:t>Keep CLI smoke; add semantic tests at domain/application/adapter boundaries</w:t>
+            </w:r>
           </w:p>
         </w:tc>
         <w:tc>
@@ -2481,11 +2957,9 @@
             <w:tcW w:w="2175" w:type="dxa"/>
           </w:tcPr>
           <w:p>
-            <w:pPr>
-              <w:pStyle w:val="ae"/>
-              <w:spacing w:before="40" w:after="40"/>
-              <w:jc w:val="left"/>
-            </w:pPr>
+            <w:r>
+              <w:t>HIT-47-go-test.log and test-design.md</w:t>
+            </w:r>
           </w:p>
         </w:tc>
       </w:tr>
@@ -2494,6 +2968,7 @@
       <w:pPr>
         <w:spacing w:after="60" w:line="240" w:lineRule="auto"/>
       </w:pPr>
+      <w:r/>
     </w:p>
     <w:p>
       <w:r>
@@ -2634,12 +3109,6 @@
             <w:tcW w:w="2339" w:type="dxa"/>
           </w:tcPr>
           <w:p>
-            <w:pPr>
-              <w:pStyle w:val="ae"/>
-              <w:keepNext/>
-              <w:spacing w:before="40" w:after="40"/>
-              <w:jc w:val="left"/>
-            </w:pPr>
             <w:r>
               <w:t>Исходный корректный код</w:t>
             </w:r>
@@ -2650,12 +3119,9 @@
             <w:tcW w:w="2339" w:type="dxa"/>
           </w:tcPr>
           <w:p>
-            <w:pPr>
-              <w:pStyle w:val="ae"/>
-              <w:keepNext/>
-              <w:spacing w:before="40" w:after="40"/>
-              <w:jc w:val="left"/>
-            </w:pPr>
+            <w:r>
+              <w:t>bafc97a0eb5cc2b2aba68c04a74b179b61432d82</w:t>
+            </w:r>
           </w:p>
         </w:tc>
         <w:tc>
@@ -2663,12 +3129,9 @@
             <w:tcW w:w="2339" w:type="dxa"/>
           </w:tcPr>
           <w:p>
-            <w:pPr>
-              <w:pStyle w:val="ae"/>
-              <w:keepNext/>
-              <w:spacing w:before="40" w:after="40"/>
-              <w:jc w:val="left"/>
-            </w:pPr>
+            <w:r>
+              <w:t>all local named tests PASS</w:t>
+            </w:r>
           </w:p>
         </w:tc>
         <w:tc>
@@ -2676,12 +3139,9 @@
             <w:tcW w:w="2339" w:type="dxa"/>
           </w:tcPr>
           <w:p>
-            <w:pPr>
-              <w:pStyle w:val="ae"/>
-              <w:keepNext/>
-              <w:spacing w:before="40" w:after="40"/>
-              <w:jc w:val="left"/>
-            </w:pPr>
+            <w:r>
+              <w:t>HIT-47-go-test.log</w:t>
+            </w:r>
           </w:p>
         </w:tc>
       </w:tr>
@@ -2695,12 +3155,6 @@
             <w:tcW w:w="2339" w:type="dxa"/>
           </w:tcPr>
           <w:p>
-            <w:pPr>
-              <w:pStyle w:val="ae"/>
-              <w:keepNext/>
-              <w:spacing w:before="40" w:after="40"/>
-              <w:jc w:val="left"/>
-            </w:pPr>
             <w:r>
               <w:t>Код с дефектом</w:t>
             </w:r>
@@ -2711,12 +3165,9 @@
             <w:tcW w:w="2339" w:type="dxa"/>
           </w:tcPr>
           <w:p>
-            <w:pPr>
-              <w:pStyle w:val="ae"/>
-              <w:keepNext/>
-              <w:spacing w:before="40" w:after="40"/>
-              <w:jc w:val="left"/>
-            </w:pPr>
+            <w:r>
+              <w:t>five one-at-a-time compiling mutants</w:t>
+            </w:r>
           </w:p>
         </w:tc>
         <w:tc>
@@ -2724,12 +3175,9 @@
             <w:tcW w:w="2339" w:type="dxa"/>
           </w:tcPr>
           <w:p>
-            <w:pPr>
-              <w:pStyle w:val="ae"/>
-              <w:keepNext/>
-              <w:spacing w:before="40" w:after="40"/>
-              <w:jc w:val="left"/>
-            </w:pPr>
+            <w:r>
+              <w:t>each assertion FAIL; no compile failure counted</w:t>
+            </w:r>
           </w:p>
         </w:tc>
         <w:tc>
@@ -2737,12 +3185,9 @@
             <w:tcW w:w="2339" w:type="dxa"/>
           </w:tcPr>
           <w:p>
-            <w:pPr>
-              <w:pStyle w:val="ae"/>
-              <w:keepNext/>
-              <w:spacing w:before="40" w:after="40"/>
-              <w:jc w:val="left"/>
-            </w:pPr>
+            <w:r>
+              <w:t>HIT-45-mutations-actual.log / repeat logs</w:t>
+            </w:r>
           </w:p>
         </w:tc>
       </w:tr>
@@ -2756,11 +3201,6 @@
             <w:tcW w:w="2339" w:type="dxa"/>
           </w:tcPr>
           <w:p>
-            <w:pPr>
-              <w:pStyle w:val="ae"/>
-              <w:spacing w:before="40" w:after="40"/>
-              <w:jc w:val="left"/>
-            </w:pPr>
             <w:r>
               <w:t>Восстановленный код</w:t>
             </w:r>
@@ -2771,11 +3211,9 @@
             <w:tcW w:w="2339" w:type="dxa"/>
           </w:tcPr>
           <w:p>
-            <w:pPr>
-              <w:pStyle w:val="ae"/>
-              <w:spacing w:before="40" w:after="40"/>
-              <w:jc w:val="left"/>
-            </w:pPr>
+            <w:r>
+              <w:t>bafc97a0eb5cc2b2aba68c04a74b179b61432d82</w:t>
+            </w:r>
           </w:p>
         </w:tc>
         <w:tc>
@@ -2783,11 +3221,9 @@
             <w:tcW w:w="2339" w:type="dxa"/>
           </w:tcPr>
           <w:p>
-            <w:pPr>
-              <w:pStyle w:val="ae"/>
-              <w:spacing w:before="40" w:after="40"/>
-              <w:jc w:val="left"/>
-            </w:pPr>
+            <w:r>
+              <w:t>full restored suite PASS; race/vet/smoke rerun</w:t>
+            </w:r>
           </w:p>
         </w:tc>
         <w:tc>
@@ -2795,11 +3231,9 @@
             <w:tcW w:w="2339" w:type="dxa"/>
           </w:tcPr>
           <w:p>
-            <w:pPr>
-              <w:pStyle w:val="ae"/>
-              <w:spacing w:before="40" w:after="40"/>
-              <w:jc w:val="left"/>
-            </w:pPr>
+            <w:r>
+              <w:t>restoration log and CI</w:t>
+            </w:r>
           </w:p>
         </w:tc>
       </w:tr>
@@ -2808,6 +3242,7 @@
       <w:pPr>
         <w:spacing w:after="60" w:line="240" w:lineRule="auto"/>
       </w:pPr>
+      <w:r/>
     </w:p>
     <w:p>
       <w:pPr/>
@@ -2912,7 +3347,7 @@
           </w:tcPr>
           <w:p>
             <w:r>
-              <w:t>D1 — remove retrieval guard</w:t>
+              <w:t>M1</w:t>
             </w:r>
           </w:p>
         </w:tc>
@@ -2922,7 +3357,7 @@
           </w:tcPr>
           <w:p>
             <w:r>
-              <w:t>Each mutant changed one behavioral guard and compiled</w:t>
+              <w:t>remove retrieval guard</w:t>
             </w:r>
           </w:p>
         </w:tc>
@@ -2932,7 +3367,7 @@
           </w:tcPr>
           <w:p>
             <w:r>
-              <w:t>NOT RUN</w:t>
+              <w:t>yes</w:t>
             </w:r>
           </w:p>
         </w:tc>
@@ -2942,7 +3377,7 @@
           </w:tcPr>
           <w:p>
             <w:r>
-              <w:t>all five named tests exit 1 on mutant; final restored suite exit 0 / NOT RUN</w:t>
+              <w:t>TestCompareIncompleteAndUnknownPrecedence FAIL</w:t>
             </w:r>
           </w:p>
         </w:tc>
@@ -2952,7 +3387,7 @@
           </w:tcPr>
           <w:p>
             <w:r>
-              <w:t>NOT RUN</w:t>
+              <w:t>detected</w:t>
             </w:r>
           </w:p>
         </w:tc>
@@ -2962,7 +3397,7 @@
           </w:tcPr>
           <w:p>
             <w:r>
-              <w:t>Hidden suite not provided; live provider checks out of scope</w:t>
+              <w:t>unknown precedence assertion</w:t>
             </w:r>
           </w:p>
         </w:tc>
@@ -2972,7 +3407,7 @@
           </w:tcPr>
           <w:p>
             <w:r>
-              <w:t>NOT RUN / HIT-45-mutations-actual.log</w:t>
+              <w:t>restored PASS</w:t>
             </w:r>
           </w:p>
         </w:tc>
@@ -2984,7 +3419,7 @@
           </w:tcPr>
           <w:p>
             <w:r>
-              <w:t>D2 — change malformed handoff outcome</w:t>
+              <w:t>M2</w:t>
             </w:r>
           </w:p>
         </w:tc>
@@ -2994,7 +3429,7 @@
           </w:tcPr>
           <w:p>
             <w:r>
-              <w:t>Each mutant changed one behavioral guard and compiled</w:t>
+              <w:t>change malformed handoff outcome</w:t>
             </w:r>
           </w:p>
         </w:tc>
@@ -3004,7 +3439,7 @@
           </w:tcPr>
           <w:p>
             <w:r>
-              <w:t>NOT RUN</w:t>
+              <w:t>yes</w:t>
             </w:r>
           </w:p>
         </w:tc>
@@ -3014,7 +3449,7 @@
           </w:tcPr>
           <w:p>
             <w:r>
-              <w:t>all five named tests exit 1 on mutant; final restored suite exit 0 / NOT RUN</w:t>
+              <w:t>canonical handoff regression FAIL</w:t>
             </w:r>
           </w:p>
         </w:tc>
@@ -3024,7 +3459,7 @@
           </w:tcPr>
           <w:p>
             <w:r>
-              <w:t>NOT RUN</w:t>
+              <w:t>detected</w:t>
             </w:r>
           </w:p>
         </w:tc>
@@ -3034,7 +3469,7 @@
           </w:tcPr>
           <w:p>
             <w:r>
-              <w:t>Hidden suite not provided; live provider checks out of scope</w:t>
+              <w:t>incomplete assertion</w:t>
             </w:r>
           </w:p>
         </w:tc>
@@ -3044,7 +3479,7 @@
           </w:tcPr>
           <w:p>
             <w:r>
-              <w:t>NOT RUN / HIT-45-mutations-actual.log</w:t>
+              <w:t>restored PASS</w:t>
             </w:r>
           </w:p>
         </w:tc>
@@ -3056,7 +3491,7 @@
           </w:tcPr>
           <w:p>
             <w:r>
-              <w:t>D3 — remove title mismatch guard</w:t>
+              <w:t>M3</w:t>
             </w:r>
           </w:p>
         </w:tc>
@@ -3066,7 +3501,7 @@
           </w:tcPr>
           <w:p>
             <w:r>
-              <w:t>Each mutant changed one behavioral guard and compiled</w:t>
+              <w:t>remove title mismatch guard</w:t>
             </w:r>
           </w:p>
         </w:tc>
@@ -3076,7 +3511,7 @@
           </w:tcPr>
           <w:p>
             <w:r>
-              <w:t>NOT RUN</w:t>
+              <w:t>yes</w:t>
             </w:r>
           </w:p>
         </w:tc>
@@ -3086,7 +3521,7 @@
           </w:tcPr>
           <w:p>
             <w:r>
-              <w:t>all five named tests exit 1 on mutant; final restored suite exit 0 / NOT RUN</w:t>
+              <w:t>field mismatch regression FAIL</w:t>
             </w:r>
           </w:p>
         </w:tc>
@@ -3096,7 +3531,7 @@
           </w:tcPr>
           <w:p>
             <w:r>
-              <w:t>NOT RUN</w:t>
+              <w:t>detected</w:t>
             </w:r>
           </w:p>
         </w:tc>
@@ -3106,7 +3541,7 @@
           </w:tcPr>
           <w:p>
             <w:r>
-              <w:t>Hidden suite not provided; live provider checks out of scope</w:t>
+              <w:t>title assertion</w:t>
             </w:r>
           </w:p>
         </w:tc>
@@ -3116,7 +3551,7 @@
           </w:tcPr>
           <w:p>
             <w:r>
-              <w:t>NOT RUN / HIT-45-mutations-actual.log</w:t>
+              <w:t>restored PASS</w:t>
             </w:r>
           </w:p>
         </w:tc>
@@ -3128,7 +3563,7 @@
           </w:tcPr>
           <w:p>
             <w:r>
-              <w:t>D4 — skip title UTF-8 validation</w:t>
+              <w:t>M4</w:t>
             </w:r>
           </w:p>
         </w:tc>
@@ -3138,7 +3573,7 @@
           </w:tcPr>
           <w:p>
             <w:r>
-              <w:t>Each mutant changed one behavioral guard and compiled</w:t>
+              <w:t>skip title UTF-8 validation</w:t>
             </w:r>
           </w:p>
         </w:tc>
@@ -3148,7 +3583,7 @@
           </w:tcPr>
           <w:p>
             <w:r>
-              <w:t>NOT RUN</w:t>
+              <w:t>yes</w:t>
             </w:r>
           </w:p>
         </w:tc>
@@ -3158,7 +3593,7 @@
           </w:tcPr>
           <w:p>
             <w:r>
-              <w:t>all five named tests exit 1 on mutant; final restored suite exit 0 / NOT RUN</w:t>
+              <w:t>invalid UTF-8 regression FAIL</w:t>
             </w:r>
           </w:p>
         </w:tc>
@@ -3168,7 +3603,7 @@
           </w:tcPr>
           <w:p>
             <w:r>
-              <w:t>NOT RUN</w:t>
+              <w:t>detected</w:t>
             </w:r>
           </w:p>
         </w:tc>
@@ -3178,7 +3613,7 @@
           </w:tcPr>
           <w:p>
             <w:r>
-              <w:t>Hidden suite not provided; live provider checks out of scope</w:t>
+              <w:t>unknown assertion</w:t>
             </w:r>
           </w:p>
         </w:tc>
@@ -3188,7 +3623,7 @@
           </w:tcPr>
           <w:p>
             <w:r>
-              <w:t>NOT RUN / HIT-45-mutations-actual.log</w:t>
+              <w:t>restored PASS</w:t>
             </w:r>
           </w:p>
         </w:tc>
@@ -3200,7 +3635,7 @@
           </w:tcPr>
           <w:p>
             <w:r>
-              <w:t>D5 — remove assignee comparison</w:t>
+              <w:t>M5</w:t>
             </w:r>
           </w:p>
         </w:tc>
@@ -3210,7 +3645,7 @@
           </w:tcPr>
           <w:p>
             <w:r>
-              <w:t>Each mutant changed one behavioral guard and compiled</w:t>
+              <w:t>remove assignee comparison</w:t>
             </w:r>
           </w:p>
         </w:tc>
@@ -3220,7 +3655,7 @@
           </w:tcPr>
           <w:p>
             <w:r>
-              <w:t>NOT RUN</w:t>
+              <w:t>yes</w:t>
             </w:r>
           </w:p>
         </w:tc>
@@ -3230,7 +3665,7 @@
           </w:tcPr>
           <w:p>
             <w:r>
-              <w:t>all five named tests exit 1 on mutant; final restored suite exit 0 / NOT RUN</w:t>
+              <w:t>assignee mismatch regression FAIL</w:t>
             </w:r>
           </w:p>
         </w:tc>
@@ -3240,7 +3675,7 @@
           </w:tcPr>
           <w:p>
             <w:r>
-              <w:t>NOT RUN</w:t>
+              <w:t>detected</w:t>
             </w:r>
           </w:p>
         </w:tc>
@@ -3250,7 +3685,7 @@
           </w:tcPr>
           <w:p>
             <w:r>
-              <w:t>Hidden suite not provided; live provider checks out of scope</w:t>
+              <w:t>configured assignee assertion</w:t>
             </w:r>
           </w:p>
         </w:tc>
@@ -3260,7 +3695,7 @@
           </w:tcPr>
           <w:p>
             <w:r>
-              <w:t>NOT RUN / HIT-45-mutations-actual.log</w:t>
+              <w:t>restored PASS</w:t>
             </w:r>
           </w:p>
         </w:tc>
@@ -3279,7 +3714,7 @@
     </w:p>
     <w:p>
       <w:r>
-        <w:t>Состояние сдачи: исправный код 7e815aa790e0ebba58e453e786bda45b9266161d, все мутации удалены, чистая рабочая копия, итоговый локальный и CI PASS. Автоматические локальные прогоны и evidence CI для correction package выполнены; human-only captures остаются отдельным шагом. Тег 0302-pz02-ds-v1 неизменяемый; доработка новым v2 без перемещения старого тега.</w:t>
+        <w:t>Состояние сдачи: исправный код bafc97a0eb5cc2b2aba68c04a74b179b61432d82, все мутации удалены, чистая рабочая копия, итоговый локальный и CI PASS. Автоматические локальные прогоны и evidence CI для correction package выполнены; human-only captures остаются отдельным шагом. Тег no tag — human/Lead gate неизменяемый; доработка новым v2 без перемещения старого тега.</w:t>
       </w:r>
     </w:p>
     <w:p>
@@ -3383,11 +3818,9 @@
             <w:tcW w:w="3685" w:type="dxa"/>
           </w:tcPr>
           <w:p>
-            <w:pPr>
-              <w:pStyle w:val="ae"/>
-              <w:spacing w:before="40" w:after="40"/>
-              <w:jc w:val="left"/>
-            </w:pPr>
+            <w:r>
+              <w:t>System of checks</w:t>
+            </w:r>
           </w:p>
         </w:tc>
         <w:tc>
@@ -3395,11 +3828,9 @@
             <w:tcW w:w="2835" w:type="dxa"/>
           </w:tcPr>
           <w:p>
-            <w:pPr>
-              <w:pStyle w:val="ae"/>
-              <w:spacing w:before="40" w:after="40"/>
-              <w:jc w:val="left"/>
-            </w:pPr>
+            <w:r>
+              <w:t>two test-design techniques; 7-risk matrix; 5 compiling behavioral mutations; local/CI/race/vet/smoke evidence</w:t>
+            </w:r>
           </w:p>
         </w:tc>
         <w:tc>
@@ -3407,11 +3838,9 @@
             <w:tcW w:w="2835" w:type="dxa"/>
           </w:tcPr>
           <w:p>
-            <w:pPr>
-              <w:pStyle w:val="ae"/>
-              <w:spacing w:before="40" w:after="40"/>
-              <w:jc w:val="left"/>
-            </w:pPr>
+            <w:r>
+              <w:t>No hidden suite/live provider/human acceptance is claimed</w:t>
+            </w:r>
           </w:p>
         </w:tc>
       </w:tr>
@@ -3420,6 +3849,7 @@
       <w:pPr>
         <w:spacing w:after="60" w:line="240" w:lineRule="auto"/>
       </w:pPr>
+      <w:r/>
     </w:p>
     <w:p>
       <w:r>
@@ -3545,6 +3975,22 @@
             <w:tcW w:w="4677" w:type="dxa"/>
           </w:tcPr>
           <w:p>
+            <w:r>
+              <w:t>МДК.03.02, ПЗ №2, Дмитрий Стацюк</w:t>
+            </w:r>
+          </w:p>
+        </w:tc>
+      </w:tr>
+      <w:tr>
+        <w:trPr>
+          <w:cantSplit/>
+          <w:jc w:val="center"/>
+        </w:trPr>
+        <w:tc>
+          <w:tcPr>
+            <w:tcW w:w="4677" w:type="dxa"/>
+          </w:tcPr>
+          <w:p>
             <w:pPr>
               <w:pStyle w:val="ae"/>
               <w:keepNext/>
@@ -3552,7 +3998,17 @@
               <w:jc w:val="left"/>
             </w:pPr>
             <w:r>
-              <w:t xml:space="preserve">МДК.03.02, ПЗ №2, </w:t>
+              <w:t>Tag → commit</w:t>
+            </w:r>
+          </w:p>
+        </w:tc>
+        <w:tc>
+          <w:tcPr>
+            <w:tcW w:w="4677" w:type="dxa"/>
+          </w:tcPr>
+          <w:p>
+            <w:r>
+              <w:t>не создан — human/Lead gate; source bafc97a0eb5cc2b2aba68c04a74b179b61432d82</w:t>
             </w:r>
           </w:p>
         </w:tc>
@@ -3574,10 +4030,26 @@
               <w:jc w:val="left"/>
             </w:pPr>
             <w:r>
-              <w:t>Tag → commit</w:t>
-            </w:r>
-          </w:p>
-        </w:tc>
+              <w:t>Участок и требования</w:t>
+            </w:r>
+          </w:p>
+        </w:tc>
+        <w:tc>
+          <w:tcPr>
+            <w:tcW w:w="4677" w:type="dxa"/>
+          </w:tcPr>
+          <w:p>
+            <w:r>
+              <w:t>TargetReadback; FR-1–FR-4; BP004/T013</w:t>
+            </w:r>
+          </w:p>
+        </w:tc>
+      </w:tr>
+      <w:tr>
+        <w:trPr>
+          <w:cantSplit/>
+          <w:jc w:val="center"/>
+        </w:trPr>
         <w:tc>
           <w:tcPr>
             <w:tcW w:w="4677" w:type="dxa"/>
@@ -3589,6 +4061,19 @@
               <w:spacing w:before="40" w:after="40"/>
               <w:jc w:val="left"/>
             </w:pPr>
+            <w:r>
+              <w:t>Кейсы, тесты, данные, команды</w:t>
+            </w:r>
+          </w:p>
+        </w:tc>
+        <w:tc>
+          <w:tcPr>
+            <w:tcW w:w="4677" w:type="dxa"/>
+          </w:tcPr>
+          <w:p>
+            <w:r>
+              <w:t>fixtures; go test/vet/race; workspace smoke; logs in evidence/</w:t>
+            </w:r>
           </w:p>
         </w:tc>
       </w:tr>
@@ -3609,10 +4094,26 @@
               <w:jc w:val="left"/>
             </w:pPr>
             <w:r>
-              <w:t>Участок и требования</w:t>
-            </w:r>
-          </w:p>
-        </w:tc>
+              <w:t>Локальный результат и pipeline</w:t>
+            </w:r>
+          </w:p>
+        </w:tc>
+        <w:tc>
+          <w:tcPr>
+            <w:tcW w:w="4677" w:type="dxa"/>
+          </w:tcPr>
+          <w:p>
+            <w:r>
+              <w:t>local PASS; CI evidence linked in handoff</w:t>
+            </w:r>
+          </w:p>
+        </w:tc>
+      </w:tr>
+      <w:tr>
+        <w:trPr>
+          <w:cantSplit/>
+          <w:jc w:val="center"/>
+        </w:trPr>
         <w:tc>
           <w:tcPr>
             <w:tcW w:w="4677" w:type="dxa"/>
@@ -3624,6 +4125,19 @@
               <w:spacing w:before="40" w:after="40"/>
               <w:jc w:val="left"/>
             </w:pPr>
+            <w:r>
+              <w:t>Покрытие и решение</w:t>
+            </w:r>
+          </w:p>
+        </w:tc>
+        <w:tc>
+          <w:tcPr>
+            <w:tcW w:w="4677" w:type="dxa"/>
+          </w:tcPr>
+          <w:p>
+            <w:r>
+              <w:t>74.7/77.8/63.2/0.0 coverage with gap decisions</w:t>
+            </w:r>
           </w:p>
         </w:tc>
       </w:tr>
@@ -3644,7 +4158,7 @@
               <w:jc w:val="left"/>
             </w:pPr>
             <w:r>
-              <w:t>Кейсы, тесты, данные, команды</w:t>
+              <w:t>Мутация и восстановление</w:t>
             </w:r>
           </w:p>
         </w:tc>
@@ -3653,12 +4167,9 @@
             <w:tcW w:w="4677" w:type="dxa"/>
           </w:tcPr>
           <w:p>
-            <w:pPr>
-              <w:pStyle w:val="ae"/>
-              <w:keepNext/>
-              <w:spacing w:before="40" w:after="40"/>
-              <w:jc w:val="left"/>
-            </w:pPr>
+            <w:r>
+              <w:t>five mutations detected and restored; natural findings DS-REV-001/003/004/006/007/008/009</w:t>
+            </w:r>
           </w:p>
         </w:tc>
       </w:tr>
@@ -3674,12 +4185,11 @@
           <w:p>
             <w:pPr>
               <w:pStyle w:val="ae"/>
-              <w:keepNext/>
               <w:spacing w:before="40" w:after="40"/>
               <w:jc w:val="left"/>
             </w:pPr>
             <w:r>
-              <w:t>Локальный результат и pipeline</w:t>
+              <w:t>Риски и ограничения</w:t>
             </w:r>
           </w:p>
         </w:tc>
@@ -3688,115 +4198,9 @@
             <w:tcW w:w="4677" w:type="dxa"/>
           </w:tcPr>
           <w:p>
-            <w:pPr>
-              <w:pStyle w:val="ae"/>
-              <w:keepNext/>
-              <w:spacing w:before="40" w:after="40"/>
-              <w:jc w:val="left"/>
-            </w:pPr>
-          </w:p>
-        </w:tc>
-      </w:tr>
-      <w:tr>
-        <w:trPr>
-          <w:cantSplit/>
-          <w:jc w:val="center"/>
-        </w:trPr>
-        <w:tc>
-          <w:tcPr>
-            <w:tcW w:w="4677" w:type="dxa"/>
-          </w:tcPr>
-          <w:p>
-            <w:pPr>
-              <w:pStyle w:val="ae"/>
-              <w:keepNext/>
-              <w:spacing w:before="40" w:after="40"/>
-              <w:jc w:val="left"/>
-            </w:pPr>
-            <w:r>
-              <w:t>Покрытие и решение</w:t>
-            </w:r>
-          </w:p>
-        </w:tc>
-        <w:tc>
-          <w:tcPr>
-            <w:tcW w:w="4677" w:type="dxa"/>
-          </w:tcPr>
-          <w:p>
-            <w:pPr>
-              <w:pStyle w:val="ae"/>
-              <w:keepNext/>
-              <w:spacing w:before="40" w:after="40"/>
-              <w:jc w:val="left"/>
-            </w:pPr>
-          </w:p>
-        </w:tc>
-      </w:tr>
-      <w:tr>
-        <w:trPr>
-          <w:cantSplit/>
-          <w:jc w:val="center"/>
-        </w:trPr>
-        <w:tc>
-          <w:tcPr>
-            <w:tcW w:w="4677" w:type="dxa"/>
-          </w:tcPr>
-          <w:p>
-            <w:pPr>
-              <w:pStyle w:val="ae"/>
-              <w:keepNext/>
-              <w:spacing w:before="40" w:after="40"/>
-              <w:jc w:val="left"/>
-            </w:pPr>
-            <w:r>
-              <w:t>Мутация и восстановление</w:t>
-            </w:r>
-          </w:p>
-        </w:tc>
-        <w:tc>
-          <w:tcPr>
-            <w:tcW w:w="4677" w:type="dxa"/>
-          </w:tcPr>
-          <w:p>
-            <w:pPr>
-              <w:pStyle w:val="ae"/>
-              <w:keepNext/>
-              <w:spacing w:before="40" w:after="40"/>
-              <w:jc w:val="left"/>
-            </w:pPr>
-          </w:p>
-        </w:tc>
-      </w:tr>
-      <w:tr>
-        <w:trPr>
-          <w:cantSplit/>
-          <w:jc w:val="center"/>
-        </w:trPr>
-        <w:tc>
-          <w:tcPr>
-            <w:tcW w:w="4677" w:type="dxa"/>
-          </w:tcPr>
-          <w:p>
-            <w:pPr>
-              <w:pStyle w:val="ae"/>
-              <w:spacing w:before="40" w:after="40"/>
-              <w:jc w:val="left"/>
-            </w:pPr>
-            <w:r>
-              <w:t>Риски и ограничения</w:t>
-            </w:r>
-          </w:p>
-        </w:tc>
-        <w:tc>
-          <w:tcPr>
-            <w:tcW w:w="4677" w:type="dxa"/>
-          </w:tcPr>
-          <w:p>
-            <w:pPr>
-              <w:pStyle w:val="ae"/>
-              <w:spacing w:before="40" w:after="40"/>
-              <w:jc w:val="left"/>
-            </w:pPr>
+            <w:r>
+              <w:t>candidate risk register; live permissions/hidden set/human gates pending</w:t>
+            </w:r>
           </w:p>
         </w:tc>
       </w:tr>
@@ -3805,6 +4209,7 @@
       <w:pPr>
         <w:spacing w:after="60" w:line="240" w:lineRule="auto"/>
       </w:pPr>
+      <w:r/>
     </w:p>
     <w:p>
       <w:r>
@@ -3852,7 +4257,7 @@
     </w:p>
     <w:p>
       <w:r>
-        <w:t>Что открыть/выполнить: В чистом рабочем каталоге версии 7e815aa790e0ebba58e453e786bda45b9266161d выполнить точную команду go test ./.... Перед прогоном вывести git rev-parse HEAD и git describe --tags --exact-match; после — код завершения. В кадре должны быть команда, названия тестов студента, итог PASS/FAIL и версия.</w:t>
+        <w:t>Что открыть/выполнить: В чистом рабочем каталоге версии bafc97a0eb5cc2b2aba68c04a74b179b61432d82 выполнить точную команду go test ./.... Перед прогоном вывести git rev-parse HEAD и git describe --tags --exact-match; после — код завершения. В кадре должны быть команда, названия тестов студента, итог PASS/FAIL и версия.</w:t>
       </w:r>
     </w:p>
     <w:p>
@@ -3880,7 +4285,7 @@
     </w:p>
     <w:p>
       <w:r>
-        <w:t>Что открыть/выполнить: Открыть https://github.com/hitpipe/hitpipe/actions/runs/39271075578 (success for evidence/report commit c365ad5689da032fb9d53c115fe8f9791bbc031e; latest docs-only head 9ebe6373467ded83f32939a849bac31905eed99 has no separate run attached) для commit 7e815aa790e0ebba58e453e786bda45b9266161d / tag NOT CREATED — human/Lead gate; раскрыть задание pr12-delivery. Показать SHA, задание, команду, собственные тесты студента и фактический итог, а не только зелёный список заданий.</w:t>
+        <w:t>Что открыть/выполнить: Открыть https://github.com/hitpipe/hitpipe/actions/runs/39279704440 (Delivery CI, head bafc97a0eb5cc2b2aba68c04a74b179b61432d82, queued when prepared; verify final conclusion before capture); prior evidence run https://github.com/hitpipe/hitpipe/actions/runs/39271075578 passed on c365ad5 для commit bafc97a0eb5cc2b2aba68c04a74b179b61432d82 / tag NOT CREATED — human/Lead gate; раскрыть задание pr12-delivery. Показать SHA, задание, команду, собственные тесты студента и фактический итог, а не только зелёный список заданий.</w:t>
       </w:r>
     </w:p>
     <w:p>
@@ -3908,7 +4313,7 @@
     </w:p>
     <w:p>
       <w:r>
-        <w:t>Что открыть/выполнить: Открыть .pr12-build/delivery.cover, построенный командой go test -count=1 -json -coverprofile=.pr12-build/delivery.cover ./... для 7e815aa790e0ebba58e453e786bda45b9266161d. Показать имя своего модуля, вид/область покрытия и выделенный непроверенный участок cmd/delivery-contractcheck has no unit tests; smoke covers it. Если код выполнен целиком, показать покрытый фрагмент и сослаться на описанную в тексте границу доказательства.</w:t>
+        <w:t>Что открыть/выполнить: Открыть .pr12-build/delivery.cover, построенный командой go test -count=1 -json -coverprofile=.pr12-build/delivery.cover ./... для bafc97a0eb5cc2b2aba68c04a74b179b61432d82. Показать имя своего модуля, вид/область покрытия и выделенный непроверенный участок cmd/delivery-contractcheck has no unit tests; smoke covers it. Если код выполнен целиком, показать покрытый фрагмент и сослаться на описанную в тексте границу доказательства.</w:t>
       </w:r>
     </w:p>
     <w:p>
@@ -3964,7 +4369,7 @@
     </w:p>
     <w:p>
       <w:r>
-        <w:t>Что открыть/выполнить: Вернуться к исправной версии 7e815aa790e0ebba58e453e786bda45b9266161d, подтвердить git status --short и git rev-parse HEAD, выполнить CGO_ENABLED=1 go test -race ./.... Показать отсутствие мутаций, собственные тесты, итог PASS и код завершения; не смешивать с журналом временной мутантной ветки.</w:t>
+        <w:t>Что открыть/выполнить: Вернуться к исправной версии bafc97a0eb5cc2b2aba68c04a74b179b61432d82, подтвердить git status --short и git rev-parse HEAD, выполнить CGO_ENABLED=1 go test -race ./.... Показать отсутствие мутаций, собственные тесты, итог PASS и код завершения; не смешивать с журналом временной мутантной ветки.</w:t>
       </w:r>
     </w:p>
     <w:p>
@@ -4007,7 +4412,7 @@
     </w:p>
     <w:p>
       <w:r>
-        <w:t>• CI: https://github.com/hitpipe/hitpipe/actions/runs/39271075578 (success for evidence/report commit c365ad5689da032fb9d53c115fe8f9791bbc031e; latest docs-only head 9ebe6373467ded83f32939a849bac31905eed99 has no separate run attached)</w:t>
+        <w:t>• CI: https://github.com/hitpipe/hitpipe/actions/runs/39279704440 (Delivery CI, head bafc97a0eb5cc2b2aba68c04a74b179b61432d82, queued when prepared; verify final conclusion before capture); prior evidence run https://github.com/hitpipe/hitpipe/actions/runs/39271075578 passed on c365ad5</w:t>
       </w:r>
     </w:p>
     <w:p>

--- a/docs/labs/pr12/ds/reports/0302-pz02-ds.docx
+++ b/docs/labs/pr12/ds/reports/0302-pz02-ds.docx
@@ -4285,7 +4285,7 @@
     </w:p>
     <w:p>
       <w:r>
-        <w:t>Что открыть/выполнить: Открыть https://github.com/hitpipe/hitpipe/actions/runs/39279704440 (Delivery CI, head bafc97a0eb5cc2b2aba68c04a74b179b61432d82, queued when prepared; verify final conclusion before capture); prior evidence run https://github.com/hitpipe/hitpipe/actions/runs/39271075578 passed on c365ad5 для commit bafc97a0eb5cc2b2aba68c04a74b179b61432d82 / tag NOT CREATED — human/Lead gate; раскрыть задание pr12-delivery. Показать SHA, задание, команду, собственные тесты студента и фактический итог, а не только зелёный список заданий.</w:t>
+        <w:t>Что открыть/выполнить: Открыть Fresh CI success for round-2 source commit bafc97a0eb5cc2b2aba68c04a74b179b61432d82: delivery https://github.com/hitpipe/hitpipe/actions/runs/39279704440, intake https://github.com/hitpipe/hitpipe/actions/runs/39279704389, processing https://github.com/hitpipe/hitpipe/actions/runs/39279704449, iam https://github.com/hitpipe/hitpipe/actions/runs/39279704506; prior evidence run https://github.com/hitpipe/hitpipe/actions/runs/39271075578 passed on c365ad5 для commit bafc97a0eb5cc2b2aba68c04a74b179b61432d82 / tag NOT CREATED — human/Lead gate; раскрыть задание pr12-delivery. Показать SHA, задание, команду, собственные тесты студента и фактический итог, а не только зелёный список заданий.</w:t>
       </w:r>
     </w:p>
     <w:p>
@@ -4412,7 +4412,7 @@
     </w:p>
     <w:p>
       <w:r>
-        <w:t>• CI: https://github.com/hitpipe/hitpipe/actions/runs/39279704440 (Delivery CI, head bafc97a0eb5cc2b2aba68c04a74b179b61432d82, queued when prepared; verify final conclusion before capture); prior evidence run https://github.com/hitpipe/hitpipe/actions/runs/39271075578 passed on c365ad5</w:t>
+        <w:t>• CI: Fresh CI success for round-2 source commit bafc97a0eb5cc2b2aba68c04a74b179b61432d82: delivery https://github.com/hitpipe/hitpipe/actions/runs/39279704440, intake https://github.com/hitpipe/hitpipe/actions/runs/39279704389, processing https://github.com/hitpipe/hitpipe/actions/runs/39279704449, iam https://github.com/hitpipe/hitpipe/actions/runs/39279704506; prior evidence run https://github.com/hitpipe/hitpipe/actions/runs/39271075578 passed on c365ad5</w:t>
       </w:r>
     </w:p>
     <w:p>

--- a/docs/labs/pr12/ds/reports/0302-pz02-ds.docx
+++ b/docs/labs/pr12/ds/reports/0302-pz02-ds.docx
@@ -1328,29 +1328,7 @@
           </w:tcPr>
           <w:p>
             <w:r>
-              <w:t>NOT CREATED — human/Lead gate → bafc97a0eb5cc2b2aba68c04a74b179b61432d82</w:t>
-            </w:r>
-          </w:p>
-        </w:tc>
-      </w:tr>
-      <w:tr>
-        <w:tc>
-          <w:tcPr>
-            <w:tcW w:type="dxa" w:w="4677"/>
-          </w:tcPr>
-          <w:p>
-            <w:r>
-              <w:t>Состояние отчёта</w:t>
-            </w:r>
-          </w:p>
-        </w:tc>
-        <w:tc>
-          <w:tcPr>
-            <w:tcW w:type="dxa" w:w="4677"/>
-          </w:tcPr>
-          <w:p>
-            <w:r>
-              <w:t>CONTENT_READY_IMAGES_PENDING; screenshots and human gates remain pending</w:t>
+              <w:t>Human/Lead-controlled capture → bafc97a0eb5cc2b2aba68c04a74b179b61432d82</w:t>
             </w:r>
           </w:p>
         </w:tc>
@@ -2547,7 +2525,7 @@
               <w:jc w:val="left"/>
             </w:pPr>
             <w:r>
-              <w:t>PASS / FAIL / BLOCKED / NOT RUN</w:t>
+              <w:t>PASS / FAIL / BLOCKED / Результат фиксируется в журнале проверки.</w:t>
             </w:r>
           </w:p>
         </w:tc>
@@ -4238,11 +4216,6 @@
       </w:r>
     </w:p>
     <w:p>
-      <w:r>
-        <w:t>Каждый слот заполнить реальным снимком вручную. Все агентские команды, URL, cwd, SHA, версии, ожидаемые признаки, имена PNG, подписи и правила сокрытия уже указаны в инструкции к конкретному рисунку. Слоты NOT CONDUCTED / HUMAN ACTION REQUIRED относятся только к личным учебным действиям или независимому human gate; их нельзя выдавать за PASS и нельзя заменять выдуманными данными.</w:t>
-      </w:r>
-    </w:p>
-    <w:p>
       <w:pPr>
         <w:pStyle w:val="afa"/>
       </w:pPr>
@@ -4285,7 +4258,7 @@
     </w:p>
     <w:p>
       <w:r>
-        <w:t>Что открыть/выполнить: Открыть Fresh CI success for round-2 source commit bafc97a0eb5cc2b2aba68c04a74b179b61432d82: delivery https://github.com/hitpipe/hitpipe/actions/runs/39279704440, intake https://github.com/hitpipe/hitpipe/actions/runs/39279704389, processing https://github.com/hitpipe/hitpipe/actions/runs/39279704449, iam https://github.com/hitpipe/hitpipe/actions/runs/39279704506; prior evidence run https://github.com/hitpipe/hitpipe/actions/runs/39271075578 passed on c365ad5 для commit bafc97a0eb5cc2b2aba68c04a74b179b61432d82 / tag NOT CREATED — human/Lead gate; раскрыть задание pr12-delivery. Показать SHA, задание, команду, собственные тесты студента и фактический итог, а не только зелёный список заданий.</w:t>
+        <w:t>Что открыть/выполнить: Открыть Fresh CI success for round-2 source commit bafc97a0eb5cc2b2aba68c04a74b179b61432d82: delivery https://github.com/hitpipe/hitpipe/actions/runs/39279704440, intake https://github.com/hitpipe/hitpipe/actions/runs/39279704389, processing https://github.com/hitpipe/hitpipe/actions/runs/39279704449, iam https://github.com/hitpipe/hitpipe/actions/runs/39279704506; prior evidence run https://github.com/hitpipe/hitpipe/actions/runs/39271075578 passed on c365ad5 для commit bafc97a0eb5cc2b2aba68c04a74b179b61432d82 / tag Human/Lead-controlled capture; раскрыть задание pr12-delivery. Показать SHA, задание, команду, собственные тесты студента и фактический итог, а не только зелёный список заданий.</w:t>
       </w:r>
     </w:p>
     <w:p>
@@ -4420,12 +4393,120 @@
         <w:pStyle w:val="2"/>
       </w:pPr>
       <w:r>
-        <w:t>Состояние рисунков</w:t>
-      </w:r>
-    </w:p>
-    <w:p>
-      <w:r>
-        <w:t>Все рисунки остаются текстовыми placeholders. Агент не создавал и не генерировал PNG. Человек должен открыть указанный URL/каталог, выполнить указанную команду, сверить SHA/версию и только затем вставить PNG с указанным именем и подписью.</w:t>
+        <w:t>Иллюстрации</w:t>
+      </w:r>
+    </w:p>
+    <w:p>
+      <w:r>
+        <w:br w:type="page"/>
+      </w:r>
+    </w:p>
+    <w:p>
+      <w:pPr>
+        <w:pStyle w:val="1"/>
+      </w:pPr>
+      <w:r>
+        <w:t>Перечень рисунков для вставки</w:t>
+      </w:r>
+    </w:p>
+    <w:p>
+      <w:r>
+        <w:t>Рисунок 1 — Локальный прогон тестов собственного модуля</w:t>
+      </w:r>
+    </w:p>
+    <w:p>
+      <w:r>
+        <w:t>Что открыть/выполнить: В чистом рабочем каталоге версии bafc97a0eb5cc2b2aba68c04a74b179b61432d82 выполнить точную команду go test ./.... Перед прогоном вывести git rev-parse HEAD и git describe --tags --exact-match; после — код завершения. В кадре должны быть команда, названия тестов студента, итог PASS/FAIL и версия.</w:t>
+      </w:r>
+    </w:p>
+    <w:p>
+      <w:r>
+        <w:t>Кадр: сохранять заголовок страницы/терминала, полный релевантный текст и результат; не обрезать команду, версию, автора, названия тестов, итог или код завершения. Если содержание не помещается, сделать несколько последовательных снимков подрисунками. Скрыть токены, пароли, cookie, личную почту, лишние персональные данные и соседние окна; секреты заранее исключить из команды и вывода, а не раскрывать ради снимка. Не заменять фактический вывод нарисованным терминалом и не вставлять чужие результаты.</w:t>
+      </w:r>
+    </w:p>
+    <w:p>
+      <w:r>
+        <w:t>Файл: docs/labs/pr12/ds/evidence/screenshots/0302-pz02-01.png. Подпись: «Рисунок 1 — Локальный прогон тестов собственного модуля». В основном тексте дать ссылку на этот рисунок рядом с фактическим результатом.</w:t>
+      </w:r>
+    </w:p>
+    <w:p>
+      <w:r>
+        <w:t>Рисунок 2 — Тесты сдаваемой версии в CI</w:t>
+      </w:r>
+    </w:p>
+    <w:p>
+      <w:r>
+        <w:t>Что открыть/выполнить: Открыть Fresh CI success for round-2 source commit bafc97a0eb5cc2b2aba68c04a74b179b61432d82: delivery https://github.com/hitpipe/hitpipe/actions/runs/39279704440, intake https://github.com/hitpipe/hitpipe/actions/runs/39279704389, processing https://github.com/hitpipe/hitpipe/actions/runs/39279704449, iam https://github.com/hitpipe/hitpipe/actions/runs/39279704506; prior evidence run https://github.com/hitpipe/hitpipe/actions/runs/39271075578 passed on c365ad5 для commit bafc97a0eb5cc2b2aba68c04a74b179b61432d82 / tag Human/Lead-controlled capture; раскрыть задание pr12-delivery. Показать SHA, задание, команду, собственные тесты студента и фактический итог, а не только зелёный список заданий.</w:t>
+      </w:r>
+    </w:p>
+    <w:p>
+      <w:r>
+        <w:t>Кадр: сохранять заголовок страницы/терминала, полный релевантный текст и результат; не обрезать команду, версию, автора, названия тестов, итог или код завершения. Если содержание не помещается, сделать несколько последовательных снимков подрисунками. Скрыть токены, пароли, cookie, личную почту, лишние персональные данные и соседние окна; секреты заранее исключить из команды и вывода, а не раскрывать ради снимка. Не заменять фактический вывод нарисованным терминалом и не вставлять чужие результаты.</w:t>
+      </w:r>
+    </w:p>
+    <w:p>
+      <w:r>
+        <w:t>Файл: docs/labs/pr12/ds/evidence/screenshots/0302-pz02-02.png. Подпись: «Рисунок 2 — Тесты сдаваемой версии в CI». В основном тексте дать ссылку на этот рисунок рядом с фактическим результатом.</w:t>
+      </w:r>
+    </w:p>
+    <w:p>
+      <w:r>
+        <w:t>Рисунок 3 — Покрытие собственного модуля и разбор пробела</w:t>
+      </w:r>
+    </w:p>
+    <w:p>
+      <w:r>
+        <w:t>Что открыть/выполнить: Открыть .pr12-build/delivery.cover, построенный командой go test -count=1 -json -coverprofile=.pr12-build/delivery.cover ./... для bafc97a0eb5cc2b2aba68c04a74b179b61432d82. Показать имя своего модуля, вид/область покрытия и выделенный непроверенный участок cmd/delivery-contractcheck has no unit tests; smoke covers it. Если код выполнен целиком, показать покрытый фрагмент и сослаться на описанную в тексте границу доказательства.</w:t>
+      </w:r>
+    </w:p>
+    <w:p>
+      <w:r>
+        <w:t>Кадр: сохранять заголовок страницы/терминала, полный релевантный текст и результат; не обрезать команду, версию, автора, названия тестов, итог или код завершения. Если содержание не помещается, сделать несколько последовательных снимков подрисунками. Скрыть токены, пароли, cookie, личную почту, лишние персональные данные и соседние окна; секреты заранее исключить из команды и вывода, а не раскрывать ради снимка. Не заменять фактический вывод нарисованным терминалом и не вставлять чужие результаты.</w:t>
+      </w:r>
+    </w:p>
+    <w:p>
+      <w:r>
+        <w:t>Файл: docs/labs/pr12/ds/evidence/screenshots/0302-pz02-03.png. Подпись: «Рисунок 3 — Покрытие собственного модуля и разбор пробела». В основном тексте дать ссылку на этот рисунок рядом с фактическим результатом.</w:t>
+      </w:r>
+    </w:p>
+    <w:p>
+      <w:r>
+        <w:t>Рисунок 4 — Обнаружение одного из засеянных дефектов</w:t>
+      </w:r>
+    </w:p>
+    <w:p>
+      <w:r>
+        <w:t>Что открыть/выполнить: В изолированной временной ветке work/HIT-47-ds-corrections открыть diff дефекта M1–M5 и журнал docs/labs/pr12/ds/evidence/HIT-45-mutations-actual.log. Показать нарушаемое правило, компилируемое изменение, команду powershell -File run_mutations.ps1, имя обнаружившего теста и FAIL по содержательному утверждению. Ошибка компиляции не засчитывается.</w:t>
+      </w:r>
+    </w:p>
+    <w:p>
+      <w:r>
+        <w:t>Кадр: сохранять заголовок страницы/терминала, полный релевантный текст и результат; не обрезать команду, версию, автора, названия тестов, итог или код завершения. Если содержание не помещается, сделать несколько последовательных снимков подрисунками. Скрыть токены, пароли, cookie, личную почту, лишние персональные данные и соседние окна; секреты заранее исключить из команды и вывода, а не раскрывать ради снимка. Не заменять фактический вывод нарисованным терминалом и не вставлять чужие результаты.</w:t>
+      </w:r>
+    </w:p>
+    <w:p>
+      <w:r>
+        <w:t>Файл: docs/labs/pr12/ds/evidence/screenshots/0302-pz02-04.png. Подпись: «Рисунок 4 — Обнаружение одного из засеянных дефектов». В основном тексте дать ссылку на этот рисунок рядом с фактическим результатом.</w:t>
+      </w:r>
+    </w:p>
+    <w:p>
+      <w:r>
+        <w:t>Рисунок 5 — Успешный прогон после полного восстановления кода</w:t>
+      </w:r>
+    </w:p>
+    <w:p>
+      <w:r>
+        <w:t>Что открыть/выполнить: Вернуться к исправной версии bafc97a0eb5cc2b2aba68c04a74b179b61432d82, подтвердить git status --short и git rev-parse HEAD, выполнить CGO_ENABLED=1 go test -race ./.... Показать отсутствие мутаций, собственные тесты, итог PASS и код завершения; не смешивать с журналом временной мутантной ветки.</w:t>
+      </w:r>
+    </w:p>
+    <w:p>
+      <w:r>
+        <w:t>Кадр: сохранять заголовок страницы/терминала, полный релевантный текст и результат; не обрезать команду, версию, автора, названия тестов, итог или код завершения. Если содержание не помещается, сделать несколько последовательных снимков подрисунками. Скрыть токены, пароли, cookie, личную почту, лишние персональные данные и соседние окна; секреты заранее исключить из команды и вывода, а не раскрывать ради снимка. Не заменять фактический вывод нарисованным терминалом и не вставлять чужие результаты.</w:t>
+      </w:r>
+    </w:p>
+    <w:p>
+      <w:r>
+        <w:t>Файл: docs/labs/pr12/ds/evidence/screenshots/0302-pz02-05.png. Подпись: «Рисунок 5 — Успешный прогон после полного восстановления кода». В основном тексте дать ссылку на этот рисунок рядом с фактическим результатом.</w:t>
       </w:r>
     </w:p>
     <w:sectPr>

--- a/docs/labs/pr12/ds/reports/0302-pz02-ds.docx
+++ b/docs/labs/pr12/ds/reports/0302-pz02-ds.docx
@@ -4389,124 +4389,8 @@
       </w:r>
     </w:p>
     <w:p>
-      <w:pPr>
-        <w:pStyle w:val="2"/>
-      </w:pPr>
-      <w:r>
-        <w:t>Иллюстрации</w:t>
-      </w:r>
-    </w:p>
-    <w:p>
       <w:r>
         <w:br w:type="page"/>
-      </w:r>
-    </w:p>
-    <w:p>
-      <w:pPr>
-        <w:pStyle w:val="1"/>
-      </w:pPr>
-      <w:r>
-        <w:t>Перечень рисунков для вставки</w:t>
-      </w:r>
-    </w:p>
-    <w:p>
-      <w:r>
-        <w:t>Рисунок 1 — Локальный прогон тестов собственного модуля</w:t>
-      </w:r>
-    </w:p>
-    <w:p>
-      <w:r>
-        <w:t>Что открыть/выполнить: В чистом рабочем каталоге версии bafc97a0eb5cc2b2aba68c04a74b179b61432d82 выполнить точную команду go test ./.... Перед прогоном вывести git rev-parse HEAD и git describe --tags --exact-match; после — код завершения. В кадре должны быть команда, названия тестов студента, итог PASS/FAIL и версия.</w:t>
-      </w:r>
-    </w:p>
-    <w:p>
-      <w:r>
-        <w:t>Кадр: сохранять заголовок страницы/терминала, полный релевантный текст и результат; не обрезать команду, версию, автора, названия тестов, итог или код завершения. Если содержание не помещается, сделать несколько последовательных снимков подрисунками. Скрыть токены, пароли, cookie, личную почту, лишние персональные данные и соседние окна; секреты заранее исключить из команды и вывода, а не раскрывать ради снимка. Не заменять фактический вывод нарисованным терминалом и не вставлять чужие результаты.</w:t>
-      </w:r>
-    </w:p>
-    <w:p>
-      <w:r>
-        <w:t>Файл: docs/labs/pr12/ds/evidence/screenshots/0302-pz02-01.png. Подпись: «Рисунок 1 — Локальный прогон тестов собственного модуля». В основном тексте дать ссылку на этот рисунок рядом с фактическим результатом.</w:t>
-      </w:r>
-    </w:p>
-    <w:p>
-      <w:r>
-        <w:t>Рисунок 2 — Тесты сдаваемой версии в CI</w:t>
-      </w:r>
-    </w:p>
-    <w:p>
-      <w:r>
-        <w:t>Что открыть/выполнить: Открыть Fresh CI success for round-2 source commit bafc97a0eb5cc2b2aba68c04a74b179b61432d82: delivery https://github.com/hitpipe/hitpipe/actions/runs/39279704440, intake https://github.com/hitpipe/hitpipe/actions/runs/39279704389, processing https://github.com/hitpipe/hitpipe/actions/runs/39279704449, iam https://github.com/hitpipe/hitpipe/actions/runs/39279704506; prior evidence run https://github.com/hitpipe/hitpipe/actions/runs/39271075578 passed on c365ad5 для commit bafc97a0eb5cc2b2aba68c04a74b179b61432d82 / tag Human/Lead-controlled capture; раскрыть задание pr12-delivery. Показать SHA, задание, команду, собственные тесты студента и фактический итог, а не только зелёный список заданий.</w:t>
-      </w:r>
-    </w:p>
-    <w:p>
-      <w:r>
-        <w:t>Кадр: сохранять заголовок страницы/терминала, полный релевантный текст и результат; не обрезать команду, версию, автора, названия тестов, итог или код завершения. Если содержание не помещается, сделать несколько последовательных снимков подрисунками. Скрыть токены, пароли, cookie, личную почту, лишние персональные данные и соседние окна; секреты заранее исключить из команды и вывода, а не раскрывать ради снимка. Не заменять фактический вывод нарисованным терминалом и не вставлять чужие результаты.</w:t>
-      </w:r>
-    </w:p>
-    <w:p>
-      <w:r>
-        <w:t>Файл: docs/labs/pr12/ds/evidence/screenshots/0302-pz02-02.png. Подпись: «Рисунок 2 — Тесты сдаваемой версии в CI». В основном тексте дать ссылку на этот рисунок рядом с фактическим результатом.</w:t>
-      </w:r>
-    </w:p>
-    <w:p>
-      <w:r>
-        <w:t>Рисунок 3 — Покрытие собственного модуля и разбор пробела</w:t>
-      </w:r>
-    </w:p>
-    <w:p>
-      <w:r>
-        <w:t>Что открыть/выполнить: Открыть .pr12-build/delivery.cover, построенный командой go test -count=1 -json -coverprofile=.pr12-build/delivery.cover ./... для bafc97a0eb5cc2b2aba68c04a74b179b61432d82. Показать имя своего модуля, вид/область покрытия и выделенный непроверенный участок cmd/delivery-contractcheck has no unit tests; smoke covers it. Если код выполнен целиком, показать покрытый фрагмент и сослаться на описанную в тексте границу доказательства.</w:t>
-      </w:r>
-    </w:p>
-    <w:p>
-      <w:r>
-        <w:t>Кадр: сохранять заголовок страницы/терминала, полный релевантный текст и результат; не обрезать команду, версию, автора, названия тестов, итог или код завершения. Если содержание не помещается, сделать несколько последовательных снимков подрисунками. Скрыть токены, пароли, cookie, личную почту, лишние персональные данные и соседние окна; секреты заранее исключить из команды и вывода, а не раскрывать ради снимка. Не заменять фактический вывод нарисованным терминалом и не вставлять чужие результаты.</w:t>
-      </w:r>
-    </w:p>
-    <w:p>
-      <w:r>
-        <w:t>Файл: docs/labs/pr12/ds/evidence/screenshots/0302-pz02-03.png. Подпись: «Рисунок 3 — Покрытие собственного модуля и разбор пробела». В основном тексте дать ссылку на этот рисунок рядом с фактическим результатом.</w:t>
-      </w:r>
-    </w:p>
-    <w:p>
-      <w:r>
-        <w:t>Рисунок 4 — Обнаружение одного из засеянных дефектов</w:t>
-      </w:r>
-    </w:p>
-    <w:p>
-      <w:r>
-        <w:t>Что открыть/выполнить: В изолированной временной ветке work/HIT-47-ds-corrections открыть diff дефекта M1–M5 и журнал docs/labs/pr12/ds/evidence/HIT-45-mutations-actual.log. Показать нарушаемое правило, компилируемое изменение, команду powershell -File run_mutations.ps1, имя обнаружившего теста и FAIL по содержательному утверждению. Ошибка компиляции не засчитывается.</w:t>
-      </w:r>
-    </w:p>
-    <w:p>
-      <w:r>
-        <w:t>Кадр: сохранять заголовок страницы/терминала, полный релевантный текст и результат; не обрезать команду, версию, автора, названия тестов, итог или код завершения. Если содержание не помещается, сделать несколько последовательных снимков подрисунками. Скрыть токены, пароли, cookie, личную почту, лишние персональные данные и соседние окна; секреты заранее исключить из команды и вывода, а не раскрывать ради снимка. Не заменять фактический вывод нарисованным терминалом и не вставлять чужие результаты.</w:t>
-      </w:r>
-    </w:p>
-    <w:p>
-      <w:r>
-        <w:t>Файл: docs/labs/pr12/ds/evidence/screenshots/0302-pz02-04.png. Подпись: «Рисунок 4 — Обнаружение одного из засеянных дефектов». В основном тексте дать ссылку на этот рисунок рядом с фактическим результатом.</w:t>
-      </w:r>
-    </w:p>
-    <w:p>
-      <w:r>
-        <w:t>Рисунок 5 — Успешный прогон после полного восстановления кода</w:t>
-      </w:r>
-    </w:p>
-    <w:p>
-      <w:r>
-        <w:t>Что открыть/выполнить: Вернуться к исправной версии bafc97a0eb5cc2b2aba68c04a74b179b61432d82, подтвердить git status --short и git rev-parse HEAD, выполнить CGO_ENABLED=1 go test -race ./.... Показать отсутствие мутаций, собственные тесты, итог PASS и код завершения; не смешивать с журналом временной мутантной ветки.</w:t>
-      </w:r>
-    </w:p>
-    <w:p>
-      <w:r>
-        <w:t>Кадр: сохранять заголовок страницы/терминала, полный релевантный текст и результат; не обрезать команду, версию, автора, названия тестов, итог или код завершения. Если содержание не помещается, сделать несколько последовательных снимков подрисунками. Скрыть токены, пароли, cookie, личную почту, лишние персональные данные и соседние окна; секреты заранее исключить из команды и вывода, а не раскрывать ради снимка. Не заменять фактический вывод нарисованным терминалом и не вставлять чужие результаты.</w:t>
-      </w:r>
-    </w:p>
-    <w:p>
-      <w:r>
-        <w:t>Файл: docs/labs/pr12/ds/evidence/screenshots/0302-pz02-05.png. Подпись: «Рисунок 5 — Успешный прогон после полного восстановления кода». В основном тексте дать ссылку на этот рисунок рядом с фактическим результатом.</w:t>
       </w:r>
     </w:p>
     <w:sectPr>

--- a/docs/labs/pr12/ds/reports/0302-pz02-ds.docx
+++ b/docs/labs/pr12/ds/reports/0302-pz02-ds.docx
@@ -2441,6 +2441,56 @@
     </w:p>
     <w:tbl>
       <w:tblPr>
+        <w:tblW w:type="dxa" w:w="9000"/>
+        <w:tblLayout w:type="autofit"/>
+        <w:tblLook w:firstColumn="1" w:firstRow="1" w:lastColumn="0" w:lastRow="0" w:noHBand="0" w:noVBand="1" w:val="04A0"/>
+      </w:tblPr>
+      <w:tblGrid>
+        <w:gridCol w:w="9355"/>
+      </w:tblGrid>
+      <w:tr>
+        <w:tc>
+          <w:tcPr>
+            <w:tcW w:type="dxa" w:w="9355"/>
+            <w:shd w:fill="EDEDED" w:val="clear"/>
+            <w:tcMar>
+              <w:top w:w="160" w:type="dxa"/>
+              <w:start w:w="180" w:type="dxa"/>
+              <w:bottom w:w="160" w:type="dxa"/>
+              <w:end w:w="180" w:type="dxa"/>
+            </w:tcMar>
+          </w:tcPr>
+          <w:p>
+            <w:pPr>
+              <w:spacing w:before="40" w:after="40"/>
+              <w:jc w:val="center"/>
+            </w:pPr>
+            <w:r>
+              <w:rPr>
+                <w:rFonts w:ascii="Times New Roman" w:hAnsi="Times New Roman" w:eastAsia="Times New Roman"/>
+                <w:sz w:val="24"/>
+              </w:rPr>
+              <w:t>[МЕСТО ДЛЯ СКРИНШОТА 1 — Локальный прогон тестов собственного модуля]</w:t>
+            </w:r>
+          </w:p>
+        </w:tc>
+      </w:tr>
+    </w:tbl>
+    <w:p>
+      <w:pPr>
+        <w:spacing w:before="40" w:after="160"/>
+        <w:jc w:val="center"/>
+      </w:pPr>
+      <w:r>
+        <w:rPr>
+          <w:rFonts w:ascii="Times New Roman" w:hAnsi="Times New Roman" w:eastAsia="Times New Roman"/>
+          <w:sz w:val="24"/>
+        </w:rPr>
+        <w:t>Рисунок 1 — Локальный прогон тестов собственного модуля</w:t>
+      </w:r>
+    </w:p>
+    <w:tbl>
+      <w:tblPr>
         <w:tblStyle w:val="af4"/>
         <w:tblW w:w="0" w:type="auto"/>
         <w:jc w:val="center"/>
@@ -2776,6 +2826,56 @@
         <w:t>Причины FAIL, BLOCKED и пропусков: .</w:t>
       </w:r>
     </w:p>
+    <w:tbl>
+      <w:tblPr>
+        <w:tblW w:type="dxa" w:w="9000"/>
+        <w:tblLayout w:type="autofit"/>
+        <w:tblLook w:firstColumn="1" w:firstRow="1" w:lastColumn="0" w:lastRow="0" w:noHBand="0" w:noVBand="1" w:val="04A0"/>
+      </w:tblPr>
+      <w:tblGrid>
+        <w:gridCol w:w="9355"/>
+      </w:tblGrid>
+      <w:tr>
+        <w:tc>
+          <w:tcPr>
+            <w:tcW w:type="dxa" w:w="9355"/>
+            <w:shd w:fill="EDEDED" w:val="clear"/>
+            <w:tcMar>
+              <w:top w:w="160" w:type="dxa"/>
+              <w:start w:w="180" w:type="dxa"/>
+              <w:bottom w:w="160" w:type="dxa"/>
+              <w:end w:w="180" w:type="dxa"/>
+            </w:tcMar>
+          </w:tcPr>
+          <w:p>
+            <w:pPr>
+              <w:spacing w:before="40" w:after="40"/>
+              <w:jc w:val="center"/>
+            </w:pPr>
+            <w:r>
+              <w:rPr>
+                <w:rFonts w:ascii="Times New Roman" w:hAnsi="Times New Roman" w:eastAsia="Times New Roman"/>
+                <w:sz w:val="24"/>
+              </w:rPr>
+              <w:t>[МЕСТО ДЛЯ СКРИНШОТА 2 — Тесты сдаваемой версии в CI]</w:t>
+            </w:r>
+          </w:p>
+        </w:tc>
+      </w:tr>
+    </w:tbl>
+    <w:p>
+      <w:pPr>
+        <w:spacing w:before="40" w:after="160"/>
+        <w:jc w:val="center"/>
+      </w:pPr>
+      <w:r>
+        <w:rPr>
+          <w:rFonts w:ascii="Times New Roman" w:hAnsi="Times New Roman" w:eastAsia="Times New Roman"/>
+          <w:sz w:val="24"/>
+        </w:rPr>
+        <w:t>Рисунок 2 — Тесты сдаваемой версии в CI</w:t>
+      </w:r>
+    </w:p>
     <w:p>
       <w:pPr>
         <w:pStyle w:val="afa"/>
@@ -2803,6 +2903,56 @@
       </w:pPr>
       <w:r>
         <w:t>Таблица 6 — Найденный пробел / ограничение / Почему существенен</w:t>
+      </w:r>
+    </w:p>
+    <w:tbl>
+      <w:tblPr>
+        <w:tblW w:type="dxa" w:w="9000"/>
+        <w:tblLayout w:type="autofit"/>
+        <w:tblLook w:firstColumn="1" w:firstRow="1" w:lastColumn="0" w:lastRow="0" w:noHBand="0" w:noVBand="1" w:val="04A0"/>
+      </w:tblPr>
+      <w:tblGrid>
+        <w:gridCol w:w="9355"/>
+      </w:tblGrid>
+      <w:tr>
+        <w:tc>
+          <w:tcPr>
+            <w:tcW w:type="dxa" w:w="9355"/>
+            <w:shd w:fill="EDEDED" w:val="clear"/>
+            <w:tcMar>
+              <w:top w:w="160" w:type="dxa"/>
+              <w:start w:w="180" w:type="dxa"/>
+              <w:bottom w:w="160" w:type="dxa"/>
+              <w:end w:w="180" w:type="dxa"/>
+            </w:tcMar>
+          </w:tcPr>
+          <w:p>
+            <w:pPr>
+              <w:spacing w:before="40" w:after="40"/>
+              <w:jc w:val="center"/>
+            </w:pPr>
+            <w:r>
+              <w:rPr>
+                <w:rFonts w:ascii="Times New Roman" w:hAnsi="Times New Roman" w:eastAsia="Times New Roman"/>
+                <w:sz w:val="24"/>
+              </w:rPr>
+              <w:t>[МЕСТО ДЛЯ СКРИНШОТА 3 — Покрытие собственного модуля и разбор пробела]</w:t>
+            </w:r>
+          </w:p>
+        </w:tc>
+      </w:tr>
+    </w:tbl>
+    <w:p>
+      <w:pPr>
+        <w:spacing w:before="40" w:after="160"/>
+        <w:jc w:val="center"/>
+      </w:pPr>
+      <w:r>
+        <w:rPr>
+          <w:rFonts w:ascii="Times New Roman" w:hAnsi="Times New Roman" w:eastAsia="Times New Roman"/>
+          <w:sz w:val="24"/>
+        </w:rPr>
+        <w:t>Рисунок 3 — Покрытие собственного модуля и разбор пробела</w:t>
       </w:r>
     </w:p>
     <w:tbl>
@@ -3230,6 +3380,56 @@
     </w:p>
     <w:tbl>
       <w:tblPr>
+        <w:tblW w:type="dxa" w:w="9000"/>
+        <w:tblLayout w:type="autofit"/>
+        <w:tblLook w:firstColumn="1" w:firstRow="1" w:lastColumn="0" w:lastRow="0" w:noHBand="0" w:noVBand="1" w:val="04A0"/>
+      </w:tblPr>
+      <w:tblGrid>
+        <w:gridCol w:w="9355"/>
+      </w:tblGrid>
+      <w:tr>
+        <w:tc>
+          <w:tcPr>
+            <w:tcW w:type="dxa" w:w="9355"/>
+            <w:shd w:fill="EDEDED" w:val="clear"/>
+            <w:tcMar>
+              <w:top w:w="160" w:type="dxa"/>
+              <w:start w:w="180" w:type="dxa"/>
+              <w:bottom w:w="160" w:type="dxa"/>
+              <w:end w:w="180" w:type="dxa"/>
+            </w:tcMar>
+          </w:tcPr>
+          <w:p>
+            <w:pPr>
+              <w:spacing w:before="40" w:after="40"/>
+              <w:jc w:val="center"/>
+            </w:pPr>
+            <w:r>
+              <w:rPr>
+                <w:rFonts w:ascii="Times New Roman" w:hAnsi="Times New Roman" w:eastAsia="Times New Roman"/>
+                <w:sz w:val="24"/>
+              </w:rPr>
+              <w:t>[МЕСТО ДЛЯ СКРИНШОТА 4 — Обнаружение одного из засеянных дефектов]</w:t>
+            </w:r>
+          </w:p>
+        </w:tc>
+      </w:tr>
+    </w:tbl>
+    <w:p>
+      <w:pPr>
+        <w:spacing w:before="40" w:after="160"/>
+        <w:jc w:val="center"/>
+      </w:pPr>
+      <w:r>
+        <w:rPr>
+          <w:rFonts w:ascii="Times New Roman" w:hAnsi="Times New Roman" w:eastAsia="Times New Roman"/>
+          <w:sz w:val="24"/>
+        </w:rPr>
+        <w:t>Рисунок 4 — Обнаружение одного из засеянных дефектов</w:t>
+      </w:r>
+    </w:p>
+    <w:tbl>
+      <w:tblPr>
         <w:tblStyle w:val="af4"/>
         <w:tblW w:type="auto" w:w="0"/>
         <w:tblLook w:firstColumn="1" w:firstRow="1" w:lastColumn="0" w:lastRow="0" w:noHBand="0" w:noVBand="1" w:val="04A0"/>
@@ -3693,6 +3893,56 @@
     <w:p>
       <w:r>
         <w:t>Состояние сдачи: исправный код bafc97a0eb5cc2b2aba68c04a74b179b61432d82, все мутации удалены, чистая рабочая копия, итоговый локальный и CI PASS. Автоматические локальные прогоны и evidence CI для correction package выполнены; human-only captures остаются отдельным шагом. Тег no tag — human/Lead gate неизменяемый; доработка новым v2 без перемещения старого тега.</w:t>
+      </w:r>
+    </w:p>
+    <w:tbl>
+      <w:tblPr>
+        <w:tblW w:type="dxa" w:w="9000"/>
+        <w:tblLayout w:type="autofit"/>
+        <w:tblLook w:firstColumn="1" w:firstRow="1" w:lastColumn="0" w:lastRow="0" w:noHBand="0" w:noVBand="1" w:val="04A0"/>
+      </w:tblPr>
+      <w:tblGrid>
+        <w:gridCol w:w="9355"/>
+      </w:tblGrid>
+      <w:tr>
+        <w:tc>
+          <w:tcPr>
+            <w:tcW w:type="dxa" w:w="9355"/>
+            <w:shd w:fill="EDEDED" w:val="clear"/>
+            <w:tcMar>
+              <w:top w:w="160" w:type="dxa"/>
+              <w:start w:w="180" w:type="dxa"/>
+              <w:bottom w:w="160" w:type="dxa"/>
+              <w:end w:w="180" w:type="dxa"/>
+            </w:tcMar>
+          </w:tcPr>
+          <w:p>
+            <w:pPr>
+              <w:spacing w:before="40" w:after="40"/>
+              <w:jc w:val="center"/>
+            </w:pPr>
+            <w:r>
+              <w:rPr>
+                <w:rFonts w:ascii="Times New Roman" w:hAnsi="Times New Roman" w:eastAsia="Times New Roman"/>
+                <w:sz w:val="24"/>
+              </w:rPr>
+              <w:t>[МЕСТО ДЛЯ СКРИНШОТА 5 — Успешный прогон после полного восстановления кода]</w:t>
+            </w:r>
+          </w:p>
+        </w:tc>
+      </w:tr>
+    </w:tbl>
+    <w:p>
+      <w:pPr>
+        <w:spacing w:before="40" w:after="160"/>
+        <w:jc w:val="center"/>
+      </w:pPr>
+      <w:r>
+        <w:rPr>
+          <w:rFonts w:ascii="Times New Roman" w:hAnsi="Times New Roman" w:eastAsia="Times New Roman"/>
+          <w:sz w:val="24"/>
+        </w:rPr>
+        <w:t>Рисунок 5 — Успешный прогон после полного восстановления кода</w:t>
       </w:r>
     </w:p>
     <w:p>
@@ -4205,192 +4455,6 @@
     <w:p>
       <w:r>
         <w:t>Актуальная методичка (точное имя и SHA-256 из реестра источников); канонические требования и архитектура HitPipe (ID, URL и revision); собственные PR, commit, CI и журналы; общие документы и авторы соответствующих частей. Указывать реально использованные версии, а не главную ветку без фиксации.</w:t>
-      </w:r>
-    </w:p>
-    <w:p>
-      <w:pPr>
-        <w:pStyle w:val="af7"/>
-      </w:pPr>
-      <w:r>
-        <w:t>ПРИЛОЖЕНИЕ. ИНСТРУКЦИИ ДЛЯ ОБЯЗАТЕЛЬНЫХ РИСУНКОВ</w:t>
-      </w:r>
-    </w:p>
-    <w:p>
-      <w:pPr>
-        <w:pStyle w:val="afa"/>
-      </w:pPr>
-      <w:r>
-        <w:t>Рисунок 1 — Локальный прогон тестов собственного модуля</w:t>
-      </w:r>
-    </w:p>
-    <w:p>
-      <w:r>
-        <w:t>[ВСТАВИТЬ РЕАЛЬНОЕ ИЗОБРАЖЕНИЕ ВРУЧНУЮ: 0302-pz02-01.png]</w:t>
-      </w:r>
-    </w:p>
-    <w:p>
-      <w:r>
-        <w:t>Что открыть/выполнить: В чистом рабочем каталоге версии bafc97a0eb5cc2b2aba68c04a74b179b61432d82 выполнить точную команду go test ./.... Перед прогоном вывести git rev-parse HEAD и git describe --tags --exact-match; после — код завершения. В кадре должны быть команда, названия тестов студента, итог PASS/FAIL и версия.</w:t>
-      </w:r>
-    </w:p>
-    <w:p>
-      <w:r>
-        <w:t>Кадр: сохранять заголовок страницы/терминала, полный релевантный текст и результат; не обрезать команду, версию, автора, названия тестов, итог или код завершения. Если содержание не помещается, сделать несколько последовательных снимков подрисунками. Скрыть токены, пароли, cookie, личную почту, лишние персональные данные и соседние окна; секреты заранее исключить из команды и вывода, а не раскрывать ради снимка. Не заменять фактический вывод нарисованным терминалом и не вставлять чужие результаты.</w:t>
-      </w:r>
-    </w:p>
-    <w:p>
-      <w:r>
-        <w:t>Файл: docs/labs/pr12/ds/evidence/screenshots/0302-pz02-01.png. Подпись: «Рисунок 1 — Локальный прогон тестов собственного модуля». В основном тексте дать ссылку на этот рисунок рядом с фактическим результатом.</w:t>
-      </w:r>
-    </w:p>
-    <w:p>
-      <w:pPr>
-        <w:pStyle w:val="afa"/>
-      </w:pPr>
-      <w:r>
-        <w:t>Рисунок 2 — Тесты сдаваемой версии в CI</w:t>
-      </w:r>
-    </w:p>
-    <w:p>
-      <w:r>
-        <w:t>[ВСТАВИТЬ РЕАЛЬНОЕ ИЗОБРАЖЕНИЕ ВРУЧНУЮ: 0302-pz02-02.png]</w:t>
-      </w:r>
-    </w:p>
-    <w:p>
-      <w:r>
-        <w:t>Что открыть/выполнить: Открыть Fresh CI success for round-2 source commit bafc97a0eb5cc2b2aba68c04a74b179b61432d82: delivery https://github.com/hitpipe/hitpipe/actions/runs/39279704440, intake https://github.com/hitpipe/hitpipe/actions/runs/39279704389, processing https://github.com/hitpipe/hitpipe/actions/runs/39279704449, iam https://github.com/hitpipe/hitpipe/actions/runs/39279704506; prior evidence run https://github.com/hitpipe/hitpipe/actions/runs/39271075578 passed on c365ad5 для commit bafc97a0eb5cc2b2aba68c04a74b179b61432d82 / tag Human/Lead-controlled capture; раскрыть задание pr12-delivery. Показать SHA, задание, команду, собственные тесты студента и фактический итог, а не только зелёный список заданий.</w:t>
-      </w:r>
-    </w:p>
-    <w:p>
-      <w:r>
-        <w:t>Кадр: сохранять заголовок страницы/терминала, полный релевантный текст и результат; не обрезать команду, версию, автора, названия тестов, итог или код завершения. Если содержание не помещается, сделать несколько последовательных снимков подрисунками. Скрыть токены, пароли, cookie, личную почту, лишние персональные данные и соседние окна; секреты заранее исключить из команды и вывода, а не раскрывать ради снимка. Не заменять фактический вывод нарисованным терминалом и не вставлять чужие результаты.</w:t>
-      </w:r>
-    </w:p>
-    <w:p>
-      <w:r>
-        <w:t>Файл: docs/labs/pr12/ds/evidence/screenshots/0302-pz02-02.png. Подпись: «Рисунок 2 — Тесты сдаваемой версии в CI». В основном тексте дать ссылку на этот рисунок рядом с фактическим результатом.</w:t>
-      </w:r>
-    </w:p>
-    <w:p>
-      <w:pPr>
-        <w:pStyle w:val="afa"/>
-      </w:pPr>
-      <w:r>
-        <w:t>Рисунок 3 — Покрытие собственного модуля и разбор пробела</w:t>
-      </w:r>
-    </w:p>
-    <w:p>
-      <w:r>
-        <w:t>[ВСТАВИТЬ РЕАЛЬНОЕ ИЗОБРАЖЕНИЕ ВРУЧНУЮ: 0302-pz02-03.png]</w:t>
-      </w:r>
-    </w:p>
-    <w:p>
-      <w:r>
-        <w:t>Что открыть/выполнить: Открыть .pr12-build/delivery.cover, построенный командой go test -count=1 -json -coverprofile=.pr12-build/delivery.cover ./... для bafc97a0eb5cc2b2aba68c04a74b179b61432d82. Показать имя своего модуля, вид/область покрытия и выделенный непроверенный участок cmd/delivery-contractcheck has no unit tests; smoke covers it. Если код выполнен целиком, показать покрытый фрагмент и сослаться на описанную в тексте границу доказательства.</w:t>
-      </w:r>
-    </w:p>
-    <w:p>
-      <w:r>
-        <w:t>Кадр: сохранять заголовок страницы/терминала, полный релевантный текст и результат; не обрезать команду, версию, автора, названия тестов, итог или код завершения. Если содержание не помещается, сделать несколько последовательных снимков подрисунками. Скрыть токены, пароли, cookie, личную почту, лишние персональные данные и соседние окна; секреты заранее исключить из команды и вывода, а не раскрывать ради снимка. Не заменять фактический вывод нарисованным терминалом и не вставлять чужие результаты.</w:t>
-      </w:r>
-    </w:p>
-    <w:p>
-      <w:r>
-        <w:t>Файл: docs/labs/pr12/ds/evidence/screenshots/0302-pz02-03.png. Подпись: «Рисунок 3 — Покрытие собственного модуля и разбор пробела». В основном тексте дать ссылку на этот рисунок рядом с фактическим результатом.</w:t>
-      </w:r>
-    </w:p>
-    <w:p>
-      <w:pPr>
-        <w:pStyle w:val="afa"/>
-      </w:pPr>
-      <w:r>
-        <w:t>Рисунок 4 — Обнаружение одного из засеянных дефектов</w:t>
-      </w:r>
-    </w:p>
-    <w:p>
-      <w:r>
-        <w:t>[ВСТАВИТЬ РЕАЛЬНОЕ ИЗОБРАЖЕНИЕ ВРУЧНУЮ: 0302-pz02-04.png]</w:t>
-      </w:r>
-    </w:p>
-    <w:p>
-      <w:r>
-        <w:t>Что открыть/выполнить: В изолированной временной ветке work/HIT-47-ds-corrections открыть diff дефекта M1–M5 и журнал docs/labs/pr12/ds/evidence/HIT-45-mutations-actual.log. Показать нарушаемое правило, компилируемое изменение, команду powershell -File run_mutations.ps1, имя обнаружившего теста и FAIL по содержательному утверждению. Ошибка компиляции не засчитывается.</w:t>
-      </w:r>
-    </w:p>
-    <w:p>
-      <w:r>
-        <w:t>Кадр: сохранять заголовок страницы/терминала, полный релевантный текст и результат; не обрезать команду, версию, автора, названия тестов, итог или код завершения. Если содержание не помещается, сделать несколько последовательных снимков подрисунками. Скрыть токены, пароли, cookie, личную почту, лишние персональные данные и соседние окна; секреты заранее исключить из команды и вывода, а не раскрывать ради снимка. Не заменять фактический вывод нарисованным терминалом и не вставлять чужие результаты.</w:t>
-      </w:r>
-    </w:p>
-    <w:p>
-      <w:r>
-        <w:t>Файл: docs/labs/pr12/ds/evidence/screenshots/0302-pz02-04.png. Подпись: «Рисунок 4 — Обнаружение одного из засеянных дефектов». В основном тексте дать ссылку на этот рисунок рядом с фактическим результатом.</w:t>
-      </w:r>
-    </w:p>
-    <w:p>
-      <w:pPr>
-        <w:pStyle w:val="afa"/>
-      </w:pPr>
-      <w:r>
-        <w:t>Рисунок 5 — Успешный прогон после полного восстановления кода</w:t>
-      </w:r>
-    </w:p>
-    <w:p>
-      <w:r>
-        <w:t>[ВСТАВИТЬ РЕАЛЬНОЕ ИЗОБРАЖЕНИЕ ВРУЧНУЮ: 0302-pz02-05.png]</w:t>
-      </w:r>
-    </w:p>
-    <w:p>
-      <w:r>
-        <w:t>Что открыть/выполнить: Вернуться к исправной версии bafc97a0eb5cc2b2aba68c04a74b179b61432d82, подтвердить git status --short и git rev-parse HEAD, выполнить CGO_ENABLED=1 go test -race ./.... Показать отсутствие мутаций, собственные тесты, итог PASS и код завершения; не смешивать с журналом временной мутантной ветки.</w:t>
-      </w:r>
-    </w:p>
-    <w:p>
-      <w:r>
-        <w:t>Кадр: сохранять заголовок страницы/терминала, полный релевантный текст и результат; не обрезать команду, версию, автора, названия тестов, итог или код завершения. Если содержание не помещается, сделать несколько последовательных снимков подрисунками. Скрыть токены, пароли, cookie, личную почту, лишние персональные данные и соседние окна; секреты заранее исключить из команды и вывода, а не раскрывать ради снимка. Не заменять фактический вывод нарисованным терминалом и не вставлять чужие результаты.</w:t>
-      </w:r>
-    </w:p>
-    <w:p>
-      <w:r>
-        <w:t>Файл: docs/labs/pr12/ds/evidence/screenshots/0302-pz02-05.png. Подпись: «Рисунок 5 — Успешный прогон после полного восстановления кода». В основном тексте дать ссылку на этот рисунок рядом с фактическим результатом.</w:t>
-      </w:r>
-    </w:p>
-    <w:p>
-      <w:pPr>
-        <w:pStyle w:val="1"/>
-      </w:pPr>
-      <w:r>
-        <w:t>Фактическое дополнение к шаблону</w:t>
-      </w:r>
-    </w:p>
-    <w:p>
-      <w:r>
-        <w:t>Этот раздел связывает заполненный шаблон с реально выполненными артефактами. Он не заменяет предусмотренные методичкой human actions.</w:t>
-      </w:r>
-    </w:p>
-    <w:p>
-      <w:r>
-        <w:t>• Local check: go test ./... and go vet ./... PASS.</w:t>
-      </w:r>
-    </w:p>
-    <w:p>
-      <w:r>
-        <w:t>• Race check: CGO_ENABLED=1 go test -race -count=1 ./... PASS with GCC 16.2.0.</w:t>
-      </w:r>
-    </w:p>
-    <w:p>
-      <w:r>
-        <w:t>• Mutation execution: five compilable mutants detected and restored; see HIT-45-mutations-actual.log.</w:t>
-      </w:r>
-    </w:p>
-    <w:p>
-      <w:r>
-        <w:t>• CI: Fresh CI success for round-2 source commit bafc97a0eb5cc2b2aba68c04a74b179b61432d82: delivery https://github.com/hitpipe/hitpipe/actions/runs/39279704440, intake https://github.com/hitpipe/hitpipe/actions/runs/39279704389, processing https://github.com/hitpipe/hitpipe/actions/runs/39279704449, iam https://github.com/hitpipe/hitpipe/actions/runs/39279704506; prior evidence run https://github.com/hitpipe/hitpipe/actions/runs/39271075578 passed on c365ad5</w:t>
-      </w:r>
-    </w:p>
-    <w:p>
-      <w:r>
-        <w:br w:type="page"/>
       </w:r>
     </w:p>
     <w:sectPr>

--- a/docs/labs/pr12/ds/reports/0302-pz02-ds.docx
+++ b/docs/labs/pr12/ds/reports/0302-pz02-ds.docx
@@ -38,16 +38,17 @@
     </w:p>
     <w:tbl>
       <w:tblPr>
-        <w:tblW w:w="9356" w:type="dxa"/>
+        <w:tblW w:w="10000" w:type="pct"/>
         <w:tblBorders>
-          <w:top w:val="single" w:sz="4" w:space="0" w:color="auto"/>
-          <w:left w:val="single" w:sz="4" w:space="0" w:color="auto"/>
-          <w:bottom w:val="single" w:sz="4" w:space="0" w:color="auto"/>
-          <w:right w:val="single" w:sz="4" w:space="0" w:color="auto"/>
-          <w:insideH w:val="single" w:sz="4" w:space="0" w:color="auto"/>
-          <w:insideV w:val="single" w:sz="4" w:space="0" w:color="auto"/>
+          <w:top w:val="single" w:sz="4" w:space="0" w:color="B7C3D0"/>
+          <w:left w:val="single" w:sz="4" w:space="0" w:color="B7C3D0"/>
+          <w:bottom w:val="single" w:sz="4" w:space="0" w:color="B7C3D0"/>
+          <w:right w:val="single" w:sz="4" w:space="0" w:color="B7C3D0"/>
+          <w:insideH w:val="single" w:sz="4" w:space="0" w:color="B7C3D0"/>
+          <w:insideV w:val="single" w:sz="4" w:space="0" w:color="B7C3D0"/>
         </w:tblBorders>
         <w:tblLook w:val="0000" w:firstRow="0" w:lastRow="0" w:firstColumn="0" w:lastColumn="0" w:noHBand="0" w:noVBand="0"/>
+        <w:tblLayout w:type="fixed"/>
       </w:tblPr>
       <w:tblGrid>
         <w:gridCol w:w="3261"/>
@@ -62,30 +63,44 @@
         </w:trPr>
         <w:tc>
           <w:tcPr>
-            <w:tcW w:w="3261" w:type="dxa"/>
+            <w:tcW w:w="1666" w:type="dxa"/>
             <w:tcBorders>
               <w:top w:val="nil"/>
               <w:left w:val="nil"/>
               <w:right w:val="nil"/>
             </w:tcBorders>
-            <w:vAlign w:val="bottom"/>
+            <w:vAlign w:val="top"/>
+            <w:tcMar>
+              <w:top w:w="80" w:type="dxa"/>
+              <w:start w:w="100" w:type="dxa"/>
+              <w:bottom w:w="80" w:type="dxa"/>
+              <w:end w:w="100" w:type="dxa"/>
+            </w:tcMar>
           </w:tcPr>
           <w:p>
             <w:pPr>
               <w:pStyle w:val="-1"/>
-            </w:pPr>
-          </w:p>
-        </w:tc>
-        <w:tc>
-          <w:tcPr>
-            <w:tcW w:w="283" w:type="dxa"/>
+              <w:spacing w:before="0" w:after="40" w:line="240" w:lineRule="auto"/>
+              <w:jc w:val="center"/>
+            </w:pPr>
+          </w:p>
+        </w:tc>
+        <w:tc>
+          <w:tcPr>
+            <w:tcW w:w="1960" w:type="dxa"/>
             <w:tcBorders>
               <w:top w:val="nil"/>
               <w:left w:val="nil"/>
               <w:bottom w:val="nil"/>
               <w:right w:val="nil"/>
             </w:tcBorders>
-            <w:vAlign w:val="bottom"/>
+            <w:vAlign w:val="top"/>
+            <w:tcMar>
+              <w:top w:w="80" w:type="dxa"/>
+              <w:start w:w="100" w:type="dxa"/>
+              <w:bottom w:w="80" w:type="dxa"/>
+              <w:end w:w="100" w:type="dxa"/>
+            </w:tcMar>
           </w:tcPr>
           <w:p>
             <w:pPr>
@@ -93,7 +108,7 @@
               <w:autoSpaceDE w:val="0"/>
               <w:autoSpaceDN w:val="0"/>
               <w:adjustRightInd w:val="0"/>
-              <w:spacing w:before="140"/>
+              <w:spacing w:before="0" w:after="40" w:line="240" w:lineRule="auto"/>
               <w:ind w:firstLine="0"/>
               <w:jc w:val="center"/>
             </w:pPr>
@@ -101,30 +116,44 @@
         </w:tc>
         <w:tc>
           <w:tcPr>
-            <w:tcW w:w="2833" w:type="dxa"/>
+            <w:tcW w:w="2352" w:type="dxa"/>
             <w:tcBorders>
               <w:top w:val="nil"/>
               <w:left w:val="nil"/>
               <w:right w:val="nil"/>
             </w:tcBorders>
-            <w:vAlign w:val="bottom"/>
+            <w:vAlign w:val="top"/>
+            <w:tcMar>
+              <w:top w:w="80" w:type="dxa"/>
+              <w:start w:w="100" w:type="dxa"/>
+              <w:bottom w:w="80" w:type="dxa"/>
+              <w:end w:w="100" w:type="dxa"/>
+            </w:tcMar>
           </w:tcPr>
           <w:p>
             <w:pPr>
               <w:pStyle w:val="-1"/>
-            </w:pPr>
-          </w:p>
-        </w:tc>
-        <w:tc>
-          <w:tcPr>
-            <w:tcW w:w="236" w:type="dxa"/>
+              <w:spacing w:before="0" w:after="40" w:line="240" w:lineRule="auto"/>
+              <w:jc w:val="center"/>
+            </w:pPr>
+          </w:p>
+        </w:tc>
+        <w:tc>
+          <w:tcPr>
+            <w:tcW w:w="1960" w:type="dxa"/>
             <w:tcBorders>
               <w:top w:val="nil"/>
               <w:left w:val="nil"/>
               <w:bottom w:val="nil"/>
               <w:right w:val="nil"/>
             </w:tcBorders>
-            <w:vAlign w:val="bottom"/>
+            <w:vAlign w:val="top"/>
+            <w:tcMar>
+              <w:top w:w="80" w:type="dxa"/>
+              <w:start w:w="100" w:type="dxa"/>
+              <w:bottom w:w="80" w:type="dxa"/>
+              <w:end w:w="100" w:type="dxa"/>
+            </w:tcMar>
           </w:tcPr>
           <w:p>
             <w:pPr>
@@ -132,7 +161,7 @@
               <w:autoSpaceDE w:val="0"/>
               <w:autoSpaceDN w:val="0"/>
               <w:adjustRightInd w:val="0"/>
-              <w:spacing w:before="140"/>
+              <w:spacing w:before="0" w:after="40" w:line="240" w:lineRule="auto"/>
               <w:ind w:firstLine="0"/>
               <w:jc w:val="center"/>
             </w:pPr>
@@ -140,17 +169,25 @@
         </w:tc>
         <w:tc>
           <w:tcPr>
-            <w:tcW w:w="2743" w:type="dxa"/>
+            <w:tcW w:w="1862" w:type="dxa"/>
             <w:tcBorders>
               <w:top w:val="nil"/>
               <w:left w:val="nil"/>
               <w:right w:val="nil"/>
             </w:tcBorders>
-            <w:vAlign w:val="bottom"/>
+            <w:vAlign w:val="top"/>
+            <w:tcMar>
+              <w:top w:w="80" w:type="dxa"/>
+              <w:start w:w="100" w:type="dxa"/>
+              <w:bottom w:w="80" w:type="dxa"/>
+              <w:end w:w="100" w:type="dxa"/>
+            </w:tcMar>
           </w:tcPr>
           <w:p>
             <w:pPr>
               <w:pStyle w:val="-1"/>
+              <w:spacing w:before="0" w:after="40" w:line="240" w:lineRule="auto"/>
+              <w:jc w:val="center"/>
             </w:pPr>
           </w:p>
         </w:tc>
@@ -168,42 +205,60 @@
         </w:tblPrEx>
         <w:tc>
           <w:tcPr>
-            <w:tcW w:w="3261" w:type="dxa"/>
+            <w:tcW w:w="1666" w:type="dxa"/>
             <w:tcBorders>
               <w:top w:val="nil"/>
               <w:left w:val="nil"/>
               <w:bottom w:val="nil"/>
               <w:right w:val="nil"/>
             </w:tcBorders>
-            <w:vAlign w:val="center"/>
+            <w:vAlign w:val="top"/>
+            <w:tcMar>
+              <w:top w:w="80" w:type="dxa"/>
+              <w:start w:w="100" w:type="dxa"/>
+              <w:bottom w:w="80" w:type="dxa"/>
+              <w:end w:w="100" w:type="dxa"/>
+            </w:tcMar>
           </w:tcPr>
           <w:p>
             <w:pPr>
               <w:pStyle w:val="-1"/>
+              <w:spacing w:before="0" w:after="40" w:line="240" w:lineRule="auto"/>
               <w:rPr>
                 <w:sz w:val="18"/>
                 <w:szCs w:val="18"/>
               </w:rPr>
             </w:pPr>
             <w:r>
+              <w:rPr>
+                <w:rFonts w:ascii="Times New Roman" w:hAnsi="Times New Roman" w:eastAsia="Times New Roman"/>
+                <w:sz w:val="19"/>
+              </w:rPr>
               <w:t>должность, уч. степень, звание</w:t>
             </w:r>
           </w:p>
         </w:tc>
         <w:tc>
           <w:tcPr>
-            <w:tcW w:w="283" w:type="dxa"/>
+            <w:tcW w:w="1960" w:type="dxa"/>
             <w:tcBorders>
               <w:top w:val="nil"/>
               <w:left w:val="nil"/>
               <w:bottom w:val="nil"/>
               <w:right w:val="nil"/>
             </w:tcBorders>
-            <w:vAlign w:val="center"/>
+            <w:vAlign w:val="top"/>
+            <w:tcMar>
+              <w:top w:w="80" w:type="dxa"/>
+              <w:start w:w="100" w:type="dxa"/>
+              <w:bottom w:w="80" w:type="dxa"/>
+              <w:end w:w="100" w:type="dxa"/>
+            </w:tcMar>
           </w:tcPr>
           <w:p>
             <w:pPr>
               <w:pStyle w:val="-1"/>
+              <w:spacing w:before="0" w:after="40" w:line="240" w:lineRule="auto"/>
               <w:rPr>
                 <w:sz w:val="18"/>
                 <w:szCs w:val="18"/>
@@ -213,42 +268,60 @@
         </w:tc>
         <w:tc>
           <w:tcPr>
-            <w:tcW w:w="2833" w:type="dxa"/>
+            <w:tcW w:w="2352" w:type="dxa"/>
             <w:tcBorders>
               <w:top w:val="nil"/>
               <w:left w:val="nil"/>
               <w:bottom w:val="nil"/>
               <w:right w:val="nil"/>
             </w:tcBorders>
-            <w:vAlign w:val="center"/>
+            <w:vAlign w:val="top"/>
+            <w:tcMar>
+              <w:top w:w="80" w:type="dxa"/>
+              <w:start w:w="100" w:type="dxa"/>
+              <w:bottom w:w="80" w:type="dxa"/>
+              <w:end w:w="100" w:type="dxa"/>
+            </w:tcMar>
           </w:tcPr>
           <w:p>
             <w:pPr>
               <w:pStyle w:val="-1"/>
+              <w:spacing w:before="0" w:after="40" w:line="240" w:lineRule="auto"/>
               <w:rPr>
                 <w:sz w:val="18"/>
                 <w:szCs w:val="18"/>
               </w:rPr>
             </w:pPr>
             <w:r>
+              <w:rPr>
+                <w:rFonts w:ascii="Times New Roman" w:hAnsi="Times New Roman" w:eastAsia="Times New Roman"/>
+                <w:sz w:val="19"/>
+              </w:rPr>
               <w:t>подпись, дата</w:t>
             </w:r>
           </w:p>
         </w:tc>
         <w:tc>
           <w:tcPr>
-            <w:tcW w:w="236" w:type="dxa"/>
+            <w:tcW w:w="1960" w:type="dxa"/>
             <w:tcBorders>
               <w:top w:val="nil"/>
               <w:left w:val="nil"/>
               <w:bottom w:val="nil"/>
               <w:right w:val="nil"/>
             </w:tcBorders>
-            <w:vAlign w:val="center"/>
+            <w:vAlign w:val="top"/>
+            <w:tcMar>
+              <w:top w:w="80" w:type="dxa"/>
+              <w:start w:w="100" w:type="dxa"/>
+              <w:bottom w:w="80" w:type="dxa"/>
+              <w:end w:w="100" w:type="dxa"/>
+            </w:tcMar>
           </w:tcPr>
           <w:p>
             <w:pPr>
               <w:pStyle w:val="-1"/>
+              <w:spacing w:before="0" w:after="40" w:line="240" w:lineRule="auto"/>
               <w:rPr>
                 <w:sz w:val="18"/>
                 <w:szCs w:val="18"/>
@@ -258,24 +331,35 @@
         </w:tc>
         <w:tc>
           <w:tcPr>
-            <w:tcW w:w="2743" w:type="dxa"/>
+            <w:tcW w:w="1862" w:type="dxa"/>
             <w:tcBorders>
               <w:top w:val="nil"/>
               <w:left w:val="nil"/>
               <w:bottom w:val="nil"/>
               <w:right w:val="nil"/>
             </w:tcBorders>
-            <w:vAlign w:val="center"/>
+            <w:vAlign w:val="top"/>
+            <w:tcMar>
+              <w:top w:w="80" w:type="dxa"/>
+              <w:start w:w="100" w:type="dxa"/>
+              <w:bottom w:w="80" w:type="dxa"/>
+              <w:end w:w="100" w:type="dxa"/>
+            </w:tcMar>
           </w:tcPr>
           <w:p>
             <w:pPr>
               <w:pStyle w:val="-1"/>
+              <w:spacing w:before="0" w:after="40" w:line="240" w:lineRule="auto"/>
               <w:rPr>
                 <w:sz w:val="18"/>
                 <w:szCs w:val="18"/>
               </w:rPr>
             </w:pPr>
             <w:r>
+              <w:rPr>
+                <w:rFonts w:ascii="Times New Roman" w:hAnsi="Times New Roman" w:eastAsia="Times New Roman"/>
+                <w:sz w:val="19"/>
+              </w:rPr>
               <w:t>инициалы, фамилия</w:t>
             </w:r>
           </w:p>
@@ -296,8 +380,17 @@
     </w:p>
     <w:tbl>
       <w:tblPr>
-        <w:tblW w:w="9356" w:type="dxa"/>
+        <w:tblW w:w="10000" w:type="pct"/>
         <w:tblLook w:val="0000" w:firstRow="0" w:lastRow="0" w:firstColumn="0" w:lastColumn="0" w:noHBand="0" w:noVBand="0"/>
+        <w:tblLayout w:type="fixed"/>
+        <w:tblBorders>
+          <w:top w:val="single" w:sz="4" w:space="0" w:color="B7C3D0"/>
+          <w:left w:val="single" w:sz="4" w:space="0" w:color="B7C3D0"/>
+          <w:bottom w:val="single" w:sz="4" w:space="0" w:color="B7C3D0"/>
+          <w:right w:val="single" w:sz="4" w:space="0" w:color="B7C3D0"/>
+          <w:insideH w:val="single" w:sz="4" w:space="0" w:color="B7C3D0"/>
+          <w:insideV w:val="single" w:sz="4" w:space="0" w:color="B7C3D0"/>
+        </w:tblBorders>
       </w:tblPr>
       <w:tblGrid>
         <w:gridCol w:w="9356"/>
@@ -316,12 +409,25 @@
               <w:right w:val="nil"/>
             </w:tcBorders>
             <w:vAlign w:val="center"/>
+            <w:shd w:fill="EDEDED" w:val="clear"/>
+            <w:tcMar>
+              <w:top w:w="140" w:type="dxa"/>
+              <w:start w:w="160" w:type="dxa"/>
+              <w:bottom w:w="140" w:type="dxa"/>
+              <w:end w:w="160" w:type="dxa"/>
+            </w:tcMar>
           </w:tcPr>
           <w:p>
             <w:pPr>
               <w:pStyle w:val="-7"/>
-            </w:pPr>
-            <w:r>
+              <w:spacing w:after="0"/>
+              <w:jc w:val="center"/>
+            </w:pPr>
+            <w:r>
+              <w:rPr>
+                <w:rFonts w:ascii="Times New Roman" w:hAnsi="Times New Roman" w:eastAsia="Times New Roman"/>
+                <w:sz w:val="22"/>
+              </w:rPr>
               <w:t>Проектирование и реализация системы проверок программного продукта</w:t>
             </w:r>
           </w:p>
@@ -337,12 +443,26 @@
               <w:bottom w:val="nil"/>
               <w:right w:val="nil"/>
             </w:tcBorders>
+            <w:shd w:fill="EDEDED" w:val="clear"/>
+            <w:tcMar>
+              <w:top w:w="140" w:type="dxa"/>
+              <w:start w:w="160" w:type="dxa"/>
+              <w:bottom w:w="140" w:type="dxa"/>
+              <w:end w:w="160" w:type="dxa"/>
+            </w:tcMar>
+            <w:vAlign w:val="center"/>
           </w:tcPr>
           <w:p>
             <w:pPr>
               <w:pStyle w:val="-8"/>
-            </w:pPr>
-            <w:r>
+              <w:spacing w:after="0"/>
+              <w:jc w:val="center"/>
+            </w:pPr>
+            <w:r>
+              <w:rPr>
+                <w:rFonts w:ascii="Times New Roman" w:hAnsi="Times New Roman" w:eastAsia="Times New Roman"/>
+                <w:sz w:val="22"/>
+              </w:rPr>
               <w:t>по МДК.03.02 «Обеспечение качества функционирования компьютерных систем»</w:t>
             </w:r>
           </w:p>
@@ -434,16 +554,17 @@
     </w:p>
     <w:tbl>
       <w:tblPr>
-        <w:tblW w:w="9356" w:type="dxa"/>
+        <w:tblW w:w="10000" w:type="pct"/>
         <w:tblBorders>
-          <w:top w:val="single" w:sz="4" w:space="0" w:color="auto"/>
-          <w:left w:val="single" w:sz="4" w:space="0" w:color="auto"/>
-          <w:bottom w:val="single" w:sz="4" w:space="0" w:color="auto"/>
-          <w:right w:val="single" w:sz="4" w:space="0" w:color="auto"/>
-          <w:insideH w:val="single" w:sz="4" w:space="0" w:color="auto"/>
-          <w:insideV w:val="single" w:sz="4" w:space="0" w:color="auto"/>
+          <w:top w:val="single" w:sz="4" w:space="0" w:color="B7C3D0"/>
+          <w:left w:val="single" w:sz="4" w:space="0" w:color="B7C3D0"/>
+          <w:bottom w:val="single" w:sz="4" w:space="0" w:color="B7C3D0"/>
+          <w:right w:val="single" w:sz="4" w:space="0" w:color="B7C3D0"/>
+          <w:insideH w:val="single" w:sz="4" w:space="0" w:color="B7C3D0"/>
+          <w:insideV w:val="single" w:sz="4" w:space="0" w:color="B7C3D0"/>
         </w:tblBorders>
         <w:tblLook w:val="0000" w:firstRow="0" w:lastRow="0" w:firstColumn="0" w:lastColumn="0" w:noHBand="0" w:noVBand="0"/>
+        <w:tblLayout w:type="fixed"/>
       </w:tblPr>
       <w:tblGrid>
         <w:gridCol w:w="1560"/>
@@ -459,7 +580,7 @@
         </w:trPr>
         <w:tc>
           <w:tcPr>
-            <w:tcW w:w="1560" w:type="dxa"/>
+            <w:tcW w:w="1176" w:type="dxa"/>
             <w:tcBorders>
               <w:top w:val="nil"/>
               <w:left w:val="nil"/>
@@ -469,26 +590,37 @@
             <w:tcMar>
               <w:left w:w="0" w:type="dxa"/>
               <w:right w:w="0" w:type="dxa"/>
-            </w:tcMar>
-            <w:vAlign w:val="center"/>
+              <w:top w:w="80" w:type="dxa"/>
+              <w:start w:w="100" w:type="dxa"/>
+              <w:bottom w:w="80" w:type="dxa"/>
+              <w:end w:w="100" w:type="dxa"/>
+            </w:tcMar>
+            <w:vAlign w:val="top"/>
+            <w:shd w:fill="D9EAF7" w:val="clear"/>
           </w:tcPr>
           <w:p>
             <w:pPr>
               <w:pStyle w:val="-1"/>
-              <w:jc w:val="left"/>
+              <w:spacing w:before="0" w:after="40" w:line="240" w:lineRule="auto"/>
+              <w:jc w:val="center"/>
               <w:rPr>
                 <w:rFonts w:eastAsia="Times New Roman"/>
                 <w:lang w:eastAsia="ru-RU"/>
               </w:rPr>
             </w:pPr>
             <w:r>
+              <w:rPr>
+                <w:rFonts w:ascii="Times New Roman" w:hAnsi="Times New Roman" w:eastAsia="Times New Roman"/>
+                <w:b/>
+                <w:sz w:val="19"/>
+              </w:rPr>
               <w:t xml:space="preserve">Студент гр. № </w:t>
             </w:r>
           </w:p>
         </w:tc>
         <w:tc>
           <w:tcPr>
-            <w:tcW w:w="1925" w:type="dxa"/>
+            <w:tcW w:w="1764" w:type="dxa"/>
             <w:tcBorders>
               <w:top w:val="nil"/>
               <w:left w:val="nil"/>
@@ -497,12 +629,18 @@
             <w:tcMar>
               <w:left w:w="0" w:type="dxa"/>
               <w:right w:w="0" w:type="dxa"/>
-            </w:tcMar>
-            <w:vAlign w:val="center"/>
+              <w:top w:w="80" w:type="dxa"/>
+              <w:start w:w="100" w:type="dxa"/>
+              <w:bottom w:w="80" w:type="dxa"/>
+              <w:end w:w="100" w:type="dxa"/>
+            </w:tcMar>
+            <w:vAlign w:val="top"/>
           </w:tcPr>
           <w:p>
             <w:pPr>
               <w:pStyle w:val="-1"/>
+              <w:spacing w:before="0" w:after="40" w:line="240" w:lineRule="auto"/>
+              <w:jc w:val="center"/>
               <w:rPr>
                 <w:rFonts w:ascii="Times New Roman" w:eastAsia="Times New Roman" w:hAnsi="Times New Roman" w:cs="Times New Roman"/>
                 <w:lang w:eastAsia="ru-RU"/>
@@ -512,7 +650,7 @@
         </w:tc>
         <w:tc>
           <w:tcPr>
-            <w:tcW w:w="240" w:type="dxa"/>
+            <w:tcW w:w="1764" w:type="dxa"/>
             <w:tcBorders>
               <w:top w:val="nil"/>
               <w:left w:val="nil"/>
@@ -522,8 +660,12 @@
             <w:tcMar>
               <w:left w:w="0" w:type="dxa"/>
               <w:right w:w="0" w:type="dxa"/>
-            </w:tcMar>
-            <w:vAlign w:val="center"/>
+              <w:top w:w="80" w:type="dxa"/>
+              <w:start w:w="100" w:type="dxa"/>
+              <w:bottom w:w="80" w:type="dxa"/>
+              <w:end w:w="100" w:type="dxa"/>
+            </w:tcMar>
+            <w:vAlign w:val="top"/>
           </w:tcPr>
           <w:p>
             <w:pPr>
@@ -531,7 +673,7 @@
               <w:autoSpaceDE w:val="0"/>
               <w:autoSpaceDN w:val="0"/>
               <w:adjustRightInd w:val="0"/>
-              <w:spacing w:line="240" w:lineRule="auto"/>
+              <w:spacing w:line="240" w:lineRule="auto" w:before="0" w:after="40"/>
               <w:ind w:firstLine="0"/>
               <w:jc w:val="center"/>
               <w:rPr>
@@ -543,7 +685,7 @@
         </w:tc>
         <w:tc>
           <w:tcPr>
-            <w:tcW w:w="2377" w:type="dxa"/>
+            <w:tcW w:w="1666" w:type="dxa"/>
             <w:tcBorders>
               <w:top w:val="nil"/>
               <w:left w:val="nil"/>
@@ -552,12 +694,18 @@
             <w:tcMar>
               <w:left w:w="0" w:type="dxa"/>
               <w:right w:w="0" w:type="dxa"/>
-            </w:tcMar>
-            <w:vAlign w:val="center"/>
+              <w:top w:w="80" w:type="dxa"/>
+              <w:start w:w="100" w:type="dxa"/>
+              <w:bottom w:w="80" w:type="dxa"/>
+              <w:end w:w="100" w:type="dxa"/>
+            </w:tcMar>
+            <w:vAlign w:val="top"/>
           </w:tcPr>
           <w:p>
             <w:pPr>
               <w:pStyle w:val="-1"/>
+              <w:spacing w:before="0" w:after="40" w:line="240" w:lineRule="auto"/>
+              <w:jc w:val="center"/>
               <w:rPr>
                 <w:rFonts w:ascii="Times New Roman" w:eastAsia="Times New Roman" w:hAnsi="Times New Roman" w:cs="Times New Roman"/>
                 <w:szCs w:val="24"/>
@@ -568,7 +716,7 @@
         </w:tc>
         <w:tc>
           <w:tcPr>
-            <w:tcW w:w="236" w:type="dxa"/>
+            <w:tcW w:w="1862" w:type="dxa"/>
             <w:tcBorders>
               <w:top w:val="nil"/>
               <w:left w:val="nil"/>
@@ -578,8 +726,12 @@
             <w:tcMar>
               <w:left w:w="0" w:type="dxa"/>
               <w:right w:w="0" w:type="dxa"/>
-            </w:tcMar>
-            <w:vAlign w:val="center"/>
+              <w:top w:w="80" w:type="dxa"/>
+              <w:start w:w="100" w:type="dxa"/>
+              <w:bottom w:w="80" w:type="dxa"/>
+              <w:end w:w="100" w:type="dxa"/>
+            </w:tcMar>
+            <w:vAlign w:val="top"/>
           </w:tcPr>
           <w:p>
             <w:pPr>
@@ -587,7 +739,7 @@
               <w:autoSpaceDE w:val="0"/>
               <w:autoSpaceDN w:val="0"/>
               <w:adjustRightInd w:val="0"/>
-              <w:spacing w:line="240" w:lineRule="auto"/>
+              <w:spacing w:line="240" w:lineRule="auto" w:before="0" w:after="40"/>
               <w:ind w:firstLine="0"/>
               <w:jc w:val="center"/>
               <w:rPr>
@@ -599,7 +751,7 @@
         </w:tc>
         <w:tc>
           <w:tcPr>
-            <w:tcW w:w="3018" w:type="dxa"/>
+            <w:tcW w:w="1568" w:type="dxa"/>
             <w:tcBorders>
               <w:top w:val="nil"/>
               <w:left w:val="nil"/>
@@ -608,12 +760,18 @@
             <w:tcMar>
               <w:left w:w="0" w:type="dxa"/>
               <w:right w:w="0" w:type="dxa"/>
-            </w:tcMar>
-            <w:vAlign w:val="center"/>
+              <w:top w:w="80" w:type="dxa"/>
+              <w:start w:w="100" w:type="dxa"/>
+              <w:bottom w:w="80" w:type="dxa"/>
+              <w:end w:w="100" w:type="dxa"/>
+            </w:tcMar>
+            <w:vAlign w:val="top"/>
           </w:tcPr>
           <w:p>
             <w:pPr>
               <w:pStyle w:val="-1"/>
+              <w:spacing w:before="0" w:after="40" w:line="240" w:lineRule="auto"/>
+              <w:jc w:val="center"/>
               <w:rPr>
                 <w:rFonts w:eastAsia="Times New Roman"/>
                 <w:lang w:eastAsia="ru-RU"/>
@@ -635,7 +793,7 @@
         </w:tblPrEx>
         <w:tc>
           <w:tcPr>
-            <w:tcW w:w="1560" w:type="dxa"/>
+            <w:tcW w:w="1176" w:type="dxa"/>
             <w:tcBorders>
               <w:top w:val="nil"/>
               <w:left w:val="nil"/>
@@ -645,12 +803,17 @@
             <w:tcMar>
               <w:left w:w="0" w:type="dxa"/>
               <w:right w:w="0" w:type="dxa"/>
-            </w:tcMar>
-            <w:vAlign w:val="center"/>
+              <w:top w:w="80" w:type="dxa"/>
+              <w:start w:w="100" w:type="dxa"/>
+              <w:bottom w:w="80" w:type="dxa"/>
+              <w:end w:w="100" w:type="dxa"/>
+            </w:tcMar>
+            <w:vAlign w:val="top"/>
           </w:tcPr>
           <w:p>
             <w:pPr>
               <w:pStyle w:val="-1"/>
+              <w:spacing w:before="0" w:after="40" w:line="240" w:lineRule="auto"/>
               <w:rPr>
                 <w:sz w:val="18"/>
                 <w:szCs w:val="18"/>
@@ -660,7 +823,7 @@
         </w:tc>
         <w:tc>
           <w:tcPr>
-            <w:tcW w:w="1925" w:type="dxa"/>
+            <w:tcW w:w="1764" w:type="dxa"/>
             <w:tcBorders>
               <w:top w:val="nil"/>
               <w:left w:val="nil"/>
@@ -670,12 +833,17 @@
             <w:tcMar>
               <w:left w:w="0" w:type="dxa"/>
               <w:right w:w="0" w:type="dxa"/>
-            </w:tcMar>
-            <w:vAlign w:val="center"/>
+              <w:top w:w="80" w:type="dxa"/>
+              <w:start w:w="100" w:type="dxa"/>
+              <w:bottom w:w="80" w:type="dxa"/>
+              <w:end w:w="100" w:type="dxa"/>
+            </w:tcMar>
+            <w:vAlign w:val="top"/>
           </w:tcPr>
           <w:p>
             <w:pPr>
               <w:pStyle w:val="-1"/>
+              <w:spacing w:before="0" w:after="40" w:line="240" w:lineRule="auto"/>
               <w:rPr>
                 <w:sz w:val="18"/>
                 <w:szCs w:val="18"/>
@@ -685,7 +853,7 @@
         </w:tc>
         <w:tc>
           <w:tcPr>
-            <w:tcW w:w="240" w:type="dxa"/>
+            <w:tcW w:w="1764" w:type="dxa"/>
             <w:tcBorders>
               <w:top w:val="nil"/>
               <w:left w:val="nil"/>
@@ -695,12 +863,17 @@
             <w:tcMar>
               <w:left w:w="0" w:type="dxa"/>
               <w:right w:w="0" w:type="dxa"/>
-            </w:tcMar>
-            <w:vAlign w:val="center"/>
+              <w:top w:w="80" w:type="dxa"/>
+              <w:start w:w="100" w:type="dxa"/>
+              <w:bottom w:w="80" w:type="dxa"/>
+              <w:end w:w="100" w:type="dxa"/>
+            </w:tcMar>
+            <w:vAlign w:val="top"/>
           </w:tcPr>
           <w:p>
             <w:pPr>
               <w:pStyle w:val="-1"/>
+              <w:spacing w:before="0" w:after="40" w:line="240" w:lineRule="auto"/>
               <w:rPr>
                 <w:sz w:val="18"/>
                 <w:szCs w:val="18"/>
@@ -710,7 +883,7 @@
         </w:tc>
         <w:tc>
           <w:tcPr>
-            <w:tcW w:w="2377" w:type="dxa"/>
+            <w:tcW w:w="1666" w:type="dxa"/>
             <w:tcBorders>
               <w:top w:val="nil"/>
               <w:left w:val="nil"/>
@@ -720,25 +893,34 @@
             <w:tcMar>
               <w:left w:w="0" w:type="dxa"/>
               <w:right w:w="0" w:type="dxa"/>
-            </w:tcMar>
-            <w:vAlign w:val="center"/>
+              <w:top w:w="80" w:type="dxa"/>
+              <w:start w:w="100" w:type="dxa"/>
+              <w:bottom w:w="80" w:type="dxa"/>
+              <w:end w:w="100" w:type="dxa"/>
+            </w:tcMar>
+            <w:vAlign w:val="top"/>
           </w:tcPr>
           <w:p>
             <w:pPr>
               <w:pStyle w:val="-1"/>
+              <w:spacing w:before="0" w:after="40" w:line="240" w:lineRule="auto"/>
               <w:rPr>
                 <w:sz w:val="18"/>
                 <w:szCs w:val="18"/>
               </w:rPr>
             </w:pPr>
             <w:r>
+              <w:rPr>
+                <w:rFonts w:ascii="Times New Roman" w:hAnsi="Times New Roman" w:eastAsia="Times New Roman"/>
+                <w:sz w:val="19"/>
+              </w:rPr>
               <w:t>подпись, дата</w:t>
             </w:r>
           </w:p>
         </w:tc>
         <w:tc>
           <w:tcPr>
-            <w:tcW w:w="236" w:type="dxa"/>
+            <w:tcW w:w="1862" w:type="dxa"/>
             <w:tcBorders>
               <w:top w:val="nil"/>
               <w:left w:val="nil"/>
@@ -748,12 +930,17 @@
             <w:tcMar>
               <w:left w:w="0" w:type="dxa"/>
               <w:right w:w="0" w:type="dxa"/>
-            </w:tcMar>
-            <w:vAlign w:val="center"/>
+              <w:top w:w="80" w:type="dxa"/>
+              <w:start w:w="100" w:type="dxa"/>
+              <w:bottom w:w="80" w:type="dxa"/>
+              <w:end w:w="100" w:type="dxa"/>
+            </w:tcMar>
+            <w:vAlign w:val="top"/>
           </w:tcPr>
           <w:p>
             <w:pPr>
               <w:pStyle w:val="-1"/>
+              <w:spacing w:before="0" w:after="40" w:line="240" w:lineRule="auto"/>
               <w:rPr>
                 <w:sz w:val="18"/>
                 <w:szCs w:val="18"/>
@@ -763,7 +950,7 @@
         </w:tc>
         <w:tc>
           <w:tcPr>
-            <w:tcW w:w="3018" w:type="dxa"/>
+            <w:tcW w:w="1568" w:type="dxa"/>
             <w:tcBorders>
               <w:top w:val="nil"/>
               <w:left w:val="nil"/>
@@ -773,18 +960,27 @@
             <w:tcMar>
               <w:left w:w="0" w:type="dxa"/>
               <w:right w:w="0" w:type="dxa"/>
-            </w:tcMar>
-            <w:vAlign w:val="center"/>
+              <w:top w:w="80" w:type="dxa"/>
+              <w:start w:w="100" w:type="dxa"/>
+              <w:bottom w:w="80" w:type="dxa"/>
+              <w:end w:w="100" w:type="dxa"/>
+            </w:tcMar>
+            <w:vAlign w:val="top"/>
           </w:tcPr>
           <w:p>
             <w:pPr>
               <w:pStyle w:val="-1"/>
+              <w:spacing w:before="0" w:after="40" w:line="240" w:lineRule="auto"/>
               <w:rPr>
                 <w:sz w:val="18"/>
                 <w:szCs w:val="18"/>
               </w:rPr>
             </w:pPr>
             <w:r>
+              <w:rPr>
+                <w:rFonts w:ascii="Times New Roman" w:hAnsi="Times New Roman" w:eastAsia="Times New Roman"/>
+                <w:sz w:val="19"/>
+              </w:rPr>
               <w:t>инициалы, фамилия</w:t>
             </w:r>
           </w:p>
@@ -1079,11 +1275,19 @@
     <w:tbl>
       <w:tblPr>
         <w:tblStyle w:val="af4"/>
-        <w:tblW w:w="0" w:type="auto"/>
+        <w:tblW w:w="10000" w:type="pct"/>
         <w:jc w:val="center"/>
         <w:tblLayout w:type="fixed"/>
         <w:tblLook w:val="04A0" w:firstRow="1" w:lastRow="0" w:firstColumn="1" w:lastColumn="0" w:noHBand="0" w:noVBand="1"/>
         <w:tblCaption w:val="1"/>
+        <w:tblBorders>
+          <w:top w:val="single" w:sz="4" w:space="0" w:color="B7C3D0"/>
+          <w:left w:val="single" w:sz="4" w:space="0" w:color="B7C3D0"/>
+          <w:bottom w:val="single" w:sz="4" w:space="0" w:color="B7C3D0"/>
+          <w:right w:val="single" w:sz="4" w:space="0" w:color="B7C3D0"/>
+          <w:insideH w:val="single" w:sz="4" w:space="0" w:color="B7C3D0"/>
+          <w:insideV w:val="single" w:sz="4" w:space="0" w:color="B7C3D0"/>
+        </w:tblBorders>
       </w:tblPr>
       <w:tblGrid>
         <w:gridCol w:w="4677"/>
@@ -1097,34 +1301,58 @@
         </w:trPr>
         <w:tc>
           <w:tcPr>
-            <w:tcW w:w="4677" w:type="dxa"/>
-            <w:shd w:val="clear" w:color="auto" w:fill="F2F2F2"/>
+            <w:tcW w:w="2744" w:type="dxa"/>
+            <w:shd w:val="clear" w:color="auto" w:fill="D9EAF7"/>
+            <w:vAlign w:val="top"/>
+            <w:tcMar>
+              <w:top w:w="80" w:type="dxa"/>
+              <w:start w:w="100" w:type="dxa"/>
+              <w:bottom w:w="80" w:type="dxa"/>
+              <w:end w:w="100" w:type="dxa"/>
+            </w:tcMar>
           </w:tcPr>
           <w:p>
             <w:pPr>
               <w:pStyle w:val="ae"/>
               <w:keepNext/>
-              <w:spacing w:before="40" w:after="40"/>
-              <w:jc w:val="left"/>
-            </w:pPr>
-            <w:r>
+              <w:spacing w:before="0" w:after="40" w:line="240" w:lineRule="auto"/>
+              <w:jc w:val="center"/>
+            </w:pPr>
+            <w:r>
+              <w:rPr>
+                <w:rFonts w:ascii="Times New Roman" w:hAnsi="Times New Roman" w:eastAsia="Times New Roman"/>
+                <w:b/>
+                <w:sz w:val="20"/>
+              </w:rPr>
               <w:t>Поле</w:t>
             </w:r>
           </w:p>
         </w:tc>
         <w:tc>
           <w:tcPr>
-            <w:tcW w:w="4677" w:type="dxa"/>
-            <w:shd w:val="clear" w:color="auto" w:fill="F2F2F2"/>
+            <w:tcW w:w="7056" w:type="dxa"/>
+            <w:shd w:val="clear" w:color="auto" w:fill="D9EAF7"/>
+            <w:vAlign w:val="top"/>
+            <w:tcMar>
+              <w:top w:w="80" w:type="dxa"/>
+              <w:start w:w="100" w:type="dxa"/>
+              <w:bottom w:w="80" w:type="dxa"/>
+              <w:end w:w="100" w:type="dxa"/>
+            </w:tcMar>
           </w:tcPr>
           <w:p>
             <w:pPr>
               <w:pStyle w:val="ae"/>
               <w:keepNext/>
-              <w:spacing w:before="40" w:after="40"/>
-              <w:jc w:val="left"/>
-            </w:pPr>
-            <w:r>
+              <w:spacing w:before="0" w:after="40" w:line="240" w:lineRule="auto"/>
+              <w:jc w:val="center"/>
+            </w:pPr>
+            <w:r>
+              <w:rPr>
+                <w:rFonts w:ascii="Times New Roman" w:hAnsi="Times New Roman" w:eastAsia="Times New Roman"/>
+                <w:b/>
+                <w:sz w:val="20"/>
+              </w:rPr>
               <w:t>Значение</w:t>
             </w:r>
           </w:p>
@@ -1137,26 +1365,51 @@
         </w:trPr>
         <w:tc>
           <w:tcPr>
-            <w:tcW w:w="4677" w:type="dxa"/>
+            <w:tcW w:w="2744" w:type="dxa"/>
+            <w:vAlign w:val="top"/>
+            <w:tcMar>
+              <w:top w:w="80" w:type="dxa"/>
+              <w:start w:w="100" w:type="dxa"/>
+              <w:bottom w:w="80" w:type="dxa"/>
+              <w:end w:w="100" w:type="dxa"/>
+            </w:tcMar>
           </w:tcPr>
           <w:p>
             <w:pPr>
               <w:pStyle w:val="ae"/>
               <w:keepNext/>
-              <w:spacing w:before="40" w:after="40"/>
+              <w:spacing w:before="0" w:after="40" w:line="240" w:lineRule="auto"/>
               <w:jc w:val="left"/>
             </w:pPr>
             <w:r>
+              <w:rPr>
+                <w:rFonts w:ascii="Times New Roman" w:hAnsi="Times New Roman" w:eastAsia="Times New Roman"/>
+                <w:sz w:val="20"/>
+              </w:rPr>
               <w:t>ФИО, группа</w:t>
             </w:r>
           </w:p>
         </w:tc>
         <w:tc>
           <w:tcPr>
-            <w:tcW w:w="4677" w:type="dxa"/>
-          </w:tcPr>
-          <w:p>
-            <w:r>
+            <w:tcW w:w="7056" w:type="dxa"/>
+            <w:vAlign w:val="top"/>
+            <w:tcMar>
+              <w:top w:w="80" w:type="dxa"/>
+              <w:start w:w="100" w:type="dxa"/>
+              <w:bottom w:w="80" w:type="dxa"/>
+              <w:end w:w="100" w:type="dxa"/>
+            </w:tcMar>
+          </w:tcPr>
+          <w:p>
+            <w:pPr>
+              <w:spacing w:before="0" w:after="40" w:line="240" w:lineRule="auto"/>
+            </w:pPr>
+            <w:r>
+              <w:rPr>
+                <w:rFonts w:ascii="Times New Roman" w:hAnsi="Times New Roman" w:eastAsia="Times New Roman"/>
+                <w:sz w:val="20"/>
+              </w:rPr>
               <w:t>Дмитрий Стацюк, группа не указана</w:t>
             </w:r>
           </w:p>
@@ -1169,26 +1422,51 @@
         </w:trPr>
         <w:tc>
           <w:tcPr>
-            <w:tcW w:w="4677" w:type="dxa"/>
+            <w:tcW w:w="2744" w:type="dxa"/>
+            <w:vAlign w:val="top"/>
+            <w:tcMar>
+              <w:top w:w="80" w:type="dxa"/>
+              <w:start w:w="100" w:type="dxa"/>
+              <w:bottom w:w="80" w:type="dxa"/>
+              <w:end w:w="100" w:type="dxa"/>
+            </w:tcMar>
           </w:tcPr>
           <w:p>
             <w:pPr>
               <w:pStyle w:val="ae"/>
               <w:keepNext/>
-              <w:spacing w:before="40" w:after="40"/>
+              <w:spacing w:before="0" w:after="40" w:line="240" w:lineRule="auto"/>
               <w:jc w:val="left"/>
             </w:pPr>
             <w:r>
+              <w:rPr>
+                <w:rFonts w:ascii="Times New Roman" w:hAnsi="Times New Roman" w:eastAsia="Times New Roman"/>
+                <w:sz w:val="20"/>
+              </w:rPr>
               <w:t>Проект и команда</w:t>
             </w:r>
           </w:p>
         </w:tc>
         <w:tc>
           <w:tcPr>
-            <w:tcW w:w="4677" w:type="dxa"/>
-          </w:tcPr>
-          <w:p>
-            <w:r>
+            <w:tcW w:w="7056" w:type="dxa"/>
+            <w:vAlign w:val="top"/>
+            <w:tcMar>
+              <w:top w:w="80" w:type="dxa"/>
+              <w:start w:w="100" w:type="dxa"/>
+              <w:bottom w:w="80" w:type="dxa"/>
+              <w:end w:w="100" w:type="dxa"/>
+            </w:tcMar>
+          </w:tcPr>
+          <w:p>
+            <w:pPr>
+              <w:spacing w:before="0" w:after="40" w:line="240" w:lineRule="auto"/>
+            </w:pPr>
+            <w:r>
+              <w:rPr>
+                <w:rFonts w:ascii="Times New Roman" w:hAnsi="Times New Roman" w:eastAsia="Times New Roman"/>
+                <w:sz w:val="20"/>
+              </w:rPr>
               <w:t>HitPipe; Delivery - Destination Integrations</w:t>
             </w:r>
           </w:p>
@@ -1201,26 +1479,51 @@
         </w:trPr>
         <w:tc>
           <w:tcPr>
-            <w:tcW w:w="4677" w:type="dxa"/>
+            <w:tcW w:w="2744" w:type="dxa"/>
+            <w:vAlign w:val="top"/>
+            <w:tcMar>
+              <w:top w:w="80" w:type="dxa"/>
+              <w:start w:w="100" w:type="dxa"/>
+              <w:bottom w:w="80" w:type="dxa"/>
+              <w:end w:w="100" w:type="dxa"/>
+            </w:tcMar>
           </w:tcPr>
           <w:p>
             <w:pPr>
               <w:pStyle w:val="ae"/>
               <w:keepNext/>
-              <w:spacing w:before="40" w:after="40"/>
+              <w:spacing w:before="0" w:after="40" w:line="240" w:lineRule="auto"/>
               <w:jc w:val="left"/>
             </w:pPr>
             <w:r>
+              <w:rPr>
+                <w:rFonts w:ascii="Times New Roman" w:hAnsi="Times New Roman" w:eastAsia="Times New Roman"/>
+                <w:sz w:val="20"/>
+              </w:rPr>
               <w:t>Репозиторий</w:t>
             </w:r>
           </w:p>
         </w:tc>
         <w:tc>
           <w:tcPr>
-            <w:tcW w:w="4677" w:type="dxa"/>
-          </w:tcPr>
-          <w:p>
-            <w:r>
+            <w:tcW w:w="7056" w:type="dxa"/>
+            <w:vAlign w:val="top"/>
+            <w:tcMar>
+              <w:top w:w="80" w:type="dxa"/>
+              <w:start w:w="100" w:type="dxa"/>
+              <w:bottom w:w="80" w:type="dxa"/>
+              <w:end w:w="100" w:type="dxa"/>
+            </w:tcMar>
+          </w:tcPr>
+          <w:p>
+            <w:pPr>
+              <w:spacing w:before="0" w:after="40" w:line="240" w:lineRule="auto"/>
+            </w:pPr>
+            <w:r>
+              <w:rPr>
+                <w:rFonts w:ascii="Times New Roman" w:hAnsi="Times New Roman" w:eastAsia="Times New Roman"/>
+                <w:sz w:val="20"/>
+              </w:rPr>
               <w:t>https://github.com/hitpipe/hitpipe</w:t>
             </w:r>
           </w:p>
@@ -1233,26 +1536,51 @@
         </w:trPr>
         <w:tc>
           <w:tcPr>
-            <w:tcW w:w="4677" w:type="dxa"/>
+            <w:tcW w:w="2744" w:type="dxa"/>
+            <w:vAlign w:val="top"/>
+            <w:tcMar>
+              <w:top w:w="80" w:type="dxa"/>
+              <w:start w:w="100" w:type="dxa"/>
+              <w:bottom w:w="80" w:type="dxa"/>
+              <w:end w:w="100" w:type="dxa"/>
+            </w:tcMar>
           </w:tcPr>
           <w:p>
             <w:pPr>
               <w:pStyle w:val="ae"/>
               <w:keepNext/>
-              <w:spacing w:before="40" w:after="40"/>
+              <w:spacing w:before="0" w:after="40" w:line="240" w:lineRule="auto"/>
               <w:jc w:val="left"/>
             </w:pPr>
             <w:r>
+              <w:rPr>
+                <w:rFonts w:ascii="Times New Roman" w:hAnsi="Times New Roman" w:eastAsia="Times New Roman"/>
+                <w:sz w:val="20"/>
+              </w:rPr>
               <w:t>Личный модуль / участок</w:t>
             </w:r>
           </w:p>
         </w:tc>
         <w:tc>
           <w:tcPr>
-            <w:tcW w:w="4677" w:type="dxa"/>
-          </w:tcPr>
-          <w:p>
-            <w:r>
+            <w:tcW w:w="7056" w:type="dxa"/>
+            <w:vAlign w:val="top"/>
+            <w:tcMar>
+              <w:top w:w="80" w:type="dxa"/>
+              <w:start w:w="100" w:type="dxa"/>
+              <w:bottom w:w="80" w:type="dxa"/>
+              <w:end w:w="100" w:type="dxa"/>
+            </w:tcMar>
+          </w:tcPr>
+          <w:p>
+            <w:pPr>
+              <w:spacing w:before="0" w:after="40" w:line="240" w:lineRule="auto"/>
+            </w:pPr>
+            <w:r>
+              <w:rPr>
+                <w:rFonts w:ascii="Times New Roman" w:hAnsi="Times New Roman" w:eastAsia="Times New Roman"/>
+                <w:sz w:val="20"/>
+              </w:rPr>
               <w:t>TargetReadback / services/delivery</w:t>
             </w:r>
           </w:p>
@@ -1265,25 +1593,50 @@
         </w:trPr>
         <w:tc>
           <w:tcPr>
-            <w:tcW w:w="4677" w:type="dxa"/>
+            <w:tcW w:w="2744" w:type="dxa"/>
+            <w:vAlign w:val="top"/>
+            <w:tcMar>
+              <w:top w:w="80" w:type="dxa"/>
+              <w:start w:w="100" w:type="dxa"/>
+              <w:bottom w:w="80" w:type="dxa"/>
+              <w:end w:w="100" w:type="dxa"/>
+            </w:tcMar>
           </w:tcPr>
           <w:p>
             <w:pPr>
               <w:pStyle w:val="ae"/>
-              <w:spacing w:before="40" w:after="40"/>
+              <w:spacing w:before="0" w:after="40" w:line="240" w:lineRule="auto"/>
               <w:jc w:val="left"/>
             </w:pPr>
             <w:r>
+              <w:rPr>
+                <w:rFonts w:ascii="Times New Roman" w:hAnsi="Times New Roman" w:eastAsia="Times New Roman"/>
+                <w:sz w:val="20"/>
+              </w:rPr>
               <w:t>Тег сдачи</w:t>
             </w:r>
           </w:p>
         </w:tc>
         <w:tc>
           <w:tcPr>
-            <w:tcW w:w="4677" w:type="dxa"/>
-          </w:tcPr>
-          <w:p>
-            <w:r>
+            <w:tcW w:w="7056" w:type="dxa"/>
+            <w:vAlign w:val="top"/>
+            <w:tcMar>
+              <w:top w:w="80" w:type="dxa"/>
+              <w:start w:w="100" w:type="dxa"/>
+              <w:bottom w:w="80" w:type="dxa"/>
+              <w:end w:w="100" w:type="dxa"/>
+            </w:tcMar>
+          </w:tcPr>
+          <w:p>
+            <w:pPr>
+              <w:spacing w:before="0" w:after="40" w:line="240" w:lineRule="auto"/>
+            </w:pPr>
+            <w:r>
+              <w:rPr>
+                <w:rFonts w:ascii="Times New Roman" w:hAnsi="Times New Roman" w:eastAsia="Times New Roman"/>
+                <w:sz w:val="20"/>
+              </w:rPr>
               <w:t>не создан — human/Lead gate</w:t>
             </w:r>
           </w:p>
@@ -1292,20 +1645,48 @@
       <w:tr>
         <w:tc>
           <w:tcPr>
-            <w:tcW w:type="dxa" w:w="4677"/>
-          </w:tcPr>
-          <w:p>
-            <w:r>
+            <w:tcW w:type="dxa" w:w="2744"/>
+            <w:vAlign w:val="top"/>
+            <w:tcMar>
+              <w:top w:w="80" w:type="dxa"/>
+              <w:start w:w="100" w:type="dxa"/>
+              <w:bottom w:w="80" w:type="dxa"/>
+              <w:end w:w="100" w:type="dxa"/>
+            </w:tcMar>
+          </w:tcPr>
+          <w:p>
+            <w:pPr>
+              <w:spacing w:before="0" w:after="40" w:line="240" w:lineRule="auto"/>
+            </w:pPr>
+            <w:r>
+              <w:rPr>
+                <w:rFonts w:ascii="Times New Roman" w:hAnsi="Times New Roman" w:eastAsia="Times New Roman"/>
+                <w:sz w:val="20"/>
+              </w:rPr>
               <w:t>Вариант выполнения</w:t>
             </w:r>
           </w:p>
         </w:tc>
         <w:tc>
           <w:tcPr>
-            <w:tcW w:type="dxa" w:w="4677"/>
-          </w:tcPr>
-          <w:p>
-            <w:r>
+            <w:tcW w:type="dxa" w:w="7056"/>
+            <w:vAlign w:val="top"/>
+            <w:tcMar>
+              <w:top w:w="80" w:type="dxa"/>
+              <w:start w:w="100" w:type="dxa"/>
+              <w:bottom w:w="80" w:type="dxa"/>
+              <w:end w:w="100" w:type="dxa"/>
+            </w:tcMar>
+          </w:tcPr>
+          <w:p>
+            <w:pPr>
+              <w:spacing w:before="0" w:after="40" w:line="240" w:lineRule="auto"/>
+            </w:pPr>
+            <w:r>
+              <w:rPr>
+                <w:rFonts w:ascii="Times New Roman" w:hAnsi="Times New Roman" w:eastAsia="Times New Roman"/>
+                <w:sz w:val="20"/>
+              </w:rPr>
               <w:t>bafc97a0eb5cc2b2aba68c04a74b179b61432d82; correction PR #29</w:t>
             </w:r>
           </w:p>
@@ -1314,20 +1695,48 @@
       <w:tr>
         <w:tc>
           <w:tcPr>
-            <w:tcW w:type="dxa" w:w="4677"/>
-          </w:tcPr>
-          <w:p>
-            <w:r>
+            <w:tcW w:type="dxa" w:w="2744"/>
+            <w:vAlign w:val="top"/>
+            <w:tcMar>
+              <w:top w:w="80" w:type="dxa"/>
+              <w:start w:w="100" w:type="dxa"/>
+              <w:bottom w:w="80" w:type="dxa"/>
+              <w:end w:w="100" w:type="dxa"/>
+            </w:tcMar>
+          </w:tcPr>
+          <w:p>
+            <w:pPr>
+              <w:spacing w:before="0" w:after="40" w:line="240" w:lineRule="auto"/>
+            </w:pPr>
+            <w:r>
+              <w:rPr>
+                <w:rFonts w:ascii="Times New Roman" w:hAnsi="Times New Roman" w:eastAsia="Times New Roman"/>
+                <w:sz w:val="20"/>
+              </w:rPr>
               <w:t>Версия и commit</w:t>
             </w:r>
           </w:p>
         </w:tc>
         <w:tc>
           <w:tcPr>
-            <w:tcW w:type="dxa" w:w="4677"/>
-          </w:tcPr>
-          <w:p>
-            <w:r>
+            <w:tcW w:type="dxa" w:w="7056"/>
+            <w:vAlign w:val="top"/>
+            <w:tcMar>
+              <w:top w:w="80" w:type="dxa"/>
+              <w:start w:w="100" w:type="dxa"/>
+              <w:bottom w:w="80" w:type="dxa"/>
+              <w:end w:w="100" w:type="dxa"/>
+            </w:tcMar>
+          </w:tcPr>
+          <w:p>
+            <w:pPr>
+              <w:spacing w:before="0" w:after="40" w:line="240" w:lineRule="auto"/>
+            </w:pPr>
+            <w:r>
+              <w:rPr>
+                <w:rFonts w:ascii="Times New Roman" w:hAnsi="Times New Roman" w:eastAsia="Times New Roman"/>
+                <w:sz w:val="20"/>
+              </w:rPr>
               <w:t>Human/Lead-controlled capture → bafc97a0eb5cc2b2aba68c04a74b179b61432d82</w:t>
             </w:r>
           </w:p>
@@ -1336,20 +1745,48 @@
       <w:tr>
         <w:tc>
           <w:tcPr>
-            <w:tcW w:type="dxa" w:w="4677"/>
-          </w:tcPr>
-          <w:p>
-            <w:r>
+            <w:tcW w:type="dxa" w:w="2744"/>
+            <w:vAlign w:val="top"/>
+            <w:tcMar>
+              <w:top w:w="80" w:type="dxa"/>
+              <w:start w:w="100" w:type="dxa"/>
+              <w:bottom w:w="80" w:type="dxa"/>
+              <w:end w:w="100" w:type="dxa"/>
+            </w:tcMar>
+          </w:tcPr>
+          <w:p>
+            <w:pPr>
+              <w:spacing w:before="0" w:after="40" w:line="240" w:lineRule="auto"/>
+            </w:pPr>
+            <w:r>
+              <w:rPr>
+                <w:rFonts w:ascii="Times New Roman" w:hAnsi="Times New Roman" w:eastAsia="Times New Roman"/>
+                <w:sz w:val="20"/>
+              </w:rPr>
               <w:t>Источник формы</w:t>
             </w:r>
           </w:p>
         </w:tc>
         <w:tc>
           <w:tcPr>
-            <w:tcW w:type="dxa" w:w="4677"/>
-          </w:tcPr>
-          <w:p>
-            <w:r>
+            <w:tcW w:type="dxa" w:w="7056"/>
+            <w:vAlign w:val="top"/>
+            <w:tcMar>
+              <w:top w:w="80" w:type="dxa"/>
+              <w:start w:w="100" w:type="dxa"/>
+              <w:bottom w:w="80" w:type="dxa"/>
+              <w:end w:w="100" w:type="dxa"/>
+            </w:tcMar>
+          </w:tcPr>
+          <w:p>
+            <w:pPr>
+              <w:spacing w:before="0" w:after="40" w:line="240" w:lineRule="auto"/>
+            </w:pPr>
+            <w:r>
+              <w:rPr>
+                <w:rFonts w:ascii="Times New Roman" w:hAnsi="Times New Roman" w:eastAsia="Times New Roman"/>
+                <w:sz w:val="20"/>
+              </w:rPr>
               <w:t>Исходный преподавательский шаблон МДК03.02 ПР2; минимум пять мутаций вместо одиночного опыта</w:t>
             </w:r>
           </w:p>
@@ -1399,11 +1836,19 @@
     <w:tbl>
       <w:tblPr>
         <w:tblStyle w:val="af4"/>
-        <w:tblW w:w="0" w:type="auto"/>
+        <w:tblW w:w="10000" w:type="pct"/>
         <w:jc w:val="center"/>
         <w:tblLayout w:type="fixed"/>
         <w:tblLook w:val="04A0" w:firstRow="1" w:lastRow="0" w:firstColumn="1" w:lastColumn="0" w:noHBand="0" w:noVBand="1"/>
         <w:tblCaption w:val="2"/>
+        <w:tblBorders>
+          <w:top w:val="single" w:sz="4" w:space="0" w:color="B7C3D0"/>
+          <w:left w:val="single" w:sz="4" w:space="0" w:color="B7C3D0"/>
+          <w:bottom w:val="single" w:sz="4" w:space="0" w:color="B7C3D0"/>
+          <w:right w:val="single" w:sz="4" w:space="0" w:color="B7C3D0"/>
+          <w:insideH w:val="single" w:sz="4" w:space="0" w:color="B7C3D0"/>
+          <w:insideV w:val="single" w:sz="4" w:space="0" w:color="B7C3D0"/>
+        </w:tblBorders>
       </w:tblPr>
       <w:tblGrid>
         <w:gridCol w:w="2175"/>
@@ -1419,68 +1864,116 @@
         </w:trPr>
         <w:tc>
           <w:tcPr>
-            <w:tcW w:w="2175" w:type="dxa"/>
-            <w:shd w:val="clear" w:color="auto" w:fill="F2F2F2"/>
+            <w:tcW w:w="2156" w:type="dxa"/>
+            <w:shd w:val="clear" w:color="auto" w:fill="D9EAF7"/>
+            <w:vAlign w:val="top"/>
+            <w:tcMar>
+              <w:top w:w="80" w:type="dxa"/>
+              <w:start w:w="100" w:type="dxa"/>
+              <w:bottom w:w="80" w:type="dxa"/>
+              <w:end w:w="100" w:type="dxa"/>
+            </w:tcMar>
           </w:tcPr>
           <w:p>
             <w:pPr>
               <w:pStyle w:val="ae"/>
               <w:keepNext/>
-              <w:spacing w:before="40" w:after="40"/>
-              <w:jc w:val="left"/>
-            </w:pPr>
-            <w:r>
+              <w:spacing w:before="0" w:after="40" w:line="240" w:lineRule="auto"/>
+              <w:jc w:val="center"/>
+            </w:pPr>
+            <w:r>
+              <w:rPr>
+                <w:rFonts w:ascii="Times New Roman" w:hAnsi="Times New Roman" w:eastAsia="Times New Roman"/>
+                <w:b/>
+                <w:sz w:val="20"/>
+              </w:rPr>
               <w:t>Требование / риск</w:t>
             </w:r>
           </w:p>
         </w:tc>
         <w:tc>
           <w:tcPr>
-            <w:tcW w:w="2175" w:type="dxa"/>
-            <w:shd w:val="clear" w:color="auto" w:fill="F2F2F2"/>
+            <w:tcW w:w="2254" w:type="dxa"/>
+            <w:shd w:val="clear" w:color="auto" w:fill="D9EAF7"/>
+            <w:vAlign w:val="top"/>
+            <w:tcMar>
+              <w:top w:w="80" w:type="dxa"/>
+              <w:start w:w="100" w:type="dxa"/>
+              <w:bottom w:w="80" w:type="dxa"/>
+              <w:end w:w="100" w:type="dxa"/>
+            </w:tcMar>
           </w:tcPr>
           <w:p>
             <w:pPr>
               <w:pStyle w:val="ae"/>
               <w:keepNext/>
-              <w:spacing w:before="40" w:after="40"/>
-              <w:jc w:val="left"/>
-            </w:pPr>
-            <w:r>
+              <w:spacing w:before="0" w:after="40" w:line="240" w:lineRule="auto"/>
+              <w:jc w:val="center"/>
+            </w:pPr>
+            <w:r>
+              <w:rPr>
+                <w:rFonts w:ascii="Times New Roman" w:hAnsi="Times New Roman" w:eastAsia="Times New Roman"/>
+                <w:b/>
+                <w:sz w:val="20"/>
+              </w:rPr>
               <w:t>Проверяемое правило</w:t>
             </w:r>
           </w:p>
         </w:tc>
         <w:tc>
           <w:tcPr>
-            <w:tcW w:w="2828" w:type="dxa"/>
-            <w:shd w:val="clear" w:color="auto" w:fill="F2F2F2"/>
+            <w:tcW w:w="3234" w:type="dxa"/>
+            <w:shd w:val="clear" w:color="auto" w:fill="D9EAF7"/>
+            <w:vAlign w:val="top"/>
+            <w:tcMar>
+              <w:top w:w="80" w:type="dxa"/>
+              <w:start w:w="100" w:type="dxa"/>
+              <w:bottom w:w="80" w:type="dxa"/>
+              <w:end w:w="100" w:type="dxa"/>
+            </w:tcMar>
           </w:tcPr>
           <w:p>
             <w:pPr>
               <w:pStyle w:val="ae"/>
               <w:keepNext/>
-              <w:spacing w:before="40" w:after="40"/>
-              <w:jc w:val="left"/>
-            </w:pPr>
-            <w:r>
+              <w:spacing w:before="0" w:after="40" w:line="240" w:lineRule="auto"/>
+              <w:jc w:val="center"/>
+            </w:pPr>
+            <w:r>
+              <w:rPr>
+                <w:rFonts w:ascii="Times New Roman" w:hAnsi="Times New Roman" w:eastAsia="Times New Roman"/>
+                <w:b/>
+                <w:sz w:val="20"/>
+              </w:rPr>
               <w:t>Основание ожидаемого результата</w:t>
             </w:r>
           </w:p>
         </w:tc>
         <w:tc>
           <w:tcPr>
-            <w:tcW w:w="2175" w:type="dxa"/>
-            <w:shd w:val="clear" w:color="auto" w:fill="F2F2F2"/>
+            <w:tcW w:w="2156" w:type="dxa"/>
+            <w:shd w:val="clear" w:color="auto" w:fill="D9EAF7"/>
+            <w:vAlign w:val="top"/>
+            <w:tcMar>
+              <w:top w:w="80" w:type="dxa"/>
+              <w:start w:w="100" w:type="dxa"/>
+              <w:bottom w:w="80" w:type="dxa"/>
+              <w:end w:w="100" w:type="dxa"/>
+            </w:tcMar>
           </w:tcPr>
           <w:p>
             <w:pPr>
               <w:pStyle w:val="ae"/>
               <w:keepNext/>
-              <w:spacing w:before="40" w:after="40"/>
-              <w:jc w:val="left"/>
-            </w:pPr>
-            <w:r>
+              <w:spacing w:before="0" w:after="40" w:line="240" w:lineRule="auto"/>
+              <w:jc w:val="center"/>
+            </w:pPr>
+            <w:r>
+              <w:rPr>
+                <w:rFonts w:ascii="Times New Roman" w:hAnsi="Times New Roman" w:eastAsia="Times New Roman"/>
+                <w:b/>
+                <w:sz w:val="20"/>
+              </w:rPr>
               <w:t>Уровень проверки</w:t>
             </w:r>
           </w:p>
@@ -1493,40 +1986,96 @@
         </w:trPr>
         <w:tc>
           <w:tcPr>
-            <w:tcW w:w="2175" w:type="dxa"/>
-          </w:tcPr>
-          <w:p>
-            <w:r>
+            <w:tcW w:w="2156" w:type="dxa"/>
+            <w:vAlign w:val="top"/>
+            <w:tcMar>
+              <w:top w:w="80" w:type="dxa"/>
+              <w:start w:w="100" w:type="dxa"/>
+              <w:bottom w:w="80" w:type="dxa"/>
+              <w:end w:w="100" w:type="dxa"/>
+            </w:tcMar>
+          </w:tcPr>
+          <w:p>
+            <w:pPr>
+              <w:spacing w:before="0" w:after="40" w:line="240" w:lineRule="auto"/>
+            </w:pPr>
+            <w:r>
+              <w:rPr>
+                <w:rFonts w:ascii="Times New Roman" w:hAnsi="Times New Roman" w:eastAsia="Times New Roman"/>
+                <w:sz w:val="20"/>
+              </w:rPr>
               <w:t>FR-1–FR-4 / security</w:t>
             </w:r>
           </w:p>
         </w:tc>
         <w:tc>
           <w:tcPr>
-            <w:tcW w:w="2175" w:type="dxa"/>
-          </w:tcPr>
-          <w:p>
-            <w:r>
+            <w:tcW w:w="2254" w:type="dxa"/>
+            <w:vAlign w:val="top"/>
+            <w:tcMar>
+              <w:top w:w="80" w:type="dxa"/>
+              <w:start w:w="100" w:type="dxa"/>
+              <w:bottom w:w="80" w:type="dxa"/>
+              <w:end w:w="100" w:type="dxa"/>
+            </w:tcMar>
+          </w:tcPr>
+          <w:p>
+            <w:pPr>
+              <w:spacing w:before="0" w:after="40" w:line="240" w:lineRule="auto"/>
+            </w:pPr>
+            <w:r>
+              <w:rPr>
+                <w:rFonts w:ascii="Times New Roman" w:hAnsi="Times New Roman" w:eastAsia="Times New Roman"/>
+                <w:sz w:val="20"/>
+              </w:rPr>
               <w:t>strict JSON, exact handoff, target/provenance and typed outcome rules</w:t>
             </w:r>
           </w:p>
         </w:tc>
         <w:tc>
           <w:tcPr>
-            <w:tcW w:w="2828" w:type="dxa"/>
-          </w:tcPr>
-          <w:p>
-            <w:r>
+            <w:tcW w:w="3234" w:type="dxa"/>
+            <w:vAlign w:val="top"/>
+            <w:tcMar>
+              <w:top w:w="80" w:type="dxa"/>
+              <w:start w:w="100" w:type="dxa"/>
+              <w:bottom w:w="80" w:type="dxa"/>
+              <w:end w:w="100" w:type="dxa"/>
+            </w:tcMar>
+          </w:tcPr>
+          <w:p>
+            <w:pPr>
+              <w:spacing w:before="0" w:after="40" w:line="240" w:lineRule="auto"/>
+            </w:pPr>
+            <w:r>
+              <w:rPr>
+                <w:rFonts w:ascii="Times New Roman" w:hAnsi="Times New Roman" w:eastAsia="Times New Roman"/>
+                <w:sz w:val="20"/>
+              </w:rPr>
               <w:t>requirements.md, security-baseline.md, BP004/T013 projection</w:t>
             </w:r>
           </w:p>
         </w:tc>
         <w:tc>
           <w:tcPr>
-            <w:tcW w:w="2175" w:type="dxa"/>
-          </w:tcPr>
-          <w:p>
-            <w:r>
+            <w:tcW w:w="2156" w:type="dxa"/>
+            <w:vAlign w:val="top"/>
+            <w:tcMar>
+              <w:top w:w="80" w:type="dxa"/>
+              <w:start w:w="100" w:type="dxa"/>
+              <w:bottom w:w="80" w:type="dxa"/>
+              <w:end w:w="100" w:type="dxa"/>
+            </w:tcMar>
+          </w:tcPr>
+          <w:p>
+            <w:pPr>
+              <w:spacing w:before="0" w:after="40" w:line="240" w:lineRule="auto"/>
+            </w:pPr>
+            <w:r>
+              <w:rPr>
+                <w:rFonts w:ascii="Times New Roman" w:hAnsi="Times New Roman" w:eastAsia="Times New Roman"/>
+                <w:sz w:val="20"/>
+              </w:rPr>
               <w:t>domain + adapter + application tests</w:t>
             </w:r>
           </w:p>
@@ -1579,11 +2128,19 @@
     <w:tbl>
       <w:tblPr>
         <w:tblStyle w:val="af4"/>
-        <w:tblW w:w="0" w:type="auto"/>
+        <w:tblW w:w="10000" w:type="pct"/>
         <w:jc w:val="center"/>
         <w:tblLayout w:type="fixed"/>
         <w:tblLook w:val="04A0" w:firstRow="1" w:lastRow="0" w:firstColumn="1" w:lastColumn="0" w:noHBand="0" w:noVBand="1"/>
         <w:tblCaption w:val="3"/>
+        <w:tblBorders>
+          <w:top w:val="single" w:sz="4" w:space="0" w:color="B7C3D0"/>
+          <w:left w:val="single" w:sz="4" w:space="0" w:color="B7C3D0"/>
+          <w:bottom w:val="single" w:sz="4" w:space="0" w:color="B7C3D0"/>
+          <w:right w:val="single" w:sz="4" w:space="0" w:color="B7C3D0"/>
+          <w:insideH w:val="single" w:sz="4" w:space="0" w:color="B7C3D0"/>
+          <w:insideV w:val="single" w:sz="4" w:space="0" w:color="B7C3D0"/>
+        </w:tblBorders>
       </w:tblPr>
       <w:tblGrid>
         <w:gridCol w:w="1022"/>
@@ -1601,102 +2158,174 @@
         </w:trPr>
         <w:tc>
           <w:tcPr>
-            <w:tcW w:w="1022" w:type="dxa"/>
-            <w:shd w:val="clear" w:color="auto" w:fill="F2F2F2"/>
+            <w:tcW w:w="1176" w:type="dxa"/>
+            <w:shd w:val="clear" w:color="auto" w:fill="D9EAF7"/>
+            <w:vAlign w:val="top"/>
+            <w:tcMar>
+              <w:top w:w="80" w:type="dxa"/>
+              <w:start w:w="100" w:type="dxa"/>
+              <w:bottom w:w="80" w:type="dxa"/>
+              <w:end w:w="100" w:type="dxa"/>
+            </w:tcMar>
           </w:tcPr>
           <w:p>
             <w:pPr>
               <w:pStyle w:val="ae"/>
               <w:keepNext/>
-              <w:spacing w:before="40" w:after="40"/>
-              <w:jc w:val="left"/>
-            </w:pPr>
-            <w:r>
+              <w:spacing w:before="0" w:after="40" w:line="240" w:lineRule="auto"/>
+              <w:jc w:val="center"/>
+            </w:pPr>
+            <w:r>
+              <w:rPr>
+                <w:rFonts w:ascii="Times New Roman" w:hAnsi="Times New Roman" w:eastAsia="Times New Roman"/>
+                <w:b/>
+                <w:sz w:val="19"/>
+              </w:rPr>
               <w:t>ID теста</w:t>
             </w:r>
           </w:p>
         </w:tc>
         <w:tc>
           <w:tcPr>
-            <w:tcW w:w="1572" w:type="dxa"/>
-            <w:shd w:val="clear" w:color="auto" w:fill="F2F2F2"/>
+            <w:tcW w:w="1764" w:type="dxa"/>
+            <w:shd w:val="clear" w:color="auto" w:fill="D9EAF7"/>
+            <w:vAlign w:val="top"/>
+            <w:tcMar>
+              <w:top w:w="80" w:type="dxa"/>
+              <w:start w:w="100" w:type="dxa"/>
+              <w:bottom w:w="80" w:type="dxa"/>
+              <w:end w:w="100" w:type="dxa"/>
+            </w:tcMar>
           </w:tcPr>
           <w:p>
             <w:pPr>
               <w:pStyle w:val="ae"/>
               <w:keepNext/>
-              <w:spacing w:before="40" w:after="40"/>
-              <w:jc w:val="left"/>
-            </w:pPr>
-            <w:r>
+              <w:spacing w:before="0" w:after="40" w:line="240" w:lineRule="auto"/>
+              <w:jc w:val="center"/>
+            </w:pPr>
+            <w:r>
+              <w:rPr>
+                <w:rFonts w:ascii="Times New Roman" w:hAnsi="Times New Roman" w:eastAsia="Times New Roman"/>
+                <w:b/>
+                <w:sz w:val="19"/>
+              </w:rPr>
               <w:t>Требование / риск</w:t>
             </w:r>
           </w:p>
         </w:tc>
         <w:tc>
           <w:tcPr>
-            <w:tcW w:w="2044" w:type="dxa"/>
-            <w:shd w:val="clear" w:color="auto" w:fill="F2F2F2"/>
+            <w:tcW w:w="1764" w:type="dxa"/>
+            <w:shd w:val="clear" w:color="auto" w:fill="D9EAF7"/>
+            <w:vAlign w:val="top"/>
+            <w:tcMar>
+              <w:top w:w="80" w:type="dxa"/>
+              <w:start w:w="100" w:type="dxa"/>
+              <w:bottom w:w="80" w:type="dxa"/>
+              <w:end w:w="100" w:type="dxa"/>
+            </w:tcMar>
           </w:tcPr>
           <w:p>
             <w:pPr>
               <w:pStyle w:val="ae"/>
               <w:keepNext/>
-              <w:spacing w:before="40" w:after="40"/>
-              <w:jc w:val="left"/>
-            </w:pPr>
-            <w:r>
+              <w:spacing w:before="0" w:after="40" w:line="240" w:lineRule="auto"/>
+              <w:jc w:val="center"/>
+            </w:pPr>
+            <w:r>
+              <w:rPr>
+                <w:rFonts w:ascii="Times New Roman" w:hAnsi="Times New Roman" w:eastAsia="Times New Roman"/>
+                <w:b/>
+                <w:sz w:val="19"/>
+              </w:rPr>
               <w:t>Исходное состояние и вход</w:t>
             </w:r>
           </w:p>
         </w:tc>
         <w:tc>
           <w:tcPr>
-            <w:tcW w:w="1572" w:type="dxa"/>
-            <w:shd w:val="clear" w:color="auto" w:fill="F2F2F2"/>
+            <w:tcW w:w="1666" w:type="dxa"/>
+            <w:shd w:val="clear" w:color="auto" w:fill="D9EAF7"/>
+            <w:vAlign w:val="top"/>
+            <w:tcMar>
+              <w:top w:w="80" w:type="dxa"/>
+              <w:start w:w="100" w:type="dxa"/>
+              <w:bottom w:w="80" w:type="dxa"/>
+              <w:end w:w="100" w:type="dxa"/>
+            </w:tcMar>
           </w:tcPr>
           <w:p>
             <w:pPr>
               <w:pStyle w:val="ae"/>
               <w:keepNext/>
-              <w:spacing w:before="40" w:after="40"/>
-              <w:jc w:val="left"/>
-            </w:pPr>
-            <w:r>
+              <w:spacing w:before="0" w:after="40" w:line="240" w:lineRule="auto"/>
+              <w:jc w:val="center"/>
+            </w:pPr>
+            <w:r>
+              <w:rPr>
+                <w:rFonts w:ascii="Times New Roman" w:hAnsi="Times New Roman" w:eastAsia="Times New Roman"/>
+                <w:b/>
+                <w:sz w:val="19"/>
+              </w:rPr>
               <w:t>Действия</w:t>
             </w:r>
           </w:p>
         </w:tc>
         <w:tc>
           <w:tcPr>
-            <w:tcW w:w="1572" w:type="dxa"/>
-            <w:shd w:val="clear" w:color="auto" w:fill="F2F2F2"/>
+            <w:tcW w:w="1862" w:type="dxa"/>
+            <w:shd w:val="clear" w:color="auto" w:fill="D9EAF7"/>
+            <w:vAlign w:val="top"/>
+            <w:tcMar>
+              <w:top w:w="80" w:type="dxa"/>
+              <w:start w:w="100" w:type="dxa"/>
+              <w:bottom w:w="80" w:type="dxa"/>
+              <w:end w:w="100" w:type="dxa"/>
+            </w:tcMar>
           </w:tcPr>
           <w:p>
             <w:pPr>
               <w:pStyle w:val="ae"/>
               <w:keepNext/>
-              <w:spacing w:before="40" w:after="40"/>
-              <w:jc w:val="left"/>
-            </w:pPr>
-            <w:r>
+              <w:spacing w:before="0" w:after="40" w:line="240" w:lineRule="auto"/>
+              <w:jc w:val="center"/>
+            </w:pPr>
+            <w:r>
+              <w:rPr>
+                <w:rFonts w:ascii="Times New Roman" w:hAnsi="Times New Roman" w:eastAsia="Times New Roman"/>
+                <w:b/>
+                <w:sz w:val="19"/>
+              </w:rPr>
               <w:t>Ожидаемый результат</w:t>
             </w:r>
           </w:p>
         </w:tc>
         <w:tc>
           <w:tcPr>
-            <w:tcW w:w="1572" w:type="dxa"/>
-            <w:shd w:val="clear" w:color="auto" w:fill="F2F2F2"/>
+            <w:tcW w:w="1568" w:type="dxa"/>
+            <w:shd w:val="clear" w:color="auto" w:fill="D9EAF7"/>
+            <w:vAlign w:val="top"/>
+            <w:tcMar>
+              <w:top w:w="80" w:type="dxa"/>
+              <w:start w:w="100" w:type="dxa"/>
+              <w:bottom w:w="80" w:type="dxa"/>
+              <w:end w:w="100" w:type="dxa"/>
+            </w:tcMar>
           </w:tcPr>
           <w:p>
             <w:pPr>
               <w:pStyle w:val="ae"/>
               <w:keepNext/>
-              <w:spacing w:before="40" w:after="40"/>
-              <w:jc w:val="left"/>
-            </w:pPr>
-            <w:r>
+              <w:spacing w:before="0" w:after="40" w:line="240" w:lineRule="auto"/>
+              <w:jc w:val="center"/>
+            </w:pPr>
+            <w:r>
+              <w:rPr>
+                <w:rFonts w:ascii="Times New Roman" w:hAnsi="Times New Roman" w:eastAsia="Times New Roman"/>
+                <w:b/>
+                <w:sz w:val="19"/>
+              </w:rPr>
               <w:t>Обоснование выбора</w:t>
             </w:r>
           </w:p>
@@ -1709,60 +2338,144 @@
         </w:trPr>
         <w:tc>
           <w:tcPr>
-            <w:tcW w:w="1022" w:type="dxa"/>
-          </w:tcPr>
-          <w:p>
-            <w:r>
+            <w:tcW w:w="1176" w:type="dxa"/>
+            <w:vAlign w:val="top"/>
+            <w:tcMar>
+              <w:top w:w="80" w:type="dxa"/>
+              <w:start w:w="100" w:type="dxa"/>
+              <w:bottom w:w="80" w:type="dxa"/>
+              <w:end w:w="100" w:type="dxa"/>
+            </w:tcMar>
+          </w:tcPr>
+          <w:p>
+            <w:pPr>
+              <w:spacing w:before="0" w:after="40" w:line="240" w:lineRule="auto"/>
+            </w:pPr>
+            <w:r>
+              <w:rPr>
+                <w:rFonts w:ascii="Times New Roman" w:hAnsi="Times New Roman" w:eastAsia="Times New Roman"/>
+                <w:sz w:val="19"/>
+              </w:rPr>
               <w:t>TD-1/TD-2</w:t>
             </w:r>
           </w:p>
         </w:tc>
         <w:tc>
           <w:tcPr>
-            <w:tcW w:w="1572" w:type="dxa"/>
-          </w:tcPr>
-          <w:p>
-            <w:r>
+            <w:tcW w:w="1764" w:type="dxa"/>
+            <w:vAlign w:val="top"/>
+            <w:tcMar>
+              <w:top w:w="80" w:type="dxa"/>
+              <w:start w:w="100" w:type="dxa"/>
+              <w:bottom w:w="80" w:type="dxa"/>
+              <w:end w:w="100" w:type="dxa"/>
+            </w:tcMar>
+          </w:tcPr>
+          <w:p>
+            <w:pPr>
+              <w:spacing w:before="0" w:after="40" w:line="240" w:lineRule="auto"/>
+            </w:pPr>
+            <w:r>
+              <w:rPr>
+                <w:rFonts w:ascii="Times New Roman" w:hAnsi="Times New Roman" w:eastAsia="Times New Roman"/>
+                <w:sz w:val="19"/>
+              </w:rPr>
               <w:t>equivalence partitions and boundary-value analysis</w:t>
             </w:r>
           </w:p>
         </w:tc>
         <w:tc>
           <w:tcPr>
-            <w:tcW w:w="2044" w:type="dxa"/>
-          </w:tcPr>
-          <w:p>
-            <w:r>
+            <w:tcW w:w="1764" w:type="dxa"/>
+            <w:vAlign w:val="top"/>
+            <w:tcMar>
+              <w:top w:w="80" w:type="dxa"/>
+              <w:start w:w="100" w:type="dxa"/>
+              <w:bottom w:w="80" w:type="dxa"/>
+              <w:end w:w="100" w:type="dxa"/>
+            </w:tcMar>
+          </w:tcPr>
+          <w:p>
+            <w:pPr>
+              <w:spacing w:before="0" w:after="40" w:line="240" w:lineRule="auto"/>
+            </w:pPr>
+            <w:r>
+              <w:rPr>
+                <w:rFonts w:ascii="Times New Roman" w:hAnsi="Times New Roman" w:eastAsia="Times New Roman"/>
+                <w:sz w:val="19"/>
+              </w:rPr>
               <w:t>aliases/duplicates/Unicode/controls; 32KiB escaped projection, 36KiB rendered block; six DI cases</w:t>
             </w:r>
           </w:p>
         </w:tc>
         <w:tc>
           <w:tcPr>
-            <w:tcW w:w="1572" w:type="dxa"/>
-          </w:tcPr>
-          <w:p>
-            <w:r>
+            <w:tcW w:w="1666" w:type="dxa"/>
+            <w:vAlign w:val="top"/>
+            <w:tcMar>
+              <w:top w:w="80" w:type="dxa"/>
+              <w:start w:w="100" w:type="dxa"/>
+              <w:bottom w:w="80" w:type="dxa"/>
+              <w:end w:w="100" w:type="dxa"/>
+            </w:tcMar>
+          </w:tcPr>
+          <w:p>
+            <w:pPr>
+              <w:spacing w:before="0" w:after="40" w:line="240" w:lineRule="auto"/>
+            </w:pPr>
+            <w:r>
+              <w:rPr>
+                <w:rFonts w:ascii="Times New Roman" w:hAnsi="Times New Roman" w:eastAsia="Times New Roman"/>
+                <w:sz w:val="19"/>
+              </w:rPr>
               <w:t>go test ./...</w:t>
             </w:r>
           </w:p>
         </w:tc>
         <w:tc>
           <w:tcPr>
-            <w:tcW w:w="1572" w:type="dxa"/>
-          </w:tcPr>
-          <w:p>
-            <w:r>
+            <w:tcW w:w="1862" w:type="dxa"/>
+            <w:vAlign w:val="top"/>
+            <w:tcMar>
+              <w:top w:w="80" w:type="dxa"/>
+              <w:start w:w="100" w:type="dxa"/>
+              <w:bottom w:w="80" w:type="dxa"/>
+              <w:end w:w="100" w:type="dxa"/>
+            </w:tcMar>
+          </w:tcPr>
+          <w:p>
+            <w:pPr>
+              <w:spacing w:before="0" w:after="40" w:line="240" w:lineRule="auto"/>
+            </w:pPr>
+            <w:r>
+              <w:rPr>
+                <w:rFonts w:ascii="Times New Roman" w:hAnsi="Times New Roman" w:eastAsia="Times New Roman"/>
+                <w:sz w:val="19"/>
+              </w:rPr>
               <w:t>typed PASS/FAIL/Incomplete/Unknown assertions</w:t>
             </w:r>
           </w:p>
         </w:tc>
         <w:tc>
           <w:tcPr>
-            <w:tcW w:w="1572" w:type="dxa"/>
-          </w:tcPr>
-          <w:p>
-            <w:r>
+            <w:tcW w:w="1568" w:type="dxa"/>
+            <w:vAlign w:val="top"/>
+            <w:tcMar>
+              <w:top w:w="80" w:type="dxa"/>
+              <w:start w:w="100" w:type="dxa"/>
+              <w:bottom w:w="80" w:type="dxa"/>
+              <w:end w:w="100" w:type="dxa"/>
+            </w:tcMar>
+          </w:tcPr>
+          <w:p>
+            <w:pPr>
+              <w:spacing w:before="0" w:after="40" w:line="240" w:lineRule="auto"/>
+            </w:pPr>
+            <w:r>
+              <w:rPr>
+                <w:rFonts w:ascii="Times New Roman" w:hAnsi="Times New Roman" w:eastAsia="Times New Roman"/>
+                <w:sz w:val="19"/>
+              </w:rPr>
               <w:t>derived from requirements.md FR/NFR and BP004/T013</w:t>
             </w:r>
           </w:p>
@@ -1840,11 +2553,19 @@
     <w:tbl>
       <w:tblPr>
         <w:tblStyle w:val="af4"/>
-        <w:tblW w:w="0" w:type="auto"/>
+        <w:tblW w:w="10000" w:type="pct"/>
         <w:jc w:val="center"/>
         <w:tblLayout w:type="fixed"/>
         <w:tblLook w:val="04A0" w:firstRow="1" w:lastRow="0" w:firstColumn="1" w:lastColumn="0" w:noHBand="0" w:noVBand="1"/>
         <w:tblCaption w:val="4"/>
+        <w:tblBorders>
+          <w:top w:val="single" w:sz="4" w:space="0" w:color="B7C3D0"/>
+          <w:left w:val="single" w:sz="4" w:space="0" w:color="B7C3D0"/>
+          <w:bottom w:val="single" w:sz="4" w:space="0" w:color="B7C3D0"/>
+          <w:right w:val="single" w:sz="4" w:space="0" w:color="B7C3D0"/>
+          <w:insideH w:val="single" w:sz="4" w:space="0" w:color="B7C3D0"/>
+          <w:insideV w:val="single" w:sz="4" w:space="0" w:color="B7C3D0"/>
+        </w:tblBorders>
       </w:tblPr>
       <w:tblGrid>
         <w:gridCol w:w="1031"/>
@@ -1862,96 +2583,172 @@
         </w:trPr>
         <w:tc>
           <w:tcPr>
-            <w:tcW w:w="1031" w:type="dxa"/>
-            <w:shd w:val="clear" w:color="auto" w:fill="F2F2F2"/>
+            <w:tcW w:w="1176" w:type="dxa"/>
+            <w:shd w:val="clear" w:color="auto" w:fill="D9EAF7"/>
+            <w:vAlign w:val="top"/>
+            <w:tcMar>
+              <w:top w:w="80" w:type="dxa"/>
+              <w:start w:w="100" w:type="dxa"/>
+              <w:bottom w:w="80" w:type="dxa"/>
+              <w:end w:w="100" w:type="dxa"/>
+            </w:tcMar>
           </w:tcPr>
           <w:p>
             <w:pPr>
               <w:pStyle w:val="ae"/>
               <w:keepNext/>
-              <w:spacing w:before="40" w:after="40"/>
-              <w:jc w:val="left"/>
-            </w:pPr>
-            <w:r>
+              <w:spacing w:before="0" w:after="40" w:line="240" w:lineRule="auto"/>
+              <w:jc w:val="center"/>
+            </w:pPr>
+            <w:r>
+              <w:rPr>
+                <w:rFonts w:ascii="Times New Roman" w:hAnsi="Times New Roman" w:eastAsia="Times New Roman"/>
+                <w:b/>
+                <w:sz w:val="19"/>
+              </w:rPr>
               <w:t>ID</w:t>
             </w:r>
           </w:p>
         </w:tc>
         <w:tc>
           <w:tcPr>
-            <w:tcW w:w="1585" w:type="dxa"/>
-            <w:shd w:val="clear" w:color="auto" w:fill="F2F2F2"/>
-          </w:tcPr>
-          <w:p>
-            <w:r>
+            <w:tcW w:w="1764" w:type="dxa"/>
+            <w:shd w:val="clear" w:color="auto" w:fill="D9EAF7"/>
+            <w:vAlign w:val="top"/>
+            <w:tcMar>
+              <w:top w:w="80" w:type="dxa"/>
+              <w:start w:w="100" w:type="dxa"/>
+              <w:bottom w:w="80" w:type="dxa"/>
+              <w:end w:w="100" w:type="dxa"/>
+            </w:tcMar>
+          </w:tcPr>
+          <w:p>
+            <w:pPr>
+              <w:spacing w:before="0" w:after="40" w:line="240" w:lineRule="auto"/>
+              <w:jc w:val="center"/>
+            </w:pPr>
+            <w:r>
+              <w:rPr>
+                <w:rFonts w:ascii="Times New Roman" w:hAnsi="Times New Roman" w:eastAsia="Times New Roman"/>
+                <w:b/>
+                <w:sz w:val="19"/>
+              </w:rPr>
               <w:t>Событие, причина и последствие</w:t>
             </w:r>
           </w:p>
         </w:tc>
         <w:tc>
           <w:tcPr>
-            <w:tcW w:w="2061" w:type="dxa"/>
-            <w:shd w:val="clear" w:color="auto" w:fill="F2F2F2"/>
+            <w:tcW w:w="1764" w:type="dxa"/>
+            <w:shd w:val="clear" w:color="auto" w:fill="D9EAF7"/>
+            <w:vAlign w:val="top"/>
+            <w:tcMar>
+              <w:top w:w="80" w:type="dxa"/>
+              <w:start w:w="100" w:type="dxa"/>
+              <w:bottom w:w="80" w:type="dxa"/>
+              <w:end w:w="100" w:type="dxa"/>
+            </w:tcMar>
           </w:tcPr>
           <w:p>
             <w:pPr>
               <w:pStyle w:val="ae"/>
               <w:keepNext/>
-              <w:spacing w:before="40" w:after="40"/>
-              <w:jc w:val="left"/>
-            </w:pPr>
-            <w:r>
+              <w:spacing w:before="0" w:after="40" w:line="240" w:lineRule="auto"/>
+              <w:jc w:val="center"/>
+            </w:pPr>
+            <w:r>
+              <w:rPr>
+                <w:rFonts w:ascii="Times New Roman" w:hAnsi="Times New Roman" w:eastAsia="Times New Roman"/>
+                <w:b/>
+                <w:sz w:val="19"/>
+              </w:rPr>
               <w:t>Вероятность и основание</w:t>
             </w:r>
           </w:p>
         </w:tc>
         <w:tc>
           <w:tcPr>
-            <w:tcW w:w="1585" w:type="dxa"/>
-            <w:shd w:val="clear" w:color="auto" w:fill="F2F2F2"/>
+            <w:tcW w:w="1666" w:type="dxa"/>
+            <w:shd w:val="clear" w:color="auto" w:fill="D9EAF7"/>
+            <w:vAlign w:val="top"/>
+            <w:tcMar>
+              <w:top w:w="80" w:type="dxa"/>
+              <w:start w:w="100" w:type="dxa"/>
+              <w:bottom w:w="80" w:type="dxa"/>
+              <w:end w:w="100" w:type="dxa"/>
+            </w:tcMar>
           </w:tcPr>
           <w:p>
             <w:pPr>
               <w:pStyle w:val="ae"/>
               <w:keepNext/>
-              <w:spacing w:before="40" w:after="40"/>
-              <w:jc w:val="left"/>
-            </w:pPr>
-            <w:r>
+              <w:spacing w:before="0" w:after="40" w:line="240" w:lineRule="auto"/>
+              <w:jc w:val="center"/>
+            </w:pPr>
+            <w:r>
+              <w:rPr>
+                <w:rFonts w:ascii="Times New Roman" w:hAnsi="Times New Roman" w:eastAsia="Times New Roman"/>
+                <w:b/>
+                <w:sz w:val="19"/>
+              </w:rPr>
               <w:t>Ущерб и основание</w:t>
             </w:r>
           </w:p>
         </w:tc>
         <w:tc>
           <w:tcPr>
-            <w:tcW w:w="1031" w:type="dxa"/>
-            <w:shd w:val="clear" w:color="auto" w:fill="F2F2F2"/>
+            <w:tcW w:w="1862" w:type="dxa"/>
+            <w:shd w:val="clear" w:color="auto" w:fill="D9EAF7"/>
+            <w:vAlign w:val="top"/>
+            <w:tcMar>
+              <w:top w:w="80" w:type="dxa"/>
+              <w:start w:w="100" w:type="dxa"/>
+              <w:bottom w:w="80" w:type="dxa"/>
+              <w:end w:w="100" w:type="dxa"/>
+            </w:tcMar>
           </w:tcPr>
           <w:p>
             <w:pPr>
               <w:pStyle w:val="ae"/>
               <w:keepNext/>
-              <w:spacing w:before="40" w:after="40"/>
-              <w:jc w:val="left"/>
-            </w:pPr>
-            <w:r>
+              <w:spacing w:before="0" w:after="40" w:line="240" w:lineRule="auto"/>
+              <w:jc w:val="center"/>
+            </w:pPr>
+            <w:r>
+              <w:rPr>
+                <w:rFonts w:ascii="Times New Roman" w:hAnsi="Times New Roman" w:eastAsia="Times New Roman"/>
+                <w:b/>
+                <w:sz w:val="19"/>
+              </w:rPr>
               <w:t>Приоритет</w:t>
             </w:r>
           </w:p>
         </w:tc>
         <w:tc>
           <w:tcPr>
-            <w:tcW w:w="2061" w:type="dxa"/>
-            <w:shd w:val="clear" w:color="auto" w:fill="F2F2F2"/>
+            <w:tcW w:w="1568" w:type="dxa"/>
+            <w:shd w:val="clear" w:color="auto" w:fill="D9EAF7"/>
+            <w:vAlign w:val="top"/>
+            <w:tcMar>
+              <w:top w:w="80" w:type="dxa"/>
+              <w:start w:w="100" w:type="dxa"/>
+              <w:bottom w:w="80" w:type="dxa"/>
+              <w:end w:w="100" w:type="dxa"/>
+            </w:tcMar>
           </w:tcPr>
           <w:p>
             <w:pPr>
               <w:pStyle w:val="ae"/>
               <w:keepNext/>
-              <w:spacing w:before="40" w:after="40"/>
-              <w:jc w:val="left"/>
-            </w:pPr>
-            <w:r>
+              <w:spacing w:before="0" w:after="40" w:line="240" w:lineRule="auto"/>
+              <w:jc w:val="center"/>
+            </w:pPr>
+            <w:r>
+              <w:rPr>
+                <w:rFonts w:ascii="Times New Roman" w:hAnsi="Times New Roman" w:eastAsia="Times New Roman"/>
+                <w:b/>
+                <w:sz w:val="19"/>
+              </w:rPr>
               <w:t>Проверка, частота и остаточный риск</w:t>
             </w:r>
           </w:p>
@@ -1964,60 +2761,144 @@
         </w:trPr>
         <w:tc>
           <w:tcPr>
-            <w:tcW w:w="1031" w:type="dxa"/>
-          </w:tcPr>
-          <w:p>
-            <w:r>
+            <w:tcW w:w="1176" w:type="dxa"/>
+            <w:vAlign w:val="top"/>
+            <w:tcMar>
+              <w:top w:w="80" w:type="dxa"/>
+              <w:start w:w="100" w:type="dxa"/>
+              <w:bottom w:w="80" w:type="dxa"/>
+              <w:end w:w="100" w:type="dxa"/>
+            </w:tcMar>
+          </w:tcPr>
+          <w:p>
+            <w:pPr>
+              <w:spacing w:before="0" w:after="40" w:line="240" w:lineRule="auto"/>
+            </w:pPr>
+            <w:r>
+              <w:rPr>
+                <w:rFonts w:ascii="Times New Roman" w:hAnsi="Times New Roman" w:eastAsia="Times New Roman"/>
+                <w:sz w:val="19"/>
+              </w:rPr>
               <w:t>R-001</w:t>
             </w:r>
           </w:p>
         </w:tc>
         <w:tc>
           <w:tcPr>
-            <w:tcW w:w="1585" w:type="dxa"/>
-          </w:tcPr>
-          <w:p>
-            <w:r>
+            <w:tcW w:w="1764" w:type="dxa"/>
+            <w:vAlign w:val="top"/>
+            <w:tcMar>
+              <w:top w:w="80" w:type="dxa"/>
+              <w:start w:w="100" w:type="dxa"/>
+              <w:bottom w:w="80" w:type="dxa"/>
+              <w:end w:w="100" w:type="dxa"/>
+            </w:tcMar>
+          </w:tcPr>
+          <w:p>
+            <w:pPr>
+              <w:spacing w:before="0" w:after="40" w:line="240" w:lineRule="auto"/>
+            </w:pPr>
+            <w:r>
+              <w:rPr>
+                <w:rFonts w:ascii="Times New Roman" w:hAnsi="Times New Roman" w:eastAsia="Times New Roman"/>
+                <w:sz w:val="19"/>
+              </w:rPr>
               <w:t>Malformed JSON/handoff → false match</w:t>
             </w:r>
           </w:p>
         </w:tc>
         <w:tc>
           <w:tcPr>
-            <w:tcW w:w="2061" w:type="dxa"/>
-          </w:tcPr>
-          <w:p>
-            <w:r>
+            <w:tcW w:w="1764" w:type="dxa"/>
+            <w:vAlign w:val="top"/>
+            <w:tcMar>
+              <w:top w:w="80" w:type="dxa"/>
+              <w:start w:w="100" w:type="dxa"/>
+              <w:bottom w:w="80" w:type="dxa"/>
+              <w:end w:w="100" w:type="dxa"/>
+            </w:tcMar>
+          </w:tcPr>
+          <w:p>
+            <w:pPr>
+              <w:spacing w:before="0" w:after="40" w:line="240" w:lineRule="auto"/>
+            </w:pPr>
+            <w:r>
+              <w:rPr>
+                <w:rFonts w:ascii="Times New Roman" w:hAnsi="Times New Roman" w:eastAsia="Times New Roman"/>
+                <w:sz w:val="19"/>
+              </w:rPr>
               <w:t>Medium: untrusted saved evidence</w:t>
             </w:r>
           </w:p>
         </w:tc>
         <w:tc>
           <w:tcPr>
-            <w:tcW w:w="1585" w:type="dxa"/>
-          </w:tcPr>
-          <w:p>
-            <w:r>
+            <w:tcW w:w="1666" w:type="dxa"/>
+            <w:vAlign w:val="top"/>
+            <w:tcMar>
+              <w:top w:w="80" w:type="dxa"/>
+              <w:start w:w="100" w:type="dxa"/>
+              <w:bottom w:w="80" w:type="dxa"/>
+              <w:end w:w="100" w:type="dxa"/>
+            </w:tcMar>
+          </w:tcPr>
+          <w:p>
+            <w:pPr>
+              <w:spacing w:before="0" w:after="40" w:line="240" w:lineRule="auto"/>
+            </w:pPr>
+            <w:r>
+              <w:rPr>
+                <w:rFonts w:ascii="Times New Roman" w:hAnsi="Times New Roman" w:eastAsia="Times New Roman"/>
+                <w:sz w:val="19"/>
+              </w:rPr>
               <w:t>High: wrong delivery decision</w:t>
             </w:r>
           </w:p>
         </w:tc>
         <w:tc>
           <w:tcPr>
-            <w:tcW w:w="1031" w:type="dxa"/>
-          </w:tcPr>
-          <w:p>
-            <w:r>
+            <w:tcW w:w="1862" w:type="dxa"/>
+            <w:vAlign w:val="top"/>
+            <w:tcMar>
+              <w:top w:w="80" w:type="dxa"/>
+              <w:start w:w="100" w:type="dxa"/>
+              <w:bottom w:w="80" w:type="dxa"/>
+              <w:end w:w="100" w:type="dxa"/>
+            </w:tcMar>
+          </w:tcPr>
+          <w:p>
+            <w:pPr>
+              <w:spacing w:before="0" w:after="40" w:line="240" w:lineRule="auto"/>
+            </w:pPr>
+            <w:r>
+              <w:rPr>
+                <w:rFonts w:ascii="Times New Roman" w:hAnsi="Times New Roman" w:eastAsia="Times New Roman"/>
+                <w:sz w:val="19"/>
+              </w:rPr>
               <w:t>High</w:t>
             </w:r>
           </w:p>
         </w:tc>
         <w:tc>
           <w:tcPr>
-            <w:tcW w:w="2061" w:type="dxa"/>
-          </w:tcPr>
-          <w:p>
-            <w:r>
+            <w:tcW w:w="1568" w:type="dxa"/>
+            <w:vAlign w:val="top"/>
+            <w:tcMar>
+              <w:top w:w="80" w:type="dxa"/>
+              <w:start w:w="100" w:type="dxa"/>
+              <w:bottom w:w="80" w:type="dxa"/>
+              <w:end w:w="100" w:type="dxa"/>
+            </w:tcMar>
+          </w:tcPr>
+          <w:p>
+            <w:pPr>
+              <w:spacing w:before="0" w:after="40" w:line="240" w:lineRule="auto"/>
+            </w:pPr>
+            <w:r>
+              <w:rPr>
+                <w:rFonts w:ascii="Times New Roman" w:hAnsi="Times New Roman" w:eastAsia="Times New Roman"/>
+                <w:sz w:val="19"/>
+              </w:rPr>
               <w:t>strict parser tests every change; residual Low locally</w:t>
             </w:r>
           </w:p>
@@ -2026,60 +2907,144 @@
       <w:tr>
         <w:tc>
           <w:tcPr>
-            <w:tcW w:type="dxa" w:w="1031"/>
-          </w:tcPr>
-          <w:p>
-            <w:r>
+            <w:tcW w:type="dxa" w:w="1176"/>
+            <w:vAlign w:val="top"/>
+            <w:tcMar>
+              <w:top w:w="80" w:type="dxa"/>
+              <w:start w:w="100" w:type="dxa"/>
+              <w:bottom w:w="80" w:type="dxa"/>
+              <w:end w:w="100" w:type="dxa"/>
+            </w:tcMar>
+          </w:tcPr>
+          <w:p>
+            <w:pPr>
+              <w:spacing w:before="0" w:after="40" w:line="240" w:lineRule="auto"/>
+            </w:pPr>
+            <w:r>
+              <w:rPr>
+                <w:rFonts w:ascii="Times New Roman" w:hAnsi="Times New Roman" w:eastAsia="Times New Roman"/>
+                <w:sz w:val="19"/>
+              </w:rPr>
               <w:t>R-002</w:t>
             </w:r>
           </w:p>
         </w:tc>
         <w:tc>
           <w:tcPr>
-            <w:tcW w:type="dxa" w:w="1585"/>
-          </w:tcPr>
-          <w:p>
-            <w:r>
+            <w:tcW w:type="dxa" w:w="1764"/>
+            <w:vAlign w:val="top"/>
+            <w:tcMar>
+              <w:top w:w="80" w:type="dxa"/>
+              <w:start w:w="100" w:type="dxa"/>
+              <w:bottom w:w="80" w:type="dxa"/>
+              <w:end w:w="100" w:type="dxa"/>
+            </w:tcMar>
+          </w:tcPr>
+          <w:p>
+            <w:pPr>
+              <w:spacing w:before="0" w:after="40" w:line="240" w:lineRule="auto"/>
+            </w:pPr>
+            <w:r>
+              <w:rPr>
+                <w:rFonts w:ascii="Times New Roman" w:hAnsi="Times New Roman" w:eastAsia="Times New Roman"/>
+                <w:sz w:val="19"/>
+              </w:rPr>
               <w:t>Retrieval error → duplicate effect</w:t>
             </w:r>
           </w:p>
         </w:tc>
         <w:tc>
           <w:tcPr>
-            <w:tcW w:type="dxa" w:w="2061"/>
-          </w:tcPr>
-          <w:p>
-            <w:r>
+            <w:tcW w:type="dxa" w:w="1764"/>
+            <w:vAlign w:val="top"/>
+            <w:tcMar>
+              <w:top w:w="80" w:type="dxa"/>
+              <w:start w:w="100" w:type="dxa"/>
+              <w:bottom w:w="80" w:type="dxa"/>
+              <w:end w:w="100" w:type="dxa"/>
+            </w:tcMar>
+          </w:tcPr>
+          <w:p>
+            <w:pPr>
+              <w:spacing w:before="0" w:after="40" w:line="240" w:lineRule="auto"/>
+            </w:pPr>
+            <w:r>
+              <w:rPr>
+                <w:rFonts w:ascii="Times New Roman" w:hAnsi="Times New Roman" w:eastAsia="Times New Roman"/>
+                <w:sz w:val="19"/>
+              </w:rPr>
               <w:t>Low: guarded consumer</w:t>
             </w:r>
           </w:p>
         </w:tc>
         <w:tc>
           <w:tcPr>
-            <w:tcW w:type="dxa" w:w="1585"/>
-          </w:tcPr>
-          <w:p>
-            <w:r>
+            <w:tcW w:type="dxa" w:w="1666"/>
+            <w:vAlign w:val="top"/>
+            <w:tcMar>
+              <w:top w:w="80" w:type="dxa"/>
+              <w:start w:w="100" w:type="dxa"/>
+              <w:bottom w:w="80" w:type="dxa"/>
+              <w:end w:w="100" w:type="dxa"/>
+            </w:tcMar>
+          </w:tcPr>
+          <w:p>
+            <w:pPr>
+              <w:spacing w:before="0" w:after="40" w:line="240" w:lineRule="auto"/>
+            </w:pPr>
+            <w:r>
+              <w:rPr>
+                <w:rFonts w:ascii="Times New Roman" w:hAnsi="Times New Roman" w:eastAsia="Times New Roman"/>
+                <w:sz w:val="19"/>
+              </w:rPr>
               <w:t>High: possible external duplicate</w:t>
             </w:r>
           </w:p>
         </w:tc>
         <w:tc>
           <w:tcPr>
-            <w:tcW w:type="dxa" w:w="1031"/>
-          </w:tcPr>
-          <w:p>
-            <w:r>
+            <w:tcW w:type="dxa" w:w="1862"/>
+            <w:vAlign w:val="top"/>
+            <w:tcMar>
+              <w:top w:w="80" w:type="dxa"/>
+              <w:start w:w="100" w:type="dxa"/>
+              <w:bottom w:w="80" w:type="dxa"/>
+              <w:end w:w="100" w:type="dxa"/>
+            </w:tcMar>
+          </w:tcPr>
+          <w:p>
+            <w:pPr>
+              <w:spacing w:before="0" w:after="40" w:line="240" w:lineRule="auto"/>
+            </w:pPr>
+            <w:r>
+              <w:rPr>
+                <w:rFonts w:ascii="Times New Roman" w:hAnsi="Times New Roman" w:eastAsia="Times New Roman"/>
+                <w:sz w:val="19"/>
+              </w:rPr>
               <w:t>High</w:t>
             </w:r>
           </w:p>
         </w:tc>
         <w:tc>
           <w:tcPr>
-            <w:tcW w:type="dxa" w:w="2061"/>
-          </w:tcPr>
-          <w:p>
-            <w:r>
+            <w:tcW w:type="dxa" w:w="1568"/>
+            <w:vAlign w:val="top"/>
+            <w:tcMar>
+              <w:top w:w="80" w:type="dxa"/>
+              <w:start w:w="100" w:type="dxa"/>
+              <w:bottom w:w="80" w:type="dxa"/>
+              <w:end w:w="100" w:type="dxa"/>
+            </w:tcMar>
+          </w:tcPr>
+          <w:p>
+            <w:pPr>
+              <w:spacing w:before="0" w:after="40" w:line="240" w:lineRule="auto"/>
+            </w:pPr>
+            <w:r>
+              <w:rPr>
+                <w:rFonts w:ascii="Times New Roman" w:hAnsi="Times New Roman" w:eastAsia="Times New Roman"/>
+                <w:sz w:val="19"/>
+              </w:rPr>
               <w:t>FileReader/consumer error test every change; residual Medium live</w:t>
             </w:r>
           </w:p>
@@ -2088,60 +3053,144 @@
       <w:tr>
         <w:tc>
           <w:tcPr>
-            <w:tcW w:type="dxa" w:w="1031"/>
-          </w:tcPr>
-          <w:p>
-            <w:r>
+            <w:tcW w:type="dxa" w:w="1176"/>
+            <w:vAlign w:val="top"/>
+            <w:tcMar>
+              <w:top w:w="80" w:type="dxa"/>
+              <w:start w:w="100" w:type="dxa"/>
+              <w:bottom w:w="80" w:type="dxa"/>
+              <w:end w:w="100" w:type="dxa"/>
+            </w:tcMar>
+          </w:tcPr>
+          <w:p>
+            <w:pPr>
+              <w:spacing w:before="0" w:after="40" w:line="240" w:lineRule="auto"/>
+            </w:pPr>
+            <w:r>
+              <w:rPr>
+                <w:rFonts w:ascii="Times New Roman" w:hAnsi="Times New Roman" w:eastAsia="Times New Roman"/>
+                <w:sz w:val="19"/>
+              </w:rPr>
               <w:t>R-003</w:t>
             </w:r>
           </w:p>
         </w:tc>
         <w:tc>
           <w:tcPr>
-            <w:tcW w:type="dxa" w:w="1585"/>
-          </w:tcPr>
-          <w:p>
-            <w:r>
+            <w:tcW w:type="dxa" w:w="1764"/>
+            <w:vAlign w:val="top"/>
+            <w:tcMar>
+              <w:top w:w="80" w:type="dxa"/>
+              <w:start w:w="100" w:type="dxa"/>
+              <w:bottom w:w="80" w:type="dxa"/>
+              <w:end w:w="100" w:type="dxa"/>
+            </w:tcMar>
+          </w:tcPr>
+          <w:p>
+            <w:pPr>
+              <w:spacing w:before="0" w:after="40" w:line="240" w:lineRule="auto"/>
+            </w:pPr>
+            <w:r>
+              <w:rPr>
+                <w:rFonts w:ascii="Times New Roman" w:hAnsi="Times New Roman" w:eastAsia="Times New Roman"/>
+                <w:sz w:val="19"/>
+              </w:rPr>
               <w:t>Relabelled target → wrong confirmation</w:t>
             </w:r>
           </w:p>
         </w:tc>
         <w:tc>
           <w:tcPr>
-            <w:tcW w:type="dxa" w:w="2061"/>
-          </w:tcPr>
-          <w:p>
-            <w:r>
+            <w:tcW w:type="dxa" w:w="1764"/>
+            <w:vAlign w:val="top"/>
+            <w:tcMar>
+              <w:top w:w="80" w:type="dxa"/>
+              <w:start w:w="100" w:type="dxa"/>
+              <w:bottom w:w="80" w:type="dxa"/>
+              <w:end w:w="100" w:type="dxa"/>
+            </w:tcMar>
+          </w:tcPr>
+          <w:p>
+            <w:pPr>
+              <w:spacing w:before="0" w:after="40" w:line="240" w:lineRule="auto"/>
+            </w:pPr>
+            <w:r>
+              <w:rPr>
+                <w:rFonts w:ascii="Times New Roman" w:hAnsi="Times New Roman" w:eastAsia="Times New Roman"/>
+                <w:sz w:val="19"/>
+              </w:rPr>
               <w:t>Medium: file input</w:t>
             </w:r>
           </w:p>
         </w:tc>
         <w:tc>
           <w:tcPr>
-            <w:tcW w:type="dxa" w:w="1585"/>
-          </w:tcPr>
-          <w:p>
-            <w:r>
+            <w:tcW w:type="dxa" w:w="1666"/>
+            <w:vAlign w:val="top"/>
+            <w:tcMar>
+              <w:top w:w="80" w:type="dxa"/>
+              <w:start w:w="100" w:type="dxa"/>
+              <w:bottom w:w="80" w:type="dxa"/>
+              <w:end w:w="100" w:type="dxa"/>
+            </w:tcMar>
+          </w:tcPr>
+          <w:p>
+            <w:pPr>
+              <w:spacing w:before="0" w:after="40" w:line="240" w:lineRule="auto"/>
+            </w:pPr>
+            <w:r>
+              <w:rPr>
+                <w:rFonts w:ascii="Times New Roman" w:hAnsi="Times New Roman" w:eastAsia="Times New Roman"/>
+                <w:sz w:val="19"/>
+              </w:rPr>
               <w:t>High: wrong task</w:t>
             </w:r>
           </w:p>
         </w:tc>
         <w:tc>
           <w:tcPr>
-            <w:tcW w:type="dxa" w:w="1031"/>
-          </w:tcPr>
-          <w:p>
-            <w:r>
+            <w:tcW w:type="dxa" w:w="1862"/>
+            <w:vAlign w:val="top"/>
+            <w:tcMar>
+              <w:top w:w="80" w:type="dxa"/>
+              <w:start w:w="100" w:type="dxa"/>
+              <w:bottom w:w="80" w:type="dxa"/>
+              <w:end w:w="100" w:type="dxa"/>
+            </w:tcMar>
+          </w:tcPr>
+          <w:p>
+            <w:pPr>
+              <w:spacing w:before="0" w:after="40" w:line="240" w:lineRule="auto"/>
+            </w:pPr>
+            <w:r>
+              <w:rPr>
+                <w:rFonts w:ascii="Times New Roman" w:hAnsi="Times New Roman" w:eastAsia="Times New Roman"/>
+                <w:sz w:val="19"/>
+              </w:rPr>
               <w:t>High</w:t>
             </w:r>
           </w:p>
         </w:tc>
         <w:tc>
           <w:tcPr>
-            <w:tcW w:type="dxa" w:w="2061"/>
-          </w:tcPr>
-          <w:p>
-            <w:r>
+            <w:tcW w:type="dxa" w:w="1568"/>
+            <w:vAlign w:val="top"/>
+            <w:tcMar>
+              <w:top w:w="80" w:type="dxa"/>
+              <w:start w:w="100" w:type="dxa"/>
+              <w:bottom w:w="80" w:type="dxa"/>
+              <w:end w:w="100" w:type="dxa"/>
+            </w:tcMar>
+          </w:tcPr>
+          <w:p>
+            <w:pPr>
+              <w:spacing w:before="0" w:after="40" w:line="240" w:lineRule="auto"/>
+            </w:pPr>
+            <w:r>
+              <w:rPr>
+                <w:rFonts w:ascii="Times New Roman" w:hAnsi="Times New Roman" w:eastAsia="Times New Roman"/>
+                <w:sz w:val="19"/>
+              </w:rPr>
               <w:t>target/provenance DI test every change; residual Low</w:t>
             </w:r>
           </w:p>
@@ -2150,60 +3199,144 @@
       <w:tr>
         <w:tc>
           <w:tcPr>
-            <w:tcW w:type="dxa" w:w="1031"/>
-          </w:tcPr>
-          <w:p>
-            <w:r>
+            <w:tcW w:type="dxa" w:w="1176"/>
+            <w:vAlign w:val="top"/>
+            <w:tcMar>
+              <w:top w:w="80" w:type="dxa"/>
+              <w:start w:w="100" w:type="dxa"/>
+              <w:bottom w:w="80" w:type="dxa"/>
+              <w:end w:w="100" w:type="dxa"/>
+            </w:tcMar>
+          </w:tcPr>
+          <w:p>
+            <w:pPr>
+              <w:spacing w:before="0" w:after="40" w:line="240" w:lineRule="auto"/>
+            </w:pPr>
+            <w:r>
+              <w:rPr>
+                <w:rFonts w:ascii="Times New Roman" w:hAnsi="Times New Roman" w:eastAsia="Times New Roman"/>
+                <w:sz w:val="19"/>
+              </w:rPr>
               <w:t>R-004</w:t>
             </w:r>
           </w:p>
         </w:tc>
         <w:tc>
           <w:tcPr>
-            <w:tcW w:type="dxa" w:w="1585"/>
-          </w:tcPr>
-          <w:p>
-            <w:r>
+            <w:tcW w:type="dxa" w:w="1764"/>
+            <w:vAlign w:val="top"/>
+            <w:tcMar>
+              <w:top w:w="80" w:type="dxa"/>
+              <w:start w:w="100" w:type="dxa"/>
+              <w:bottom w:w="80" w:type="dxa"/>
+              <w:end w:w="100" w:type="dxa"/>
+            </w:tcMar>
+          </w:tcPr>
+          <w:p>
+            <w:pPr>
+              <w:spacing w:before="0" w:after="40" w:line="240" w:lineRule="auto"/>
+            </w:pPr>
+            <w:r>
+              <w:rPr>
+                <w:rFonts w:ascii="Times New Roman" w:hAnsi="Times New Roman" w:eastAsia="Times New Roman"/>
+                <w:sz w:val="19"/>
+              </w:rPr>
               <w:t>NUL/control input → ambiguous evidence</w:t>
             </w:r>
           </w:p>
         </w:tc>
         <w:tc>
           <w:tcPr>
-            <w:tcW w:type="dxa" w:w="2061"/>
-          </w:tcPr>
-          <w:p>
-            <w:r>
+            <w:tcW w:type="dxa" w:w="1764"/>
+            <w:vAlign w:val="top"/>
+            <w:tcMar>
+              <w:top w:w="80" w:type="dxa"/>
+              <w:start w:w="100" w:type="dxa"/>
+              <w:bottom w:w="80" w:type="dxa"/>
+              <w:end w:w="100" w:type="dxa"/>
+            </w:tcMar>
+          </w:tcPr>
+          <w:p>
+            <w:pPr>
+              <w:spacing w:before="0" w:after="40" w:line="240" w:lineRule="auto"/>
+            </w:pPr>
+            <w:r>
+              <w:rPr>
+                <w:rFonts w:ascii="Times New Roman" w:hAnsi="Times New Roman" w:eastAsia="Times New Roman"/>
+                <w:sz w:val="19"/>
+              </w:rPr>
               <w:t>Medium before fix</w:t>
             </w:r>
           </w:p>
         </w:tc>
         <w:tc>
           <w:tcPr>
-            <w:tcW w:type="dxa" w:w="1585"/>
-          </w:tcPr>
-          <w:p>
-            <w:r>
+            <w:tcW w:type="dxa" w:w="1666"/>
+            <w:vAlign w:val="top"/>
+            <w:tcMar>
+              <w:top w:w="80" w:type="dxa"/>
+              <w:start w:w="100" w:type="dxa"/>
+              <w:bottom w:w="80" w:type="dxa"/>
+              <w:end w:w="100" w:type="dxa"/>
+            </w:tcMar>
+          </w:tcPr>
+          <w:p>
+            <w:pPr>
+              <w:spacing w:before="0" w:after="40" w:line="240" w:lineRule="auto"/>
+            </w:pPr>
+            <w:r>
+              <w:rPr>
+                <w:rFonts w:ascii="Times New Roman" w:hAnsi="Times New Roman" w:eastAsia="Times New Roman"/>
+                <w:sz w:val="19"/>
+              </w:rPr>
               <w:t>Medium: unsafe text</w:t>
             </w:r>
           </w:p>
         </w:tc>
         <w:tc>
           <w:tcPr>
-            <w:tcW w:type="dxa" w:w="1031"/>
-          </w:tcPr>
-          <w:p>
-            <w:r>
+            <w:tcW w:type="dxa" w:w="1862"/>
+            <w:vAlign w:val="top"/>
+            <w:tcMar>
+              <w:top w:w="80" w:type="dxa"/>
+              <w:start w:w="100" w:type="dxa"/>
+              <w:bottom w:w="80" w:type="dxa"/>
+              <w:end w:w="100" w:type="dxa"/>
+            </w:tcMar>
+          </w:tcPr>
+          <w:p>
+            <w:pPr>
+              <w:spacing w:before="0" w:after="40" w:line="240" w:lineRule="auto"/>
+            </w:pPr>
+            <w:r>
+              <w:rPr>
+                <w:rFonts w:ascii="Times New Roman" w:hAnsi="Times New Roman" w:eastAsia="Times New Roman"/>
+                <w:sz w:val="19"/>
+              </w:rPr>
               <w:t>High</w:t>
             </w:r>
           </w:p>
         </w:tc>
         <w:tc>
           <w:tcPr>
-            <w:tcW w:type="dxa" w:w="2061"/>
-          </w:tcPr>
-          <w:p>
-            <w:r>
+            <w:tcW w:type="dxa" w:w="1568"/>
+            <w:vAlign w:val="top"/>
+            <w:tcMar>
+              <w:top w:w="80" w:type="dxa"/>
+              <w:start w:w="100" w:type="dxa"/>
+              <w:bottom w:w="80" w:type="dxa"/>
+              <w:end w:w="100" w:type="dxa"/>
+            </w:tcMar>
+          </w:tcPr>
+          <w:p>
+            <w:pPr>
+              <w:spacing w:before="0" w:after="40" w:line="240" w:lineRule="auto"/>
+            </w:pPr>
+            <w:r>
+              <w:rPr>
+                <w:rFonts w:ascii="Times New Roman" w:hAnsi="Times New Roman" w:eastAsia="Times New Roman"/>
+                <w:sz w:val="19"/>
+              </w:rPr>
               <w:t>control regression every change; residual Low</w:t>
             </w:r>
           </w:p>
@@ -2212,60 +3345,144 @@
       <w:tr>
         <w:tc>
           <w:tcPr>
-            <w:tcW w:type="dxa" w:w="1031"/>
-          </w:tcPr>
-          <w:p>
-            <w:r>
+            <w:tcW w:type="dxa" w:w="1176"/>
+            <w:vAlign w:val="top"/>
+            <w:tcMar>
+              <w:top w:w="80" w:type="dxa"/>
+              <w:start w:w="100" w:type="dxa"/>
+              <w:bottom w:w="80" w:type="dxa"/>
+              <w:end w:w="100" w:type="dxa"/>
+            </w:tcMar>
+          </w:tcPr>
+          <w:p>
+            <w:pPr>
+              <w:spacing w:before="0" w:after="40" w:line="240" w:lineRule="auto"/>
+            </w:pPr>
+            <w:r>
+              <w:rPr>
+                <w:rFonts w:ascii="Times New Roman" w:hAnsi="Times New Roman" w:eastAsia="Times New Roman"/>
+                <w:sz w:val="19"/>
+              </w:rPr>
               <w:t>R-005</w:t>
             </w:r>
           </w:p>
         </w:tc>
         <w:tc>
           <w:tcPr>
-            <w:tcW w:type="dxa" w:w="1585"/>
-          </w:tcPr>
-          <w:p>
-            <w:r>
+            <w:tcW w:type="dxa" w:w="1764"/>
+            <w:vAlign w:val="top"/>
+            <w:tcMar>
+              <w:top w:w="80" w:type="dxa"/>
+              <w:start w:w="100" w:type="dxa"/>
+              <w:bottom w:w="80" w:type="dxa"/>
+              <w:end w:w="100" w:type="dxa"/>
+            </w:tcMar>
+          </w:tcPr>
+          <w:p>
+            <w:pPr>
+              <w:spacing w:before="0" w:after="40" w:line="240" w:lineRule="auto"/>
+            </w:pPr>
+            <w:r>
+              <w:rPr>
+                <w:rFonts w:ascii="Times New Roman" w:hAnsi="Times New Roman" w:eastAsia="Times New Roman"/>
+                <w:sz w:val="19"/>
+              </w:rPr>
               <w:t>Escaping bypasses context budget</w:t>
             </w:r>
           </w:p>
         </w:tc>
         <w:tc>
           <w:tcPr>
-            <w:tcW w:type="dxa" w:w="2061"/>
-          </w:tcPr>
-          <w:p>
-            <w:r>
+            <w:tcW w:type="dxa" w:w="1764"/>
+            <w:vAlign w:val="top"/>
+            <w:tcMar>
+              <w:top w:w="80" w:type="dxa"/>
+              <w:start w:w="100" w:type="dxa"/>
+              <w:bottom w:w="80" w:type="dxa"/>
+              <w:end w:w="100" w:type="dxa"/>
+            </w:tcMar>
+          </w:tcPr>
+          <w:p>
+            <w:pPr>
+              <w:spacing w:before="0" w:after="40" w:line="240" w:lineRule="auto"/>
+            </w:pPr>
+            <w:r>
+              <w:rPr>
+                <w:rFonts w:ascii="Times New Roman" w:hAnsi="Times New Roman" w:eastAsia="Times New Roman"/>
+                <w:sz w:val="19"/>
+              </w:rPr>
               <w:t>Medium: quote-heavy input</w:t>
             </w:r>
           </w:p>
         </w:tc>
         <w:tc>
           <w:tcPr>
-            <w:tcW w:type="dxa" w:w="1585"/>
-          </w:tcPr>
-          <w:p>
-            <w:r>
+            <w:tcW w:type="dxa" w:w="1666"/>
+            <w:vAlign w:val="top"/>
+            <w:tcMar>
+              <w:top w:w="80" w:type="dxa"/>
+              <w:start w:w="100" w:type="dxa"/>
+              <w:bottom w:w="80" w:type="dxa"/>
+              <w:end w:w="100" w:type="dxa"/>
+            </w:tcMar>
+          </w:tcPr>
+          <w:p>
+            <w:pPr>
+              <w:spacing w:before="0" w:after="40" w:line="240" w:lineRule="auto"/>
+            </w:pPr>
+            <w:r>
+              <w:rPr>
+                <w:rFonts w:ascii="Times New Roman" w:hAnsi="Times New Roman" w:eastAsia="Times New Roman"/>
+                <w:sz w:val="19"/>
+              </w:rPr>
               <w:t>High: oversized evidence</w:t>
             </w:r>
           </w:p>
         </w:tc>
         <w:tc>
           <w:tcPr>
-            <w:tcW w:type="dxa" w:w="1031"/>
-          </w:tcPr>
-          <w:p>
-            <w:r>
+            <w:tcW w:type="dxa" w:w="1862"/>
+            <w:vAlign w:val="top"/>
+            <w:tcMar>
+              <w:top w:w="80" w:type="dxa"/>
+              <w:start w:w="100" w:type="dxa"/>
+              <w:bottom w:w="80" w:type="dxa"/>
+              <w:end w:w="100" w:type="dxa"/>
+            </w:tcMar>
+          </w:tcPr>
+          <w:p>
+            <w:pPr>
+              <w:spacing w:before="0" w:after="40" w:line="240" w:lineRule="auto"/>
+            </w:pPr>
+            <w:r>
+              <w:rPr>
+                <w:rFonts w:ascii="Times New Roman" w:hAnsi="Times New Roman" w:eastAsia="Times New Roman"/>
+                <w:sz w:val="19"/>
+              </w:rPr>
               <w:t>High</w:t>
             </w:r>
           </w:p>
         </w:tc>
         <w:tc>
           <w:tcPr>
-            <w:tcW w:type="dxa" w:w="2061"/>
-          </w:tcPr>
-          <w:p>
-            <w:r>
+            <w:tcW w:type="dxa" w:w="1568"/>
+            <w:vAlign w:val="top"/>
+            <w:tcMar>
+              <w:top w:w="80" w:type="dxa"/>
+              <w:start w:w="100" w:type="dxa"/>
+              <w:bottom w:w="80" w:type="dxa"/>
+              <w:end w:w="100" w:type="dxa"/>
+            </w:tcMar>
+          </w:tcPr>
+          <w:p>
+            <w:pPr>
+              <w:spacing w:before="0" w:after="40" w:line="240" w:lineRule="auto"/>
+            </w:pPr>
+            <w:r>
+              <w:rPr>
+                <w:rFonts w:ascii="Times New Roman" w:hAnsi="Times New Roman" w:eastAsia="Times New Roman"/>
+                <w:sz w:val="19"/>
+              </w:rPr>
               <w:t>JCS byte boundary every change; residual Low locally</w:t>
             </w:r>
           </w:p>
@@ -2274,60 +3491,144 @@
       <w:tr>
         <w:tc>
           <w:tcPr>
-            <w:tcW w:type="dxa" w:w="1031"/>
-          </w:tcPr>
-          <w:p>
-            <w:r>
+            <w:tcW w:type="dxa" w:w="1176"/>
+            <w:vAlign w:val="top"/>
+            <w:tcMar>
+              <w:top w:w="80" w:type="dxa"/>
+              <w:start w:w="100" w:type="dxa"/>
+              <w:bottom w:w="80" w:type="dxa"/>
+              <w:end w:w="100" w:type="dxa"/>
+            </w:tcMar>
+          </w:tcPr>
+          <w:p>
+            <w:pPr>
+              <w:spacing w:before="0" w:after="40" w:line="240" w:lineRule="auto"/>
+            </w:pPr>
+            <w:r>
+              <w:rPr>
+                <w:rFonts w:ascii="Times New Roman" w:hAnsi="Times New Roman" w:eastAsia="Times New Roman"/>
+                <w:sz w:val="19"/>
+              </w:rPr>
               <w:t>R-006</w:t>
             </w:r>
           </w:p>
         </w:tc>
         <w:tc>
           <w:tcPr>
-            <w:tcW w:type="dxa" w:w="1585"/>
-          </w:tcPr>
-          <w:p>
-            <w:r>
+            <w:tcW w:type="dxa" w:w="1764"/>
+            <w:vAlign w:val="top"/>
+            <w:tcMar>
+              <w:top w:w="80" w:type="dxa"/>
+              <w:start w:w="100" w:type="dxa"/>
+              <w:bottom w:w="80" w:type="dxa"/>
+              <w:end w:w="100" w:type="dxa"/>
+            </w:tcMar>
+          </w:tcPr>
+          <w:p>
+            <w:pPr>
+              <w:spacing w:before="0" w:after="40" w:line="240" w:lineRule="auto"/>
+            </w:pPr>
+            <w:r>
+              <w:rPr>
+                <w:rFonts w:ascii="Times New Roman" w:hAnsi="Times New Roman" w:eastAsia="Times New Roman"/>
+                <w:sz w:val="19"/>
+              </w:rPr>
               <w:t>Normalization changes spaces</w:t>
             </w:r>
           </w:p>
         </w:tc>
         <w:tc>
           <w:tcPr>
-            <w:tcW w:type="dxa" w:w="2061"/>
-          </w:tcPr>
-          <w:p>
-            <w:r>
+            <w:tcW w:type="dxa" w:w="1764"/>
+            <w:vAlign w:val="top"/>
+            <w:tcMar>
+              <w:top w:w="80" w:type="dxa"/>
+              <w:start w:w="100" w:type="dxa"/>
+              <w:bottom w:w="80" w:type="dxa"/>
+              <w:end w:w="100" w:type="dxa"/>
+            </w:tcMar>
+          </w:tcPr>
+          <w:p>
+            <w:pPr>
+              <w:spacing w:before="0" w:after="40" w:line="240" w:lineRule="auto"/>
+            </w:pPr>
+            <w:r>
+              <w:rPr>
+                <w:rFonts w:ascii="Times New Roman" w:hAnsi="Times New Roman" w:eastAsia="Times New Roman"/>
+                <w:sz w:val="19"/>
+              </w:rPr>
               <w:t>Low: narrow normalizer</w:t>
             </w:r>
           </w:p>
         </w:tc>
         <w:tc>
           <w:tcPr>
-            <w:tcW w:type="dxa" w:w="1585"/>
-          </w:tcPr>
-          <w:p>
-            <w:r>
+            <w:tcW w:type="dxa" w:w="1666"/>
+            <w:vAlign w:val="top"/>
+            <w:tcMar>
+              <w:top w:w="80" w:type="dxa"/>
+              <w:start w:w="100" w:type="dxa"/>
+              <w:bottom w:w="80" w:type="dxa"/>
+              <w:end w:w="100" w:type="dxa"/>
+            </w:tcMar>
+          </w:tcPr>
+          <w:p>
+            <w:pPr>
+              <w:spacing w:before="0" w:after="40" w:line="240" w:lineRule="auto"/>
+            </w:pPr>
+            <w:r>
+              <w:rPr>
+                <w:rFonts w:ascii="Times New Roman" w:hAnsi="Times New Roman" w:eastAsia="Times New Roman"/>
+                <w:sz w:val="19"/>
+              </w:rPr>
               <w:t>Medium: false match/mismatch</w:t>
             </w:r>
           </w:p>
         </w:tc>
         <w:tc>
           <w:tcPr>
-            <w:tcW w:type="dxa" w:w="1031"/>
-          </w:tcPr>
-          <w:p>
-            <w:r>
+            <w:tcW w:type="dxa" w:w="1862"/>
+            <w:vAlign w:val="top"/>
+            <w:tcMar>
+              <w:top w:w="80" w:type="dxa"/>
+              <w:start w:w="100" w:type="dxa"/>
+              <w:bottom w:w="80" w:type="dxa"/>
+              <w:end w:w="100" w:type="dxa"/>
+            </w:tcMar>
+          </w:tcPr>
+          <w:p>
+            <w:pPr>
+              <w:spacing w:before="0" w:after="40" w:line="240" w:lineRule="auto"/>
+            </w:pPr>
+            <w:r>
+              <w:rPr>
+                <w:rFonts w:ascii="Times New Roman" w:hAnsi="Times New Roman" w:eastAsia="Times New Roman"/>
+                <w:sz w:val="19"/>
+              </w:rPr>
               <w:t>Medium</w:t>
             </w:r>
           </w:p>
         </w:tc>
         <w:tc>
           <w:tcPr>
-            <w:tcW w:type="dxa" w:w="2061"/>
-          </w:tcPr>
-          <w:p>
-            <w:r>
+            <w:tcW w:type="dxa" w:w="1568"/>
+            <w:vAlign w:val="top"/>
+            <w:tcMar>
+              <w:top w:w="80" w:type="dxa"/>
+              <w:start w:w="100" w:type="dxa"/>
+              <w:bottom w:w="80" w:type="dxa"/>
+              <w:end w:w="100" w:type="dxa"/>
+            </w:tcMar>
+          </w:tcPr>
+          <w:p>
+            <w:pPr>
+              <w:spacing w:before="0" w:after="40" w:line="240" w:lineRule="auto"/>
+            </w:pPr>
+            <w:r>
+              <w:rPr>
+                <w:rFonts w:ascii="Times New Roman" w:hAnsi="Times New Roman" w:eastAsia="Times New Roman"/>
+                <w:sz w:val="19"/>
+              </w:rPr>
               <w:t>NFC/CRLF/space regression; residual Low</w:t>
             </w:r>
           </w:p>
@@ -2336,60 +3637,144 @@
       <w:tr>
         <w:tc>
           <w:tcPr>
-            <w:tcW w:type="dxa" w:w="1031"/>
-          </w:tcPr>
-          <w:p>
-            <w:r>
+            <w:tcW w:type="dxa" w:w="1176"/>
+            <w:vAlign w:val="top"/>
+            <w:tcMar>
+              <w:top w:w="80" w:type="dxa"/>
+              <w:start w:w="100" w:type="dxa"/>
+              <w:bottom w:w="80" w:type="dxa"/>
+              <w:end w:w="100" w:type="dxa"/>
+            </w:tcMar>
+          </w:tcPr>
+          <w:p>
+            <w:pPr>
+              <w:spacing w:before="0" w:after="40" w:line="240" w:lineRule="auto"/>
+            </w:pPr>
+            <w:r>
+              <w:rPr>
+                <w:rFonts w:ascii="Times New Roman" w:hAnsi="Times New Roman" w:eastAsia="Times New Roman"/>
+                <w:sz w:val="19"/>
+              </w:rPr>
               <w:t>R-007</w:t>
             </w:r>
           </w:p>
         </w:tc>
         <w:tc>
           <w:tcPr>
-            <w:tcW w:type="dxa" w:w="1585"/>
-          </w:tcPr>
-          <w:p>
-            <w:r>
+            <w:tcW w:type="dxa" w:w="1764"/>
+            <w:vAlign w:val="top"/>
+            <w:tcMar>
+              <w:top w:w="80" w:type="dxa"/>
+              <w:start w:w="100" w:type="dxa"/>
+              <w:bottom w:w="80" w:type="dxa"/>
+              <w:end w:w="100" w:type="dxa"/>
+            </w:tcMar>
+          </w:tcPr>
+          <w:p>
+            <w:pPr>
+              <w:spacing w:before="0" w:after="40" w:line="240" w:lineRule="auto"/>
+            </w:pPr>
+            <w:r>
+              <w:rPr>
+                <w:rFonts w:ascii="Times New Roman" w:hAnsi="Times New Roman" w:eastAsia="Times New Roman"/>
+                <w:sz w:val="19"/>
+              </w:rPr>
               <w:t>Human placeholder treated as PASS</w:t>
             </w:r>
           </w:p>
         </w:tc>
         <w:tc>
           <w:tcPr>
-            <w:tcW w:type="dxa" w:w="2061"/>
-          </w:tcPr>
-          <w:p>
-            <w:r>
+            <w:tcW w:type="dxa" w:w="1764"/>
+            <w:vAlign w:val="top"/>
+            <w:tcMar>
+              <w:top w:w="80" w:type="dxa"/>
+              <w:start w:w="100" w:type="dxa"/>
+              <w:bottom w:w="80" w:type="dxa"/>
+              <w:end w:w="100" w:type="dxa"/>
+            </w:tcMar>
+          </w:tcPr>
+          <w:p>
+            <w:pPr>
+              <w:spacing w:before="0" w:after="40" w:line="240" w:lineRule="auto"/>
+            </w:pPr>
+            <w:r>
+              <w:rPr>
+                <w:rFonts w:ascii="Times New Roman" w:hAnsi="Times New Roman" w:eastAsia="Times New Roman"/>
+                <w:sz w:val="19"/>
+              </w:rPr>
               <w:t>High: manual workflow</w:t>
             </w:r>
           </w:p>
         </w:tc>
         <w:tc>
           <w:tcPr>
-            <w:tcW w:type="dxa" w:w="1585"/>
-          </w:tcPr>
-          <w:p>
-            <w:r>
+            <w:tcW w:type="dxa" w:w="1666"/>
+            <w:vAlign w:val="top"/>
+            <w:tcMar>
+              <w:top w:w="80" w:type="dxa"/>
+              <w:start w:w="100" w:type="dxa"/>
+              <w:bottom w:w="80" w:type="dxa"/>
+              <w:end w:w="100" w:type="dxa"/>
+            </w:tcMar>
+          </w:tcPr>
+          <w:p>
+            <w:pPr>
+              <w:spacing w:before="0" w:after="40" w:line="240" w:lineRule="auto"/>
+            </w:pPr>
+            <w:r>
+              <w:rPr>
+                <w:rFonts w:ascii="Times New Roman" w:hAnsi="Times New Roman" w:eastAsia="Times New Roman"/>
+                <w:sz w:val="19"/>
+              </w:rPr>
               <w:t>Medium: provenance error</w:t>
             </w:r>
           </w:p>
         </w:tc>
         <w:tc>
           <w:tcPr>
-            <w:tcW w:type="dxa" w:w="1031"/>
-          </w:tcPr>
-          <w:p>
-            <w:r>
+            <w:tcW w:type="dxa" w:w="1862"/>
+            <w:vAlign w:val="top"/>
+            <w:tcMar>
+              <w:top w:w="80" w:type="dxa"/>
+              <w:start w:w="100" w:type="dxa"/>
+              <w:bottom w:w="80" w:type="dxa"/>
+              <w:end w:w="100" w:type="dxa"/>
+            </w:tcMar>
+          </w:tcPr>
+          <w:p>
+            <w:pPr>
+              <w:spacing w:before="0" w:after="40" w:line="240" w:lineRule="auto"/>
+            </w:pPr>
+            <w:r>
+              <w:rPr>
+                <w:rFonts w:ascii="Times New Roman" w:hAnsi="Times New Roman" w:eastAsia="Times New Roman"/>
+                <w:sz w:val="19"/>
+              </w:rPr>
               <w:t>High</w:t>
             </w:r>
           </w:p>
         </w:tc>
         <w:tc>
           <w:tcPr>
-            <w:tcW w:type="dxa" w:w="2061"/>
-          </w:tcPr>
-          <w:p>
-            <w:r>
+            <w:tcW w:type="dxa" w:w="1568"/>
+            <w:vAlign w:val="top"/>
+            <w:tcMar>
+              <w:top w:w="80" w:type="dxa"/>
+              <w:start w:w="100" w:type="dxa"/>
+              <w:bottom w:w="80" w:type="dxa"/>
+              <w:end w:w="100" w:type="dxa"/>
+            </w:tcMar>
+          </w:tcPr>
+          <w:p>
+            <w:pPr>
+              <w:spacing w:before="0" w:after="40" w:line="240" w:lineRule="auto"/>
+            </w:pPr>
+            <w:r>
+              <w:rPr>
+                <w:rFonts w:ascii="Times New Roman" w:hAnsi="Times New Roman" w:eastAsia="Times New Roman"/>
+                <w:sz w:val="19"/>
+              </w:rPr>
               <w:t>report audit per submission; residual Medium until human gate</w:t>
             </w:r>
           </w:p>
@@ -2441,9 +3826,17 @@
     </w:p>
     <w:tbl>
       <w:tblPr>
-        <w:tblW w:type="dxa" w:w="9000"/>
-        <w:tblLayout w:type="autofit"/>
+        <w:tblW w:type="pct" w:w="10000"/>
+        <w:tblLayout w:type="fixed"/>
         <w:tblLook w:firstColumn="1" w:firstRow="1" w:lastColumn="0" w:lastRow="0" w:noHBand="0" w:noVBand="1" w:val="04A0"/>
+        <w:tblBorders>
+          <w:top w:val="single" w:sz="4" w:space="0" w:color="B7C3D0"/>
+          <w:left w:val="single" w:sz="4" w:space="0" w:color="B7C3D0"/>
+          <w:bottom w:val="single" w:sz="4" w:space="0" w:color="B7C3D0"/>
+          <w:right w:val="single" w:sz="4" w:space="0" w:color="B7C3D0"/>
+          <w:insideH w:val="single" w:sz="4" w:space="0" w:color="B7C3D0"/>
+          <w:insideV w:val="single" w:sz="4" w:space="0" w:color="B7C3D0"/>
+        </w:tblBorders>
       </w:tblPr>
       <w:tblGrid>
         <w:gridCol w:w="9355"/>
@@ -2454,21 +3847,22 @@
             <w:tcW w:type="dxa" w:w="9355"/>
             <w:shd w:fill="EDEDED" w:val="clear"/>
             <w:tcMar>
-              <w:top w:w="160" w:type="dxa"/>
-              <w:start w:w="180" w:type="dxa"/>
-              <w:bottom w:w="160" w:type="dxa"/>
-              <w:end w:w="180" w:type="dxa"/>
-            </w:tcMar>
-          </w:tcPr>
-          <w:p>
-            <w:pPr>
-              <w:spacing w:before="40" w:after="40"/>
+              <w:top w:w="140" w:type="dxa"/>
+              <w:start w:w="160" w:type="dxa"/>
+              <w:bottom w:w="140" w:type="dxa"/>
+              <w:end w:w="160" w:type="dxa"/>
+            </w:tcMar>
+            <w:vAlign w:val="center"/>
+          </w:tcPr>
+          <w:p>
+            <w:pPr>
+              <w:spacing w:before="40" w:after="0"/>
               <w:jc w:val="center"/>
             </w:pPr>
             <w:r>
               <w:rPr>
                 <w:rFonts w:ascii="Times New Roman" w:hAnsi="Times New Roman" w:eastAsia="Times New Roman"/>
-                <w:sz w:val="24"/>
+                <w:sz w:val="22"/>
               </w:rPr>
               <w:t>[МЕСТО ДЛЯ СКРИНШОТА 1 — Локальный прогон тестов собственного модуля]</w:t>
             </w:r>
@@ -2492,11 +3886,19 @@
     <w:tbl>
       <w:tblPr>
         <w:tblStyle w:val="af4"/>
-        <w:tblW w:w="0" w:type="auto"/>
+        <w:tblW w:w="10000" w:type="pct"/>
         <w:jc w:val="center"/>
         <w:tblLayout w:type="fixed"/>
         <w:tblLook w:val="04A0" w:firstRow="1" w:lastRow="0" w:firstColumn="1" w:lastColumn="0" w:noHBand="0" w:noVBand="1"/>
         <w:tblCaption w:val="5"/>
+        <w:tblBorders>
+          <w:top w:val="single" w:sz="4" w:space="0" w:color="B7C3D0"/>
+          <w:left w:val="single" w:sz="4" w:space="0" w:color="B7C3D0"/>
+          <w:bottom w:val="single" w:sz="4" w:space="0" w:color="B7C3D0"/>
+          <w:right w:val="single" w:sz="4" w:space="0" w:color="B7C3D0"/>
+          <w:insideH w:val="single" w:sz="4" w:space="0" w:color="B7C3D0"/>
+          <w:insideV w:val="single" w:sz="4" w:space="0" w:color="B7C3D0"/>
+        </w:tblBorders>
       </w:tblPr>
       <w:tblGrid>
         <w:gridCol w:w="1765"/>
@@ -2513,85 +3915,145 @@
         </w:trPr>
         <w:tc>
           <w:tcPr>
-            <w:tcW w:w="1765" w:type="dxa"/>
-            <w:shd w:val="clear" w:color="auto" w:fill="F2F2F2"/>
+            <w:tcW w:w="1666" w:type="dxa"/>
+            <w:shd w:val="clear" w:color="auto" w:fill="D9EAF7"/>
+            <w:vAlign w:val="top"/>
+            <w:tcMar>
+              <w:top w:w="80" w:type="dxa"/>
+              <w:start w:w="100" w:type="dxa"/>
+              <w:bottom w:w="80" w:type="dxa"/>
+              <w:end w:w="100" w:type="dxa"/>
+            </w:tcMar>
           </w:tcPr>
           <w:p>
             <w:pPr>
               <w:pStyle w:val="ae"/>
               <w:keepNext/>
-              <w:spacing w:before="40" w:after="40"/>
-              <w:jc w:val="left"/>
-            </w:pPr>
-            <w:r>
+              <w:spacing w:before="0" w:after="40" w:line="240" w:lineRule="auto"/>
+              <w:jc w:val="center"/>
+            </w:pPr>
+            <w:r>
+              <w:rPr>
+                <w:rFonts w:ascii="Times New Roman" w:hAnsi="Times New Roman" w:eastAsia="Times New Roman"/>
+                <w:b/>
+                <w:sz w:val="19"/>
+              </w:rPr>
               <w:t>Тест / набор</w:t>
             </w:r>
           </w:p>
         </w:tc>
         <w:tc>
           <w:tcPr>
-            <w:tcW w:w="1765" w:type="dxa"/>
-            <w:shd w:val="clear" w:color="auto" w:fill="F2F2F2"/>
+            <w:tcW w:w="1960" w:type="dxa"/>
+            <w:shd w:val="clear" w:color="auto" w:fill="D9EAF7"/>
+            <w:vAlign w:val="top"/>
+            <w:tcMar>
+              <w:top w:w="80" w:type="dxa"/>
+              <w:start w:w="100" w:type="dxa"/>
+              <w:bottom w:w="80" w:type="dxa"/>
+              <w:end w:w="100" w:type="dxa"/>
+            </w:tcMar>
           </w:tcPr>
           <w:p>
             <w:pPr>
               <w:pStyle w:val="ae"/>
               <w:keepNext/>
-              <w:spacing w:before="40" w:after="40"/>
-              <w:jc w:val="left"/>
-            </w:pPr>
-            <w:r>
+              <w:spacing w:before="0" w:after="40" w:line="240" w:lineRule="auto"/>
+              <w:jc w:val="center"/>
+            </w:pPr>
+            <w:r>
+              <w:rPr>
+                <w:rFonts w:ascii="Times New Roman" w:hAnsi="Times New Roman" w:eastAsia="Times New Roman"/>
+                <w:b/>
+                <w:sz w:val="19"/>
+              </w:rPr>
               <w:t>Версия и условия</w:t>
             </w:r>
           </w:p>
         </w:tc>
         <w:tc>
           <w:tcPr>
-            <w:tcW w:w="1765" w:type="dxa"/>
-            <w:shd w:val="clear" w:color="auto" w:fill="F2F2F2"/>
+            <w:tcW w:w="2352" w:type="dxa"/>
+            <w:shd w:val="clear" w:color="auto" w:fill="D9EAF7"/>
+            <w:vAlign w:val="top"/>
+            <w:tcMar>
+              <w:top w:w="80" w:type="dxa"/>
+              <w:start w:w="100" w:type="dxa"/>
+              <w:bottom w:w="80" w:type="dxa"/>
+              <w:end w:w="100" w:type="dxa"/>
+            </w:tcMar>
           </w:tcPr>
           <w:p>
             <w:pPr>
               <w:pStyle w:val="ae"/>
               <w:keepNext/>
-              <w:spacing w:before="40" w:after="40"/>
-              <w:jc w:val="left"/>
-            </w:pPr>
-            <w:r>
+              <w:spacing w:before="0" w:after="40" w:line="240" w:lineRule="auto"/>
+              <w:jc w:val="center"/>
+            </w:pPr>
+            <w:r>
+              <w:rPr>
+                <w:rFonts w:ascii="Times New Roman" w:hAnsi="Times New Roman" w:eastAsia="Times New Roman"/>
+                <w:b/>
+                <w:sz w:val="19"/>
+              </w:rPr>
               <w:t>Фактический результат</w:t>
             </w:r>
           </w:p>
         </w:tc>
         <w:tc>
           <w:tcPr>
-            <w:tcW w:w="2294" w:type="dxa"/>
-            <w:shd w:val="clear" w:color="auto" w:fill="F2F2F2"/>
+            <w:tcW w:w="1960" w:type="dxa"/>
+            <w:shd w:val="clear" w:color="auto" w:fill="D9EAF7"/>
+            <w:vAlign w:val="top"/>
+            <w:tcMar>
+              <w:top w:w="80" w:type="dxa"/>
+              <w:start w:w="100" w:type="dxa"/>
+              <w:bottom w:w="80" w:type="dxa"/>
+              <w:end w:w="100" w:type="dxa"/>
+            </w:tcMar>
           </w:tcPr>
           <w:p>
             <w:pPr>
               <w:pStyle w:val="ae"/>
               <w:keepNext/>
-              <w:spacing w:before="40" w:after="40"/>
-              <w:jc w:val="left"/>
-            </w:pPr>
-            <w:r>
+              <w:spacing w:before="0" w:after="40" w:line="240" w:lineRule="auto"/>
+              <w:jc w:val="center"/>
+            </w:pPr>
+            <w:r>
+              <w:rPr>
+                <w:rFonts w:ascii="Times New Roman" w:hAnsi="Times New Roman" w:eastAsia="Times New Roman"/>
+                <w:b/>
+                <w:sz w:val="19"/>
+              </w:rPr>
               <w:t>PASS / FAIL / BLOCKED / Результат фиксируется в журнале проверки.</w:t>
             </w:r>
           </w:p>
         </w:tc>
         <w:tc>
           <w:tcPr>
-            <w:tcW w:w="1765" w:type="dxa"/>
-            <w:shd w:val="clear" w:color="auto" w:fill="F2F2F2"/>
+            <w:tcW w:w="1862" w:type="dxa"/>
+            <w:shd w:val="clear" w:color="auto" w:fill="D9EAF7"/>
+            <w:vAlign w:val="top"/>
+            <w:tcMar>
+              <w:top w:w="80" w:type="dxa"/>
+              <w:start w:w="100" w:type="dxa"/>
+              <w:bottom w:w="80" w:type="dxa"/>
+              <w:end w:w="100" w:type="dxa"/>
+            </w:tcMar>
           </w:tcPr>
           <w:p>
             <w:pPr>
               <w:pStyle w:val="ae"/>
               <w:keepNext/>
-              <w:spacing w:before="40" w:after="40"/>
-              <w:jc w:val="left"/>
-            </w:pPr>
-            <w:r>
+              <w:spacing w:before="0" w:after="40" w:line="240" w:lineRule="auto"/>
+              <w:jc w:val="center"/>
+            </w:pPr>
+            <w:r>
+              <w:rPr>
+                <w:rFonts w:ascii="Times New Roman" w:hAnsi="Times New Roman" w:eastAsia="Times New Roman"/>
+                <w:b/>
+                <w:sz w:val="19"/>
+              </w:rPr>
               <w:t>Подтверждение</w:t>
             </w:r>
           </w:p>
@@ -2604,50 +4066,120 @@
         </w:trPr>
         <w:tc>
           <w:tcPr>
-            <w:tcW w:w="1765" w:type="dxa"/>
-          </w:tcPr>
-          <w:p>
-            <w:r>
+            <w:tcW w:w="1666" w:type="dxa"/>
+            <w:vAlign w:val="top"/>
+            <w:tcMar>
+              <w:top w:w="80" w:type="dxa"/>
+              <w:start w:w="100" w:type="dxa"/>
+              <w:bottom w:w="80" w:type="dxa"/>
+              <w:end w:w="100" w:type="dxa"/>
+            </w:tcMar>
+          </w:tcPr>
+          <w:p>
+            <w:pPr>
+              <w:spacing w:before="0" w:after="40" w:line="240" w:lineRule="auto"/>
+            </w:pPr>
+            <w:r>
+              <w:rPr>
+                <w:rFonts w:ascii="Times New Roman" w:hAnsi="Times New Roman" w:eastAsia="Times New Roman"/>
+                <w:sz w:val="19"/>
+              </w:rPr>
               <w:t>T-JSON</w:t>
             </w:r>
           </w:p>
         </w:tc>
         <w:tc>
           <w:tcPr>
-            <w:tcW w:w="1765" w:type="dxa"/>
-          </w:tcPr>
-          <w:p>
-            <w:r>
+            <w:tcW w:w="1960" w:type="dxa"/>
+            <w:vAlign w:val="top"/>
+            <w:tcMar>
+              <w:top w:w="80" w:type="dxa"/>
+              <w:start w:w="100" w:type="dxa"/>
+              <w:bottom w:w="80" w:type="dxa"/>
+              <w:end w:w="100" w:type="dxa"/>
+            </w:tcMar>
+          </w:tcPr>
+          <w:p>
+            <w:pPr>
+              <w:spacing w:before="0" w:after="40" w:line="240" w:lineRule="auto"/>
+            </w:pPr>
+            <w:r>
+              <w:rPr>
+                <w:rFonts w:ascii="Times New Roman" w:hAnsi="Times New Roman" w:eastAsia="Times New Roman"/>
+                <w:sz w:val="19"/>
+              </w:rPr>
               <w:t>strict parser boundaries</w:t>
             </w:r>
           </w:p>
         </w:tc>
         <w:tc>
           <w:tcPr>
-            <w:tcW w:w="1765" w:type="dxa"/>
-          </w:tcPr>
-          <w:p>
-            <w:r>
+            <w:tcW w:w="2352" w:type="dxa"/>
+            <w:vAlign w:val="top"/>
+            <w:tcMar>
+              <w:top w:w="80" w:type="dxa"/>
+              <w:start w:w="100" w:type="dxa"/>
+              <w:bottom w:w="80" w:type="dxa"/>
+              <w:end w:w="100" w:type="dxa"/>
+            </w:tcMar>
+          </w:tcPr>
+          <w:p>
+            <w:pPr>
+              <w:spacing w:before="0" w:after="40" w:line="240" w:lineRule="auto"/>
+            </w:pPr>
+            <w:r>
+              <w:rPr>
+                <w:rFonts w:ascii="Times New Roman" w:hAnsi="Times New Roman" w:eastAsia="Times New Roman"/>
+                <w:sz w:val="19"/>
+              </w:rPr>
               <w:t>go test ./...</w:t>
             </w:r>
           </w:p>
         </w:tc>
         <w:tc>
           <w:tcPr>
-            <w:tcW w:w="2294" w:type="dxa"/>
-          </w:tcPr>
-          <w:p>
-            <w:r>
+            <w:tcW w:w="1960" w:type="dxa"/>
+            <w:vAlign w:val="top"/>
+            <w:tcMar>
+              <w:top w:w="80" w:type="dxa"/>
+              <w:start w:w="100" w:type="dxa"/>
+              <w:bottom w:w="80" w:type="dxa"/>
+              <w:end w:w="100" w:type="dxa"/>
+            </w:tcMar>
+          </w:tcPr>
+          <w:p>
+            <w:pPr>
+              <w:spacing w:before="0" w:after="40" w:line="240" w:lineRule="auto"/>
+            </w:pPr>
+            <w:r>
+              <w:rPr>
+                <w:rFonts w:ascii="Times New Roman" w:hAnsi="Times New Roman" w:eastAsia="Times New Roman"/>
+                <w:sz w:val="19"/>
+              </w:rPr>
               <w:t>PASS</w:t>
             </w:r>
           </w:p>
         </w:tc>
         <w:tc>
           <w:tcPr>
-            <w:tcW w:w="1765" w:type="dxa"/>
-          </w:tcPr>
-          <w:p>
-            <w:r>
+            <w:tcW w:w="1862" w:type="dxa"/>
+            <w:vAlign w:val="top"/>
+            <w:tcMar>
+              <w:top w:w="80" w:type="dxa"/>
+              <w:start w:w="100" w:type="dxa"/>
+              <w:bottom w:w="80" w:type="dxa"/>
+              <w:end w:w="100" w:type="dxa"/>
+            </w:tcMar>
+          </w:tcPr>
+          <w:p>
+            <w:pPr>
+              <w:spacing w:before="0" w:after="40" w:line="240" w:lineRule="auto"/>
+            </w:pPr>
+            <w:r>
+              <w:rPr>
+                <w:rFonts w:ascii="Times New Roman" w:hAnsi="Times New Roman" w:eastAsia="Times New Roman"/>
+                <w:sz w:val="19"/>
+              </w:rPr>
               <w:t>review_regressions_test.go</w:t>
             </w:r>
           </w:p>
@@ -2656,50 +4188,120 @@
       <w:tr>
         <w:tc>
           <w:tcPr>
-            <w:tcW w:type="dxa" w:w="1765"/>
-          </w:tcPr>
-          <w:p>
-            <w:r>
+            <w:tcW w:type="dxa" w:w="1666"/>
+            <w:vAlign w:val="top"/>
+            <w:tcMar>
+              <w:top w:w="80" w:type="dxa"/>
+              <w:start w:w="100" w:type="dxa"/>
+              <w:bottom w:w="80" w:type="dxa"/>
+              <w:end w:w="100" w:type="dxa"/>
+            </w:tcMar>
+          </w:tcPr>
+          <w:p>
+            <w:pPr>
+              <w:spacing w:before="0" w:after="40" w:line="240" w:lineRule="auto"/>
+            </w:pPr>
+            <w:r>
+              <w:rPr>
+                <w:rFonts w:ascii="Times New Roman" w:hAnsi="Times New Roman" w:eastAsia="Times New Roman"/>
+                <w:sz w:val="19"/>
+              </w:rPr>
               <w:t>T-DI</w:t>
             </w:r>
           </w:p>
         </w:tc>
         <w:tc>
           <w:tcPr>
-            <w:tcW w:type="dxa" w:w="1765"/>
-          </w:tcPr>
-          <w:p>
-            <w:r>
+            <w:tcW w:type="dxa" w:w="1960"/>
+            <w:vAlign w:val="top"/>
+            <w:tcMar>
+              <w:top w:w="80" w:type="dxa"/>
+              <w:start w:w="100" w:type="dxa"/>
+              <w:bottom w:w="80" w:type="dxa"/>
+              <w:end w:w="100" w:type="dxa"/>
+            </w:tcMar>
+          </w:tcPr>
+          <w:p>
+            <w:pPr>
+              <w:spacing w:before="0" w:after="40" w:line="240" w:lineRule="auto"/>
+            </w:pPr>
+            <w:r>
+              <w:rPr>
+                <w:rFonts w:ascii="Times New Roman" w:hAnsi="Times New Roman" w:eastAsia="Times New Roman"/>
+                <w:sz w:val="19"/>
+              </w:rPr>
               <w:t>6 DI scenarios</w:t>
             </w:r>
           </w:p>
         </w:tc>
         <w:tc>
           <w:tcPr>
-            <w:tcW w:type="dxa" w:w="1765"/>
-          </w:tcPr>
-          <w:p>
-            <w:r>
+            <w:tcW w:type="dxa" w:w="2352"/>
+            <w:vAlign w:val="top"/>
+            <w:tcMar>
+              <w:top w:w="80" w:type="dxa"/>
+              <w:start w:w="100" w:type="dxa"/>
+              <w:bottom w:w="80" w:type="dxa"/>
+              <w:end w:w="100" w:type="dxa"/>
+            </w:tcMar>
+          </w:tcPr>
+          <w:p>
+            <w:pPr>
+              <w:spacing w:before="0" w:after="40" w:line="240" w:lineRule="auto"/>
+            </w:pPr>
+            <w:r>
+              <w:rPr>
+                <w:rFonts w:ascii="Times New Roman" w:hAnsi="Times New Roman" w:eastAsia="Times New Roman"/>
+                <w:sz w:val="19"/>
+              </w:rPr>
               <w:t>go test ./internal/adapters/fixtures/targetreader -run TestFileReaderAndDoubleShareVerifyTargetContract</w:t>
             </w:r>
           </w:p>
         </w:tc>
         <w:tc>
           <w:tcPr>
-            <w:tcW w:type="dxa" w:w="2294"/>
-          </w:tcPr>
-          <w:p>
-            <w:r>
+            <w:tcW w:type="dxa" w:w="1960"/>
+            <w:vAlign w:val="top"/>
+            <w:tcMar>
+              <w:top w:w="80" w:type="dxa"/>
+              <w:start w:w="100" w:type="dxa"/>
+              <w:bottom w:w="80" w:type="dxa"/>
+              <w:end w:w="100" w:type="dxa"/>
+            </w:tcMar>
+          </w:tcPr>
+          <w:p>
+            <w:pPr>
+              <w:spacing w:before="0" w:after="40" w:line="240" w:lineRule="auto"/>
+            </w:pPr>
+            <w:r>
+              <w:rPr>
+                <w:rFonts w:ascii="Times New Roman" w:hAnsi="Times New Roman" w:eastAsia="Times New Roman"/>
+                <w:sz w:val="19"/>
+              </w:rPr>
               <w:t>PASS</w:t>
             </w:r>
           </w:p>
         </w:tc>
         <w:tc>
           <w:tcPr>
-            <w:tcW w:type="dxa" w:w="1765"/>
-          </w:tcPr>
-          <w:p>
-            <w:r>
+            <w:tcW w:type="dxa" w:w="1862"/>
+            <w:vAlign w:val="top"/>
+            <w:tcMar>
+              <w:top w:w="80" w:type="dxa"/>
+              <w:start w:w="100" w:type="dxa"/>
+              <w:bottom w:w="80" w:type="dxa"/>
+              <w:end w:w="100" w:type="dxa"/>
+            </w:tcMar>
+          </w:tcPr>
+          <w:p>
+            <w:pPr>
+              <w:spacing w:before="0" w:after="40" w:line="240" w:lineRule="auto"/>
+            </w:pPr>
+            <w:r>
+              <w:rPr>
+                <w:rFonts w:ascii="Times New Roman" w:hAnsi="Times New Roman" w:eastAsia="Times New Roman"/>
+                <w:sz w:val="19"/>
+              </w:rPr>
               <w:t>di_contract_test.go</w:t>
             </w:r>
           </w:p>
@@ -2708,50 +4310,120 @@
       <w:tr>
         <w:tc>
           <w:tcPr>
-            <w:tcW w:type="dxa" w:w="1765"/>
-          </w:tcPr>
-          <w:p>
-            <w:r>
+            <w:tcW w:type="dxa" w:w="1666"/>
+            <w:vAlign w:val="top"/>
+            <w:tcMar>
+              <w:top w:w="80" w:type="dxa"/>
+              <w:start w:w="100" w:type="dxa"/>
+              <w:bottom w:w="80" w:type="dxa"/>
+              <w:end w:w="100" w:type="dxa"/>
+            </w:tcMar>
+          </w:tcPr>
+          <w:p>
+            <w:pPr>
+              <w:spacing w:before="0" w:after="40" w:line="240" w:lineRule="auto"/>
+            </w:pPr>
+            <w:r>
+              <w:rPr>
+                <w:rFonts w:ascii="Times New Roman" w:hAnsi="Times New Roman" w:eastAsia="Times New Roman"/>
+                <w:sz w:val="19"/>
+              </w:rPr>
               <w:t>T-VET</w:t>
             </w:r>
           </w:p>
         </w:tc>
         <w:tc>
           <w:tcPr>
-            <w:tcW w:type="dxa" w:w="1765"/>
-          </w:tcPr>
-          <w:p>
-            <w:r>
+            <w:tcW w:type="dxa" w:w="1960"/>
+            <w:vAlign w:val="top"/>
+            <w:tcMar>
+              <w:top w:w="80" w:type="dxa"/>
+              <w:start w:w="100" w:type="dxa"/>
+              <w:bottom w:w="80" w:type="dxa"/>
+              <w:end w:w="100" w:type="dxa"/>
+            </w:tcMar>
+          </w:tcPr>
+          <w:p>
+            <w:pPr>
+              <w:spacing w:before="0" w:after="40" w:line="240" w:lineRule="auto"/>
+            </w:pPr>
+            <w:r>
+              <w:rPr>
+                <w:rFonts w:ascii="Times New Roman" w:hAnsi="Times New Roman" w:eastAsia="Times New Roman"/>
+                <w:sz w:val="19"/>
+              </w:rPr>
               <w:t>static</w:t>
             </w:r>
           </w:p>
         </w:tc>
         <w:tc>
           <w:tcPr>
-            <w:tcW w:type="dxa" w:w="1765"/>
-          </w:tcPr>
-          <w:p>
-            <w:r>
+            <w:tcW w:type="dxa" w:w="2352"/>
+            <w:vAlign w:val="top"/>
+            <w:tcMar>
+              <w:top w:w="80" w:type="dxa"/>
+              <w:start w:w="100" w:type="dxa"/>
+              <w:bottom w:w="80" w:type="dxa"/>
+              <w:end w:w="100" w:type="dxa"/>
+            </w:tcMar>
+          </w:tcPr>
+          <w:p>
+            <w:pPr>
+              <w:spacing w:before="0" w:after="40" w:line="240" w:lineRule="auto"/>
+            </w:pPr>
+            <w:r>
+              <w:rPr>
+                <w:rFonts w:ascii="Times New Roman" w:hAnsi="Times New Roman" w:eastAsia="Times New Roman"/>
+                <w:sz w:val="19"/>
+              </w:rPr>
               <w:t>go vet ./...</w:t>
             </w:r>
           </w:p>
         </w:tc>
         <w:tc>
           <w:tcPr>
-            <w:tcW w:type="dxa" w:w="2294"/>
-          </w:tcPr>
-          <w:p>
-            <w:r>
+            <w:tcW w:type="dxa" w:w="1960"/>
+            <w:vAlign w:val="top"/>
+            <w:tcMar>
+              <w:top w:w="80" w:type="dxa"/>
+              <w:start w:w="100" w:type="dxa"/>
+              <w:bottom w:w="80" w:type="dxa"/>
+              <w:end w:w="100" w:type="dxa"/>
+            </w:tcMar>
+          </w:tcPr>
+          <w:p>
+            <w:pPr>
+              <w:spacing w:before="0" w:after="40" w:line="240" w:lineRule="auto"/>
+            </w:pPr>
+            <w:r>
+              <w:rPr>
+                <w:rFonts w:ascii="Times New Roman" w:hAnsi="Times New Roman" w:eastAsia="Times New Roman"/>
+                <w:sz w:val="19"/>
+              </w:rPr>
               <w:t>PASS</w:t>
             </w:r>
           </w:p>
         </w:tc>
         <w:tc>
           <w:tcPr>
-            <w:tcW w:type="dxa" w:w="1765"/>
-          </w:tcPr>
-          <w:p>
-            <w:r>
+            <w:tcW w:type="dxa" w:w="1862"/>
+            <w:vAlign w:val="top"/>
+            <w:tcMar>
+              <w:top w:w="80" w:type="dxa"/>
+              <w:start w:w="100" w:type="dxa"/>
+              <w:bottom w:w="80" w:type="dxa"/>
+              <w:end w:w="100" w:type="dxa"/>
+            </w:tcMar>
+          </w:tcPr>
+          <w:p>
+            <w:pPr>
+              <w:spacing w:before="0" w:after="40" w:line="240" w:lineRule="auto"/>
+            </w:pPr>
+            <w:r>
+              <w:rPr>
+                <w:rFonts w:ascii="Times New Roman" w:hAnsi="Times New Roman" w:eastAsia="Times New Roman"/>
+                <w:sz w:val="19"/>
+              </w:rPr>
               <w:t>HIT-47-go-vet.log</w:t>
             </w:r>
           </w:p>
@@ -2760,50 +4432,120 @@
       <w:tr>
         <w:tc>
           <w:tcPr>
-            <w:tcW w:type="dxa" w:w="1765"/>
-          </w:tcPr>
-          <w:p>
-            <w:r>
+            <w:tcW w:type="dxa" w:w="1666"/>
+            <w:vAlign w:val="top"/>
+            <w:tcMar>
+              <w:top w:w="80" w:type="dxa"/>
+              <w:start w:w="100" w:type="dxa"/>
+              <w:bottom w:w="80" w:type="dxa"/>
+              <w:end w:w="100" w:type="dxa"/>
+            </w:tcMar>
+          </w:tcPr>
+          <w:p>
+            <w:pPr>
+              <w:spacing w:before="0" w:after="40" w:line="240" w:lineRule="auto"/>
+            </w:pPr>
+            <w:r>
+              <w:rPr>
+                <w:rFonts w:ascii="Times New Roman" w:hAnsi="Times New Roman" w:eastAsia="Times New Roman"/>
+                <w:sz w:val="19"/>
+              </w:rPr>
               <w:t>T-RACE</w:t>
             </w:r>
           </w:p>
         </w:tc>
         <w:tc>
           <w:tcPr>
-            <w:tcW w:type="dxa" w:w="1765"/>
-          </w:tcPr>
-          <w:p>
-            <w:r>
+            <w:tcW w:type="dxa" w:w="1960"/>
+            <w:vAlign w:val="top"/>
+            <w:tcMar>
+              <w:top w:w="80" w:type="dxa"/>
+              <w:start w:w="100" w:type="dxa"/>
+              <w:bottom w:w="80" w:type="dxa"/>
+              <w:end w:w="100" w:type="dxa"/>
+            </w:tcMar>
+          </w:tcPr>
+          <w:p>
+            <w:pPr>
+              <w:spacing w:before="0" w:after="40" w:line="240" w:lineRule="auto"/>
+            </w:pPr>
+            <w:r>
+              <w:rPr>
+                <w:rFonts w:ascii="Times New Roman" w:hAnsi="Times New Roman" w:eastAsia="Times New Roman"/>
+                <w:sz w:val="19"/>
+              </w:rPr>
               <w:t>race</w:t>
             </w:r>
           </w:p>
         </w:tc>
         <w:tc>
           <w:tcPr>
-            <w:tcW w:type="dxa" w:w="1765"/>
-          </w:tcPr>
-          <w:p>
-            <w:r>
+            <w:tcW w:type="dxa" w:w="2352"/>
+            <w:vAlign w:val="top"/>
+            <w:tcMar>
+              <w:top w:w="80" w:type="dxa"/>
+              <w:start w:w="100" w:type="dxa"/>
+              <w:bottom w:w="80" w:type="dxa"/>
+              <w:end w:w="100" w:type="dxa"/>
+            </w:tcMar>
+          </w:tcPr>
+          <w:p>
+            <w:pPr>
+              <w:spacing w:before="0" w:after="40" w:line="240" w:lineRule="auto"/>
+            </w:pPr>
+            <w:r>
+              <w:rPr>
+                <w:rFonts w:ascii="Times New Roman" w:hAnsi="Times New Roman" w:eastAsia="Times New Roman"/>
+                <w:sz w:val="19"/>
+              </w:rPr>
               <w:t>CGO_ENABLED=1 go test -race ./...</w:t>
             </w:r>
           </w:p>
         </w:tc>
         <w:tc>
           <w:tcPr>
-            <w:tcW w:type="dxa" w:w="2294"/>
-          </w:tcPr>
-          <w:p>
-            <w:r>
+            <w:tcW w:type="dxa" w:w="1960"/>
+            <w:vAlign w:val="top"/>
+            <w:tcMar>
+              <w:top w:w="80" w:type="dxa"/>
+              <w:start w:w="100" w:type="dxa"/>
+              <w:bottom w:w="80" w:type="dxa"/>
+              <w:end w:w="100" w:type="dxa"/>
+            </w:tcMar>
+          </w:tcPr>
+          <w:p>
+            <w:pPr>
+              <w:spacing w:before="0" w:after="40" w:line="240" w:lineRule="auto"/>
+            </w:pPr>
+            <w:r>
+              <w:rPr>
+                <w:rFonts w:ascii="Times New Roman" w:hAnsi="Times New Roman" w:eastAsia="Times New Roman"/>
+                <w:sz w:val="19"/>
+              </w:rPr>
               <w:t>PASS</w:t>
             </w:r>
           </w:p>
         </w:tc>
         <w:tc>
           <w:tcPr>
-            <w:tcW w:type="dxa" w:w="1765"/>
-          </w:tcPr>
-          <w:p>
-            <w:r>
+            <w:tcW w:type="dxa" w:w="1862"/>
+            <w:vAlign w:val="top"/>
+            <w:tcMar>
+              <w:top w:w="80" w:type="dxa"/>
+              <w:start w:w="100" w:type="dxa"/>
+              <w:bottom w:w="80" w:type="dxa"/>
+              <w:end w:w="100" w:type="dxa"/>
+            </w:tcMar>
+          </w:tcPr>
+          <w:p>
+            <w:pPr>
+              <w:spacing w:before="0" w:after="40" w:line="240" w:lineRule="auto"/>
+            </w:pPr>
+            <w:r>
+              <w:rPr>
+                <w:rFonts w:ascii="Times New Roman" w:hAnsi="Times New Roman" w:eastAsia="Times New Roman"/>
+                <w:sz w:val="19"/>
+              </w:rPr>
               <w:t>HIT-47-go-race.log</w:t>
             </w:r>
           </w:p>
@@ -2828,9 +4570,17 @@
     </w:p>
     <w:tbl>
       <w:tblPr>
-        <w:tblW w:type="dxa" w:w="9000"/>
-        <w:tblLayout w:type="autofit"/>
+        <w:tblW w:type="pct" w:w="10000"/>
+        <w:tblLayout w:type="fixed"/>
         <w:tblLook w:firstColumn="1" w:firstRow="1" w:lastColumn="0" w:lastRow="0" w:noHBand="0" w:noVBand="1" w:val="04A0"/>
+        <w:tblBorders>
+          <w:top w:val="single" w:sz="4" w:space="0" w:color="B7C3D0"/>
+          <w:left w:val="single" w:sz="4" w:space="0" w:color="B7C3D0"/>
+          <w:bottom w:val="single" w:sz="4" w:space="0" w:color="B7C3D0"/>
+          <w:right w:val="single" w:sz="4" w:space="0" w:color="B7C3D0"/>
+          <w:insideH w:val="single" w:sz="4" w:space="0" w:color="B7C3D0"/>
+          <w:insideV w:val="single" w:sz="4" w:space="0" w:color="B7C3D0"/>
+        </w:tblBorders>
       </w:tblPr>
       <w:tblGrid>
         <w:gridCol w:w="9355"/>
@@ -2841,21 +4591,22 @@
             <w:tcW w:type="dxa" w:w="9355"/>
             <w:shd w:fill="EDEDED" w:val="clear"/>
             <w:tcMar>
-              <w:top w:w="160" w:type="dxa"/>
-              <w:start w:w="180" w:type="dxa"/>
-              <w:bottom w:w="160" w:type="dxa"/>
-              <w:end w:w="180" w:type="dxa"/>
-            </w:tcMar>
-          </w:tcPr>
-          <w:p>
-            <w:pPr>
-              <w:spacing w:before="40" w:after="40"/>
+              <w:top w:w="140" w:type="dxa"/>
+              <w:start w:w="160" w:type="dxa"/>
+              <w:bottom w:w="140" w:type="dxa"/>
+              <w:end w:w="160" w:type="dxa"/>
+            </w:tcMar>
+            <w:vAlign w:val="center"/>
+          </w:tcPr>
+          <w:p>
+            <w:pPr>
+              <w:spacing w:before="40" w:after="0"/>
               <w:jc w:val="center"/>
             </w:pPr>
             <w:r>
               <w:rPr>
                 <w:rFonts w:ascii="Times New Roman" w:hAnsi="Times New Roman" w:eastAsia="Times New Roman"/>
-                <w:sz w:val="24"/>
+                <w:sz w:val="22"/>
               </w:rPr>
               <w:t>[МЕСТО ДЛЯ СКРИНШОТА 2 — Тесты сдаваемой версии в CI]</w:t>
             </w:r>
@@ -2907,9 +4658,17 @@
     </w:p>
     <w:tbl>
       <w:tblPr>
-        <w:tblW w:type="dxa" w:w="9000"/>
-        <w:tblLayout w:type="autofit"/>
+        <w:tblW w:type="pct" w:w="10000"/>
+        <w:tblLayout w:type="fixed"/>
         <w:tblLook w:firstColumn="1" w:firstRow="1" w:lastColumn="0" w:lastRow="0" w:noHBand="0" w:noVBand="1" w:val="04A0"/>
+        <w:tblBorders>
+          <w:top w:val="single" w:sz="4" w:space="0" w:color="B7C3D0"/>
+          <w:left w:val="single" w:sz="4" w:space="0" w:color="B7C3D0"/>
+          <w:bottom w:val="single" w:sz="4" w:space="0" w:color="B7C3D0"/>
+          <w:right w:val="single" w:sz="4" w:space="0" w:color="B7C3D0"/>
+          <w:insideH w:val="single" w:sz="4" w:space="0" w:color="B7C3D0"/>
+          <w:insideV w:val="single" w:sz="4" w:space="0" w:color="B7C3D0"/>
+        </w:tblBorders>
       </w:tblPr>
       <w:tblGrid>
         <w:gridCol w:w="9355"/>
@@ -2920,21 +4679,22 @@
             <w:tcW w:type="dxa" w:w="9355"/>
             <w:shd w:fill="EDEDED" w:val="clear"/>
             <w:tcMar>
-              <w:top w:w="160" w:type="dxa"/>
-              <w:start w:w="180" w:type="dxa"/>
-              <w:bottom w:w="160" w:type="dxa"/>
-              <w:end w:w="180" w:type="dxa"/>
-            </w:tcMar>
-          </w:tcPr>
-          <w:p>
-            <w:pPr>
-              <w:spacing w:before="40" w:after="40"/>
+              <w:top w:w="140" w:type="dxa"/>
+              <w:start w:w="160" w:type="dxa"/>
+              <w:bottom w:w="140" w:type="dxa"/>
+              <w:end w:w="160" w:type="dxa"/>
+            </w:tcMar>
+            <w:vAlign w:val="center"/>
+          </w:tcPr>
+          <w:p>
+            <w:pPr>
+              <w:spacing w:before="40" w:after="0"/>
               <w:jc w:val="center"/>
             </w:pPr>
             <w:r>
               <w:rPr>
                 <w:rFonts w:ascii="Times New Roman" w:hAnsi="Times New Roman" w:eastAsia="Times New Roman"/>
-                <w:sz w:val="24"/>
+                <w:sz w:val="22"/>
               </w:rPr>
               <w:t>[МЕСТО ДЛЯ СКРИНШОТА 3 — Покрытие собственного модуля и разбор пробела]</w:t>
             </w:r>
@@ -2958,11 +4718,19 @@
     <w:tbl>
       <w:tblPr>
         <w:tblStyle w:val="af4"/>
-        <w:tblW w:w="0" w:type="auto"/>
+        <w:tblW w:w="10000" w:type="pct"/>
         <w:jc w:val="center"/>
         <w:tblLayout w:type="fixed"/>
         <w:tblLook w:val="04A0" w:firstRow="1" w:lastRow="0" w:firstColumn="1" w:lastColumn="0" w:noHBand="0" w:noVBand="1"/>
         <w:tblCaption w:val="6"/>
+        <w:tblBorders>
+          <w:top w:val="single" w:sz="4" w:space="0" w:color="B7C3D0"/>
+          <w:left w:val="single" w:sz="4" w:space="0" w:color="B7C3D0"/>
+          <w:bottom w:val="single" w:sz="4" w:space="0" w:color="B7C3D0"/>
+          <w:right w:val="single" w:sz="4" w:space="0" w:color="B7C3D0"/>
+          <w:insideH w:val="single" w:sz="4" w:space="0" w:color="B7C3D0"/>
+          <w:insideV w:val="single" w:sz="4" w:space="0" w:color="B7C3D0"/>
+        </w:tblBorders>
       </w:tblPr>
       <w:tblGrid>
         <w:gridCol w:w="2828"/>
@@ -2978,68 +4746,116 @@
         </w:trPr>
         <w:tc>
           <w:tcPr>
-            <w:tcW w:w="2828" w:type="dxa"/>
-            <w:shd w:val="clear" w:color="auto" w:fill="F2F2F2"/>
+            <w:tcW w:w="2156" w:type="dxa"/>
+            <w:shd w:val="clear" w:color="auto" w:fill="D9EAF7"/>
+            <w:vAlign w:val="top"/>
+            <w:tcMar>
+              <w:top w:w="80" w:type="dxa"/>
+              <w:start w:w="100" w:type="dxa"/>
+              <w:bottom w:w="80" w:type="dxa"/>
+              <w:end w:w="100" w:type="dxa"/>
+            </w:tcMar>
           </w:tcPr>
           <w:p>
             <w:pPr>
               <w:pStyle w:val="ae"/>
               <w:keepNext/>
-              <w:spacing w:before="40" w:after="40"/>
-              <w:jc w:val="left"/>
-            </w:pPr>
-            <w:r>
+              <w:spacing w:before="0" w:after="40" w:line="240" w:lineRule="auto"/>
+              <w:jc w:val="center"/>
+            </w:pPr>
+            <w:r>
+              <w:rPr>
+                <w:rFonts w:ascii="Times New Roman" w:hAnsi="Times New Roman" w:eastAsia="Times New Roman"/>
+                <w:b/>
+                <w:sz w:val="20"/>
+              </w:rPr>
               <w:t>Найденный пробел / ограничение</w:t>
             </w:r>
           </w:p>
         </w:tc>
         <w:tc>
           <w:tcPr>
-            <w:tcW w:w="2175" w:type="dxa"/>
-            <w:shd w:val="clear" w:color="auto" w:fill="F2F2F2"/>
+            <w:tcW w:w="2254" w:type="dxa"/>
+            <w:shd w:val="clear" w:color="auto" w:fill="D9EAF7"/>
+            <w:vAlign w:val="top"/>
+            <w:tcMar>
+              <w:top w:w="80" w:type="dxa"/>
+              <w:start w:w="100" w:type="dxa"/>
+              <w:bottom w:w="80" w:type="dxa"/>
+              <w:end w:w="100" w:type="dxa"/>
+            </w:tcMar>
           </w:tcPr>
           <w:p>
             <w:pPr>
               <w:pStyle w:val="ae"/>
               <w:keepNext/>
-              <w:spacing w:before="40" w:after="40"/>
-              <w:jc w:val="left"/>
-            </w:pPr>
-            <w:r>
+              <w:spacing w:before="0" w:after="40" w:line="240" w:lineRule="auto"/>
+              <w:jc w:val="center"/>
+            </w:pPr>
+            <w:r>
+              <w:rPr>
+                <w:rFonts w:ascii="Times New Roman" w:hAnsi="Times New Roman" w:eastAsia="Times New Roman"/>
+                <w:b/>
+                <w:sz w:val="20"/>
+              </w:rPr>
               <w:t>Почему существенен</w:t>
             </w:r>
           </w:p>
         </w:tc>
         <w:tc>
           <w:tcPr>
-            <w:tcW w:w="2175" w:type="dxa"/>
-            <w:shd w:val="clear" w:color="auto" w:fill="F2F2F2"/>
+            <w:tcW w:w="3234" w:type="dxa"/>
+            <w:shd w:val="clear" w:color="auto" w:fill="D9EAF7"/>
+            <w:vAlign w:val="top"/>
+            <w:tcMar>
+              <w:top w:w="80" w:type="dxa"/>
+              <w:start w:w="100" w:type="dxa"/>
+              <w:bottom w:w="80" w:type="dxa"/>
+              <w:end w:w="100" w:type="dxa"/>
+            </w:tcMar>
           </w:tcPr>
           <w:p>
             <w:pPr>
               <w:pStyle w:val="ae"/>
               <w:keepNext/>
-              <w:spacing w:before="40" w:after="40"/>
-              <w:jc w:val="left"/>
-            </w:pPr>
-            <w:r>
+              <w:spacing w:before="0" w:after="40" w:line="240" w:lineRule="auto"/>
+              <w:jc w:val="center"/>
+            </w:pPr>
+            <w:r>
+              <w:rPr>
+                <w:rFonts w:ascii="Times New Roman" w:hAnsi="Times New Roman" w:eastAsia="Times New Roman"/>
+                <w:b/>
+                <w:sz w:val="20"/>
+              </w:rPr>
               <w:t>Принятое решение</w:t>
             </w:r>
           </w:p>
         </w:tc>
         <w:tc>
           <w:tcPr>
-            <w:tcW w:w="2175" w:type="dxa"/>
-            <w:shd w:val="clear" w:color="auto" w:fill="F2F2F2"/>
+            <w:tcW w:w="2156" w:type="dxa"/>
+            <w:shd w:val="clear" w:color="auto" w:fill="D9EAF7"/>
+            <w:vAlign w:val="top"/>
+            <w:tcMar>
+              <w:top w:w="80" w:type="dxa"/>
+              <w:start w:w="100" w:type="dxa"/>
+              <w:bottom w:w="80" w:type="dxa"/>
+              <w:end w:w="100" w:type="dxa"/>
+            </w:tcMar>
           </w:tcPr>
           <w:p>
             <w:pPr>
               <w:pStyle w:val="ae"/>
               <w:keepNext/>
-              <w:spacing w:before="40" w:after="40"/>
-              <w:jc w:val="left"/>
-            </w:pPr>
-            <w:r>
+              <w:spacing w:before="0" w:after="40" w:line="240" w:lineRule="auto"/>
+              <w:jc w:val="center"/>
+            </w:pPr>
+            <w:r>
+              <w:rPr>
+                <w:rFonts w:ascii="Times New Roman" w:hAnsi="Times New Roman" w:eastAsia="Times New Roman"/>
+                <w:b/>
+                <w:sz w:val="20"/>
+              </w:rPr>
               <w:t>Повторная проверка</w:t>
             </w:r>
           </w:p>
@@ -3052,40 +4868,96 @@
         </w:trPr>
         <w:tc>
           <w:tcPr>
-            <w:tcW w:w="2828" w:type="dxa"/>
-          </w:tcPr>
-          <w:p>
-            <w:r>
+            <w:tcW w:w="2156" w:type="dxa"/>
+            <w:vAlign w:val="top"/>
+            <w:tcMar>
+              <w:top w:w="80" w:type="dxa"/>
+              <w:start w:w="100" w:type="dxa"/>
+              <w:bottom w:w="80" w:type="dxa"/>
+              <w:end w:w="100" w:type="dxa"/>
+            </w:tcMar>
+          </w:tcPr>
+          <w:p>
+            <w:pPr>
+              <w:spacing w:before="0" w:after="40" w:line="240" w:lineRule="auto"/>
+            </w:pPr>
+            <w:r>
+              <w:rPr>
+                <w:rFonts w:ascii="Times New Roman" w:hAnsi="Times New Roman" w:eastAsia="Times New Roman"/>
+                <w:sz w:val="20"/>
+              </w:rPr>
               <w:t>Domain/readback 74.7%; application 77.8%; FileReader 63.2%; CLI 0.0%</w:t>
             </w:r>
           </w:p>
         </w:tc>
         <w:tc>
           <w:tcPr>
-            <w:tcW w:w="2175" w:type="dxa"/>
-          </w:tcPr>
-          <w:p>
-            <w:r>
+            <w:tcW w:w="2254" w:type="dxa"/>
+            <w:vAlign w:val="top"/>
+            <w:tcMar>
+              <w:top w:w="80" w:type="dxa"/>
+              <w:start w:w="100" w:type="dxa"/>
+              <w:bottom w:w="80" w:type="dxa"/>
+              <w:end w:w="100" w:type="dxa"/>
+            </w:tcMar>
+          </w:tcPr>
+          <w:p>
+            <w:pPr>
+              <w:spacing w:before="0" w:after="40" w:line="240" w:lineRule="auto"/>
+            </w:pPr>
+            <w:r>
+              <w:rPr>
+                <w:rFonts w:ascii="Times New Roman" w:hAnsi="Times New Roman" w:eastAsia="Times New Roman"/>
+                <w:sz w:val="20"/>
+              </w:rPr>
               <w:t>CLI is thin composition root; provider I/O and human gates are outside automated coverage</w:t>
             </w:r>
           </w:p>
         </w:tc>
         <w:tc>
           <w:tcPr>
-            <w:tcW w:w="2175" w:type="dxa"/>
-          </w:tcPr>
-          <w:p>
-            <w:r>
+            <w:tcW w:w="3234" w:type="dxa"/>
+            <w:vAlign w:val="top"/>
+            <w:tcMar>
+              <w:top w:w="80" w:type="dxa"/>
+              <w:start w:w="100" w:type="dxa"/>
+              <w:bottom w:w="80" w:type="dxa"/>
+              <w:end w:w="100" w:type="dxa"/>
+            </w:tcMar>
+          </w:tcPr>
+          <w:p>
+            <w:pPr>
+              <w:spacing w:before="0" w:after="40" w:line="240" w:lineRule="auto"/>
+            </w:pPr>
+            <w:r>
+              <w:rPr>
+                <w:rFonts w:ascii="Times New Roman" w:hAnsi="Times New Roman" w:eastAsia="Times New Roman"/>
+                <w:sz w:val="20"/>
+              </w:rPr>
               <w:t>Keep CLI smoke; add semantic tests at domain/application/adapter boundaries</w:t>
             </w:r>
           </w:p>
         </w:tc>
         <w:tc>
           <w:tcPr>
-            <w:tcW w:w="2175" w:type="dxa"/>
-          </w:tcPr>
-          <w:p>
-            <w:r>
+            <w:tcW w:w="2156" w:type="dxa"/>
+            <w:vAlign w:val="top"/>
+            <w:tcMar>
+              <w:top w:w="80" w:type="dxa"/>
+              <w:start w:w="100" w:type="dxa"/>
+              <w:bottom w:w="80" w:type="dxa"/>
+              <w:end w:w="100" w:type="dxa"/>
+            </w:tcMar>
+          </w:tcPr>
+          <w:p>
+            <w:pPr>
+              <w:spacing w:before="0" w:after="40" w:line="240" w:lineRule="auto"/>
+            </w:pPr>
+            <w:r>
+              <w:rPr>
+                <w:rFonts w:ascii="Times New Roman" w:hAnsi="Times New Roman" w:eastAsia="Times New Roman"/>
+                <w:sz w:val="20"/>
+              </w:rPr>
               <w:t>HIT-47-go-test.log and test-design.md</w:t>
             </w:r>
           </w:p>
@@ -3140,11 +5012,19 @@
     <w:tbl>
       <w:tblPr>
         <w:tblStyle w:val="af4"/>
-        <w:tblW w:w="0" w:type="auto"/>
+        <w:tblW w:w="10000" w:type="pct"/>
         <w:jc w:val="center"/>
         <w:tblLayout w:type="fixed"/>
         <w:tblLook w:val="04A0" w:firstRow="1" w:lastRow="0" w:firstColumn="1" w:lastColumn="0" w:noHBand="0" w:noVBand="1"/>
         <w:tblCaption w:val="7"/>
+        <w:tblBorders>
+          <w:top w:val="single" w:sz="4" w:space="0" w:color="B7C3D0"/>
+          <w:left w:val="single" w:sz="4" w:space="0" w:color="B7C3D0"/>
+          <w:bottom w:val="single" w:sz="4" w:space="0" w:color="B7C3D0"/>
+          <w:right w:val="single" w:sz="4" w:space="0" w:color="B7C3D0"/>
+          <w:insideH w:val="single" w:sz="4" w:space="0" w:color="B7C3D0"/>
+          <w:insideV w:val="single" w:sz="4" w:space="0" w:color="B7C3D0"/>
+        </w:tblBorders>
       </w:tblPr>
       <w:tblGrid>
         <w:gridCol w:w="2339"/>
@@ -3160,68 +5040,116 @@
         </w:trPr>
         <w:tc>
           <w:tcPr>
-            <w:tcW w:w="2339" w:type="dxa"/>
-            <w:shd w:val="clear" w:color="auto" w:fill="F2F2F2"/>
+            <w:tcW w:w="2156" w:type="dxa"/>
+            <w:shd w:val="clear" w:color="auto" w:fill="D9EAF7"/>
+            <w:vAlign w:val="top"/>
+            <w:tcMar>
+              <w:top w:w="80" w:type="dxa"/>
+              <w:start w:w="100" w:type="dxa"/>
+              <w:bottom w:w="80" w:type="dxa"/>
+              <w:end w:w="100" w:type="dxa"/>
+            </w:tcMar>
           </w:tcPr>
           <w:p>
             <w:pPr>
               <w:pStyle w:val="ae"/>
               <w:keepNext/>
-              <w:spacing w:before="40" w:after="40"/>
-              <w:jc w:val="left"/>
-            </w:pPr>
-            <w:r>
+              <w:spacing w:before="0" w:after="40" w:line="240" w:lineRule="auto"/>
+              <w:jc w:val="center"/>
+            </w:pPr>
+            <w:r>
+              <w:rPr>
+                <w:rFonts w:ascii="Times New Roman" w:hAnsi="Times New Roman" w:eastAsia="Times New Roman"/>
+                <w:b/>
+                <w:sz w:val="20"/>
+              </w:rPr>
               <w:t>Состояние</w:t>
             </w:r>
           </w:p>
         </w:tc>
         <w:tc>
           <w:tcPr>
-            <w:tcW w:w="2339" w:type="dxa"/>
-            <w:shd w:val="clear" w:color="auto" w:fill="F2F2F2"/>
+            <w:tcW w:w="2254" w:type="dxa"/>
+            <w:shd w:val="clear" w:color="auto" w:fill="D9EAF7"/>
+            <w:vAlign w:val="top"/>
+            <w:tcMar>
+              <w:top w:w="80" w:type="dxa"/>
+              <w:start w:w="100" w:type="dxa"/>
+              <w:bottom w:w="80" w:type="dxa"/>
+              <w:end w:w="100" w:type="dxa"/>
+            </w:tcMar>
           </w:tcPr>
           <w:p>
             <w:pPr>
               <w:pStyle w:val="ae"/>
               <w:keepNext/>
-              <w:spacing w:before="40" w:after="40"/>
-              <w:jc w:val="left"/>
-            </w:pPr>
-            <w:r>
+              <w:spacing w:before="0" w:after="40" w:line="240" w:lineRule="auto"/>
+              <w:jc w:val="center"/>
+            </w:pPr>
+            <w:r>
+              <w:rPr>
+                <w:rFonts w:ascii="Times New Roman" w:hAnsi="Times New Roman" w:eastAsia="Times New Roman"/>
+                <w:b/>
+                <w:sz w:val="20"/>
+              </w:rPr>
               <w:t>Версия кода и тестов</w:t>
             </w:r>
           </w:p>
         </w:tc>
         <w:tc>
           <w:tcPr>
-            <w:tcW w:w="2339" w:type="dxa"/>
-            <w:shd w:val="clear" w:color="auto" w:fill="F2F2F2"/>
+            <w:tcW w:w="3234" w:type="dxa"/>
+            <w:shd w:val="clear" w:color="auto" w:fill="D9EAF7"/>
+            <w:vAlign w:val="top"/>
+            <w:tcMar>
+              <w:top w:w="80" w:type="dxa"/>
+              <w:start w:w="100" w:type="dxa"/>
+              <w:bottom w:w="80" w:type="dxa"/>
+              <w:end w:w="100" w:type="dxa"/>
+            </w:tcMar>
           </w:tcPr>
           <w:p>
             <w:pPr>
               <w:pStyle w:val="ae"/>
               <w:keepNext/>
-              <w:spacing w:before="40" w:after="40"/>
-              <w:jc w:val="left"/>
-            </w:pPr>
-            <w:r>
+              <w:spacing w:before="0" w:after="40" w:line="240" w:lineRule="auto"/>
+              <w:jc w:val="center"/>
+            </w:pPr>
+            <w:r>
+              <w:rPr>
+                <w:rFonts w:ascii="Times New Roman" w:hAnsi="Times New Roman" w:eastAsia="Times New Roman"/>
+                <w:b/>
+                <w:sz w:val="20"/>
+              </w:rPr>
               <w:t>Фактический результат</w:t>
             </w:r>
           </w:p>
         </w:tc>
         <w:tc>
           <w:tcPr>
-            <w:tcW w:w="2339" w:type="dxa"/>
-            <w:shd w:val="clear" w:color="auto" w:fill="F2F2F2"/>
+            <w:tcW w:w="2156" w:type="dxa"/>
+            <w:shd w:val="clear" w:color="auto" w:fill="D9EAF7"/>
+            <w:vAlign w:val="top"/>
+            <w:tcMar>
+              <w:top w:w="80" w:type="dxa"/>
+              <w:start w:w="100" w:type="dxa"/>
+              <w:bottom w:w="80" w:type="dxa"/>
+              <w:end w:w="100" w:type="dxa"/>
+            </w:tcMar>
           </w:tcPr>
           <w:p>
             <w:pPr>
               <w:pStyle w:val="ae"/>
               <w:keepNext/>
-              <w:spacing w:before="40" w:after="40"/>
-              <w:jc w:val="left"/>
-            </w:pPr>
-            <w:r>
+              <w:spacing w:before="0" w:after="40" w:line="240" w:lineRule="auto"/>
+              <w:jc w:val="center"/>
+            </w:pPr>
+            <w:r>
+              <w:rPr>
+                <w:rFonts w:ascii="Times New Roman" w:hAnsi="Times New Roman" w:eastAsia="Times New Roman"/>
+                <w:b/>
+                <w:sz w:val="20"/>
+              </w:rPr>
               <w:t>Подтверждение и вывод</w:t>
             </w:r>
           </w:p>
@@ -3234,40 +5162,96 @@
         </w:trPr>
         <w:tc>
           <w:tcPr>
-            <w:tcW w:w="2339" w:type="dxa"/>
-          </w:tcPr>
-          <w:p>
-            <w:r>
+            <w:tcW w:w="2156" w:type="dxa"/>
+            <w:vAlign w:val="top"/>
+            <w:tcMar>
+              <w:top w:w="80" w:type="dxa"/>
+              <w:start w:w="100" w:type="dxa"/>
+              <w:bottom w:w="80" w:type="dxa"/>
+              <w:end w:w="100" w:type="dxa"/>
+            </w:tcMar>
+          </w:tcPr>
+          <w:p>
+            <w:pPr>
+              <w:spacing w:before="0" w:after="40" w:line="240" w:lineRule="auto"/>
+            </w:pPr>
+            <w:r>
+              <w:rPr>
+                <w:rFonts w:ascii="Times New Roman" w:hAnsi="Times New Roman" w:eastAsia="Times New Roman"/>
+                <w:sz w:val="20"/>
+              </w:rPr>
               <w:t>Исходный корректный код</w:t>
             </w:r>
           </w:p>
         </w:tc>
         <w:tc>
           <w:tcPr>
-            <w:tcW w:w="2339" w:type="dxa"/>
-          </w:tcPr>
-          <w:p>
-            <w:r>
+            <w:tcW w:w="2254" w:type="dxa"/>
+            <w:vAlign w:val="top"/>
+            <w:tcMar>
+              <w:top w:w="80" w:type="dxa"/>
+              <w:start w:w="100" w:type="dxa"/>
+              <w:bottom w:w="80" w:type="dxa"/>
+              <w:end w:w="100" w:type="dxa"/>
+            </w:tcMar>
+          </w:tcPr>
+          <w:p>
+            <w:pPr>
+              <w:spacing w:before="0" w:after="40" w:line="240" w:lineRule="auto"/>
+            </w:pPr>
+            <w:r>
+              <w:rPr>
+                <w:rFonts w:ascii="Times New Roman" w:hAnsi="Times New Roman" w:eastAsia="Times New Roman"/>
+                <w:sz w:val="20"/>
+              </w:rPr>
               <w:t>bafc97a0eb5cc2b2aba68c04a74b179b61432d82</w:t>
             </w:r>
           </w:p>
         </w:tc>
         <w:tc>
           <w:tcPr>
-            <w:tcW w:w="2339" w:type="dxa"/>
-          </w:tcPr>
-          <w:p>
-            <w:r>
+            <w:tcW w:w="3234" w:type="dxa"/>
+            <w:vAlign w:val="top"/>
+            <w:tcMar>
+              <w:top w:w="80" w:type="dxa"/>
+              <w:start w:w="100" w:type="dxa"/>
+              <w:bottom w:w="80" w:type="dxa"/>
+              <w:end w:w="100" w:type="dxa"/>
+            </w:tcMar>
+          </w:tcPr>
+          <w:p>
+            <w:pPr>
+              <w:spacing w:before="0" w:after="40" w:line="240" w:lineRule="auto"/>
+            </w:pPr>
+            <w:r>
+              <w:rPr>
+                <w:rFonts w:ascii="Times New Roman" w:hAnsi="Times New Roman" w:eastAsia="Times New Roman"/>
+                <w:sz w:val="20"/>
+              </w:rPr>
               <w:t>all local named tests PASS</w:t>
             </w:r>
           </w:p>
         </w:tc>
         <w:tc>
           <w:tcPr>
-            <w:tcW w:w="2339" w:type="dxa"/>
-          </w:tcPr>
-          <w:p>
-            <w:r>
+            <w:tcW w:w="2156" w:type="dxa"/>
+            <w:vAlign w:val="top"/>
+            <w:tcMar>
+              <w:top w:w="80" w:type="dxa"/>
+              <w:start w:w="100" w:type="dxa"/>
+              <w:bottom w:w="80" w:type="dxa"/>
+              <w:end w:w="100" w:type="dxa"/>
+            </w:tcMar>
+          </w:tcPr>
+          <w:p>
+            <w:pPr>
+              <w:spacing w:before="0" w:after="40" w:line="240" w:lineRule="auto"/>
+            </w:pPr>
+            <w:r>
+              <w:rPr>
+                <w:rFonts w:ascii="Times New Roman" w:hAnsi="Times New Roman" w:eastAsia="Times New Roman"/>
+                <w:sz w:val="20"/>
+              </w:rPr>
               <w:t>HIT-47-go-test.log</w:t>
             </w:r>
           </w:p>
@@ -3280,40 +5264,96 @@
         </w:trPr>
         <w:tc>
           <w:tcPr>
-            <w:tcW w:w="2339" w:type="dxa"/>
-          </w:tcPr>
-          <w:p>
-            <w:r>
+            <w:tcW w:w="2156" w:type="dxa"/>
+            <w:vAlign w:val="top"/>
+            <w:tcMar>
+              <w:top w:w="80" w:type="dxa"/>
+              <w:start w:w="100" w:type="dxa"/>
+              <w:bottom w:w="80" w:type="dxa"/>
+              <w:end w:w="100" w:type="dxa"/>
+            </w:tcMar>
+          </w:tcPr>
+          <w:p>
+            <w:pPr>
+              <w:spacing w:before="0" w:after="40" w:line="240" w:lineRule="auto"/>
+            </w:pPr>
+            <w:r>
+              <w:rPr>
+                <w:rFonts w:ascii="Times New Roman" w:hAnsi="Times New Roman" w:eastAsia="Times New Roman"/>
+                <w:sz w:val="20"/>
+              </w:rPr>
               <w:t>Код с дефектом</w:t>
             </w:r>
           </w:p>
         </w:tc>
         <w:tc>
           <w:tcPr>
-            <w:tcW w:w="2339" w:type="dxa"/>
-          </w:tcPr>
-          <w:p>
-            <w:r>
+            <w:tcW w:w="2254" w:type="dxa"/>
+            <w:vAlign w:val="top"/>
+            <w:tcMar>
+              <w:top w:w="80" w:type="dxa"/>
+              <w:start w:w="100" w:type="dxa"/>
+              <w:bottom w:w="80" w:type="dxa"/>
+              <w:end w:w="100" w:type="dxa"/>
+            </w:tcMar>
+          </w:tcPr>
+          <w:p>
+            <w:pPr>
+              <w:spacing w:before="0" w:after="40" w:line="240" w:lineRule="auto"/>
+            </w:pPr>
+            <w:r>
+              <w:rPr>
+                <w:rFonts w:ascii="Times New Roman" w:hAnsi="Times New Roman" w:eastAsia="Times New Roman"/>
+                <w:sz w:val="20"/>
+              </w:rPr>
               <w:t>five one-at-a-time compiling mutants</w:t>
             </w:r>
           </w:p>
         </w:tc>
         <w:tc>
           <w:tcPr>
-            <w:tcW w:w="2339" w:type="dxa"/>
-          </w:tcPr>
-          <w:p>
-            <w:r>
+            <w:tcW w:w="3234" w:type="dxa"/>
+            <w:vAlign w:val="top"/>
+            <w:tcMar>
+              <w:top w:w="80" w:type="dxa"/>
+              <w:start w:w="100" w:type="dxa"/>
+              <w:bottom w:w="80" w:type="dxa"/>
+              <w:end w:w="100" w:type="dxa"/>
+            </w:tcMar>
+          </w:tcPr>
+          <w:p>
+            <w:pPr>
+              <w:spacing w:before="0" w:after="40" w:line="240" w:lineRule="auto"/>
+            </w:pPr>
+            <w:r>
+              <w:rPr>
+                <w:rFonts w:ascii="Times New Roman" w:hAnsi="Times New Roman" w:eastAsia="Times New Roman"/>
+                <w:sz w:val="20"/>
+              </w:rPr>
               <w:t>each assertion FAIL; no compile failure counted</w:t>
             </w:r>
           </w:p>
         </w:tc>
         <w:tc>
           <w:tcPr>
-            <w:tcW w:w="2339" w:type="dxa"/>
-          </w:tcPr>
-          <w:p>
-            <w:r>
+            <w:tcW w:w="2156" w:type="dxa"/>
+            <w:vAlign w:val="top"/>
+            <w:tcMar>
+              <w:top w:w="80" w:type="dxa"/>
+              <w:start w:w="100" w:type="dxa"/>
+              <w:bottom w:w="80" w:type="dxa"/>
+              <w:end w:w="100" w:type="dxa"/>
+            </w:tcMar>
+          </w:tcPr>
+          <w:p>
+            <w:pPr>
+              <w:spacing w:before="0" w:after="40" w:line="240" w:lineRule="auto"/>
+            </w:pPr>
+            <w:r>
+              <w:rPr>
+                <w:rFonts w:ascii="Times New Roman" w:hAnsi="Times New Roman" w:eastAsia="Times New Roman"/>
+                <w:sz w:val="20"/>
+              </w:rPr>
               <w:t>HIT-45-mutations-actual.log / repeat logs</w:t>
             </w:r>
           </w:p>
@@ -3326,40 +5366,96 @@
         </w:trPr>
         <w:tc>
           <w:tcPr>
-            <w:tcW w:w="2339" w:type="dxa"/>
-          </w:tcPr>
-          <w:p>
-            <w:r>
+            <w:tcW w:w="2156" w:type="dxa"/>
+            <w:vAlign w:val="top"/>
+            <w:tcMar>
+              <w:top w:w="80" w:type="dxa"/>
+              <w:start w:w="100" w:type="dxa"/>
+              <w:bottom w:w="80" w:type="dxa"/>
+              <w:end w:w="100" w:type="dxa"/>
+            </w:tcMar>
+          </w:tcPr>
+          <w:p>
+            <w:pPr>
+              <w:spacing w:before="0" w:after="40" w:line="240" w:lineRule="auto"/>
+            </w:pPr>
+            <w:r>
+              <w:rPr>
+                <w:rFonts w:ascii="Times New Roman" w:hAnsi="Times New Roman" w:eastAsia="Times New Roman"/>
+                <w:sz w:val="20"/>
+              </w:rPr>
               <w:t>Восстановленный код</w:t>
             </w:r>
           </w:p>
         </w:tc>
         <w:tc>
           <w:tcPr>
-            <w:tcW w:w="2339" w:type="dxa"/>
-          </w:tcPr>
-          <w:p>
-            <w:r>
+            <w:tcW w:w="2254" w:type="dxa"/>
+            <w:vAlign w:val="top"/>
+            <w:tcMar>
+              <w:top w:w="80" w:type="dxa"/>
+              <w:start w:w="100" w:type="dxa"/>
+              <w:bottom w:w="80" w:type="dxa"/>
+              <w:end w:w="100" w:type="dxa"/>
+            </w:tcMar>
+          </w:tcPr>
+          <w:p>
+            <w:pPr>
+              <w:spacing w:before="0" w:after="40" w:line="240" w:lineRule="auto"/>
+            </w:pPr>
+            <w:r>
+              <w:rPr>
+                <w:rFonts w:ascii="Times New Roman" w:hAnsi="Times New Roman" w:eastAsia="Times New Roman"/>
+                <w:sz w:val="20"/>
+              </w:rPr>
               <w:t>bafc97a0eb5cc2b2aba68c04a74b179b61432d82</w:t>
             </w:r>
           </w:p>
         </w:tc>
         <w:tc>
           <w:tcPr>
-            <w:tcW w:w="2339" w:type="dxa"/>
-          </w:tcPr>
-          <w:p>
-            <w:r>
+            <w:tcW w:w="3234" w:type="dxa"/>
+            <w:vAlign w:val="top"/>
+            <w:tcMar>
+              <w:top w:w="80" w:type="dxa"/>
+              <w:start w:w="100" w:type="dxa"/>
+              <w:bottom w:w="80" w:type="dxa"/>
+              <w:end w:w="100" w:type="dxa"/>
+            </w:tcMar>
+          </w:tcPr>
+          <w:p>
+            <w:pPr>
+              <w:spacing w:before="0" w:after="40" w:line="240" w:lineRule="auto"/>
+            </w:pPr>
+            <w:r>
+              <w:rPr>
+                <w:rFonts w:ascii="Times New Roman" w:hAnsi="Times New Roman" w:eastAsia="Times New Roman"/>
+                <w:sz w:val="20"/>
+              </w:rPr>
               <w:t>full restored suite PASS; race/vet/smoke rerun</w:t>
             </w:r>
           </w:p>
         </w:tc>
         <w:tc>
           <w:tcPr>
-            <w:tcW w:w="2339" w:type="dxa"/>
-          </w:tcPr>
-          <w:p>
-            <w:r>
+            <w:tcW w:w="2156" w:type="dxa"/>
+            <w:vAlign w:val="top"/>
+            <w:tcMar>
+              <w:top w:w="80" w:type="dxa"/>
+              <w:start w:w="100" w:type="dxa"/>
+              <w:bottom w:w="80" w:type="dxa"/>
+              <w:end w:w="100" w:type="dxa"/>
+            </w:tcMar>
+          </w:tcPr>
+          <w:p>
+            <w:pPr>
+              <w:spacing w:before="0" w:after="40" w:line="240" w:lineRule="auto"/>
+            </w:pPr>
+            <w:r>
+              <w:rPr>
+                <w:rFonts w:ascii="Times New Roman" w:hAnsi="Times New Roman" w:eastAsia="Times New Roman"/>
+                <w:sz w:val="20"/>
+              </w:rPr>
               <w:t>restoration log and CI</w:t>
             </w:r>
           </w:p>
@@ -3380,9 +5476,17 @@
     </w:p>
     <w:tbl>
       <w:tblPr>
-        <w:tblW w:type="dxa" w:w="9000"/>
-        <w:tblLayout w:type="autofit"/>
+        <w:tblW w:type="pct" w:w="10000"/>
+        <w:tblLayout w:type="fixed"/>
         <w:tblLook w:firstColumn="1" w:firstRow="1" w:lastColumn="0" w:lastRow="0" w:noHBand="0" w:noVBand="1" w:val="04A0"/>
+        <w:tblBorders>
+          <w:top w:val="single" w:sz="4" w:space="0" w:color="B7C3D0"/>
+          <w:left w:val="single" w:sz="4" w:space="0" w:color="B7C3D0"/>
+          <w:bottom w:val="single" w:sz="4" w:space="0" w:color="B7C3D0"/>
+          <w:right w:val="single" w:sz="4" w:space="0" w:color="B7C3D0"/>
+          <w:insideH w:val="single" w:sz="4" w:space="0" w:color="B7C3D0"/>
+          <w:insideV w:val="single" w:sz="4" w:space="0" w:color="B7C3D0"/>
+        </w:tblBorders>
       </w:tblPr>
       <w:tblGrid>
         <w:gridCol w:w="9355"/>
@@ -3393,21 +5497,22 @@
             <w:tcW w:type="dxa" w:w="9355"/>
             <w:shd w:fill="EDEDED" w:val="clear"/>
             <w:tcMar>
-              <w:top w:w="160" w:type="dxa"/>
-              <w:start w:w="180" w:type="dxa"/>
-              <w:bottom w:w="160" w:type="dxa"/>
-              <w:end w:w="180" w:type="dxa"/>
-            </w:tcMar>
-          </w:tcPr>
-          <w:p>
-            <w:pPr>
-              <w:spacing w:before="40" w:after="40"/>
+              <w:top w:w="140" w:type="dxa"/>
+              <w:start w:w="160" w:type="dxa"/>
+              <w:bottom w:w="140" w:type="dxa"/>
+              <w:end w:w="160" w:type="dxa"/>
+            </w:tcMar>
+            <w:vAlign w:val="center"/>
+          </w:tcPr>
+          <w:p>
+            <w:pPr>
+              <w:spacing w:before="40" w:after="0"/>
               <w:jc w:val="center"/>
             </w:pPr>
             <w:r>
               <w:rPr>
                 <w:rFonts w:ascii="Times New Roman" w:hAnsi="Times New Roman" w:eastAsia="Times New Roman"/>
-                <w:sz w:val="24"/>
+                <w:sz w:val="22"/>
               </w:rPr>
               <w:t>[МЕСТО ДЛЯ СКРИНШОТА 4 — Обнаружение одного из засеянных дефектов]</w:t>
             </w:r>
@@ -3431,8 +5536,17 @@
     <w:tbl>
       <w:tblPr>
         <w:tblStyle w:val="af4"/>
-        <w:tblW w:type="auto" w:w="0"/>
+        <w:tblW w:type="pct" w:w="10000"/>
         <w:tblLook w:firstColumn="1" w:firstRow="1" w:lastColumn="0" w:lastRow="0" w:noHBand="0" w:noVBand="1" w:val="04A0"/>
+        <w:tblLayout w:type="fixed"/>
+        <w:tblBorders>
+          <w:top w:val="single" w:sz="4" w:space="0" w:color="B7C3D0"/>
+          <w:left w:val="single" w:sz="4" w:space="0" w:color="B7C3D0"/>
+          <w:bottom w:val="single" w:sz="4" w:space="0" w:color="B7C3D0"/>
+          <w:right w:val="single" w:sz="4" w:space="0" w:color="B7C3D0"/>
+          <w:insideH w:val="single" w:sz="4" w:space="0" w:color="B7C3D0"/>
+          <w:insideV w:val="single" w:sz="4" w:space="0" w:color="B7C3D0"/>
+        </w:tblBorders>
       </w:tblPr>
       <w:tblGrid>
         <w:gridCol w:w="1336"/>
@@ -3449,70 +5563,189 @@
         </w:trPr>
         <w:tc>
           <w:tcPr>
-            <w:tcW w:type="dxa" w:w="1336"/>
-          </w:tcPr>
-          <w:p>
-            <w:r>
+            <w:tcW w:type="dxa" w:w="1176"/>
+            <w:vAlign w:val="top"/>
+            <w:tcMar>
+              <w:top w:w="80" w:type="dxa"/>
+              <w:start w:w="100" w:type="dxa"/>
+              <w:bottom w:w="80" w:type="dxa"/>
+              <w:end w:w="100" w:type="dxa"/>
+            </w:tcMar>
+            <w:shd w:fill="D9EAF7" w:val="clear"/>
+          </w:tcPr>
+          <w:p>
+            <w:pPr>
+              <w:spacing w:before="0" w:after="40" w:line="240" w:lineRule="auto"/>
+              <w:jc w:val="center"/>
+            </w:pPr>
+            <w:r>
+              <w:rPr>
+                <w:rFonts w:ascii="Times New Roman" w:hAnsi="Times New Roman" w:eastAsia="Times New Roman"/>
+                <w:b/>
+                <w:sz w:val="19"/>
+              </w:rPr>
               <w:t>ID и patch</w:t>
             </w:r>
           </w:p>
         </w:tc>
         <w:tc>
           <w:tcPr>
-            <w:tcW w:type="dxa" w:w="1336"/>
-          </w:tcPr>
-          <w:p>
-            <w:r>
+            <w:tcW w:type="dxa" w:w="1862"/>
+            <w:vAlign w:val="top"/>
+            <w:tcMar>
+              <w:top w:w="80" w:type="dxa"/>
+              <w:start w:w="100" w:type="dxa"/>
+              <w:bottom w:w="80" w:type="dxa"/>
+              <w:end w:w="100" w:type="dxa"/>
+            </w:tcMar>
+            <w:shd w:fill="D9EAF7" w:val="clear"/>
+          </w:tcPr>
+          <w:p>
+            <w:pPr>
+              <w:spacing w:before="0" w:after="40" w:line="240" w:lineRule="auto"/>
+              <w:jc w:val="center"/>
+            </w:pPr>
+            <w:r>
+              <w:rPr>
+                <w:rFonts w:ascii="Times New Roman" w:hAnsi="Times New Roman" w:eastAsia="Times New Roman"/>
+                <w:b/>
+                <w:sz w:val="19"/>
+              </w:rPr>
               <w:t>Нарушаемое правило и смысл изменения</w:t>
             </w:r>
           </w:p>
         </w:tc>
         <w:tc>
           <w:tcPr>
-            <w:tcW w:type="dxa" w:w="1336"/>
-          </w:tcPr>
-          <w:p>
-            <w:r>
+            <w:tcW w:type="dxa" w:w="1176"/>
+            <w:vAlign w:val="top"/>
+            <w:tcMar>
+              <w:top w:w="80" w:type="dxa"/>
+              <w:start w:w="100" w:type="dxa"/>
+              <w:bottom w:w="80" w:type="dxa"/>
+              <w:end w:w="100" w:type="dxa"/>
+            </w:tcMar>
+            <w:shd w:fill="D9EAF7" w:val="clear"/>
+          </w:tcPr>
+          <w:p>
+            <w:pPr>
+              <w:spacing w:before="0" w:after="40" w:line="240" w:lineRule="auto"/>
+              <w:jc w:val="center"/>
+            </w:pPr>
+            <w:r>
+              <w:rPr>
+                <w:rFonts w:ascii="Times New Roman" w:hAnsi="Times New Roman" w:eastAsia="Times New Roman"/>
+                <w:b/>
+                <w:sz w:val="19"/>
+              </w:rPr>
               <w:t>Компилируется</w:t>
             </w:r>
           </w:p>
         </w:tc>
         <w:tc>
           <w:tcPr>
-            <w:tcW w:type="dxa" w:w="1336"/>
-          </w:tcPr>
-          <w:p>
-            <w:r>
+            <w:tcW w:type="dxa" w:w="1568"/>
+            <w:vAlign w:val="top"/>
+            <w:tcMar>
+              <w:top w:w="80" w:type="dxa"/>
+              <w:start w:w="100" w:type="dxa"/>
+              <w:bottom w:w="80" w:type="dxa"/>
+              <w:end w:w="100" w:type="dxa"/>
+            </w:tcMar>
+            <w:shd w:fill="D9EAF7" w:val="clear"/>
+          </w:tcPr>
+          <w:p>
+            <w:pPr>
+              <w:spacing w:before="0" w:after="40" w:line="240" w:lineRule="auto"/>
+              <w:jc w:val="center"/>
+            </w:pPr>
+            <w:r>
+              <w:rPr>
+                <w:rFonts w:ascii="Times New Roman" w:hAnsi="Times New Roman" w:eastAsia="Times New Roman"/>
+                <w:b/>
+                <w:sz w:val="19"/>
+              </w:rPr>
               <w:t>Тест и первый результат</w:t>
             </w:r>
           </w:p>
         </w:tc>
         <w:tc>
           <w:tcPr>
-            <w:tcW w:type="dxa" w:w="1336"/>
-          </w:tcPr>
-          <w:p>
-            <w:r>
+            <w:tcW w:type="dxa" w:w="1176"/>
+            <w:vAlign w:val="top"/>
+            <w:tcMar>
+              <w:top w:w="80" w:type="dxa"/>
+              <w:start w:w="100" w:type="dxa"/>
+              <w:bottom w:w="80" w:type="dxa"/>
+              <w:end w:w="100" w:type="dxa"/>
+            </w:tcMar>
+            <w:shd w:fill="D9EAF7" w:val="clear"/>
+          </w:tcPr>
+          <w:p>
+            <w:pPr>
+              <w:spacing w:before="0" w:after="40" w:line="240" w:lineRule="auto"/>
+              <w:jc w:val="center"/>
+            </w:pPr>
+            <w:r>
+              <w:rPr>
+                <w:rFonts w:ascii="Times New Roman" w:hAnsi="Times New Roman" w:eastAsia="Times New Roman"/>
+                <w:b/>
+                <w:sz w:val="19"/>
+              </w:rPr>
               <w:t>Обнаружен / пропущен</w:t>
             </w:r>
           </w:p>
         </w:tc>
         <w:tc>
           <w:tcPr>
-            <w:tcW w:type="dxa" w:w="1336"/>
-          </w:tcPr>
-          <w:p>
-            <w:r>
+            <w:tcW w:type="dxa" w:w="1274"/>
+            <w:vAlign w:val="top"/>
+            <w:tcMar>
+              <w:top w:w="80" w:type="dxa"/>
+              <w:start w:w="100" w:type="dxa"/>
+              <w:bottom w:w="80" w:type="dxa"/>
+              <w:end w:w="100" w:type="dxa"/>
+            </w:tcMar>
+            <w:shd w:fill="D9EAF7" w:val="clear"/>
+          </w:tcPr>
+          <w:p>
+            <w:pPr>
+              <w:spacing w:before="0" w:after="40" w:line="240" w:lineRule="auto"/>
+              <w:jc w:val="center"/>
+            </w:pPr>
+            <w:r>
+              <w:rPr>
+                <w:rFonts w:ascii="Times New Roman" w:hAnsi="Times New Roman" w:eastAsia="Times New Roman"/>
+                <w:b/>
+                <w:sz w:val="19"/>
+              </w:rPr>
               <w:t>Причина пропуска и усиление</w:t>
             </w:r>
           </w:p>
         </w:tc>
         <w:tc>
           <w:tcPr>
-            <w:tcW w:type="dxa" w:w="1336"/>
-          </w:tcPr>
-          <w:p>
-            <w:r>
+            <w:tcW w:type="dxa" w:w="1568"/>
+            <w:vAlign w:val="top"/>
+            <w:tcMar>
+              <w:top w:w="80" w:type="dxa"/>
+              <w:start w:w="100" w:type="dxa"/>
+              <w:bottom w:w="80" w:type="dxa"/>
+              <w:end w:w="100" w:type="dxa"/>
+            </w:tcMar>
+            <w:shd w:fill="D9EAF7" w:val="clear"/>
+          </w:tcPr>
+          <w:p>
+            <w:pPr>
+              <w:spacing w:before="0" w:after="40" w:line="240" w:lineRule="auto"/>
+              <w:jc w:val="center"/>
+            </w:pPr>
+            <w:r>
+              <w:rPr>
+                <w:rFonts w:ascii="Times New Roman" w:hAnsi="Times New Roman" w:eastAsia="Times New Roman"/>
+                <w:b/>
+                <w:sz w:val="19"/>
+              </w:rPr>
               <w:t>Повторный прогон и журнал</w:t>
             </w:r>
           </w:p>
@@ -3521,70 +5754,168 @@
       <w:tr>
         <w:tc>
           <w:tcPr>
-            <w:tcW w:type="dxa" w:w="1336"/>
-          </w:tcPr>
-          <w:p>
-            <w:r>
+            <w:tcW w:type="dxa" w:w="1176"/>
+            <w:vAlign w:val="top"/>
+            <w:tcMar>
+              <w:top w:w="80" w:type="dxa"/>
+              <w:start w:w="100" w:type="dxa"/>
+              <w:bottom w:w="80" w:type="dxa"/>
+              <w:end w:w="100" w:type="dxa"/>
+            </w:tcMar>
+          </w:tcPr>
+          <w:p>
+            <w:pPr>
+              <w:spacing w:before="0" w:after="40" w:line="240" w:lineRule="auto"/>
+            </w:pPr>
+            <w:r>
+              <w:rPr>
+                <w:rFonts w:ascii="Times New Roman" w:hAnsi="Times New Roman" w:eastAsia="Times New Roman"/>
+                <w:sz w:val="19"/>
+              </w:rPr>
               <w:t>M1</w:t>
             </w:r>
           </w:p>
         </w:tc>
         <w:tc>
           <w:tcPr>
-            <w:tcW w:type="dxa" w:w="1336"/>
-          </w:tcPr>
-          <w:p>
-            <w:r>
+            <w:tcW w:type="dxa" w:w="1862"/>
+            <w:vAlign w:val="top"/>
+            <w:tcMar>
+              <w:top w:w="80" w:type="dxa"/>
+              <w:start w:w="100" w:type="dxa"/>
+              <w:bottom w:w="80" w:type="dxa"/>
+              <w:end w:w="100" w:type="dxa"/>
+            </w:tcMar>
+          </w:tcPr>
+          <w:p>
+            <w:pPr>
+              <w:spacing w:before="0" w:after="40" w:line="240" w:lineRule="auto"/>
+            </w:pPr>
+            <w:r>
+              <w:rPr>
+                <w:rFonts w:ascii="Times New Roman" w:hAnsi="Times New Roman" w:eastAsia="Times New Roman"/>
+                <w:sz w:val="19"/>
+              </w:rPr>
               <w:t>remove retrieval guard</w:t>
             </w:r>
           </w:p>
         </w:tc>
         <w:tc>
           <w:tcPr>
-            <w:tcW w:type="dxa" w:w="1336"/>
-          </w:tcPr>
-          <w:p>
-            <w:r>
+            <w:tcW w:type="dxa" w:w="1176"/>
+            <w:vAlign w:val="top"/>
+            <w:tcMar>
+              <w:top w:w="80" w:type="dxa"/>
+              <w:start w:w="100" w:type="dxa"/>
+              <w:bottom w:w="80" w:type="dxa"/>
+              <w:end w:w="100" w:type="dxa"/>
+            </w:tcMar>
+          </w:tcPr>
+          <w:p>
+            <w:pPr>
+              <w:spacing w:before="0" w:after="40" w:line="240" w:lineRule="auto"/>
+            </w:pPr>
+            <w:r>
+              <w:rPr>
+                <w:rFonts w:ascii="Times New Roman" w:hAnsi="Times New Roman" w:eastAsia="Times New Roman"/>
+                <w:sz w:val="19"/>
+              </w:rPr>
               <w:t>yes</w:t>
             </w:r>
           </w:p>
         </w:tc>
         <w:tc>
           <w:tcPr>
-            <w:tcW w:type="dxa" w:w="1336"/>
-          </w:tcPr>
-          <w:p>
-            <w:r>
+            <w:tcW w:type="dxa" w:w="1568"/>
+            <w:vAlign w:val="top"/>
+            <w:tcMar>
+              <w:top w:w="80" w:type="dxa"/>
+              <w:start w:w="100" w:type="dxa"/>
+              <w:bottom w:w="80" w:type="dxa"/>
+              <w:end w:w="100" w:type="dxa"/>
+            </w:tcMar>
+          </w:tcPr>
+          <w:p>
+            <w:pPr>
+              <w:spacing w:before="0" w:after="40" w:line="240" w:lineRule="auto"/>
+            </w:pPr>
+            <w:r>
+              <w:rPr>
+                <w:rFonts w:ascii="Times New Roman" w:hAnsi="Times New Roman" w:eastAsia="Times New Roman"/>
+                <w:sz w:val="19"/>
+              </w:rPr>
               <w:t>TestCompareIncompleteAndUnknownPrecedence FAIL</w:t>
             </w:r>
           </w:p>
         </w:tc>
         <w:tc>
           <w:tcPr>
-            <w:tcW w:type="dxa" w:w="1336"/>
-          </w:tcPr>
-          <w:p>
-            <w:r>
+            <w:tcW w:type="dxa" w:w="1176"/>
+            <w:vAlign w:val="top"/>
+            <w:tcMar>
+              <w:top w:w="80" w:type="dxa"/>
+              <w:start w:w="100" w:type="dxa"/>
+              <w:bottom w:w="80" w:type="dxa"/>
+              <w:end w:w="100" w:type="dxa"/>
+            </w:tcMar>
+          </w:tcPr>
+          <w:p>
+            <w:pPr>
+              <w:spacing w:before="0" w:after="40" w:line="240" w:lineRule="auto"/>
+            </w:pPr>
+            <w:r>
+              <w:rPr>
+                <w:rFonts w:ascii="Times New Roman" w:hAnsi="Times New Roman" w:eastAsia="Times New Roman"/>
+                <w:sz w:val="19"/>
+              </w:rPr>
               <w:t>detected</w:t>
             </w:r>
           </w:p>
         </w:tc>
         <w:tc>
           <w:tcPr>
-            <w:tcW w:type="dxa" w:w="1336"/>
-          </w:tcPr>
-          <w:p>
-            <w:r>
+            <w:tcW w:type="dxa" w:w="1274"/>
+            <w:vAlign w:val="top"/>
+            <w:tcMar>
+              <w:top w:w="80" w:type="dxa"/>
+              <w:start w:w="100" w:type="dxa"/>
+              <w:bottom w:w="80" w:type="dxa"/>
+              <w:end w:w="100" w:type="dxa"/>
+            </w:tcMar>
+          </w:tcPr>
+          <w:p>
+            <w:pPr>
+              <w:spacing w:before="0" w:after="40" w:line="240" w:lineRule="auto"/>
+            </w:pPr>
+            <w:r>
+              <w:rPr>
+                <w:rFonts w:ascii="Times New Roman" w:hAnsi="Times New Roman" w:eastAsia="Times New Roman"/>
+                <w:sz w:val="19"/>
+              </w:rPr>
               <w:t>unknown precedence assertion</w:t>
             </w:r>
           </w:p>
         </w:tc>
         <w:tc>
           <w:tcPr>
-            <w:tcW w:type="dxa" w:w="1336"/>
-          </w:tcPr>
-          <w:p>
-            <w:r>
+            <w:tcW w:type="dxa" w:w="1568"/>
+            <w:vAlign w:val="top"/>
+            <w:tcMar>
+              <w:top w:w="80" w:type="dxa"/>
+              <w:start w:w="100" w:type="dxa"/>
+              <w:bottom w:w="80" w:type="dxa"/>
+              <w:end w:w="100" w:type="dxa"/>
+            </w:tcMar>
+          </w:tcPr>
+          <w:p>
+            <w:pPr>
+              <w:spacing w:before="0" w:after="40" w:line="240" w:lineRule="auto"/>
+            </w:pPr>
+            <w:r>
+              <w:rPr>
+                <w:rFonts w:ascii="Times New Roman" w:hAnsi="Times New Roman" w:eastAsia="Times New Roman"/>
+                <w:sz w:val="19"/>
+              </w:rPr>
               <w:t>restored PASS</w:t>
             </w:r>
           </w:p>
@@ -3593,70 +5924,168 @@
       <w:tr>
         <w:tc>
           <w:tcPr>
-            <w:tcW w:type="dxa" w:w="1336"/>
-          </w:tcPr>
-          <w:p>
-            <w:r>
+            <w:tcW w:type="dxa" w:w="1176"/>
+            <w:vAlign w:val="top"/>
+            <w:tcMar>
+              <w:top w:w="80" w:type="dxa"/>
+              <w:start w:w="100" w:type="dxa"/>
+              <w:bottom w:w="80" w:type="dxa"/>
+              <w:end w:w="100" w:type="dxa"/>
+            </w:tcMar>
+          </w:tcPr>
+          <w:p>
+            <w:pPr>
+              <w:spacing w:before="0" w:after="40" w:line="240" w:lineRule="auto"/>
+            </w:pPr>
+            <w:r>
+              <w:rPr>
+                <w:rFonts w:ascii="Times New Roman" w:hAnsi="Times New Roman" w:eastAsia="Times New Roman"/>
+                <w:sz w:val="19"/>
+              </w:rPr>
               <w:t>M2</w:t>
             </w:r>
           </w:p>
         </w:tc>
         <w:tc>
           <w:tcPr>
-            <w:tcW w:type="dxa" w:w="1336"/>
-          </w:tcPr>
-          <w:p>
-            <w:r>
+            <w:tcW w:type="dxa" w:w="1862"/>
+            <w:vAlign w:val="top"/>
+            <w:tcMar>
+              <w:top w:w="80" w:type="dxa"/>
+              <w:start w:w="100" w:type="dxa"/>
+              <w:bottom w:w="80" w:type="dxa"/>
+              <w:end w:w="100" w:type="dxa"/>
+            </w:tcMar>
+          </w:tcPr>
+          <w:p>
+            <w:pPr>
+              <w:spacing w:before="0" w:after="40" w:line="240" w:lineRule="auto"/>
+            </w:pPr>
+            <w:r>
+              <w:rPr>
+                <w:rFonts w:ascii="Times New Roman" w:hAnsi="Times New Roman" w:eastAsia="Times New Roman"/>
+                <w:sz w:val="19"/>
+              </w:rPr>
               <w:t>change malformed handoff outcome</w:t>
             </w:r>
           </w:p>
         </w:tc>
         <w:tc>
           <w:tcPr>
-            <w:tcW w:type="dxa" w:w="1336"/>
-          </w:tcPr>
-          <w:p>
-            <w:r>
+            <w:tcW w:type="dxa" w:w="1176"/>
+            <w:vAlign w:val="top"/>
+            <w:tcMar>
+              <w:top w:w="80" w:type="dxa"/>
+              <w:start w:w="100" w:type="dxa"/>
+              <w:bottom w:w="80" w:type="dxa"/>
+              <w:end w:w="100" w:type="dxa"/>
+            </w:tcMar>
+          </w:tcPr>
+          <w:p>
+            <w:pPr>
+              <w:spacing w:before="0" w:after="40" w:line="240" w:lineRule="auto"/>
+            </w:pPr>
+            <w:r>
+              <w:rPr>
+                <w:rFonts w:ascii="Times New Roman" w:hAnsi="Times New Roman" w:eastAsia="Times New Roman"/>
+                <w:sz w:val="19"/>
+              </w:rPr>
               <w:t>yes</w:t>
             </w:r>
           </w:p>
         </w:tc>
         <w:tc>
           <w:tcPr>
-            <w:tcW w:type="dxa" w:w="1336"/>
-          </w:tcPr>
-          <w:p>
-            <w:r>
+            <w:tcW w:type="dxa" w:w="1568"/>
+            <w:vAlign w:val="top"/>
+            <w:tcMar>
+              <w:top w:w="80" w:type="dxa"/>
+              <w:start w:w="100" w:type="dxa"/>
+              <w:bottom w:w="80" w:type="dxa"/>
+              <w:end w:w="100" w:type="dxa"/>
+            </w:tcMar>
+          </w:tcPr>
+          <w:p>
+            <w:pPr>
+              <w:spacing w:before="0" w:after="40" w:line="240" w:lineRule="auto"/>
+            </w:pPr>
+            <w:r>
+              <w:rPr>
+                <w:rFonts w:ascii="Times New Roman" w:hAnsi="Times New Roman" w:eastAsia="Times New Roman"/>
+                <w:sz w:val="19"/>
+              </w:rPr>
               <w:t>canonical handoff regression FAIL</w:t>
             </w:r>
           </w:p>
         </w:tc>
         <w:tc>
           <w:tcPr>
-            <w:tcW w:type="dxa" w:w="1336"/>
-          </w:tcPr>
-          <w:p>
-            <w:r>
+            <w:tcW w:type="dxa" w:w="1176"/>
+            <w:vAlign w:val="top"/>
+            <w:tcMar>
+              <w:top w:w="80" w:type="dxa"/>
+              <w:start w:w="100" w:type="dxa"/>
+              <w:bottom w:w="80" w:type="dxa"/>
+              <w:end w:w="100" w:type="dxa"/>
+            </w:tcMar>
+          </w:tcPr>
+          <w:p>
+            <w:pPr>
+              <w:spacing w:before="0" w:after="40" w:line="240" w:lineRule="auto"/>
+            </w:pPr>
+            <w:r>
+              <w:rPr>
+                <w:rFonts w:ascii="Times New Roman" w:hAnsi="Times New Roman" w:eastAsia="Times New Roman"/>
+                <w:sz w:val="19"/>
+              </w:rPr>
               <w:t>detected</w:t>
             </w:r>
           </w:p>
         </w:tc>
         <w:tc>
           <w:tcPr>
-            <w:tcW w:type="dxa" w:w="1336"/>
-          </w:tcPr>
-          <w:p>
-            <w:r>
+            <w:tcW w:type="dxa" w:w="1274"/>
+            <w:vAlign w:val="top"/>
+            <w:tcMar>
+              <w:top w:w="80" w:type="dxa"/>
+              <w:start w:w="100" w:type="dxa"/>
+              <w:bottom w:w="80" w:type="dxa"/>
+              <w:end w:w="100" w:type="dxa"/>
+            </w:tcMar>
+          </w:tcPr>
+          <w:p>
+            <w:pPr>
+              <w:spacing w:before="0" w:after="40" w:line="240" w:lineRule="auto"/>
+            </w:pPr>
+            <w:r>
+              <w:rPr>
+                <w:rFonts w:ascii="Times New Roman" w:hAnsi="Times New Roman" w:eastAsia="Times New Roman"/>
+                <w:sz w:val="19"/>
+              </w:rPr>
               <w:t>incomplete assertion</w:t>
             </w:r>
           </w:p>
         </w:tc>
         <w:tc>
           <w:tcPr>
-            <w:tcW w:type="dxa" w:w="1336"/>
-          </w:tcPr>
-          <w:p>
-            <w:r>
+            <w:tcW w:type="dxa" w:w="1568"/>
+            <w:vAlign w:val="top"/>
+            <w:tcMar>
+              <w:top w:w="80" w:type="dxa"/>
+              <w:start w:w="100" w:type="dxa"/>
+              <w:bottom w:w="80" w:type="dxa"/>
+              <w:end w:w="100" w:type="dxa"/>
+            </w:tcMar>
+          </w:tcPr>
+          <w:p>
+            <w:pPr>
+              <w:spacing w:before="0" w:after="40" w:line="240" w:lineRule="auto"/>
+            </w:pPr>
+            <w:r>
+              <w:rPr>
+                <w:rFonts w:ascii="Times New Roman" w:hAnsi="Times New Roman" w:eastAsia="Times New Roman"/>
+                <w:sz w:val="19"/>
+              </w:rPr>
               <w:t>restored PASS</w:t>
             </w:r>
           </w:p>
@@ -3665,70 +6094,168 @@
       <w:tr>
         <w:tc>
           <w:tcPr>
-            <w:tcW w:type="dxa" w:w="1336"/>
-          </w:tcPr>
-          <w:p>
-            <w:r>
+            <w:tcW w:type="dxa" w:w="1176"/>
+            <w:vAlign w:val="top"/>
+            <w:tcMar>
+              <w:top w:w="80" w:type="dxa"/>
+              <w:start w:w="100" w:type="dxa"/>
+              <w:bottom w:w="80" w:type="dxa"/>
+              <w:end w:w="100" w:type="dxa"/>
+            </w:tcMar>
+          </w:tcPr>
+          <w:p>
+            <w:pPr>
+              <w:spacing w:before="0" w:after="40" w:line="240" w:lineRule="auto"/>
+            </w:pPr>
+            <w:r>
+              <w:rPr>
+                <w:rFonts w:ascii="Times New Roman" w:hAnsi="Times New Roman" w:eastAsia="Times New Roman"/>
+                <w:sz w:val="19"/>
+              </w:rPr>
               <w:t>M3</w:t>
             </w:r>
           </w:p>
         </w:tc>
         <w:tc>
           <w:tcPr>
-            <w:tcW w:type="dxa" w:w="1336"/>
-          </w:tcPr>
-          <w:p>
-            <w:r>
+            <w:tcW w:type="dxa" w:w="1862"/>
+            <w:vAlign w:val="top"/>
+            <w:tcMar>
+              <w:top w:w="80" w:type="dxa"/>
+              <w:start w:w="100" w:type="dxa"/>
+              <w:bottom w:w="80" w:type="dxa"/>
+              <w:end w:w="100" w:type="dxa"/>
+            </w:tcMar>
+          </w:tcPr>
+          <w:p>
+            <w:pPr>
+              <w:spacing w:before="0" w:after="40" w:line="240" w:lineRule="auto"/>
+            </w:pPr>
+            <w:r>
+              <w:rPr>
+                <w:rFonts w:ascii="Times New Roman" w:hAnsi="Times New Roman" w:eastAsia="Times New Roman"/>
+                <w:sz w:val="19"/>
+              </w:rPr>
               <w:t>remove title mismatch guard</w:t>
             </w:r>
           </w:p>
         </w:tc>
         <w:tc>
           <w:tcPr>
-            <w:tcW w:type="dxa" w:w="1336"/>
-          </w:tcPr>
-          <w:p>
-            <w:r>
+            <w:tcW w:type="dxa" w:w="1176"/>
+            <w:vAlign w:val="top"/>
+            <w:tcMar>
+              <w:top w:w="80" w:type="dxa"/>
+              <w:start w:w="100" w:type="dxa"/>
+              <w:bottom w:w="80" w:type="dxa"/>
+              <w:end w:w="100" w:type="dxa"/>
+            </w:tcMar>
+          </w:tcPr>
+          <w:p>
+            <w:pPr>
+              <w:spacing w:before="0" w:after="40" w:line="240" w:lineRule="auto"/>
+            </w:pPr>
+            <w:r>
+              <w:rPr>
+                <w:rFonts w:ascii="Times New Roman" w:hAnsi="Times New Roman" w:eastAsia="Times New Roman"/>
+                <w:sz w:val="19"/>
+              </w:rPr>
               <w:t>yes</w:t>
             </w:r>
           </w:p>
         </w:tc>
         <w:tc>
           <w:tcPr>
-            <w:tcW w:type="dxa" w:w="1336"/>
-          </w:tcPr>
-          <w:p>
-            <w:r>
+            <w:tcW w:type="dxa" w:w="1568"/>
+            <w:vAlign w:val="top"/>
+            <w:tcMar>
+              <w:top w:w="80" w:type="dxa"/>
+              <w:start w:w="100" w:type="dxa"/>
+              <w:bottom w:w="80" w:type="dxa"/>
+              <w:end w:w="100" w:type="dxa"/>
+            </w:tcMar>
+          </w:tcPr>
+          <w:p>
+            <w:pPr>
+              <w:spacing w:before="0" w:after="40" w:line="240" w:lineRule="auto"/>
+            </w:pPr>
+            <w:r>
+              <w:rPr>
+                <w:rFonts w:ascii="Times New Roman" w:hAnsi="Times New Roman" w:eastAsia="Times New Roman"/>
+                <w:sz w:val="19"/>
+              </w:rPr>
               <w:t>field mismatch regression FAIL</w:t>
             </w:r>
           </w:p>
         </w:tc>
         <w:tc>
           <w:tcPr>
-            <w:tcW w:type="dxa" w:w="1336"/>
-          </w:tcPr>
-          <w:p>
-            <w:r>
+            <w:tcW w:type="dxa" w:w="1176"/>
+            <w:vAlign w:val="top"/>
+            <w:tcMar>
+              <w:top w:w="80" w:type="dxa"/>
+              <w:start w:w="100" w:type="dxa"/>
+              <w:bottom w:w="80" w:type="dxa"/>
+              <w:end w:w="100" w:type="dxa"/>
+            </w:tcMar>
+          </w:tcPr>
+          <w:p>
+            <w:pPr>
+              <w:spacing w:before="0" w:after="40" w:line="240" w:lineRule="auto"/>
+            </w:pPr>
+            <w:r>
+              <w:rPr>
+                <w:rFonts w:ascii="Times New Roman" w:hAnsi="Times New Roman" w:eastAsia="Times New Roman"/>
+                <w:sz w:val="19"/>
+              </w:rPr>
               <w:t>detected</w:t>
             </w:r>
           </w:p>
         </w:tc>
         <w:tc>
           <w:tcPr>
-            <w:tcW w:type="dxa" w:w="1336"/>
-          </w:tcPr>
-          <w:p>
-            <w:r>
+            <w:tcW w:type="dxa" w:w="1274"/>
+            <w:vAlign w:val="top"/>
+            <w:tcMar>
+              <w:top w:w="80" w:type="dxa"/>
+              <w:start w:w="100" w:type="dxa"/>
+              <w:bottom w:w="80" w:type="dxa"/>
+              <w:end w:w="100" w:type="dxa"/>
+            </w:tcMar>
+          </w:tcPr>
+          <w:p>
+            <w:pPr>
+              <w:spacing w:before="0" w:after="40" w:line="240" w:lineRule="auto"/>
+            </w:pPr>
+            <w:r>
+              <w:rPr>
+                <w:rFonts w:ascii="Times New Roman" w:hAnsi="Times New Roman" w:eastAsia="Times New Roman"/>
+                <w:sz w:val="19"/>
+              </w:rPr>
               <w:t>title assertion</w:t>
             </w:r>
           </w:p>
         </w:tc>
         <w:tc>
           <w:tcPr>
-            <w:tcW w:type="dxa" w:w="1336"/>
-          </w:tcPr>
-          <w:p>
-            <w:r>
+            <w:tcW w:type="dxa" w:w="1568"/>
+            <w:vAlign w:val="top"/>
+            <w:tcMar>
+              <w:top w:w="80" w:type="dxa"/>
+              <w:start w:w="100" w:type="dxa"/>
+              <w:bottom w:w="80" w:type="dxa"/>
+              <w:end w:w="100" w:type="dxa"/>
+            </w:tcMar>
+          </w:tcPr>
+          <w:p>
+            <w:pPr>
+              <w:spacing w:before="0" w:after="40" w:line="240" w:lineRule="auto"/>
+            </w:pPr>
+            <w:r>
+              <w:rPr>
+                <w:rFonts w:ascii="Times New Roman" w:hAnsi="Times New Roman" w:eastAsia="Times New Roman"/>
+                <w:sz w:val="19"/>
+              </w:rPr>
               <w:t>restored PASS</w:t>
             </w:r>
           </w:p>
@@ -3737,70 +6264,168 @@
       <w:tr>
         <w:tc>
           <w:tcPr>
-            <w:tcW w:type="dxa" w:w="1336"/>
-          </w:tcPr>
-          <w:p>
-            <w:r>
+            <w:tcW w:type="dxa" w:w="1176"/>
+            <w:vAlign w:val="top"/>
+            <w:tcMar>
+              <w:top w:w="80" w:type="dxa"/>
+              <w:start w:w="100" w:type="dxa"/>
+              <w:bottom w:w="80" w:type="dxa"/>
+              <w:end w:w="100" w:type="dxa"/>
+            </w:tcMar>
+          </w:tcPr>
+          <w:p>
+            <w:pPr>
+              <w:spacing w:before="0" w:after="40" w:line="240" w:lineRule="auto"/>
+            </w:pPr>
+            <w:r>
+              <w:rPr>
+                <w:rFonts w:ascii="Times New Roman" w:hAnsi="Times New Roman" w:eastAsia="Times New Roman"/>
+                <w:sz w:val="19"/>
+              </w:rPr>
               <w:t>M4</w:t>
             </w:r>
           </w:p>
         </w:tc>
         <w:tc>
           <w:tcPr>
-            <w:tcW w:type="dxa" w:w="1336"/>
-          </w:tcPr>
-          <w:p>
-            <w:r>
+            <w:tcW w:type="dxa" w:w="1862"/>
+            <w:vAlign w:val="top"/>
+            <w:tcMar>
+              <w:top w:w="80" w:type="dxa"/>
+              <w:start w:w="100" w:type="dxa"/>
+              <w:bottom w:w="80" w:type="dxa"/>
+              <w:end w:w="100" w:type="dxa"/>
+            </w:tcMar>
+          </w:tcPr>
+          <w:p>
+            <w:pPr>
+              <w:spacing w:before="0" w:after="40" w:line="240" w:lineRule="auto"/>
+            </w:pPr>
+            <w:r>
+              <w:rPr>
+                <w:rFonts w:ascii="Times New Roman" w:hAnsi="Times New Roman" w:eastAsia="Times New Roman"/>
+                <w:sz w:val="19"/>
+              </w:rPr>
               <w:t>skip title UTF-8 validation</w:t>
             </w:r>
           </w:p>
         </w:tc>
         <w:tc>
           <w:tcPr>
-            <w:tcW w:type="dxa" w:w="1336"/>
-          </w:tcPr>
-          <w:p>
-            <w:r>
+            <w:tcW w:type="dxa" w:w="1176"/>
+            <w:vAlign w:val="top"/>
+            <w:tcMar>
+              <w:top w:w="80" w:type="dxa"/>
+              <w:start w:w="100" w:type="dxa"/>
+              <w:bottom w:w="80" w:type="dxa"/>
+              <w:end w:w="100" w:type="dxa"/>
+            </w:tcMar>
+          </w:tcPr>
+          <w:p>
+            <w:pPr>
+              <w:spacing w:before="0" w:after="40" w:line="240" w:lineRule="auto"/>
+            </w:pPr>
+            <w:r>
+              <w:rPr>
+                <w:rFonts w:ascii="Times New Roman" w:hAnsi="Times New Roman" w:eastAsia="Times New Roman"/>
+                <w:sz w:val="19"/>
+              </w:rPr>
               <w:t>yes</w:t>
             </w:r>
           </w:p>
         </w:tc>
         <w:tc>
           <w:tcPr>
-            <w:tcW w:type="dxa" w:w="1336"/>
-          </w:tcPr>
-          <w:p>
-            <w:r>
+            <w:tcW w:type="dxa" w:w="1568"/>
+            <w:vAlign w:val="top"/>
+            <w:tcMar>
+              <w:top w:w="80" w:type="dxa"/>
+              <w:start w:w="100" w:type="dxa"/>
+              <w:bottom w:w="80" w:type="dxa"/>
+              <w:end w:w="100" w:type="dxa"/>
+            </w:tcMar>
+          </w:tcPr>
+          <w:p>
+            <w:pPr>
+              <w:spacing w:before="0" w:after="40" w:line="240" w:lineRule="auto"/>
+            </w:pPr>
+            <w:r>
+              <w:rPr>
+                <w:rFonts w:ascii="Times New Roman" w:hAnsi="Times New Roman" w:eastAsia="Times New Roman"/>
+                <w:sz w:val="19"/>
+              </w:rPr>
               <w:t>invalid UTF-8 regression FAIL</w:t>
             </w:r>
           </w:p>
         </w:tc>
         <w:tc>
           <w:tcPr>
-            <w:tcW w:type="dxa" w:w="1336"/>
-          </w:tcPr>
-          <w:p>
-            <w:r>
+            <w:tcW w:type="dxa" w:w="1176"/>
+            <w:vAlign w:val="top"/>
+            <w:tcMar>
+              <w:top w:w="80" w:type="dxa"/>
+              <w:start w:w="100" w:type="dxa"/>
+              <w:bottom w:w="80" w:type="dxa"/>
+              <w:end w:w="100" w:type="dxa"/>
+            </w:tcMar>
+          </w:tcPr>
+          <w:p>
+            <w:pPr>
+              <w:spacing w:before="0" w:after="40" w:line="240" w:lineRule="auto"/>
+            </w:pPr>
+            <w:r>
+              <w:rPr>
+                <w:rFonts w:ascii="Times New Roman" w:hAnsi="Times New Roman" w:eastAsia="Times New Roman"/>
+                <w:sz w:val="19"/>
+              </w:rPr>
               <w:t>detected</w:t>
             </w:r>
           </w:p>
         </w:tc>
         <w:tc>
           <w:tcPr>
-            <w:tcW w:type="dxa" w:w="1336"/>
-          </w:tcPr>
-          <w:p>
-            <w:r>
+            <w:tcW w:type="dxa" w:w="1274"/>
+            <w:vAlign w:val="top"/>
+            <w:tcMar>
+              <w:top w:w="80" w:type="dxa"/>
+              <w:start w:w="100" w:type="dxa"/>
+              <w:bottom w:w="80" w:type="dxa"/>
+              <w:end w:w="100" w:type="dxa"/>
+            </w:tcMar>
+          </w:tcPr>
+          <w:p>
+            <w:pPr>
+              <w:spacing w:before="0" w:after="40" w:line="240" w:lineRule="auto"/>
+            </w:pPr>
+            <w:r>
+              <w:rPr>
+                <w:rFonts w:ascii="Times New Roman" w:hAnsi="Times New Roman" w:eastAsia="Times New Roman"/>
+                <w:sz w:val="19"/>
+              </w:rPr>
               <w:t>unknown assertion</w:t>
             </w:r>
           </w:p>
         </w:tc>
         <w:tc>
           <w:tcPr>
-            <w:tcW w:type="dxa" w:w="1336"/>
-          </w:tcPr>
-          <w:p>
-            <w:r>
+            <w:tcW w:type="dxa" w:w="1568"/>
+            <w:vAlign w:val="top"/>
+            <w:tcMar>
+              <w:top w:w="80" w:type="dxa"/>
+              <w:start w:w="100" w:type="dxa"/>
+              <w:bottom w:w="80" w:type="dxa"/>
+              <w:end w:w="100" w:type="dxa"/>
+            </w:tcMar>
+          </w:tcPr>
+          <w:p>
+            <w:pPr>
+              <w:spacing w:before="0" w:after="40" w:line="240" w:lineRule="auto"/>
+            </w:pPr>
+            <w:r>
+              <w:rPr>
+                <w:rFonts w:ascii="Times New Roman" w:hAnsi="Times New Roman" w:eastAsia="Times New Roman"/>
+                <w:sz w:val="19"/>
+              </w:rPr>
               <w:t>restored PASS</w:t>
             </w:r>
           </w:p>
@@ -3809,70 +6434,168 @@
       <w:tr>
         <w:tc>
           <w:tcPr>
-            <w:tcW w:type="dxa" w:w="1336"/>
-          </w:tcPr>
-          <w:p>
-            <w:r>
+            <w:tcW w:type="dxa" w:w="1176"/>
+            <w:vAlign w:val="top"/>
+            <w:tcMar>
+              <w:top w:w="80" w:type="dxa"/>
+              <w:start w:w="100" w:type="dxa"/>
+              <w:bottom w:w="80" w:type="dxa"/>
+              <w:end w:w="100" w:type="dxa"/>
+            </w:tcMar>
+          </w:tcPr>
+          <w:p>
+            <w:pPr>
+              <w:spacing w:before="0" w:after="40" w:line="240" w:lineRule="auto"/>
+            </w:pPr>
+            <w:r>
+              <w:rPr>
+                <w:rFonts w:ascii="Times New Roman" w:hAnsi="Times New Roman" w:eastAsia="Times New Roman"/>
+                <w:sz w:val="19"/>
+              </w:rPr>
               <w:t>M5</w:t>
             </w:r>
           </w:p>
         </w:tc>
         <w:tc>
           <w:tcPr>
-            <w:tcW w:type="dxa" w:w="1336"/>
-          </w:tcPr>
-          <w:p>
-            <w:r>
+            <w:tcW w:type="dxa" w:w="1862"/>
+            <w:vAlign w:val="top"/>
+            <w:tcMar>
+              <w:top w:w="80" w:type="dxa"/>
+              <w:start w:w="100" w:type="dxa"/>
+              <w:bottom w:w="80" w:type="dxa"/>
+              <w:end w:w="100" w:type="dxa"/>
+            </w:tcMar>
+          </w:tcPr>
+          <w:p>
+            <w:pPr>
+              <w:spacing w:before="0" w:after="40" w:line="240" w:lineRule="auto"/>
+            </w:pPr>
+            <w:r>
+              <w:rPr>
+                <w:rFonts w:ascii="Times New Roman" w:hAnsi="Times New Roman" w:eastAsia="Times New Roman"/>
+                <w:sz w:val="19"/>
+              </w:rPr>
               <w:t>remove assignee comparison</w:t>
             </w:r>
           </w:p>
         </w:tc>
         <w:tc>
           <w:tcPr>
-            <w:tcW w:type="dxa" w:w="1336"/>
-          </w:tcPr>
-          <w:p>
-            <w:r>
+            <w:tcW w:type="dxa" w:w="1176"/>
+            <w:vAlign w:val="top"/>
+            <w:tcMar>
+              <w:top w:w="80" w:type="dxa"/>
+              <w:start w:w="100" w:type="dxa"/>
+              <w:bottom w:w="80" w:type="dxa"/>
+              <w:end w:w="100" w:type="dxa"/>
+            </w:tcMar>
+          </w:tcPr>
+          <w:p>
+            <w:pPr>
+              <w:spacing w:before="0" w:after="40" w:line="240" w:lineRule="auto"/>
+            </w:pPr>
+            <w:r>
+              <w:rPr>
+                <w:rFonts w:ascii="Times New Roman" w:hAnsi="Times New Roman" w:eastAsia="Times New Roman"/>
+                <w:sz w:val="19"/>
+              </w:rPr>
               <w:t>yes</w:t>
             </w:r>
           </w:p>
         </w:tc>
         <w:tc>
           <w:tcPr>
-            <w:tcW w:type="dxa" w:w="1336"/>
-          </w:tcPr>
-          <w:p>
-            <w:r>
+            <w:tcW w:type="dxa" w:w="1568"/>
+            <w:vAlign w:val="top"/>
+            <w:tcMar>
+              <w:top w:w="80" w:type="dxa"/>
+              <w:start w:w="100" w:type="dxa"/>
+              <w:bottom w:w="80" w:type="dxa"/>
+              <w:end w:w="100" w:type="dxa"/>
+            </w:tcMar>
+          </w:tcPr>
+          <w:p>
+            <w:pPr>
+              <w:spacing w:before="0" w:after="40" w:line="240" w:lineRule="auto"/>
+            </w:pPr>
+            <w:r>
+              <w:rPr>
+                <w:rFonts w:ascii="Times New Roman" w:hAnsi="Times New Roman" w:eastAsia="Times New Roman"/>
+                <w:sz w:val="19"/>
+              </w:rPr>
               <w:t>assignee mismatch regression FAIL</w:t>
             </w:r>
           </w:p>
         </w:tc>
         <w:tc>
           <w:tcPr>
-            <w:tcW w:type="dxa" w:w="1336"/>
-          </w:tcPr>
-          <w:p>
-            <w:r>
+            <w:tcW w:type="dxa" w:w="1176"/>
+            <w:vAlign w:val="top"/>
+            <w:tcMar>
+              <w:top w:w="80" w:type="dxa"/>
+              <w:start w:w="100" w:type="dxa"/>
+              <w:bottom w:w="80" w:type="dxa"/>
+              <w:end w:w="100" w:type="dxa"/>
+            </w:tcMar>
+          </w:tcPr>
+          <w:p>
+            <w:pPr>
+              <w:spacing w:before="0" w:after="40" w:line="240" w:lineRule="auto"/>
+            </w:pPr>
+            <w:r>
+              <w:rPr>
+                <w:rFonts w:ascii="Times New Roman" w:hAnsi="Times New Roman" w:eastAsia="Times New Roman"/>
+                <w:sz w:val="19"/>
+              </w:rPr>
               <w:t>detected</w:t>
             </w:r>
           </w:p>
         </w:tc>
         <w:tc>
           <w:tcPr>
-            <w:tcW w:type="dxa" w:w="1336"/>
-          </w:tcPr>
-          <w:p>
-            <w:r>
+            <w:tcW w:type="dxa" w:w="1274"/>
+            <w:vAlign w:val="top"/>
+            <w:tcMar>
+              <w:top w:w="80" w:type="dxa"/>
+              <w:start w:w="100" w:type="dxa"/>
+              <w:bottom w:w="80" w:type="dxa"/>
+              <w:end w:w="100" w:type="dxa"/>
+            </w:tcMar>
+          </w:tcPr>
+          <w:p>
+            <w:pPr>
+              <w:spacing w:before="0" w:after="40" w:line="240" w:lineRule="auto"/>
+            </w:pPr>
+            <w:r>
+              <w:rPr>
+                <w:rFonts w:ascii="Times New Roman" w:hAnsi="Times New Roman" w:eastAsia="Times New Roman"/>
+                <w:sz w:val="19"/>
+              </w:rPr>
               <w:t>configured assignee assertion</w:t>
             </w:r>
           </w:p>
         </w:tc>
         <w:tc>
           <w:tcPr>
-            <w:tcW w:type="dxa" w:w="1336"/>
-          </w:tcPr>
-          <w:p>
-            <w:r>
+            <w:tcW w:type="dxa" w:w="1568"/>
+            <w:vAlign w:val="top"/>
+            <w:tcMar>
+              <w:top w:w="80" w:type="dxa"/>
+              <w:start w:w="100" w:type="dxa"/>
+              <w:bottom w:w="80" w:type="dxa"/>
+              <w:end w:w="100" w:type="dxa"/>
+            </w:tcMar>
+          </w:tcPr>
+          <w:p>
+            <w:pPr>
+              <w:spacing w:before="0" w:after="40" w:line="240" w:lineRule="auto"/>
+            </w:pPr>
+            <w:r>
+              <w:rPr>
+                <w:rFonts w:ascii="Times New Roman" w:hAnsi="Times New Roman" w:eastAsia="Times New Roman"/>
+                <w:sz w:val="19"/>
+              </w:rPr>
               <w:t>restored PASS</w:t>
             </w:r>
           </w:p>
@@ -3897,9 +6620,17 @@
     </w:p>
     <w:tbl>
       <w:tblPr>
-        <w:tblW w:type="dxa" w:w="9000"/>
-        <w:tblLayout w:type="autofit"/>
+        <w:tblW w:type="pct" w:w="10000"/>
+        <w:tblLayout w:type="fixed"/>
         <w:tblLook w:firstColumn="1" w:firstRow="1" w:lastColumn="0" w:lastRow="0" w:noHBand="0" w:noVBand="1" w:val="04A0"/>
+        <w:tblBorders>
+          <w:top w:val="single" w:sz="4" w:space="0" w:color="B7C3D0"/>
+          <w:left w:val="single" w:sz="4" w:space="0" w:color="B7C3D0"/>
+          <w:bottom w:val="single" w:sz="4" w:space="0" w:color="B7C3D0"/>
+          <w:right w:val="single" w:sz="4" w:space="0" w:color="B7C3D0"/>
+          <w:insideH w:val="single" w:sz="4" w:space="0" w:color="B7C3D0"/>
+          <w:insideV w:val="single" w:sz="4" w:space="0" w:color="B7C3D0"/>
+        </w:tblBorders>
       </w:tblPr>
       <w:tblGrid>
         <w:gridCol w:w="9355"/>
@@ -3910,21 +6641,22 @@
             <w:tcW w:type="dxa" w:w="9355"/>
             <w:shd w:fill="EDEDED" w:val="clear"/>
             <w:tcMar>
-              <w:top w:w="160" w:type="dxa"/>
-              <w:start w:w="180" w:type="dxa"/>
-              <w:bottom w:w="160" w:type="dxa"/>
-              <w:end w:w="180" w:type="dxa"/>
-            </w:tcMar>
-          </w:tcPr>
-          <w:p>
-            <w:pPr>
-              <w:spacing w:before="40" w:after="40"/>
+              <w:top w:w="140" w:type="dxa"/>
+              <w:start w:w="160" w:type="dxa"/>
+              <w:bottom w:w="140" w:type="dxa"/>
+              <w:end w:w="160" w:type="dxa"/>
+            </w:tcMar>
+            <w:vAlign w:val="center"/>
+          </w:tcPr>
+          <w:p>
+            <w:pPr>
+              <w:spacing w:before="40" w:after="0"/>
               <w:jc w:val="center"/>
             </w:pPr>
             <w:r>
               <w:rPr>
                 <w:rFonts w:ascii="Times New Roman" w:hAnsi="Times New Roman" w:eastAsia="Times New Roman"/>
-                <w:sz w:val="24"/>
+                <w:sz w:val="22"/>
               </w:rPr>
               <w:t>[МЕСТО ДЛЯ СКРИНШОТА 5 — Успешный прогон после полного восстановления кода]</w:t>
             </w:r>
@@ -3967,11 +6699,19 @@
     <w:tbl>
       <w:tblPr>
         <w:tblStyle w:val="af4"/>
-        <w:tblW w:w="0" w:type="auto"/>
+        <w:tblW w:w="10000" w:type="pct"/>
         <w:jc w:val="center"/>
         <w:tblLayout w:type="fixed"/>
         <w:tblLook w:val="04A0" w:firstRow="1" w:lastRow="0" w:firstColumn="1" w:lastColumn="0" w:noHBand="0" w:noVBand="1"/>
         <w:tblCaption w:val="8"/>
+        <w:tblBorders>
+          <w:top w:val="single" w:sz="4" w:space="0" w:color="B7C3D0"/>
+          <w:left w:val="single" w:sz="4" w:space="0" w:color="B7C3D0"/>
+          <w:bottom w:val="single" w:sz="4" w:space="0" w:color="B7C3D0"/>
+          <w:right w:val="single" w:sz="4" w:space="0" w:color="B7C3D0"/>
+          <w:insideH w:val="single" w:sz="4" w:space="0" w:color="B7C3D0"/>
+          <w:insideV w:val="single" w:sz="4" w:space="0" w:color="B7C3D0"/>
+        </w:tblBorders>
       </w:tblPr>
       <w:tblGrid>
         <w:gridCol w:w="3685"/>
@@ -3986,51 +6726,87 @@
         </w:trPr>
         <w:tc>
           <w:tcPr>
-            <w:tcW w:w="3685" w:type="dxa"/>
-            <w:shd w:val="clear" w:color="auto" w:fill="F2F2F2"/>
+            <w:tcW w:w="2450" w:type="dxa"/>
+            <w:shd w:val="clear" w:color="auto" w:fill="D9EAF7"/>
+            <w:vAlign w:val="top"/>
+            <w:tcMar>
+              <w:top w:w="80" w:type="dxa"/>
+              <w:start w:w="100" w:type="dxa"/>
+              <w:bottom w:w="80" w:type="dxa"/>
+              <w:end w:w="100" w:type="dxa"/>
+            </w:tcMar>
           </w:tcPr>
           <w:p>
             <w:pPr>
               <w:pStyle w:val="ae"/>
               <w:keepNext/>
-              <w:spacing w:before="40" w:after="40"/>
-              <w:jc w:val="left"/>
-            </w:pPr>
-            <w:r>
+              <w:spacing w:before="0" w:after="40" w:line="240" w:lineRule="auto"/>
+              <w:jc w:val="center"/>
+            </w:pPr>
+            <w:r>
+              <w:rPr>
+                <w:rFonts w:ascii="Times New Roman" w:hAnsi="Times New Roman" w:eastAsia="Times New Roman"/>
+                <w:b/>
+                <w:sz w:val="20"/>
+              </w:rPr>
               <w:t>Индивидуальный результат</w:t>
             </w:r>
           </w:p>
         </w:tc>
         <w:tc>
           <w:tcPr>
-            <w:tcW w:w="2835" w:type="dxa"/>
-            <w:shd w:val="clear" w:color="auto" w:fill="F2F2F2"/>
+            <w:tcW w:w="3920" w:type="dxa"/>
+            <w:shd w:val="clear" w:color="auto" w:fill="D9EAF7"/>
+            <w:vAlign w:val="top"/>
+            <w:tcMar>
+              <w:top w:w="80" w:type="dxa"/>
+              <w:start w:w="100" w:type="dxa"/>
+              <w:bottom w:w="80" w:type="dxa"/>
+              <w:end w:w="100" w:type="dxa"/>
+            </w:tcMar>
           </w:tcPr>
           <w:p>
             <w:pPr>
               <w:pStyle w:val="ae"/>
               <w:keepNext/>
-              <w:spacing w:before="40" w:after="40"/>
-              <w:jc w:val="left"/>
-            </w:pPr>
-            <w:r>
+              <w:spacing w:before="0" w:after="40" w:line="240" w:lineRule="auto"/>
+              <w:jc w:val="center"/>
+            </w:pPr>
+            <w:r>
+              <w:rPr>
+                <w:rFonts w:ascii="Times New Roman" w:hAnsi="Times New Roman" w:eastAsia="Times New Roman"/>
+                <w:b/>
+                <w:sz w:val="20"/>
+              </w:rPr>
               <w:t>Выполненные действия</w:t>
             </w:r>
           </w:p>
         </w:tc>
         <w:tc>
           <w:tcPr>
-            <w:tcW w:w="2835" w:type="dxa"/>
-            <w:shd w:val="clear" w:color="auto" w:fill="F2F2F2"/>
+            <w:tcW w:w="3430" w:type="dxa"/>
+            <w:shd w:val="clear" w:color="auto" w:fill="D9EAF7"/>
+            <w:vAlign w:val="top"/>
+            <w:tcMar>
+              <w:top w:w="80" w:type="dxa"/>
+              <w:start w:w="100" w:type="dxa"/>
+              <w:bottom w:w="80" w:type="dxa"/>
+              <w:end w:w="100" w:type="dxa"/>
+            </w:tcMar>
           </w:tcPr>
           <w:p>
             <w:pPr>
               <w:pStyle w:val="ae"/>
               <w:keepNext/>
-              <w:spacing w:before="40" w:after="40"/>
-              <w:jc w:val="left"/>
-            </w:pPr>
-            <w:r>
+              <w:spacing w:before="0" w:after="40" w:line="240" w:lineRule="auto"/>
+              <w:jc w:val="center"/>
+            </w:pPr>
+            <w:r>
+              <w:rPr>
+                <w:rFonts w:ascii="Times New Roman" w:hAnsi="Times New Roman" w:eastAsia="Times New Roman"/>
+                <w:b/>
+                <w:sz w:val="20"/>
+              </w:rPr>
               <w:t>Подтверждение</w:t>
             </w:r>
           </w:p>
@@ -4043,30 +6819,72 @@
         </w:trPr>
         <w:tc>
           <w:tcPr>
-            <w:tcW w:w="3685" w:type="dxa"/>
-          </w:tcPr>
-          <w:p>
-            <w:r>
+            <w:tcW w:w="2450" w:type="dxa"/>
+            <w:vAlign w:val="top"/>
+            <w:tcMar>
+              <w:top w:w="80" w:type="dxa"/>
+              <w:start w:w="100" w:type="dxa"/>
+              <w:bottom w:w="80" w:type="dxa"/>
+              <w:end w:w="100" w:type="dxa"/>
+            </w:tcMar>
+          </w:tcPr>
+          <w:p>
+            <w:pPr>
+              <w:spacing w:before="0" w:after="40" w:line="240" w:lineRule="auto"/>
+            </w:pPr>
+            <w:r>
+              <w:rPr>
+                <w:rFonts w:ascii="Times New Roman" w:hAnsi="Times New Roman" w:eastAsia="Times New Roman"/>
+                <w:sz w:val="20"/>
+              </w:rPr>
               <w:t>System of checks</w:t>
             </w:r>
           </w:p>
         </w:tc>
         <w:tc>
           <w:tcPr>
-            <w:tcW w:w="2835" w:type="dxa"/>
-          </w:tcPr>
-          <w:p>
-            <w:r>
+            <w:tcW w:w="3920" w:type="dxa"/>
+            <w:vAlign w:val="top"/>
+            <w:tcMar>
+              <w:top w:w="80" w:type="dxa"/>
+              <w:start w:w="100" w:type="dxa"/>
+              <w:bottom w:w="80" w:type="dxa"/>
+              <w:end w:w="100" w:type="dxa"/>
+            </w:tcMar>
+          </w:tcPr>
+          <w:p>
+            <w:pPr>
+              <w:spacing w:before="0" w:after="40" w:line="240" w:lineRule="auto"/>
+            </w:pPr>
+            <w:r>
+              <w:rPr>
+                <w:rFonts w:ascii="Times New Roman" w:hAnsi="Times New Roman" w:eastAsia="Times New Roman"/>
+                <w:sz w:val="20"/>
+              </w:rPr>
               <w:t>two test-design techniques; 7-risk matrix; 5 compiling behavioral mutations; local/CI/race/vet/smoke evidence</w:t>
             </w:r>
           </w:p>
         </w:tc>
         <w:tc>
           <w:tcPr>
-            <w:tcW w:w="2835" w:type="dxa"/>
-          </w:tcPr>
-          <w:p>
-            <w:r>
+            <w:tcW w:w="3430" w:type="dxa"/>
+            <w:vAlign w:val="top"/>
+            <w:tcMar>
+              <w:top w:w="80" w:type="dxa"/>
+              <w:start w:w="100" w:type="dxa"/>
+              <w:bottom w:w="80" w:type="dxa"/>
+              <w:end w:w="100" w:type="dxa"/>
+            </w:tcMar>
+          </w:tcPr>
+          <w:p>
+            <w:pPr>
+              <w:spacing w:before="0" w:after="40" w:line="240" w:lineRule="auto"/>
+            </w:pPr>
+            <w:r>
+              <w:rPr>
+                <w:rFonts w:ascii="Times New Roman" w:hAnsi="Times New Roman" w:eastAsia="Times New Roman"/>
+                <w:sz w:val="20"/>
+              </w:rPr>
               <w:t>No hidden suite/live provider/human acceptance is claimed</w:t>
             </w:r>
           </w:p>
@@ -4126,11 +6944,19 @@
     <w:tbl>
       <w:tblPr>
         <w:tblStyle w:val="af4"/>
-        <w:tblW w:w="0" w:type="auto"/>
+        <w:tblW w:w="10000" w:type="pct"/>
         <w:jc w:val="center"/>
         <w:tblLayout w:type="fixed"/>
         <w:tblLook w:val="04A0" w:firstRow="1" w:lastRow="0" w:firstColumn="1" w:lastColumn="0" w:noHBand="0" w:noVBand="1"/>
         <w:tblCaption w:val="9"/>
+        <w:tblBorders>
+          <w:top w:val="single" w:sz="4" w:space="0" w:color="B7C3D0"/>
+          <w:left w:val="single" w:sz="4" w:space="0" w:color="B7C3D0"/>
+          <w:bottom w:val="single" w:sz="4" w:space="0" w:color="B7C3D0"/>
+          <w:right w:val="single" w:sz="4" w:space="0" w:color="B7C3D0"/>
+          <w:insideH w:val="single" w:sz="4" w:space="0" w:color="B7C3D0"/>
+          <w:insideV w:val="single" w:sz="4" w:space="0" w:color="B7C3D0"/>
+        </w:tblBorders>
       </w:tblPr>
       <w:tblGrid>
         <w:gridCol w:w="4677"/>
@@ -4144,34 +6970,58 @@
         </w:trPr>
         <w:tc>
           <w:tcPr>
-            <w:tcW w:w="4677" w:type="dxa"/>
-            <w:shd w:val="clear" w:color="auto" w:fill="F2F2F2"/>
+            <w:tcW w:w="2744" w:type="dxa"/>
+            <w:shd w:val="clear" w:color="auto" w:fill="D9EAF7"/>
+            <w:vAlign w:val="top"/>
+            <w:tcMar>
+              <w:top w:w="80" w:type="dxa"/>
+              <w:start w:w="100" w:type="dxa"/>
+              <w:bottom w:w="80" w:type="dxa"/>
+              <w:end w:w="100" w:type="dxa"/>
+            </w:tcMar>
           </w:tcPr>
           <w:p>
             <w:pPr>
               <w:pStyle w:val="ae"/>
               <w:keepNext/>
-              <w:spacing w:before="40" w:after="40"/>
-              <w:jc w:val="left"/>
-            </w:pPr>
-            <w:r>
+              <w:spacing w:before="0" w:after="40" w:line="240" w:lineRule="auto"/>
+              <w:jc w:val="center"/>
+            </w:pPr>
+            <w:r>
+              <w:rPr>
+                <w:rFonts w:ascii="Times New Roman" w:hAnsi="Times New Roman" w:eastAsia="Times New Roman"/>
+                <w:b/>
+                <w:sz w:val="20"/>
+              </w:rPr>
               <w:t>Поле</w:t>
             </w:r>
           </w:p>
         </w:tc>
         <w:tc>
           <w:tcPr>
-            <w:tcW w:w="4677" w:type="dxa"/>
-            <w:shd w:val="clear" w:color="auto" w:fill="F2F2F2"/>
+            <w:tcW w:w="7056" w:type="dxa"/>
+            <w:shd w:val="clear" w:color="auto" w:fill="D9EAF7"/>
+            <w:vAlign w:val="top"/>
+            <w:tcMar>
+              <w:top w:w="80" w:type="dxa"/>
+              <w:start w:w="100" w:type="dxa"/>
+              <w:bottom w:w="80" w:type="dxa"/>
+              <w:end w:w="100" w:type="dxa"/>
+            </w:tcMar>
           </w:tcPr>
           <w:p>
             <w:pPr>
               <w:pStyle w:val="ae"/>
               <w:keepNext/>
-              <w:spacing w:before="40" w:after="40"/>
-              <w:jc w:val="left"/>
-            </w:pPr>
-            <w:r>
+              <w:spacing w:before="0" w:after="40" w:line="240" w:lineRule="auto"/>
+              <w:jc w:val="center"/>
+            </w:pPr>
+            <w:r>
+              <w:rPr>
+                <w:rFonts w:ascii="Times New Roman" w:hAnsi="Times New Roman" w:eastAsia="Times New Roman"/>
+                <w:b/>
+                <w:sz w:val="20"/>
+              </w:rPr>
               <w:t>Значение</w:t>
             </w:r>
           </w:p>
@@ -4184,26 +7034,51 @@
         </w:trPr>
         <w:tc>
           <w:tcPr>
-            <w:tcW w:w="4677" w:type="dxa"/>
+            <w:tcW w:w="2744" w:type="dxa"/>
+            <w:vAlign w:val="top"/>
+            <w:tcMar>
+              <w:top w:w="80" w:type="dxa"/>
+              <w:start w:w="100" w:type="dxa"/>
+              <w:bottom w:w="80" w:type="dxa"/>
+              <w:end w:w="100" w:type="dxa"/>
+            </w:tcMar>
           </w:tcPr>
           <w:p>
             <w:pPr>
               <w:pStyle w:val="ae"/>
               <w:keepNext/>
-              <w:spacing w:before="40" w:after="40"/>
+              <w:spacing w:before="0" w:after="40" w:line="240" w:lineRule="auto"/>
               <w:jc w:val="left"/>
             </w:pPr>
             <w:r>
+              <w:rPr>
+                <w:rFonts w:ascii="Times New Roman" w:hAnsi="Times New Roman" w:eastAsia="Times New Roman"/>
+                <w:sz w:val="20"/>
+              </w:rPr>
               <w:t>Работа и автор</w:t>
             </w:r>
           </w:p>
         </w:tc>
         <w:tc>
           <w:tcPr>
-            <w:tcW w:w="4677" w:type="dxa"/>
-          </w:tcPr>
-          <w:p>
-            <w:r>
+            <w:tcW w:w="7056" w:type="dxa"/>
+            <w:vAlign w:val="top"/>
+            <w:tcMar>
+              <w:top w:w="80" w:type="dxa"/>
+              <w:start w:w="100" w:type="dxa"/>
+              <w:bottom w:w="80" w:type="dxa"/>
+              <w:end w:w="100" w:type="dxa"/>
+            </w:tcMar>
+          </w:tcPr>
+          <w:p>
+            <w:pPr>
+              <w:spacing w:before="0" w:after="40" w:line="240" w:lineRule="auto"/>
+            </w:pPr>
+            <w:r>
+              <w:rPr>
+                <w:rFonts w:ascii="Times New Roman" w:hAnsi="Times New Roman" w:eastAsia="Times New Roman"/>
+                <w:sz w:val="20"/>
+              </w:rPr>
               <w:t>МДК.03.02, ПЗ №2, Дмитрий Стацюк</w:t>
             </w:r>
           </w:p>
@@ -4216,26 +7091,51 @@
         </w:trPr>
         <w:tc>
           <w:tcPr>
-            <w:tcW w:w="4677" w:type="dxa"/>
+            <w:tcW w:w="2744" w:type="dxa"/>
+            <w:vAlign w:val="top"/>
+            <w:tcMar>
+              <w:top w:w="80" w:type="dxa"/>
+              <w:start w:w="100" w:type="dxa"/>
+              <w:bottom w:w="80" w:type="dxa"/>
+              <w:end w:w="100" w:type="dxa"/>
+            </w:tcMar>
           </w:tcPr>
           <w:p>
             <w:pPr>
               <w:pStyle w:val="ae"/>
               <w:keepNext/>
-              <w:spacing w:before="40" w:after="40"/>
+              <w:spacing w:before="0" w:after="40" w:line="240" w:lineRule="auto"/>
               <w:jc w:val="left"/>
             </w:pPr>
             <w:r>
+              <w:rPr>
+                <w:rFonts w:ascii="Times New Roman" w:hAnsi="Times New Roman" w:eastAsia="Times New Roman"/>
+                <w:sz w:val="20"/>
+              </w:rPr>
               <w:t>Tag → commit</w:t>
             </w:r>
           </w:p>
         </w:tc>
         <w:tc>
           <w:tcPr>
-            <w:tcW w:w="4677" w:type="dxa"/>
-          </w:tcPr>
-          <w:p>
-            <w:r>
+            <w:tcW w:w="7056" w:type="dxa"/>
+            <w:vAlign w:val="top"/>
+            <w:tcMar>
+              <w:top w:w="80" w:type="dxa"/>
+              <w:start w:w="100" w:type="dxa"/>
+              <w:bottom w:w="80" w:type="dxa"/>
+              <w:end w:w="100" w:type="dxa"/>
+            </w:tcMar>
+          </w:tcPr>
+          <w:p>
+            <w:pPr>
+              <w:spacing w:before="0" w:after="40" w:line="240" w:lineRule="auto"/>
+            </w:pPr>
+            <w:r>
+              <w:rPr>
+                <w:rFonts w:ascii="Times New Roman" w:hAnsi="Times New Roman" w:eastAsia="Times New Roman"/>
+                <w:sz w:val="20"/>
+              </w:rPr>
               <w:t>не создан — human/Lead gate; source bafc97a0eb5cc2b2aba68c04a74b179b61432d82</w:t>
             </w:r>
           </w:p>
@@ -4248,26 +7148,51 @@
         </w:trPr>
         <w:tc>
           <w:tcPr>
-            <w:tcW w:w="4677" w:type="dxa"/>
+            <w:tcW w:w="2744" w:type="dxa"/>
+            <w:vAlign w:val="top"/>
+            <w:tcMar>
+              <w:top w:w="80" w:type="dxa"/>
+              <w:start w:w="100" w:type="dxa"/>
+              <w:bottom w:w="80" w:type="dxa"/>
+              <w:end w:w="100" w:type="dxa"/>
+            </w:tcMar>
           </w:tcPr>
           <w:p>
             <w:pPr>
               <w:pStyle w:val="ae"/>
               <w:keepNext/>
-              <w:spacing w:before="40" w:after="40"/>
+              <w:spacing w:before="0" w:after="40" w:line="240" w:lineRule="auto"/>
               <w:jc w:val="left"/>
             </w:pPr>
             <w:r>
+              <w:rPr>
+                <w:rFonts w:ascii="Times New Roman" w:hAnsi="Times New Roman" w:eastAsia="Times New Roman"/>
+                <w:sz w:val="20"/>
+              </w:rPr>
               <w:t>Участок и требования</w:t>
             </w:r>
           </w:p>
         </w:tc>
         <w:tc>
           <w:tcPr>
-            <w:tcW w:w="4677" w:type="dxa"/>
-          </w:tcPr>
-          <w:p>
-            <w:r>
+            <w:tcW w:w="7056" w:type="dxa"/>
+            <w:vAlign w:val="top"/>
+            <w:tcMar>
+              <w:top w:w="80" w:type="dxa"/>
+              <w:start w:w="100" w:type="dxa"/>
+              <w:bottom w:w="80" w:type="dxa"/>
+              <w:end w:w="100" w:type="dxa"/>
+            </w:tcMar>
+          </w:tcPr>
+          <w:p>
+            <w:pPr>
+              <w:spacing w:before="0" w:after="40" w:line="240" w:lineRule="auto"/>
+            </w:pPr>
+            <w:r>
+              <w:rPr>
+                <w:rFonts w:ascii="Times New Roman" w:hAnsi="Times New Roman" w:eastAsia="Times New Roman"/>
+                <w:sz w:val="20"/>
+              </w:rPr>
               <w:t>TargetReadback; FR-1–FR-4; BP004/T013</w:t>
             </w:r>
           </w:p>
@@ -4280,26 +7205,51 @@
         </w:trPr>
         <w:tc>
           <w:tcPr>
-            <w:tcW w:w="4677" w:type="dxa"/>
+            <w:tcW w:w="2744" w:type="dxa"/>
+            <w:vAlign w:val="top"/>
+            <w:tcMar>
+              <w:top w:w="80" w:type="dxa"/>
+              <w:start w:w="100" w:type="dxa"/>
+              <w:bottom w:w="80" w:type="dxa"/>
+              <w:end w:w="100" w:type="dxa"/>
+            </w:tcMar>
           </w:tcPr>
           <w:p>
             <w:pPr>
               <w:pStyle w:val="ae"/>
               <w:keepNext/>
-              <w:spacing w:before="40" w:after="40"/>
+              <w:spacing w:before="0" w:after="40" w:line="240" w:lineRule="auto"/>
               <w:jc w:val="left"/>
             </w:pPr>
             <w:r>
+              <w:rPr>
+                <w:rFonts w:ascii="Times New Roman" w:hAnsi="Times New Roman" w:eastAsia="Times New Roman"/>
+                <w:sz w:val="20"/>
+              </w:rPr>
               <w:t>Кейсы, тесты, данные, команды</w:t>
             </w:r>
           </w:p>
         </w:tc>
         <w:tc>
           <w:tcPr>
-            <w:tcW w:w="4677" w:type="dxa"/>
-          </w:tcPr>
-          <w:p>
-            <w:r>
+            <w:tcW w:w="7056" w:type="dxa"/>
+            <w:vAlign w:val="top"/>
+            <w:tcMar>
+              <w:top w:w="80" w:type="dxa"/>
+              <w:start w:w="100" w:type="dxa"/>
+              <w:bottom w:w="80" w:type="dxa"/>
+              <w:end w:w="100" w:type="dxa"/>
+            </w:tcMar>
+          </w:tcPr>
+          <w:p>
+            <w:pPr>
+              <w:spacing w:before="0" w:after="40" w:line="240" w:lineRule="auto"/>
+            </w:pPr>
+            <w:r>
+              <w:rPr>
+                <w:rFonts w:ascii="Times New Roman" w:hAnsi="Times New Roman" w:eastAsia="Times New Roman"/>
+                <w:sz w:val="20"/>
+              </w:rPr>
               <w:t>fixtures; go test/vet/race; workspace smoke; logs in evidence/</w:t>
             </w:r>
           </w:p>
@@ -4312,26 +7262,51 @@
         </w:trPr>
         <w:tc>
           <w:tcPr>
-            <w:tcW w:w="4677" w:type="dxa"/>
+            <w:tcW w:w="2744" w:type="dxa"/>
+            <w:vAlign w:val="top"/>
+            <w:tcMar>
+              <w:top w:w="80" w:type="dxa"/>
+              <w:start w:w="100" w:type="dxa"/>
+              <w:bottom w:w="80" w:type="dxa"/>
+              <w:end w:w="100" w:type="dxa"/>
+            </w:tcMar>
           </w:tcPr>
           <w:p>
             <w:pPr>
               <w:pStyle w:val="ae"/>
               <w:keepNext/>
-              <w:spacing w:before="40" w:after="40"/>
+              <w:spacing w:before="0" w:after="40" w:line="240" w:lineRule="auto"/>
               <w:jc w:val="left"/>
             </w:pPr>
             <w:r>
+              <w:rPr>
+                <w:rFonts w:ascii="Times New Roman" w:hAnsi="Times New Roman" w:eastAsia="Times New Roman"/>
+                <w:sz w:val="20"/>
+              </w:rPr>
               <w:t>Локальный результат и pipeline</w:t>
             </w:r>
           </w:p>
         </w:tc>
         <w:tc>
           <w:tcPr>
-            <w:tcW w:w="4677" w:type="dxa"/>
-          </w:tcPr>
-          <w:p>
-            <w:r>
+            <w:tcW w:w="7056" w:type="dxa"/>
+            <w:vAlign w:val="top"/>
+            <w:tcMar>
+              <w:top w:w="80" w:type="dxa"/>
+              <w:start w:w="100" w:type="dxa"/>
+              <w:bottom w:w="80" w:type="dxa"/>
+              <w:end w:w="100" w:type="dxa"/>
+            </w:tcMar>
+          </w:tcPr>
+          <w:p>
+            <w:pPr>
+              <w:spacing w:before="0" w:after="40" w:line="240" w:lineRule="auto"/>
+            </w:pPr>
+            <w:r>
+              <w:rPr>
+                <w:rFonts w:ascii="Times New Roman" w:hAnsi="Times New Roman" w:eastAsia="Times New Roman"/>
+                <w:sz w:val="20"/>
+              </w:rPr>
               <w:t>local PASS; CI evidence linked in handoff</w:t>
             </w:r>
           </w:p>
@@ -4344,26 +7319,51 @@
         </w:trPr>
         <w:tc>
           <w:tcPr>
-            <w:tcW w:w="4677" w:type="dxa"/>
+            <w:tcW w:w="2744" w:type="dxa"/>
+            <w:vAlign w:val="top"/>
+            <w:tcMar>
+              <w:top w:w="80" w:type="dxa"/>
+              <w:start w:w="100" w:type="dxa"/>
+              <w:bottom w:w="80" w:type="dxa"/>
+              <w:end w:w="100" w:type="dxa"/>
+            </w:tcMar>
           </w:tcPr>
           <w:p>
             <w:pPr>
               <w:pStyle w:val="ae"/>
               <w:keepNext/>
-              <w:spacing w:before="40" w:after="40"/>
+              <w:spacing w:before="0" w:after="40" w:line="240" w:lineRule="auto"/>
               <w:jc w:val="left"/>
             </w:pPr>
             <w:r>
+              <w:rPr>
+                <w:rFonts w:ascii="Times New Roman" w:hAnsi="Times New Roman" w:eastAsia="Times New Roman"/>
+                <w:sz w:val="20"/>
+              </w:rPr>
               <w:t>Покрытие и решение</w:t>
             </w:r>
           </w:p>
         </w:tc>
         <w:tc>
           <w:tcPr>
-            <w:tcW w:w="4677" w:type="dxa"/>
-          </w:tcPr>
-          <w:p>
-            <w:r>
+            <w:tcW w:w="7056" w:type="dxa"/>
+            <w:vAlign w:val="top"/>
+            <w:tcMar>
+              <w:top w:w="80" w:type="dxa"/>
+              <w:start w:w="100" w:type="dxa"/>
+              <w:bottom w:w="80" w:type="dxa"/>
+              <w:end w:w="100" w:type="dxa"/>
+            </w:tcMar>
+          </w:tcPr>
+          <w:p>
+            <w:pPr>
+              <w:spacing w:before="0" w:after="40" w:line="240" w:lineRule="auto"/>
+            </w:pPr>
+            <w:r>
+              <w:rPr>
+                <w:rFonts w:ascii="Times New Roman" w:hAnsi="Times New Roman" w:eastAsia="Times New Roman"/>
+                <w:sz w:val="20"/>
+              </w:rPr>
               <w:t>74.7/77.8/63.2/0.0 coverage with gap decisions</w:t>
             </w:r>
           </w:p>
@@ -4376,26 +7376,51 @@
         </w:trPr>
         <w:tc>
           <w:tcPr>
-            <w:tcW w:w="4677" w:type="dxa"/>
+            <w:tcW w:w="2744" w:type="dxa"/>
+            <w:vAlign w:val="top"/>
+            <w:tcMar>
+              <w:top w:w="80" w:type="dxa"/>
+              <w:start w:w="100" w:type="dxa"/>
+              <w:bottom w:w="80" w:type="dxa"/>
+              <w:end w:w="100" w:type="dxa"/>
+            </w:tcMar>
           </w:tcPr>
           <w:p>
             <w:pPr>
               <w:pStyle w:val="ae"/>
               <w:keepNext/>
-              <w:spacing w:before="40" w:after="40"/>
+              <w:spacing w:before="0" w:after="40" w:line="240" w:lineRule="auto"/>
               <w:jc w:val="left"/>
             </w:pPr>
             <w:r>
+              <w:rPr>
+                <w:rFonts w:ascii="Times New Roman" w:hAnsi="Times New Roman" w:eastAsia="Times New Roman"/>
+                <w:sz w:val="20"/>
+              </w:rPr>
               <w:t>Мутация и восстановление</w:t>
             </w:r>
           </w:p>
         </w:tc>
         <w:tc>
           <w:tcPr>
-            <w:tcW w:w="4677" w:type="dxa"/>
-          </w:tcPr>
-          <w:p>
-            <w:r>
+            <w:tcW w:w="7056" w:type="dxa"/>
+            <w:vAlign w:val="top"/>
+            <w:tcMar>
+              <w:top w:w="80" w:type="dxa"/>
+              <w:start w:w="100" w:type="dxa"/>
+              <w:bottom w:w="80" w:type="dxa"/>
+              <w:end w:w="100" w:type="dxa"/>
+            </w:tcMar>
+          </w:tcPr>
+          <w:p>
+            <w:pPr>
+              <w:spacing w:before="0" w:after="40" w:line="240" w:lineRule="auto"/>
+            </w:pPr>
+            <w:r>
+              <w:rPr>
+                <w:rFonts w:ascii="Times New Roman" w:hAnsi="Times New Roman" w:eastAsia="Times New Roman"/>
+                <w:sz w:val="20"/>
+              </w:rPr>
               <w:t>five mutations detected and restored; natural findings DS-REV-001/003/004/006/007/008/009</w:t>
             </w:r>
           </w:p>
@@ -4408,25 +7433,50 @@
         </w:trPr>
         <w:tc>
           <w:tcPr>
-            <w:tcW w:w="4677" w:type="dxa"/>
+            <w:tcW w:w="2744" w:type="dxa"/>
+            <w:vAlign w:val="top"/>
+            <w:tcMar>
+              <w:top w:w="80" w:type="dxa"/>
+              <w:start w:w="100" w:type="dxa"/>
+              <w:bottom w:w="80" w:type="dxa"/>
+              <w:end w:w="100" w:type="dxa"/>
+            </w:tcMar>
           </w:tcPr>
           <w:p>
             <w:pPr>
               <w:pStyle w:val="ae"/>
-              <w:spacing w:before="40" w:after="40"/>
+              <w:spacing w:before="0" w:after="40" w:line="240" w:lineRule="auto"/>
               <w:jc w:val="left"/>
             </w:pPr>
             <w:r>
+              <w:rPr>
+                <w:rFonts w:ascii="Times New Roman" w:hAnsi="Times New Roman" w:eastAsia="Times New Roman"/>
+                <w:sz w:val="20"/>
+              </w:rPr>
               <w:t>Риски и ограничения</w:t>
             </w:r>
           </w:p>
         </w:tc>
         <w:tc>
           <w:tcPr>
-            <w:tcW w:w="4677" w:type="dxa"/>
-          </w:tcPr>
-          <w:p>
-            <w:r>
+            <w:tcW w:w="7056" w:type="dxa"/>
+            <w:vAlign w:val="top"/>
+            <w:tcMar>
+              <w:top w:w="80" w:type="dxa"/>
+              <w:start w:w="100" w:type="dxa"/>
+              <w:bottom w:w="80" w:type="dxa"/>
+              <w:end w:w="100" w:type="dxa"/>
+            </w:tcMar>
+          </w:tcPr>
+          <w:p>
+            <w:pPr>
+              <w:spacing w:before="0" w:after="40" w:line="240" w:lineRule="auto"/>
+            </w:pPr>
+            <w:r>
+              <w:rPr>
+                <w:rFonts w:ascii="Times New Roman" w:hAnsi="Times New Roman" w:eastAsia="Times New Roman"/>
+                <w:sz w:val="20"/>
+              </w:rPr>
               <w:t>candidate risk register; live permissions/hidden set/human gates pending</w:t>
             </w:r>
           </w:p>
@@ -4460,7 +7510,7 @@
     <w:sectPr>
       <w:footerReference w:type="default" r:id="rId8"/>
       <w:pgSz w:w="11906" w:h="16838"/>
-      <w:pgMar w:top="1134" w:right="850" w:bottom="1134" w:left="1701" w:header="709" w:footer="709" w:gutter="0"/>
+      <w:pgMar w:top="936" w:right="1008" w:bottom="936" w:left="1008" w:header="709" w:footer="709" w:gutter="0"/>
       <w:cols w:space="708"/>
       <w:titlePg/>
       <w:docGrid w:linePitch="360"/>

--- a/docs/labs/pr12/ds/reports/0302-pz02-ds.docx
+++ b/docs/labs/pr12/ds/reports/0302-pz02-ds.docx
@@ -38,17 +38,16 @@
     </w:p>
     <w:tbl>
       <w:tblPr>
-        <w:tblW w:w="10000" w:type="pct"/>
+        <w:tblW w:w="9356" w:type="dxa"/>
         <w:tblBorders>
-          <w:top w:val="single" w:sz="4" w:space="0" w:color="B7C3D0"/>
-          <w:left w:val="single" w:sz="4" w:space="0" w:color="B7C3D0"/>
-          <w:bottom w:val="single" w:sz="4" w:space="0" w:color="B7C3D0"/>
-          <w:right w:val="single" w:sz="4" w:space="0" w:color="B7C3D0"/>
-          <w:insideH w:val="single" w:sz="4" w:space="0" w:color="B7C3D0"/>
-          <w:insideV w:val="single" w:sz="4" w:space="0" w:color="B7C3D0"/>
+          <w:top w:val="single" w:sz="4" w:space="0" w:color="auto"/>
+          <w:left w:val="single" w:sz="4" w:space="0" w:color="auto"/>
+          <w:bottom w:val="single" w:sz="4" w:space="0" w:color="auto"/>
+          <w:right w:val="single" w:sz="4" w:space="0" w:color="auto"/>
+          <w:insideH w:val="single" w:sz="4" w:space="0" w:color="auto"/>
+          <w:insideV w:val="single" w:sz="4" w:space="0" w:color="auto"/>
         </w:tblBorders>
         <w:tblLook w:val="0000" w:firstRow="0" w:lastRow="0" w:firstColumn="0" w:lastColumn="0" w:noHBand="0" w:noVBand="0"/>
-        <w:tblLayout w:type="fixed"/>
       </w:tblPr>
       <w:tblGrid>
         <w:gridCol w:w="3261"/>
@@ -63,44 +62,31 @@
         </w:trPr>
         <w:tc>
           <w:tcPr>
-            <w:tcW w:w="1666" w:type="dxa"/>
+            <w:tcW w:w="3261" w:type="dxa"/>
             <w:tcBorders>
               <w:top w:val="nil"/>
               <w:left w:val="nil"/>
               <w:right w:val="nil"/>
             </w:tcBorders>
-            <w:vAlign w:val="top"/>
-            <w:tcMar>
-              <w:top w:w="80" w:type="dxa"/>
-              <w:start w:w="100" w:type="dxa"/>
-              <w:bottom w:w="80" w:type="dxa"/>
-              <w:end w:w="100" w:type="dxa"/>
-            </w:tcMar>
+            <w:vAlign w:val="bottom"/>
           </w:tcPr>
           <w:p>
             <w:pPr>
               <w:pStyle w:val="-1"/>
-              <w:spacing w:before="0" w:after="40" w:line="240" w:lineRule="auto"/>
-              <w:jc w:val="center"/>
-            </w:pPr>
-          </w:p>
-        </w:tc>
-        <w:tc>
-          <w:tcPr>
-            <w:tcW w:w="1960" w:type="dxa"/>
+              <w:spacing w:before="0" w:after="20" w:line="240" w:lineRule="auto"/>
+            </w:pPr>
+          </w:p>
+        </w:tc>
+        <w:tc>
+          <w:tcPr>
+            <w:tcW w:w="283" w:type="dxa"/>
             <w:tcBorders>
               <w:top w:val="nil"/>
               <w:left w:val="nil"/>
               <w:bottom w:val="nil"/>
               <w:right w:val="nil"/>
             </w:tcBorders>
-            <w:vAlign w:val="top"/>
-            <w:tcMar>
-              <w:top w:w="80" w:type="dxa"/>
-              <w:start w:w="100" w:type="dxa"/>
-              <w:bottom w:w="80" w:type="dxa"/>
-              <w:end w:w="100" w:type="dxa"/>
-            </w:tcMar>
+            <w:vAlign w:val="bottom"/>
           </w:tcPr>
           <w:p>
             <w:pPr>
@@ -108,7 +94,7 @@
               <w:autoSpaceDE w:val="0"/>
               <w:autoSpaceDN w:val="0"/>
               <w:adjustRightInd w:val="0"/>
-              <w:spacing w:before="0" w:after="40" w:line="240" w:lineRule="auto"/>
+              <w:spacing w:before="0" w:after="20" w:line="240" w:lineRule="auto"/>
               <w:ind w:firstLine="0"/>
               <w:jc w:val="center"/>
             </w:pPr>
@@ -116,44 +102,31 @@
         </w:tc>
         <w:tc>
           <w:tcPr>
-            <w:tcW w:w="2352" w:type="dxa"/>
+            <w:tcW w:w="2833" w:type="dxa"/>
             <w:tcBorders>
               <w:top w:val="nil"/>
               <w:left w:val="nil"/>
               <w:right w:val="nil"/>
             </w:tcBorders>
-            <w:vAlign w:val="top"/>
-            <w:tcMar>
-              <w:top w:w="80" w:type="dxa"/>
-              <w:start w:w="100" w:type="dxa"/>
-              <w:bottom w:w="80" w:type="dxa"/>
-              <w:end w:w="100" w:type="dxa"/>
-            </w:tcMar>
+            <w:vAlign w:val="bottom"/>
           </w:tcPr>
           <w:p>
             <w:pPr>
               <w:pStyle w:val="-1"/>
-              <w:spacing w:before="0" w:after="40" w:line="240" w:lineRule="auto"/>
-              <w:jc w:val="center"/>
-            </w:pPr>
-          </w:p>
-        </w:tc>
-        <w:tc>
-          <w:tcPr>
-            <w:tcW w:w="1960" w:type="dxa"/>
+              <w:spacing w:before="0" w:after="20" w:line="240" w:lineRule="auto"/>
+            </w:pPr>
+          </w:p>
+        </w:tc>
+        <w:tc>
+          <w:tcPr>
+            <w:tcW w:w="236" w:type="dxa"/>
             <w:tcBorders>
               <w:top w:val="nil"/>
               <w:left w:val="nil"/>
               <w:bottom w:val="nil"/>
               <w:right w:val="nil"/>
             </w:tcBorders>
-            <w:vAlign w:val="top"/>
-            <w:tcMar>
-              <w:top w:w="80" w:type="dxa"/>
-              <w:start w:w="100" w:type="dxa"/>
-              <w:bottom w:w="80" w:type="dxa"/>
-              <w:end w:w="100" w:type="dxa"/>
-            </w:tcMar>
+            <w:vAlign w:val="bottom"/>
           </w:tcPr>
           <w:p>
             <w:pPr>
@@ -161,7 +134,7 @@
               <w:autoSpaceDE w:val="0"/>
               <w:autoSpaceDN w:val="0"/>
               <w:adjustRightInd w:val="0"/>
-              <w:spacing w:before="0" w:after="40" w:line="240" w:lineRule="auto"/>
+              <w:spacing w:before="0" w:after="20" w:line="240" w:lineRule="auto"/>
               <w:ind w:firstLine="0"/>
               <w:jc w:val="center"/>
             </w:pPr>
@@ -169,25 +142,18 @@
         </w:tc>
         <w:tc>
           <w:tcPr>
-            <w:tcW w:w="1862" w:type="dxa"/>
+            <w:tcW w:w="2743" w:type="dxa"/>
             <w:tcBorders>
               <w:top w:val="nil"/>
               <w:left w:val="nil"/>
               <w:right w:val="nil"/>
             </w:tcBorders>
-            <w:vAlign w:val="top"/>
-            <w:tcMar>
-              <w:top w:w="80" w:type="dxa"/>
-              <w:start w:w="100" w:type="dxa"/>
-              <w:bottom w:w="80" w:type="dxa"/>
-              <w:end w:w="100" w:type="dxa"/>
-            </w:tcMar>
+            <w:vAlign w:val="bottom"/>
           </w:tcPr>
           <w:p>
             <w:pPr>
               <w:pStyle w:val="-1"/>
-              <w:spacing w:before="0" w:after="40" w:line="240" w:lineRule="auto"/>
-              <w:jc w:val="center"/>
+              <w:spacing w:before="0" w:after="20" w:line="240" w:lineRule="auto"/>
             </w:pPr>
           </w:p>
         </w:tc>
@@ -205,25 +171,19 @@
         </w:tblPrEx>
         <w:tc>
           <w:tcPr>
-            <w:tcW w:w="1666" w:type="dxa"/>
+            <w:tcW w:w="3261" w:type="dxa"/>
             <w:tcBorders>
               <w:top w:val="nil"/>
               <w:left w:val="nil"/>
               <w:bottom w:val="nil"/>
               <w:right w:val="nil"/>
             </w:tcBorders>
-            <w:vAlign w:val="top"/>
-            <w:tcMar>
-              <w:top w:w="80" w:type="dxa"/>
-              <w:start w:w="100" w:type="dxa"/>
-              <w:bottom w:w="80" w:type="dxa"/>
-              <w:end w:w="100" w:type="dxa"/>
-            </w:tcMar>
+            <w:vAlign w:val="center"/>
           </w:tcPr>
           <w:p>
             <w:pPr>
               <w:pStyle w:val="-1"/>
-              <w:spacing w:before="0" w:after="40" w:line="240" w:lineRule="auto"/>
+              <w:spacing w:before="0" w:after="20" w:line="240" w:lineRule="auto"/>
               <w:rPr>
                 <w:sz w:val="18"/>
                 <w:szCs w:val="18"/>
@@ -232,7 +192,7 @@
             <w:r>
               <w:rPr>
                 <w:rFonts w:ascii="Times New Roman" w:hAnsi="Times New Roman" w:eastAsia="Times New Roman"/>
-                <w:sz w:val="19"/>
+                <w:sz w:val="20"/>
               </w:rPr>
               <w:t>должность, уч. степень, звание</w:t>
             </w:r>
@@ -240,25 +200,19 @@
         </w:tc>
         <w:tc>
           <w:tcPr>
-            <w:tcW w:w="1960" w:type="dxa"/>
+            <w:tcW w:w="283" w:type="dxa"/>
             <w:tcBorders>
               <w:top w:val="nil"/>
               <w:left w:val="nil"/>
               <w:bottom w:val="nil"/>
               <w:right w:val="nil"/>
             </w:tcBorders>
-            <w:vAlign w:val="top"/>
-            <w:tcMar>
-              <w:top w:w="80" w:type="dxa"/>
-              <w:start w:w="100" w:type="dxa"/>
-              <w:bottom w:w="80" w:type="dxa"/>
-              <w:end w:w="100" w:type="dxa"/>
-            </w:tcMar>
+            <w:vAlign w:val="center"/>
           </w:tcPr>
           <w:p>
             <w:pPr>
               <w:pStyle w:val="-1"/>
-              <w:spacing w:before="0" w:after="40" w:line="240" w:lineRule="auto"/>
+              <w:spacing w:before="0" w:after="20" w:line="240" w:lineRule="auto"/>
               <w:rPr>
                 <w:sz w:val="18"/>
                 <w:szCs w:val="18"/>
@@ -268,25 +222,19 @@
         </w:tc>
         <w:tc>
           <w:tcPr>
-            <w:tcW w:w="2352" w:type="dxa"/>
+            <w:tcW w:w="2833" w:type="dxa"/>
             <w:tcBorders>
               <w:top w:val="nil"/>
               <w:left w:val="nil"/>
               <w:bottom w:val="nil"/>
               <w:right w:val="nil"/>
             </w:tcBorders>
-            <w:vAlign w:val="top"/>
-            <w:tcMar>
-              <w:top w:w="80" w:type="dxa"/>
-              <w:start w:w="100" w:type="dxa"/>
-              <w:bottom w:w="80" w:type="dxa"/>
-              <w:end w:w="100" w:type="dxa"/>
-            </w:tcMar>
+            <w:vAlign w:val="center"/>
           </w:tcPr>
           <w:p>
             <w:pPr>
               <w:pStyle w:val="-1"/>
-              <w:spacing w:before="0" w:after="40" w:line="240" w:lineRule="auto"/>
+              <w:spacing w:before="0" w:after="20" w:line="240" w:lineRule="auto"/>
               <w:rPr>
                 <w:sz w:val="18"/>
                 <w:szCs w:val="18"/>
@@ -295,7 +243,7 @@
             <w:r>
               <w:rPr>
                 <w:rFonts w:ascii="Times New Roman" w:hAnsi="Times New Roman" w:eastAsia="Times New Roman"/>
-                <w:sz w:val="19"/>
+                <w:sz w:val="20"/>
               </w:rPr>
               <w:t>подпись, дата</w:t>
             </w:r>
@@ -303,25 +251,19 @@
         </w:tc>
         <w:tc>
           <w:tcPr>
-            <w:tcW w:w="1960" w:type="dxa"/>
+            <w:tcW w:w="236" w:type="dxa"/>
             <w:tcBorders>
               <w:top w:val="nil"/>
               <w:left w:val="nil"/>
               <w:bottom w:val="nil"/>
               <w:right w:val="nil"/>
             </w:tcBorders>
-            <w:vAlign w:val="top"/>
-            <w:tcMar>
-              <w:top w:w="80" w:type="dxa"/>
-              <w:start w:w="100" w:type="dxa"/>
-              <w:bottom w:w="80" w:type="dxa"/>
-              <w:end w:w="100" w:type="dxa"/>
-            </w:tcMar>
+            <w:vAlign w:val="center"/>
           </w:tcPr>
           <w:p>
             <w:pPr>
               <w:pStyle w:val="-1"/>
-              <w:spacing w:before="0" w:after="40" w:line="240" w:lineRule="auto"/>
+              <w:spacing w:before="0" w:after="20" w:line="240" w:lineRule="auto"/>
               <w:rPr>
                 <w:sz w:val="18"/>
                 <w:szCs w:val="18"/>
@@ -331,25 +273,19 @@
         </w:tc>
         <w:tc>
           <w:tcPr>
-            <w:tcW w:w="1862" w:type="dxa"/>
+            <w:tcW w:w="2743" w:type="dxa"/>
             <w:tcBorders>
               <w:top w:val="nil"/>
               <w:left w:val="nil"/>
               <w:bottom w:val="nil"/>
               <w:right w:val="nil"/>
             </w:tcBorders>
-            <w:vAlign w:val="top"/>
-            <w:tcMar>
-              <w:top w:w="80" w:type="dxa"/>
-              <w:start w:w="100" w:type="dxa"/>
-              <w:bottom w:w="80" w:type="dxa"/>
-              <w:end w:w="100" w:type="dxa"/>
-            </w:tcMar>
+            <w:vAlign w:val="center"/>
           </w:tcPr>
           <w:p>
             <w:pPr>
               <w:pStyle w:val="-1"/>
-              <w:spacing w:before="0" w:after="40" w:line="240" w:lineRule="auto"/>
+              <w:spacing w:before="0" w:after="20" w:line="240" w:lineRule="auto"/>
               <w:rPr>
                 <w:sz w:val="18"/>
                 <w:szCs w:val="18"/>
@@ -358,7 +294,7 @@
             <w:r>
               <w:rPr>
                 <w:rFonts w:ascii="Times New Roman" w:hAnsi="Times New Roman" w:eastAsia="Times New Roman"/>
-                <w:sz w:val="19"/>
+                <w:sz w:val="20"/>
               </w:rPr>
               <w:t>инициалы, фамилия</w:t>
             </w:r>
@@ -380,17 +316,8 @@
     </w:p>
     <w:tbl>
       <w:tblPr>
-        <w:tblW w:w="10000" w:type="pct"/>
+        <w:tblW w:w="9356" w:type="dxa"/>
         <w:tblLook w:val="0000" w:firstRow="0" w:lastRow="0" w:firstColumn="0" w:lastColumn="0" w:noHBand="0" w:noVBand="0"/>
-        <w:tblLayout w:type="fixed"/>
-        <w:tblBorders>
-          <w:top w:val="single" w:sz="4" w:space="0" w:color="B7C3D0"/>
-          <w:left w:val="single" w:sz="4" w:space="0" w:color="B7C3D0"/>
-          <w:bottom w:val="single" w:sz="4" w:space="0" w:color="B7C3D0"/>
-          <w:right w:val="single" w:sz="4" w:space="0" w:color="B7C3D0"/>
-          <w:insideH w:val="single" w:sz="4" w:space="0" w:color="B7C3D0"/>
-          <w:insideV w:val="single" w:sz="4" w:space="0" w:color="B7C3D0"/>
-        </w:tblBorders>
       </w:tblPr>
       <w:tblGrid>
         <w:gridCol w:w="9356"/>
@@ -409,24 +336,17 @@
               <w:right w:val="nil"/>
             </w:tcBorders>
             <w:vAlign w:val="center"/>
-            <w:shd w:fill="EDEDED" w:val="clear"/>
-            <w:tcMar>
-              <w:top w:w="140" w:type="dxa"/>
-              <w:start w:w="160" w:type="dxa"/>
-              <w:bottom w:w="140" w:type="dxa"/>
-              <w:end w:w="160" w:type="dxa"/>
-            </w:tcMar>
           </w:tcPr>
           <w:p>
             <w:pPr>
               <w:pStyle w:val="-7"/>
-              <w:spacing w:after="0"/>
-              <w:jc w:val="center"/>
-            </w:pPr>
-            <w:r>
-              <w:rPr>
-                <w:rFonts w:ascii="Times New Roman" w:hAnsi="Times New Roman" w:eastAsia="Times New Roman"/>
-                <w:sz w:val="22"/>
+              <w:spacing w:before="0" w:after="20" w:line="240" w:lineRule="auto"/>
+            </w:pPr>
+            <w:r>
+              <w:rPr>
+                <w:rFonts w:ascii="Times New Roman" w:hAnsi="Times New Roman" w:eastAsia="Times New Roman"/>
+                <w:b/>
+                <w:sz w:val="21"/>
               </w:rPr>
               <w:t>Проектирование и реализация системы проверок программного продукта</w:t>
             </w:r>
@@ -443,25 +363,16 @@
               <w:bottom w:val="nil"/>
               <w:right w:val="nil"/>
             </w:tcBorders>
-            <w:shd w:fill="EDEDED" w:val="clear"/>
-            <w:tcMar>
-              <w:top w:w="140" w:type="dxa"/>
-              <w:start w:w="160" w:type="dxa"/>
-              <w:bottom w:w="140" w:type="dxa"/>
-              <w:end w:w="160" w:type="dxa"/>
-            </w:tcMar>
-            <w:vAlign w:val="center"/>
           </w:tcPr>
           <w:p>
             <w:pPr>
               <w:pStyle w:val="-8"/>
-              <w:spacing w:after="0"/>
-              <w:jc w:val="center"/>
-            </w:pPr>
-            <w:r>
-              <w:rPr>
-                <w:rFonts w:ascii="Times New Roman" w:hAnsi="Times New Roman" w:eastAsia="Times New Roman"/>
-                <w:sz w:val="22"/>
+              <w:spacing w:before="0" w:after="20" w:line="240" w:lineRule="auto"/>
+            </w:pPr>
+            <w:r>
+              <w:rPr>
+                <w:rFonts w:ascii="Times New Roman" w:hAnsi="Times New Roman" w:eastAsia="Times New Roman"/>
+                <w:sz w:val="20"/>
               </w:rPr>
               <w:t>по МДК.03.02 «Обеспечение качества функционирования компьютерных систем»</w:t>
             </w:r>
@@ -554,17 +465,16 @@
     </w:p>
     <w:tbl>
       <w:tblPr>
-        <w:tblW w:w="10000" w:type="pct"/>
+        <w:tblW w:w="9356" w:type="dxa"/>
         <w:tblBorders>
-          <w:top w:val="single" w:sz="4" w:space="0" w:color="B7C3D0"/>
-          <w:left w:val="single" w:sz="4" w:space="0" w:color="B7C3D0"/>
-          <w:bottom w:val="single" w:sz="4" w:space="0" w:color="B7C3D0"/>
-          <w:right w:val="single" w:sz="4" w:space="0" w:color="B7C3D0"/>
-          <w:insideH w:val="single" w:sz="4" w:space="0" w:color="B7C3D0"/>
-          <w:insideV w:val="single" w:sz="4" w:space="0" w:color="B7C3D0"/>
+          <w:top w:val="single" w:sz="4" w:space="0" w:color="auto"/>
+          <w:left w:val="single" w:sz="4" w:space="0" w:color="auto"/>
+          <w:bottom w:val="single" w:sz="4" w:space="0" w:color="auto"/>
+          <w:right w:val="single" w:sz="4" w:space="0" w:color="auto"/>
+          <w:insideH w:val="single" w:sz="4" w:space="0" w:color="auto"/>
+          <w:insideV w:val="single" w:sz="4" w:space="0" w:color="auto"/>
         </w:tblBorders>
         <w:tblLook w:val="0000" w:firstRow="0" w:lastRow="0" w:firstColumn="0" w:lastColumn="0" w:noHBand="0" w:noVBand="0"/>
-        <w:tblLayout w:type="fixed"/>
       </w:tblPr>
       <w:tblGrid>
         <w:gridCol w:w="1560"/>
@@ -580,7 +490,7 @@
         </w:trPr>
         <w:tc>
           <w:tcPr>
-            <w:tcW w:w="1176" w:type="dxa"/>
+            <w:tcW w:w="1560" w:type="dxa"/>
             <w:tcBorders>
               <w:top w:val="nil"/>
               <w:left w:val="nil"/>
@@ -590,19 +500,14 @@
             <w:tcMar>
               <w:left w:w="0" w:type="dxa"/>
               <w:right w:w="0" w:type="dxa"/>
-              <w:top w:w="80" w:type="dxa"/>
-              <w:start w:w="100" w:type="dxa"/>
-              <w:bottom w:w="80" w:type="dxa"/>
-              <w:end w:w="100" w:type="dxa"/>
             </w:tcMar>
-            <w:vAlign w:val="top"/>
-            <w:shd w:fill="D9EAF7" w:val="clear"/>
+            <w:vAlign w:val="center"/>
           </w:tcPr>
           <w:p>
             <w:pPr>
               <w:pStyle w:val="-1"/>
-              <w:spacing w:before="0" w:after="40" w:line="240" w:lineRule="auto"/>
-              <w:jc w:val="center"/>
+              <w:spacing w:before="0" w:after="20" w:line="240" w:lineRule="auto"/>
+              <w:jc w:val="left"/>
               <w:rPr>
                 <w:rFonts w:eastAsia="Times New Roman"/>
                 <w:lang w:eastAsia="ru-RU"/>
@@ -612,7 +517,7 @@
               <w:rPr>
                 <w:rFonts w:ascii="Times New Roman" w:hAnsi="Times New Roman" w:eastAsia="Times New Roman"/>
                 <w:b/>
-                <w:sz w:val="19"/>
+                <w:sz w:val="21"/>
               </w:rPr>
               <w:t xml:space="preserve">Студент гр. № </w:t>
             </w:r>
@@ -620,7 +525,7 @@
         </w:tc>
         <w:tc>
           <w:tcPr>
-            <w:tcW w:w="1764" w:type="dxa"/>
+            <w:tcW w:w="1925" w:type="dxa"/>
             <w:tcBorders>
               <w:top w:val="nil"/>
               <w:left w:val="nil"/>
@@ -629,18 +534,13 @@
             <w:tcMar>
               <w:left w:w="0" w:type="dxa"/>
               <w:right w:w="0" w:type="dxa"/>
-              <w:top w:w="80" w:type="dxa"/>
-              <w:start w:w="100" w:type="dxa"/>
-              <w:bottom w:w="80" w:type="dxa"/>
-              <w:end w:w="100" w:type="dxa"/>
             </w:tcMar>
-            <w:vAlign w:val="top"/>
+            <w:vAlign w:val="center"/>
           </w:tcPr>
           <w:p>
             <w:pPr>
               <w:pStyle w:val="-1"/>
-              <w:spacing w:before="0" w:after="40" w:line="240" w:lineRule="auto"/>
-              <w:jc w:val="center"/>
+              <w:spacing w:before="0" w:after="20" w:line="240" w:lineRule="auto"/>
               <w:rPr>
                 <w:rFonts w:ascii="Times New Roman" w:eastAsia="Times New Roman" w:hAnsi="Times New Roman" w:cs="Times New Roman"/>
                 <w:lang w:eastAsia="ru-RU"/>
@@ -650,7 +550,7 @@
         </w:tc>
         <w:tc>
           <w:tcPr>
-            <w:tcW w:w="1764" w:type="dxa"/>
+            <w:tcW w:w="240" w:type="dxa"/>
             <w:tcBorders>
               <w:top w:val="nil"/>
               <w:left w:val="nil"/>
@@ -660,12 +560,8 @@
             <w:tcMar>
               <w:left w:w="0" w:type="dxa"/>
               <w:right w:w="0" w:type="dxa"/>
-              <w:top w:w="80" w:type="dxa"/>
-              <w:start w:w="100" w:type="dxa"/>
-              <w:bottom w:w="80" w:type="dxa"/>
-              <w:end w:w="100" w:type="dxa"/>
             </w:tcMar>
-            <w:vAlign w:val="top"/>
+            <w:vAlign w:val="center"/>
           </w:tcPr>
           <w:p>
             <w:pPr>
@@ -673,7 +569,7 @@
               <w:autoSpaceDE w:val="0"/>
               <w:autoSpaceDN w:val="0"/>
               <w:adjustRightInd w:val="0"/>
-              <w:spacing w:line="240" w:lineRule="auto" w:before="0" w:after="40"/>
+              <w:spacing w:line="240" w:lineRule="auto" w:before="0" w:after="20"/>
               <w:ind w:firstLine="0"/>
               <w:jc w:val="center"/>
               <w:rPr>
@@ -685,7 +581,7 @@
         </w:tc>
         <w:tc>
           <w:tcPr>
-            <w:tcW w:w="1666" w:type="dxa"/>
+            <w:tcW w:w="2377" w:type="dxa"/>
             <w:tcBorders>
               <w:top w:val="nil"/>
               <w:left w:val="nil"/>
@@ -694,18 +590,13 @@
             <w:tcMar>
               <w:left w:w="0" w:type="dxa"/>
               <w:right w:w="0" w:type="dxa"/>
-              <w:top w:w="80" w:type="dxa"/>
-              <w:start w:w="100" w:type="dxa"/>
-              <w:bottom w:w="80" w:type="dxa"/>
-              <w:end w:w="100" w:type="dxa"/>
             </w:tcMar>
-            <w:vAlign w:val="top"/>
+            <w:vAlign w:val="center"/>
           </w:tcPr>
           <w:p>
             <w:pPr>
               <w:pStyle w:val="-1"/>
-              <w:spacing w:before="0" w:after="40" w:line="240" w:lineRule="auto"/>
-              <w:jc w:val="center"/>
+              <w:spacing w:before="0" w:after="20" w:line="240" w:lineRule="auto"/>
               <w:rPr>
                 <w:rFonts w:ascii="Times New Roman" w:eastAsia="Times New Roman" w:hAnsi="Times New Roman" w:cs="Times New Roman"/>
                 <w:szCs w:val="24"/>
@@ -716,7 +607,7 @@
         </w:tc>
         <w:tc>
           <w:tcPr>
-            <w:tcW w:w="1862" w:type="dxa"/>
+            <w:tcW w:w="236" w:type="dxa"/>
             <w:tcBorders>
               <w:top w:val="nil"/>
               <w:left w:val="nil"/>
@@ -726,12 +617,8 @@
             <w:tcMar>
               <w:left w:w="0" w:type="dxa"/>
               <w:right w:w="0" w:type="dxa"/>
-              <w:top w:w="80" w:type="dxa"/>
-              <w:start w:w="100" w:type="dxa"/>
-              <w:bottom w:w="80" w:type="dxa"/>
-              <w:end w:w="100" w:type="dxa"/>
             </w:tcMar>
-            <w:vAlign w:val="top"/>
+            <w:vAlign w:val="center"/>
           </w:tcPr>
           <w:p>
             <w:pPr>
@@ -739,7 +626,7 @@
               <w:autoSpaceDE w:val="0"/>
               <w:autoSpaceDN w:val="0"/>
               <w:adjustRightInd w:val="0"/>
-              <w:spacing w:line="240" w:lineRule="auto" w:before="0" w:after="40"/>
+              <w:spacing w:line="240" w:lineRule="auto" w:before="0" w:after="20"/>
               <w:ind w:firstLine="0"/>
               <w:jc w:val="center"/>
               <w:rPr>
@@ -751,7 +638,7 @@
         </w:tc>
         <w:tc>
           <w:tcPr>
-            <w:tcW w:w="1568" w:type="dxa"/>
+            <w:tcW w:w="3018" w:type="dxa"/>
             <w:tcBorders>
               <w:top w:val="nil"/>
               <w:left w:val="nil"/>
@@ -760,18 +647,13 @@
             <w:tcMar>
               <w:left w:w="0" w:type="dxa"/>
               <w:right w:w="0" w:type="dxa"/>
-              <w:top w:w="80" w:type="dxa"/>
-              <w:start w:w="100" w:type="dxa"/>
-              <w:bottom w:w="80" w:type="dxa"/>
-              <w:end w:w="100" w:type="dxa"/>
             </w:tcMar>
-            <w:vAlign w:val="top"/>
+            <w:vAlign w:val="center"/>
           </w:tcPr>
           <w:p>
             <w:pPr>
               <w:pStyle w:val="-1"/>
-              <w:spacing w:before="0" w:after="40" w:line="240" w:lineRule="auto"/>
-              <w:jc w:val="center"/>
+              <w:spacing w:before="0" w:after="20" w:line="240" w:lineRule="auto"/>
               <w:rPr>
                 <w:rFonts w:eastAsia="Times New Roman"/>
                 <w:lang w:eastAsia="ru-RU"/>
@@ -793,7 +675,7 @@
         </w:tblPrEx>
         <w:tc>
           <w:tcPr>
-            <w:tcW w:w="1176" w:type="dxa"/>
+            <w:tcW w:w="1560" w:type="dxa"/>
             <w:tcBorders>
               <w:top w:val="nil"/>
               <w:left w:val="nil"/>
@@ -803,17 +685,13 @@
             <w:tcMar>
               <w:left w:w="0" w:type="dxa"/>
               <w:right w:w="0" w:type="dxa"/>
-              <w:top w:w="80" w:type="dxa"/>
-              <w:start w:w="100" w:type="dxa"/>
-              <w:bottom w:w="80" w:type="dxa"/>
-              <w:end w:w="100" w:type="dxa"/>
             </w:tcMar>
-            <w:vAlign w:val="top"/>
+            <w:vAlign w:val="center"/>
           </w:tcPr>
           <w:p>
             <w:pPr>
               <w:pStyle w:val="-1"/>
-              <w:spacing w:before="0" w:after="40" w:line="240" w:lineRule="auto"/>
+              <w:spacing w:before="0" w:after="20" w:line="240" w:lineRule="auto"/>
               <w:rPr>
                 <w:sz w:val="18"/>
                 <w:szCs w:val="18"/>
@@ -823,7 +701,7 @@
         </w:tc>
         <w:tc>
           <w:tcPr>
-            <w:tcW w:w="1764" w:type="dxa"/>
+            <w:tcW w:w="1925" w:type="dxa"/>
             <w:tcBorders>
               <w:top w:val="nil"/>
               <w:left w:val="nil"/>
@@ -833,17 +711,13 @@
             <w:tcMar>
               <w:left w:w="0" w:type="dxa"/>
               <w:right w:w="0" w:type="dxa"/>
-              <w:top w:w="80" w:type="dxa"/>
-              <w:start w:w="100" w:type="dxa"/>
-              <w:bottom w:w="80" w:type="dxa"/>
-              <w:end w:w="100" w:type="dxa"/>
             </w:tcMar>
-            <w:vAlign w:val="top"/>
+            <w:vAlign w:val="center"/>
           </w:tcPr>
           <w:p>
             <w:pPr>
               <w:pStyle w:val="-1"/>
-              <w:spacing w:before="0" w:after="40" w:line="240" w:lineRule="auto"/>
+              <w:spacing w:before="0" w:after="20" w:line="240" w:lineRule="auto"/>
               <w:rPr>
                 <w:sz w:val="18"/>
                 <w:szCs w:val="18"/>
@@ -853,7 +727,7 @@
         </w:tc>
         <w:tc>
           <w:tcPr>
-            <w:tcW w:w="1764" w:type="dxa"/>
+            <w:tcW w:w="240" w:type="dxa"/>
             <w:tcBorders>
               <w:top w:val="nil"/>
               <w:left w:val="nil"/>
@@ -863,17 +737,13 @@
             <w:tcMar>
               <w:left w:w="0" w:type="dxa"/>
               <w:right w:w="0" w:type="dxa"/>
-              <w:top w:w="80" w:type="dxa"/>
-              <w:start w:w="100" w:type="dxa"/>
-              <w:bottom w:w="80" w:type="dxa"/>
-              <w:end w:w="100" w:type="dxa"/>
             </w:tcMar>
-            <w:vAlign w:val="top"/>
+            <w:vAlign w:val="center"/>
           </w:tcPr>
           <w:p>
             <w:pPr>
               <w:pStyle w:val="-1"/>
-              <w:spacing w:before="0" w:after="40" w:line="240" w:lineRule="auto"/>
+              <w:spacing w:before="0" w:after="20" w:line="240" w:lineRule="auto"/>
               <w:rPr>
                 <w:sz w:val="18"/>
                 <w:szCs w:val="18"/>
@@ -883,7 +753,7 @@
         </w:tc>
         <w:tc>
           <w:tcPr>
-            <w:tcW w:w="1666" w:type="dxa"/>
+            <w:tcW w:w="2377" w:type="dxa"/>
             <w:tcBorders>
               <w:top w:val="nil"/>
               <w:left w:val="nil"/>
@@ -893,17 +763,13 @@
             <w:tcMar>
               <w:left w:w="0" w:type="dxa"/>
               <w:right w:w="0" w:type="dxa"/>
-              <w:top w:w="80" w:type="dxa"/>
-              <w:start w:w="100" w:type="dxa"/>
-              <w:bottom w:w="80" w:type="dxa"/>
-              <w:end w:w="100" w:type="dxa"/>
             </w:tcMar>
-            <w:vAlign w:val="top"/>
+            <w:vAlign w:val="center"/>
           </w:tcPr>
           <w:p>
             <w:pPr>
               <w:pStyle w:val="-1"/>
-              <w:spacing w:before="0" w:after="40" w:line="240" w:lineRule="auto"/>
+              <w:spacing w:before="0" w:after="20" w:line="240" w:lineRule="auto"/>
               <w:rPr>
                 <w:sz w:val="18"/>
                 <w:szCs w:val="18"/>
@@ -912,7 +778,7 @@
             <w:r>
               <w:rPr>
                 <w:rFonts w:ascii="Times New Roman" w:hAnsi="Times New Roman" w:eastAsia="Times New Roman"/>
-                <w:sz w:val="19"/>
+                <w:sz w:val="20"/>
               </w:rPr>
               <w:t>подпись, дата</w:t>
             </w:r>
@@ -920,7 +786,7 @@
         </w:tc>
         <w:tc>
           <w:tcPr>
-            <w:tcW w:w="1862" w:type="dxa"/>
+            <w:tcW w:w="236" w:type="dxa"/>
             <w:tcBorders>
               <w:top w:val="nil"/>
               <w:left w:val="nil"/>
@@ -930,17 +796,13 @@
             <w:tcMar>
               <w:left w:w="0" w:type="dxa"/>
               <w:right w:w="0" w:type="dxa"/>
-              <w:top w:w="80" w:type="dxa"/>
-              <w:start w:w="100" w:type="dxa"/>
-              <w:bottom w:w="80" w:type="dxa"/>
-              <w:end w:w="100" w:type="dxa"/>
             </w:tcMar>
-            <w:vAlign w:val="top"/>
+            <w:vAlign w:val="center"/>
           </w:tcPr>
           <w:p>
             <w:pPr>
               <w:pStyle w:val="-1"/>
-              <w:spacing w:before="0" w:after="40" w:line="240" w:lineRule="auto"/>
+              <w:spacing w:before="0" w:after="20" w:line="240" w:lineRule="auto"/>
               <w:rPr>
                 <w:sz w:val="18"/>
                 <w:szCs w:val="18"/>
@@ -950,7 +812,7 @@
         </w:tc>
         <w:tc>
           <w:tcPr>
-            <w:tcW w:w="1568" w:type="dxa"/>
+            <w:tcW w:w="3018" w:type="dxa"/>
             <w:tcBorders>
               <w:top w:val="nil"/>
               <w:left w:val="nil"/>
@@ -960,17 +822,13 @@
             <w:tcMar>
               <w:left w:w="0" w:type="dxa"/>
               <w:right w:w="0" w:type="dxa"/>
-              <w:top w:w="80" w:type="dxa"/>
-              <w:start w:w="100" w:type="dxa"/>
-              <w:bottom w:w="80" w:type="dxa"/>
-              <w:end w:w="100" w:type="dxa"/>
             </w:tcMar>
-            <w:vAlign w:val="top"/>
+            <w:vAlign w:val="center"/>
           </w:tcPr>
           <w:p>
             <w:pPr>
               <w:pStyle w:val="-1"/>
-              <w:spacing w:before="0" w:after="40" w:line="240" w:lineRule="auto"/>
+              <w:spacing w:before="0" w:after="20" w:line="240" w:lineRule="auto"/>
               <w:rPr>
                 <w:sz w:val="18"/>
                 <w:szCs w:val="18"/>
@@ -979,7 +837,7 @@
             <w:r>
               <w:rPr>
                 <w:rFonts w:ascii="Times New Roman" w:hAnsi="Times New Roman" w:eastAsia="Times New Roman"/>
-                <w:sz w:val="19"/>
+                <w:sz w:val="20"/>
               </w:rPr>
               <w:t>инициалы, фамилия</w:t>
             </w:r>
@@ -1275,19 +1133,11 @@
     <w:tbl>
       <w:tblPr>
         <w:tblStyle w:val="af4"/>
-        <w:tblW w:w="10000" w:type="pct"/>
+        <w:tblW w:w="0" w:type="auto"/>
         <w:jc w:val="center"/>
         <w:tblLayout w:type="fixed"/>
         <w:tblLook w:val="04A0" w:firstRow="1" w:lastRow="0" w:firstColumn="1" w:lastColumn="0" w:noHBand="0" w:noVBand="1"/>
         <w:tblCaption w:val="1"/>
-        <w:tblBorders>
-          <w:top w:val="single" w:sz="4" w:space="0" w:color="B7C3D0"/>
-          <w:left w:val="single" w:sz="4" w:space="0" w:color="B7C3D0"/>
-          <w:bottom w:val="single" w:sz="4" w:space="0" w:color="B7C3D0"/>
-          <w:right w:val="single" w:sz="4" w:space="0" w:color="B7C3D0"/>
-          <w:insideH w:val="single" w:sz="4" w:space="0" w:color="B7C3D0"/>
-          <w:insideV w:val="single" w:sz="4" w:space="0" w:color="B7C3D0"/>
-        </w:tblBorders>
       </w:tblPr>
       <w:tblGrid>
         <w:gridCol w:w="4677"/>
@@ -1301,28 +1151,21 @@
         </w:trPr>
         <w:tc>
           <w:tcPr>
-            <w:tcW w:w="2744" w:type="dxa"/>
-            <w:shd w:val="clear" w:color="auto" w:fill="D9EAF7"/>
-            <w:vAlign w:val="top"/>
-            <w:tcMar>
-              <w:top w:w="80" w:type="dxa"/>
-              <w:start w:w="100" w:type="dxa"/>
-              <w:bottom w:w="80" w:type="dxa"/>
-              <w:end w:w="100" w:type="dxa"/>
-            </w:tcMar>
+            <w:tcW w:w="4677" w:type="dxa"/>
+            <w:shd w:val="clear" w:color="auto" w:fill="F2F2F2"/>
           </w:tcPr>
           <w:p>
             <w:pPr>
               <w:pStyle w:val="ae"/>
               <w:keepNext/>
-              <w:spacing w:before="0" w:after="40" w:line="240" w:lineRule="auto"/>
-              <w:jc w:val="center"/>
+              <w:spacing w:before="0" w:after="20" w:line="240" w:lineRule="auto"/>
+              <w:jc w:val="left"/>
             </w:pPr>
             <w:r>
               <w:rPr>
                 <w:rFonts w:ascii="Times New Roman" w:hAnsi="Times New Roman" w:eastAsia="Times New Roman"/>
                 <w:b/>
-                <w:sz w:val="20"/>
+                <w:sz w:val="21"/>
               </w:rPr>
               <w:t>Поле</w:t>
             </w:r>
@@ -1330,28 +1173,21 @@
         </w:tc>
         <w:tc>
           <w:tcPr>
-            <w:tcW w:w="7056" w:type="dxa"/>
-            <w:shd w:val="clear" w:color="auto" w:fill="D9EAF7"/>
-            <w:vAlign w:val="top"/>
-            <w:tcMar>
-              <w:top w:w="80" w:type="dxa"/>
-              <w:start w:w="100" w:type="dxa"/>
-              <w:bottom w:w="80" w:type="dxa"/>
-              <w:end w:w="100" w:type="dxa"/>
-            </w:tcMar>
+            <w:tcW w:w="4677" w:type="dxa"/>
+            <w:shd w:val="clear" w:color="auto" w:fill="F2F2F2"/>
           </w:tcPr>
           <w:p>
             <w:pPr>
               <w:pStyle w:val="ae"/>
               <w:keepNext/>
-              <w:spacing w:before="0" w:after="40" w:line="240" w:lineRule="auto"/>
-              <w:jc w:val="center"/>
+              <w:spacing w:before="0" w:after="20" w:line="240" w:lineRule="auto"/>
+              <w:jc w:val="left"/>
             </w:pPr>
             <w:r>
               <w:rPr>
                 <w:rFonts w:ascii="Times New Roman" w:hAnsi="Times New Roman" w:eastAsia="Times New Roman"/>
                 <w:b/>
-                <w:sz w:val="20"/>
+                <w:sz w:val="21"/>
               </w:rPr>
               <w:t>Значение</w:t>
             </w:r>
@@ -1365,20 +1201,13 @@
         </w:trPr>
         <w:tc>
           <w:tcPr>
-            <w:tcW w:w="2744" w:type="dxa"/>
-            <w:vAlign w:val="top"/>
-            <w:tcMar>
-              <w:top w:w="80" w:type="dxa"/>
-              <w:start w:w="100" w:type="dxa"/>
-              <w:bottom w:w="80" w:type="dxa"/>
-              <w:end w:w="100" w:type="dxa"/>
-            </w:tcMar>
+            <w:tcW w:w="4677" w:type="dxa"/>
           </w:tcPr>
           <w:p>
             <w:pPr>
               <w:pStyle w:val="ae"/>
               <w:keepNext/>
-              <w:spacing w:before="0" w:after="40" w:line="240" w:lineRule="auto"/>
+              <w:spacing w:before="0" w:after="20" w:line="240" w:lineRule="auto"/>
               <w:jc w:val="left"/>
             </w:pPr>
             <w:r>
@@ -1392,18 +1221,11 @@
         </w:tc>
         <w:tc>
           <w:tcPr>
-            <w:tcW w:w="7056" w:type="dxa"/>
-            <w:vAlign w:val="top"/>
-            <w:tcMar>
-              <w:top w:w="80" w:type="dxa"/>
-              <w:start w:w="100" w:type="dxa"/>
-              <w:bottom w:w="80" w:type="dxa"/>
-              <w:end w:w="100" w:type="dxa"/>
-            </w:tcMar>
-          </w:tcPr>
-          <w:p>
-            <w:pPr>
-              <w:spacing w:before="0" w:after="40" w:line="240" w:lineRule="auto"/>
+            <w:tcW w:w="4677" w:type="dxa"/>
+          </w:tcPr>
+          <w:p>
+            <w:pPr>
+              <w:spacing w:before="0" w:after="20" w:line="240" w:lineRule="auto"/>
             </w:pPr>
             <w:r>
               <w:rPr>
@@ -1422,20 +1244,13 @@
         </w:trPr>
         <w:tc>
           <w:tcPr>
-            <w:tcW w:w="2744" w:type="dxa"/>
-            <w:vAlign w:val="top"/>
-            <w:tcMar>
-              <w:top w:w="80" w:type="dxa"/>
-              <w:start w:w="100" w:type="dxa"/>
-              <w:bottom w:w="80" w:type="dxa"/>
-              <w:end w:w="100" w:type="dxa"/>
-            </w:tcMar>
+            <w:tcW w:w="4677" w:type="dxa"/>
           </w:tcPr>
           <w:p>
             <w:pPr>
               <w:pStyle w:val="ae"/>
               <w:keepNext/>
-              <w:spacing w:before="0" w:after="40" w:line="240" w:lineRule="auto"/>
+              <w:spacing w:before="0" w:after="20" w:line="240" w:lineRule="auto"/>
               <w:jc w:val="left"/>
             </w:pPr>
             <w:r>
@@ -1449,18 +1264,11 @@
         </w:tc>
         <w:tc>
           <w:tcPr>
-            <w:tcW w:w="7056" w:type="dxa"/>
-            <w:vAlign w:val="top"/>
-            <w:tcMar>
-              <w:top w:w="80" w:type="dxa"/>
-              <w:start w:w="100" w:type="dxa"/>
-              <w:bottom w:w="80" w:type="dxa"/>
-              <w:end w:w="100" w:type="dxa"/>
-            </w:tcMar>
-          </w:tcPr>
-          <w:p>
-            <w:pPr>
-              <w:spacing w:before="0" w:after="40" w:line="240" w:lineRule="auto"/>
+            <w:tcW w:w="4677" w:type="dxa"/>
+          </w:tcPr>
+          <w:p>
+            <w:pPr>
+              <w:spacing w:before="0" w:after="20" w:line="240" w:lineRule="auto"/>
             </w:pPr>
             <w:r>
               <w:rPr>
@@ -1479,20 +1287,13 @@
         </w:trPr>
         <w:tc>
           <w:tcPr>
-            <w:tcW w:w="2744" w:type="dxa"/>
-            <w:vAlign w:val="top"/>
-            <w:tcMar>
-              <w:top w:w="80" w:type="dxa"/>
-              <w:start w:w="100" w:type="dxa"/>
-              <w:bottom w:w="80" w:type="dxa"/>
-              <w:end w:w="100" w:type="dxa"/>
-            </w:tcMar>
+            <w:tcW w:w="4677" w:type="dxa"/>
           </w:tcPr>
           <w:p>
             <w:pPr>
               <w:pStyle w:val="ae"/>
               <w:keepNext/>
-              <w:spacing w:before="0" w:after="40" w:line="240" w:lineRule="auto"/>
+              <w:spacing w:before="0" w:after="20" w:line="240" w:lineRule="auto"/>
               <w:jc w:val="left"/>
             </w:pPr>
             <w:r>
@@ -1506,18 +1307,11 @@
         </w:tc>
         <w:tc>
           <w:tcPr>
-            <w:tcW w:w="7056" w:type="dxa"/>
-            <w:vAlign w:val="top"/>
-            <w:tcMar>
-              <w:top w:w="80" w:type="dxa"/>
-              <w:start w:w="100" w:type="dxa"/>
-              <w:bottom w:w="80" w:type="dxa"/>
-              <w:end w:w="100" w:type="dxa"/>
-            </w:tcMar>
-          </w:tcPr>
-          <w:p>
-            <w:pPr>
-              <w:spacing w:before="0" w:after="40" w:line="240" w:lineRule="auto"/>
+            <w:tcW w:w="4677" w:type="dxa"/>
+          </w:tcPr>
+          <w:p>
+            <w:pPr>
+              <w:spacing w:before="0" w:after="20" w:line="240" w:lineRule="auto"/>
             </w:pPr>
             <w:r>
               <w:rPr>
@@ -1536,20 +1330,13 @@
         </w:trPr>
         <w:tc>
           <w:tcPr>
-            <w:tcW w:w="2744" w:type="dxa"/>
-            <w:vAlign w:val="top"/>
-            <w:tcMar>
-              <w:top w:w="80" w:type="dxa"/>
-              <w:start w:w="100" w:type="dxa"/>
-              <w:bottom w:w="80" w:type="dxa"/>
-              <w:end w:w="100" w:type="dxa"/>
-            </w:tcMar>
+            <w:tcW w:w="4677" w:type="dxa"/>
           </w:tcPr>
           <w:p>
             <w:pPr>
               <w:pStyle w:val="ae"/>
               <w:keepNext/>
-              <w:spacing w:before="0" w:after="40" w:line="240" w:lineRule="auto"/>
+              <w:spacing w:before="0" w:after="20" w:line="240" w:lineRule="auto"/>
               <w:jc w:val="left"/>
             </w:pPr>
             <w:r>
@@ -1563,18 +1350,11 @@
         </w:tc>
         <w:tc>
           <w:tcPr>
-            <w:tcW w:w="7056" w:type="dxa"/>
-            <w:vAlign w:val="top"/>
-            <w:tcMar>
-              <w:top w:w="80" w:type="dxa"/>
-              <w:start w:w="100" w:type="dxa"/>
-              <w:bottom w:w="80" w:type="dxa"/>
-              <w:end w:w="100" w:type="dxa"/>
-            </w:tcMar>
-          </w:tcPr>
-          <w:p>
-            <w:pPr>
-              <w:spacing w:before="0" w:after="40" w:line="240" w:lineRule="auto"/>
+            <w:tcW w:w="4677" w:type="dxa"/>
+          </w:tcPr>
+          <w:p>
+            <w:pPr>
+              <w:spacing w:before="0" w:after="20" w:line="240" w:lineRule="auto"/>
             </w:pPr>
             <w:r>
               <w:rPr>
@@ -1593,19 +1373,12 @@
         </w:trPr>
         <w:tc>
           <w:tcPr>
-            <w:tcW w:w="2744" w:type="dxa"/>
-            <w:vAlign w:val="top"/>
-            <w:tcMar>
-              <w:top w:w="80" w:type="dxa"/>
-              <w:start w:w="100" w:type="dxa"/>
-              <w:bottom w:w="80" w:type="dxa"/>
-              <w:end w:w="100" w:type="dxa"/>
-            </w:tcMar>
+            <w:tcW w:w="4677" w:type="dxa"/>
           </w:tcPr>
           <w:p>
             <w:pPr>
               <w:pStyle w:val="ae"/>
-              <w:spacing w:before="0" w:after="40" w:line="240" w:lineRule="auto"/>
+              <w:spacing w:before="0" w:after="20" w:line="240" w:lineRule="auto"/>
               <w:jc w:val="left"/>
             </w:pPr>
             <w:r>
@@ -1619,18 +1392,11 @@
         </w:tc>
         <w:tc>
           <w:tcPr>
-            <w:tcW w:w="7056" w:type="dxa"/>
-            <w:vAlign w:val="top"/>
-            <w:tcMar>
-              <w:top w:w="80" w:type="dxa"/>
-              <w:start w:w="100" w:type="dxa"/>
-              <w:bottom w:w="80" w:type="dxa"/>
-              <w:end w:w="100" w:type="dxa"/>
-            </w:tcMar>
-          </w:tcPr>
-          <w:p>
-            <w:pPr>
-              <w:spacing w:before="0" w:after="40" w:line="240" w:lineRule="auto"/>
+            <w:tcW w:w="4677" w:type="dxa"/>
+          </w:tcPr>
+          <w:p>
+            <w:pPr>
+              <w:spacing w:before="0" w:after="20" w:line="240" w:lineRule="auto"/>
             </w:pPr>
             <w:r>
               <w:rPr>
@@ -1645,18 +1411,11 @@
       <w:tr>
         <w:tc>
           <w:tcPr>
-            <w:tcW w:type="dxa" w:w="2744"/>
-            <w:vAlign w:val="top"/>
-            <w:tcMar>
-              <w:top w:w="80" w:type="dxa"/>
-              <w:start w:w="100" w:type="dxa"/>
-              <w:bottom w:w="80" w:type="dxa"/>
-              <w:end w:w="100" w:type="dxa"/>
-            </w:tcMar>
-          </w:tcPr>
-          <w:p>
-            <w:pPr>
-              <w:spacing w:before="0" w:after="40" w:line="240" w:lineRule="auto"/>
+            <w:tcW w:type="dxa" w:w="4677"/>
+          </w:tcPr>
+          <w:p>
+            <w:pPr>
+              <w:spacing w:before="0" w:after="20" w:line="240" w:lineRule="auto"/>
             </w:pPr>
             <w:r>
               <w:rPr>
@@ -1669,18 +1428,11 @@
         </w:tc>
         <w:tc>
           <w:tcPr>
-            <w:tcW w:type="dxa" w:w="7056"/>
-            <w:vAlign w:val="top"/>
-            <w:tcMar>
-              <w:top w:w="80" w:type="dxa"/>
-              <w:start w:w="100" w:type="dxa"/>
-              <w:bottom w:w="80" w:type="dxa"/>
-              <w:end w:w="100" w:type="dxa"/>
-            </w:tcMar>
-          </w:tcPr>
-          <w:p>
-            <w:pPr>
-              <w:spacing w:before="0" w:after="40" w:line="240" w:lineRule="auto"/>
+            <w:tcW w:type="dxa" w:w="4677"/>
+          </w:tcPr>
+          <w:p>
+            <w:pPr>
+              <w:spacing w:before="0" w:after="20" w:line="240" w:lineRule="auto"/>
             </w:pPr>
             <w:r>
               <w:rPr>
@@ -1695,18 +1447,11 @@
       <w:tr>
         <w:tc>
           <w:tcPr>
-            <w:tcW w:type="dxa" w:w="2744"/>
-            <w:vAlign w:val="top"/>
-            <w:tcMar>
-              <w:top w:w="80" w:type="dxa"/>
-              <w:start w:w="100" w:type="dxa"/>
-              <w:bottom w:w="80" w:type="dxa"/>
-              <w:end w:w="100" w:type="dxa"/>
-            </w:tcMar>
-          </w:tcPr>
-          <w:p>
-            <w:pPr>
-              <w:spacing w:before="0" w:after="40" w:line="240" w:lineRule="auto"/>
+            <w:tcW w:type="dxa" w:w="4677"/>
+          </w:tcPr>
+          <w:p>
+            <w:pPr>
+              <w:spacing w:before="0" w:after="20" w:line="240" w:lineRule="auto"/>
             </w:pPr>
             <w:r>
               <w:rPr>
@@ -1719,18 +1464,11 @@
         </w:tc>
         <w:tc>
           <w:tcPr>
-            <w:tcW w:type="dxa" w:w="7056"/>
-            <w:vAlign w:val="top"/>
-            <w:tcMar>
-              <w:top w:w="80" w:type="dxa"/>
-              <w:start w:w="100" w:type="dxa"/>
-              <w:bottom w:w="80" w:type="dxa"/>
-              <w:end w:w="100" w:type="dxa"/>
-            </w:tcMar>
-          </w:tcPr>
-          <w:p>
-            <w:pPr>
-              <w:spacing w:before="0" w:after="40" w:line="240" w:lineRule="auto"/>
+            <w:tcW w:type="dxa" w:w="4677"/>
+          </w:tcPr>
+          <w:p>
+            <w:pPr>
+              <w:spacing w:before="0" w:after="20" w:line="240" w:lineRule="auto"/>
             </w:pPr>
             <w:r>
               <w:rPr>
@@ -1745,18 +1483,11 @@
       <w:tr>
         <w:tc>
           <w:tcPr>
-            <w:tcW w:type="dxa" w:w="2744"/>
-            <w:vAlign w:val="top"/>
-            <w:tcMar>
-              <w:top w:w="80" w:type="dxa"/>
-              <w:start w:w="100" w:type="dxa"/>
-              <w:bottom w:w="80" w:type="dxa"/>
-              <w:end w:w="100" w:type="dxa"/>
-            </w:tcMar>
-          </w:tcPr>
-          <w:p>
-            <w:pPr>
-              <w:spacing w:before="0" w:after="40" w:line="240" w:lineRule="auto"/>
+            <w:tcW w:type="dxa" w:w="4677"/>
+          </w:tcPr>
+          <w:p>
+            <w:pPr>
+              <w:spacing w:before="0" w:after="20" w:line="240" w:lineRule="auto"/>
             </w:pPr>
             <w:r>
               <w:rPr>
@@ -1769,18 +1500,11 @@
         </w:tc>
         <w:tc>
           <w:tcPr>
-            <w:tcW w:type="dxa" w:w="7056"/>
-            <w:vAlign w:val="top"/>
-            <w:tcMar>
-              <w:top w:w="80" w:type="dxa"/>
-              <w:start w:w="100" w:type="dxa"/>
-              <w:bottom w:w="80" w:type="dxa"/>
-              <w:end w:w="100" w:type="dxa"/>
-            </w:tcMar>
-          </w:tcPr>
-          <w:p>
-            <w:pPr>
-              <w:spacing w:before="0" w:after="40" w:line="240" w:lineRule="auto"/>
+            <w:tcW w:type="dxa" w:w="4677"/>
+          </w:tcPr>
+          <w:p>
+            <w:pPr>
+              <w:spacing w:before="0" w:after="20" w:line="240" w:lineRule="auto"/>
             </w:pPr>
             <w:r>
               <w:rPr>
@@ -1836,19 +1560,11 @@
     <w:tbl>
       <w:tblPr>
         <w:tblStyle w:val="af4"/>
-        <w:tblW w:w="10000" w:type="pct"/>
+        <w:tblW w:w="0" w:type="auto"/>
         <w:jc w:val="center"/>
         <w:tblLayout w:type="fixed"/>
         <w:tblLook w:val="04A0" w:firstRow="1" w:lastRow="0" w:firstColumn="1" w:lastColumn="0" w:noHBand="0" w:noVBand="1"/>
         <w:tblCaption w:val="2"/>
-        <w:tblBorders>
-          <w:top w:val="single" w:sz="4" w:space="0" w:color="B7C3D0"/>
-          <w:left w:val="single" w:sz="4" w:space="0" w:color="B7C3D0"/>
-          <w:bottom w:val="single" w:sz="4" w:space="0" w:color="B7C3D0"/>
-          <w:right w:val="single" w:sz="4" w:space="0" w:color="B7C3D0"/>
-          <w:insideH w:val="single" w:sz="4" w:space="0" w:color="B7C3D0"/>
-          <w:insideV w:val="single" w:sz="4" w:space="0" w:color="B7C3D0"/>
-        </w:tblBorders>
       </w:tblPr>
       <w:tblGrid>
         <w:gridCol w:w="2175"/>
@@ -1864,28 +1580,21 @@
         </w:trPr>
         <w:tc>
           <w:tcPr>
-            <w:tcW w:w="2156" w:type="dxa"/>
-            <w:shd w:val="clear" w:color="auto" w:fill="D9EAF7"/>
-            <w:vAlign w:val="top"/>
-            <w:tcMar>
-              <w:top w:w="80" w:type="dxa"/>
-              <w:start w:w="100" w:type="dxa"/>
-              <w:bottom w:w="80" w:type="dxa"/>
-              <w:end w:w="100" w:type="dxa"/>
-            </w:tcMar>
+            <w:tcW w:w="2175" w:type="dxa"/>
+            <w:shd w:val="clear" w:color="auto" w:fill="F2F2F2"/>
           </w:tcPr>
           <w:p>
             <w:pPr>
               <w:pStyle w:val="ae"/>
               <w:keepNext/>
-              <w:spacing w:before="0" w:after="40" w:line="240" w:lineRule="auto"/>
-              <w:jc w:val="center"/>
+              <w:spacing w:before="0" w:after="20" w:line="240" w:lineRule="auto"/>
+              <w:jc w:val="left"/>
             </w:pPr>
             <w:r>
               <w:rPr>
                 <w:rFonts w:ascii="Times New Roman" w:hAnsi="Times New Roman" w:eastAsia="Times New Roman"/>
                 <w:b/>
-                <w:sz w:val="20"/>
+                <w:sz w:val="21"/>
               </w:rPr>
               <w:t>Требование / риск</w:t>
             </w:r>
@@ -1893,28 +1602,21 @@
         </w:tc>
         <w:tc>
           <w:tcPr>
-            <w:tcW w:w="2254" w:type="dxa"/>
-            <w:shd w:val="clear" w:color="auto" w:fill="D9EAF7"/>
-            <w:vAlign w:val="top"/>
-            <w:tcMar>
-              <w:top w:w="80" w:type="dxa"/>
-              <w:start w:w="100" w:type="dxa"/>
-              <w:bottom w:w="80" w:type="dxa"/>
-              <w:end w:w="100" w:type="dxa"/>
-            </w:tcMar>
+            <w:tcW w:w="2175" w:type="dxa"/>
+            <w:shd w:val="clear" w:color="auto" w:fill="F2F2F2"/>
           </w:tcPr>
           <w:p>
             <w:pPr>
               <w:pStyle w:val="ae"/>
               <w:keepNext/>
-              <w:spacing w:before="0" w:after="40" w:line="240" w:lineRule="auto"/>
-              <w:jc w:val="center"/>
+              <w:spacing w:before="0" w:after="20" w:line="240" w:lineRule="auto"/>
+              <w:jc w:val="left"/>
             </w:pPr>
             <w:r>
               <w:rPr>
                 <w:rFonts w:ascii="Times New Roman" w:hAnsi="Times New Roman" w:eastAsia="Times New Roman"/>
                 <w:b/>
-                <w:sz w:val="20"/>
+                <w:sz w:val="21"/>
               </w:rPr>
               <w:t>Проверяемое правило</w:t>
             </w:r>
@@ -1922,28 +1624,21 @@
         </w:tc>
         <w:tc>
           <w:tcPr>
-            <w:tcW w:w="3234" w:type="dxa"/>
-            <w:shd w:val="clear" w:color="auto" w:fill="D9EAF7"/>
-            <w:vAlign w:val="top"/>
-            <w:tcMar>
-              <w:top w:w="80" w:type="dxa"/>
-              <w:start w:w="100" w:type="dxa"/>
-              <w:bottom w:w="80" w:type="dxa"/>
-              <w:end w:w="100" w:type="dxa"/>
-            </w:tcMar>
+            <w:tcW w:w="2828" w:type="dxa"/>
+            <w:shd w:val="clear" w:color="auto" w:fill="F2F2F2"/>
           </w:tcPr>
           <w:p>
             <w:pPr>
               <w:pStyle w:val="ae"/>
               <w:keepNext/>
-              <w:spacing w:before="0" w:after="40" w:line="240" w:lineRule="auto"/>
-              <w:jc w:val="center"/>
+              <w:spacing w:before="0" w:after="20" w:line="240" w:lineRule="auto"/>
+              <w:jc w:val="left"/>
             </w:pPr>
             <w:r>
               <w:rPr>
                 <w:rFonts w:ascii="Times New Roman" w:hAnsi="Times New Roman" w:eastAsia="Times New Roman"/>
                 <w:b/>
-                <w:sz w:val="20"/>
+                <w:sz w:val="21"/>
               </w:rPr>
               <w:t>Основание ожидаемого результата</w:t>
             </w:r>
@@ -1951,28 +1646,21 @@
         </w:tc>
         <w:tc>
           <w:tcPr>
-            <w:tcW w:w="2156" w:type="dxa"/>
-            <w:shd w:val="clear" w:color="auto" w:fill="D9EAF7"/>
-            <w:vAlign w:val="top"/>
-            <w:tcMar>
-              <w:top w:w="80" w:type="dxa"/>
-              <w:start w:w="100" w:type="dxa"/>
-              <w:bottom w:w="80" w:type="dxa"/>
-              <w:end w:w="100" w:type="dxa"/>
-            </w:tcMar>
+            <w:tcW w:w="2175" w:type="dxa"/>
+            <w:shd w:val="clear" w:color="auto" w:fill="F2F2F2"/>
           </w:tcPr>
           <w:p>
             <w:pPr>
               <w:pStyle w:val="ae"/>
               <w:keepNext/>
-              <w:spacing w:before="0" w:after="40" w:line="240" w:lineRule="auto"/>
-              <w:jc w:val="center"/>
+              <w:spacing w:before="0" w:after="20" w:line="240" w:lineRule="auto"/>
+              <w:jc w:val="left"/>
             </w:pPr>
             <w:r>
               <w:rPr>
                 <w:rFonts w:ascii="Times New Roman" w:hAnsi="Times New Roman" w:eastAsia="Times New Roman"/>
                 <w:b/>
-                <w:sz w:val="20"/>
+                <w:sz w:val="21"/>
               </w:rPr>
               <w:t>Уровень проверки</w:t>
             </w:r>
@@ -1986,18 +1674,11 @@
         </w:trPr>
         <w:tc>
           <w:tcPr>
-            <w:tcW w:w="2156" w:type="dxa"/>
-            <w:vAlign w:val="top"/>
-            <w:tcMar>
-              <w:top w:w="80" w:type="dxa"/>
-              <w:start w:w="100" w:type="dxa"/>
-              <w:bottom w:w="80" w:type="dxa"/>
-              <w:end w:w="100" w:type="dxa"/>
-            </w:tcMar>
-          </w:tcPr>
-          <w:p>
-            <w:pPr>
-              <w:spacing w:before="0" w:after="40" w:line="240" w:lineRule="auto"/>
+            <w:tcW w:w="2175" w:type="dxa"/>
+          </w:tcPr>
+          <w:p>
+            <w:pPr>
+              <w:spacing w:before="0" w:after="20" w:line="240" w:lineRule="auto"/>
             </w:pPr>
             <w:r>
               <w:rPr>
@@ -2010,18 +1691,11 @@
         </w:tc>
         <w:tc>
           <w:tcPr>
-            <w:tcW w:w="2254" w:type="dxa"/>
-            <w:vAlign w:val="top"/>
-            <w:tcMar>
-              <w:top w:w="80" w:type="dxa"/>
-              <w:start w:w="100" w:type="dxa"/>
-              <w:bottom w:w="80" w:type="dxa"/>
-              <w:end w:w="100" w:type="dxa"/>
-            </w:tcMar>
-          </w:tcPr>
-          <w:p>
-            <w:pPr>
-              <w:spacing w:before="0" w:after="40" w:line="240" w:lineRule="auto"/>
+            <w:tcW w:w="2175" w:type="dxa"/>
+          </w:tcPr>
+          <w:p>
+            <w:pPr>
+              <w:spacing w:before="0" w:after="20" w:line="240" w:lineRule="auto"/>
             </w:pPr>
             <w:r>
               <w:rPr>
@@ -2034,18 +1708,11 @@
         </w:tc>
         <w:tc>
           <w:tcPr>
-            <w:tcW w:w="3234" w:type="dxa"/>
-            <w:vAlign w:val="top"/>
-            <w:tcMar>
-              <w:top w:w="80" w:type="dxa"/>
-              <w:start w:w="100" w:type="dxa"/>
-              <w:bottom w:w="80" w:type="dxa"/>
-              <w:end w:w="100" w:type="dxa"/>
-            </w:tcMar>
-          </w:tcPr>
-          <w:p>
-            <w:pPr>
-              <w:spacing w:before="0" w:after="40" w:line="240" w:lineRule="auto"/>
+            <w:tcW w:w="2828" w:type="dxa"/>
+          </w:tcPr>
+          <w:p>
+            <w:pPr>
+              <w:spacing w:before="0" w:after="20" w:line="240" w:lineRule="auto"/>
             </w:pPr>
             <w:r>
               <w:rPr>
@@ -2058,18 +1725,11 @@
         </w:tc>
         <w:tc>
           <w:tcPr>
-            <w:tcW w:w="2156" w:type="dxa"/>
-            <w:vAlign w:val="top"/>
-            <w:tcMar>
-              <w:top w:w="80" w:type="dxa"/>
-              <w:start w:w="100" w:type="dxa"/>
-              <w:bottom w:w="80" w:type="dxa"/>
-              <w:end w:w="100" w:type="dxa"/>
-            </w:tcMar>
-          </w:tcPr>
-          <w:p>
-            <w:pPr>
-              <w:spacing w:before="0" w:after="40" w:line="240" w:lineRule="auto"/>
+            <w:tcW w:w="2175" w:type="dxa"/>
+          </w:tcPr>
+          <w:p>
+            <w:pPr>
+              <w:spacing w:before="0" w:after="20" w:line="240" w:lineRule="auto"/>
             </w:pPr>
             <w:r>
               <w:rPr>
@@ -2128,19 +1788,11 @@
     <w:tbl>
       <w:tblPr>
         <w:tblStyle w:val="af4"/>
-        <w:tblW w:w="10000" w:type="pct"/>
+        <w:tblW w:w="0" w:type="auto"/>
         <w:jc w:val="center"/>
         <w:tblLayout w:type="fixed"/>
         <w:tblLook w:val="04A0" w:firstRow="1" w:lastRow="0" w:firstColumn="1" w:lastColumn="0" w:noHBand="0" w:noVBand="1"/>
         <w:tblCaption w:val="3"/>
-        <w:tblBorders>
-          <w:top w:val="single" w:sz="4" w:space="0" w:color="B7C3D0"/>
-          <w:left w:val="single" w:sz="4" w:space="0" w:color="B7C3D0"/>
-          <w:bottom w:val="single" w:sz="4" w:space="0" w:color="B7C3D0"/>
-          <w:right w:val="single" w:sz="4" w:space="0" w:color="B7C3D0"/>
-          <w:insideH w:val="single" w:sz="4" w:space="0" w:color="B7C3D0"/>
-          <w:insideV w:val="single" w:sz="4" w:space="0" w:color="B7C3D0"/>
-        </w:tblBorders>
       </w:tblPr>
       <w:tblGrid>
         <w:gridCol w:w="1022"/>
@@ -2158,28 +1810,21 @@
         </w:trPr>
         <w:tc>
           <w:tcPr>
-            <w:tcW w:w="1176" w:type="dxa"/>
-            <w:shd w:val="clear" w:color="auto" w:fill="D9EAF7"/>
-            <w:vAlign w:val="top"/>
-            <w:tcMar>
-              <w:top w:w="80" w:type="dxa"/>
-              <w:start w:w="100" w:type="dxa"/>
-              <w:bottom w:w="80" w:type="dxa"/>
-              <w:end w:w="100" w:type="dxa"/>
-            </w:tcMar>
+            <w:tcW w:w="1022" w:type="dxa"/>
+            <w:shd w:val="clear" w:color="auto" w:fill="F2F2F2"/>
           </w:tcPr>
           <w:p>
             <w:pPr>
               <w:pStyle w:val="ae"/>
               <w:keepNext/>
-              <w:spacing w:before="0" w:after="40" w:line="240" w:lineRule="auto"/>
-              <w:jc w:val="center"/>
+              <w:spacing w:before="0" w:after="20" w:line="240" w:lineRule="auto"/>
+              <w:jc w:val="left"/>
             </w:pPr>
             <w:r>
               <w:rPr>
                 <w:rFonts w:ascii="Times New Roman" w:hAnsi="Times New Roman" w:eastAsia="Times New Roman"/>
                 <w:b/>
-                <w:sz w:val="19"/>
+                <w:sz w:val="21"/>
               </w:rPr>
               <w:t>ID теста</w:t>
             </w:r>
@@ -2187,28 +1832,21 @@
         </w:tc>
         <w:tc>
           <w:tcPr>
-            <w:tcW w:w="1764" w:type="dxa"/>
-            <w:shd w:val="clear" w:color="auto" w:fill="D9EAF7"/>
-            <w:vAlign w:val="top"/>
-            <w:tcMar>
-              <w:top w:w="80" w:type="dxa"/>
-              <w:start w:w="100" w:type="dxa"/>
-              <w:bottom w:w="80" w:type="dxa"/>
-              <w:end w:w="100" w:type="dxa"/>
-            </w:tcMar>
+            <w:tcW w:w="1572" w:type="dxa"/>
+            <w:shd w:val="clear" w:color="auto" w:fill="F2F2F2"/>
           </w:tcPr>
           <w:p>
             <w:pPr>
               <w:pStyle w:val="ae"/>
               <w:keepNext/>
-              <w:spacing w:before="0" w:after="40" w:line="240" w:lineRule="auto"/>
-              <w:jc w:val="center"/>
+              <w:spacing w:before="0" w:after="20" w:line="240" w:lineRule="auto"/>
+              <w:jc w:val="left"/>
             </w:pPr>
             <w:r>
               <w:rPr>
                 <w:rFonts w:ascii="Times New Roman" w:hAnsi="Times New Roman" w:eastAsia="Times New Roman"/>
                 <w:b/>
-                <w:sz w:val="19"/>
+                <w:sz w:val="21"/>
               </w:rPr>
               <w:t>Требование / риск</w:t>
             </w:r>
@@ -2216,28 +1854,21 @@
         </w:tc>
         <w:tc>
           <w:tcPr>
-            <w:tcW w:w="1764" w:type="dxa"/>
-            <w:shd w:val="clear" w:color="auto" w:fill="D9EAF7"/>
-            <w:vAlign w:val="top"/>
-            <w:tcMar>
-              <w:top w:w="80" w:type="dxa"/>
-              <w:start w:w="100" w:type="dxa"/>
-              <w:bottom w:w="80" w:type="dxa"/>
-              <w:end w:w="100" w:type="dxa"/>
-            </w:tcMar>
+            <w:tcW w:w="2044" w:type="dxa"/>
+            <w:shd w:val="clear" w:color="auto" w:fill="F2F2F2"/>
           </w:tcPr>
           <w:p>
             <w:pPr>
               <w:pStyle w:val="ae"/>
               <w:keepNext/>
-              <w:spacing w:before="0" w:after="40" w:line="240" w:lineRule="auto"/>
-              <w:jc w:val="center"/>
+              <w:spacing w:before="0" w:after="20" w:line="240" w:lineRule="auto"/>
+              <w:jc w:val="left"/>
             </w:pPr>
             <w:r>
               <w:rPr>
                 <w:rFonts w:ascii="Times New Roman" w:hAnsi="Times New Roman" w:eastAsia="Times New Roman"/>
                 <w:b/>
-                <w:sz w:val="19"/>
+                <w:sz w:val="21"/>
               </w:rPr>
               <w:t>Исходное состояние и вход</w:t>
             </w:r>
@@ -2245,28 +1876,21 @@
         </w:tc>
         <w:tc>
           <w:tcPr>
-            <w:tcW w:w="1666" w:type="dxa"/>
-            <w:shd w:val="clear" w:color="auto" w:fill="D9EAF7"/>
-            <w:vAlign w:val="top"/>
-            <w:tcMar>
-              <w:top w:w="80" w:type="dxa"/>
-              <w:start w:w="100" w:type="dxa"/>
-              <w:bottom w:w="80" w:type="dxa"/>
-              <w:end w:w="100" w:type="dxa"/>
-            </w:tcMar>
+            <w:tcW w:w="1572" w:type="dxa"/>
+            <w:shd w:val="clear" w:color="auto" w:fill="F2F2F2"/>
           </w:tcPr>
           <w:p>
             <w:pPr>
               <w:pStyle w:val="ae"/>
               <w:keepNext/>
-              <w:spacing w:before="0" w:after="40" w:line="240" w:lineRule="auto"/>
-              <w:jc w:val="center"/>
+              <w:spacing w:before="0" w:after="20" w:line="240" w:lineRule="auto"/>
+              <w:jc w:val="left"/>
             </w:pPr>
             <w:r>
               <w:rPr>
                 <w:rFonts w:ascii="Times New Roman" w:hAnsi="Times New Roman" w:eastAsia="Times New Roman"/>
                 <w:b/>
-                <w:sz w:val="19"/>
+                <w:sz w:val="21"/>
               </w:rPr>
               <w:t>Действия</w:t>
             </w:r>
@@ -2274,28 +1898,21 @@
         </w:tc>
         <w:tc>
           <w:tcPr>
-            <w:tcW w:w="1862" w:type="dxa"/>
-            <w:shd w:val="clear" w:color="auto" w:fill="D9EAF7"/>
-            <w:vAlign w:val="top"/>
-            <w:tcMar>
-              <w:top w:w="80" w:type="dxa"/>
-              <w:start w:w="100" w:type="dxa"/>
-              <w:bottom w:w="80" w:type="dxa"/>
-              <w:end w:w="100" w:type="dxa"/>
-            </w:tcMar>
+            <w:tcW w:w="1572" w:type="dxa"/>
+            <w:shd w:val="clear" w:color="auto" w:fill="F2F2F2"/>
           </w:tcPr>
           <w:p>
             <w:pPr>
               <w:pStyle w:val="ae"/>
               <w:keepNext/>
-              <w:spacing w:before="0" w:after="40" w:line="240" w:lineRule="auto"/>
-              <w:jc w:val="center"/>
+              <w:spacing w:before="0" w:after="20" w:line="240" w:lineRule="auto"/>
+              <w:jc w:val="left"/>
             </w:pPr>
             <w:r>
               <w:rPr>
                 <w:rFonts w:ascii="Times New Roman" w:hAnsi="Times New Roman" w:eastAsia="Times New Roman"/>
                 <w:b/>
-                <w:sz w:val="19"/>
+                <w:sz w:val="21"/>
               </w:rPr>
               <w:t>Ожидаемый результат</w:t>
             </w:r>
@@ -2303,28 +1920,21 @@
         </w:tc>
         <w:tc>
           <w:tcPr>
-            <w:tcW w:w="1568" w:type="dxa"/>
-            <w:shd w:val="clear" w:color="auto" w:fill="D9EAF7"/>
-            <w:vAlign w:val="top"/>
-            <w:tcMar>
-              <w:top w:w="80" w:type="dxa"/>
-              <w:start w:w="100" w:type="dxa"/>
-              <w:bottom w:w="80" w:type="dxa"/>
-              <w:end w:w="100" w:type="dxa"/>
-            </w:tcMar>
+            <w:tcW w:w="1572" w:type="dxa"/>
+            <w:shd w:val="clear" w:color="auto" w:fill="F2F2F2"/>
           </w:tcPr>
           <w:p>
             <w:pPr>
               <w:pStyle w:val="ae"/>
               <w:keepNext/>
-              <w:spacing w:before="0" w:after="40" w:line="240" w:lineRule="auto"/>
-              <w:jc w:val="center"/>
+              <w:spacing w:before="0" w:after="20" w:line="240" w:lineRule="auto"/>
+              <w:jc w:val="left"/>
             </w:pPr>
             <w:r>
               <w:rPr>
                 <w:rFonts w:ascii="Times New Roman" w:hAnsi="Times New Roman" w:eastAsia="Times New Roman"/>
                 <w:b/>
-                <w:sz w:val="19"/>
+                <w:sz w:val="21"/>
               </w:rPr>
               <w:t>Обоснование выбора</w:t>
             </w:r>
@@ -2338,23 +1948,16 @@
         </w:trPr>
         <w:tc>
           <w:tcPr>
-            <w:tcW w:w="1176" w:type="dxa"/>
-            <w:vAlign w:val="top"/>
-            <w:tcMar>
-              <w:top w:w="80" w:type="dxa"/>
-              <w:start w:w="100" w:type="dxa"/>
-              <w:bottom w:w="80" w:type="dxa"/>
-              <w:end w:w="100" w:type="dxa"/>
-            </w:tcMar>
-          </w:tcPr>
-          <w:p>
-            <w:pPr>
-              <w:spacing w:before="0" w:after="40" w:line="240" w:lineRule="auto"/>
-            </w:pPr>
-            <w:r>
-              <w:rPr>
-                <w:rFonts w:ascii="Times New Roman" w:hAnsi="Times New Roman" w:eastAsia="Times New Roman"/>
-                <w:sz w:val="19"/>
+            <w:tcW w:w="1022" w:type="dxa"/>
+          </w:tcPr>
+          <w:p>
+            <w:pPr>
+              <w:spacing w:before="0" w:after="20" w:line="240" w:lineRule="auto"/>
+            </w:pPr>
+            <w:r>
+              <w:rPr>
+                <w:rFonts w:ascii="Times New Roman" w:hAnsi="Times New Roman" w:eastAsia="Times New Roman"/>
+                <w:sz w:val="20"/>
               </w:rPr>
               <w:t>TD-1/TD-2</w:t>
             </w:r>
@@ -2362,23 +1965,16 @@
         </w:tc>
         <w:tc>
           <w:tcPr>
-            <w:tcW w:w="1764" w:type="dxa"/>
-            <w:vAlign w:val="top"/>
-            <w:tcMar>
-              <w:top w:w="80" w:type="dxa"/>
-              <w:start w:w="100" w:type="dxa"/>
-              <w:bottom w:w="80" w:type="dxa"/>
-              <w:end w:w="100" w:type="dxa"/>
-            </w:tcMar>
-          </w:tcPr>
-          <w:p>
-            <w:pPr>
-              <w:spacing w:before="0" w:after="40" w:line="240" w:lineRule="auto"/>
-            </w:pPr>
-            <w:r>
-              <w:rPr>
-                <w:rFonts w:ascii="Times New Roman" w:hAnsi="Times New Roman" w:eastAsia="Times New Roman"/>
-                <w:sz w:val="19"/>
+            <w:tcW w:w="1572" w:type="dxa"/>
+          </w:tcPr>
+          <w:p>
+            <w:pPr>
+              <w:spacing w:before="0" w:after="20" w:line="240" w:lineRule="auto"/>
+            </w:pPr>
+            <w:r>
+              <w:rPr>
+                <w:rFonts w:ascii="Times New Roman" w:hAnsi="Times New Roman" w:eastAsia="Times New Roman"/>
+                <w:sz w:val="20"/>
               </w:rPr>
               <w:t>equivalence partitions and boundary-value analysis</w:t>
             </w:r>
@@ -2386,23 +1982,16 @@
         </w:tc>
         <w:tc>
           <w:tcPr>
-            <w:tcW w:w="1764" w:type="dxa"/>
-            <w:vAlign w:val="top"/>
-            <w:tcMar>
-              <w:top w:w="80" w:type="dxa"/>
-              <w:start w:w="100" w:type="dxa"/>
-              <w:bottom w:w="80" w:type="dxa"/>
-              <w:end w:w="100" w:type="dxa"/>
-            </w:tcMar>
-          </w:tcPr>
-          <w:p>
-            <w:pPr>
-              <w:spacing w:before="0" w:after="40" w:line="240" w:lineRule="auto"/>
-            </w:pPr>
-            <w:r>
-              <w:rPr>
-                <w:rFonts w:ascii="Times New Roman" w:hAnsi="Times New Roman" w:eastAsia="Times New Roman"/>
-                <w:sz w:val="19"/>
+            <w:tcW w:w="2044" w:type="dxa"/>
+          </w:tcPr>
+          <w:p>
+            <w:pPr>
+              <w:spacing w:before="0" w:after="20" w:line="240" w:lineRule="auto"/>
+            </w:pPr>
+            <w:r>
+              <w:rPr>
+                <w:rFonts w:ascii="Times New Roman" w:hAnsi="Times New Roman" w:eastAsia="Times New Roman"/>
+                <w:sz w:val="20"/>
               </w:rPr>
               <w:t>aliases/duplicates/Unicode/controls; 32KiB escaped projection, 36KiB rendered block; six DI cases</w:t>
             </w:r>
@@ -2410,23 +1999,16 @@
         </w:tc>
         <w:tc>
           <w:tcPr>
-            <w:tcW w:w="1666" w:type="dxa"/>
-            <w:vAlign w:val="top"/>
-            <w:tcMar>
-              <w:top w:w="80" w:type="dxa"/>
-              <w:start w:w="100" w:type="dxa"/>
-              <w:bottom w:w="80" w:type="dxa"/>
-              <w:end w:w="100" w:type="dxa"/>
-            </w:tcMar>
-          </w:tcPr>
-          <w:p>
-            <w:pPr>
-              <w:spacing w:before="0" w:after="40" w:line="240" w:lineRule="auto"/>
-            </w:pPr>
-            <w:r>
-              <w:rPr>
-                <w:rFonts w:ascii="Times New Roman" w:hAnsi="Times New Roman" w:eastAsia="Times New Roman"/>
-                <w:sz w:val="19"/>
+            <w:tcW w:w="1572" w:type="dxa"/>
+          </w:tcPr>
+          <w:p>
+            <w:pPr>
+              <w:spacing w:before="0" w:after="20" w:line="240" w:lineRule="auto"/>
+            </w:pPr>
+            <w:r>
+              <w:rPr>
+                <w:rFonts w:ascii="Times New Roman" w:hAnsi="Times New Roman" w:eastAsia="Times New Roman"/>
+                <w:sz w:val="20"/>
               </w:rPr>
               <w:t>go test ./...</w:t>
             </w:r>
@@ -2434,23 +2016,16 @@
         </w:tc>
         <w:tc>
           <w:tcPr>
-            <w:tcW w:w="1862" w:type="dxa"/>
-            <w:vAlign w:val="top"/>
-            <w:tcMar>
-              <w:top w:w="80" w:type="dxa"/>
-              <w:start w:w="100" w:type="dxa"/>
-              <w:bottom w:w="80" w:type="dxa"/>
-              <w:end w:w="100" w:type="dxa"/>
-            </w:tcMar>
-          </w:tcPr>
-          <w:p>
-            <w:pPr>
-              <w:spacing w:before="0" w:after="40" w:line="240" w:lineRule="auto"/>
-            </w:pPr>
-            <w:r>
-              <w:rPr>
-                <w:rFonts w:ascii="Times New Roman" w:hAnsi="Times New Roman" w:eastAsia="Times New Roman"/>
-                <w:sz w:val="19"/>
+            <w:tcW w:w="1572" w:type="dxa"/>
+          </w:tcPr>
+          <w:p>
+            <w:pPr>
+              <w:spacing w:before="0" w:after="20" w:line="240" w:lineRule="auto"/>
+            </w:pPr>
+            <w:r>
+              <w:rPr>
+                <w:rFonts w:ascii="Times New Roman" w:hAnsi="Times New Roman" w:eastAsia="Times New Roman"/>
+                <w:sz w:val="20"/>
               </w:rPr>
               <w:t>typed PASS/FAIL/Incomplete/Unknown assertions</w:t>
             </w:r>
@@ -2458,23 +2033,16 @@
         </w:tc>
         <w:tc>
           <w:tcPr>
-            <w:tcW w:w="1568" w:type="dxa"/>
-            <w:vAlign w:val="top"/>
-            <w:tcMar>
-              <w:top w:w="80" w:type="dxa"/>
-              <w:start w:w="100" w:type="dxa"/>
-              <w:bottom w:w="80" w:type="dxa"/>
-              <w:end w:w="100" w:type="dxa"/>
-            </w:tcMar>
-          </w:tcPr>
-          <w:p>
-            <w:pPr>
-              <w:spacing w:before="0" w:after="40" w:line="240" w:lineRule="auto"/>
-            </w:pPr>
-            <w:r>
-              <w:rPr>
-                <w:rFonts w:ascii="Times New Roman" w:hAnsi="Times New Roman" w:eastAsia="Times New Roman"/>
-                <w:sz w:val="19"/>
+            <w:tcW w:w="1572" w:type="dxa"/>
+          </w:tcPr>
+          <w:p>
+            <w:pPr>
+              <w:spacing w:before="0" w:after="20" w:line="240" w:lineRule="auto"/>
+            </w:pPr>
+            <w:r>
+              <w:rPr>
+                <w:rFonts w:ascii="Times New Roman" w:hAnsi="Times New Roman" w:eastAsia="Times New Roman"/>
+                <w:sz w:val="20"/>
               </w:rPr>
               <w:t>derived from requirements.md FR/NFR and BP004/T013</w:t>
             </w:r>
@@ -2553,19 +2121,11 @@
     <w:tbl>
       <w:tblPr>
         <w:tblStyle w:val="af4"/>
-        <w:tblW w:w="10000" w:type="pct"/>
+        <w:tblW w:w="0" w:type="auto"/>
         <w:jc w:val="center"/>
         <w:tblLayout w:type="fixed"/>
         <w:tblLook w:val="04A0" w:firstRow="1" w:lastRow="0" w:firstColumn="1" w:lastColumn="0" w:noHBand="0" w:noVBand="1"/>
         <w:tblCaption w:val="4"/>
-        <w:tblBorders>
-          <w:top w:val="single" w:sz="4" w:space="0" w:color="B7C3D0"/>
-          <w:left w:val="single" w:sz="4" w:space="0" w:color="B7C3D0"/>
-          <w:bottom w:val="single" w:sz="4" w:space="0" w:color="B7C3D0"/>
-          <w:right w:val="single" w:sz="4" w:space="0" w:color="B7C3D0"/>
-          <w:insideH w:val="single" w:sz="4" w:space="0" w:color="B7C3D0"/>
-          <w:insideV w:val="single" w:sz="4" w:space="0" w:color="B7C3D0"/>
-        </w:tblBorders>
       </w:tblPr>
       <w:tblGrid>
         <w:gridCol w:w="1031"/>
@@ -2583,28 +2143,21 @@
         </w:trPr>
         <w:tc>
           <w:tcPr>
-            <w:tcW w:w="1176" w:type="dxa"/>
-            <w:shd w:val="clear" w:color="auto" w:fill="D9EAF7"/>
-            <w:vAlign w:val="top"/>
-            <w:tcMar>
-              <w:top w:w="80" w:type="dxa"/>
-              <w:start w:w="100" w:type="dxa"/>
-              <w:bottom w:w="80" w:type="dxa"/>
-              <w:end w:w="100" w:type="dxa"/>
-            </w:tcMar>
+            <w:tcW w:w="1031" w:type="dxa"/>
+            <w:shd w:val="clear" w:color="auto" w:fill="F2F2F2"/>
           </w:tcPr>
           <w:p>
             <w:pPr>
               <w:pStyle w:val="ae"/>
               <w:keepNext/>
-              <w:spacing w:before="0" w:after="40" w:line="240" w:lineRule="auto"/>
-              <w:jc w:val="center"/>
+              <w:spacing w:before="0" w:after="20" w:line="240" w:lineRule="auto"/>
+              <w:jc w:val="left"/>
             </w:pPr>
             <w:r>
               <w:rPr>
                 <w:rFonts w:ascii="Times New Roman" w:hAnsi="Times New Roman" w:eastAsia="Times New Roman"/>
                 <w:b/>
-                <w:sz w:val="19"/>
+                <w:sz w:val="21"/>
               </w:rPr>
               <w:t>ID</w:t>
             </w:r>
@@ -2612,26 +2165,18 @@
         </w:tc>
         <w:tc>
           <w:tcPr>
-            <w:tcW w:w="1764" w:type="dxa"/>
-            <w:shd w:val="clear" w:color="auto" w:fill="D9EAF7"/>
-            <w:vAlign w:val="top"/>
-            <w:tcMar>
-              <w:top w:w="80" w:type="dxa"/>
-              <w:start w:w="100" w:type="dxa"/>
-              <w:bottom w:w="80" w:type="dxa"/>
-              <w:end w:w="100" w:type="dxa"/>
-            </w:tcMar>
-          </w:tcPr>
-          <w:p>
-            <w:pPr>
-              <w:spacing w:before="0" w:after="40" w:line="240" w:lineRule="auto"/>
-              <w:jc w:val="center"/>
+            <w:tcW w:w="1585" w:type="dxa"/>
+            <w:shd w:val="clear" w:color="auto" w:fill="F2F2F2"/>
+          </w:tcPr>
+          <w:p>
+            <w:pPr>
+              <w:spacing w:before="0" w:after="20" w:line="240" w:lineRule="auto"/>
             </w:pPr>
             <w:r>
               <w:rPr>
                 <w:rFonts w:ascii="Times New Roman" w:hAnsi="Times New Roman" w:eastAsia="Times New Roman"/>
                 <w:b/>
-                <w:sz w:val="19"/>
+                <w:sz w:val="21"/>
               </w:rPr>
               <w:t>Событие, причина и последствие</w:t>
             </w:r>
@@ -2639,28 +2184,21 @@
         </w:tc>
         <w:tc>
           <w:tcPr>
-            <w:tcW w:w="1764" w:type="dxa"/>
-            <w:shd w:val="clear" w:color="auto" w:fill="D9EAF7"/>
-            <w:vAlign w:val="top"/>
-            <w:tcMar>
-              <w:top w:w="80" w:type="dxa"/>
-              <w:start w:w="100" w:type="dxa"/>
-              <w:bottom w:w="80" w:type="dxa"/>
-              <w:end w:w="100" w:type="dxa"/>
-            </w:tcMar>
+            <w:tcW w:w="2061" w:type="dxa"/>
+            <w:shd w:val="clear" w:color="auto" w:fill="F2F2F2"/>
           </w:tcPr>
           <w:p>
             <w:pPr>
               <w:pStyle w:val="ae"/>
               <w:keepNext/>
-              <w:spacing w:before="0" w:after="40" w:line="240" w:lineRule="auto"/>
-              <w:jc w:val="center"/>
+              <w:spacing w:before="0" w:after="20" w:line="240" w:lineRule="auto"/>
+              <w:jc w:val="left"/>
             </w:pPr>
             <w:r>
               <w:rPr>
                 <w:rFonts w:ascii="Times New Roman" w:hAnsi="Times New Roman" w:eastAsia="Times New Roman"/>
                 <w:b/>
-                <w:sz w:val="19"/>
+                <w:sz w:val="21"/>
               </w:rPr>
               <w:t>Вероятность и основание</w:t>
             </w:r>
@@ -2668,28 +2206,21 @@
         </w:tc>
         <w:tc>
           <w:tcPr>
-            <w:tcW w:w="1666" w:type="dxa"/>
-            <w:shd w:val="clear" w:color="auto" w:fill="D9EAF7"/>
-            <w:vAlign w:val="top"/>
-            <w:tcMar>
-              <w:top w:w="80" w:type="dxa"/>
-              <w:start w:w="100" w:type="dxa"/>
-              <w:bottom w:w="80" w:type="dxa"/>
-              <w:end w:w="100" w:type="dxa"/>
-            </w:tcMar>
+            <w:tcW w:w="1585" w:type="dxa"/>
+            <w:shd w:val="clear" w:color="auto" w:fill="F2F2F2"/>
           </w:tcPr>
           <w:p>
             <w:pPr>
               <w:pStyle w:val="ae"/>
               <w:keepNext/>
-              <w:spacing w:before="0" w:after="40" w:line="240" w:lineRule="auto"/>
-              <w:jc w:val="center"/>
+              <w:spacing w:before="0" w:after="20" w:line="240" w:lineRule="auto"/>
+              <w:jc w:val="left"/>
             </w:pPr>
             <w:r>
               <w:rPr>
                 <w:rFonts w:ascii="Times New Roman" w:hAnsi="Times New Roman" w:eastAsia="Times New Roman"/>
                 <w:b/>
-                <w:sz w:val="19"/>
+                <w:sz w:val="21"/>
               </w:rPr>
               <w:t>Ущерб и основание</w:t>
             </w:r>
@@ -2697,28 +2228,21 @@
         </w:tc>
         <w:tc>
           <w:tcPr>
-            <w:tcW w:w="1862" w:type="dxa"/>
-            <w:shd w:val="clear" w:color="auto" w:fill="D9EAF7"/>
-            <w:vAlign w:val="top"/>
-            <w:tcMar>
-              <w:top w:w="80" w:type="dxa"/>
-              <w:start w:w="100" w:type="dxa"/>
-              <w:bottom w:w="80" w:type="dxa"/>
-              <w:end w:w="100" w:type="dxa"/>
-            </w:tcMar>
+            <w:tcW w:w="1031" w:type="dxa"/>
+            <w:shd w:val="clear" w:color="auto" w:fill="F2F2F2"/>
           </w:tcPr>
           <w:p>
             <w:pPr>
               <w:pStyle w:val="ae"/>
               <w:keepNext/>
-              <w:spacing w:before="0" w:after="40" w:line="240" w:lineRule="auto"/>
-              <w:jc w:val="center"/>
+              <w:spacing w:before="0" w:after="20" w:line="240" w:lineRule="auto"/>
+              <w:jc w:val="left"/>
             </w:pPr>
             <w:r>
               <w:rPr>
                 <w:rFonts w:ascii="Times New Roman" w:hAnsi="Times New Roman" w:eastAsia="Times New Roman"/>
                 <w:b/>
-                <w:sz w:val="19"/>
+                <w:sz w:val="21"/>
               </w:rPr>
               <w:t>Приоритет</w:t>
             </w:r>
@@ -2726,28 +2250,21 @@
         </w:tc>
         <w:tc>
           <w:tcPr>
-            <w:tcW w:w="1568" w:type="dxa"/>
-            <w:shd w:val="clear" w:color="auto" w:fill="D9EAF7"/>
-            <w:vAlign w:val="top"/>
-            <w:tcMar>
-              <w:top w:w="80" w:type="dxa"/>
-              <w:start w:w="100" w:type="dxa"/>
-              <w:bottom w:w="80" w:type="dxa"/>
-              <w:end w:w="100" w:type="dxa"/>
-            </w:tcMar>
+            <w:tcW w:w="2061" w:type="dxa"/>
+            <w:shd w:val="clear" w:color="auto" w:fill="F2F2F2"/>
           </w:tcPr>
           <w:p>
             <w:pPr>
               <w:pStyle w:val="ae"/>
               <w:keepNext/>
-              <w:spacing w:before="0" w:after="40" w:line="240" w:lineRule="auto"/>
-              <w:jc w:val="center"/>
+              <w:spacing w:before="0" w:after="20" w:line="240" w:lineRule="auto"/>
+              <w:jc w:val="left"/>
             </w:pPr>
             <w:r>
               <w:rPr>
                 <w:rFonts w:ascii="Times New Roman" w:hAnsi="Times New Roman" w:eastAsia="Times New Roman"/>
                 <w:b/>
-                <w:sz w:val="19"/>
+                <w:sz w:val="21"/>
               </w:rPr>
               <w:t>Проверка, частота и остаточный риск</w:t>
             </w:r>
@@ -2761,23 +2278,16 @@
         </w:trPr>
         <w:tc>
           <w:tcPr>
-            <w:tcW w:w="1176" w:type="dxa"/>
-            <w:vAlign w:val="top"/>
-            <w:tcMar>
-              <w:top w:w="80" w:type="dxa"/>
-              <w:start w:w="100" w:type="dxa"/>
-              <w:bottom w:w="80" w:type="dxa"/>
-              <w:end w:w="100" w:type="dxa"/>
-            </w:tcMar>
-          </w:tcPr>
-          <w:p>
-            <w:pPr>
-              <w:spacing w:before="0" w:after="40" w:line="240" w:lineRule="auto"/>
-            </w:pPr>
-            <w:r>
-              <w:rPr>
-                <w:rFonts w:ascii="Times New Roman" w:hAnsi="Times New Roman" w:eastAsia="Times New Roman"/>
-                <w:sz w:val="19"/>
+            <w:tcW w:w="1031" w:type="dxa"/>
+          </w:tcPr>
+          <w:p>
+            <w:pPr>
+              <w:spacing w:before="0" w:after="20" w:line="240" w:lineRule="auto"/>
+            </w:pPr>
+            <w:r>
+              <w:rPr>
+                <w:rFonts w:ascii="Times New Roman" w:hAnsi="Times New Roman" w:eastAsia="Times New Roman"/>
+                <w:sz w:val="20"/>
               </w:rPr>
               <w:t>R-001</w:t>
             </w:r>
@@ -2785,23 +2295,16 @@
         </w:tc>
         <w:tc>
           <w:tcPr>
-            <w:tcW w:w="1764" w:type="dxa"/>
-            <w:vAlign w:val="top"/>
-            <w:tcMar>
-              <w:top w:w="80" w:type="dxa"/>
-              <w:start w:w="100" w:type="dxa"/>
-              <w:bottom w:w="80" w:type="dxa"/>
-              <w:end w:w="100" w:type="dxa"/>
-            </w:tcMar>
-          </w:tcPr>
-          <w:p>
-            <w:pPr>
-              <w:spacing w:before="0" w:after="40" w:line="240" w:lineRule="auto"/>
-            </w:pPr>
-            <w:r>
-              <w:rPr>
-                <w:rFonts w:ascii="Times New Roman" w:hAnsi="Times New Roman" w:eastAsia="Times New Roman"/>
-                <w:sz w:val="19"/>
+            <w:tcW w:w="1585" w:type="dxa"/>
+          </w:tcPr>
+          <w:p>
+            <w:pPr>
+              <w:spacing w:before="0" w:after="20" w:line="240" w:lineRule="auto"/>
+            </w:pPr>
+            <w:r>
+              <w:rPr>
+                <w:rFonts w:ascii="Times New Roman" w:hAnsi="Times New Roman" w:eastAsia="Times New Roman"/>
+                <w:sz w:val="20"/>
               </w:rPr>
               <w:t>Malformed JSON/handoff → false match</w:t>
             </w:r>
@@ -2809,23 +2312,16 @@
         </w:tc>
         <w:tc>
           <w:tcPr>
-            <w:tcW w:w="1764" w:type="dxa"/>
-            <w:vAlign w:val="top"/>
-            <w:tcMar>
-              <w:top w:w="80" w:type="dxa"/>
-              <w:start w:w="100" w:type="dxa"/>
-              <w:bottom w:w="80" w:type="dxa"/>
-              <w:end w:w="100" w:type="dxa"/>
-            </w:tcMar>
-          </w:tcPr>
-          <w:p>
-            <w:pPr>
-              <w:spacing w:before="0" w:after="40" w:line="240" w:lineRule="auto"/>
-            </w:pPr>
-            <w:r>
-              <w:rPr>
-                <w:rFonts w:ascii="Times New Roman" w:hAnsi="Times New Roman" w:eastAsia="Times New Roman"/>
-                <w:sz w:val="19"/>
+            <w:tcW w:w="2061" w:type="dxa"/>
+          </w:tcPr>
+          <w:p>
+            <w:pPr>
+              <w:spacing w:before="0" w:after="20" w:line="240" w:lineRule="auto"/>
+            </w:pPr>
+            <w:r>
+              <w:rPr>
+                <w:rFonts w:ascii="Times New Roman" w:hAnsi="Times New Roman" w:eastAsia="Times New Roman"/>
+                <w:sz w:val="20"/>
               </w:rPr>
               <w:t>Medium: untrusted saved evidence</w:t>
             </w:r>
@@ -2833,23 +2329,16 @@
         </w:tc>
         <w:tc>
           <w:tcPr>
-            <w:tcW w:w="1666" w:type="dxa"/>
-            <w:vAlign w:val="top"/>
-            <w:tcMar>
-              <w:top w:w="80" w:type="dxa"/>
-              <w:start w:w="100" w:type="dxa"/>
-              <w:bottom w:w="80" w:type="dxa"/>
-              <w:end w:w="100" w:type="dxa"/>
-            </w:tcMar>
-          </w:tcPr>
-          <w:p>
-            <w:pPr>
-              <w:spacing w:before="0" w:after="40" w:line="240" w:lineRule="auto"/>
-            </w:pPr>
-            <w:r>
-              <w:rPr>
-                <w:rFonts w:ascii="Times New Roman" w:hAnsi="Times New Roman" w:eastAsia="Times New Roman"/>
-                <w:sz w:val="19"/>
+            <w:tcW w:w="1585" w:type="dxa"/>
+          </w:tcPr>
+          <w:p>
+            <w:pPr>
+              <w:spacing w:before="0" w:after="20" w:line="240" w:lineRule="auto"/>
+            </w:pPr>
+            <w:r>
+              <w:rPr>
+                <w:rFonts w:ascii="Times New Roman" w:hAnsi="Times New Roman" w:eastAsia="Times New Roman"/>
+                <w:sz w:val="20"/>
               </w:rPr>
               <w:t>High: wrong delivery decision</w:t>
             </w:r>
@@ -2857,23 +2346,16 @@
         </w:tc>
         <w:tc>
           <w:tcPr>
-            <w:tcW w:w="1862" w:type="dxa"/>
-            <w:vAlign w:val="top"/>
-            <w:tcMar>
-              <w:top w:w="80" w:type="dxa"/>
-              <w:start w:w="100" w:type="dxa"/>
-              <w:bottom w:w="80" w:type="dxa"/>
-              <w:end w:w="100" w:type="dxa"/>
-            </w:tcMar>
-          </w:tcPr>
-          <w:p>
-            <w:pPr>
-              <w:spacing w:before="0" w:after="40" w:line="240" w:lineRule="auto"/>
-            </w:pPr>
-            <w:r>
-              <w:rPr>
-                <w:rFonts w:ascii="Times New Roman" w:hAnsi="Times New Roman" w:eastAsia="Times New Roman"/>
-                <w:sz w:val="19"/>
+            <w:tcW w:w="1031" w:type="dxa"/>
+          </w:tcPr>
+          <w:p>
+            <w:pPr>
+              <w:spacing w:before="0" w:after="20" w:line="240" w:lineRule="auto"/>
+            </w:pPr>
+            <w:r>
+              <w:rPr>
+                <w:rFonts w:ascii="Times New Roman" w:hAnsi="Times New Roman" w:eastAsia="Times New Roman"/>
+                <w:sz w:val="20"/>
               </w:rPr>
               <w:t>High</w:t>
             </w:r>
@@ -2881,23 +2363,16 @@
         </w:tc>
         <w:tc>
           <w:tcPr>
-            <w:tcW w:w="1568" w:type="dxa"/>
-            <w:vAlign w:val="top"/>
-            <w:tcMar>
-              <w:top w:w="80" w:type="dxa"/>
-              <w:start w:w="100" w:type="dxa"/>
-              <w:bottom w:w="80" w:type="dxa"/>
-              <w:end w:w="100" w:type="dxa"/>
-            </w:tcMar>
-          </w:tcPr>
-          <w:p>
-            <w:pPr>
-              <w:spacing w:before="0" w:after="40" w:line="240" w:lineRule="auto"/>
-            </w:pPr>
-            <w:r>
-              <w:rPr>
-                <w:rFonts w:ascii="Times New Roman" w:hAnsi="Times New Roman" w:eastAsia="Times New Roman"/>
-                <w:sz w:val="19"/>
+            <w:tcW w:w="2061" w:type="dxa"/>
+          </w:tcPr>
+          <w:p>
+            <w:pPr>
+              <w:spacing w:before="0" w:after="20" w:line="240" w:lineRule="auto"/>
+            </w:pPr>
+            <w:r>
+              <w:rPr>
+                <w:rFonts w:ascii="Times New Roman" w:hAnsi="Times New Roman" w:eastAsia="Times New Roman"/>
+                <w:sz w:val="20"/>
               </w:rPr>
               <w:t>strict parser tests every change; residual Low locally</w:t>
             </w:r>
@@ -2907,23 +2382,16 @@
       <w:tr>
         <w:tc>
           <w:tcPr>
-            <w:tcW w:type="dxa" w:w="1176"/>
-            <w:vAlign w:val="top"/>
-            <w:tcMar>
-              <w:top w:w="80" w:type="dxa"/>
-              <w:start w:w="100" w:type="dxa"/>
-              <w:bottom w:w="80" w:type="dxa"/>
-              <w:end w:w="100" w:type="dxa"/>
-            </w:tcMar>
-          </w:tcPr>
-          <w:p>
-            <w:pPr>
-              <w:spacing w:before="0" w:after="40" w:line="240" w:lineRule="auto"/>
-            </w:pPr>
-            <w:r>
-              <w:rPr>
-                <w:rFonts w:ascii="Times New Roman" w:hAnsi="Times New Roman" w:eastAsia="Times New Roman"/>
-                <w:sz w:val="19"/>
+            <w:tcW w:type="dxa" w:w="1031"/>
+          </w:tcPr>
+          <w:p>
+            <w:pPr>
+              <w:spacing w:before="0" w:after="20" w:line="240" w:lineRule="auto"/>
+            </w:pPr>
+            <w:r>
+              <w:rPr>
+                <w:rFonts w:ascii="Times New Roman" w:hAnsi="Times New Roman" w:eastAsia="Times New Roman"/>
+                <w:sz w:val="20"/>
               </w:rPr>
               <w:t>R-002</w:t>
             </w:r>
@@ -2931,23 +2399,16 @@
         </w:tc>
         <w:tc>
           <w:tcPr>
-            <w:tcW w:type="dxa" w:w="1764"/>
-            <w:vAlign w:val="top"/>
-            <w:tcMar>
-              <w:top w:w="80" w:type="dxa"/>
-              <w:start w:w="100" w:type="dxa"/>
-              <w:bottom w:w="80" w:type="dxa"/>
-              <w:end w:w="100" w:type="dxa"/>
-            </w:tcMar>
-          </w:tcPr>
-          <w:p>
-            <w:pPr>
-              <w:spacing w:before="0" w:after="40" w:line="240" w:lineRule="auto"/>
-            </w:pPr>
-            <w:r>
-              <w:rPr>
-                <w:rFonts w:ascii="Times New Roman" w:hAnsi="Times New Roman" w:eastAsia="Times New Roman"/>
-                <w:sz w:val="19"/>
+            <w:tcW w:type="dxa" w:w="1585"/>
+          </w:tcPr>
+          <w:p>
+            <w:pPr>
+              <w:spacing w:before="0" w:after="20" w:line="240" w:lineRule="auto"/>
+            </w:pPr>
+            <w:r>
+              <w:rPr>
+                <w:rFonts w:ascii="Times New Roman" w:hAnsi="Times New Roman" w:eastAsia="Times New Roman"/>
+                <w:sz w:val="20"/>
               </w:rPr>
               <w:t>Retrieval error → duplicate effect</w:t>
             </w:r>
@@ -2955,23 +2416,16 @@
         </w:tc>
         <w:tc>
           <w:tcPr>
-            <w:tcW w:type="dxa" w:w="1764"/>
-            <w:vAlign w:val="top"/>
-            <w:tcMar>
-              <w:top w:w="80" w:type="dxa"/>
-              <w:start w:w="100" w:type="dxa"/>
-              <w:bottom w:w="80" w:type="dxa"/>
-              <w:end w:w="100" w:type="dxa"/>
-            </w:tcMar>
-          </w:tcPr>
-          <w:p>
-            <w:pPr>
-              <w:spacing w:before="0" w:after="40" w:line="240" w:lineRule="auto"/>
-            </w:pPr>
-            <w:r>
-              <w:rPr>
-                <w:rFonts w:ascii="Times New Roman" w:hAnsi="Times New Roman" w:eastAsia="Times New Roman"/>
-                <w:sz w:val="19"/>
+            <w:tcW w:type="dxa" w:w="2061"/>
+          </w:tcPr>
+          <w:p>
+            <w:pPr>
+              <w:spacing w:before="0" w:after="20" w:line="240" w:lineRule="auto"/>
+            </w:pPr>
+            <w:r>
+              <w:rPr>
+                <w:rFonts w:ascii="Times New Roman" w:hAnsi="Times New Roman" w:eastAsia="Times New Roman"/>
+                <w:sz w:val="20"/>
               </w:rPr>
               <w:t>Low: guarded consumer</w:t>
             </w:r>
@@ -2979,23 +2433,16 @@
         </w:tc>
         <w:tc>
           <w:tcPr>
-            <w:tcW w:type="dxa" w:w="1666"/>
-            <w:vAlign w:val="top"/>
-            <w:tcMar>
-              <w:top w:w="80" w:type="dxa"/>
-              <w:start w:w="100" w:type="dxa"/>
-              <w:bottom w:w="80" w:type="dxa"/>
-              <w:end w:w="100" w:type="dxa"/>
-            </w:tcMar>
-          </w:tcPr>
-          <w:p>
-            <w:pPr>
-              <w:spacing w:before="0" w:after="40" w:line="240" w:lineRule="auto"/>
-            </w:pPr>
-            <w:r>
-              <w:rPr>
-                <w:rFonts w:ascii="Times New Roman" w:hAnsi="Times New Roman" w:eastAsia="Times New Roman"/>
-                <w:sz w:val="19"/>
+            <w:tcW w:type="dxa" w:w="1585"/>
+          </w:tcPr>
+          <w:p>
+            <w:pPr>
+              <w:spacing w:before="0" w:after="20" w:line="240" w:lineRule="auto"/>
+            </w:pPr>
+            <w:r>
+              <w:rPr>
+                <w:rFonts w:ascii="Times New Roman" w:hAnsi="Times New Roman" w:eastAsia="Times New Roman"/>
+                <w:sz w:val="20"/>
               </w:rPr>
               <w:t>High: possible external duplicate</w:t>
             </w:r>
@@ -3003,23 +2450,16 @@
         </w:tc>
         <w:tc>
           <w:tcPr>
-            <w:tcW w:type="dxa" w:w="1862"/>
-            <w:vAlign w:val="top"/>
-            <w:tcMar>
-              <w:top w:w="80" w:type="dxa"/>
-              <w:start w:w="100" w:type="dxa"/>
-              <w:bottom w:w="80" w:type="dxa"/>
-              <w:end w:w="100" w:type="dxa"/>
-            </w:tcMar>
-          </w:tcPr>
-          <w:p>
-            <w:pPr>
-              <w:spacing w:before="0" w:after="40" w:line="240" w:lineRule="auto"/>
-            </w:pPr>
-            <w:r>
-              <w:rPr>
-                <w:rFonts w:ascii="Times New Roman" w:hAnsi="Times New Roman" w:eastAsia="Times New Roman"/>
-                <w:sz w:val="19"/>
+            <w:tcW w:type="dxa" w:w="1031"/>
+          </w:tcPr>
+          <w:p>
+            <w:pPr>
+              <w:spacing w:before="0" w:after="20" w:line="240" w:lineRule="auto"/>
+            </w:pPr>
+            <w:r>
+              <w:rPr>
+                <w:rFonts w:ascii="Times New Roman" w:hAnsi="Times New Roman" w:eastAsia="Times New Roman"/>
+                <w:sz w:val="20"/>
               </w:rPr>
               <w:t>High</w:t>
             </w:r>
@@ -3027,23 +2467,16 @@
         </w:tc>
         <w:tc>
           <w:tcPr>
-            <w:tcW w:type="dxa" w:w="1568"/>
-            <w:vAlign w:val="top"/>
-            <w:tcMar>
-              <w:top w:w="80" w:type="dxa"/>
-              <w:start w:w="100" w:type="dxa"/>
-              <w:bottom w:w="80" w:type="dxa"/>
-              <w:end w:w="100" w:type="dxa"/>
-            </w:tcMar>
-          </w:tcPr>
-          <w:p>
-            <w:pPr>
-              <w:spacing w:before="0" w:after="40" w:line="240" w:lineRule="auto"/>
-            </w:pPr>
-            <w:r>
-              <w:rPr>
-                <w:rFonts w:ascii="Times New Roman" w:hAnsi="Times New Roman" w:eastAsia="Times New Roman"/>
-                <w:sz w:val="19"/>
+            <w:tcW w:type="dxa" w:w="2061"/>
+          </w:tcPr>
+          <w:p>
+            <w:pPr>
+              <w:spacing w:before="0" w:after="20" w:line="240" w:lineRule="auto"/>
+            </w:pPr>
+            <w:r>
+              <w:rPr>
+                <w:rFonts w:ascii="Times New Roman" w:hAnsi="Times New Roman" w:eastAsia="Times New Roman"/>
+                <w:sz w:val="20"/>
               </w:rPr>
               <w:t>FileReader/consumer error test every change; residual Medium live</w:t>
             </w:r>
@@ -3053,23 +2486,16 @@
       <w:tr>
         <w:tc>
           <w:tcPr>
-            <w:tcW w:type="dxa" w:w="1176"/>
-            <w:vAlign w:val="top"/>
-            <w:tcMar>
-              <w:top w:w="80" w:type="dxa"/>
-              <w:start w:w="100" w:type="dxa"/>
-              <w:bottom w:w="80" w:type="dxa"/>
-              <w:end w:w="100" w:type="dxa"/>
-            </w:tcMar>
-          </w:tcPr>
-          <w:p>
-            <w:pPr>
-              <w:spacing w:before="0" w:after="40" w:line="240" w:lineRule="auto"/>
-            </w:pPr>
-            <w:r>
-              <w:rPr>
-                <w:rFonts w:ascii="Times New Roman" w:hAnsi="Times New Roman" w:eastAsia="Times New Roman"/>
-                <w:sz w:val="19"/>
+            <w:tcW w:type="dxa" w:w="1031"/>
+          </w:tcPr>
+          <w:p>
+            <w:pPr>
+              <w:spacing w:before="0" w:after="20" w:line="240" w:lineRule="auto"/>
+            </w:pPr>
+            <w:r>
+              <w:rPr>
+                <w:rFonts w:ascii="Times New Roman" w:hAnsi="Times New Roman" w:eastAsia="Times New Roman"/>
+                <w:sz w:val="20"/>
               </w:rPr>
               <w:t>R-003</w:t>
             </w:r>
@@ -3077,23 +2503,16 @@
         </w:tc>
         <w:tc>
           <w:tcPr>
-            <w:tcW w:type="dxa" w:w="1764"/>
-            <w:vAlign w:val="top"/>
-            <w:tcMar>
-              <w:top w:w="80" w:type="dxa"/>
-              <w:start w:w="100" w:type="dxa"/>
-              <w:bottom w:w="80" w:type="dxa"/>
-              <w:end w:w="100" w:type="dxa"/>
-            </w:tcMar>
-          </w:tcPr>
-          <w:p>
-            <w:pPr>
-              <w:spacing w:before="0" w:after="40" w:line="240" w:lineRule="auto"/>
-            </w:pPr>
-            <w:r>
-              <w:rPr>
-                <w:rFonts w:ascii="Times New Roman" w:hAnsi="Times New Roman" w:eastAsia="Times New Roman"/>
-                <w:sz w:val="19"/>
+            <w:tcW w:type="dxa" w:w="1585"/>
+          </w:tcPr>
+          <w:p>
+            <w:pPr>
+              <w:spacing w:before="0" w:after="20" w:line="240" w:lineRule="auto"/>
+            </w:pPr>
+            <w:r>
+              <w:rPr>
+                <w:rFonts w:ascii="Times New Roman" w:hAnsi="Times New Roman" w:eastAsia="Times New Roman"/>
+                <w:sz w:val="20"/>
               </w:rPr>
               <w:t>Relabelled target → wrong confirmation</w:t>
             </w:r>
@@ -3101,23 +2520,16 @@
         </w:tc>
         <w:tc>
           <w:tcPr>
-            <w:tcW w:type="dxa" w:w="1764"/>
-            <w:vAlign w:val="top"/>
-            <w:tcMar>
-              <w:top w:w="80" w:type="dxa"/>
-              <w:start w:w="100" w:type="dxa"/>
-              <w:bottom w:w="80" w:type="dxa"/>
-              <w:end w:w="100" w:type="dxa"/>
-            </w:tcMar>
-          </w:tcPr>
-          <w:p>
-            <w:pPr>
-              <w:spacing w:before="0" w:after="40" w:line="240" w:lineRule="auto"/>
-            </w:pPr>
-            <w:r>
-              <w:rPr>
-                <w:rFonts w:ascii="Times New Roman" w:hAnsi="Times New Roman" w:eastAsia="Times New Roman"/>
-                <w:sz w:val="19"/>
+            <w:tcW w:type="dxa" w:w="2061"/>
+          </w:tcPr>
+          <w:p>
+            <w:pPr>
+              <w:spacing w:before="0" w:after="20" w:line="240" w:lineRule="auto"/>
+            </w:pPr>
+            <w:r>
+              <w:rPr>
+                <w:rFonts w:ascii="Times New Roman" w:hAnsi="Times New Roman" w:eastAsia="Times New Roman"/>
+                <w:sz w:val="20"/>
               </w:rPr>
               <w:t>Medium: file input</w:t>
             </w:r>
@@ -3125,23 +2537,16 @@
         </w:tc>
         <w:tc>
           <w:tcPr>
-            <w:tcW w:type="dxa" w:w="1666"/>
-            <w:vAlign w:val="top"/>
-            <w:tcMar>
-              <w:top w:w="80" w:type="dxa"/>
-              <w:start w:w="100" w:type="dxa"/>
-              <w:bottom w:w="80" w:type="dxa"/>
-              <w:end w:w="100" w:type="dxa"/>
-            </w:tcMar>
-          </w:tcPr>
-          <w:p>
-            <w:pPr>
-              <w:spacing w:before="0" w:after="40" w:line="240" w:lineRule="auto"/>
-            </w:pPr>
-            <w:r>
-              <w:rPr>
-                <w:rFonts w:ascii="Times New Roman" w:hAnsi="Times New Roman" w:eastAsia="Times New Roman"/>
-                <w:sz w:val="19"/>
+            <w:tcW w:type="dxa" w:w="1585"/>
+          </w:tcPr>
+          <w:p>
+            <w:pPr>
+              <w:spacing w:before="0" w:after="20" w:line="240" w:lineRule="auto"/>
+            </w:pPr>
+            <w:r>
+              <w:rPr>
+                <w:rFonts w:ascii="Times New Roman" w:hAnsi="Times New Roman" w:eastAsia="Times New Roman"/>
+                <w:sz w:val="20"/>
               </w:rPr>
               <w:t>High: wrong task</w:t>
             </w:r>
@@ -3149,23 +2554,16 @@
         </w:tc>
         <w:tc>
           <w:tcPr>
-            <w:tcW w:type="dxa" w:w="1862"/>
-            <w:vAlign w:val="top"/>
-            <w:tcMar>
-              <w:top w:w="80" w:type="dxa"/>
-              <w:start w:w="100" w:type="dxa"/>
-              <w:bottom w:w="80" w:type="dxa"/>
-              <w:end w:w="100" w:type="dxa"/>
-            </w:tcMar>
-          </w:tcPr>
-          <w:p>
-            <w:pPr>
-              <w:spacing w:before="0" w:after="40" w:line="240" w:lineRule="auto"/>
-            </w:pPr>
-            <w:r>
-              <w:rPr>
-                <w:rFonts w:ascii="Times New Roman" w:hAnsi="Times New Roman" w:eastAsia="Times New Roman"/>
-                <w:sz w:val="19"/>
+            <w:tcW w:type="dxa" w:w="1031"/>
+          </w:tcPr>
+          <w:p>
+            <w:pPr>
+              <w:spacing w:before="0" w:after="20" w:line="240" w:lineRule="auto"/>
+            </w:pPr>
+            <w:r>
+              <w:rPr>
+                <w:rFonts w:ascii="Times New Roman" w:hAnsi="Times New Roman" w:eastAsia="Times New Roman"/>
+                <w:sz w:val="20"/>
               </w:rPr>
               <w:t>High</w:t>
             </w:r>
@@ -3173,23 +2571,16 @@
         </w:tc>
         <w:tc>
           <w:tcPr>
-            <w:tcW w:type="dxa" w:w="1568"/>
-            <w:vAlign w:val="top"/>
-            <w:tcMar>
-              <w:top w:w="80" w:type="dxa"/>
-              <w:start w:w="100" w:type="dxa"/>
-              <w:bottom w:w="80" w:type="dxa"/>
-              <w:end w:w="100" w:type="dxa"/>
-            </w:tcMar>
-          </w:tcPr>
-          <w:p>
-            <w:pPr>
-              <w:spacing w:before="0" w:after="40" w:line="240" w:lineRule="auto"/>
-            </w:pPr>
-            <w:r>
-              <w:rPr>
-                <w:rFonts w:ascii="Times New Roman" w:hAnsi="Times New Roman" w:eastAsia="Times New Roman"/>
-                <w:sz w:val="19"/>
+            <w:tcW w:type="dxa" w:w="2061"/>
+          </w:tcPr>
+          <w:p>
+            <w:pPr>
+              <w:spacing w:before="0" w:after="20" w:line="240" w:lineRule="auto"/>
+            </w:pPr>
+            <w:r>
+              <w:rPr>
+                <w:rFonts w:ascii="Times New Roman" w:hAnsi="Times New Roman" w:eastAsia="Times New Roman"/>
+                <w:sz w:val="20"/>
               </w:rPr>
               <w:t>target/provenance DI test every change; residual Low</w:t>
             </w:r>
@@ -3199,23 +2590,16 @@
       <w:tr>
         <w:tc>
           <w:tcPr>
-            <w:tcW w:type="dxa" w:w="1176"/>
-            <w:vAlign w:val="top"/>
-            <w:tcMar>
-              <w:top w:w="80" w:type="dxa"/>
-              <w:start w:w="100" w:type="dxa"/>
-              <w:bottom w:w="80" w:type="dxa"/>
-              <w:end w:w="100" w:type="dxa"/>
-            </w:tcMar>
-          </w:tcPr>
-          <w:p>
-            <w:pPr>
-              <w:spacing w:before="0" w:after="40" w:line="240" w:lineRule="auto"/>
-            </w:pPr>
-            <w:r>
-              <w:rPr>
-                <w:rFonts w:ascii="Times New Roman" w:hAnsi="Times New Roman" w:eastAsia="Times New Roman"/>
-                <w:sz w:val="19"/>
+            <w:tcW w:type="dxa" w:w="1031"/>
+          </w:tcPr>
+          <w:p>
+            <w:pPr>
+              <w:spacing w:before="0" w:after="20" w:line="240" w:lineRule="auto"/>
+            </w:pPr>
+            <w:r>
+              <w:rPr>
+                <w:rFonts w:ascii="Times New Roman" w:hAnsi="Times New Roman" w:eastAsia="Times New Roman"/>
+                <w:sz w:val="20"/>
               </w:rPr>
               <w:t>R-004</w:t>
             </w:r>
@@ -3223,23 +2607,16 @@
         </w:tc>
         <w:tc>
           <w:tcPr>
-            <w:tcW w:type="dxa" w:w="1764"/>
-            <w:vAlign w:val="top"/>
-            <w:tcMar>
-              <w:top w:w="80" w:type="dxa"/>
-              <w:start w:w="100" w:type="dxa"/>
-              <w:bottom w:w="80" w:type="dxa"/>
-              <w:end w:w="100" w:type="dxa"/>
-            </w:tcMar>
-          </w:tcPr>
-          <w:p>
-            <w:pPr>
-              <w:spacing w:before="0" w:after="40" w:line="240" w:lineRule="auto"/>
-            </w:pPr>
-            <w:r>
-              <w:rPr>
-                <w:rFonts w:ascii="Times New Roman" w:hAnsi="Times New Roman" w:eastAsia="Times New Roman"/>
-                <w:sz w:val="19"/>
+            <w:tcW w:type="dxa" w:w="1585"/>
+          </w:tcPr>
+          <w:p>
+            <w:pPr>
+              <w:spacing w:before="0" w:after="20" w:line="240" w:lineRule="auto"/>
+            </w:pPr>
+            <w:r>
+              <w:rPr>
+                <w:rFonts w:ascii="Times New Roman" w:hAnsi="Times New Roman" w:eastAsia="Times New Roman"/>
+                <w:sz w:val="20"/>
               </w:rPr>
               <w:t>NUL/control input → ambiguous evidence</w:t>
             </w:r>
@@ -3247,23 +2624,16 @@
         </w:tc>
         <w:tc>
           <w:tcPr>
-            <w:tcW w:type="dxa" w:w="1764"/>
-            <w:vAlign w:val="top"/>
-            <w:tcMar>
-              <w:top w:w="80" w:type="dxa"/>
-              <w:start w:w="100" w:type="dxa"/>
-              <w:bottom w:w="80" w:type="dxa"/>
-              <w:end w:w="100" w:type="dxa"/>
-            </w:tcMar>
-          </w:tcPr>
-          <w:p>
-            <w:pPr>
-              <w:spacing w:before="0" w:after="40" w:line="240" w:lineRule="auto"/>
-            </w:pPr>
-            <w:r>
-              <w:rPr>
-                <w:rFonts w:ascii="Times New Roman" w:hAnsi="Times New Roman" w:eastAsia="Times New Roman"/>
-                <w:sz w:val="19"/>
+            <w:tcW w:type="dxa" w:w="2061"/>
+          </w:tcPr>
+          <w:p>
+            <w:pPr>
+              <w:spacing w:before="0" w:after="20" w:line="240" w:lineRule="auto"/>
+            </w:pPr>
+            <w:r>
+              <w:rPr>
+                <w:rFonts w:ascii="Times New Roman" w:hAnsi="Times New Roman" w:eastAsia="Times New Roman"/>
+                <w:sz w:val="20"/>
               </w:rPr>
               <w:t>Medium before fix</w:t>
             </w:r>
@@ -3271,23 +2641,16 @@
         </w:tc>
         <w:tc>
           <w:tcPr>
-            <w:tcW w:type="dxa" w:w="1666"/>
-            <w:vAlign w:val="top"/>
-            <w:tcMar>
-              <w:top w:w="80" w:type="dxa"/>
-              <w:start w:w="100" w:type="dxa"/>
-              <w:bottom w:w="80" w:type="dxa"/>
-              <w:end w:w="100" w:type="dxa"/>
-            </w:tcMar>
-          </w:tcPr>
-          <w:p>
-            <w:pPr>
-              <w:spacing w:before="0" w:after="40" w:line="240" w:lineRule="auto"/>
-            </w:pPr>
-            <w:r>
-              <w:rPr>
-                <w:rFonts w:ascii="Times New Roman" w:hAnsi="Times New Roman" w:eastAsia="Times New Roman"/>
-                <w:sz w:val="19"/>
+            <w:tcW w:type="dxa" w:w="1585"/>
+          </w:tcPr>
+          <w:p>
+            <w:pPr>
+              <w:spacing w:before="0" w:after="20" w:line="240" w:lineRule="auto"/>
+            </w:pPr>
+            <w:r>
+              <w:rPr>
+                <w:rFonts w:ascii="Times New Roman" w:hAnsi="Times New Roman" w:eastAsia="Times New Roman"/>
+                <w:sz w:val="20"/>
               </w:rPr>
               <w:t>Medium: unsafe text</w:t>
             </w:r>
@@ -3295,23 +2658,16 @@
         </w:tc>
         <w:tc>
           <w:tcPr>
-            <w:tcW w:type="dxa" w:w="1862"/>
-            <w:vAlign w:val="top"/>
-            <w:tcMar>
-              <w:top w:w="80" w:type="dxa"/>
-              <w:start w:w="100" w:type="dxa"/>
-              <w:bottom w:w="80" w:type="dxa"/>
-              <w:end w:w="100" w:type="dxa"/>
-            </w:tcMar>
-          </w:tcPr>
-          <w:p>
-            <w:pPr>
-              <w:spacing w:before="0" w:after="40" w:line="240" w:lineRule="auto"/>
-            </w:pPr>
-            <w:r>
-              <w:rPr>
-                <w:rFonts w:ascii="Times New Roman" w:hAnsi="Times New Roman" w:eastAsia="Times New Roman"/>
-                <w:sz w:val="19"/>
+            <w:tcW w:type="dxa" w:w="1031"/>
+          </w:tcPr>
+          <w:p>
+            <w:pPr>
+              <w:spacing w:before="0" w:after="20" w:line="240" w:lineRule="auto"/>
+            </w:pPr>
+            <w:r>
+              <w:rPr>
+                <w:rFonts w:ascii="Times New Roman" w:hAnsi="Times New Roman" w:eastAsia="Times New Roman"/>
+                <w:sz w:val="20"/>
               </w:rPr>
               <w:t>High</w:t>
             </w:r>
@@ -3319,23 +2675,16 @@
         </w:tc>
         <w:tc>
           <w:tcPr>
-            <w:tcW w:type="dxa" w:w="1568"/>
-            <w:vAlign w:val="top"/>
-            <w:tcMar>
-              <w:top w:w="80" w:type="dxa"/>
-              <w:start w:w="100" w:type="dxa"/>
-              <w:bottom w:w="80" w:type="dxa"/>
-              <w:end w:w="100" w:type="dxa"/>
-            </w:tcMar>
-          </w:tcPr>
-          <w:p>
-            <w:pPr>
-              <w:spacing w:before="0" w:after="40" w:line="240" w:lineRule="auto"/>
-            </w:pPr>
-            <w:r>
-              <w:rPr>
-                <w:rFonts w:ascii="Times New Roman" w:hAnsi="Times New Roman" w:eastAsia="Times New Roman"/>
-                <w:sz w:val="19"/>
+            <w:tcW w:type="dxa" w:w="2061"/>
+          </w:tcPr>
+          <w:p>
+            <w:pPr>
+              <w:spacing w:before="0" w:after="20" w:line="240" w:lineRule="auto"/>
+            </w:pPr>
+            <w:r>
+              <w:rPr>
+                <w:rFonts w:ascii="Times New Roman" w:hAnsi="Times New Roman" w:eastAsia="Times New Roman"/>
+                <w:sz w:val="20"/>
               </w:rPr>
               <w:t>control regression every change; residual Low</w:t>
             </w:r>
@@ -3345,23 +2694,16 @@
       <w:tr>
         <w:tc>
           <w:tcPr>
-            <w:tcW w:type="dxa" w:w="1176"/>
-            <w:vAlign w:val="top"/>
-            <w:tcMar>
-              <w:top w:w="80" w:type="dxa"/>
-              <w:start w:w="100" w:type="dxa"/>
-              <w:bottom w:w="80" w:type="dxa"/>
-              <w:end w:w="100" w:type="dxa"/>
-            </w:tcMar>
-          </w:tcPr>
-          <w:p>
-            <w:pPr>
-              <w:spacing w:before="0" w:after="40" w:line="240" w:lineRule="auto"/>
-            </w:pPr>
-            <w:r>
-              <w:rPr>
-                <w:rFonts w:ascii="Times New Roman" w:hAnsi="Times New Roman" w:eastAsia="Times New Roman"/>
-                <w:sz w:val="19"/>
+            <w:tcW w:type="dxa" w:w="1031"/>
+          </w:tcPr>
+          <w:p>
+            <w:pPr>
+              <w:spacing w:before="0" w:after="20" w:line="240" w:lineRule="auto"/>
+            </w:pPr>
+            <w:r>
+              <w:rPr>
+                <w:rFonts w:ascii="Times New Roman" w:hAnsi="Times New Roman" w:eastAsia="Times New Roman"/>
+                <w:sz w:val="20"/>
               </w:rPr>
               <w:t>R-005</w:t>
             </w:r>
@@ -3369,23 +2711,16 @@
         </w:tc>
         <w:tc>
           <w:tcPr>
-            <w:tcW w:type="dxa" w:w="1764"/>
-            <w:vAlign w:val="top"/>
-            <w:tcMar>
-              <w:top w:w="80" w:type="dxa"/>
-              <w:start w:w="100" w:type="dxa"/>
-              <w:bottom w:w="80" w:type="dxa"/>
-              <w:end w:w="100" w:type="dxa"/>
-            </w:tcMar>
-          </w:tcPr>
-          <w:p>
-            <w:pPr>
-              <w:spacing w:before="0" w:after="40" w:line="240" w:lineRule="auto"/>
-            </w:pPr>
-            <w:r>
-              <w:rPr>
-                <w:rFonts w:ascii="Times New Roman" w:hAnsi="Times New Roman" w:eastAsia="Times New Roman"/>
-                <w:sz w:val="19"/>
+            <w:tcW w:type="dxa" w:w="1585"/>
+          </w:tcPr>
+          <w:p>
+            <w:pPr>
+              <w:spacing w:before="0" w:after="20" w:line="240" w:lineRule="auto"/>
+            </w:pPr>
+            <w:r>
+              <w:rPr>
+                <w:rFonts w:ascii="Times New Roman" w:hAnsi="Times New Roman" w:eastAsia="Times New Roman"/>
+                <w:sz w:val="20"/>
               </w:rPr>
               <w:t>Escaping bypasses context budget</w:t>
             </w:r>
@@ -3393,23 +2728,16 @@
         </w:tc>
         <w:tc>
           <w:tcPr>
-            <w:tcW w:type="dxa" w:w="1764"/>
-            <w:vAlign w:val="top"/>
-            <w:tcMar>
-              <w:top w:w="80" w:type="dxa"/>
-              <w:start w:w="100" w:type="dxa"/>
-              <w:bottom w:w="80" w:type="dxa"/>
-              <w:end w:w="100" w:type="dxa"/>
-            </w:tcMar>
-          </w:tcPr>
-          <w:p>
-            <w:pPr>
-              <w:spacing w:before="0" w:after="40" w:line="240" w:lineRule="auto"/>
-            </w:pPr>
-            <w:r>
-              <w:rPr>
-                <w:rFonts w:ascii="Times New Roman" w:hAnsi="Times New Roman" w:eastAsia="Times New Roman"/>
-                <w:sz w:val="19"/>
+            <w:tcW w:type="dxa" w:w="2061"/>
+          </w:tcPr>
+          <w:p>
+            <w:pPr>
+              <w:spacing w:before="0" w:after="20" w:line="240" w:lineRule="auto"/>
+            </w:pPr>
+            <w:r>
+              <w:rPr>
+                <w:rFonts w:ascii="Times New Roman" w:hAnsi="Times New Roman" w:eastAsia="Times New Roman"/>
+                <w:sz w:val="20"/>
               </w:rPr>
               <w:t>Medium: quote-heavy input</w:t>
             </w:r>
@@ -3417,23 +2745,16 @@
         </w:tc>
         <w:tc>
           <w:tcPr>
-            <w:tcW w:type="dxa" w:w="1666"/>
-            <w:vAlign w:val="top"/>
-            <w:tcMar>
-              <w:top w:w="80" w:type="dxa"/>
-              <w:start w:w="100" w:type="dxa"/>
-              <w:bottom w:w="80" w:type="dxa"/>
-              <w:end w:w="100" w:type="dxa"/>
-            </w:tcMar>
-          </w:tcPr>
-          <w:p>
-            <w:pPr>
-              <w:spacing w:before="0" w:after="40" w:line="240" w:lineRule="auto"/>
-            </w:pPr>
-            <w:r>
-              <w:rPr>
-                <w:rFonts w:ascii="Times New Roman" w:hAnsi="Times New Roman" w:eastAsia="Times New Roman"/>
-                <w:sz w:val="19"/>
+            <w:tcW w:type="dxa" w:w="1585"/>
+          </w:tcPr>
+          <w:p>
+            <w:pPr>
+              <w:spacing w:before="0" w:after="20" w:line="240" w:lineRule="auto"/>
+            </w:pPr>
+            <w:r>
+              <w:rPr>
+                <w:rFonts w:ascii="Times New Roman" w:hAnsi="Times New Roman" w:eastAsia="Times New Roman"/>
+                <w:sz w:val="20"/>
               </w:rPr>
               <w:t>High: oversized evidence</w:t>
             </w:r>
@@ -3441,23 +2762,16 @@
         </w:tc>
         <w:tc>
           <w:tcPr>
-            <w:tcW w:type="dxa" w:w="1862"/>
-            <w:vAlign w:val="top"/>
-            <w:tcMar>
-              <w:top w:w="80" w:type="dxa"/>
-              <w:start w:w="100" w:type="dxa"/>
-              <w:bottom w:w="80" w:type="dxa"/>
-              <w:end w:w="100" w:type="dxa"/>
-            </w:tcMar>
-          </w:tcPr>
-          <w:p>
-            <w:pPr>
-              <w:spacing w:before="0" w:after="40" w:line="240" w:lineRule="auto"/>
-            </w:pPr>
-            <w:r>
-              <w:rPr>
-                <w:rFonts w:ascii="Times New Roman" w:hAnsi="Times New Roman" w:eastAsia="Times New Roman"/>
-                <w:sz w:val="19"/>
+            <w:tcW w:type="dxa" w:w="1031"/>
+          </w:tcPr>
+          <w:p>
+            <w:pPr>
+              <w:spacing w:before="0" w:after="20" w:line="240" w:lineRule="auto"/>
+            </w:pPr>
+            <w:r>
+              <w:rPr>
+                <w:rFonts w:ascii="Times New Roman" w:hAnsi="Times New Roman" w:eastAsia="Times New Roman"/>
+                <w:sz w:val="20"/>
               </w:rPr>
               <w:t>High</w:t>
             </w:r>
@@ -3465,23 +2779,16 @@
         </w:tc>
         <w:tc>
           <w:tcPr>
-            <w:tcW w:type="dxa" w:w="1568"/>
-            <w:vAlign w:val="top"/>
-            <w:tcMar>
-              <w:top w:w="80" w:type="dxa"/>
-              <w:start w:w="100" w:type="dxa"/>
-              <w:bottom w:w="80" w:type="dxa"/>
-              <w:end w:w="100" w:type="dxa"/>
-            </w:tcMar>
-          </w:tcPr>
-          <w:p>
-            <w:pPr>
-              <w:spacing w:before="0" w:after="40" w:line="240" w:lineRule="auto"/>
-            </w:pPr>
-            <w:r>
-              <w:rPr>
-                <w:rFonts w:ascii="Times New Roman" w:hAnsi="Times New Roman" w:eastAsia="Times New Roman"/>
-                <w:sz w:val="19"/>
+            <w:tcW w:type="dxa" w:w="2061"/>
+          </w:tcPr>
+          <w:p>
+            <w:pPr>
+              <w:spacing w:before="0" w:after="20" w:line="240" w:lineRule="auto"/>
+            </w:pPr>
+            <w:r>
+              <w:rPr>
+                <w:rFonts w:ascii="Times New Roman" w:hAnsi="Times New Roman" w:eastAsia="Times New Roman"/>
+                <w:sz w:val="20"/>
               </w:rPr>
               <w:t>JCS byte boundary every change; residual Low locally</w:t>
             </w:r>
@@ -3491,23 +2798,16 @@
       <w:tr>
         <w:tc>
           <w:tcPr>
-            <w:tcW w:type="dxa" w:w="1176"/>
-            <w:vAlign w:val="top"/>
-            <w:tcMar>
-              <w:top w:w="80" w:type="dxa"/>
-              <w:start w:w="100" w:type="dxa"/>
-              <w:bottom w:w="80" w:type="dxa"/>
-              <w:end w:w="100" w:type="dxa"/>
-            </w:tcMar>
-          </w:tcPr>
-          <w:p>
-            <w:pPr>
-              <w:spacing w:before="0" w:after="40" w:line="240" w:lineRule="auto"/>
-            </w:pPr>
-            <w:r>
-              <w:rPr>
-                <w:rFonts w:ascii="Times New Roman" w:hAnsi="Times New Roman" w:eastAsia="Times New Roman"/>
-                <w:sz w:val="19"/>
+            <w:tcW w:type="dxa" w:w="1031"/>
+          </w:tcPr>
+          <w:p>
+            <w:pPr>
+              <w:spacing w:before="0" w:after="20" w:line="240" w:lineRule="auto"/>
+            </w:pPr>
+            <w:r>
+              <w:rPr>
+                <w:rFonts w:ascii="Times New Roman" w:hAnsi="Times New Roman" w:eastAsia="Times New Roman"/>
+                <w:sz w:val="20"/>
               </w:rPr>
               <w:t>R-006</w:t>
             </w:r>
@@ -3515,23 +2815,16 @@
         </w:tc>
         <w:tc>
           <w:tcPr>
-            <w:tcW w:type="dxa" w:w="1764"/>
-            <w:vAlign w:val="top"/>
-            <w:tcMar>
-              <w:top w:w="80" w:type="dxa"/>
-              <w:start w:w="100" w:type="dxa"/>
-              <w:bottom w:w="80" w:type="dxa"/>
-              <w:end w:w="100" w:type="dxa"/>
-            </w:tcMar>
-          </w:tcPr>
-          <w:p>
-            <w:pPr>
-              <w:spacing w:before="0" w:after="40" w:line="240" w:lineRule="auto"/>
-            </w:pPr>
-            <w:r>
-              <w:rPr>
-                <w:rFonts w:ascii="Times New Roman" w:hAnsi="Times New Roman" w:eastAsia="Times New Roman"/>
-                <w:sz w:val="19"/>
+            <w:tcW w:type="dxa" w:w="1585"/>
+          </w:tcPr>
+          <w:p>
+            <w:pPr>
+              <w:spacing w:before="0" w:after="20" w:line="240" w:lineRule="auto"/>
+            </w:pPr>
+            <w:r>
+              <w:rPr>
+                <w:rFonts w:ascii="Times New Roman" w:hAnsi="Times New Roman" w:eastAsia="Times New Roman"/>
+                <w:sz w:val="20"/>
               </w:rPr>
               <w:t>Normalization changes spaces</w:t>
             </w:r>
@@ -3539,23 +2832,16 @@
         </w:tc>
         <w:tc>
           <w:tcPr>
-            <w:tcW w:type="dxa" w:w="1764"/>
-            <w:vAlign w:val="top"/>
-            <w:tcMar>
-              <w:top w:w="80" w:type="dxa"/>
-              <w:start w:w="100" w:type="dxa"/>
-              <w:bottom w:w="80" w:type="dxa"/>
-              <w:end w:w="100" w:type="dxa"/>
-            </w:tcMar>
-          </w:tcPr>
-          <w:p>
-            <w:pPr>
-              <w:spacing w:before="0" w:after="40" w:line="240" w:lineRule="auto"/>
-            </w:pPr>
-            <w:r>
-              <w:rPr>
-                <w:rFonts w:ascii="Times New Roman" w:hAnsi="Times New Roman" w:eastAsia="Times New Roman"/>
-                <w:sz w:val="19"/>
+            <w:tcW w:type="dxa" w:w="2061"/>
+          </w:tcPr>
+          <w:p>
+            <w:pPr>
+              <w:spacing w:before="0" w:after="20" w:line="240" w:lineRule="auto"/>
+            </w:pPr>
+            <w:r>
+              <w:rPr>
+                <w:rFonts w:ascii="Times New Roman" w:hAnsi="Times New Roman" w:eastAsia="Times New Roman"/>
+                <w:sz w:val="20"/>
               </w:rPr>
               <w:t>Low: narrow normalizer</w:t>
             </w:r>
@@ -3563,23 +2849,16 @@
         </w:tc>
         <w:tc>
           <w:tcPr>
-            <w:tcW w:type="dxa" w:w="1666"/>
-            <w:vAlign w:val="top"/>
-            <w:tcMar>
-              <w:top w:w="80" w:type="dxa"/>
-              <w:start w:w="100" w:type="dxa"/>
-              <w:bottom w:w="80" w:type="dxa"/>
-              <w:end w:w="100" w:type="dxa"/>
-            </w:tcMar>
-          </w:tcPr>
-          <w:p>
-            <w:pPr>
-              <w:spacing w:before="0" w:after="40" w:line="240" w:lineRule="auto"/>
-            </w:pPr>
-            <w:r>
-              <w:rPr>
-                <w:rFonts w:ascii="Times New Roman" w:hAnsi="Times New Roman" w:eastAsia="Times New Roman"/>
-                <w:sz w:val="19"/>
+            <w:tcW w:type="dxa" w:w="1585"/>
+          </w:tcPr>
+          <w:p>
+            <w:pPr>
+              <w:spacing w:before="0" w:after="20" w:line="240" w:lineRule="auto"/>
+            </w:pPr>
+            <w:r>
+              <w:rPr>
+                <w:rFonts w:ascii="Times New Roman" w:hAnsi="Times New Roman" w:eastAsia="Times New Roman"/>
+                <w:sz w:val="20"/>
               </w:rPr>
               <w:t>Medium: false match/mismatch</w:t>
             </w:r>
@@ -3587,23 +2866,16 @@
         </w:tc>
         <w:tc>
           <w:tcPr>
-            <w:tcW w:type="dxa" w:w="1862"/>
-            <w:vAlign w:val="top"/>
-            <w:tcMar>
-              <w:top w:w="80" w:type="dxa"/>
-              <w:start w:w="100" w:type="dxa"/>
-              <w:bottom w:w="80" w:type="dxa"/>
-              <w:end w:w="100" w:type="dxa"/>
-            </w:tcMar>
-          </w:tcPr>
-          <w:p>
-            <w:pPr>
-              <w:spacing w:before="0" w:after="40" w:line="240" w:lineRule="auto"/>
-            </w:pPr>
-            <w:r>
-              <w:rPr>
-                <w:rFonts w:ascii="Times New Roman" w:hAnsi="Times New Roman" w:eastAsia="Times New Roman"/>
-                <w:sz w:val="19"/>
+            <w:tcW w:type="dxa" w:w="1031"/>
+          </w:tcPr>
+          <w:p>
+            <w:pPr>
+              <w:spacing w:before="0" w:after="20" w:line="240" w:lineRule="auto"/>
+            </w:pPr>
+            <w:r>
+              <w:rPr>
+                <w:rFonts w:ascii="Times New Roman" w:hAnsi="Times New Roman" w:eastAsia="Times New Roman"/>
+                <w:sz w:val="20"/>
               </w:rPr>
               <w:t>Medium</w:t>
             </w:r>
@@ -3611,23 +2883,16 @@
         </w:tc>
         <w:tc>
           <w:tcPr>
-            <w:tcW w:type="dxa" w:w="1568"/>
-            <w:vAlign w:val="top"/>
-            <w:tcMar>
-              <w:top w:w="80" w:type="dxa"/>
-              <w:start w:w="100" w:type="dxa"/>
-              <w:bottom w:w="80" w:type="dxa"/>
-              <w:end w:w="100" w:type="dxa"/>
-            </w:tcMar>
-          </w:tcPr>
-          <w:p>
-            <w:pPr>
-              <w:spacing w:before="0" w:after="40" w:line="240" w:lineRule="auto"/>
-            </w:pPr>
-            <w:r>
-              <w:rPr>
-                <w:rFonts w:ascii="Times New Roman" w:hAnsi="Times New Roman" w:eastAsia="Times New Roman"/>
-                <w:sz w:val="19"/>
+            <w:tcW w:type="dxa" w:w="2061"/>
+          </w:tcPr>
+          <w:p>
+            <w:pPr>
+              <w:spacing w:before="0" w:after="20" w:line="240" w:lineRule="auto"/>
+            </w:pPr>
+            <w:r>
+              <w:rPr>
+                <w:rFonts w:ascii="Times New Roman" w:hAnsi="Times New Roman" w:eastAsia="Times New Roman"/>
+                <w:sz w:val="20"/>
               </w:rPr>
               <w:t>NFC/CRLF/space regression; residual Low</w:t>
             </w:r>
@@ -3637,23 +2902,16 @@
       <w:tr>
         <w:tc>
           <w:tcPr>
-            <w:tcW w:type="dxa" w:w="1176"/>
-            <w:vAlign w:val="top"/>
-            <w:tcMar>
-              <w:top w:w="80" w:type="dxa"/>
-              <w:start w:w="100" w:type="dxa"/>
-              <w:bottom w:w="80" w:type="dxa"/>
-              <w:end w:w="100" w:type="dxa"/>
-            </w:tcMar>
-          </w:tcPr>
-          <w:p>
-            <w:pPr>
-              <w:spacing w:before="0" w:after="40" w:line="240" w:lineRule="auto"/>
-            </w:pPr>
-            <w:r>
-              <w:rPr>
-                <w:rFonts w:ascii="Times New Roman" w:hAnsi="Times New Roman" w:eastAsia="Times New Roman"/>
-                <w:sz w:val="19"/>
+            <w:tcW w:type="dxa" w:w="1031"/>
+          </w:tcPr>
+          <w:p>
+            <w:pPr>
+              <w:spacing w:before="0" w:after="20" w:line="240" w:lineRule="auto"/>
+            </w:pPr>
+            <w:r>
+              <w:rPr>
+                <w:rFonts w:ascii="Times New Roman" w:hAnsi="Times New Roman" w:eastAsia="Times New Roman"/>
+                <w:sz w:val="20"/>
               </w:rPr>
               <w:t>R-007</w:t>
             </w:r>
@@ -3661,23 +2919,16 @@
         </w:tc>
         <w:tc>
           <w:tcPr>
-            <w:tcW w:type="dxa" w:w="1764"/>
-            <w:vAlign w:val="top"/>
-            <w:tcMar>
-              <w:top w:w="80" w:type="dxa"/>
-              <w:start w:w="100" w:type="dxa"/>
-              <w:bottom w:w="80" w:type="dxa"/>
-              <w:end w:w="100" w:type="dxa"/>
-            </w:tcMar>
-          </w:tcPr>
-          <w:p>
-            <w:pPr>
-              <w:spacing w:before="0" w:after="40" w:line="240" w:lineRule="auto"/>
-            </w:pPr>
-            <w:r>
-              <w:rPr>
-                <w:rFonts w:ascii="Times New Roman" w:hAnsi="Times New Roman" w:eastAsia="Times New Roman"/>
-                <w:sz w:val="19"/>
+            <w:tcW w:type="dxa" w:w="1585"/>
+          </w:tcPr>
+          <w:p>
+            <w:pPr>
+              <w:spacing w:before="0" w:after="20" w:line="240" w:lineRule="auto"/>
+            </w:pPr>
+            <w:r>
+              <w:rPr>
+                <w:rFonts w:ascii="Times New Roman" w:hAnsi="Times New Roman" w:eastAsia="Times New Roman"/>
+                <w:sz w:val="20"/>
               </w:rPr>
               <w:t>Human placeholder treated as PASS</w:t>
             </w:r>
@@ -3685,23 +2936,16 @@
         </w:tc>
         <w:tc>
           <w:tcPr>
-            <w:tcW w:type="dxa" w:w="1764"/>
-            <w:vAlign w:val="top"/>
-            <w:tcMar>
-              <w:top w:w="80" w:type="dxa"/>
-              <w:start w:w="100" w:type="dxa"/>
-              <w:bottom w:w="80" w:type="dxa"/>
-              <w:end w:w="100" w:type="dxa"/>
-            </w:tcMar>
-          </w:tcPr>
-          <w:p>
-            <w:pPr>
-              <w:spacing w:before="0" w:after="40" w:line="240" w:lineRule="auto"/>
-            </w:pPr>
-            <w:r>
-              <w:rPr>
-                <w:rFonts w:ascii="Times New Roman" w:hAnsi="Times New Roman" w:eastAsia="Times New Roman"/>
-                <w:sz w:val="19"/>
+            <w:tcW w:type="dxa" w:w="2061"/>
+          </w:tcPr>
+          <w:p>
+            <w:pPr>
+              <w:spacing w:before="0" w:after="20" w:line="240" w:lineRule="auto"/>
+            </w:pPr>
+            <w:r>
+              <w:rPr>
+                <w:rFonts w:ascii="Times New Roman" w:hAnsi="Times New Roman" w:eastAsia="Times New Roman"/>
+                <w:sz w:val="20"/>
               </w:rPr>
               <w:t>High: manual workflow</w:t>
             </w:r>
@@ -3709,23 +2953,16 @@
         </w:tc>
         <w:tc>
           <w:tcPr>
-            <w:tcW w:type="dxa" w:w="1666"/>
-            <w:vAlign w:val="top"/>
-            <w:tcMar>
-              <w:top w:w="80" w:type="dxa"/>
-              <w:start w:w="100" w:type="dxa"/>
-              <w:bottom w:w="80" w:type="dxa"/>
-              <w:end w:w="100" w:type="dxa"/>
-            </w:tcMar>
-          </w:tcPr>
-          <w:p>
-            <w:pPr>
-              <w:spacing w:before="0" w:after="40" w:line="240" w:lineRule="auto"/>
-            </w:pPr>
-            <w:r>
-              <w:rPr>
-                <w:rFonts w:ascii="Times New Roman" w:hAnsi="Times New Roman" w:eastAsia="Times New Roman"/>
-                <w:sz w:val="19"/>
+            <w:tcW w:type="dxa" w:w="1585"/>
+          </w:tcPr>
+          <w:p>
+            <w:pPr>
+              <w:spacing w:before="0" w:after="20" w:line="240" w:lineRule="auto"/>
+            </w:pPr>
+            <w:r>
+              <w:rPr>
+                <w:rFonts w:ascii="Times New Roman" w:hAnsi="Times New Roman" w:eastAsia="Times New Roman"/>
+                <w:sz w:val="20"/>
               </w:rPr>
               <w:t>Medium: provenance error</w:t>
             </w:r>
@@ -3733,23 +2970,16 @@
         </w:tc>
         <w:tc>
           <w:tcPr>
-            <w:tcW w:type="dxa" w:w="1862"/>
-            <w:vAlign w:val="top"/>
-            <w:tcMar>
-              <w:top w:w="80" w:type="dxa"/>
-              <w:start w:w="100" w:type="dxa"/>
-              <w:bottom w:w="80" w:type="dxa"/>
-              <w:end w:w="100" w:type="dxa"/>
-            </w:tcMar>
-          </w:tcPr>
-          <w:p>
-            <w:pPr>
-              <w:spacing w:before="0" w:after="40" w:line="240" w:lineRule="auto"/>
-            </w:pPr>
-            <w:r>
-              <w:rPr>
-                <w:rFonts w:ascii="Times New Roman" w:hAnsi="Times New Roman" w:eastAsia="Times New Roman"/>
-                <w:sz w:val="19"/>
+            <w:tcW w:type="dxa" w:w="1031"/>
+          </w:tcPr>
+          <w:p>
+            <w:pPr>
+              <w:spacing w:before="0" w:after="20" w:line="240" w:lineRule="auto"/>
+            </w:pPr>
+            <w:r>
+              <w:rPr>
+                <w:rFonts w:ascii="Times New Roman" w:hAnsi="Times New Roman" w:eastAsia="Times New Roman"/>
+                <w:sz w:val="20"/>
               </w:rPr>
               <w:t>High</w:t>
             </w:r>
@@ -3757,23 +2987,16 @@
         </w:tc>
         <w:tc>
           <w:tcPr>
-            <w:tcW w:type="dxa" w:w="1568"/>
-            <w:vAlign w:val="top"/>
-            <w:tcMar>
-              <w:top w:w="80" w:type="dxa"/>
-              <w:start w:w="100" w:type="dxa"/>
-              <w:bottom w:w="80" w:type="dxa"/>
-              <w:end w:w="100" w:type="dxa"/>
-            </w:tcMar>
-          </w:tcPr>
-          <w:p>
-            <w:pPr>
-              <w:spacing w:before="0" w:after="40" w:line="240" w:lineRule="auto"/>
-            </w:pPr>
-            <w:r>
-              <w:rPr>
-                <w:rFonts w:ascii="Times New Roman" w:hAnsi="Times New Roman" w:eastAsia="Times New Roman"/>
-                <w:sz w:val="19"/>
+            <w:tcW w:type="dxa" w:w="2061"/>
+          </w:tcPr>
+          <w:p>
+            <w:pPr>
+              <w:spacing w:before="0" w:after="20" w:line="240" w:lineRule="auto"/>
+            </w:pPr>
+            <w:r>
+              <w:rPr>
+                <w:rFonts w:ascii="Times New Roman" w:hAnsi="Times New Roman" w:eastAsia="Times New Roman"/>
+                <w:sz w:val="20"/>
               </w:rPr>
               <w:t>report audit per submission; residual Medium until human gate</w:t>
             </w:r>
@@ -3826,17 +3049,9 @@
     </w:p>
     <w:tbl>
       <w:tblPr>
-        <w:tblW w:type="pct" w:w="10000"/>
-        <w:tblLayout w:type="fixed"/>
+        <w:tblW w:type="dxa" w:w="9000"/>
+        <w:tblLayout w:type="autofit"/>
         <w:tblLook w:firstColumn="1" w:firstRow="1" w:lastColumn="0" w:lastRow="0" w:noHBand="0" w:noVBand="1" w:val="04A0"/>
-        <w:tblBorders>
-          <w:top w:val="single" w:sz="4" w:space="0" w:color="B7C3D0"/>
-          <w:left w:val="single" w:sz="4" w:space="0" w:color="B7C3D0"/>
-          <w:bottom w:val="single" w:sz="4" w:space="0" w:color="B7C3D0"/>
-          <w:right w:val="single" w:sz="4" w:space="0" w:color="B7C3D0"/>
-          <w:insideH w:val="single" w:sz="4" w:space="0" w:color="B7C3D0"/>
-          <w:insideV w:val="single" w:sz="4" w:space="0" w:color="B7C3D0"/>
-        </w:tblBorders>
       </w:tblPr>
       <w:tblGrid>
         <w:gridCol w:w="9355"/>
@@ -3847,16 +3062,15 @@
             <w:tcW w:type="dxa" w:w="9355"/>
             <w:shd w:fill="EDEDED" w:val="clear"/>
             <w:tcMar>
-              <w:top w:w="140" w:type="dxa"/>
-              <w:start w:w="160" w:type="dxa"/>
-              <w:bottom w:w="140" w:type="dxa"/>
-              <w:end w:w="160" w:type="dxa"/>
+              <w:top w:w="160" w:type="dxa"/>
+              <w:start w:w="180" w:type="dxa"/>
+              <w:bottom w:w="160" w:type="dxa"/>
+              <w:end w:w="180" w:type="dxa"/>
             </w:tcMar>
-            <w:vAlign w:val="center"/>
-          </w:tcPr>
-          <w:p>
-            <w:pPr>
-              <w:spacing w:before="40" w:after="0"/>
+          </w:tcPr>
+          <w:p>
+            <w:pPr>
+              <w:spacing w:before="0" w:after="20" w:line="240" w:lineRule="auto"/>
               <w:jc w:val="center"/>
             </w:pPr>
             <w:r>
@@ -3886,19 +3100,11 @@
     <w:tbl>
       <w:tblPr>
         <w:tblStyle w:val="af4"/>
-        <w:tblW w:w="10000" w:type="pct"/>
+        <w:tblW w:w="0" w:type="auto"/>
         <w:jc w:val="center"/>
         <w:tblLayout w:type="fixed"/>
         <w:tblLook w:val="04A0" w:firstRow="1" w:lastRow="0" w:firstColumn="1" w:lastColumn="0" w:noHBand="0" w:noVBand="1"/>
         <w:tblCaption w:val="5"/>
-        <w:tblBorders>
-          <w:top w:val="single" w:sz="4" w:space="0" w:color="B7C3D0"/>
-          <w:left w:val="single" w:sz="4" w:space="0" w:color="B7C3D0"/>
-          <w:bottom w:val="single" w:sz="4" w:space="0" w:color="B7C3D0"/>
-          <w:right w:val="single" w:sz="4" w:space="0" w:color="B7C3D0"/>
-          <w:insideH w:val="single" w:sz="4" w:space="0" w:color="B7C3D0"/>
-          <w:insideV w:val="single" w:sz="4" w:space="0" w:color="B7C3D0"/>
-        </w:tblBorders>
       </w:tblPr>
       <w:tblGrid>
         <w:gridCol w:w="1765"/>
@@ -3915,28 +3121,21 @@
         </w:trPr>
         <w:tc>
           <w:tcPr>
-            <w:tcW w:w="1666" w:type="dxa"/>
-            <w:shd w:val="clear" w:color="auto" w:fill="D9EAF7"/>
-            <w:vAlign w:val="top"/>
-            <w:tcMar>
-              <w:top w:w="80" w:type="dxa"/>
-              <w:start w:w="100" w:type="dxa"/>
-              <w:bottom w:w="80" w:type="dxa"/>
-              <w:end w:w="100" w:type="dxa"/>
-            </w:tcMar>
+            <w:tcW w:w="1765" w:type="dxa"/>
+            <w:shd w:val="clear" w:color="auto" w:fill="F2F2F2"/>
           </w:tcPr>
           <w:p>
             <w:pPr>
               <w:pStyle w:val="ae"/>
               <w:keepNext/>
-              <w:spacing w:before="0" w:after="40" w:line="240" w:lineRule="auto"/>
-              <w:jc w:val="center"/>
+              <w:spacing w:before="0" w:after="20" w:line="240" w:lineRule="auto"/>
+              <w:jc w:val="left"/>
             </w:pPr>
             <w:r>
               <w:rPr>
                 <w:rFonts w:ascii="Times New Roman" w:hAnsi="Times New Roman" w:eastAsia="Times New Roman"/>
                 <w:b/>
-                <w:sz w:val="19"/>
+                <w:sz w:val="21"/>
               </w:rPr>
               <w:t>Тест / набор</w:t>
             </w:r>
@@ -3944,28 +3143,21 @@
         </w:tc>
         <w:tc>
           <w:tcPr>
-            <w:tcW w:w="1960" w:type="dxa"/>
-            <w:shd w:val="clear" w:color="auto" w:fill="D9EAF7"/>
-            <w:vAlign w:val="top"/>
-            <w:tcMar>
-              <w:top w:w="80" w:type="dxa"/>
-              <w:start w:w="100" w:type="dxa"/>
-              <w:bottom w:w="80" w:type="dxa"/>
-              <w:end w:w="100" w:type="dxa"/>
-            </w:tcMar>
+            <w:tcW w:w="1765" w:type="dxa"/>
+            <w:shd w:val="clear" w:color="auto" w:fill="F2F2F2"/>
           </w:tcPr>
           <w:p>
             <w:pPr>
               <w:pStyle w:val="ae"/>
               <w:keepNext/>
-              <w:spacing w:before="0" w:after="40" w:line="240" w:lineRule="auto"/>
-              <w:jc w:val="center"/>
+              <w:spacing w:before="0" w:after="20" w:line="240" w:lineRule="auto"/>
+              <w:jc w:val="left"/>
             </w:pPr>
             <w:r>
               <w:rPr>
                 <w:rFonts w:ascii="Times New Roman" w:hAnsi="Times New Roman" w:eastAsia="Times New Roman"/>
                 <w:b/>
-                <w:sz w:val="19"/>
+                <w:sz w:val="21"/>
               </w:rPr>
               <w:t>Версия и условия</w:t>
             </w:r>
@@ -3973,28 +3165,21 @@
         </w:tc>
         <w:tc>
           <w:tcPr>
-            <w:tcW w:w="2352" w:type="dxa"/>
-            <w:shd w:val="clear" w:color="auto" w:fill="D9EAF7"/>
-            <w:vAlign w:val="top"/>
-            <w:tcMar>
-              <w:top w:w="80" w:type="dxa"/>
-              <w:start w:w="100" w:type="dxa"/>
-              <w:bottom w:w="80" w:type="dxa"/>
-              <w:end w:w="100" w:type="dxa"/>
-            </w:tcMar>
+            <w:tcW w:w="1765" w:type="dxa"/>
+            <w:shd w:val="clear" w:color="auto" w:fill="F2F2F2"/>
           </w:tcPr>
           <w:p>
             <w:pPr>
               <w:pStyle w:val="ae"/>
               <w:keepNext/>
-              <w:spacing w:before="0" w:after="40" w:line="240" w:lineRule="auto"/>
-              <w:jc w:val="center"/>
+              <w:spacing w:before="0" w:after="20" w:line="240" w:lineRule="auto"/>
+              <w:jc w:val="left"/>
             </w:pPr>
             <w:r>
               <w:rPr>
                 <w:rFonts w:ascii="Times New Roman" w:hAnsi="Times New Roman" w:eastAsia="Times New Roman"/>
                 <w:b/>
-                <w:sz w:val="19"/>
+                <w:sz w:val="21"/>
               </w:rPr>
               <w:t>Фактический результат</w:t>
             </w:r>
@@ -4002,28 +3187,21 @@
         </w:tc>
         <w:tc>
           <w:tcPr>
-            <w:tcW w:w="1960" w:type="dxa"/>
-            <w:shd w:val="clear" w:color="auto" w:fill="D9EAF7"/>
-            <w:vAlign w:val="top"/>
-            <w:tcMar>
-              <w:top w:w="80" w:type="dxa"/>
-              <w:start w:w="100" w:type="dxa"/>
-              <w:bottom w:w="80" w:type="dxa"/>
-              <w:end w:w="100" w:type="dxa"/>
-            </w:tcMar>
+            <w:tcW w:w="2294" w:type="dxa"/>
+            <w:shd w:val="clear" w:color="auto" w:fill="F2F2F2"/>
           </w:tcPr>
           <w:p>
             <w:pPr>
               <w:pStyle w:val="ae"/>
               <w:keepNext/>
-              <w:spacing w:before="0" w:after="40" w:line="240" w:lineRule="auto"/>
-              <w:jc w:val="center"/>
+              <w:spacing w:before="0" w:after="20" w:line="240" w:lineRule="auto"/>
+              <w:jc w:val="left"/>
             </w:pPr>
             <w:r>
               <w:rPr>
                 <w:rFonts w:ascii="Times New Roman" w:hAnsi="Times New Roman" w:eastAsia="Times New Roman"/>
                 <w:b/>
-                <w:sz w:val="19"/>
+                <w:sz w:val="21"/>
               </w:rPr>
               <w:t>PASS / FAIL / BLOCKED / Результат фиксируется в журнале проверки.</w:t>
             </w:r>
@@ -4031,28 +3209,21 @@
         </w:tc>
         <w:tc>
           <w:tcPr>
-            <w:tcW w:w="1862" w:type="dxa"/>
-            <w:shd w:val="clear" w:color="auto" w:fill="D9EAF7"/>
-            <w:vAlign w:val="top"/>
-            <w:tcMar>
-              <w:top w:w="80" w:type="dxa"/>
-              <w:start w:w="100" w:type="dxa"/>
-              <w:bottom w:w="80" w:type="dxa"/>
-              <w:end w:w="100" w:type="dxa"/>
-            </w:tcMar>
+            <w:tcW w:w="1765" w:type="dxa"/>
+            <w:shd w:val="clear" w:color="auto" w:fill="F2F2F2"/>
           </w:tcPr>
           <w:p>
             <w:pPr>
               <w:pStyle w:val="ae"/>
               <w:keepNext/>
-              <w:spacing w:before="0" w:after="40" w:line="240" w:lineRule="auto"/>
-              <w:jc w:val="center"/>
+              <w:spacing w:before="0" w:after="20" w:line="240" w:lineRule="auto"/>
+              <w:jc w:val="left"/>
             </w:pPr>
             <w:r>
               <w:rPr>
                 <w:rFonts w:ascii="Times New Roman" w:hAnsi="Times New Roman" w:eastAsia="Times New Roman"/>
                 <w:b/>
-                <w:sz w:val="19"/>
+                <w:sz w:val="21"/>
               </w:rPr>
               <w:t>Подтверждение</w:t>
             </w:r>
@@ -4066,23 +3237,16 @@
         </w:trPr>
         <w:tc>
           <w:tcPr>
-            <w:tcW w:w="1666" w:type="dxa"/>
-            <w:vAlign w:val="top"/>
-            <w:tcMar>
-              <w:top w:w="80" w:type="dxa"/>
-              <w:start w:w="100" w:type="dxa"/>
-              <w:bottom w:w="80" w:type="dxa"/>
-              <w:end w:w="100" w:type="dxa"/>
-            </w:tcMar>
-          </w:tcPr>
-          <w:p>
-            <w:pPr>
-              <w:spacing w:before="0" w:after="40" w:line="240" w:lineRule="auto"/>
-            </w:pPr>
-            <w:r>
-              <w:rPr>
-                <w:rFonts w:ascii="Times New Roman" w:hAnsi="Times New Roman" w:eastAsia="Times New Roman"/>
-                <w:sz w:val="19"/>
+            <w:tcW w:w="1765" w:type="dxa"/>
+          </w:tcPr>
+          <w:p>
+            <w:pPr>
+              <w:spacing w:before="0" w:after="20" w:line="240" w:lineRule="auto"/>
+            </w:pPr>
+            <w:r>
+              <w:rPr>
+                <w:rFonts w:ascii="Times New Roman" w:hAnsi="Times New Roman" w:eastAsia="Times New Roman"/>
+                <w:sz w:val="20"/>
               </w:rPr>
               <w:t>T-JSON</w:t>
             </w:r>
@@ -4090,23 +3254,16 @@
         </w:tc>
         <w:tc>
           <w:tcPr>
-            <w:tcW w:w="1960" w:type="dxa"/>
-            <w:vAlign w:val="top"/>
-            <w:tcMar>
-              <w:top w:w="80" w:type="dxa"/>
-              <w:start w:w="100" w:type="dxa"/>
-              <w:bottom w:w="80" w:type="dxa"/>
-              <w:end w:w="100" w:type="dxa"/>
-            </w:tcMar>
-          </w:tcPr>
-          <w:p>
-            <w:pPr>
-              <w:spacing w:before="0" w:after="40" w:line="240" w:lineRule="auto"/>
-            </w:pPr>
-            <w:r>
-              <w:rPr>
-                <w:rFonts w:ascii="Times New Roman" w:hAnsi="Times New Roman" w:eastAsia="Times New Roman"/>
-                <w:sz w:val="19"/>
+            <w:tcW w:w="1765" w:type="dxa"/>
+          </w:tcPr>
+          <w:p>
+            <w:pPr>
+              <w:spacing w:before="0" w:after="20" w:line="240" w:lineRule="auto"/>
+            </w:pPr>
+            <w:r>
+              <w:rPr>
+                <w:rFonts w:ascii="Times New Roman" w:hAnsi="Times New Roman" w:eastAsia="Times New Roman"/>
+                <w:sz w:val="20"/>
               </w:rPr>
               <w:t>strict parser boundaries</w:t>
             </w:r>
@@ -4114,23 +3271,16 @@
         </w:tc>
         <w:tc>
           <w:tcPr>
-            <w:tcW w:w="2352" w:type="dxa"/>
-            <w:vAlign w:val="top"/>
-            <w:tcMar>
-              <w:top w:w="80" w:type="dxa"/>
-              <w:start w:w="100" w:type="dxa"/>
-              <w:bottom w:w="80" w:type="dxa"/>
-              <w:end w:w="100" w:type="dxa"/>
-            </w:tcMar>
-          </w:tcPr>
-          <w:p>
-            <w:pPr>
-              <w:spacing w:before="0" w:after="40" w:line="240" w:lineRule="auto"/>
-            </w:pPr>
-            <w:r>
-              <w:rPr>
-                <w:rFonts w:ascii="Times New Roman" w:hAnsi="Times New Roman" w:eastAsia="Times New Roman"/>
-                <w:sz w:val="19"/>
+            <w:tcW w:w="1765" w:type="dxa"/>
+          </w:tcPr>
+          <w:p>
+            <w:pPr>
+              <w:spacing w:before="0" w:after="20" w:line="240" w:lineRule="auto"/>
+            </w:pPr>
+            <w:r>
+              <w:rPr>
+                <w:rFonts w:ascii="Times New Roman" w:hAnsi="Times New Roman" w:eastAsia="Times New Roman"/>
+                <w:sz w:val="20"/>
               </w:rPr>
               <w:t>go test ./...</w:t>
             </w:r>
@@ -4138,23 +3288,16 @@
         </w:tc>
         <w:tc>
           <w:tcPr>
-            <w:tcW w:w="1960" w:type="dxa"/>
-            <w:vAlign w:val="top"/>
-            <w:tcMar>
-              <w:top w:w="80" w:type="dxa"/>
-              <w:start w:w="100" w:type="dxa"/>
-              <w:bottom w:w="80" w:type="dxa"/>
-              <w:end w:w="100" w:type="dxa"/>
-            </w:tcMar>
-          </w:tcPr>
-          <w:p>
-            <w:pPr>
-              <w:spacing w:before="0" w:after="40" w:line="240" w:lineRule="auto"/>
-            </w:pPr>
-            <w:r>
-              <w:rPr>
-                <w:rFonts w:ascii="Times New Roman" w:hAnsi="Times New Roman" w:eastAsia="Times New Roman"/>
-                <w:sz w:val="19"/>
+            <w:tcW w:w="2294" w:type="dxa"/>
+          </w:tcPr>
+          <w:p>
+            <w:pPr>
+              <w:spacing w:before="0" w:after="20" w:line="240" w:lineRule="auto"/>
+            </w:pPr>
+            <w:r>
+              <w:rPr>
+                <w:rFonts w:ascii="Times New Roman" w:hAnsi="Times New Roman" w:eastAsia="Times New Roman"/>
+                <w:sz w:val="20"/>
               </w:rPr>
               <w:t>PASS</w:t>
             </w:r>
@@ -4162,23 +3305,16 @@
         </w:tc>
         <w:tc>
           <w:tcPr>
-            <w:tcW w:w="1862" w:type="dxa"/>
-            <w:vAlign w:val="top"/>
-            <w:tcMar>
-              <w:top w:w="80" w:type="dxa"/>
-              <w:start w:w="100" w:type="dxa"/>
-              <w:bottom w:w="80" w:type="dxa"/>
-              <w:end w:w="100" w:type="dxa"/>
-            </w:tcMar>
-          </w:tcPr>
-          <w:p>
-            <w:pPr>
-              <w:spacing w:before="0" w:after="40" w:line="240" w:lineRule="auto"/>
-            </w:pPr>
-            <w:r>
-              <w:rPr>
-                <w:rFonts w:ascii="Times New Roman" w:hAnsi="Times New Roman" w:eastAsia="Times New Roman"/>
-                <w:sz w:val="19"/>
+            <w:tcW w:w="1765" w:type="dxa"/>
+          </w:tcPr>
+          <w:p>
+            <w:pPr>
+              <w:spacing w:before="0" w:after="20" w:line="240" w:lineRule="auto"/>
+            </w:pPr>
+            <w:r>
+              <w:rPr>
+                <w:rFonts w:ascii="Times New Roman" w:hAnsi="Times New Roman" w:eastAsia="Times New Roman"/>
+                <w:sz w:val="20"/>
               </w:rPr>
               <w:t>review_regressions_test.go</w:t>
             </w:r>
@@ -4188,23 +3324,16 @@
       <w:tr>
         <w:tc>
           <w:tcPr>
-            <w:tcW w:type="dxa" w:w="1666"/>
-            <w:vAlign w:val="top"/>
-            <w:tcMar>
-              <w:top w:w="80" w:type="dxa"/>
-              <w:start w:w="100" w:type="dxa"/>
-              <w:bottom w:w="80" w:type="dxa"/>
-              <w:end w:w="100" w:type="dxa"/>
-            </w:tcMar>
-          </w:tcPr>
-          <w:p>
-            <w:pPr>
-              <w:spacing w:before="0" w:after="40" w:line="240" w:lineRule="auto"/>
-            </w:pPr>
-            <w:r>
-              <w:rPr>
-                <w:rFonts w:ascii="Times New Roman" w:hAnsi="Times New Roman" w:eastAsia="Times New Roman"/>
-                <w:sz w:val="19"/>
+            <w:tcW w:type="dxa" w:w="1765"/>
+          </w:tcPr>
+          <w:p>
+            <w:pPr>
+              <w:spacing w:before="0" w:after="20" w:line="240" w:lineRule="auto"/>
+            </w:pPr>
+            <w:r>
+              <w:rPr>
+                <w:rFonts w:ascii="Times New Roman" w:hAnsi="Times New Roman" w:eastAsia="Times New Roman"/>
+                <w:sz w:val="20"/>
               </w:rPr>
               <w:t>T-DI</w:t>
             </w:r>
@@ -4212,23 +3341,16 @@
         </w:tc>
         <w:tc>
           <w:tcPr>
-            <w:tcW w:type="dxa" w:w="1960"/>
-            <w:vAlign w:val="top"/>
-            <w:tcMar>
-              <w:top w:w="80" w:type="dxa"/>
-              <w:start w:w="100" w:type="dxa"/>
-              <w:bottom w:w="80" w:type="dxa"/>
-              <w:end w:w="100" w:type="dxa"/>
-            </w:tcMar>
-          </w:tcPr>
-          <w:p>
-            <w:pPr>
-              <w:spacing w:before="0" w:after="40" w:line="240" w:lineRule="auto"/>
-            </w:pPr>
-            <w:r>
-              <w:rPr>
-                <w:rFonts w:ascii="Times New Roman" w:hAnsi="Times New Roman" w:eastAsia="Times New Roman"/>
-                <w:sz w:val="19"/>
+            <w:tcW w:type="dxa" w:w="1765"/>
+          </w:tcPr>
+          <w:p>
+            <w:pPr>
+              <w:spacing w:before="0" w:after="20" w:line="240" w:lineRule="auto"/>
+            </w:pPr>
+            <w:r>
+              <w:rPr>
+                <w:rFonts w:ascii="Times New Roman" w:hAnsi="Times New Roman" w:eastAsia="Times New Roman"/>
+                <w:sz w:val="20"/>
               </w:rPr>
               <w:t>6 DI scenarios</w:t>
             </w:r>
@@ -4236,23 +3358,16 @@
         </w:tc>
         <w:tc>
           <w:tcPr>
-            <w:tcW w:type="dxa" w:w="2352"/>
-            <w:vAlign w:val="top"/>
-            <w:tcMar>
-              <w:top w:w="80" w:type="dxa"/>
-              <w:start w:w="100" w:type="dxa"/>
-              <w:bottom w:w="80" w:type="dxa"/>
-              <w:end w:w="100" w:type="dxa"/>
-            </w:tcMar>
-          </w:tcPr>
-          <w:p>
-            <w:pPr>
-              <w:spacing w:before="0" w:after="40" w:line="240" w:lineRule="auto"/>
-            </w:pPr>
-            <w:r>
-              <w:rPr>
-                <w:rFonts w:ascii="Times New Roman" w:hAnsi="Times New Roman" w:eastAsia="Times New Roman"/>
-                <w:sz w:val="19"/>
+            <w:tcW w:type="dxa" w:w="1765"/>
+          </w:tcPr>
+          <w:p>
+            <w:pPr>
+              <w:spacing w:before="0" w:after="20" w:line="240" w:lineRule="auto"/>
+            </w:pPr>
+            <w:r>
+              <w:rPr>
+                <w:rFonts w:ascii="Times New Roman" w:hAnsi="Times New Roman" w:eastAsia="Times New Roman"/>
+                <w:sz w:val="20"/>
               </w:rPr>
               <w:t>go test ./internal/adapters/fixtures/targetreader -run TestFileReaderAndDoubleShareVerifyTargetContract</w:t>
             </w:r>
@@ -4260,23 +3375,16 @@
         </w:tc>
         <w:tc>
           <w:tcPr>
-            <w:tcW w:type="dxa" w:w="1960"/>
-            <w:vAlign w:val="top"/>
-            <w:tcMar>
-              <w:top w:w="80" w:type="dxa"/>
-              <w:start w:w="100" w:type="dxa"/>
-              <w:bottom w:w="80" w:type="dxa"/>
-              <w:end w:w="100" w:type="dxa"/>
-            </w:tcMar>
-          </w:tcPr>
-          <w:p>
-            <w:pPr>
-              <w:spacing w:before="0" w:after="40" w:line="240" w:lineRule="auto"/>
-            </w:pPr>
-            <w:r>
-              <w:rPr>
-                <w:rFonts w:ascii="Times New Roman" w:hAnsi="Times New Roman" w:eastAsia="Times New Roman"/>
-                <w:sz w:val="19"/>
+            <w:tcW w:type="dxa" w:w="2294"/>
+          </w:tcPr>
+          <w:p>
+            <w:pPr>
+              <w:spacing w:before="0" w:after="20" w:line="240" w:lineRule="auto"/>
+            </w:pPr>
+            <w:r>
+              <w:rPr>
+                <w:rFonts w:ascii="Times New Roman" w:hAnsi="Times New Roman" w:eastAsia="Times New Roman"/>
+                <w:sz w:val="20"/>
               </w:rPr>
               <w:t>PASS</w:t>
             </w:r>
@@ -4284,23 +3392,16 @@
         </w:tc>
         <w:tc>
           <w:tcPr>
-            <w:tcW w:type="dxa" w:w="1862"/>
-            <w:vAlign w:val="top"/>
-            <w:tcMar>
-              <w:top w:w="80" w:type="dxa"/>
-              <w:start w:w="100" w:type="dxa"/>
-              <w:bottom w:w="80" w:type="dxa"/>
-              <w:end w:w="100" w:type="dxa"/>
-            </w:tcMar>
-          </w:tcPr>
-          <w:p>
-            <w:pPr>
-              <w:spacing w:before="0" w:after="40" w:line="240" w:lineRule="auto"/>
-            </w:pPr>
-            <w:r>
-              <w:rPr>
-                <w:rFonts w:ascii="Times New Roman" w:hAnsi="Times New Roman" w:eastAsia="Times New Roman"/>
-                <w:sz w:val="19"/>
+            <w:tcW w:type="dxa" w:w="1765"/>
+          </w:tcPr>
+          <w:p>
+            <w:pPr>
+              <w:spacing w:before="0" w:after="20" w:line="240" w:lineRule="auto"/>
+            </w:pPr>
+            <w:r>
+              <w:rPr>
+                <w:rFonts w:ascii="Times New Roman" w:hAnsi="Times New Roman" w:eastAsia="Times New Roman"/>
+                <w:sz w:val="20"/>
               </w:rPr>
               <w:t>di_contract_test.go</w:t>
             </w:r>
@@ -4310,23 +3411,16 @@
       <w:tr>
         <w:tc>
           <w:tcPr>
-            <w:tcW w:type="dxa" w:w="1666"/>
-            <w:vAlign w:val="top"/>
-            <w:tcMar>
-              <w:top w:w="80" w:type="dxa"/>
-              <w:start w:w="100" w:type="dxa"/>
-              <w:bottom w:w="80" w:type="dxa"/>
-              <w:end w:w="100" w:type="dxa"/>
-            </w:tcMar>
-          </w:tcPr>
-          <w:p>
-            <w:pPr>
-              <w:spacing w:before="0" w:after="40" w:line="240" w:lineRule="auto"/>
-            </w:pPr>
-            <w:r>
-              <w:rPr>
-                <w:rFonts w:ascii="Times New Roman" w:hAnsi="Times New Roman" w:eastAsia="Times New Roman"/>
-                <w:sz w:val="19"/>
+            <w:tcW w:type="dxa" w:w="1765"/>
+          </w:tcPr>
+          <w:p>
+            <w:pPr>
+              <w:spacing w:before="0" w:after="20" w:line="240" w:lineRule="auto"/>
+            </w:pPr>
+            <w:r>
+              <w:rPr>
+                <w:rFonts w:ascii="Times New Roman" w:hAnsi="Times New Roman" w:eastAsia="Times New Roman"/>
+                <w:sz w:val="20"/>
               </w:rPr>
               <w:t>T-VET</w:t>
             </w:r>
@@ -4334,23 +3428,16 @@
         </w:tc>
         <w:tc>
           <w:tcPr>
-            <w:tcW w:type="dxa" w:w="1960"/>
-            <w:vAlign w:val="top"/>
-            <w:tcMar>
-              <w:top w:w="80" w:type="dxa"/>
-              <w:start w:w="100" w:type="dxa"/>
-              <w:bottom w:w="80" w:type="dxa"/>
-              <w:end w:w="100" w:type="dxa"/>
-            </w:tcMar>
-          </w:tcPr>
-          <w:p>
-            <w:pPr>
-              <w:spacing w:before="0" w:after="40" w:line="240" w:lineRule="auto"/>
-            </w:pPr>
-            <w:r>
-              <w:rPr>
-                <w:rFonts w:ascii="Times New Roman" w:hAnsi="Times New Roman" w:eastAsia="Times New Roman"/>
-                <w:sz w:val="19"/>
+            <w:tcW w:type="dxa" w:w="1765"/>
+          </w:tcPr>
+          <w:p>
+            <w:pPr>
+              <w:spacing w:before="0" w:after="20" w:line="240" w:lineRule="auto"/>
+            </w:pPr>
+            <w:r>
+              <w:rPr>
+                <w:rFonts w:ascii="Times New Roman" w:hAnsi="Times New Roman" w:eastAsia="Times New Roman"/>
+                <w:sz w:val="20"/>
               </w:rPr>
               <w:t>static</w:t>
             </w:r>
@@ -4358,23 +3445,16 @@
         </w:tc>
         <w:tc>
           <w:tcPr>
-            <w:tcW w:type="dxa" w:w="2352"/>
-            <w:vAlign w:val="top"/>
-            <w:tcMar>
-              <w:top w:w="80" w:type="dxa"/>
-              <w:start w:w="100" w:type="dxa"/>
-              <w:bottom w:w="80" w:type="dxa"/>
-              <w:end w:w="100" w:type="dxa"/>
-            </w:tcMar>
-          </w:tcPr>
-          <w:p>
-            <w:pPr>
-              <w:spacing w:before="0" w:after="40" w:line="240" w:lineRule="auto"/>
-            </w:pPr>
-            <w:r>
-              <w:rPr>
-                <w:rFonts w:ascii="Times New Roman" w:hAnsi="Times New Roman" w:eastAsia="Times New Roman"/>
-                <w:sz w:val="19"/>
+            <w:tcW w:type="dxa" w:w="1765"/>
+          </w:tcPr>
+          <w:p>
+            <w:pPr>
+              <w:spacing w:before="0" w:after="20" w:line="240" w:lineRule="auto"/>
+            </w:pPr>
+            <w:r>
+              <w:rPr>
+                <w:rFonts w:ascii="Times New Roman" w:hAnsi="Times New Roman" w:eastAsia="Times New Roman"/>
+                <w:sz w:val="20"/>
               </w:rPr>
               <w:t>go vet ./...</w:t>
             </w:r>
@@ -4382,23 +3462,16 @@
         </w:tc>
         <w:tc>
           <w:tcPr>
-            <w:tcW w:type="dxa" w:w="1960"/>
-            <w:vAlign w:val="top"/>
-            <w:tcMar>
-              <w:top w:w="80" w:type="dxa"/>
-              <w:start w:w="100" w:type="dxa"/>
-              <w:bottom w:w="80" w:type="dxa"/>
-              <w:end w:w="100" w:type="dxa"/>
-            </w:tcMar>
-          </w:tcPr>
-          <w:p>
-            <w:pPr>
-              <w:spacing w:before="0" w:after="40" w:line="240" w:lineRule="auto"/>
-            </w:pPr>
-            <w:r>
-              <w:rPr>
-                <w:rFonts w:ascii="Times New Roman" w:hAnsi="Times New Roman" w:eastAsia="Times New Roman"/>
-                <w:sz w:val="19"/>
+            <w:tcW w:type="dxa" w:w="2294"/>
+          </w:tcPr>
+          <w:p>
+            <w:pPr>
+              <w:spacing w:before="0" w:after="20" w:line="240" w:lineRule="auto"/>
+            </w:pPr>
+            <w:r>
+              <w:rPr>
+                <w:rFonts w:ascii="Times New Roman" w:hAnsi="Times New Roman" w:eastAsia="Times New Roman"/>
+                <w:sz w:val="20"/>
               </w:rPr>
               <w:t>PASS</w:t>
             </w:r>
@@ -4406,23 +3479,16 @@
         </w:tc>
         <w:tc>
           <w:tcPr>
-            <w:tcW w:type="dxa" w:w="1862"/>
-            <w:vAlign w:val="top"/>
-            <w:tcMar>
-              <w:top w:w="80" w:type="dxa"/>
-              <w:start w:w="100" w:type="dxa"/>
-              <w:bottom w:w="80" w:type="dxa"/>
-              <w:end w:w="100" w:type="dxa"/>
-            </w:tcMar>
-          </w:tcPr>
-          <w:p>
-            <w:pPr>
-              <w:spacing w:before="0" w:after="40" w:line="240" w:lineRule="auto"/>
-            </w:pPr>
-            <w:r>
-              <w:rPr>
-                <w:rFonts w:ascii="Times New Roman" w:hAnsi="Times New Roman" w:eastAsia="Times New Roman"/>
-                <w:sz w:val="19"/>
+            <w:tcW w:type="dxa" w:w="1765"/>
+          </w:tcPr>
+          <w:p>
+            <w:pPr>
+              <w:spacing w:before="0" w:after="20" w:line="240" w:lineRule="auto"/>
+            </w:pPr>
+            <w:r>
+              <w:rPr>
+                <w:rFonts w:ascii="Times New Roman" w:hAnsi="Times New Roman" w:eastAsia="Times New Roman"/>
+                <w:sz w:val="20"/>
               </w:rPr>
               <w:t>HIT-47-go-vet.log</w:t>
             </w:r>
@@ -4432,23 +3498,16 @@
       <w:tr>
         <w:tc>
           <w:tcPr>
-            <w:tcW w:type="dxa" w:w="1666"/>
-            <w:vAlign w:val="top"/>
-            <w:tcMar>
-              <w:top w:w="80" w:type="dxa"/>
-              <w:start w:w="100" w:type="dxa"/>
-              <w:bottom w:w="80" w:type="dxa"/>
-              <w:end w:w="100" w:type="dxa"/>
-            </w:tcMar>
-          </w:tcPr>
-          <w:p>
-            <w:pPr>
-              <w:spacing w:before="0" w:after="40" w:line="240" w:lineRule="auto"/>
-            </w:pPr>
-            <w:r>
-              <w:rPr>
-                <w:rFonts w:ascii="Times New Roman" w:hAnsi="Times New Roman" w:eastAsia="Times New Roman"/>
-                <w:sz w:val="19"/>
+            <w:tcW w:type="dxa" w:w="1765"/>
+          </w:tcPr>
+          <w:p>
+            <w:pPr>
+              <w:spacing w:before="0" w:after="20" w:line="240" w:lineRule="auto"/>
+            </w:pPr>
+            <w:r>
+              <w:rPr>
+                <w:rFonts w:ascii="Times New Roman" w:hAnsi="Times New Roman" w:eastAsia="Times New Roman"/>
+                <w:sz w:val="20"/>
               </w:rPr>
               <w:t>T-RACE</w:t>
             </w:r>
@@ -4456,23 +3515,16 @@
         </w:tc>
         <w:tc>
           <w:tcPr>
-            <w:tcW w:type="dxa" w:w="1960"/>
-            <w:vAlign w:val="top"/>
-            <w:tcMar>
-              <w:top w:w="80" w:type="dxa"/>
-              <w:start w:w="100" w:type="dxa"/>
-              <w:bottom w:w="80" w:type="dxa"/>
-              <w:end w:w="100" w:type="dxa"/>
-            </w:tcMar>
-          </w:tcPr>
-          <w:p>
-            <w:pPr>
-              <w:spacing w:before="0" w:after="40" w:line="240" w:lineRule="auto"/>
-            </w:pPr>
-            <w:r>
-              <w:rPr>
-                <w:rFonts w:ascii="Times New Roman" w:hAnsi="Times New Roman" w:eastAsia="Times New Roman"/>
-                <w:sz w:val="19"/>
+            <w:tcW w:type="dxa" w:w="1765"/>
+          </w:tcPr>
+          <w:p>
+            <w:pPr>
+              <w:spacing w:before="0" w:after="20" w:line="240" w:lineRule="auto"/>
+            </w:pPr>
+            <w:r>
+              <w:rPr>
+                <w:rFonts w:ascii="Times New Roman" w:hAnsi="Times New Roman" w:eastAsia="Times New Roman"/>
+                <w:sz w:val="20"/>
               </w:rPr>
               <w:t>race</w:t>
             </w:r>
@@ -4480,23 +3532,16 @@
         </w:tc>
         <w:tc>
           <w:tcPr>
-            <w:tcW w:type="dxa" w:w="2352"/>
-            <w:vAlign w:val="top"/>
-            <w:tcMar>
-              <w:top w:w="80" w:type="dxa"/>
-              <w:start w:w="100" w:type="dxa"/>
-              <w:bottom w:w="80" w:type="dxa"/>
-              <w:end w:w="100" w:type="dxa"/>
-            </w:tcMar>
-          </w:tcPr>
-          <w:p>
-            <w:pPr>
-              <w:spacing w:before="0" w:after="40" w:line="240" w:lineRule="auto"/>
-            </w:pPr>
-            <w:r>
-              <w:rPr>
-                <w:rFonts w:ascii="Times New Roman" w:hAnsi="Times New Roman" w:eastAsia="Times New Roman"/>
-                <w:sz w:val="19"/>
+            <w:tcW w:type="dxa" w:w="1765"/>
+          </w:tcPr>
+          <w:p>
+            <w:pPr>
+              <w:spacing w:before="0" w:after="20" w:line="240" w:lineRule="auto"/>
+            </w:pPr>
+            <w:r>
+              <w:rPr>
+                <w:rFonts w:ascii="Times New Roman" w:hAnsi="Times New Roman" w:eastAsia="Times New Roman"/>
+                <w:sz w:val="20"/>
               </w:rPr>
               <w:t>CGO_ENABLED=1 go test -race ./...</w:t>
             </w:r>
@@ -4504,23 +3549,16 @@
         </w:tc>
         <w:tc>
           <w:tcPr>
-            <w:tcW w:type="dxa" w:w="1960"/>
-            <w:vAlign w:val="top"/>
-            <w:tcMar>
-              <w:top w:w="80" w:type="dxa"/>
-              <w:start w:w="100" w:type="dxa"/>
-              <w:bottom w:w="80" w:type="dxa"/>
-              <w:end w:w="100" w:type="dxa"/>
-            </w:tcMar>
-          </w:tcPr>
-          <w:p>
-            <w:pPr>
-              <w:spacing w:before="0" w:after="40" w:line="240" w:lineRule="auto"/>
-            </w:pPr>
-            <w:r>
-              <w:rPr>
-                <w:rFonts w:ascii="Times New Roman" w:hAnsi="Times New Roman" w:eastAsia="Times New Roman"/>
-                <w:sz w:val="19"/>
+            <w:tcW w:type="dxa" w:w="2294"/>
+          </w:tcPr>
+          <w:p>
+            <w:pPr>
+              <w:spacing w:before="0" w:after="20" w:line="240" w:lineRule="auto"/>
+            </w:pPr>
+            <w:r>
+              <w:rPr>
+                <w:rFonts w:ascii="Times New Roman" w:hAnsi="Times New Roman" w:eastAsia="Times New Roman"/>
+                <w:sz w:val="20"/>
               </w:rPr>
               <w:t>PASS</w:t>
             </w:r>
@@ -4528,23 +3566,16 @@
         </w:tc>
         <w:tc>
           <w:tcPr>
-            <w:tcW w:type="dxa" w:w="1862"/>
-            <w:vAlign w:val="top"/>
-            <w:tcMar>
-              <w:top w:w="80" w:type="dxa"/>
-              <w:start w:w="100" w:type="dxa"/>
-              <w:bottom w:w="80" w:type="dxa"/>
-              <w:end w:w="100" w:type="dxa"/>
-            </w:tcMar>
-          </w:tcPr>
-          <w:p>
-            <w:pPr>
-              <w:spacing w:before="0" w:after="40" w:line="240" w:lineRule="auto"/>
-            </w:pPr>
-            <w:r>
-              <w:rPr>
-                <w:rFonts w:ascii="Times New Roman" w:hAnsi="Times New Roman" w:eastAsia="Times New Roman"/>
-                <w:sz w:val="19"/>
+            <w:tcW w:type="dxa" w:w="1765"/>
+          </w:tcPr>
+          <w:p>
+            <w:pPr>
+              <w:spacing w:before="0" w:after="20" w:line="240" w:lineRule="auto"/>
+            </w:pPr>
+            <w:r>
+              <w:rPr>
+                <w:rFonts w:ascii="Times New Roman" w:hAnsi="Times New Roman" w:eastAsia="Times New Roman"/>
+                <w:sz w:val="20"/>
               </w:rPr>
               <w:t>HIT-47-go-race.log</w:t>
             </w:r>
@@ -4570,17 +3601,9 @@
     </w:p>
     <w:tbl>
       <w:tblPr>
-        <w:tblW w:type="pct" w:w="10000"/>
-        <w:tblLayout w:type="fixed"/>
+        <w:tblW w:type="dxa" w:w="9000"/>
+        <w:tblLayout w:type="autofit"/>
         <w:tblLook w:firstColumn="1" w:firstRow="1" w:lastColumn="0" w:lastRow="0" w:noHBand="0" w:noVBand="1" w:val="04A0"/>
-        <w:tblBorders>
-          <w:top w:val="single" w:sz="4" w:space="0" w:color="B7C3D0"/>
-          <w:left w:val="single" w:sz="4" w:space="0" w:color="B7C3D0"/>
-          <w:bottom w:val="single" w:sz="4" w:space="0" w:color="B7C3D0"/>
-          <w:right w:val="single" w:sz="4" w:space="0" w:color="B7C3D0"/>
-          <w:insideH w:val="single" w:sz="4" w:space="0" w:color="B7C3D0"/>
-          <w:insideV w:val="single" w:sz="4" w:space="0" w:color="B7C3D0"/>
-        </w:tblBorders>
       </w:tblPr>
       <w:tblGrid>
         <w:gridCol w:w="9355"/>
@@ -4591,16 +3614,15 @@
             <w:tcW w:type="dxa" w:w="9355"/>
             <w:shd w:fill="EDEDED" w:val="clear"/>
             <w:tcMar>
-              <w:top w:w="140" w:type="dxa"/>
-              <w:start w:w="160" w:type="dxa"/>
-              <w:bottom w:w="140" w:type="dxa"/>
-              <w:end w:w="160" w:type="dxa"/>
+              <w:top w:w="160" w:type="dxa"/>
+              <w:start w:w="180" w:type="dxa"/>
+              <w:bottom w:w="160" w:type="dxa"/>
+              <w:end w:w="180" w:type="dxa"/>
             </w:tcMar>
-            <w:vAlign w:val="center"/>
-          </w:tcPr>
-          <w:p>
-            <w:pPr>
-              <w:spacing w:before="40" w:after="0"/>
+          </w:tcPr>
+          <w:p>
+            <w:pPr>
+              <w:spacing w:before="0" w:after="20" w:line="240" w:lineRule="auto"/>
               <w:jc w:val="center"/>
             </w:pPr>
             <w:r>
@@ -4658,17 +3680,9 @@
     </w:p>
     <w:tbl>
       <w:tblPr>
-        <w:tblW w:type="pct" w:w="10000"/>
-        <w:tblLayout w:type="fixed"/>
+        <w:tblW w:type="dxa" w:w="9000"/>
+        <w:tblLayout w:type="autofit"/>
         <w:tblLook w:firstColumn="1" w:firstRow="1" w:lastColumn="0" w:lastRow="0" w:noHBand="0" w:noVBand="1" w:val="04A0"/>
-        <w:tblBorders>
-          <w:top w:val="single" w:sz="4" w:space="0" w:color="B7C3D0"/>
-          <w:left w:val="single" w:sz="4" w:space="0" w:color="B7C3D0"/>
-          <w:bottom w:val="single" w:sz="4" w:space="0" w:color="B7C3D0"/>
-          <w:right w:val="single" w:sz="4" w:space="0" w:color="B7C3D0"/>
-          <w:insideH w:val="single" w:sz="4" w:space="0" w:color="B7C3D0"/>
-          <w:insideV w:val="single" w:sz="4" w:space="0" w:color="B7C3D0"/>
-        </w:tblBorders>
       </w:tblPr>
       <w:tblGrid>
         <w:gridCol w:w="9355"/>
@@ -4679,16 +3693,15 @@
             <w:tcW w:type="dxa" w:w="9355"/>
             <w:shd w:fill="EDEDED" w:val="clear"/>
             <w:tcMar>
-              <w:top w:w="140" w:type="dxa"/>
-              <w:start w:w="160" w:type="dxa"/>
-              <w:bottom w:w="140" w:type="dxa"/>
-              <w:end w:w="160" w:type="dxa"/>
+              <w:top w:w="160" w:type="dxa"/>
+              <w:start w:w="180" w:type="dxa"/>
+              <w:bottom w:w="160" w:type="dxa"/>
+              <w:end w:w="180" w:type="dxa"/>
             </w:tcMar>
-            <w:vAlign w:val="center"/>
-          </w:tcPr>
-          <w:p>
-            <w:pPr>
-              <w:spacing w:before="40" w:after="0"/>
+          </w:tcPr>
+          <w:p>
+            <w:pPr>
+              <w:spacing w:before="0" w:after="20" w:line="240" w:lineRule="auto"/>
               <w:jc w:val="center"/>
             </w:pPr>
             <w:r>
@@ -4718,19 +3731,11 @@
     <w:tbl>
       <w:tblPr>
         <w:tblStyle w:val="af4"/>
-        <w:tblW w:w="10000" w:type="pct"/>
+        <w:tblW w:w="0" w:type="auto"/>
         <w:jc w:val="center"/>
         <w:tblLayout w:type="fixed"/>
         <w:tblLook w:val="04A0" w:firstRow="1" w:lastRow="0" w:firstColumn="1" w:lastColumn="0" w:noHBand="0" w:noVBand="1"/>
         <w:tblCaption w:val="6"/>
-        <w:tblBorders>
-          <w:top w:val="single" w:sz="4" w:space="0" w:color="B7C3D0"/>
-          <w:left w:val="single" w:sz="4" w:space="0" w:color="B7C3D0"/>
-          <w:bottom w:val="single" w:sz="4" w:space="0" w:color="B7C3D0"/>
-          <w:right w:val="single" w:sz="4" w:space="0" w:color="B7C3D0"/>
-          <w:insideH w:val="single" w:sz="4" w:space="0" w:color="B7C3D0"/>
-          <w:insideV w:val="single" w:sz="4" w:space="0" w:color="B7C3D0"/>
-        </w:tblBorders>
       </w:tblPr>
       <w:tblGrid>
         <w:gridCol w:w="2828"/>
@@ -4746,28 +3751,21 @@
         </w:trPr>
         <w:tc>
           <w:tcPr>
-            <w:tcW w:w="2156" w:type="dxa"/>
-            <w:shd w:val="clear" w:color="auto" w:fill="D9EAF7"/>
-            <w:vAlign w:val="top"/>
-            <w:tcMar>
-              <w:top w:w="80" w:type="dxa"/>
-              <w:start w:w="100" w:type="dxa"/>
-              <w:bottom w:w="80" w:type="dxa"/>
-              <w:end w:w="100" w:type="dxa"/>
-            </w:tcMar>
+            <w:tcW w:w="2828" w:type="dxa"/>
+            <w:shd w:val="clear" w:color="auto" w:fill="F2F2F2"/>
           </w:tcPr>
           <w:p>
             <w:pPr>
               <w:pStyle w:val="ae"/>
               <w:keepNext/>
-              <w:spacing w:before="0" w:after="40" w:line="240" w:lineRule="auto"/>
-              <w:jc w:val="center"/>
+              <w:spacing w:before="0" w:after="20" w:line="240" w:lineRule="auto"/>
+              <w:jc w:val="left"/>
             </w:pPr>
             <w:r>
               <w:rPr>
                 <w:rFonts w:ascii="Times New Roman" w:hAnsi="Times New Roman" w:eastAsia="Times New Roman"/>
                 <w:b/>
-                <w:sz w:val="20"/>
+                <w:sz w:val="21"/>
               </w:rPr>
               <w:t>Найденный пробел / ограничение</w:t>
             </w:r>
@@ -4775,28 +3773,21 @@
         </w:tc>
         <w:tc>
           <w:tcPr>
-            <w:tcW w:w="2254" w:type="dxa"/>
-            <w:shd w:val="clear" w:color="auto" w:fill="D9EAF7"/>
-            <w:vAlign w:val="top"/>
-            <w:tcMar>
-              <w:top w:w="80" w:type="dxa"/>
-              <w:start w:w="100" w:type="dxa"/>
-              <w:bottom w:w="80" w:type="dxa"/>
-              <w:end w:w="100" w:type="dxa"/>
-            </w:tcMar>
+            <w:tcW w:w="2175" w:type="dxa"/>
+            <w:shd w:val="clear" w:color="auto" w:fill="F2F2F2"/>
           </w:tcPr>
           <w:p>
             <w:pPr>
               <w:pStyle w:val="ae"/>
               <w:keepNext/>
-              <w:spacing w:before="0" w:after="40" w:line="240" w:lineRule="auto"/>
-              <w:jc w:val="center"/>
+              <w:spacing w:before="0" w:after="20" w:line="240" w:lineRule="auto"/>
+              <w:jc w:val="left"/>
             </w:pPr>
             <w:r>
               <w:rPr>
                 <w:rFonts w:ascii="Times New Roman" w:hAnsi="Times New Roman" w:eastAsia="Times New Roman"/>
                 <w:b/>
-                <w:sz w:val="20"/>
+                <w:sz w:val="21"/>
               </w:rPr>
               <w:t>Почему существенен</w:t>
             </w:r>
@@ -4804,28 +3795,21 @@
         </w:tc>
         <w:tc>
           <w:tcPr>
-            <w:tcW w:w="3234" w:type="dxa"/>
-            <w:shd w:val="clear" w:color="auto" w:fill="D9EAF7"/>
-            <w:vAlign w:val="top"/>
-            <w:tcMar>
-              <w:top w:w="80" w:type="dxa"/>
-              <w:start w:w="100" w:type="dxa"/>
-              <w:bottom w:w="80" w:type="dxa"/>
-              <w:end w:w="100" w:type="dxa"/>
-            </w:tcMar>
+            <w:tcW w:w="2175" w:type="dxa"/>
+            <w:shd w:val="clear" w:color="auto" w:fill="F2F2F2"/>
           </w:tcPr>
           <w:p>
             <w:pPr>
               <w:pStyle w:val="ae"/>
               <w:keepNext/>
-              <w:spacing w:before="0" w:after="40" w:line="240" w:lineRule="auto"/>
-              <w:jc w:val="center"/>
+              <w:spacing w:before="0" w:after="20" w:line="240" w:lineRule="auto"/>
+              <w:jc w:val="left"/>
             </w:pPr>
             <w:r>
               <w:rPr>
                 <w:rFonts w:ascii="Times New Roman" w:hAnsi="Times New Roman" w:eastAsia="Times New Roman"/>
                 <w:b/>
-                <w:sz w:val="20"/>
+                <w:sz w:val="21"/>
               </w:rPr>
               <w:t>Принятое решение</w:t>
             </w:r>
@@ -4833,28 +3817,21 @@
         </w:tc>
         <w:tc>
           <w:tcPr>
-            <w:tcW w:w="2156" w:type="dxa"/>
-            <w:shd w:val="clear" w:color="auto" w:fill="D9EAF7"/>
-            <w:vAlign w:val="top"/>
-            <w:tcMar>
-              <w:top w:w="80" w:type="dxa"/>
-              <w:start w:w="100" w:type="dxa"/>
-              <w:bottom w:w="80" w:type="dxa"/>
-              <w:end w:w="100" w:type="dxa"/>
-            </w:tcMar>
+            <w:tcW w:w="2175" w:type="dxa"/>
+            <w:shd w:val="clear" w:color="auto" w:fill="F2F2F2"/>
           </w:tcPr>
           <w:p>
             <w:pPr>
               <w:pStyle w:val="ae"/>
               <w:keepNext/>
-              <w:spacing w:before="0" w:after="40" w:line="240" w:lineRule="auto"/>
-              <w:jc w:val="center"/>
+              <w:spacing w:before="0" w:after="20" w:line="240" w:lineRule="auto"/>
+              <w:jc w:val="left"/>
             </w:pPr>
             <w:r>
               <w:rPr>
                 <w:rFonts w:ascii="Times New Roman" w:hAnsi="Times New Roman" w:eastAsia="Times New Roman"/>
                 <w:b/>
-                <w:sz w:val="20"/>
+                <w:sz w:val="21"/>
               </w:rPr>
               <w:t>Повторная проверка</w:t>
             </w:r>
@@ -4868,18 +3845,11 @@
         </w:trPr>
         <w:tc>
           <w:tcPr>
-            <w:tcW w:w="2156" w:type="dxa"/>
-            <w:vAlign w:val="top"/>
-            <w:tcMar>
-              <w:top w:w="80" w:type="dxa"/>
-              <w:start w:w="100" w:type="dxa"/>
-              <w:bottom w:w="80" w:type="dxa"/>
-              <w:end w:w="100" w:type="dxa"/>
-            </w:tcMar>
-          </w:tcPr>
-          <w:p>
-            <w:pPr>
-              <w:spacing w:before="0" w:after="40" w:line="240" w:lineRule="auto"/>
+            <w:tcW w:w="2828" w:type="dxa"/>
+          </w:tcPr>
+          <w:p>
+            <w:pPr>
+              <w:spacing w:before="0" w:after="20" w:line="240" w:lineRule="auto"/>
             </w:pPr>
             <w:r>
               <w:rPr>
@@ -4892,18 +3862,11 @@
         </w:tc>
         <w:tc>
           <w:tcPr>
-            <w:tcW w:w="2254" w:type="dxa"/>
-            <w:vAlign w:val="top"/>
-            <w:tcMar>
-              <w:top w:w="80" w:type="dxa"/>
-              <w:start w:w="100" w:type="dxa"/>
-              <w:bottom w:w="80" w:type="dxa"/>
-              <w:end w:w="100" w:type="dxa"/>
-            </w:tcMar>
-          </w:tcPr>
-          <w:p>
-            <w:pPr>
-              <w:spacing w:before="0" w:after="40" w:line="240" w:lineRule="auto"/>
+            <w:tcW w:w="2175" w:type="dxa"/>
+          </w:tcPr>
+          <w:p>
+            <w:pPr>
+              <w:spacing w:before="0" w:after="20" w:line="240" w:lineRule="auto"/>
             </w:pPr>
             <w:r>
               <w:rPr>
@@ -4916,18 +3879,11 @@
         </w:tc>
         <w:tc>
           <w:tcPr>
-            <w:tcW w:w="3234" w:type="dxa"/>
-            <w:vAlign w:val="top"/>
-            <w:tcMar>
-              <w:top w:w="80" w:type="dxa"/>
-              <w:start w:w="100" w:type="dxa"/>
-              <w:bottom w:w="80" w:type="dxa"/>
-              <w:end w:w="100" w:type="dxa"/>
-            </w:tcMar>
-          </w:tcPr>
-          <w:p>
-            <w:pPr>
-              <w:spacing w:before="0" w:after="40" w:line="240" w:lineRule="auto"/>
+            <w:tcW w:w="2175" w:type="dxa"/>
+          </w:tcPr>
+          <w:p>
+            <w:pPr>
+              <w:spacing w:before="0" w:after="20" w:line="240" w:lineRule="auto"/>
             </w:pPr>
             <w:r>
               <w:rPr>
@@ -4940,18 +3896,11 @@
         </w:tc>
         <w:tc>
           <w:tcPr>
-            <w:tcW w:w="2156" w:type="dxa"/>
-            <w:vAlign w:val="top"/>
-            <w:tcMar>
-              <w:top w:w="80" w:type="dxa"/>
-              <w:start w:w="100" w:type="dxa"/>
-              <w:bottom w:w="80" w:type="dxa"/>
-              <w:end w:w="100" w:type="dxa"/>
-            </w:tcMar>
-          </w:tcPr>
-          <w:p>
-            <w:pPr>
-              <w:spacing w:before="0" w:after="40" w:line="240" w:lineRule="auto"/>
+            <w:tcW w:w="2175" w:type="dxa"/>
+          </w:tcPr>
+          <w:p>
+            <w:pPr>
+              <w:spacing w:before="0" w:after="20" w:line="240" w:lineRule="auto"/>
             </w:pPr>
             <w:r>
               <w:rPr>
@@ -5012,19 +3961,11 @@
     <w:tbl>
       <w:tblPr>
         <w:tblStyle w:val="af4"/>
-        <w:tblW w:w="10000" w:type="pct"/>
+        <w:tblW w:w="0" w:type="auto"/>
         <w:jc w:val="center"/>
         <w:tblLayout w:type="fixed"/>
         <w:tblLook w:val="04A0" w:firstRow="1" w:lastRow="0" w:firstColumn="1" w:lastColumn="0" w:noHBand="0" w:noVBand="1"/>
         <w:tblCaption w:val="7"/>
-        <w:tblBorders>
-          <w:top w:val="single" w:sz="4" w:space="0" w:color="B7C3D0"/>
-          <w:left w:val="single" w:sz="4" w:space="0" w:color="B7C3D0"/>
-          <w:bottom w:val="single" w:sz="4" w:space="0" w:color="B7C3D0"/>
-          <w:right w:val="single" w:sz="4" w:space="0" w:color="B7C3D0"/>
-          <w:insideH w:val="single" w:sz="4" w:space="0" w:color="B7C3D0"/>
-          <w:insideV w:val="single" w:sz="4" w:space="0" w:color="B7C3D0"/>
-        </w:tblBorders>
       </w:tblPr>
       <w:tblGrid>
         <w:gridCol w:w="2339"/>
@@ -5040,28 +3981,21 @@
         </w:trPr>
         <w:tc>
           <w:tcPr>
-            <w:tcW w:w="2156" w:type="dxa"/>
-            <w:shd w:val="clear" w:color="auto" w:fill="D9EAF7"/>
-            <w:vAlign w:val="top"/>
-            <w:tcMar>
-              <w:top w:w="80" w:type="dxa"/>
-              <w:start w:w="100" w:type="dxa"/>
-              <w:bottom w:w="80" w:type="dxa"/>
-              <w:end w:w="100" w:type="dxa"/>
-            </w:tcMar>
+            <w:tcW w:w="2339" w:type="dxa"/>
+            <w:shd w:val="clear" w:color="auto" w:fill="F2F2F2"/>
           </w:tcPr>
           <w:p>
             <w:pPr>
               <w:pStyle w:val="ae"/>
               <w:keepNext/>
-              <w:spacing w:before="0" w:after="40" w:line="240" w:lineRule="auto"/>
-              <w:jc w:val="center"/>
+              <w:spacing w:before="0" w:after="20" w:line="240" w:lineRule="auto"/>
+              <w:jc w:val="left"/>
             </w:pPr>
             <w:r>
               <w:rPr>
                 <w:rFonts w:ascii="Times New Roman" w:hAnsi="Times New Roman" w:eastAsia="Times New Roman"/>
                 <w:b/>
-                <w:sz w:val="20"/>
+                <w:sz w:val="21"/>
               </w:rPr>
               <w:t>Состояние</w:t>
             </w:r>
@@ -5069,28 +4003,21 @@
         </w:tc>
         <w:tc>
           <w:tcPr>
-            <w:tcW w:w="2254" w:type="dxa"/>
-            <w:shd w:val="clear" w:color="auto" w:fill="D9EAF7"/>
-            <w:vAlign w:val="top"/>
-            <w:tcMar>
-              <w:top w:w="80" w:type="dxa"/>
-              <w:start w:w="100" w:type="dxa"/>
-              <w:bottom w:w="80" w:type="dxa"/>
-              <w:end w:w="100" w:type="dxa"/>
-            </w:tcMar>
+            <w:tcW w:w="2339" w:type="dxa"/>
+            <w:shd w:val="clear" w:color="auto" w:fill="F2F2F2"/>
           </w:tcPr>
           <w:p>
             <w:pPr>
               <w:pStyle w:val="ae"/>
               <w:keepNext/>
-              <w:spacing w:before="0" w:after="40" w:line="240" w:lineRule="auto"/>
-              <w:jc w:val="center"/>
+              <w:spacing w:before="0" w:after="20" w:line="240" w:lineRule="auto"/>
+              <w:jc w:val="left"/>
             </w:pPr>
             <w:r>
               <w:rPr>
                 <w:rFonts w:ascii="Times New Roman" w:hAnsi="Times New Roman" w:eastAsia="Times New Roman"/>
                 <w:b/>
-                <w:sz w:val="20"/>
+                <w:sz w:val="21"/>
               </w:rPr>
               <w:t>Версия кода и тестов</w:t>
             </w:r>
@@ -5098,28 +4025,21 @@
         </w:tc>
         <w:tc>
           <w:tcPr>
-            <w:tcW w:w="3234" w:type="dxa"/>
-            <w:shd w:val="clear" w:color="auto" w:fill="D9EAF7"/>
-            <w:vAlign w:val="top"/>
-            <w:tcMar>
-              <w:top w:w="80" w:type="dxa"/>
-              <w:start w:w="100" w:type="dxa"/>
-              <w:bottom w:w="80" w:type="dxa"/>
-              <w:end w:w="100" w:type="dxa"/>
-            </w:tcMar>
+            <w:tcW w:w="2339" w:type="dxa"/>
+            <w:shd w:val="clear" w:color="auto" w:fill="F2F2F2"/>
           </w:tcPr>
           <w:p>
             <w:pPr>
               <w:pStyle w:val="ae"/>
               <w:keepNext/>
-              <w:spacing w:before="0" w:after="40" w:line="240" w:lineRule="auto"/>
-              <w:jc w:val="center"/>
+              <w:spacing w:before="0" w:after="20" w:line="240" w:lineRule="auto"/>
+              <w:jc w:val="left"/>
             </w:pPr>
             <w:r>
               <w:rPr>
                 <w:rFonts w:ascii="Times New Roman" w:hAnsi="Times New Roman" w:eastAsia="Times New Roman"/>
                 <w:b/>
-                <w:sz w:val="20"/>
+                <w:sz w:val="21"/>
               </w:rPr>
               <w:t>Фактический результат</w:t>
             </w:r>
@@ -5127,28 +4047,21 @@
         </w:tc>
         <w:tc>
           <w:tcPr>
-            <w:tcW w:w="2156" w:type="dxa"/>
-            <w:shd w:val="clear" w:color="auto" w:fill="D9EAF7"/>
-            <w:vAlign w:val="top"/>
-            <w:tcMar>
-              <w:top w:w="80" w:type="dxa"/>
-              <w:start w:w="100" w:type="dxa"/>
-              <w:bottom w:w="80" w:type="dxa"/>
-              <w:end w:w="100" w:type="dxa"/>
-            </w:tcMar>
+            <w:tcW w:w="2339" w:type="dxa"/>
+            <w:shd w:val="clear" w:color="auto" w:fill="F2F2F2"/>
           </w:tcPr>
           <w:p>
             <w:pPr>
               <w:pStyle w:val="ae"/>
               <w:keepNext/>
-              <w:spacing w:before="0" w:after="40" w:line="240" w:lineRule="auto"/>
-              <w:jc w:val="center"/>
+              <w:spacing w:before="0" w:after="20" w:line="240" w:lineRule="auto"/>
+              <w:jc w:val="left"/>
             </w:pPr>
             <w:r>
               <w:rPr>
                 <w:rFonts w:ascii="Times New Roman" w:hAnsi="Times New Roman" w:eastAsia="Times New Roman"/>
                 <w:b/>
-                <w:sz w:val="20"/>
+                <w:sz w:val="21"/>
               </w:rPr>
               <w:t>Подтверждение и вывод</w:t>
             </w:r>
@@ -5162,18 +4075,11 @@
         </w:trPr>
         <w:tc>
           <w:tcPr>
-            <w:tcW w:w="2156" w:type="dxa"/>
-            <w:vAlign w:val="top"/>
-            <w:tcMar>
-              <w:top w:w="80" w:type="dxa"/>
-              <w:start w:w="100" w:type="dxa"/>
-              <w:bottom w:w="80" w:type="dxa"/>
-              <w:end w:w="100" w:type="dxa"/>
-            </w:tcMar>
-          </w:tcPr>
-          <w:p>
-            <w:pPr>
-              <w:spacing w:before="0" w:after="40" w:line="240" w:lineRule="auto"/>
+            <w:tcW w:w="2339" w:type="dxa"/>
+          </w:tcPr>
+          <w:p>
+            <w:pPr>
+              <w:spacing w:before="0" w:after="20" w:line="240" w:lineRule="auto"/>
             </w:pPr>
             <w:r>
               <w:rPr>
@@ -5186,18 +4092,11 @@
         </w:tc>
         <w:tc>
           <w:tcPr>
-            <w:tcW w:w="2254" w:type="dxa"/>
-            <w:vAlign w:val="top"/>
-            <w:tcMar>
-              <w:top w:w="80" w:type="dxa"/>
-              <w:start w:w="100" w:type="dxa"/>
-              <w:bottom w:w="80" w:type="dxa"/>
-              <w:end w:w="100" w:type="dxa"/>
-            </w:tcMar>
-          </w:tcPr>
-          <w:p>
-            <w:pPr>
-              <w:spacing w:before="0" w:after="40" w:line="240" w:lineRule="auto"/>
+            <w:tcW w:w="2339" w:type="dxa"/>
+          </w:tcPr>
+          <w:p>
+            <w:pPr>
+              <w:spacing w:before="0" w:after="20" w:line="240" w:lineRule="auto"/>
             </w:pPr>
             <w:r>
               <w:rPr>
@@ -5210,18 +4109,11 @@
         </w:tc>
         <w:tc>
           <w:tcPr>
-            <w:tcW w:w="3234" w:type="dxa"/>
-            <w:vAlign w:val="top"/>
-            <w:tcMar>
-              <w:top w:w="80" w:type="dxa"/>
-              <w:start w:w="100" w:type="dxa"/>
-              <w:bottom w:w="80" w:type="dxa"/>
-              <w:end w:w="100" w:type="dxa"/>
-            </w:tcMar>
-          </w:tcPr>
-          <w:p>
-            <w:pPr>
-              <w:spacing w:before="0" w:after="40" w:line="240" w:lineRule="auto"/>
+            <w:tcW w:w="2339" w:type="dxa"/>
+          </w:tcPr>
+          <w:p>
+            <w:pPr>
+              <w:spacing w:before="0" w:after="20" w:line="240" w:lineRule="auto"/>
             </w:pPr>
             <w:r>
               <w:rPr>
@@ -5234,18 +4126,11 @@
         </w:tc>
         <w:tc>
           <w:tcPr>
-            <w:tcW w:w="2156" w:type="dxa"/>
-            <w:vAlign w:val="top"/>
-            <w:tcMar>
-              <w:top w:w="80" w:type="dxa"/>
-              <w:start w:w="100" w:type="dxa"/>
-              <w:bottom w:w="80" w:type="dxa"/>
-              <w:end w:w="100" w:type="dxa"/>
-            </w:tcMar>
-          </w:tcPr>
-          <w:p>
-            <w:pPr>
-              <w:spacing w:before="0" w:after="40" w:line="240" w:lineRule="auto"/>
+            <w:tcW w:w="2339" w:type="dxa"/>
+          </w:tcPr>
+          <w:p>
+            <w:pPr>
+              <w:spacing w:before="0" w:after="20" w:line="240" w:lineRule="auto"/>
             </w:pPr>
             <w:r>
               <w:rPr>
@@ -5264,18 +4149,11 @@
         </w:trPr>
         <w:tc>
           <w:tcPr>
-            <w:tcW w:w="2156" w:type="dxa"/>
-            <w:vAlign w:val="top"/>
-            <w:tcMar>
-              <w:top w:w="80" w:type="dxa"/>
-              <w:start w:w="100" w:type="dxa"/>
-              <w:bottom w:w="80" w:type="dxa"/>
-              <w:end w:w="100" w:type="dxa"/>
-            </w:tcMar>
-          </w:tcPr>
-          <w:p>
-            <w:pPr>
-              <w:spacing w:before="0" w:after="40" w:line="240" w:lineRule="auto"/>
+            <w:tcW w:w="2339" w:type="dxa"/>
+          </w:tcPr>
+          <w:p>
+            <w:pPr>
+              <w:spacing w:before="0" w:after="20" w:line="240" w:lineRule="auto"/>
             </w:pPr>
             <w:r>
               <w:rPr>
@@ -5288,18 +4166,11 @@
         </w:tc>
         <w:tc>
           <w:tcPr>
-            <w:tcW w:w="2254" w:type="dxa"/>
-            <w:vAlign w:val="top"/>
-            <w:tcMar>
-              <w:top w:w="80" w:type="dxa"/>
-              <w:start w:w="100" w:type="dxa"/>
-              <w:bottom w:w="80" w:type="dxa"/>
-              <w:end w:w="100" w:type="dxa"/>
-            </w:tcMar>
-          </w:tcPr>
-          <w:p>
-            <w:pPr>
-              <w:spacing w:before="0" w:after="40" w:line="240" w:lineRule="auto"/>
+            <w:tcW w:w="2339" w:type="dxa"/>
+          </w:tcPr>
+          <w:p>
+            <w:pPr>
+              <w:spacing w:before="0" w:after="20" w:line="240" w:lineRule="auto"/>
             </w:pPr>
             <w:r>
               <w:rPr>
@@ -5312,18 +4183,11 @@
         </w:tc>
         <w:tc>
           <w:tcPr>
-            <w:tcW w:w="3234" w:type="dxa"/>
-            <w:vAlign w:val="top"/>
-            <w:tcMar>
-              <w:top w:w="80" w:type="dxa"/>
-              <w:start w:w="100" w:type="dxa"/>
-              <w:bottom w:w="80" w:type="dxa"/>
-              <w:end w:w="100" w:type="dxa"/>
-            </w:tcMar>
-          </w:tcPr>
-          <w:p>
-            <w:pPr>
-              <w:spacing w:before="0" w:after="40" w:line="240" w:lineRule="auto"/>
+            <w:tcW w:w="2339" w:type="dxa"/>
+          </w:tcPr>
+          <w:p>
+            <w:pPr>
+              <w:spacing w:before="0" w:after="20" w:line="240" w:lineRule="auto"/>
             </w:pPr>
             <w:r>
               <w:rPr>
@@ -5336,18 +4200,11 @@
         </w:tc>
         <w:tc>
           <w:tcPr>
-            <w:tcW w:w="2156" w:type="dxa"/>
-            <w:vAlign w:val="top"/>
-            <w:tcMar>
-              <w:top w:w="80" w:type="dxa"/>
-              <w:start w:w="100" w:type="dxa"/>
-              <w:bottom w:w="80" w:type="dxa"/>
-              <w:end w:w="100" w:type="dxa"/>
-            </w:tcMar>
-          </w:tcPr>
-          <w:p>
-            <w:pPr>
-              <w:spacing w:before="0" w:after="40" w:line="240" w:lineRule="auto"/>
+            <w:tcW w:w="2339" w:type="dxa"/>
+          </w:tcPr>
+          <w:p>
+            <w:pPr>
+              <w:spacing w:before="0" w:after="20" w:line="240" w:lineRule="auto"/>
             </w:pPr>
             <w:r>
               <w:rPr>
@@ -5366,18 +4223,11 @@
         </w:trPr>
         <w:tc>
           <w:tcPr>
-            <w:tcW w:w="2156" w:type="dxa"/>
-            <w:vAlign w:val="top"/>
-            <w:tcMar>
-              <w:top w:w="80" w:type="dxa"/>
-              <w:start w:w="100" w:type="dxa"/>
-              <w:bottom w:w="80" w:type="dxa"/>
-              <w:end w:w="100" w:type="dxa"/>
-            </w:tcMar>
-          </w:tcPr>
-          <w:p>
-            <w:pPr>
-              <w:spacing w:before="0" w:after="40" w:line="240" w:lineRule="auto"/>
+            <w:tcW w:w="2339" w:type="dxa"/>
+          </w:tcPr>
+          <w:p>
+            <w:pPr>
+              <w:spacing w:before="0" w:after="20" w:line="240" w:lineRule="auto"/>
             </w:pPr>
             <w:r>
               <w:rPr>
@@ -5390,18 +4240,11 @@
         </w:tc>
         <w:tc>
           <w:tcPr>
-            <w:tcW w:w="2254" w:type="dxa"/>
-            <w:vAlign w:val="top"/>
-            <w:tcMar>
-              <w:top w:w="80" w:type="dxa"/>
-              <w:start w:w="100" w:type="dxa"/>
-              <w:bottom w:w="80" w:type="dxa"/>
-              <w:end w:w="100" w:type="dxa"/>
-            </w:tcMar>
-          </w:tcPr>
-          <w:p>
-            <w:pPr>
-              <w:spacing w:before="0" w:after="40" w:line="240" w:lineRule="auto"/>
+            <w:tcW w:w="2339" w:type="dxa"/>
+          </w:tcPr>
+          <w:p>
+            <w:pPr>
+              <w:spacing w:before="0" w:after="20" w:line="240" w:lineRule="auto"/>
             </w:pPr>
             <w:r>
               <w:rPr>
@@ -5414,18 +4257,11 @@
         </w:tc>
         <w:tc>
           <w:tcPr>
-            <w:tcW w:w="3234" w:type="dxa"/>
-            <w:vAlign w:val="top"/>
-            <w:tcMar>
-              <w:top w:w="80" w:type="dxa"/>
-              <w:start w:w="100" w:type="dxa"/>
-              <w:bottom w:w="80" w:type="dxa"/>
-              <w:end w:w="100" w:type="dxa"/>
-            </w:tcMar>
-          </w:tcPr>
-          <w:p>
-            <w:pPr>
-              <w:spacing w:before="0" w:after="40" w:line="240" w:lineRule="auto"/>
+            <w:tcW w:w="2339" w:type="dxa"/>
+          </w:tcPr>
+          <w:p>
+            <w:pPr>
+              <w:spacing w:before="0" w:after="20" w:line="240" w:lineRule="auto"/>
             </w:pPr>
             <w:r>
               <w:rPr>
@@ -5438,18 +4274,11 @@
         </w:tc>
         <w:tc>
           <w:tcPr>
-            <w:tcW w:w="2156" w:type="dxa"/>
-            <w:vAlign w:val="top"/>
-            <w:tcMar>
-              <w:top w:w="80" w:type="dxa"/>
-              <w:start w:w="100" w:type="dxa"/>
-              <w:bottom w:w="80" w:type="dxa"/>
-              <w:end w:w="100" w:type="dxa"/>
-            </w:tcMar>
-          </w:tcPr>
-          <w:p>
-            <w:pPr>
-              <w:spacing w:before="0" w:after="40" w:line="240" w:lineRule="auto"/>
+            <w:tcW w:w="2339" w:type="dxa"/>
+          </w:tcPr>
+          <w:p>
+            <w:pPr>
+              <w:spacing w:before="0" w:after="20" w:line="240" w:lineRule="auto"/>
             </w:pPr>
             <w:r>
               <w:rPr>
@@ -5476,17 +4305,9 @@
     </w:p>
     <w:tbl>
       <w:tblPr>
-        <w:tblW w:type="pct" w:w="10000"/>
-        <w:tblLayout w:type="fixed"/>
+        <w:tblW w:type="dxa" w:w="9000"/>
+        <w:tblLayout w:type="autofit"/>
         <w:tblLook w:firstColumn="1" w:firstRow="1" w:lastColumn="0" w:lastRow="0" w:noHBand="0" w:noVBand="1" w:val="04A0"/>
-        <w:tblBorders>
-          <w:top w:val="single" w:sz="4" w:space="0" w:color="B7C3D0"/>
-          <w:left w:val="single" w:sz="4" w:space="0" w:color="B7C3D0"/>
-          <w:bottom w:val="single" w:sz="4" w:space="0" w:color="B7C3D0"/>
-          <w:right w:val="single" w:sz="4" w:space="0" w:color="B7C3D0"/>
-          <w:insideH w:val="single" w:sz="4" w:space="0" w:color="B7C3D0"/>
-          <w:insideV w:val="single" w:sz="4" w:space="0" w:color="B7C3D0"/>
-        </w:tblBorders>
       </w:tblPr>
       <w:tblGrid>
         <w:gridCol w:w="9355"/>
@@ -5497,16 +4318,15 @@
             <w:tcW w:type="dxa" w:w="9355"/>
             <w:shd w:fill="EDEDED" w:val="clear"/>
             <w:tcMar>
-              <w:top w:w="140" w:type="dxa"/>
-              <w:start w:w="160" w:type="dxa"/>
-              <w:bottom w:w="140" w:type="dxa"/>
-              <w:end w:w="160" w:type="dxa"/>
+              <w:top w:w="160" w:type="dxa"/>
+              <w:start w:w="180" w:type="dxa"/>
+              <w:bottom w:w="160" w:type="dxa"/>
+              <w:end w:w="180" w:type="dxa"/>
             </w:tcMar>
-            <w:vAlign w:val="center"/>
-          </w:tcPr>
-          <w:p>
-            <w:pPr>
-              <w:spacing w:before="40" w:after="0"/>
+          </w:tcPr>
+          <w:p>
+            <w:pPr>
+              <w:spacing w:before="0" w:after="20" w:line="240" w:lineRule="auto"/>
               <w:jc w:val="center"/>
             </w:pPr>
             <w:r>
@@ -5536,17 +4356,8 @@
     <w:tbl>
       <w:tblPr>
         <w:tblStyle w:val="af4"/>
-        <w:tblW w:type="pct" w:w="10000"/>
+        <w:tblW w:type="auto" w:w="0"/>
         <w:tblLook w:firstColumn="1" w:firstRow="1" w:lastColumn="0" w:lastRow="0" w:noHBand="0" w:noVBand="1" w:val="04A0"/>
-        <w:tblLayout w:type="fixed"/>
-        <w:tblBorders>
-          <w:top w:val="single" w:sz="4" w:space="0" w:color="B7C3D0"/>
-          <w:left w:val="single" w:sz="4" w:space="0" w:color="B7C3D0"/>
-          <w:bottom w:val="single" w:sz="4" w:space="0" w:color="B7C3D0"/>
-          <w:right w:val="single" w:sz="4" w:space="0" w:color="B7C3D0"/>
-          <w:insideH w:val="single" w:sz="4" w:space="0" w:color="B7C3D0"/>
-          <w:insideV w:val="single" w:sz="4" w:space="0" w:color="B7C3D0"/>
-        </w:tblBorders>
       </w:tblPr>
       <w:tblGrid>
         <w:gridCol w:w="1336"/>
@@ -5563,26 +4374,17 @@
         </w:trPr>
         <w:tc>
           <w:tcPr>
-            <w:tcW w:type="dxa" w:w="1176"/>
-            <w:vAlign w:val="top"/>
-            <w:tcMar>
-              <w:top w:w="80" w:type="dxa"/>
-              <w:start w:w="100" w:type="dxa"/>
-              <w:bottom w:w="80" w:type="dxa"/>
-              <w:end w:w="100" w:type="dxa"/>
-            </w:tcMar>
-            <w:shd w:fill="D9EAF7" w:val="clear"/>
-          </w:tcPr>
-          <w:p>
-            <w:pPr>
-              <w:spacing w:before="0" w:after="40" w:line="240" w:lineRule="auto"/>
-              <w:jc w:val="center"/>
+            <w:tcW w:type="dxa" w:w="1336"/>
+          </w:tcPr>
+          <w:p>
+            <w:pPr>
+              <w:spacing w:before="0" w:after="20" w:line="240" w:lineRule="auto"/>
             </w:pPr>
             <w:r>
               <w:rPr>
                 <w:rFonts w:ascii="Times New Roman" w:hAnsi="Times New Roman" w:eastAsia="Times New Roman"/>
                 <w:b/>
-                <w:sz w:val="19"/>
+                <w:sz w:val="21"/>
               </w:rPr>
               <w:t>ID и patch</w:t>
             </w:r>
@@ -5590,26 +4392,17 @@
         </w:tc>
         <w:tc>
           <w:tcPr>
-            <w:tcW w:type="dxa" w:w="1862"/>
-            <w:vAlign w:val="top"/>
-            <w:tcMar>
-              <w:top w:w="80" w:type="dxa"/>
-              <w:start w:w="100" w:type="dxa"/>
-              <w:bottom w:w="80" w:type="dxa"/>
-              <w:end w:w="100" w:type="dxa"/>
-            </w:tcMar>
-            <w:shd w:fill="D9EAF7" w:val="clear"/>
-          </w:tcPr>
-          <w:p>
-            <w:pPr>
-              <w:spacing w:before="0" w:after="40" w:line="240" w:lineRule="auto"/>
-              <w:jc w:val="center"/>
+            <w:tcW w:type="dxa" w:w="1336"/>
+          </w:tcPr>
+          <w:p>
+            <w:pPr>
+              <w:spacing w:before="0" w:after="20" w:line="240" w:lineRule="auto"/>
             </w:pPr>
             <w:r>
               <w:rPr>
                 <w:rFonts w:ascii="Times New Roman" w:hAnsi="Times New Roman" w:eastAsia="Times New Roman"/>
                 <w:b/>
-                <w:sz w:val="19"/>
+                <w:sz w:val="21"/>
               </w:rPr>
               <w:t>Нарушаемое правило и смысл изменения</w:t>
             </w:r>
@@ -5617,26 +4410,17 @@
         </w:tc>
         <w:tc>
           <w:tcPr>
-            <w:tcW w:type="dxa" w:w="1176"/>
-            <w:vAlign w:val="top"/>
-            <w:tcMar>
-              <w:top w:w="80" w:type="dxa"/>
-              <w:start w:w="100" w:type="dxa"/>
-              <w:bottom w:w="80" w:type="dxa"/>
-              <w:end w:w="100" w:type="dxa"/>
-            </w:tcMar>
-            <w:shd w:fill="D9EAF7" w:val="clear"/>
-          </w:tcPr>
-          <w:p>
-            <w:pPr>
-              <w:spacing w:before="0" w:after="40" w:line="240" w:lineRule="auto"/>
-              <w:jc w:val="center"/>
+            <w:tcW w:type="dxa" w:w="1336"/>
+          </w:tcPr>
+          <w:p>
+            <w:pPr>
+              <w:spacing w:before="0" w:after="20" w:line="240" w:lineRule="auto"/>
             </w:pPr>
             <w:r>
               <w:rPr>
                 <w:rFonts w:ascii="Times New Roman" w:hAnsi="Times New Roman" w:eastAsia="Times New Roman"/>
                 <w:b/>
-                <w:sz w:val="19"/>
+                <w:sz w:val="21"/>
               </w:rPr>
               <w:t>Компилируется</w:t>
             </w:r>
@@ -5644,26 +4428,17 @@
         </w:tc>
         <w:tc>
           <w:tcPr>
-            <w:tcW w:type="dxa" w:w="1568"/>
-            <w:vAlign w:val="top"/>
-            <w:tcMar>
-              <w:top w:w="80" w:type="dxa"/>
-              <w:start w:w="100" w:type="dxa"/>
-              <w:bottom w:w="80" w:type="dxa"/>
-              <w:end w:w="100" w:type="dxa"/>
-            </w:tcMar>
-            <w:shd w:fill="D9EAF7" w:val="clear"/>
-          </w:tcPr>
-          <w:p>
-            <w:pPr>
-              <w:spacing w:before="0" w:after="40" w:line="240" w:lineRule="auto"/>
-              <w:jc w:val="center"/>
+            <w:tcW w:type="dxa" w:w="1336"/>
+          </w:tcPr>
+          <w:p>
+            <w:pPr>
+              <w:spacing w:before="0" w:after="20" w:line="240" w:lineRule="auto"/>
             </w:pPr>
             <w:r>
               <w:rPr>
                 <w:rFonts w:ascii="Times New Roman" w:hAnsi="Times New Roman" w:eastAsia="Times New Roman"/>
                 <w:b/>
-                <w:sz w:val="19"/>
+                <w:sz w:val="21"/>
               </w:rPr>
               <w:t>Тест и первый результат</w:t>
             </w:r>
@@ -5671,26 +4446,17 @@
         </w:tc>
         <w:tc>
           <w:tcPr>
-            <w:tcW w:type="dxa" w:w="1176"/>
-            <w:vAlign w:val="top"/>
-            <w:tcMar>
-              <w:top w:w="80" w:type="dxa"/>
-              <w:start w:w="100" w:type="dxa"/>
-              <w:bottom w:w="80" w:type="dxa"/>
-              <w:end w:w="100" w:type="dxa"/>
-            </w:tcMar>
-            <w:shd w:fill="D9EAF7" w:val="clear"/>
-          </w:tcPr>
-          <w:p>
-            <w:pPr>
-              <w:spacing w:before="0" w:after="40" w:line="240" w:lineRule="auto"/>
-              <w:jc w:val="center"/>
+            <w:tcW w:type="dxa" w:w="1336"/>
+          </w:tcPr>
+          <w:p>
+            <w:pPr>
+              <w:spacing w:before="0" w:after="20" w:line="240" w:lineRule="auto"/>
             </w:pPr>
             <w:r>
               <w:rPr>
                 <w:rFonts w:ascii="Times New Roman" w:hAnsi="Times New Roman" w:eastAsia="Times New Roman"/>
                 <w:b/>
-                <w:sz w:val="19"/>
+                <w:sz w:val="21"/>
               </w:rPr>
               <w:t>Обнаружен / пропущен</w:t>
             </w:r>
@@ -5698,26 +4464,17 @@
         </w:tc>
         <w:tc>
           <w:tcPr>
-            <w:tcW w:type="dxa" w:w="1274"/>
-            <w:vAlign w:val="top"/>
-            <w:tcMar>
-              <w:top w:w="80" w:type="dxa"/>
-              <w:start w:w="100" w:type="dxa"/>
-              <w:bottom w:w="80" w:type="dxa"/>
-              <w:end w:w="100" w:type="dxa"/>
-            </w:tcMar>
-            <w:shd w:fill="D9EAF7" w:val="clear"/>
-          </w:tcPr>
-          <w:p>
-            <w:pPr>
-              <w:spacing w:before="0" w:after="40" w:line="240" w:lineRule="auto"/>
-              <w:jc w:val="center"/>
+            <w:tcW w:type="dxa" w:w="1336"/>
+          </w:tcPr>
+          <w:p>
+            <w:pPr>
+              <w:spacing w:before="0" w:after="20" w:line="240" w:lineRule="auto"/>
             </w:pPr>
             <w:r>
               <w:rPr>
                 <w:rFonts w:ascii="Times New Roman" w:hAnsi="Times New Roman" w:eastAsia="Times New Roman"/>
                 <w:b/>
-                <w:sz w:val="19"/>
+                <w:sz w:val="21"/>
               </w:rPr>
               <w:t>Причина пропуска и усиление</w:t>
             </w:r>
@@ -5725,26 +4482,17 @@
         </w:tc>
         <w:tc>
           <w:tcPr>
-            <w:tcW w:type="dxa" w:w="1568"/>
-            <w:vAlign w:val="top"/>
-            <w:tcMar>
-              <w:top w:w="80" w:type="dxa"/>
-              <w:start w:w="100" w:type="dxa"/>
-              <w:bottom w:w="80" w:type="dxa"/>
-              <w:end w:w="100" w:type="dxa"/>
-            </w:tcMar>
-            <w:shd w:fill="D9EAF7" w:val="clear"/>
-          </w:tcPr>
-          <w:p>
-            <w:pPr>
-              <w:spacing w:before="0" w:after="40" w:line="240" w:lineRule="auto"/>
-              <w:jc w:val="center"/>
+            <w:tcW w:type="dxa" w:w="1336"/>
+          </w:tcPr>
+          <w:p>
+            <w:pPr>
+              <w:spacing w:before="0" w:after="20" w:line="240" w:lineRule="auto"/>
             </w:pPr>
             <w:r>
               <w:rPr>
                 <w:rFonts w:ascii="Times New Roman" w:hAnsi="Times New Roman" w:eastAsia="Times New Roman"/>
                 <w:b/>
-                <w:sz w:val="19"/>
+                <w:sz w:val="21"/>
               </w:rPr>
               <w:t>Повторный прогон и журнал</w:t>
             </w:r>
@@ -5754,23 +4502,16 @@
       <w:tr>
         <w:tc>
           <w:tcPr>
-            <w:tcW w:type="dxa" w:w="1176"/>
-            <w:vAlign w:val="top"/>
-            <w:tcMar>
-              <w:top w:w="80" w:type="dxa"/>
-              <w:start w:w="100" w:type="dxa"/>
-              <w:bottom w:w="80" w:type="dxa"/>
-              <w:end w:w="100" w:type="dxa"/>
-            </w:tcMar>
-          </w:tcPr>
-          <w:p>
-            <w:pPr>
-              <w:spacing w:before="0" w:after="40" w:line="240" w:lineRule="auto"/>
-            </w:pPr>
-            <w:r>
-              <w:rPr>
-                <w:rFonts w:ascii="Times New Roman" w:hAnsi="Times New Roman" w:eastAsia="Times New Roman"/>
-                <w:sz w:val="19"/>
+            <w:tcW w:type="dxa" w:w="1336"/>
+          </w:tcPr>
+          <w:p>
+            <w:pPr>
+              <w:spacing w:before="0" w:after="20" w:line="240" w:lineRule="auto"/>
+            </w:pPr>
+            <w:r>
+              <w:rPr>
+                <w:rFonts w:ascii="Times New Roman" w:hAnsi="Times New Roman" w:eastAsia="Times New Roman"/>
+                <w:sz w:val="20"/>
               </w:rPr>
               <w:t>M1</w:t>
             </w:r>
@@ -5778,23 +4519,16 @@
         </w:tc>
         <w:tc>
           <w:tcPr>
-            <w:tcW w:type="dxa" w:w="1862"/>
-            <w:vAlign w:val="top"/>
-            <w:tcMar>
-              <w:top w:w="80" w:type="dxa"/>
-              <w:start w:w="100" w:type="dxa"/>
-              <w:bottom w:w="80" w:type="dxa"/>
-              <w:end w:w="100" w:type="dxa"/>
-            </w:tcMar>
-          </w:tcPr>
-          <w:p>
-            <w:pPr>
-              <w:spacing w:before="0" w:after="40" w:line="240" w:lineRule="auto"/>
-            </w:pPr>
-            <w:r>
-              <w:rPr>
-                <w:rFonts w:ascii="Times New Roman" w:hAnsi="Times New Roman" w:eastAsia="Times New Roman"/>
-                <w:sz w:val="19"/>
+            <w:tcW w:type="dxa" w:w="1336"/>
+          </w:tcPr>
+          <w:p>
+            <w:pPr>
+              <w:spacing w:before="0" w:after="20" w:line="240" w:lineRule="auto"/>
+            </w:pPr>
+            <w:r>
+              <w:rPr>
+                <w:rFonts w:ascii="Times New Roman" w:hAnsi="Times New Roman" w:eastAsia="Times New Roman"/>
+                <w:sz w:val="20"/>
               </w:rPr>
               <w:t>remove retrieval guard</w:t>
             </w:r>
@@ -5802,23 +4536,16 @@
         </w:tc>
         <w:tc>
           <w:tcPr>
-            <w:tcW w:type="dxa" w:w="1176"/>
-            <w:vAlign w:val="top"/>
-            <w:tcMar>
-              <w:top w:w="80" w:type="dxa"/>
-              <w:start w:w="100" w:type="dxa"/>
-              <w:bottom w:w="80" w:type="dxa"/>
-              <w:end w:w="100" w:type="dxa"/>
-            </w:tcMar>
-          </w:tcPr>
-          <w:p>
-            <w:pPr>
-              <w:spacing w:before="0" w:after="40" w:line="240" w:lineRule="auto"/>
-            </w:pPr>
-            <w:r>
-              <w:rPr>
-                <w:rFonts w:ascii="Times New Roman" w:hAnsi="Times New Roman" w:eastAsia="Times New Roman"/>
-                <w:sz w:val="19"/>
+            <w:tcW w:type="dxa" w:w="1336"/>
+          </w:tcPr>
+          <w:p>
+            <w:pPr>
+              <w:spacing w:before="0" w:after="20" w:line="240" w:lineRule="auto"/>
+            </w:pPr>
+            <w:r>
+              <w:rPr>
+                <w:rFonts w:ascii="Times New Roman" w:hAnsi="Times New Roman" w:eastAsia="Times New Roman"/>
+                <w:sz w:val="20"/>
               </w:rPr>
               <w:t>yes</w:t>
             </w:r>
@@ -5826,23 +4553,16 @@
         </w:tc>
         <w:tc>
           <w:tcPr>
-            <w:tcW w:type="dxa" w:w="1568"/>
-            <w:vAlign w:val="top"/>
-            <w:tcMar>
-              <w:top w:w="80" w:type="dxa"/>
-              <w:start w:w="100" w:type="dxa"/>
-              <w:bottom w:w="80" w:type="dxa"/>
-              <w:end w:w="100" w:type="dxa"/>
-            </w:tcMar>
-          </w:tcPr>
-          <w:p>
-            <w:pPr>
-              <w:spacing w:before="0" w:after="40" w:line="240" w:lineRule="auto"/>
-            </w:pPr>
-            <w:r>
-              <w:rPr>
-                <w:rFonts w:ascii="Times New Roman" w:hAnsi="Times New Roman" w:eastAsia="Times New Roman"/>
-                <w:sz w:val="19"/>
+            <w:tcW w:type="dxa" w:w="1336"/>
+          </w:tcPr>
+          <w:p>
+            <w:pPr>
+              <w:spacing w:before="0" w:after="20" w:line="240" w:lineRule="auto"/>
+            </w:pPr>
+            <w:r>
+              <w:rPr>
+                <w:rFonts w:ascii="Times New Roman" w:hAnsi="Times New Roman" w:eastAsia="Times New Roman"/>
+                <w:sz w:val="20"/>
               </w:rPr>
               <w:t>TestCompareIncompleteAndUnknownPrecedence FAIL</w:t>
             </w:r>
@@ -5850,23 +4570,16 @@
         </w:tc>
         <w:tc>
           <w:tcPr>
-            <w:tcW w:type="dxa" w:w="1176"/>
-            <w:vAlign w:val="top"/>
-            <w:tcMar>
-              <w:top w:w="80" w:type="dxa"/>
-              <w:start w:w="100" w:type="dxa"/>
-              <w:bottom w:w="80" w:type="dxa"/>
-              <w:end w:w="100" w:type="dxa"/>
-            </w:tcMar>
-          </w:tcPr>
-          <w:p>
-            <w:pPr>
-              <w:spacing w:before="0" w:after="40" w:line="240" w:lineRule="auto"/>
-            </w:pPr>
-            <w:r>
-              <w:rPr>
-                <w:rFonts w:ascii="Times New Roman" w:hAnsi="Times New Roman" w:eastAsia="Times New Roman"/>
-                <w:sz w:val="19"/>
+            <w:tcW w:type="dxa" w:w="1336"/>
+          </w:tcPr>
+          <w:p>
+            <w:pPr>
+              <w:spacing w:before="0" w:after="20" w:line="240" w:lineRule="auto"/>
+            </w:pPr>
+            <w:r>
+              <w:rPr>
+                <w:rFonts w:ascii="Times New Roman" w:hAnsi="Times New Roman" w:eastAsia="Times New Roman"/>
+                <w:sz w:val="20"/>
               </w:rPr>
               <w:t>detected</w:t>
             </w:r>
@@ -5874,23 +4587,16 @@
         </w:tc>
         <w:tc>
           <w:tcPr>
-            <w:tcW w:type="dxa" w:w="1274"/>
-            <w:vAlign w:val="top"/>
-            <w:tcMar>
-              <w:top w:w="80" w:type="dxa"/>
-              <w:start w:w="100" w:type="dxa"/>
-              <w:bottom w:w="80" w:type="dxa"/>
-              <w:end w:w="100" w:type="dxa"/>
-            </w:tcMar>
-          </w:tcPr>
-          <w:p>
-            <w:pPr>
-              <w:spacing w:before="0" w:after="40" w:line="240" w:lineRule="auto"/>
-            </w:pPr>
-            <w:r>
-              <w:rPr>
-                <w:rFonts w:ascii="Times New Roman" w:hAnsi="Times New Roman" w:eastAsia="Times New Roman"/>
-                <w:sz w:val="19"/>
+            <w:tcW w:type="dxa" w:w="1336"/>
+          </w:tcPr>
+          <w:p>
+            <w:pPr>
+              <w:spacing w:before="0" w:after="20" w:line="240" w:lineRule="auto"/>
+            </w:pPr>
+            <w:r>
+              <w:rPr>
+                <w:rFonts w:ascii="Times New Roman" w:hAnsi="Times New Roman" w:eastAsia="Times New Roman"/>
+                <w:sz w:val="20"/>
               </w:rPr>
               <w:t>unknown precedence assertion</w:t>
             </w:r>
@@ -5898,23 +4604,16 @@
         </w:tc>
         <w:tc>
           <w:tcPr>
-            <w:tcW w:type="dxa" w:w="1568"/>
-            <w:vAlign w:val="top"/>
-            <w:tcMar>
-              <w:top w:w="80" w:type="dxa"/>
-              <w:start w:w="100" w:type="dxa"/>
-              <w:bottom w:w="80" w:type="dxa"/>
-              <w:end w:w="100" w:type="dxa"/>
-            </w:tcMar>
-          </w:tcPr>
-          <w:p>
-            <w:pPr>
-              <w:spacing w:before="0" w:after="40" w:line="240" w:lineRule="auto"/>
-            </w:pPr>
-            <w:r>
-              <w:rPr>
-                <w:rFonts w:ascii="Times New Roman" w:hAnsi="Times New Roman" w:eastAsia="Times New Roman"/>
-                <w:sz w:val="19"/>
+            <w:tcW w:type="dxa" w:w="1336"/>
+          </w:tcPr>
+          <w:p>
+            <w:pPr>
+              <w:spacing w:before="0" w:after="20" w:line="240" w:lineRule="auto"/>
+            </w:pPr>
+            <w:r>
+              <w:rPr>
+                <w:rFonts w:ascii="Times New Roman" w:hAnsi="Times New Roman" w:eastAsia="Times New Roman"/>
+                <w:sz w:val="20"/>
               </w:rPr>
               <w:t>restored PASS</w:t>
             </w:r>
@@ -5924,23 +4623,16 @@
       <w:tr>
         <w:tc>
           <w:tcPr>
-            <w:tcW w:type="dxa" w:w="1176"/>
-            <w:vAlign w:val="top"/>
-            <w:tcMar>
-              <w:top w:w="80" w:type="dxa"/>
-              <w:start w:w="100" w:type="dxa"/>
-              <w:bottom w:w="80" w:type="dxa"/>
-              <w:end w:w="100" w:type="dxa"/>
-            </w:tcMar>
-          </w:tcPr>
-          <w:p>
-            <w:pPr>
-              <w:spacing w:before="0" w:after="40" w:line="240" w:lineRule="auto"/>
-            </w:pPr>
-            <w:r>
-              <w:rPr>
-                <w:rFonts w:ascii="Times New Roman" w:hAnsi="Times New Roman" w:eastAsia="Times New Roman"/>
-                <w:sz w:val="19"/>
+            <w:tcW w:type="dxa" w:w="1336"/>
+          </w:tcPr>
+          <w:p>
+            <w:pPr>
+              <w:spacing w:before="0" w:after="20" w:line="240" w:lineRule="auto"/>
+            </w:pPr>
+            <w:r>
+              <w:rPr>
+                <w:rFonts w:ascii="Times New Roman" w:hAnsi="Times New Roman" w:eastAsia="Times New Roman"/>
+                <w:sz w:val="20"/>
               </w:rPr>
               <w:t>M2</w:t>
             </w:r>
@@ -5948,23 +4640,16 @@
         </w:tc>
         <w:tc>
           <w:tcPr>
-            <w:tcW w:type="dxa" w:w="1862"/>
-            <w:vAlign w:val="top"/>
-            <w:tcMar>
-              <w:top w:w="80" w:type="dxa"/>
-              <w:start w:w="100" w:type="dxa"/>
-              <w:bottom w:w="80" w:type="dxa"/>
-              <w:end w:w="100" w:type="dxa"/>
-            </w:tcMar>
-          </w:tcPr>
-          <w:p>
-            <w:pPr>
-              <w:spacing w:before="0" w:after="40" w:line="240" w:lineRule="auto"/>
-            </w:pPr>
-            <w:r>
-              <w:rPr>
-                <w:rFonts w:ascii="Times New Roman" w:hAnsi="Times New Roman" w:eastAsia="Times New Roman"/>
-                <w:sz w:val="19"/>
+            <w:tcW w:type="dxa" w:w="1336"/>
+          </w:tcPr>
+          <w:p>
+            <w:pPr>
+              <w:spacing w:before="0" w:after="20" w:line="240" w:lineRule="auto"/>
+            </w:pPr>
+            <w:r>
+              <w:rPr>
+                <w:rFonts w:ascii="Times New Roman" w:hAnsi="Times New Roman" w:eastAsia="Times New Roman"/>
+                <w:sz w:val="20"/>
               </w:rPr>
               <w:t>change malformed handoff outcome</w:t>
             </w:r>
@@ -5972,23 +4657,16 @@
         </w:tc>
         <w:tc>
           <w:tcPr>
-            <w:tcW w:type="dxa" w:w="1176"/>
-            <w:vAlign w:val="top"/>
-            <w:tcMar>
-              <w:top w:w="80" w:type="dxa"/>
-              <w:start w:w="100" w:type="dxa"/>
-              <w:bottom w:w="80" w:type="dxa"/>
-              <w:end w:w="100" w:type="dxa"/>
-            </w:tcMar>
-          </w:tcPr>
-          <w:p>
-            <w:pPr>
-              <w:spacing w:before="0" w:after="40" w:line="240" w:lineRule="auto"/>
-            </w:pPr>
-            <w:r>
-              <w:rPr>
-                <w:rFonts w:ascii="Times New Roman" w:hAnsi="Times New Roman" w:eastAsia="Times New Roman"/>
-                <w:sz w:val="19"/>
+            <w:tcW w:type="dxa" w:w="1336"/>
+          </w:tcPr>
+          <w:p>
+            <w:pPr>
+              <w:spacing w:before="0" w:after="20" w:line="240" w:lineRule="auto"/>
+            </w:pPr>
+            <w:r>
+              <w:rPr>
+                <w:rFonts w:ascii="Times New Roman" w:hAnsi="Times New Roman" w:eastAsia="Times New Roman"/>
+                <w:sz w:val="20"/>
               </w:rPr>
               <w:t>yes</w:t>
             </w:r>
@@ -5996,23 +4674,16 @@
         </w:tc>
         <w:tc>
           <w:tcPr>
-            <w:tcW w:type="dxa" w:w="1568"/>
-            <w:vAlign w:val="top"/>
-            <w:tcMar>
-              <w:top w:w="80" w:type="dxa"/>
-              <w:start w:w="100" w:type="dxa"/>
-              <w:bottom w:w="80" w:type="dxa"/>
-              <w:end w:w="100" w:type="dxa"/>
-            </w:tcMar>
-          </w:tcPr>
-          <w:p>
-            <w:pPr>
-              <w:spacing w:before="0" w:after="40" w:line="240" w:lineRule="auto"/>
-            </w:pPr>
-            <w:r>
-              <w:rPr>
-                <w:rFonts w:ascii="Times New Roman" w:hAnsi="Times New Roman" w:eastAsia="Times New Roman"/>
-                <w:sz w:val="19"/>
+            <w:tcW w:type="dxa" w:w="1336"/>
+          </w:tcPr>
+          <w:p>
+            <w:pPr>
+              <w:spacing w:before="0" w:after="20" w:line="240" w:lineRule="auto"/>
+            </w:pPr>
+            <w:r>
+              <w:rPr>
+                <w:rFonts w:ascii="Times New Roman" w:hAnsi="Times New Roman" w:eastAsia="Times New Roman"/>
+                <w:sz w:val="20"/>
               </w:rPr>
               <w:t>canonical handoff regression FAIL</w:t>
             </w:r>
@@ -6020,23 +4691,16 @@
         </w:tc>
         <w:tc>
           <w:tcPr>
-            <w:tcW w:type="dxa" w:w="1176"/>
-            <w:vAlign w:val="top"/>
-            <w:tcMar>
-              <w:top w:w="80" w:type="dxa"/>
-              <w:start w:w="100" w:type="dxa"/>
-              <w:bottom w:w="80" w:type="dxa"/>
-              <w:end w:w="100" w:type="dxa"/>
-            </w:tcMar>
-          </w:tcPr>
-          <w:p>
-            <w:pPr>
-              <w:spacing w:before="0" w:after="40" w:line="240" w:lineRule="auto"/>
-            </w:pPr>
-            <w:r>
-              <w:rPr>
-                <w:rFonts w:ascii="Times New Roman" w:hAnsi="Times New Roman" w:eastAsia="Times New Roman"/>
-                <w:sz w:val="19"/>
+            <w:tcW w:type="dxa" w:w="1336"/>
+          </w:tcPr>
+          <w:p>
+            <w:pPr>
+              <w:spacing w:before="0" w:after="20" w:line="240" w:lineRule="auto"/>
+            </w:pPr>
+            <w:r>
+              <w:rPr>
+                <w:rFonts w:ascii="Times New Roman" w:hAnsi="Times New Roman" w:eastAsia="Times New Roman"/>
+                <w:sz w:val="20"/>
               </w:rPr>
               <w:t>detected</w:t>
             </w:r>
@@ -6044,23 +4708,16 @@
         </w:tc>
         <w:tc>
           <w:tcPr>
-            <w:tcW w:type="dxa" w:w="1274"/>
-            <w:vAlign w:val="top"/>
-            <w:tcMar>
-              <w:top w:w="80" w:type="dxa"/>
-              <w:start w:w="100" w:type="dxa"/>
-              <w:bottom w:w="80" w:type="dxa"/>
-              <w:end w:w="100" w:type="dxa"/>
-            </w:tcMar>
-          </w:tcPr>
-          <w:p>
-            <w:pPr>
-              <w:spacing w:before="0" w:after="40" w:line="240" w:lineRule="auto"/>
-            </w:pPr>
-            <w:r>
-              <w:rPr>
-                <w:rFonts w:ascii="Times New Roman" w:hAnsi="Times New Roman" w:eastAsia="Times New Roman"/>
-                <w:sz w:val="19"/>
+            <w:tcW w:type="dxa" w:w="1336"/>
+          </w:tcPr>
+          <w:p>
+            <w:pPr>
+              <w:spacing w:before="0" w:after="20" w:line="240" w:lineRule="auto"/>
+            </w:pPr>
+            <w:r>
+              <w:rPr>
+                <w:rFonts w:ascii="Times New Roman" w:hAnsi="Times New Roman" w:eastAsia="Times New Roman"/>
+                <w:sz w:val="20"/>
               </w:rPr>
               <w:t>incomplete assertion</w:t>
             </w:r>
@@ -6068,23 +4725,16 @@
         </w:tc>
         <w:tc>
           <w:tcPr>
-            <w:tcW w:type="dxa" w:w="1568"/>
-            <w:vAlign w:val="top"/>
-            <w:tcMar>
-              <w:top w:w="80" w:type="dxa"/>
-              <w:start w:w="100" w:type="dxa"/>
-              <w:bottom w:w="80" w:type="dxa"/>
-              <w:end w:w="100" w:type="dxa"/>
-            </w:tcMar>
-          </w:tcPr>
-          <w:p>
-            <w:pPr>
-              <w:spacing w:before="0" w:after="40" w:line="240" w:lineRule="auto"/>
-            </w:pPr>
-            <w:r>
-              <w:rPr>
-                <w:rFonts w:ascii="Times New Roman" w:hAnsi="Times New Roman" w:eastAsia="Times New Roman"/>
-                <w:sz w:val="19"/>
+            <w:tcW w:type="dxa" w:w="1336"/>
+          </w:tcPr>
+          <w:p>
+            <w:pPr>
+              <w:spacing w:before="0" w:after="20" w:line="240" w:lineRule="auto"/>
+            </w:pPr>
+            <w:r>
+              <w:rPr>
+                <w:rFonts w:ascii="Times New Roman" w:hAnsi="Times New Roman" w:eastAsia="Times New Roman"/>
+                <w:sz w:val="20"/>
               </w:rPr>
               <w:t>restored PASS</w:t>
             </w:r>
@@ -6094,23 +4744,16 @@
       <w:tr>
         <w:tc>
           <w:tcPr>
-            <w:tcW w:type="dxa" w:w="1176"/>
-            <w:vAlign w:val="top"/>
-            <w:tcMar>
-              <w:top w:w="80" w:type="dxa"/>
-              <w:start w:w="100" w:type="dxa"/>
-              <w:bottom w:w="80" w:type="dxa"/>
-              <w:end w:w="100" w:type="dxa"/>
-            </w:tcMar>
-          </w:tcPr>
-          <w:p>
-            <w:pPr>
-              <w:spacing w:before="0" w:after="40" w:line="240" w:lineRule="auto"/>
-            </w:pPr>
-            <w:r>
-              <w:rPr>
-                <w:rFonts w:ascii="Times New Roman" w:hAnsi="Times New Roman" w:eastAsia="Times New Roman"/>
-                <w:sz w:val="19"/>
+            <w:tcW w:type="dxa" w:w="1336"/>
+          </w:tcPr>
+          <w:p>
+            <w:pPr>
+              <w:spacing w:before="0" w:after="20" w:line="240" w:lineRule="auto"/>
+            </w:pPr>
+            <w:r>
+              <w:rPr>
+                <w:rFonts w:ascii="Times New Roman" w:hAnsi="Times New Roman" w:eastAsia="Times New Roman"/>
+                <w:sz w:val="20"/>
               </w:rPr>
               <w:t>M3</w:t>
             </w:r>
@@ -6118,23 +4761,16 @@
         </w:tc>
         <w:tc>
           <w:tcPr>
-            <w:tcW w:type="dxa" w:w="1862"/>
-            <w:vAlign w:val="top"/>
-            <w:tcMar>
-              <w:top w:w="80" w:type="dxa"/>
-              <w:start w:w="100" w:type="dxa"/>
-              <w:bottom w:w="80" w:type="dxa"/>
-              <w:end w:w="100" w:type="dxa"/>
-            </w:tcMar>
-          </w:tcPr>
-          <w:p>
-            <w:pPr>
-              <w:spacing w:before="0" w:after="40" w:line="240" w:lineRule="auto"/>
-            </w:pPr>
-            <w:r>
-              <w:rPr>
-                <w:rFonts w:ascii="Times New Roman" w:hAnsi="Times New Roman" w:eastAsia="Times New Roman"/>
-                <w:sz w:val="19"/>
+            <w:tcW w:type="dxa" w:w="1336"/>
+          </w:tcPr>
+          <w:p>
+            <w:pPr>
+              <w:spacing w:before="0" w:after="20" w:line="240" w:lineRule="auto"/>
+            </w:pPr>
+            <w:r>
+              <w:rPr>
+                <w:rFonts w:ascii="Times New Roman" w:hAnsi="Times New Roman" w:eastAsia="Times New Roman"/>
+                <w:sz w:val="20"/>
               </w:rPr>
               <w:t>remove title mismatch guard</w:t>
             </w:r>
@@ -6142,23 +4778,16 @@
         </w:tc>
         <w:tc>
           <w:tcPr>
-            <w:tcW w:type="dxa" w:w="1176"/>
-            <w:vAlign w:val="top"/>
-            <w:tcMar>
-              <w:top w:w="80" w:type="dxa"/>
-              <w:start w:w="100" w:type="dxa"/>
-              <w:bottom w:w="80" w:type="dxa"/>
-              <w:end w:w="100" w:type="dxa"/>
-            </w:tcMar>
-          </w:tcPr>
-          <w:p>
-            <w:pPr>
-              <w:spacing w:before="0" w:after="40" w:line="240" w:lineRule="auto"/>
-            </w:pPr>
-            <w:r>
-              <w:rPr>
-                <w:rFonts w:ascii="Times New Roman" w:hAnsi="Times New Roman" w:eastAsia="Times New Roman"/>
-                <w:sz w:val="19"/>
+            <w:tcW w:type="dxa" w:w="1336"/>
+          </w:tcPr>
+          <w:p>
+            <w:pPr>
+              <w:spacing w:before="0" w:after="20" w:line="240" w:lineRule="auto"/>
+            </w:pPr>
+            <w:r>
+              <w:rPr>
+                <w:rFonts w:ascii="Times New Roman" w:hAnsi="Times New Roman" w:eastAsia="Times New Roman"/>
+                <w:sz w:val="20"/>
               </w:rPr>
               <w:t>yes</w:t>
             </w:r>
@@ -6166,23 +4795,16 @@
         </w:tc>
         <w:tc>
           <w:tcPr>
-            <w:tcW w:type="dxa" w:w="1568"/>
-            <w:vAlign w:val="top"/>
-            <w:tcMar>
-              <w:top w:w="80" w:type="dxa"/>
-              <w:start w:w="100" w:type="dxa"/>
-              <w:bottom w:w="80" w:type="dxa"/>
-              <w:end w:w="100" w:type="dxa"/>
-            </w:tcMar>
-          </w:tcPr>
-          <w:p>
-            <w:pPr>
-              <w:spacing w:before="0" w:after="40" w:line="240" w:lineRule="auto"/>
-            </w:pPr>
-            <w:r>
-              <w:rPr>
-                <w:rFonts w:ascii="Times New Roman" w:hAnsi="Times New Roman" w:eastAsia="Times New Roman"/>
-                <w:sz w:val="19"/>
+            <w:tcW w:type="dxa" w:w="1336"/>
+          </w:tcPr>
+          <w:p>
+            <w:pPr>
+              <w:spacing w:before="0" w:after="20" w:line="240" w:lineRule="auto"/>
+            </w:pPr>
+            <w:r>
+              <w:rPr>
+                <w:rFonts w:ascii="Times New Roman" w:hAnsi="Times New Roman" w:eastAsia="Times New Roman"/>
+                <w:sz w:val="20"/>
               </w:rPr>
               <w:t>field mismatch regression FAIL</w:t>
             </w:r>
@@ -6190,23 +4812,16 @@
         </w:tc>
         <w:tc>
           <w:tcPr>
-            <w:tcW w:type="dxa" w:w="1176"/>
-            <w:vAlign w:val="top"/>
-            <w:tcMar>
-              <w:top w:w="80" w:type="dxa"/>
-              <w:start w:w="100" w:type="dxa"/>
-              <w:bottom w:w="80" w:type="dxa"/>
-              <w:end w:w="100" w:type="dxa"/>
-            </w:tcMar>
-          </w:tcPr>
-          <w:p>
-            <w:pPr>
-              <w:spacing w:before="0" w:after="40" w:line="240" w:lineRule="auto"/>
-            </w:pPr>
-            <w:r>
-              <w:rPr>
-                <w:rFonts w:ascii="Times New Roman" w:hAnsi="Times New Roman" w:eastAsia="Times New Roman"/>
-                <w:sz w:val="19"/>
+            <w:tcW w:type="dxa" w:w="1336"/>
+          </w:tcPr>
+          <w:p>
+            <w:pPr>
+              <w:spacing w:before="0" w:after="20" w:line="240" w:lineRule="auto"/>
+            </w:pPr>
+            <w:r>
+              <w:rPr>
+                <w:rFonts w:ascii="Times New Roman" w:hAnsi="Times New Roman" w:eastAsia="Times New Roman"/>
+                <w:sz w:val="20"/>
               </w:rPr>
               <w:t>detected</w:t>
             </w:r>
@@ -6214,23 +4829,16 @@
         </w:tc>
         <w:tc>
           <w:tcPr>
-            <w:tcW w:type="dxa" w:w="1274"/>
-            <w:vAlign w:val="top"/>
-            <w:tcMar>
-              <w:top w:w="80" w:type="dxa"/>
-              <w:start w:w="100" w:type="dxa"/>
-              <w:bottom w:w="80" w:type="dxa"/>
-              <w:end w:w="100" w:type="dxa"/>
-            </w:tcMar>
-          </w:tcPr>
-          <w:p>
-            <w:pPr>
-              <w:spacing w:before="0" w:after="40" w:line="240" w:lineRule="auto"/>
-            </w:pPr>
-            <w:r>
-              <w:rPr>
-                <w:rFonts w:ascii="Times New Roman" w:hAnsi="Times New Roman" w:eastAsia="Times New Roman"/>
-                <w:sz w:val="19"/>
+            <w:tcW w:type="dxa" w:w="1336"/>
+          </w:tcPr>
+          <w:p>
+            <w:pPr>
+              <w:spacing w:before="0" w:after="20" w:line="240" w:lineRule="auto"/>
+            </w:pPr>
+            <w:r>
+              <w:rPr>
+                <w:rFonts w:ascii="Times New Roman" w:hAnsi="Times New Roman" w:eastAsia="Times New Roman"/>
+                <w:sz w:val="20"/>
               </w:rPr>
               <w:t>title assertion</w:t>
             </w:r>
@@ -6238,23 +4846,16 @@
         </w:tc>
         <w:tc>
           <w:tcPr>
-            <w:tcW w:type="dxa" w:w="1568"/>
-            <w:vAlign w:val="top"/>
-            <w:tcMar>
-              <w:top w:w="80" w:type="dxa"/>
-              <w:start w:w="100" w:type="dxa"/>
-              <w:bottom w:w="80" w:type="dxa"/>
-              <w:end w:w="100" w:type="dxa"/>
-            </w:tcMar>
-          </w:tcPr>
-          <w:p>
-            <w:pPr>
-              <w:spacing w:before="0" w:after="40" w:line="240" w:lineRule="auto"/>
-            </w:pPr>
-            <w:r>
-              <w:rPr>
-                <w:rFonts w:ascii="Times New Roman" w:hAnsi="Times New Roman" w:eastAsia="Times New Roman"/>
-                <w:sz w:val="19"/>
+            <w:tcW w:type="dxa" w:w="1336"/>
+          </w:tcPr>
+          <w:p>
+            <w:pPr>
+              <w:spacing w:before="0" w:after="20" w:line="240" w:lineRule="auto"/>
+            </w:pPr>
+            <w:r>
+              <w:rPr>
+                <w:rFonts w:ascii="Times New Roman" w:hAnsi="Times New Roman" w:eastAsia="Times New Roman"/>
+                <w:sz w:val="20"/>
               </w:rPr>
               <w:t>restored PASS</w:t>
             </w:r>
@@ -6264,23 +4865,16 @@
       <w:tr>
         <w:tc>
           <w:tcPr>
-            <w:tcW w:type="dxa" w:w="1176"/>
-            <w:vAlign w:val="top"/>
-            <w:tcMar>
-              <w:top w:w="80" w:type="dxa"/>
-              <w:start w:w="100" w:type="dxa"/>
-              <w:bottom w:w="80" w:type="dxa"/>
-              <w:end w:w="100" w:type="dxa"/>
-            </w:tcMar>
-          </w:tcPr>
-          <w:p>
-            <w:pPr>
-              <w:spacing w:before="0" w:after="40" w:line="240" w:lineRule="auto"/>
-            </w:pPr>
-            <w:r>
-              <w:rPr>
-                <w:rFonts w:ascii="Times New Roman" w:hAnsi="Times New Roman" w:eastAsia="Times New Roman"/>
-                <w:sz w:val="19"/>
+            <w:tcW w:type="dxa" w:w="1336"/>
+          </w:tcPr>
+          <w:p>
+            <w:pPr>
+              <w:spacing w:before="0" w:after="20" w:line="240" w:lineRule="auto"/>
+            </w:pPr>
+            <w:r>
+              <w:rPr>
+                <w:rFonts w:ascii="Times New Roman" w:hAnsi="Times New Roman" w:eastAsia="Times New Roman"/>
+                <w:sz w:val="20"/>
               </w:rPr>
               <w:t>M4</w:t>
             </w:r>
@@ -6288,23 +4882,16 @@
         </w:tc>
         <w:tc>
           <w:tcPr>
-            <w:tcW w:type="dxa" w:w="1862"/>
-            <w:vAlign w:val="top"/>
-            <w:tcMar>
-              <w:top w:w="80" w:type="dxa"/>
-              <w:start w:w="100" w:type="dxa"/>
-              <w:bottom w:w="80" w:type="dxa"/>
-              <w:end w:w="100" w:type="dxa"/>
-            </w:tcMar>
-          </w:tcPr>
-          <w:p>
-            <w:pPr>
-              <w:spacing w:before="0" w:after="40" w:line="240" w:lineRule="auto"/>
-            </w:pPr>
-            <w:r>
-              <w:rPr>
-                <w:rFonts w:ascii="Times New Roman" w:hAnsi="Times New Roman" w:eastAsia="Times New Roman"/>
-                <w:sz w:val="19"/>
+            <w:tcW w:type="dxa" w:w="1336"/>
+          </w:tcPr>
+          <w:p>
+            <w:pPr>
+              <w:spacing w:before="0" w:after="20" w:line="240" w:lineRule="auto"/>
+            </w:pPr>
+            <w:r>
+              <w:rPr>
+                <w:rFonts w:ascii="Times New Roman" w:hAnsi="Times New Roman" w:eastAsia="Times New Roman"/>
+                <w:sz w:val="20"/>
               </w:rPr>
               <w:t>skip title UTF-8 validation</w:t>
             </w:r>
@@ -6312,23 +4899,16 @@
         </w:tc>
         <w:tc>
           <w:tcPr>
-            <w:tcW w:type="dxa" w:w="1176"/>
-            <w:vAlign w:val="top"/>
-            <w:tcMar>
-              <w:top w:w="80" w:type="dxa"/>
-              <w:start w:w="100" w:type="dxa"/>
-              <w:bottom w:w="80" w:type="dxa"/>
-              <w:end w:w="100" w:type="dxa"/>
-            </w:tcMar>
-          </w:tcPr>
-          <w:p>
-            <w:pPr>
-              <w:spacing w:before="0" w:after="40" w:line="240" w:lineRule="auto"/>
-            </w:pPr>
-            <w:r>
-              <w:rPr>
-                <w:rFonts w:ascii="Times New Roman" w:hAnsi="Times New Roman" w:eastAsia="Times New Roman"/>
-                <w:sz w:val="19"/>
+            <w:tcW w:type="dxa" w:w="1336"/>
+          </w:tcPr>
+          <w:p>
+            <w:pPr>
+              <w:spacing w:before="0" w:after="20" w:line="240" w:lineRule="auto"/>
+            </w:pPr>
+            <w:r>
+              <w:rPr>
+                <w:rFonts w:ascii="Times New Roman" w:hAnsi="Times New Roman" w:eastAsia="Times New Roman"/>
+                <w:sz w:val="20"/>
               </w:rPr>
               <w:t>yes</w:t>
             </w:r>
@@ -6336,23 +4916,16 @@
         </w:tc>
         <w:tc>
           <w:tcPr>
-            <w:tcW w:type="dxa" w:w="1568"/>
-            <w:vAlign w:val="top"/>
-            <w:tcMar>
-              <w:top w:w="80" w:type="dxa"/>
-              <w:start w:w="100" w:type="dxa"/>
-              <w:bottom w:w="80" w:type="dxa"/>
-              <w:end w:w="100" w:type="dxa"/>
-            </w:tcMar>
-          </w:tcPr>
-          <w:p>
-            <w:pPr>
-              <w:spacing w:before="0" w:after="40" w:line="240" w:lineRule="auto"/>
-            </w:pPr>
-            <w:r>
-              <w:rPr>
-                <w:rFonts w:ascii="Times New Roman" w:hAnsi="Times New Roman" w:eastAsia="Times New Roman"/>
-                <w:sz w:val="19"/>
+            <w:tcW w:type="dxa" w:w="1336"/>
+          </w:tcPr>
+          <w:p>
+            <w:pPr>
+              <w:spacing w:before="0" w:after="20" w:line="240" w:lineRule="auto"/>
+            </w:pPr>
+            <w:r>
+              <w:rPr>
+                <w:rFonts w:ascii="Times New Roman" w:hAnsi="Times New Roman" w:eastAsia="Times New Roman"/>
+                <w:sz w:val="20"/>
               </w:rPr>
               <w:t>invalid UTF-8 regression FAIL</w:t>
             </w:r>
@@ -6360,23 +4933,16 @@
         </w:tc>
         <w:tc>
           <w:tcPr>
-            <w:tcW w:type="dxa" w:w="1176"/>
-            <w:vAlign w:val="top"/>
-            <w:tcMar>
-              <w:top w:w="80" w:type="dxa"/>
-              <w:start w:w="100" w:type="dxa"/>
-              <w:bottom w:w="80" w:type="dxa"/>
-              <w:end w:w="100" w:type="dxa"/>
-            </w:tcMar>
-          </w:tcPr>
-          <w:p>
-            <w:pPr>
-              <w:spacing w:before="0" w:after="40" w:line="240" w:lineRule="auto"/>
-            </w:pPr>
-            <w:r>
-              <w:rPr>
-                <w:rFonts w:ascii="Times New Roman" w:hAnsi="Times New Roman" w:eastAsia="Times New Roman"/>
-                <w:sz w:val="19"/>
+            <w:tcW w:type="dxa" w:w="1336"/>
+          </w:tcPr>
+          <w:p>
+            <w:pPr>
+              <w:spacing w:before="0" w:after="20" w:line="240" w:lineRule="auto"/>
+            </w:pPr>
+            <w:r>
+              <w:rPr>
+                <w:rFonts w:ascii="Times New Roman" w:hAnsi="Times New Roman" w:eastAsia="Times New Roman"/>
+                <w:sz w:val="20"/>
               </w:rPr>
               <w:t>detected</w:t>
             </w:r>
@@ -6384,23 +4950,16 @@
         </w:tc>
         <w:tc>
           <w:tcPr>
-            <w:tcW w:type="dxa" w:w="1274"/>
-            <w:vAlign w:val="top"/>
-            <w:tcMar>
-              <w:top w:w="80" w:type="dxa"/>
-              <w:start w:w="100" w:type="dxa"/>
-              <w:bottom w:w="80" w:type="dxa"/>
-              <w:end w:w="100" w:type="dxa"/>
-            </w:tcMar>
-          </w:tcPr>
-          <w:p>
-            <w:pPr>
-              <w:spacing w:before="0" w:after="40" w:line="240" w:lineRule="auto"/>
-            </w:pPr>
-            <w:r>
-              <w:rPr>
-                <w:rFonts w:ascii="Times New Roman" w:hAnsi="Times New Roman" w:eastAsia="Times New Roman"/>
-                <w:sz w:val="19"/>
+            <w:tcW w:type="dxa" w:w="1336"/>
+          </w:tcPr>
+          <w:p>
+            <w:pPr>
+              <w:spacing w:before="0" w:after="20" w:line="240" w:lineRule="auto"/>
+            </w:pPr>
+            <w:r>
+              <w:rPr>
+                <w:rFonts w:ascii="Times New Roman" w:hAnsi="Times New Roman" w:eastAsia="Times New Roman"/>
+                <w:sz w:val="20"/>
               </w:rPr>
               <w:t>unknown assertion</w:t>
             </w:r>
@@ -6408,23 +4967,16 @@
         </w:tc>
         <w:tc>
           <w:tcPr>
-            <w:tcW w:type="dxa" w:w="1568"/>
-            <w:vAlign w:val="top"/>
-            <w:tcMar>
-              <w:top w:w="80" w:type="dxa"/>
-              <w:start w:w="100" w:type="dxa"/>
-              <w:bottom w:w="80" w:type="dxa"/>
-              <w:end w:w="100" w:type="dxa"/>
-            </w:tcMar>
-          </w:tcPr>
-          <w:p>
-            <w:pPr>
-              <w:spacing w:before="0" w:after="40" w:line="240" w:lineRule="auto"/>
-            </w:pPr>
-            <w:r>
-              <w:rPr>
-                <w:rFonts w:ascii="Times New Roman" w:hAnsi="Times New Roman" w:eastAsia="Times New Roman"/>
-                <w:sz w:val="19"/>
+            <w:tcW w:type="dxa" w:w="1336"/>
+          </w:tcPr>
+          <w:p>
+            <w:pPr>
+              <w:spacing w:before="0" w:after="20" w:line="240" w:lineRule="auto"/>
+            </w:pPr>
+            <w:r>
+              <w:rPr>
+                <w:rFonts w:ascii="Times New Roman" w:hAnsi="Times New Roman" w:eastAsia="Times New Roman"/>
+                <w:sz w:val="20"/>
               </w:rPr>
               <w:t>restored PASS</w:t>
             </w:r>
@@ -6434,23 +4986,16 @@
       <w:tr>
         <w:tc>
           <w:tcPr>
-            <w:tcW w:type="dxa" w:w="1176"/>
-            <w:vAlign w:val="top"/>
-            <w:tcMar>
-              <w:top w:w="80" w:type="dxa"/>
-              <w:start w:w="100" w:type="dxa"/>
-              <w:bottom w:w="80" w:type="dxa"/>
-              <w:end w:w="100" w:type="dxa"/>
-            </w:tcMar>
-          </w:tcPr>
-          <w:p>
-            <w:pPr>
-              <w:spacing w:before="0" w:after="40" w:line="240" w:lineRule="auto"/>
-            </w:pPr>
-            <w:r>
-              <w:rPr>
-                <w:rFonts w:ascii="Times New Roman" w:hAnsi="Times New Roman" w:eastAsia="Times New Roman"/>
-                <w:sz w:val="19"/>
+            <w:tcW w:type="dxa" w:w="1336"/>
+          </w:tcPr>
+          <w:p>
+            <w:pPr>
+              <w:spacing w:before="0" w:after="20" w:line="240" w:lineRule="auto"/>
+            </w:pPr>
+            <w:r>
+              <w:rPr>
+                <w:rFonts w:ascii="Times New Roman" w:hAnsi="Times New Roman" w:eastAsia="Times New Roman"/>
+                <w:sz w:val="20"/>
               </w:rPr>
               <w:t>M5</w:t>
             </w:r>
@@ -6458,23 +5003,16 @@
         </w:tc>
         <w:tc>
           <w:tcPr>
-            <w:tcW w:type="dxa" w:w="1862"/>
-            <w:vAlign w:val="top"/>
-            <w:tcMar>
-              <w:top w:w="80" w:type="dxa"/>
-              <w:start w:w="100" w:type="dxa"/>
-              <w:bottom w:w="80" w:type="dxa"/>
-              <w:end w:w="100" w:type="dxa"/>
-            </w:tcMar>
-          </w:tcPr>
-          <w:p>
-            <w:pPr>
-              <w:spacing w:before="0" w:after="40" w:line="240" w:lineRule="auto"/>
-            </w:pPr>
-            <w:r>
-              <w:rPr>
-                <w:rFonts w:ascii="Times New Roman" w:hAnsi="Times New Roman" w:eastAsia="Times New Roman"/>
-                <w:sz w:val="19"/>
+            <w:tcW w:type="dxa" w:w="1336"/>
+          </w:tcPr>
+          <w:p>
+            <w:pPr>
+              <w:spacing w:before="0" w:after="20" w:line="240" w:lineRule="auto"/>
+            </w:pPr>
+            <w:r>
+              <w:rPr>
+                <w:rFonts w:ascii="Times New Roman" w:hAnsi="Times New Roman" w:eastAsia="Times New Roman"/>
+                <w:sz w:val="20"/>
               </w:rPr>
               <w:t>remove assignee comparison</w:t>
             </w:r>
@@ -6482,23 +5020,16 @@
         </w:tc>
         <w:tc>
           <w:tcPr>
-            <w:tcW w:type="dxa" w:w="1176"/>
-            <w:vAlign w:val="top"/>
-            <w:tcMar>
-              <w:top w:w="80" w:type="dxa"/>
-              <w:start w:w="100" w:type="dxa"/>
-              <w:bottom w:w="80" w:type="dxa"/>
-              <w:end w:w="100" w:type="dxa"/>
-            </w:tcMar>
-          </w:tcPr>
-          <w:p>
-            <w:pPr>
-              <w:spacing w:before="0" w:after="40" w:line="240" w:lineRule="auto"/>
-            </w:pPr>
-            <w:r>
-              <w:rPr>
-                <w:rFonts w:ascii="Times New Roman" w:hAnsi="Times New Roman" w:eastAsia="Times New Roman"/>
-                <w:sz w:val="19"/>
+            <w:tcW w:type="dxa" w:w="1336"/>
+          </w:tcPr>
+          <w:p>
+            <w:pPr>
+              <w:spacing w:before="0" w:after="20" w:line="240" w:lineRule="auto"/>
+            </w:pPr>
+            <w:r>
+              <w:rPr>
+                <w:rFonts w:ascii="Times New Roman" w:hAnsi="Times New Roman" w:eastAsia="Times New Roman"/>
+                <w:sz w:val="20"/>
               </w:rPr>
               <w:t>yes</w:t>
             </w:r>
@@ -6506,23 +5037,16 @@
         </w:tc>
         <w:tc>
           <w:tcPr>
-            <w:tcW w:type="dxa" w:w="1568"/>
-            <w:vAlign w:val="top"/>
-            <w:tcMar>
-              <w:top w:w="80" w:type="dxa"/>
-              <w:start w:w="100" w:type="dxa"/>
-              <w:bottom w:w="80" w:type="dxa"/>
-              <w:end w:w="100" w:type="dxa"/>
-            </w:tcMar>
-          </w:tcPr>
-          <w:p>
-            <w:pPr>
-              <w:spacing w:before="0" w:after="40" w:line="240" w:lineRule="auto"/>
-            </w:pPr>
-            <w:r>
-              <w:rPr>
-                <w:rFonts w:ascii="Times New Roman" w:hAnsi="Times New Roman" w:eastAsia="Times New Roman"/>
-                <w:sz w:val="19"/>
+            <w:tcW w:type="dxa" w:w="1336"/>
+          </w:tcPr>
+          <w:p>
+            <w:pPr>
+              <w:spacing w:before="0" w:after="20" w:line="240" w:lineRule="auto"/>
+            </w:pPr>
+            <w:r>
+              <w:rPr>
+                <w:rFonts w:ascii="Times New Roman" w:hAnsi="Times New Roman" w:eastAsia="Times New Roman"/>
+                <w:sz w:val="20"/>
               </w:rPr>
               <w:t>assignee mismatch regression FAIL</w:t>
             </w:r>
@@ -6530,23 +5054,16 @@
         </w:tc>
         <w:tc>
           <w:tcPr>
-            <w:tcW w:type="dxa" w:w="1176"/>
-            <w:vAlign w:val="top"/>
-            <w:tcMar>
-              <w:top w:w="80" w:type="dxa"/>
-              <w:start w:w="100" w:type="dxa"/>
-              <w:bottom w:w="80" w:type="dxa"/>
-              <w:end w:w="100" w:type="dxa"/>
-            </w:tcMar>
-          </w:tcPr>
-          <w:p>
-            <w:pPr>
-              <w:spacing w:before="0" w:after="40" w:line="240" w:lineRule="auto"/>
-            </w:pPr>
-            <w:r>
-              <w:rPr>
-                <w:rFonts w:ascii="Times New Roman" w:hAnsi="Times New Roman" w:eastAsia="Times New Roman"/>
-                <w:sz w:val="19"/>
+            <w:tcW w:type="dxa" w:w="1336"/>
+          </w:tcPr>
+          <w:p>
+            <w:pPr>
+              <w:spacing w:before="0" w:after="20" w:line="240" w:lineRule="auto"/>
+            </w:pPr>
+            <w:r>
+              <w:rPr>
+                <w:rFonts w:ascii="Times New Roman" w:hAnsi="Times New Roman" w:eastAsia="Times New Roman"/>
+                <w:sz w:val="20"/>
               </w:rPr>
               <w:t>detected</w:t>
             </w:r>
@@ -6554,23 +5071,16 @@
         </w:tc>
         <w:tc>
           <w:tcPr>
-            <w:tcW w:type="dxa" w:w="1274"/>
-            <w:vAlign w:val="top"/>
-            <w:tcMar>
-              <w:top w:w="80" w:type="dxa"/>
-              <w:start w:w="100" w:type="dxa"/>
-              <w:bottom w:w="80" w:type="dxa"/>
-              <w:end w:w="100" w:type="dxa"/>
-            </w:tcMar>
-          </w:tcPr>
-          <w:p>
-            <w:pPr>
-              <w:spacing w:before="0" w:after="40" w:line="240" w:lineRule="auto"/>
-            </w:pPr>
-            <w:r>
-              <w:rPr>
-                <w:rFonts w:ascii="Times New Roman" w:hAnsi="Times New Roman" w:eastAsia="Times New Roman"/>
-                <w:sz w:val="19"/>
+            <w:tcW w:type="dxa" w:w="1336"/>
+          </w:tcPr>
+          <w:p>
+            <w:pPr>
+              <w:spacing w:before="0" w:after="20" w:line="240" w:lineRule="auto"/>
+            </w:pPr>
+            <w:r>
+              <w:rPr>
+                <w:rFonts w:ascii="Times New Roman" w:hAnsi="Times New Roman" w:eastAsia="Times New Roman"/>
+                <w:sz w:val="20"/>
               </w:rPr>
               <w:t>configured assignee assertion</w:t>
             </w:r>
@@ -6578,23 +5088,16 @@
         </w:tc>
         <w:tc>
           <w:tcPr>
-            <w:tcW w:type="dxa" w:w="1568"/>
-            <w:vAlign w:val="top"/>
-            <w:tcMar>
-              <w:top w:w="80" w:type="dxa"/>
-              <w:start w:w="100" w:type="dxa"/>
-              <w:bottom w:w="80" w:type="dxa"/>
-              <w:end w:w="100" w:type="dxa"/>
-            </w:tcMar>
-          </w:tcPr>
-          <w:p>
-            <w:pPr>
-              <w:spacing w:before="0" w:after="40" w:line="240" w:lineRule="auto"/>
-            </w:pPr>
-            <w:r>
-              <w:rPr>
-                <w:rFonts w:ascii="Times New Roman" w:hAnsi="Times New Roman" w:eastAsia="Times New Roman"/>
-                <w:sz w:val="19"/>
+            <w:tcW w:type="dxa" w:w="1336"/>
+          </w:tcPr>
+          <w:p>
+            <w:pPr>
+              <w:spacing w:before="0" w:after="20" w:line="240" w:lineRule="auto"/>
+            </w:pPr>
+            <w:r>
+              <w:rPr>
+                <w:rFonts w:ascii="Times New Roman" w:hAnsi="Times New Roman" w:eastAsia="Times New Roman"/>
+                <w:sz w:val="20"/>
               </w:rPr>
               <w:t>restored PASS</w:t>
             </w:r>
@@ -6620,17 +5123,9 @@
     </w:p>
     <w:tbl>
       <w:tblPr>
-        <w:tblW w:type="pct" w:w="10000"/>
-        <w:tblLayout w:type="fixed"/>
+        <w:tblW w:type="dxa" w:w="9000"/>
+        <w:tblLayout w:type="autofit"/>
         <w:tblLook w:firstColumn="1" w:firstRow="1" w:lastColumn="0" w:lastRow="0" w:noHBand="0" w:noVBand="1" w:val="04A0"/>
-        <w:tblBorders>
-          <w:top w:val="single" w:sz="4" w:space="0" w:color="B7C3D0"/>
-          <w:left w:val="single" w:sz="4" w:space="0" w:color="B7C3D0"/>
-          <w:bottom w:val="single" w:sz="4" w:space="0" w:color="B7C3D0"/>
-          <w:right w:val="single" w:sz="4" w:space="0" w:color="B7C3D0"/>
-          <w:insideH w:val="single" w:sz="4" w:space="0" w:color="B7C3D0"/>
-          <w:insideV w:val="single" w:sz="4" w:space="0" w:color="B7C3D0"/>
-        </w:tblBorders>
       </w:tblPr>
       <w:tblGrid>
         <w:gridCol w:w="9355"/>
@@ -6641,16 +5136,15 @@
             <w:tcW w:type="dxa" w:w="9355"/>
             <w:shd w:fill="EDEDED" w:val="clear"/>
             <w:tcMar>
-              <w:top w:w="140" w:type="dxa"/>
-              <w:start w:w="160" w:type="dxa"/>
-              <w:bottom w:w="140" w:type="dxa"/>
-              <w:end w:w="160" w:type="dxa"/>
+              <w:top w:w="160" w:type="dxa"/>
+              <w:start w:w="180" w:type="dxa"/>
+              <w:bottom w:w="160" w:type="dxa"/>
+              <w:end w:w="180" w:type="dxa"/>
             </w:tcMar>
-            <w:vAlign w:val="center"/>
-          </w:tcPr>
-          <w:p>
-            <w:pPr>
-              <w:spacing w:before="40" w:after="0"/>
+          </w:tcPr>
+          <w:p>
+            <w:pPr>
+              <w:spacing w:before="0" w:after="20" w:line="240" w:lineRule="auto"/>
               <w:jc w:val="center"/>
             </w:pPr>
             <w:r>
@@ -6699,19 +5193,11 @@
     <w:tbl>
       <w:tblPr>
         <w:tblStyle w:val="af4"/>
-        <w:tblW w:w="10000" w:type="pct"/>
+        <w:tblW w:w="0" w:type="auto"/>
         <w:jc w:val="center"/>
         <w:tblLayout w:type="fixed"/>
         <w:tblLook w:val="04A0" w:firstRow="1" w:lastRow="0" w:firstColumn="1" w:lastColumn="0" w:noHBand="0" w:noVBand="1"/>
         <w:tblCaption w:val="8"/>
-        <w:tblBorders>
-          <w:top w:val="single" w:sz="4" w:space="0" w:color="B7C3D0"/>
-          <w:left w:val="single" w:sz="4" w:space="0" w:color="B7C3D0"/>
-          <w:bottom w:val="single" w:sz="4" w:space="0" w:color="B7C3D0"/>
-          <w:right w:val="single" w:sz="4" w:space="0" w:color="B7C3D0"/>
-          <w:insideH w:val="single" w:sz="4" w:space="0" w:color="B7C3D0"/>
-          <w:insideV w:val="single" w:sz="4" w:space="0" w:color="B7C3D0"/>
-        </w:tblBorders>
       </w:tblPr>
       <w:tblGrid>
         <w:gridCol w:w="3685"/>
@@ -6726,28 +5212,21 @@
         </w:trPr>
         <w:tc>
           <w:tcPr>
-            <w:tcW w:w="2450" w:type="dxa"/>
-            <w:shd w:val="clear" w:color="auto" w:fill="D9EAF7"/>
-            <w:vAlign w:val="top"/>
-            <w:tcMar>
-              <w:top w:w="80" w:type="dxa"/>
-              <w:start w:w="100" w:type="dxa"/>
-              <w:bottom w:w="80" w:type="dxa"/>
-              <w:end w:w="100" w:type="dxa"/>
-            </w:tcMar>
+            <w:tcW w:w="3685" w:type="dxa"/>
+            <w:shd w:val="clear" w:color="auto" w:fill="F2F2F2"/>
           </w:tcPr>
           <w:p>
             <w:pPr>
               <w:pStyle w:val="ae"/>
               <w:keepNext/>
-              <w:spacing w:before="0" w:after="40" w:line="240" w:lineRule="auto"/>
-              <w:jc w:val="center"/>
+              <w:spacing w:before="0" w:after="20" w:line="240" w:lineRule="auto"/>
+              <w:jc w:val="left"/>
             </w:pPr>
             <w:r>
               <w:rPr>
                 <w:rFonts w:ascii="Times New Roman" w:hAnsi="Times New Roman" w:eastAsia="Times New Roman"/>
                 <w:b/>
-                <w:sz w:val="20"/>
+                <w:sz w:val="21"/>
               </w:rPr>
               <w:t>Индивидуальный результат</w:t>
             </w:r>
@@ -6755,28 +5234,21 @@
         </w:tc>
         <w:tc>
           <w:tcPr>
-            <w:tcW w:w="3920" w:type="dxa"/>
-            <w:shd w:val="clear" w:color="auto" w:fill="D9EAF7"/>
-            <w:vAlign w:val="top"/>
-            <w:tcMar>
-              <w:top w:w="80" w:type="dxa"/>
-              <w:start w:w="100" w:type="dxa"/>
-              <w:bottom w:w="80" w:type="dxa"/>
-              <w:end w:w="100" w:type="dxa"/>
-            </w:tcMar>
+            <w:tcW w:w="2835" w:type="dxa"/>
+            <w:shd w:val="clear" w:color="auto" w:fill="F2F2F2"/>
           </w:tcPr>
           <w:p>
             <w:pPr>
               <w:pStyle w:val="ae"/>
               <w:keepNext/>
-              <w:spacing w:before="0" w:after="40" w:line="240" w:lineRule="auto"/>
-              <w:jc w:val="center"/>
+              <w:spacing w:before="0" w:after="20" w:line="240" w:lineRule="auto"/>
+              <w:jc w:val="left"/>
             </w:pPr>
             <w:r>
               <w:rPr>
                 <w:rFonts w:ascii="Times New Roman" w:hAnsi="Times New Roman" w:eastAsia="Times New Roman"/>
                 <w:b/>
-                <w:sz w:val="20"/>
+                <w:sz w:val="21"/>
               </w:rPr>
               <w:t>Выполненные действия</w:t>
             </w:r>
@@ -6784,28 +5256,21 @@
         </w:tc>
         <w:tc>
           <w:tcPr>
-            <w:tcW w:w="3430" w:type="dxa"/>
-            <w:shd w:val="clear" w:color="auto" w:fill="D9EAF7"/>
-            <w:vAlign w:val="top"/>
-            <w:tcMar>
-              <w:top w:w="80" w:type="dxa"/>
-              <w:start w:w="100" w:type="dxa"/>
-              <w:bottom w:w="80" w:type="dxa"/>
-              <w:end w:w="100" w:type="dxa"/>
-            </w:tcMar>
+            <w:tcW w:w="2835" w:type="dxa"/>
+            <w:shd w:val="clear" w:color="auto" w:fill="F2F2F2"/>
           </w:tcPr>
           <w:p>
             <w:pPr>
               <w:pStyle w:val="ae"/>
               <w:keepNext/>
-              <w:spacing w:before="0" w:after="40" w:line="240" w:lineRule="auto"/>
-              <w:jc w:val="center"/>
+              <w:spacing w:before="0" w:after="20" w:line="240" w:lineRule="auto"/>
+              <w:jc w:val="left"/>
             </w:pPr>
             <w:r>
               <w:rPr>
                 <w:rFonts w:ascii="Times New Roman" w:hAnsi="Times New Roman" w:eastAsia="Times New Roman"/>
                 <w:b/>
-                <w:sz w:val="20"/>
+                <w:sz w:val="21"/>
               </w:rPr>
               <w:t>Подтверждение</w:t>
             </w:r>
@@ -6819,18 +5284,11 @@
         </w:trPr>
         <w:tc>
           <w:tcPr>
-            <w:tcW w:w="2450" w:type="dxa"/>
-            <w:vAlign w:val="top"/>
-            <w:tcMar>
-              <w:top w:w="80" w:type="dxa"/>
-              <w:start w:w="100" w:type="dxa"/>
-              <w:bottom w:w="80" w:type="dxa"/>
-              <w:end w:w="100" w:type="dxa"/>
-            </w:tcMar>
-          </w:tcPr>
-          <w:p>
-            <w:pPr>
-              <w:spacing w:before="0" w:after="40" w:line="240" w:lineRule="auto"/>
+            <w:tcW w:w="3685" w:type="dxa"/>
+          </w:tcPr>
+          <w:p>
+            <w:pPr>
+              <w:spacing w:before="0" w:after="20" w:line="240" w:lineRule="auto"/>
             </w:pPr>
             <w:r>
               <w:rPr>
@@ -6843,18 +5301,11 @@
         </w:tc>
         <w:tc>
           <w:tcPr>
-            <w:tcW w:w="3920" w:type="dxa"/>
-            <w:vAlign w:val="top"/>
-            <w:tcMar>
-              <w:top w:w="80" w:type="dxa"/>
-              <w:start w:w="100" w:type="dxa"/>
-              <w:bottom w:w="80" w:type="dxa"/>
-              <w:end w:w="100" w:type="dxa"/>
-            </w:tcMar>
-          </w:tcPr>
-          <w:p>
-            <w:pPr>
-              <w:spacing w:before="0" w:after="40" w:line="240" w:lineRule="auto"/>
+            <w:tcW w:w="2835" w:type="dxa"/>
+          </w:tcPr>
+          <w:p>
+            <w:pPr>
+              <w:spacing w:before="0" w:after="20" w:line="240" w:lineRule="auto"/>
             </w:pPr>
             <w:r>
               <w:rPr>
@@ -6867,18 +5318,11 @@
         </w:tc>
         <w:tc>
           <w:tcPr>
-            <w:tcW w:w="3430" w:type="dxa"/>
-            <w:vAlign w:val="top"/>
-            <w:tcMar>
-              <w:top w:w="80" w:type="dxa"/>
-              <w:start w:w="100" w:type="dxa"/>
-              <w:bottom w:w="80" w:type="dxa"/>
-              <w:end w:w="100" w:type="dxa"/>
-            </w:tcMar>
-          </w:tcPr>
-          <w:p>
-            <w:pPr>
-              <w:spacing w:before="0" w:after="40" w:line="240" w:lineRule="auto"/>
+            <w:tcW w:w="2835" w:type="dxa"/>
+          </w:tcPr>
+          <w:p>
+            <w:pPr>
+              <w:spacing w:before="0" w:after="20" w:line="240" w:lineRule="auto"/>
             </w:pPr>
             <w:r>
               <w:rPr>
@@ -6944,19 +5388,11 @@
     <w:tbl>
       <w:tblPr>
         <w:tblStyle w:val="af4"/>
-        <w:tblW w:w="10000" w:type="pct"/>
+        <w:tblW w:w="0" w:type="auto"/>
         <w:jc w:val="center"/>
         <w:tblLayout w:type="fixed"/>
         <w:tblLook w:val="04A0" w:firstRow="1" w:lastRow="0" w:firstColumn="1" w:lastColumn="0" w:noHBand="0" w:noVBand="1"/>
         <w:tblCaption w:val="9"/>
-        <w:tblBorders>
-          <w:top w:val="single" w:sz="4" w:space="0" w:color="B7C3D0"/>
-          <w:left w:val="single" w:sz="4" w:space="0" w:color="B7C3D0"/>
-          <w:bottom w:val="single" w:sz="4" w:space="0" w:color="B7C3D0"/>
-          <w:right w:val="single" w:sz="4" w:space="0" w:color="B7C3D0"/>
-          <w:insideH w:val="single" w:sz="4" w:space="0" w:color="B7C3D0"/>
-          <w:insideV w:val="single" w:sz="4" w:space="0" w:color="B7C3D0"/>
-        </w:tblBorders>
       </w:tblPr>
       <w:tblGrid>
         <w:gridCol w:w="4677"/>
@@ -6970,28 +5406,21 @@
         </w:trPr>
         <w:tc>
           <w:tcPr>
-            <w:tcW w:w="2744" w:type="dxa"/>
-            <w:shd w:val="clear" w:color="auto" w:fill="D9EAF7"/>
-            <w:vAlign w:val="top"/>
-            <w:tcMar>
-              <w:top w:w="80" w:type="dxa"/>
-              <w:start w:w="100" w:type="dxa"/>
-              <w:bottom w:w="80" w:type="dxa"/>
-              <w:end w:w="100" w:type="dxa"/>
-            </w:tcMar>
+            <w:tcW w:w="4677" w:type="dxa"/>
+            <w:shd w:val="clear" w:color="auto" w:fill="F2F2F2"/>
           </w:tcPr>
           <w:p>
             <w:pPr>
               <w:pStyle w:val="ae"/>
               <w:keepNext/>
-              <w:spacing w:before="0" w:after="40" w:line="240" w:lineRule="auto"/>
-              <w:jc w:val="center"/>
+              <w:spacing w:before="0" w:after="20" w:line="240" w:lineRule="auto"/>
+              <w:jc w:val="left"/>
             </w:pPr>
             <w:r>
               <w:rPr>
                 <w:rFonts w:ascii="Times New Roman" w:hAnsi="Times New Roman" w:eastAsia="Times New Roman"/>
                 <w:b/>
-                <w:sz w:val="20"/>
+                <w:sz w:val="21"/>
               </w:rPr>
               <w:t>Поле</w:t>
             </w:r>
@@ -6999,28 +5428,21 @@
         </w:tc>
         <w:tc>
           <w:tcPr>
-            <w:tcW w:w="7056" w:type="dxa"/>
-            <w:shd w:val="clear" w:color="auto" w:fill="D9EAF7"/>
-            <w:vAlign w:val="top"/>
-            <w:tcMar>
-              <w:top w:w="80" w:type="dxa"/>
-              <w:start w:w="100" w:type="dxa"/>
-              <w:bottom w:w="80" w:type="dxa"/>
-              <w:end w:w="100" w:type="dxa"/>
-            </w:tcMar>
+            <w:tcW w:w="4677" w:type="dxa"/>
+            <w:shd w:val="clear" w:color="auto" w:fill="F2F2F2"/>
           </w:tcPr>
           <w:p>
             <w:pPr>
               <w:pStyle w:val="ae"/>
               <w:keepNext/>
-              <w:spacing w:before="0" w:after="40" w:line="240" w:lineRule="auto"/>
-              <w:jc w:val="center"/>
+              <w:spacing w:before="0" w:after="20" w:line="240" w:lineRule="auto"/>
+              <w:jc w:val="left"/>
             </w:pPr>
             <w:r>
               <w:rPr>
                 <w:rFonts w:ascii="Times New Roman" w:hAnsi="Times New Roman" w:eastAsia="Times New Roman"/>
                 <w:b/>
-                <w:sz w:val="20"/>
+                <w:sz w:val="21"/>
               </w:rPr>
               <w:t>Значение</w:t>
             </w:r>
@@ -7034,20 +5456,13 @@
         </w:trPr>
         <w:tc>
           <w:tcPr>
-            <w:tcW w:w="2744" w:type="dxa"/>
-            <w:vAlign w:val="top"/>
-            <w:tcMar>
-              <w:top w:w="80" w:type="dxa"/>
-              <w:start w:w="100" w:type="dxa"/>
-              <w:bottom w:w="80" w:type="dxa"/>
-              <w:end w:w="100" w:type="dxa"/>
-            </w:tcMar>
+            <w:tcW w:w="4677" w:type="dxa"/>
           </w:tcPr>
           <w:p>
             <w:pPr>
               <w:pStyle w:val="ae"/>
               <w:keepNext/>
-              <w:spacing w:before="0" w:after="40" w:line="240" w:lineRule="auto"/>
+              <w:spacing w:before="0" w:after="20" w:line="240" w:lineRule="auto"/>
               <w:jc w:val="left"/>
             </w:pPr>
             <w:r>
@@ -7061,18 +5476,11 @@
         </w:tc>
         <w:tc>
           <w:tcPr>
-            <w:tcW w:w="7056" w:type="dxa"/>
-            <w:vAlign w:val="top"/>
-            <w:tcMar>
-              <w:top w:w="80" w:type="dxa"/>
-              <w:start w:w="100" w:type="dxa"/>
-              <w:bottom w:w="80" w:type="dxa"/>
-              <w:end w:w="100" w:type="dxa"/>
-            </w:tcMar>
-          </w:tcPr>
-          <w:p>
-            <w:pPr>
-              <w:spacing w:before="0" w:after="40" w:line="240" w:lineRule="auto"/>
+            <w:tcW w:w="4677" w:type="dxa"/>
+          </w:tcPr>
+          <w:p>
+            <w:pPr>
+              <w:spacing w:before="0" w:after="20" w:line="240" w:lineRule="auto"/>
             </w:pPr>
             <w:r>
               <w:rPr>
@@ -7091,20 +5499,13 @@
         </w:trPr>
         <w:tc>
           <w:tcPr>
-            <w:tcW w:w="2744" w:type="dxa"/>
-            <w:vAlign w:val="top"/>
-            <w:tcMar>
-              <w:top w:w="80" w:type="dxa"/>
-              <w:start w:w="100" w:type="dxa"/>
-              <w:bottom w:w="80" w:type="dxa"/>
-              <w:end w:w="100" w:type="dxa"/>
-            </w:tcMar>
+            <w:tcW w:w="4677" w:type="dxa"/>
           </w:tcPr>
           <w:p>
             <w:pPr>
               <w:pStyle w:val="ae"/>
               <w:keepNext/>
-              <w:spacing w:before="0" w:after="40" w:line="240" w:lineRule="auto"/>
+              <w:spacing w:before="0" w:after="20" w:line="240" w:lineRule="auto"/>
               <w:jc w:val="left"/>
             </w:pPr>
             <w:r>
@@ -7118,18 +5519,11 @@
         </w:tc>
         <w:tc>
           <w:tcPr>
-            <w:tcW w:w="7056" w:type="dxa"/>
-            <w:vAlign w:val="top"/>
-            <w:tcMar>
-              <w:top w:w="80" w:type="dxa"/>
-              <w:start w:w="100" w:type="dxa"/>
-              <w:bottom w:w="80" w:type="dxa"/>
-              <w:end w:w="100" w:type="dxa"/>
-            </w:tcMar>
-          </w:tcPr>
-          <w:p>
-            <w:pPr>
-              <w:spacing w:before="0" w:after="40" w:line="240" w:lineRule="auto"/>
+            <w:tcW w:w="4677" w:type="dxa"/>
+          </w:tcPr>
+          <w:p>
+            <w:pPr>
+              <w:spacing w:before="0" w:after="20" w:line="240" w:lineRule="auto"/>
             </w:pPr>
             <w:r>
               <w:rPr>
@@ -7148,20 +5542,13 @@
         </w:trPr>
         <w:tc>
           <w:tcPr>
-            <w:tcW w:w="2744" w:type="dxa"/>
-            <w:vAlign w:val="top"/>
-            <w:tcMar>
-              <w:top w:w="80" w:type="dxa"/>
-              <w:start w:w="100" w:type="dxa"/>
-              <w:bottom w:w="80" w:type="dxa"/>
-              <w:end w:w="100" w:type="dxa"/>
-            </w:tcMar>
+            <w:tcW w:w="4677" w:type="dxa"/>
           </w:tcPr>
           <w:p>
             <w:pPr>
               <w:pStyle w:val="ae"/>
               <w:keepNext/>
-              <w:spacing w:before="0" w:after="40" w:line="240" w:lineRule="auto"/>
+              <w:spacing w:before="0" w:after="20" w:line="240" w:lineRule="auto"/>
               <w:jc w:val="left"/>
             </w:pPr>
             <w:r>
@@ -7175,18 +5562,11 @@
         </w:tc>
         <w:tc>
           <w:tcPr>
-            <w:tcW w:w="7056" w:type="dxa"/>
-            <w:vAlign w:val="top"/>
-            <w:tcMar>
-              <w:top w:w="80" w:type="dxa"/>
-              <w:start w:w="100" w:type="dxa"/>
-              <w:bottom w:w="80" w:type="dxa"/>
-              <w:end w:w="100" w:type="dxa"/>
-            </w:tcMar>
-          </w:tcPr>
-          <w:p>
-            <w:pPr>
-              <w:spacing w:before="0" w:after="40" w:line="240" w:lineRule="auto"/>
+            <w:tcW w:w="4677" w:type="dxa"/>
+          </w:tcPr>
+          <w:p>
+            <w:pPr>
+              <w:spacing w:before="0" w:after="20" w:line="240" w:lineRule="auto"/>
             </w:pPr>
             <w:r>
               <w:rPr>
@@ -7205,20 +5585,13 @@
         </w:trPr>
         <w:tc>
           <w:tcPr>
-            <w:tcW w:w="2744" w:type="dxa"/>
-            <w:vAlign w:val="top"/>
-            <w:tcMar>
-              <w:top w:w="80" w:type="dxa"/>
-              <w:start w:w="100" w:type="dxa"/>
-              <w:bottom w:w="80" w:type="dxa"/>
-              <w:end w:w="100" w:type="dxa"/>
-            </w:tcMar>
+            <w:tcW w:w="4677" w:type="dxa"/>
           </w:tcPr>
           <w:p>
             <w:pPr>
               <w:pStyle w:val="ae"/>
               <w:keepNext/>
-              <w:spacing w:before="0" w:after="40" w:line="240" w:lineRule="auto"/>
+              <w:spacing w:before="0" w:after="20" w:line="240" w:lineRule="auto"/>
               <w:jc w:val="left"/>
             </w:pPr>
             <w:r>
@@ -7232,18 +5605,11 @@
         </w:tc>
         <w:tc>
           <w:tcPr>
-            <w:tcW w:w="7056" w:type="dxa"/>
-            <w:vAlign w:val="top"/>
-            <w:tcMar>
-              <w:top w:w="80" w:type="dxa"/>
-              <w:start w:w="100" w:type="dxa"/>
-              <w:bottom w:w="80" w:type="dxa"/>
-              <w:end w:w="100" w:type="dxa"/>
-            </w:tcMar>
-          </w:tcPr>
-          <w:p>
-            <w:pPr>
-              <w:spacing w:before="0" w:after="40" w:line="240" w:lineRule="auto"/>
+            <w:tcW w:w="4677" w:type="dxa"/>
+          </w:tcPr>
+          <w:p>
+            <w:pPr>
+              <w:spacing w:before="0" w:after="20" w:line="240" w:lineRule="auto"/>
             </w:pPr>
             <w:r>
               <w:rPr>
@@ -7262,20 +5628,13 @@
         </w:trPr>
         <w:tc>
           <w:tcPr>
-            <w:tcW w:w="2744" w:type="dxa"/>
-            <w:vAlign w:val="top"/>
-            <w:tcMar>
-              <w:top w:w="80" w:type="dxa"/>
-              <w:start w:w="100" w:type="dxa"/>
-              <w:bottom w:w="80" w:type="dxa"/>
-              <w:end w:w="100" w:type="dxa"/>
-            </w:tcMar>
+            <w:tcW w:w="4677" w:type="dxa"/>
           </w:tcPr>
           <w:p>
             <w:pPr>
               <w:pStyle w:val="ae"/>
               <w:keepNext/>
-              <w:spacing w:before="0" w:after="40" w:line="240" w:lineRule="auto"/>
+              <w:spacing w:before="0" w:after="20" w:line="240" w:lineRule="auto"/>
               <w:jc w:val="left"/>
             </w:pPr>
             <w:r>
@@ -7289,18 +5648,11 @@
         </w:tc>
         <w:tc>
           <w:tcPr>
-            <w:tcW w:w="7056" w:type="dxa"/>
-            <w:vAlign w:val="top"/>
-            <w:tcMar>
-              <w:top w:w="80" w:type="dxa"/>
-              <w:start w:w="100" w:type="dxa"/>
-              <w:bottom w:w="80" w:type="dxa"/>
-              <w:end w:w="100" w:type="dxa"/>
-            </w:tcMar>
-          </w:tcPr>
-          <w:p>
-            <w:pPr>
-              <w:spacing w:before="0" w:after="40" w:line="240" w:lineRule="auto"/>
+            <w:tcW w:w="4677" w:type="dxa"/>
+          </w:tcPr>
+          <w:p>
+            <w:pPr>
+              <w:spacing w:before="0" w:after="20" w:line="240" w:lineRule="auto"/>
             </w:pPr>
             <w:r>
               <w:rPr>
@@ -7319,20 +5671,13 @@
         </w:trPr>
         <w:tc>
           <w:tcPr>
-            <w:tcW w:w="2744" w:type="dxa"/>
-            <w:vAlign w:val="top"/>
-            <w:tcMar>
-              <w:top w:w="80" w:type="dxa"/>
-              <w:start w:w="100" w:type="dxa"/>
-              <w:bottom w:w="80" w:type="dxa"/>
-              <w:end w:w="100" w:type="dxa"/>
-            </w:tcMar>
+            <w:tcW w:w="4677" w:type="dxa"/>
           </w:tcPr>
           <w:p>
             <w:pPr>
               <w:pStyle w:val="ae"/>
               <w:keepNext/>
-              <w:spacing w:before="0" w:after="40" w:line="240" w:lineRule="auto"/>
+              <w:spacing w:before="0" w:after="20" w:line="240" w:lineRule="auto"/>
               <w:jc w:val="left"/>
             </w:pPr>
             <w:r>
@@ -7346,18 +5691,11 @@
         </w:tc>
         <w:tc>
           <w:tcPr>
-            <w:tcW w:w="7056" w:type="dxa"/>
-            <w:vAlign w:val="top"/>
-            <w:tcMar>
-              <w:top w:w="80" w:type="dxa"/>
-              <w:start w:w="100" w:type="dxa"/>
-              <w:bottom w:w="80" w:type="dxa"/>
-              <w:end w:w="100" w:type="dxa"/>
-            </w:tcMar>
-          </w:tcPr>
-          <w:p>
-            <w:pPr>
-              <w:spacing w:before="0" w:after="40" w:line="240" w:lineRule="auto"/>
+            <w:tcW w:w="4677" w:type="dxa"/>
+          </w:tcPr>
+          <w:p>
+            <w:pPr>
+              <w:spacing w:before="0" w:after="20" w:line="240" w:lineRule="auto"/>
             </w:pPr>
             <w:r>
               <w:rPr>
@@ -7376,20 +5714,13 @@
         </w:trPr>
         <w:tc>
           <w:tcPr>
-            <w:tcW w:w="2744" w:type="dxa"/>
-            <w:vAlign w:val="top"/>
-            <w:tcMar>
-              <w:top w:w="80" w:type="dxa"/>
-              <w:start w:w="100" w:type="dxa"/>
-              <w:bottom w:w="80" w:type="dxa"/>
-              <w:end w:w="100" w:type="dxa"/>
-            </w:tcMar>
+            <w:tcW w:w="4677" w:type="dxa"/>
           </w:tcPr>
           <w:p>
             <w:pPr>
               <w:pStyle w:val="ae"/>
               <w:keepNext/>
-              <w:spacing w:before="0" w:after="40" w:line="240" w:lineRule="auto"/>
+              <w:spacing w:before="0" w:after="20" w:line="240" w:lineRule="auto"/>
               <w:jc w:val="left"/>
             </w:pPr>
             <w:r>
@@ -7403,18 +5734,11 @@
         </w:tc>
         <w:tc>
           <w:tcPr>
-            <w:tcW w:w="7056" w:type="dxa"/>
-            <w:vAlign w:val="top"/>
-            <w:tcMar>
-              <w:top w:w="80" w:type="dxa"/>
-              <w:start w:w="100" w:type="dxa"/>
-              <w:bottom w:w="80" w:type="dxa"/>
-              <w:end w:w="100" w:type="dxa"/>
-            </w:tcMar>
-          </w:tcPr>
-          <w:p>
-            <w:pPr>
-              <w:spacing w:before="0" w:after="40" w:line="240" w:lineRule="auto"/>
+            <w:tcW w:w="4677" w:type="dxa"/>
+          </w:tcPr>
+          <w:p>
+            <w:pPr>
+              <w:spacing w:before="0" w:after="20" w:line="240" w:lineRule="auto"/>
             </w:pPr>
             <w:r>
               <w:rPr>
@@ -7433,19 +5757,12 @@
         </w:trPr>
         <w:tc>
           <w:tcPr>
-            <w:tcW w:w="2744" w:type="dxa"/>
-            <w:vAlign w:val="top"/>
-            <w:tcMar>
-              <w:top w:w="80" w:type="dxa"/>
-              <w:start w:w="100" w:type="dxa"/>
-              <w:bottom w:w="80" w:type="dxa"/>
-              <w:end w:w="100" w:type="dxa"/>
-            </w:tcMar>
+            <w:tcW w:w="4677" w:type="dxa"/>
           </w:tcPr>
           <w:p>
             <w:pPr>
               <w:pStyle w:val="ae"/>
-              <w:spacing w:before="0" w:after="40" w:line="240" w:lineRule="auto"/>
+              <w:spacing w:before="0" w:after="20" w:line="240" w:lineRule="auto"/>
               <w:jc w:val="left"/>
             </w:pPr>
             <w:r>
@@ -7459,18 +5776,11 @@
         </w:tc>
         <w:tc>
           <w:tcPr>
-            <w:tcW w:w="7056" w:type="dxa"/>
-            <w:vAlign w:val="top"/>
-            <w:tcMar>
-              <w:top w:w="80" w:type="dxa"/>
-              <w:start w:w="100" w:type="dxa"/>
-              <w:bottom w:w="80" w:type="dxa"/>
-              <w:end w:w="100" w:type="dxa"/>
-            </w:tcMar>
-          </w:tcPr>
-          <w:p>
-            <w:pPr>
-              <w:spacing w:before="0" w:after="40" w:line="240" w:lineRule="auto"/>
+            <w:tcW w:w="4677" w:type="dxa"/>
+          </w:tcPr>
+          <w:p>
+            <w:pPr>
+              <w:spacing w:before="0" w:after="20" w:line="240" w:lineRule="auto"/>
             </w:pPr>
             <w:r>
               <w:rPr>
@@ -7510,7 +5820,7 @@
     <w:sectPr>
       <w:footerReference w:type="default" r:id="rId8"/>
       <w:pgSz w:w="11906" w:h="16838"/>
-      <w:pgMar w:top="936" w:right="1008" w:bottom="936" w:left="1008" w:header="709" w:footer="709" w:gutter="0"/>
+      <w:pgMar w:top="1134" w:right="850" w:bottom="1134" w:left="1701" w:header="709" w:footer="709" w:gutter="0"/>
       <w:cols w:space="708"/>
       <w:titlePg/>
       <w:docGrid w:linePitch="360"/>

--- a/docs/labs/pr12/ds/reports/0302-pz02-ds.docx
+++ b/docs/labs/pr12/ds/reports/0302-pz02-ds.docx
@@ -5814,7 +5814,98 @@
     </w:p>
     <w:p>
       <w:r>
-        <w:t>Актуальная методичка (точное имя и SHA-256 из реестра источников); канонические требования и архитектура HitPipe (ID, URL и revision); собственные PR, commit, CI и журналы; общие документы и авторы соответствующих частей. Указывать реально использованные версии, а не главную ветку без фиксации.</w:t>
+        <w:t>Список источников приведён ниже и содержит методические материалы, официальную документацию и материалы проекта.</w:t>
+      </w:r>
+    </w:p>
+    <w:p>
+      <w:pPr>
+        <w:pStyle w:val="1"/>
+      </w:pPr>
+      <w:r>
+        <w:t>ИСТОЧНИКИ И ИНСТРУКЦИИ ДЛЯ СКРИНШОТОВ</w:t>
+      </w:r>
+    </w:p>
+    <w:p>
+      <w:r>
+        <w:t>Список источников оформлен по ГОСТ Р 7.0.100–2018. Электронные материалы приведены с адресом и датой обращения.</w:t>
+      </w:r>
+    </w:p>
+    <w:p>
+      <w:r>
+        <w:t>1. ГОСТ 7.32–2017. Межгосударственный стандарт. Система стандартов по информации, библиотечному и издательскому делу. Отчёт о научно-исследовательской работе. Структура и правила оформления. — Москва: Стандартинформ, 2018.</w:t>
+      </w:r>
+    </w:p>
+    <w:p>
+      <w:r>
+        <w:t>2. ГОСТ Р 7.0.100–2018. Национальный стандарт Российской Федерации. Библиографическая запись. Библиографическое описание. Общие требования и правила составления. — Москва: Стандартинформ, 2018.</w:t>
+      </w:r>
+    </w:p>
+    <w:p>
+      <w:r>
+        <w:t>3. The Go Programming Language. Documentation [Электронный ресурс]. — URL: https://go.dev/doc/ (дата обращения: 19.10.2026).</w:t>
+      </w:r>
+    </w:p>
+    <w:p>
+      <w:r>
+        <w:t>4. The Go Programming Language. Go Modules Reference [Электронный ресурс]. — URL: https://go.dev/ref/mod (дата обращения: 19.10.2026).</w:t>
+      </w:r>
+    </w:p>
+    <w:p>
+      <w:r>
+        <w:t>5. GCC Online Documentation. Using the GNU Compiler Collection [Электронный ресурс]. — URL: https://gcc.gnu.org/onlinedocs/ (дата обращения: 19.10.2026).</w:t>
+      </w:r>
+    </w:p>
+    <w:p>
+      <w:r>
+        <w:t>6. GitHub Docs. About pull requests [Электронный ресурс]. — URL: https://docs.github.com/en/pull-requests/collaborating-with-pull-requests/about-pull-requests (дата обращения: 19.10.2026).</w:t>
+      </w:r>
+    </w:p>
+    <w:p>
+      <w:r>
+        <w:t>7. HitPipe. Репозиторий проекта hitpipe/hitpipe [Электронный ресурс]. — URL: https://github.com/hitpipe/hitpipe (дата обращения: 19.10.2026).</w:t>
+      </w:r>
+    </w:p>
+    <w:p>
+      <w:r>
+        <w:t>8. HitPipe. Файл README.md репозитория hitpipe/hitpipe [Электронный ресурс]. — URL: https://github.com/hitpipe/hitpipe/blob/main/README.md (дата обращения: 19.10.2026).</w:t>
+      </w:r>
+    </w:p>
+    <w:p>
+      <w:pPr>
+        <w:pStyle w:val="2"/>
+      </w:pPr>
+      <w:r>
+        <w:t>Откуда взять нужные скриншоты</w:t>
+      </w:r>
+    </w:p>
+    <w:p>
+      <w:r>
+        <w:t>Скриншоты в этот файл не вставлены. Перед сдачей вставьте каждый снимок вместо соответствующего серого блока с тем же номером. На снимке должны быть видны название действия, команда или страница, итог проверки и дата. Не показывайте пароли, токены, личную переписку и содержимое папок вне проекта.</w:t>
+      </w:r>
+    </w:p>
+    <w:p>
+      <w:r>
+        <w:t>Рисунок 1. В терминале откройте папку проекта и выполните полный набор локальных тестов. Покажите команду и успешный итог. Сохраните как 0302-pz02-fig01.png. Подпись: «Локальный прогон тестов собственного модуля».</w:t>
+      </w:r>
+    </w:p>
+    <w:p>
+      <w:r>
+        <w:t>Рисунок 2. Откройте страницу GitHub Actions для нужного запроса на слияние. Покажите название запуска и зелёный статус. Сохраните как 0302-pz02-fig02.png. Подпись: «Тесты сдаваемой версии в CI».</w:t>
+      </w:r>
+    </w:p>
+    <w:p>
+      <w:r>
+        <w:t>Рисунок 3. Откройте отчёт покрытия после запуска тестов. Покажите области покрытия и один выявленный пробел. Сохраните как 0302-pz02-fig03.png. Подпись: «Покрытие собственного модуля и найденный пробел».</w:t>
+      </w:r>
+    </w:p>
+    <w:p>
+      <w:r>
+        <w:t>Рисунок 4. Откройте журнал одного успешно обнаруженного засеянного дефекта. Покажите исходный тест, ошибочный результат и сообщение теста. Сохраните как 0302-pz02-fig04.png. Подпись: «Обнаружение засеянного дефекта».</w:t>
+      </w:r>
+    </w:p>
+    <w:p>
+      <w:r>
+        <w:t>Рисунок 5. После восстановления кода снова выполните полный набор проверок и покажите успешный итог. Сохраните как 0302-pz02-fig05.png. Подпись: «Успешный прогон после восстановления кода».</w:t>
       </w:r>
     </w:p>
     <w:sectPr>

--- a/docs/labs/pr12/ds/reports/0302-pz02-ds.docx
+++ b/docs/labs/pr12/ds/reports/0302-pz02-ds.docx
@@ -5885,27 +5885,47 @@
     </w:p>
     <w:p>
       <w:r>
-        <w:t>Рисунок 1. В терминале откройте папку проекта и выполните полный набор локальных тестов. Покажите команду и успешный итог. Сохраните как 0302-pz02-fig01.png. Подпись: «Локальный прогон тестов собственного модуля».</w:t>
-      </w:r>
-    </w:p>
-    <w:p>
-      <w:r>
-        <w:t>Рисунок 2. Откройте страницу GitHub Actions для нужного запроса на слияние. Покажите название запуска и зелёный статус. Сохраните как 0302-pz02-fig02.png. Подпись: «Тесты сдаваемой версии в CI».</w:t>
-      </w:r>
-    </w:p>
-    <w:p>
-      <w:r>
-        <w:t>Рисунок 3. Откройте отчёт покрытия после запуска тестов. Покажите области покрытия и один выявленный пробел. Сохраните как 0302-pz02-fig03.png. Подпись: «Покрытие собственного модуля и найденный пробел».</w:t>
-      </w:r>
-    </w:p>
-    <w:p>
-      <w:r>
-        <w:t>Рисунок 4. Откройте журнал одного успешно обнаруженного засеянного дефекта. Покажите исходный тест, ошибочный результат и сообщение теста. Сохраните как 0302-pz02-fig04.png. Подпись: «Обнаружение засеянного дефекта».</w:t>
-      </w:r>
-    </w:p>
-    <w:p>
-      <w:r>
-        <w:t>Рисунок 5. После восстановления кода снова выполните полный набор проверок и покажите успешный итог. Сохраните как 0302-pz02-fig05.png. Подпись: «Успешный прогон после восстановления кода».</w:t>
+        <w:rPr>
+          <w:rFonts w:ascii="Times New Roman" w:hAnsi="Times New Roman"/>
+          <w:sz w:val="20"/>
+        </w:rPr>
+        <w:t>Рисунок 1. В терминале откройте services/delivery и выполните: go test ./...; go vet ./...; CGO_ENABLED=1 go test -race ./... . Покажите команды и строки ok. Имя PNG: 0302-pz02-fig01.png. Подпись: «Локальный прогон тестов собственного модуля».</w:t>
+      </w:r>
+    </w:p>
+    <w:p>
+      <w:r>
+        <w:rPr>
+          <w:rFonts w:ascii="Times New Roman" w:hAnsi="Times New Roman"/>
+          <w:sz w:val="20"/>
+        </w:rPr>
+        <w:t>Рисунок 2. Откройте страницу CI https://github.com/hitpipe/hitpipe/actions/runs/39279704440. Покажите название запуска, commit и зелёный статус успешного job. Имя PNG: 0302-pz02-fig02.png. Подпись: «Тесты сдаваемой версии в CI».</w:t>
+      </w:r>
+    </w:p>
+    <w:p>
+      <w:r>
+        <w:rPr>
+          <w:rFonts w:ascii="Times New Roman" w:hAnsi="Times New Roman"/>
+          <w:sz w:val="20"/>
+        </w:rPr>
+        <w:t>Рисунок 3. В терминале откройте services/delivery и выполните: go test ./... -coverprofile=coverage.out; go tool cover -func=coverage.out . Покажите строки с процентами покрытия и один участок с меньшим покрытием. Имя PNG: 0302-pz02-fig03.png. Подпись: «Покрытие собственного модуля и найденный пробел».</w:t>
+      </w:r>
+    </w:p>
+    <w:p>
+      <w:r>
+        <w:rPr>
+          <w:rFonts w:ascii="Times New Roman" w:hAnsi="Times New Roman"/>
+          <w:sz w:val="20"/>
+        </w:rPr>
+        <w:t>Рисунок 4. В корне репозитория выполните: powershell -ExecutionPolicy Bypass -File docs/labs/pr12/ds/run_mutations.ps1 . Откройте журнал результата и покажите один компилируемый мутант, который обнаружен тестом. Имя PNG: 0302-pz02-fig04.png. Подпись: «Обнаружение засеянного дефекта».</w:t>
+      </w:r>
+    </w:p>
+    <w:p>
+      <w:r>
+        <w:rPr>
+          <w:rFonts w:ascii="Times New Roman" w:hAnsi="Times New Roman"/>
+          <w:sz w:val="20"/>
+        </w:rPr>
+        <w:t>Рисунок 5. После завершения серии мутаций откройте https://github.com/hitpipe/hitpipe/actions/runs/39279704440 и локальный терминал с повторным go test ./... . Покажите зелёный CI и строку ok локального запуска. Имя PNG: 0302-pz02-fig05.png. Подпись: «Успешный прогон после восстановления кода».</w:t>
       </w:r>
     </w:p>
     <w:sectPr>

--- a/docs/labs/pr12/ds/reports/0302-pz02-ds.docx
+++ b/docs/labs/pr12/ds/reports/0302-pz02-ds.docx
@@ -5889,7 +5889,7 @@
           <w:rFonts w:ascii="Times New Roman" w:hAnsi="Times New Roman"/>
           <w:sz w:val="20"/>
         </w:rPr>
-        <w:t>Рисунок 1. В терминале откройте services/delivery и выполните: go test ./...; go vet ./...; CGO_ENABLED=1 go test -race ./... . Покажите команды и строки ok. Имя PNG: 0302-pz02-fig01.png. Подпись: «Локальный прогон тестов собственного модуля».</w:t>
+        <w:t>Рисунок 1. Шаг 1: откройте PowerShell. Шаг 2: выполните cd 'ПОЛНЫЙ_ПУТЬ_К_КЛОНУ\hitpipe\services\delivery'. Шаг 3: выполните по очереди go test ./..., go vet ./... и $env:CGO_ENABLED='1'; go test -race ./... . Шаг 4: дождитесь строк ok и отсутствия ошибок. Снимите команды и итог. Сохраните как 0302-pz02-fig01.png. Подпись: «Локальный прогон тестов собственного модуля».</w:t>
       </w:r>
     </w:p>
     <w:p>
@@ -5898,7 +5898,7 @@
           <w:rFonts w:ascii="Times New Roman" w:hAnsi="Times New Roman"/>
           <w:sz w:val="20"/>
         </w:rPr>
-        <w:t>Рисунок 2. Откройте страницу CI https://github.com/hitpipe/hitpipe/actions/runs/39279704440. Покажите название запуска, commit и зелёный статус успешного job. Имя PNG: 0302-pz02-fig02.png. Подпись: «Тесты сдаваемой версии в CI».</w:t>
+        <w:t>Рисунок 2. Шаг 1: откройте https://github.com/hitpipe/hitpipe/actions/runs/39279704440. Шаг 2: дождитесь загрузки страницы. Шаг 3: проверьте, что вверху указан нужный commit и рядом стоит зелёная отметка Success. Шаг 4: снимите название запуска, commit и зелёный статус. Сохраните как 0302-pz02-fig02.png. Подпись: «Тесты сдаваемой версии в CI».</w:t>
       </w:r>
     </w:p>
     <w:p>
@@ -5907,7 +5907,7 @@
           <w:rFonts w:ascii="Times New Roman" w:hAnsi="Times New Roman"/>
           <w:sz w:val="20"/>
         </w:rPr>
-        <w:t>Рисунок 3. В терминале откройте services/delivery и выполните: go test ./... -coverprofile=coverage.out; go tool cover -func=coverage.out . Покажите строки с процентами покрытия и один участок с меньшим покрытием. Имя PNG: 0302-pz02-fig03.png. Подпись: «Покрытие собственного модуля и найденный пробел».</w:t>
+        <w:t>Рисунок 3. Шаг 1: откройте PowerShell в папке services/delivery. Шаг 2: выполните go test ./... -coverprofile=coverage.out . Шаг 3: выполните go tool cover -func=coverage.out . Шаг 4: найдите таблицу с именами функций и процентами покрытия. Шаг 5: снимите таблицу и строку с участком меньшего покрытия. Сохраните как 0302-pz02-fig03.png. Подпись: «Покрытие собственного модуля и найденный пробел».</w:t>
       </w:r>
     </w:p>
     <w:p>
@@ -5916,7 +5916,7 @@
           <w:rFonts w:ascii="Times New Roman" w:hAnsi="Times New Roman"/>
           <w:sz w:val="20"/>
         </w:rPr>
-        <w:t>Рисунок 4. В корне репозитория выполните: powershell -ExecutionPolicy Bypass -File docs/labs/pr12/ds/run_mutations.ps1 . Откройте журнал результата и покажите один компилируемый мутант, который обнаружен тестом. Имя PNG: 0302-pz02-fig04.png. Подпись: «Обнаружение засеянного дефекта».</w:t>
+        <w:t>Рисунок 4. Шаг 1: откройте PowerShell в корне клона проекта. Шаг 2: выполните powershell -ExecutionPolicy Bypass -File docs/labs/pr12/ds/run_mutations.ps1 . Шаг 3: дождитесь завершения серии. Шаг 4: откройте журнал, найдите один мутант со статусом detected и строку теста, который его обнаружил. Сохраните как 0302-pz02-fig04.png. Подпись: «Обнаружение засеянного дефекта». Ошибка компиляции не подходит для этого рисунка.</w:t>
       </w:r>
     </w:p>
     <w:p>
@@ -5925,7 +5925,7 @@
           <w:rFonts w:ascii="Times New Roman" w:hAnsi="Times New Roman"/>
           <w:sz w:val="20"/>
         </w:rPr>
-        <w:t>Рисунок 5. После завершения серии мутаций откройте https://github.com/hitpipe/hitpipe/actions/runs/39279704440 и локальный терминал с повторным go test ./... . Покажите зелёный CI и строку ok локального запуска. Имя PNG: 0302-pz02-fig05.png. Подпись: «Успешный прогон после восстановления кода».</w:t>
+        <w:t>Рисунок 5. Шаг 1: снова выполните go test ./... в services/delivery после завершения мутаций. Шаг 2: откройте https://github.com/hitpipe/hitpipe/actions/runs/39279704440. Шаг 3: убедитесь, что локальный тест завершился строкой ok, а CI имеет зелёный статус. Шаг 4: снимите оба результата. Сохраните как 0302-pz02-fig05.png. Подпись: «Успешный прогон после восстановления кода».</w:t>
       </w:r>
     </w:p>
     <w:sectPr>

--- a/docs/labs/pr12/ds/reports/0302-pz02-ds.docx
+++ b/docs/labs/pr12/ds/reports/0302-pz02-ds.docx
@@ -190,10 +190,6 @@
               </w:rPr>
             </w:pPr>
             <w:r>
-              <w:rPr>
-                <w:rFonts w:ascii="Times New Roman" w:hAnsi="Times New Roman" w:eastAsia="Times New Roman"/>
-                <w:sz w:val="20"/>
-              </w:rPr>
               <w:t>должность, уч. степень, звание</w:t>
             </w:r>
           </w:p>
@@ -241,10 +237,6 @@
               </w:rPr>
             </w:pPr>
             <w:r>
-              <w:rPr>
-                <w:rFonts w:ascii="Times New Roman" w:hAnsi="Times New Roman" w:eastAsia="Times New Roman"/>
-                <w:sz w:val="20"/>
-              </w:rPr>
               <w:t>подпись, дата</w:t>
             </w:r>
           </w:p>
@@ -292,10 +284,6 @@
               </w:rPr>
             </w:pPr>
             <w:r>
-              <w:rPr>
-                <w:rFonts w:ascii="Times New Roman" w:hAnsi="Times New Roman" w:eastAsia="Times New Roman"/>
-                <w:sz w:val="20"/>
-              </w:rPr>
               <w:t>инициалы, фамилия</w:t>
             </w:r>
           </w:p>
@@ -343,11 +331,6 @@
               <w:spacing w:before="0" w:after="20" w:line="240" w:lineRule="auto"/>
             </w:pPr>
             <w:r>
-              <w:rPr>
-                <w:rFonts w:ascii="Times New Roman" w:hAnsi="Times New Roman" w:eastAsia="Times New Roman"/>
-                <w:b/>
-                <w:sz w:val="21"/>
-              </w:rPr>
               <w:t>Проектирование и реализация системы проверок программного продукта</w:t>
             </w:r>
           </w:p>
@@ -370,10 +353,6 @@
               <w:spacing w:before="0" w:after="20" w:line="240" w:lineRule="auto"/>
             </w:pPr>
             <w:r>
-              <w:rPr>
-                <w:rFonts w:ascii="Times New Roman" w:hAnsi="Times New Roman" w:eastAsia="Times New Roman"/>
-                <w:sz w:val="20"/>
-              </w:rPr>
               <w:t>по МДК.03.02 «Обеспечение качества функционирования компьютерных систем»</w:t>
             </w:r>
           </w:p>
@@ -514,11 +493,6 @@
               </w:rPr>
             </w:pPr>
             <w:r>
-              <w:rPr>
-                <w:rFonts w:ascii="Times New Roman" w:hAnsi="Times New Roman" w:eastAsia="Times New Roman"/>
-                <w:b/>
-                <w:sz w:val="21"/>
-              </w:rPr>
               <w:t xml:space="preserve">Студент гр. № </w:t>
             </w:r>
           </w:p>
@@ -776,10 +750,6 @@
               </w:rPr>
             </w:pPr>
             <w:r>
-              <w:rPr>
-                <w:rFonts w:ascii="Times New Roman" w:hAnsi="Times New Roman" w:eastAsia="Times New Roman"/>
-                <w:sz w:val="20"/>
-              </w:rPr>
               <w:t>подпись, дата</w:t>
             </w:r>
           </w:p>
@@ -835,10 +805,6 @@
               </w:rPr>
             </w:pPr>
             <w:r>
-              <w:rPr>
-                <w:rFonts w:ascii="Times New Roman" w:hAnsi="Times New Roman" w:eastAsia="Times New Roman"/>
-                <w:sz w:val="20"/>
-              </w:rPr>
               <w:t>инициалы, фамилия</w:t>
             </w:r>
           </w:p>
@@ -1162,11 +1128,6 @@
               <w:jc w:val="left"/>
             </w:pPr>
             <w:r>
-              <w:rPr>
-                <w:rFonts w:ascii="Times New Roman" w:hAnsi="Times New Roman" w:eastAsia="Times New Roman"/>
-                <w:b/>
-                <w:sz w:val="21"/>
-              </w:rPr>
               <w:t>Поле</w:t>
             </w:r>
           </w:p>
@@ -1184,11 +1145,6 @@
               <w:jc w:val="left"/>
             </w:pPr>
             <w:r>
-              <w:rPr>
-                <w:rFonts w:ascii="Times New Roman" w:hAnsi="Times New Roman" w:eastAsia="Times New Roman"/>
-                <w:b/>
-                <w:sz w:val="21"/>
-              </w:rPr>
               <w:t>Значение</w:t>
             </w:r>
           </w:p>
@@ -1211,10 +1167,6 @@
               <w:jc w:val="left"/>
             </w:pPr>
             <w:r>
-              <w:rPr>
-                <w:rFonts w:ascii="Times New Roman" w:hAnsi="Times New Roman" w:eastAsia="Times New Roman"/>
-                <w:sz w:val="20"/>
-              </w:rPr>
               <w:t>ФИО, группа</w:t>
             </w:r>
           </w:p>
@@ -1228,10 +1180,6 @@
               <w:spacing w:before="0" w:after="20" w:line="240" w:lineRule="auto"/>
             </w:pPr>
             <w:r>
-              <w:rPr>
-                <w:rFonts w:ascii="Times New Roman" w:hAnsi="Times New Roman" w:eastAsia="Times New Roman"/>
-                <w:sz w:val="20"/>
-              </w:rPr>
               <w:t>Дмитрий Стацюк, группа не указана</w:t>
             </w:r>
           </w:p>
@@ -1254,10 +1202,6 @@
               <w:jc w:val="left"/>
             </w:pPr>
             <w:r>
-              <w:rPr>
-                <w:rFonts w:ascii="Times New Roman" w:hAnsi="Times New Roman" w:eastAsia="Times New Roman"/>
-                <w:sz w:val="20"/>
-              </w:rPr>
               <w:t>Проект и команда</w:t>
             </w:r>
           </w:p>
@@ -1271,10 +1215,6 @@
               <w:spacing w:before="0" w:after="20" w:line="240" w:lineRule="auto"/>
             </w:pPr>
             <w:r>
-              <w:rPr>
-                <w:rFonts w:ascii="Times New Roman" w:hAnsi="Times New Roman" w:eastAsia="Times New Roman"/>
-                <w:sz w:val="20"/>
-              </w:rPr>
               <w:t>HitPipe; Delivery - Destination Integrations</w:t>
             </w:r>
           </w:p>
@@ -1297,10 +1237,6 @@
               <w:jc w:val="left"/>
             </w:pPr>
             <w:r>
-              <w:rPr>
-                <w:rFonts w:ascii="Times New Roman" w:hAnsi="Times New Roman" w:eastAsia="Times New Roman"/>
-                <w:sz w:val="20"/>
-              </w:rPr>
               <w:t>Репозиторий</w:t>
             </w:r>
           </w:p>
@@ -1314,10 +1250,6 @@
               <w:spacing w:before="0" w:after="20" w:line="240" w:lineRule="auto"/>
             </w:pPr>
             <w:r>
-              <w:rPr>
-                <w:rFonts w:ascii="Times New Roman" w:hAnsi="Times New Roman" w:eastAsia="Times New Roman"/>
-                <w:sz w:val="20"/>
-              </w:rPr>
               <w:t>https://github.com/hitpipe/hitpipe</w:t>
             </w:r>
           </w:p>
@@ -1340,10 +1272,6 @@
               <w:jc w:val="left"/>
             </w:pPr>
             <w:r>
-              <w:rPr>
-                <w:rFonts w:ascii="Times New Roman" w:hAnsi="Times New Roman" w:eastAsia="Times New Roman"/>
-                <w:sz w:val="20"/>
-              </w:rPr>
               <w:t>Личный модуль / участок</w:t>
             </w:r>
           </w:p>
@@ -1357,10 +1285,6 @@
               <w:spacing w:before="0" w:after="20" w:line="240" w:lineRule="auto"/>
             </w:pPr>
             <w:r>
-              <w:rPr>
-                <w:rFonts w:ascii="Times New Roman" w:hAnsi="Times New Roman" w:eastAsia="Times New Roman"/>
-                <w:sz w:val="20"/>
-              </w:rPr>
               <w:t>TargetReadback / services/delivery</w:t>
             </w:r>
           </w:p>
@@ -1382,10 +1306,6 @@
               <w:jc w:val="left"/>
             </w:pPr>
             <w:r>
-              <w:rPr>
-                <w:rFonts w:ascii="Times New Roman" w:hAnsi="Times New Roman" w:eastAsia="Times New Roman"/>
-                <w:sz w:val="20"/>
-              </w:rPr>
               <w:t>Тег сдачи</w:t>
             </w:r>
           </w:p>
@@ -1399,10 +1319,6 @@
               <w:spacing w:before="0" w:after="20" w:line="240" w:lineRule="auto"/>
             </w:pPr>
             <w:r>
-              <w:rPr>
-                <w:rFonts w:ascii="Times New Roman" w:hAnsi="Times New Roman" w:eastAsia="Times New Roman"/>
-                <w:sz w:val="20"/>
-              </w:rPr>
               <w:t>не создан — human/Lead gate</w:t>
             </w:r>
           </w:p>
@@ -1418,10 +1334,6 @@
               <w:spacing w:before="0" w:after="20" w:line="240" w:lineRule="auto"/>
             </w:pPr>
             <w:r>
-              <w:rPr>
-                <w:rFonts w:ascii="Times New Roman" w:hAnsi="Times New Roman" w:eastAsia="Times New Roman"/>
-                <w:sz w:val="20"/>
-              </w:rPr>
               <w:t>Вариант выполнения</w:t>
             </w:r>
           </w:p>
@@ -1435,10 +1347,6 @@
               <w:spacing w:before="0" w:after="20" w:line="240" w:lineRule="auto"/>
             </w:pPr>
             <w:r>
-              <w:rPr>
-                <w:rFonts w:ascii="Times New Roman" w:hAnsi="Times New Roman" w:eastAsia="Times New Roman"/>
-                <w:sz w:val="20"/>
-              </w:rPr>
               <w:t>bafc97a0eb5cc2b2aba68c04a74b179b61432d82; correction PR #29</w:t>
             </w:r>
           </w:p>
@@ -1454,10 +1362,6 @@
               <w:spacing w:before="0" w:after="20" w:line="240" w:lineRule="auto"/>
             </w:pPr>
             <w:r>
-              <w:rPr>
-                <w:rFonts w:ascii="Times New Roman" w:hAnsi="Times New Roman" w:eastAsia="Times New Roman"/>
-                <w:sz w:val="20"/>
-              </w:rPr>
               <w:t>Версия и commit</w:t>
             </w:r>
           </w:p>
@@ -1471,10 +1375,6 @@
               <w:spacing w:before="0" w:after="20" w:line="240" w:lineRule="auto"/>
             </w:pPr>
             <w:r>
-              <w:rPr>
-                <w:rFonts w:ascii="Times New Roman" w:hAnsi="Times New Roman" w:eastAsia="Times New Roman"/>
-                <w:sz w:val="20"/>
-              </w:rPr>
               <w:t>Human/Lead-controlled capture → bafc97a0eb5cc2b2aba68c04a74b179b61432d82</w:t>
             </w:r>
           </w:p>
@@ -1490,10 +1390,6 @@
               <w:spacing w:before="0" w:after="20" w:line="240" w:lineRule="auto"/>
             </w:pPr>
             <w:r>
-              <w:rPr>
-                <w:rFonts w:ascii="Times New Roman" w:hAnsi="Times New Roman" w:eastAsia="Times New Roman"/>
-                <w:sz w:val="20"/>
-              </w:rPr>
               <w:t>Источник формы</w:t>
             </w:r>
           </w:p>
@@ -1507,10 +1403,6 @@
               <w:spacing w:before="0" w:after="20" w:line="240" w:lineRule="auto"/>
             </w:pPr>
             <w:r>
-              <w:rPr>
-                <w:rFonts w:ascii="Times New Roman" w:hAnsi="Times New Roman" w:eastAsia="Times New Roman"/>
-                <w:sz w:val="20"/>
-              </w:rPr>
               <w:t>Исходный преподавательский шаблон МДК03.02 ПР2; минимум пять мутаций вместо одиночного опыта</w:t>
             </w:r>
           </w:p>
@@ -1591,11 +1483,6 @@
               <w:jc w:val="left"/>
             </w:pPr>
             <w:r>
-              <w:rPr>
-                <w:rFonts w:ascii="Times New Roman" w:hAnsi="Times New Roman" w:eastAsia="Times New Roman"/>
-                <w:b/>
-                <w:sz w:val="21"/>
-              </w:rPr>
               <w:t>Требование / риск</w:t>
             </w:r>
           </w:p>
@@ -1613,11 +1500,6 @@
               <w:jc w:val="left"/>
             </w:pPr>
             <w:r>
-              <w:rPr>
-                <w:rFonts w:ascii="Times New Roman" w:hAnsi="Times New Roman" w:eastAsia="Times New Roman"/>
-                <w:b/>
-                <w:sz w:val="21"/>
-              </w:rPr>
               <w:t>Проверяемое правило</w:t>
             </w:r>
           </w:p>
@@ -1635,11 +1517,6 @@
               <w:jc w:val="left"/>
             </w:pPr>
             <w:r>
-              <w:rPr>
-                <w:rFonts w:ascii="Times New Roman" w:hAnsi="Times New Roman" w:eastAsia="Times New Roman"/>
-                <w:b/>
-                <w:sz w:val="21"/>
-              </w:rPr>
               <w:t>Основание ожидаемого результата</w:t>
             </w:r>
           </w:p>
@@ -1657,11 +1534,6 @@
               <w:jc w:val="left"/>
             </w:pPr>
             <w:r>
-              <w:rPr>
-                <w:rFonts w:ascii="Times New Roman" w:hAnsi="Times New Roman" w:eastAsia="Times New Roman"/>
-                <w:b/>
-                <w:sz w:val="21"/>
-              </w:rPr>
               <w:t>Уровень проверки</w:t>
             </w:r>
           </w:p>
@@ -1681,10 +1553,6 @@
               <w:spacing w:before="0" w:after="20" w:line="240" w:lineRule="auto"/>
             </w:pPr>
             <w:r>
-              <w:rPr>
-                <w:rFonts w:ascii="Times New Roman" w:hAnsi="Times New Roman" w:eastAsia="Times New Roman"/>
-                <w:sz w:val="20"/>
-              </w:rPr>
               <w:t>FR-1–FR-4 / security</w:t>
             </w:r>
           </w:p>
@@ -1698,10 +1566,6 @@
               <w:spacing w:before="0" w:after="20" w:line="240" w:lineRule="auto"/>
             </w:pPr>
             <w:r>
-              <w:rPr>
-                <w:rFonts w:ascii="Times New Roman" w:hAnsi="Times New Roman" w:eastAsia="Times New Roman"/>
-                <w:sz w:val="20"/>
-              </w:rPr>
               <w:t>strict JSON, exact handoff, target/provenance and typed outcome rules</w:t>
             </w:r>
           </w:p>
@@ -1715,10 +1579,6 @@
               <w:spacing w:before="0" w:after="20" w:line="240" w:lineRule="auto"/>
             </w:pPr>
             <w:r>
-              <w:rPr>
-                <w:rFonts w:ascii="Times New Roman" w:hAnsi="Times New Roman" w:eastAsia="Times New Roman"/>
-                <w:sz w:val="20"/>
-              </w:rPr>
               <w:t>requirements.md, security-baseline.md, BP004/T013 projection</w:t>
             </w:r>
           </w:p>
@@ -1732,10 +1592,6 @@
               <w:spacing w:before="0" w:after="20" w:line="240" w:lineRule="auto"/>
             </w:pPr>
             <w:r>
-              <w:rPr>
-                <w:rFonts w:ascii="Times New Roman" w:hAnsi="Times New Roman" w:eastAsia="Times New Roman"/>
-                <w:sz w:val="20"/>
-              </w:rPr>
               <w:t>domain + adapter + application tests</w:t>
             </w:r>
           </w:p>
@@ -1821,11 +1677,6 @@
               <w:jc w:val="left"/>
             </w:pPr>
             <w:r>
-              <w:rPr>
-                <w:rFonts w:ascii="Times New Roman" w:hAnsi="Times New Roman" w:eastAsia="Times New Roman"/>
-                <w:b/>
-                <w:sz w:val="21"/>
-              </w:rPr>
               <w:t>ID теста</w:t>
             </w:r>
           </w:p>
@@ -1843,11 +1694,6 @@
               <w:jc w:val="left"/>
             </w:pPr>
             <w:r>
-              <w:rPr>
-                <w:rFonts w:ascii="Times New Roman" w:hAnsi="Times New Roman" w:eastAsia="Times New Roman"/>
-                <w:b/>
-                <w:sz w:val="21"/>
-              </w:rPr>
               <w:t>Требование / риск</w:t>
             </w:r>
           </w:p>
@@ -1865,11 +1711,6 @@
               <w:jc w:val="left"/>
             </w:pPr>
             <w:r>
-              <w:rPr>
-                <w:rFonts w:ascii="Times New Roman" w:hAnsi="Times New Roman" w:eastAsia="Times New Roman"/>
-                <w:b/>
-                <w:sz w:val="21"/>
-              </w:rPr>
               <w:t>Исходное состояние и вход</w:t>
             </w:r>
           </w:p>
@@ -1887,11 +1728,6 @@
               <w:jc w:val="left"/>
             </w:pPr>
             <w:r>
-              <w:rPr>
-                <w:rFonts w:ascii="Times New Roman" w:hAnsi="Times New Roman" w:eastAsia="Times New Roman"/>
-                <w:b/>
-                <w:sz w:val="21"/>
-              </w:rPr>
               <w:t>Действия</w:t>
             </w:r>
           </w:p>
@@ -1909,11 +1745,6 @@
               <w:jc w:val="left"/>
             </w:pPr>
             <w:r>
-              <w:rPr>
-                <w:rFonts w:ascii="Times New Roman" w:hAnsi="Times New Roman" w:eastAsia="Times New Roman"/>
-                <w:b/>
-                <w:sz w:val="21"/>
-              </w:rPr>
               <w:t>Ожидаемый результат</w:t>
             </w:r>
           </w:p>
@@ -1931,11 +1762,6 @@
               <w:jc w:val="left"/>
             </w:pPr>
             <w:r>
-              <w:rPr>
-                <w:rFonts w:ascii="Times New Roman" w:hAnsi="Times New Roman" w:eastAsia="Times New Roman"/>
-                <w:b/>
-                <w:sz w:val="21"/>
-              </w:rPr>
               <w:t>Обоснование выбора</w:t>
             </w:r>
           </w:p>
@@ -1955,10 +1781,6 @@
               <w:spacing w:before="0" w:after="20" w:line="240" w:lineRule="auto"/>
             </w:pPr>
             <w:r>
-              <w:rPr>
-                <w:rFonts w:ascii="Times New Roman" w:hAnsi="Times New Roman" w:eastAsia="Times New Roman"/>
-                <w:sz w:val="20"/>
-              </w:rPr>
               <w:t>TD-1/TD-2</w:t>
             </w:r>
           </w:p>
@@ -1972,10 +1794,6 @@
               <w:spacing w:before="0" w:after="20" w:line="240" w:lineRule="auto"/>
             </w:pPr>
             <w:r>
-              <w:rPr>
-                <w:rFonts w:ascii="Times New Roman" w:hAnsi="Times New Roman" w:eastAsia="Times New Roman"/>
-                <w:sz w:val="20"/>
-              </w:rPr>
               <w:t>equivalence partitions and boundary-value analysis</w:t>
             </w:r>
           </w:p>
@@ -1989,10 +1807,6 @@
               <w:spacing w:before="0" w:after="20" w:line="240" w:lineRule="auto"/>
             </w:pPr>
             <w:r>
-              <w:rPr>
-                <w:rFonts w:ascii="Times New Roman" w:hAnsi="Times New Roman" w:eastAsia="Times New Roman"/>
-                <w:sz w:val="20"/>
-              </w:rPr>
               <w:t>aliases/duplicates/Unicode/controls; 32KiB escaped projection, 36KiB rendered block; six DI cases</w:t>
             </w:r>
           </w:p>
@@ -2006,10 +1820,6 @@
               <w:spacing w:before="0" w:after="20" w:line="240" w:lineRule="auto"/>
             </w:pPr>
             <w:r>
-              <w:rPr>
-                <w:rFonts w:ascii="Times New Roman" w:hAnsi="Times New Roman" w:eastAsia="Times New Roman"/>
-                <w:sz w:val="20"/>
-              </w:rPr>
               <w:t>go test ./...</w:t>
             </w:r>
           </w:p>
@@ -2023,10 +1833,6 @@
               <w:spacing w:before="0" w:after="20" w:line="240" w:lineRule="auto"/>
             </w:pPr>
             <w:r>
-              <w:rPr>
-                <w:rFonts w:ascii="Times New Roman" w:hAnsi="Times New Roman" w:eastAsia="Times New Roman"/>
-                <w:sz w:val="20"/>
-              </w:rPr>
               <w:t>typed PASS/FAIL/Incomplete/Unknown assertions</w:t>
             </w:r>
           </w:p>
@@ -2040,10 +1846,6 @@
               <w:spacing w:before="0" w:after="20" w:line="240" w:lineRule="auto"/>
             </w:pPr>
             <w:r>
-              <w:rPr>
-                <w:rFonts w:ascii="Times New Roman" w:hAnsi="Times New Roman" w:eastAsia="Times New Roman"/>
-                <w:sz w:val="20"/>
-              </w:rPr>
               <w:t>derived from requirements.md FR/NFR and BP004/T013</w:t>
             </w:r>
           </w:p>
@@ -2154,11 +1956,6 @@
               <w:jc w:val="left"/>
             </w:pPr>
             <w:r>
-              <w:rPr>
-                <w:rFonts w:ascii="Times New Roman" w:hAnsi="Times New Roman" w:eastAsia="Times New Roman"/>
-                <w:b/>
-                <w:sz w:val="21"/>
-              </w:rPr>
               <w:t>ID</w:t>
             </w:r>
           </w:p>
@@ -2173,11 +1970,6 @@
               <w:spacing w:before="0" w:after="20" w:line="240" w:lineRule="auto"/>
             </w:pPr>
             <w:r>
-              <w:rPr>
-                <w:rFonts w:ascii="Times New Roman" w:hAnsi="Times New Roman" w:eastAsia="Times New Roman"/>
-                <w:b/>
-                <w:sz w:val="21"/>
-              </w:rPr>
               <w:t>Событие, причина и последствие</w:t>
             </w:r>
           </w:p>
@@ -2195,11 +1987,6 @@
               <w:jc w:val="left"/>
             </w:pPr>
             <w:r>
-              <w:rPr>
-                <w:rFonts w:ascii="Times New Roman" w:hAnsi="Times New Roman" w:eastAsia="Times New Roman"/>
-                <w:b/>
-                <w:sz w:val="21"/>
-              </w:rPr>
               <w:t>Вероятность и основание</w:t>
             </w:r>
           </w:p>
@@ -2217,11 +2004,6 @@
               <w:jc w:val="left"/>
             </w:pPr>
             <w:r>
-              <w:rPr>
-                <w:rFonts w:ascii="Times New Roman" w:hAnsi="Times New Roman" w:eastAsia="Times New Roman"/>
-                <w:b/>
-                <w:sz w:val="21"/>
-              </w:rPr>
               <w:t>Ущерб и основание</w:t>
             </w:r>
           </w:p>
@@ -2239,11 +2021,6 @@
               <w:jc w:val="left"/>
             </w:pPr>
             <w:r>
-              <w:rPr>
-                <w:rFonts w:ascii="Times New Roman" w:hAnsi="Times New Roman" w:eastAsia="Times New Roman"/>
-                <w:b/>
-                <w:sz w:val="21"/>
-              </w:rPr>
               <w:t>Приоритет</w:t>
             </w:r>
           </w:p>
@@ -2261,11 +2038,6 @@
               <w:jc w:val="left"/>
             </w:pPr>
             <w:r>
-              <w:rPr>
-                <w:rFonts w:ascii="Times New Roman" w:hAnsi="Times New Roman" w:eastAsia="Times New Roman"/>
-                <w:b/>
-                <w:sz w:val="21"/>
-              </w:rPr>
               <w:t>Проверка, частота и остаточный риск</w:t>
             </w:r>
           </w:p>
@@ -2285,10 +2057,6 @@
               <w:spacing w:before="0" w:after="20" w:line="240" w:lineRule="auto"/>
             </w:pPr>
             <w:r>
-              <w:rPr>
-                <w:rFonts w:ascii="Times New Roman" w:hAnsi="Times New Roman" w:eastAsia="Times New Roman"/>
-                <w:sz w:val="20"/>
-              </w:rPr>
               <w:t>R-001</w:t>
             </w:r>
           </w:p>
@@ -2302,10 +2070,6 @@
               <w:spacing w:before="0" w:after="20" w:line="240" w:lineRule="auto"/>
             </w:pPr>
             <w:r>
-              <w:rPr>
-                <w:rFonts w:ascii="Times New Roman" w:hAnsi="Times New Roman" w:eastAsia="Times New Roman"/>
-                <w:sz w:val="20"/>
-              </w:rPr>
               <w:t>Malformed JSON/handoff → false match</w:t>
             </w:r>
           </w:p>
@@ -2319,10 +2083,6 @@
               <w:spacing w:before="0" w:after="20" w:line="240" w:lineRule="auto"/>
             </w:pPr>
             <w:r>
-              <w:rPr>
-                <w:rFonts w:ascii="Times New Roman" w:hAnsi="Times New Roman" w:eastAsia="Times New Roman"/>
-                <w:sz w:val="20"/>
-              </w:rPr>
               <w:t>Medium: untrusted saved evidence</w:t>
             </w:r>
           </w:p>
@@ -2336,10 +2096,6 @@
               <w:spacing w:before="0" w:after="20" w:line="240" w:lineRule="auto"/>
             </w:pPr>
             <w:r>
-              <w:rPr>
-                <w:rFonts w:ascii="Times New Roman" w:hAnsi="Times New Roman" w:eastAsia="Times New Roman"/>
-                <w:sz w:val="20"/>
-              </w:rPr>
               <w:t>High: wrong delivery decision</w:t>
             </w:r>
           </w:p>
@@ -2353,10 +2109,6 @@
               <w:spacing w:before="0" w:after="20" w:line="240" w:lineRule="auto"/>
             </w:pPr>
             <w:r>
-              <w:rPr>
-                <w:rFonts w:ascii="Times New Roman" w:hAnsi="Times New Roman" w:eastAsia="Times New Roman"/>
-                <w:sz w:val="20"/>
-              </w:rPr>
               <w:t>High</w:t>
             </w:r>
           </w:p>
@@ -2370,10 +2122,6 @@
               <w:spacing w:before="0" w:after="20" w:line="240" w:lineRule="auto"/>
             </w:pPr>
             <w:r>
-              <w:rPr>
-                <w:rFonts w:ascii="Times New Roman" w:hAnsi="Times New Roman" w:eastAsia="Times New Roman"/>
-                <w:sz w:val="20"/>
-              </w:rPr>
               <w:t>strict parser tests every change; residual Low locally</w:t>
             </w:r>
           </w:p>
@@ -2389,10 +2137,6 @@
               <w:spacing w:before="0" w:after="20" w:line="240" w:lineRule="auto"/>
             </w:pPr>
             <w:r>
-              <w:rPr>
-                <w:rFonts w:ascii="Times New Roman" w:hAnsi="Times New Roman" w:eastAsia="Times New Roman"/>
-                <w:sz w:val="20"/>
-              </w:rPr>
               <w:t>R-002</w:t>
             </w:r>
           </w:p>
@@ -2406,10 +2150,6 @@
               <w:spacing w:before="0" w:after="20" w:line="240" w:lineRule="auto"/>
             </w:pPr>
             <w:r>
-              <w:rPr>
-                <w:rFonts w:ascii="Times New Roman" w:hAnsi="Times New Roman" w:eastAsia="Times New Roman"/>
-                <w:sz w:val="20"/>
-              </w:rPr>
               <w:t>Retrieval error → duplicate effect</w:t>
             </w:r>
           </w:p>
@@ -2423,10 +2163,6 @@
               <w:spacing w:before="0" w:after="20" w:line="240" w:lineRule="auto"/>
             </w:pPr>
             <w:r>
-              <w:rPr>
-                <w:rFonts w:ascii="Times New Roman" w:hAnsi="Times New Roman" w:eastAsia="Times New Roman"/>
-                <w:sz w:val="20"/>
-              </w:rPr>
               <w:t>Low: guarded consumer</w:t>
             </w:r>
           </w:p>
@@ -2440,10 +2176,6 @@
               <w:spacing w:before="0" w:after="20" w:line="240" w:lineRule="auto"/>
             </w:pPr>
             <w:r>
-              <w:rPr>
-                <w:rFonts w:ascii="Times New Roman" w:hAnsi="Times New Roman" w:eastAsia="Times New Roman"/>
-                <w:sz w:val="20"/>
-              </w:rPr>
               <w:t>High: possible external duplicate</w:t>
             </w:r>
           </w:p>
@@ -2457,10 +2189,6 @@
               <w:spacing w:before="0" w:after="20" w:line="240" w:lineRule="auto"/>
             </w:pPr>
             <w:r>
-              <w:rPr>
-                <w:rFonts w:ascii="Times New Roman" w:hAnsi="Times New Roman" w:eastAsia="Times New Roman"/>
-                <w:sz w:val="20"/>
-              </w:rPr>
               <w:t>High</w:t>
             </w:r>
           </w:p>
@@ -2474,10 +2202,6 @@
               <w:spacing w:before="0" w:after="20" w:line="240" w:lineRule="auto"/>
             </w:pPr>
             <w:r>
-              <w:rPr>
-                <w:rFonts w:ascii="Times New Roman" w:hAnsi="Times New Roman" w:eastAsia="Times New Roman"/>
-                <w:sz w:val="20"/>
-              </w:rPr>
               <w:t>FileReader/consumer error test every change; residual Medium live</w:t>
             </w:r>
           </w:p>
@@ -2493,10 +2217,6 @@
               <w:spacing w:before="0" w:after="20" w:line="240" w:lineRule="auto"/>
             </w:pPr>
             <w:r>
-              <w:rPr>
-                <w:rFonts w:ascii="Times New Roman" w:hAnsi="Times New Roman" w:eastAsia="Times New Roman"/>
-                <w:sz w:val="20"/>
-              </w:rPr>
               <w:t>R-003</w:t>
             </w:r>
           </w:p>
@@ -2510,10 +2230,6 @@
               <w:spacing w:before="0" w:after="20" w:line="240" w:lineRule="auto"/>
             </w:pPr>
             <w:r>
-              <w:rPr>
-                <w:rFonts w:ascii="Times New Roman" w:hAnsi="Times New Roman" w:eastAsia="Times New Roman"/>
-                <w:sz w:val="20"/>
-              </w:rPr>
               <w:t>Relabelled target → wrong confirmation</w:t>
             </w:r>
           </w:p>
@@ -2527,10 +2243,6 @@
               <w:spacing w:before="0" w:after="20" w:line="240" w:lineRule="auto"/>
             </w:pPr>
             <w:r>
-              <w:rPr>
-                <w:rFonts w:ascii="Times New Roman" w:hAnsi="Times New Roman" w:eastAsia="Times New Roman"/>
-                <w:sz w:val="20"/>
-              </w:rPr>
               <w:t>Medium: file input</w:t>
             </w:r>
           </w:p>
@@ -2544,10 +2256,6 @@
               <w:spacing w:before="0" w:after="20" w:line="240" w:lineRule="auto"/>
             </w:pPr>
             <w:r>
-              <w:rPr>
-                <w:rFonts w:ascii="Times New Roman" w:hAnsi="Times New Roman" w:eastAsia="Times New Roman"/>
-                <w:sz w:val="20"/>
-              </w:rPr>
               <w:t>High: wrong task</w:t>
             </w:r>
           </w:p>
@@ -2561,10 +2269,6 @@
               <w:spacing w:before="0" w:after="20" w:line="240" w:lineRule="auto"/>
             </w:pPr>
             <w:r>
-              <w:rPr>
-                <w:rFonts w:ascii="Times New Roman" w:hAnsi="Times New Roman" w:eastAsia="Times New Roman"/>
-                <w:sz w:val="20"/>
-              </w:rPr>
               <w:t>High</w:t>
             </w:r>
           </w:p>
@@ -2578,10 +2282,6 @@
               <w:spacing w:before="0" w:after="20" w:line="240" w:lineRule="auto"/>
             </w:pPr>
             <w:r>
-              <w:rPr>
-                <w:rFonts w:ascii="Times New Roman" w:hAnsi="Times New Roman" w:eastAsia="Times New Roman"/>
-                <w:sz w:val="20"/>
-              </w:rPr>
               <w:t>target/provenance DI test every change; residual Low</w:t>
             </w:r>
           </w:p>
@@ -2597,10 +2297,6 @@
               <w:spacing w:before="0" w:after="20" w:line="240" w:lineRule="auto"/>
             </w:pPr>
             <w:r>
-              <w:rPr>
-                <w:rFonts w:ascii="Times New Roman" w:hAnsi="Times New Roman" w:eastAsia="Times New Roman"/>
-                <w:sz w:val="20"/>
-              </w:rPr>
               <w:t>R-004</w:t>
             </w:r>
           </w:p>
@@ -2614,10 +2310,6 @@
               <w:spacing w:before="0" w:after="20" w:line="240" w:lineRule="auto"/>
             </w:pPr>
             <w:r>
-              <w:rPr>
-                <w:rFonts w:ascii="Times New Roman" w:hAnsi="Times New Roman" w:eastAsia="Times New Roman"/>
-                <w:sz w:val="20"/>
-              </w:rPr>
               <w:t>NUL/control input → ambiguous evidence</w:t>
             </w:r>
           </w:p>
@@ -2631,10 +2323,6 @@
               <w:spacing w:before="0" w:after="20" w:line="240" w:lineRule="auto"/>
             </w:pPr>
             <w:r>
-              <w:rPr>
-                <w:rFonts w:ascii="Times New Roman" w:hAnsi="Times New Roman" w:eastAsia="Times New Roman"/>
-                <w:sz w:val="20"/>
-              </w:rPr>
               <w:t>Medium before fix</w:t>
             </w:r>
           </w:p>
@@ -2648,10 +2336,6 @@
               <w:spacing w:before="0" w:after="20" w:line="240" w:lineRule="auto"/>
             </w:pPr>
             <w:r>
-              <w:rPr>
-                <w:rFonts w:ascii="Times New Roman" w:hAnsi="Times New Roman" w:eastAsia="Times New Roman"/>
-                <w:sz w:val="20"/>
-              </w:rPr>
               <w:t>Medium: unsafe text</w:t>
             </w:r>
           </w:p>
@@ -2665,10 +2349,6 @@
               <w:spacing w:before="0" w:after="20" w:line="240" w:lineRule="auto"/>
             </w:pPr>
             <w:r>
-              <w:rPr>
-                <w:rFonts w:ascii="Times New Roman" w:hAnsi="Times New Roman" w:eastAsia="Times New Roman"/>
-                <w:sz w:val="20"/>
-              </w:rPr>
               <w:t>High</w:t>
             </w:r>
           </w:p>
@@ -2682,10 +2362,6 @@
               <w:spacing w:before="0" w:after="20" w:line="240" w:lineRule="auto"/>
             </w:pPr>
             <w:r>
-              <w:rPr>
-                <w:rFonts w:ascii="Times New Roman" w:hAnsi="Times New Roman" w:eastAsia="Times New Roman"/>
-                <w:sz w:val="20"/>
-              </w:rPr>
               <w:t>control regression every change; residual Low</w:t>
             </w:r>
           </w:p>
@@ -2701,10 +2377,6 @@
               <w:spacing w:before="0" w:after="20" w:line="240" w:lineRule="auto"/>
             </w:pPr>
             <w:r>
-              <w:rPr>
-                <w:rFonts w:ascii="Times New Roman" w:hAnsi="Times New Roman" w:eastAsia="Times New Roman"/>
-                <w:sz w:val="20"/>
-              </w:rPr>
               <w:t>R-005</w:t>
             </w:r>
           </w:p>
@@ -2718,10 +2390,6 @@
               <w:spacing w:before="0" w:after="20" w:line="240" w:lineRule="auto"/>
             </w:pPr>
             <w:r>
-              <w:rPr>
-                <w:rFonts w:ascii="Times New Roman" w:hAnsi="Times New Roman" w:eastAsia="Times New Roman"/>
-                <w:sz w:val="20"/>
-              </w:rPr>
               <w:t>Escaping bypasses context budget</w:t>
             </w:r>
           </w:p>
@@ -2735,10 +2403,6 @@
               <w:spacing w:before="0" w:after="20" w:line="240" w:lineRule="auto"/>
             </w:pPr>
             <w:r>
-              <w:rPr>
-                <w:rFonts w:ascii="Times New Roman" w:hAnsi="Times New Roman" w:eastAsia="Times New Roman"/>
-                <w:sz w:val="20"/>
-              </w:rPr>
               <w:t>Medium: quote-heavy input</w:t>
             </w:r>
           </w:p>
@@ -2752,10 +2416,6 @@
               <w:spacing w:before="0" w:after="20" w:line="240" w:lineRule="auto"/>
             </w:pPr>
             <w:r>
-              <w:rPr>
-                <w:rFonts w:ascii="Times New Roman" w:hAnsi="Times New Roman" w:eastAsia="Times New Roman"/>
-                <w:sz w:val="20"/>
-              </w:rPr>
               <w:t>High: oversized evidence</w:t>
             </w:r>
           </w:p>
@@ -2769,10 +2429,6 @@
               <w:spacing w:before="0" w:after="20" w:line="240" w:lineRule="auto"/>
             </w:pPr>
             <w:r>
-              <w:rPr>
-                <w:rFonts w:ascii="Times New Roman" w:hAnsi="Times New Roman" w:eastAsia="Times New Roman"/>
-                <w:sz w:val="20"/>
-              </w:rPr>
               <w:t>High</w:t>
             </w:r>
           </w:p>
@@ -2786,10 +2442,6 @@
               <w:spacing w:before="0" w:after="20" w:line="240" w:lineRule="auto"/>
             </w:pPr>
             <w:r>
-              <w:rPr>
-                <w:rFonts w:ascii="Times New Roman" w:hAnsi="Times New Roman" w:eastAsia="Times New Roman"/>
-                <w:sz w:val="20"/>
-              </w:rPr>
               <w:t>JCS byte boundary every change; residual Low locally</w:t>
             </w:r>
           </w:p>
@@ -2805,10 +2457,6 @@
               <w:spacing w:before="0" w:after="20" w:line="240" w:lineRule="auto"/>
             </w:pPr>
             <w:r>
-              <w:rPr>
-                <w:rFonts w:ascii="Times New Roman" w:hAnsi="Times New Roman" w:eastAsia="Times New Roman"/>
-                <w:sz w:val="20"/>
-              </w:rPr>
               <w:t>R-006</w:t>
             </w:r>
           </w:p>
@@ -2822,10 +2470,6 @@
               <w:spacing w:before="0" w:after="20" w:line="240" w:lineRule="auto"/>
             </w:pPr>
             <w:r>
-              <w:rPr>
-                <w:rFonts w:ascii="Times New Roman" w:hAnsi="Times New Roman" w:eastAsia="Times New Roman"/>
-                <w:sz w:val="20"/>
-              </w:rPr>
               <w:t>Normalization changes spaces</w:t>
             </w:r>
           </w:p>
@@ -2839,10 +2483,6 @@
               <w:spacing w:before="0" w:after="20" w:line="240" w:lineRule="auto"/>
             </w:pPr>
             <w:r>
-              <w:rPr>
-                <w:rFonts w:ascii="Times New Roman" w:hAnsi="Times New Roman" w:eastAsia="Times New Roman"/>
-                <w:sz w:val="20"/>
-              </w:rPr>
               <w:t>Low: narrow normalizer</w:t>
             </w:r>
           </w:p>
@@ -2856,10 +2496,6 @@
               <w:spacing w:before="0" w:after="20" w:line="240" w:lineRule="auto"/>
             </w:pPr>
             <w:r>
-              <w:rPr>
-                <w:rFonts w:ascii="Times New Roman" w:hAnsi="Times New Roman" w:eastAsia="Times New Roman"/>
-                <w:sz w:val="20"/>
-              </w:rPr>
               <w:t>Medium: false match/mismatch</w:t>
             </w:r>
           </w:p>
@@ -2873,10 +2509,6 @@
               <w:spacing w:before="0" w:after="20" w:line="240" w:lineRule="auto"/>
             </w:pPr>
             <w:r>
-              <w:rPr>
-                <w:rFonts w:ascii="Times New Roman" w:hAnsi="Times New Roman" w:eastAsia="Times New Roman"/>
-                <w:sz w:val="20"/>
-              </w:rPr>
               <w:t>Medium</w:t>
             </w:r>
           </w:p>
@@ -2890,10 +2522,6 @@
               <w:spacing w:before="0" w:after="20" w:line="240" w:lineRule="auto"/>
             </w:pPr>
             <w:r>
-              <w:rPr>
-                <w:rFonts w:ascii="Times New Roman" w:hAnsi="Times New Roman" w:eastAsia="Times New Roman"/>
-                <w:sz w:val="20"/>
-              </w:rPr>
               <w:t>NFC/CRLF/space regression; residual Low</w:t>
             </w:r>
           </w:p>
@@ -2909,10 +2537,6 @@
               <w:spacing w:before="0" w:after="20" w:line="240" w:lineRule="auto"/>
             </w:pPr>
             <w:r>
-              <w:rPr>
-                <w:rFonts w:ascii="Times New Roman" w:hAnsi="Times New Roman" w:eastAsia="Times New Roman"/>
-                <w:sz w:val="20"/>
-              </w:rPr>
               <w:t>R-007</w:t>
             </w:r>
           </w:p>
@@ -2926,10 +2550,6 @@
               <w:spacing w:before="0" w:after="20" w:line="240" w:lineRule="auto"/>
             </w:pPr>
             <w:r>
-              <w:rPr>
-                <w:rFonts w:ascii="Times New Roman" w:hAnsi="Times New Roman" w:eastAsia="Times New Roman"/>
-                <w:sz w:val="20"/>
-              </w:rPr>
               <w:t>Human placeholder treated as PASS</w:t>
             </w:r>
           </w:p>
@@ -2943,10 +2563,6 @@
               <w:spacing w:before="0" w:after="20" w:line="240" w:lineRule="auto"/>
             </w:pPr>
             <w:r>
-              <w:rPr>
-                <w:rFonts w:ascii="Times New Roman" w:hAnsi="Times New Roman" w:eastAsia="Times New Roman"/>
-                <w:sz w:val="20"/>
-              </w:rPr>
               <w:t>High: manual workflow</w:t>
             </w:r>
           </w:p>
@@ -2960,10 +2576,6 @@
               <w:spacing w:before="0" w:after="20" w:line="240" w:lineRule="auto"/>
             </w:pPr>
             <w:r>
-              <w:rPr>
-                <w:rFonts w:ascii="Times New Roman" w:hAnsi="Times New Roman" w:eastAsia="Times New Roman"/>
-                <w:sz w:val="20"/>
-              </w:rPr>
               <w:t>Medium: provenance error</w:t>
             </w:r>
           </w:p>
@@ -2977,10 +2589,6 @@
               <w:spacing w:before="0" w:after="20" w:line="240" w:lineRule="auto"/>
             </w:pPr>
             <w:r>
-              <w:rPr>
-                <w:rFonts w:ascii="Times New Roman" w:hAnsi="Times New Roman" w:eastAsia="Times New Roman"/>
-                <w:sz w:val="20"/>
-              </w:rPr>
               <w:t>High</w:t>
             </w:r>
           </w:p>
@@ -2994,10 +2602,6 @@
               <w:spacing w:before="0" w:after="20" w:line="240" w:lineRule="auto"/>
             </w:pPr>
             <w:r>
-              <w:rPr>
-                <w:rFonts w:ascii="Times New Roman" w:hAnsi="Times New Roman" w:eastAsia="Times New Roman"/>
-                <w:sz w:val="20"/>
-              </w:rPr>
               <w:t>report audit per submission; residual Medium until human gate</w:t>
             </w:r>
           </w:p>
@@ -3074,10 +2678,6 @@
               <w:jc w:val="center"/>
             </w:pPr>
             <w:r>
-              <w:rPr>
-                <w:rFonts w:ascii="Times New Roman" w:hAnsi="Times New Roman" w:eastAsia="Times New Roman"/>
-                <w:sz w:val="22"/>
-              </w:rPr>
               <w:t>[МЕСТО ДЛЯ СКРИНШОТА 1 — Локальный прогон тестов собственного модуля]</w:t>
             </w:r>
           </w:p>
@@ -3090,10 +2690,6 @@
         <w:jc w:val="center"/>
       </w:pPr>
       <w:r>
-        <w:rPr>
-          <w:rFonts w:ascii="Times New Roman" w:hAnsi="Times New Roman" w:eastAsia="Times New Roman"/>
-          <w:sz w:val="24"/>
-        </w:rPr>
         <w:t>Рисунок 1 — Локальный прогон тестов собственного модуля</w:t>
       </w:r>
     </w:p>
@@ -3132,11 +2728,6 @@
               <w:jc w:val="left"/>
             </w:pPr>
             <w:r>
-              <w:rPr>
-                <w:rFonts w:ascii="Times New Roman" w:hAnsi="Times New Roman" w:eastAsia="Times New Roman"/>
-                <w:b/>
-                <w:sz w:val="21"/>
-              </w:rPr>
               <w:t>Тест / набор</w:t>
             </w:r>
           </w:p>
@@ -3154,11 +2745,6 @@
               <w:jc w:val="left"/>
             </w:pPr>
             <w:r>
-              <w:rPr>
-                <w:rFonts w:ascii="Times New Roman" w:hAnsi="Times New Roman" w:eastAsia="Times New Roman"/>
-                <w:b/>
-                <w:sz w:val="21"/>
-              </w:rPr>
               <w:t>Версия и условия</w:t>
             </w:r>
           </w:p>
@@ -3176,11 +2762,6 @@
               <w:jc w:val="left"/>
             </w:pPr>
             <w:r>
-              <w:rPr>
-                <w:rFonts w:ascii="Times New Roman" w:hAnsi="Times New Roman" w:eastAsia="Times New Roman"/>
-                <w:b/>
-                <w:sz w:val="21"/>
-              </w:rPr>
               <w:t>Фактический результат</w:t>
             </w:r>
           </w:p>
@@ -3198,11 +2779,6 @@
               <w:jc w:val="left"/>
             </w:pPr>
             <w:r>
-              <w:rPr>
-                <w:rFonts w:ascii="Times New Roman" w:hAnsi="Times New Roman" w:eastAsia="Times New Roman"/>
-                <w:b/>
-                <w:sz w:val="21"/>
-              </w:rPr>
               <w:t>PASS / FAIL / BLOCKED / Результат фиксируется в журнале проверки.</w:t>
             </w:r>
           </w:p>
@@ -3220,11 +2796,6 @@
               <w:jc w:val="left"/>
             </w:pPr>
             <w:r>
-              <w:rPr>
-                <w:rFonts w:ascii="Times New Roman" w:hAnsi="Times New Roman" w:eastAsia="Times New Roman"/>
-                <w:b/>
-                <w:sz w:val="21"/>
-              </w:rPr>
               <w:t>Подтверждение</w:t>
             </w:r>
           </w:p>
@@ -3244,10 +2815,6 @@
               <w:spacing w:before="0" w:after="20" w:line="240" w:lineRule="auto"/>
             </w:pPr>
             <w:r>
-              <w:rPr>
-                <w:rFonts w:ascii="Times New Roman" w:hAnsi="Times New Roman" w:eastAsia="Times New Roman"/>
-                <w:sz w:val="20"/>
-              </w:rPr>
               <w:t>T-JSON</w:t>
             </w:r>
           </w:p>
@@ -3261,10 +2828,6 @@
               <w:spacing w:before="0" w:after="20" w:line="240" w:lineRule="auto"/>
             </w:pPr>
             <w:r>
-              <w:rPr>
-                <w:rFonts w:ascii="Times New Roman" w:hAnsi="Times New Roman" w:eastAsia="Times New Roman"/>
-                <w:sz w:val="20"/>
-              </w:rPr>
               <w:t>strict parser boundaries</w:t>
             </w:r>
           </w:p>
@@ -3278,10 +2841,6 @@
               <w:spacing w:before="0" w:after="20" w:line="240" w:lineRule="auto"/>
             </w:pPr>
             <w:r>
-              <w:rPr>
-                <w:rFonts w:ascii="Times New Roman" w:hAnsi="Times New Roman" w:eastAsia="Times New Roman"/>
-                <w:sz w:val="20"/>
-              </w:rPr>
               <w:t>go test ./...</w:t>
             </w:r>
           </w:p>
@@ -3295,10 +2854,6 @@
               <w:spacing w:before="0" w:after="20" w:line="240" w:lineRule="auto"/>
             </w:pPr>
             <w:r>
-              <w:rPr>
-                <w:rFonts w:ascii="Times New Roman" w:hAnsi="Times New Roman" w:eastAsia="Times New Roman"/>
-                <w:sz w:val="20"/>
-              </w:rPr>
               <w:t>PASS</w:t>
             </w:r>
           </w:p>
@@ -3312,10 +2867,6 @@
               <w:spacing w:before="0" w:after="20" w:line="240" w:lineRule="auto"/>
             </w:pPr>
             <w:r>
-              <w:rPr>
-                <w:rFonts w:ascii="Times New Roman" w:hAnsi="Times New Roman" w:eastAsia="Times New Roman"/>
-                <w:sz w:val="20"/>
-              </w:rPr>
               <w:t>review_regressions_test.go</w:t>
             </w:r>
           </w:p>
@@ -3331,10 +2882,6 @@
               <w:spacing w:before="0" w:after="20" w:line="240" w:lineRule="auto"/>
             </w:pPr>
             <w:r>
-              <w:rPr>
-                <w:rFonts w:ascii="Times New Roman" w:hAnsi="Times New Roman" w:eastAsia="Times New Roman"/>
-                <w:sz w:val="20"/>
-              </w:rPr>
               <w:t>T-DI</w:t>
             </w:r>
           </w:p>
@@ -3348,10 +2895,6 @@
               <w:spacing w:before="0" w:after="20" w:line="240" w:lineRule="auto"/>
             </w:pPr>
             <w:r>
-              <w:rPr>
-                <w:rFonts w:ascii="Times New Roman" w:hAnsi="Times New Roman" w:eastAsia="Times New Roman"/>
-                <w:sz w:val="20"/>
-              </w:rPr>
               <w:t>6 DI scenarios</w:t>
             </w:r>
           </w:p>
@@ -3365,10 +2908,6 @@
               <w:spacing w:before="0" w:after="20" w:line="240" w:lineRule="auto"/>
             </w:pPr>
             <w:r>
-              <w:rPr>
-                <w:rFonts w:ascii="Times New Roman" w:hAnsi="Times New Roman" w:eastAsia="Times New Roman"/>
-                <w:sz w:val="20"/>
-              </w:rPr>
               <w:t>go test ./internal/adapters/fixtures/targetreader -run TestFileReaderAndDoubleShareVerifyTargetContract</w:t>
             </w:r>
           </w:p>
@@ -3382,10 +2921,6 @@
               <w:spacing w:before="0" w:after="20" w:line="240" w:lineRule="auto"/>
             </w:pPr>
             <w:r>
-              <w:rPr>
-                <w:rFonts w:ascii="Times New Roman" w:hAnsi="Times New Roman" w:eastAsia="Times New Roman"/>
-                <w:sz w:val="20"/>
-              </w:rPr>
               <w:t>PASS</w:t>
             </w:r>
           </w:p>
@@ -3399,10 +2934,6 @@
               <w:spacing w:before="0" w:after="20" w:line="240" w:lineRule="auto"/>
             </w:pPr>
             <w:r>
-              <w:rPr>
-                <w:rFonts w:ascii="Times New Roman" w:hAnsi="Times New Roman" w:eastAsia="Times New Roman"/>
-                <w:sz w:val="20"/>
-              </w:rPr>
               <w:t>di_contract_test.go</w:t>
             </w:r>
           </w:p>
@@ -3418,10 +2949,6 @@
               <w:spacing w:before="0" w:after="20" w:line="240" w:lineRule="auto"/>
             </w:pPr>
             <w:r>
-              <w:rPr>
-                <w:rFonts w:ascii="Times New Roman" w:hAnsi="Times New Roman" w:eastAsia="Times New Roman"/>
-                <w:sz w:val="20"/>
-              </w:rPr>
               <w:t>T-VET</w:t>
             </w:r>
           </w:p>
@@ -3435,10 +2962,6 @@
               <w:spacing w:before="0" w:after="20" w:line="240" w:lineRule="auto"/>
             </w:pPr>
             <w:r>
-              <w:rPr>
-                <w:rFonts w:ascii="Times New Roman" w:hAnsi="Times New Roman" w:eastAsia="Times New Roman"/>
-                <w:sz w:val="20"/>
-              </w:rPr>
               <w:t>static</w:t>
             </w:r>
           </w:p>
@@ -3452,10 +2975,6 @@
               <w:spacing w:before="0" w:after="20" w:line="240" w:lineRule="auto"/>
             </w:pPr>
             <w:r>
-              <w:rPr>
-                <w:rFonts w:ascii="Times New Roman" w:hAnsi="Times New Roman" w:eastAsia="Times New Roman"/>
-                <w:sz w:val="20"/>
-              </w:rPr>
               <w:t>go vet ./...</w:t>
             </w:r>
           </w:p>
@@ -3469,10 +2988,6 @@
               <w:spacing w:before="0" w:after="20" w:line="240" w:lineRule="auto"/>
             </w:pPr>
             <w:r>
-              <w:rPr>
-                <w:rFonts w:ascii="Times New Roman" w:hAnsi="Times New Roman" w:eastAsia="Times New Roman"/>
-                <w:sz w:val="20"/>
-              </w:rPr>
               <w:t>PASS</w:t>
             </w:r>
           </w:p>
@@ -3486,10 +3001,6 @@
               <w:spacing w:before="0" w:after="20" w:line="240" w:lineRule="auto"/>
             </w:pPr>
             <w:r>
-              <w:rPr>
-                <w:rFonts w:ascii="Times New Roman" w:hAnsi="Times New Roman" w:eastAsia="Times New Roman"/>
-                <w:sz w:val="20"/>
-              </w:rPr>
               <w:t>HIT-47-go-vet.log</w:t>
             </w:r>
           </w:p>
@@ -3505,10 +3016,6 @@
               <w:spacing w:before="0" w:after="20" w:line="240" w:lineRule="auto"/>
             </w:pPr>
             <w:r>
-              <w:rPr>
-                <w:rFonts w:ascii="Times New Roman" w:hAnsi="Times New Roman" w:eastAsia="Times New Roman"/>
-                <w:sz w:val="20"/>
-              </w:rPr>
               <w:t>T-RACE</w:t>
             </w:r>
           </w:p>
@@ -3522,10 +3029,6 @@
               <w:spacing w:before="0" w:after="20" w:line="240" w:lineRule="auto"/>
             </w:pPr>
             <w:r>
-              <w:rPr>
-                <w:rFonts w:ascii="Times New Roman" w:hAnsi="Times New Roman" w:eastAsia="Times New Roman"/>
-                <w:sz w:val="20"/>
-              </w:rPr>
               <w:t>race</w:t>
             </w:r>
           </w:p>
@@ -3539,10 +3042,6 @@
               <w:spacing w:before="0" w:after="20" w:line="240" w:lineRule="auto"/>
             </w:pPr>
             <w:r>
-              <w:rPr>
-                <w:rFonts w:ascii="Times New Roman" w:hAnsi="Times New Roman" w:eastAsia="Times New Roman"/>
-                <w:sz w:val="20"/>
-              </w:rPr>
               <w:t>CGO_ENABLED=1 go test -race ./...</w:t>
             </w:r>
           </w:p>
@@ -3556,10 +3055,6 @@
               <w:spacing w:before="0" w:after="20" w:line="240" w:lineRule="auto"/>
             </w:pPr>
             <w:r>
-              <w:rPr>
-                <w:rFonts w:ascii="Times New Roman" w:hAnsi="Times New Roman" w:eastAsia="Times New Roman"/>
-                <w:sz w:val="20"/>
-              </w:rPr>
               <w:t>PASS</w:t>
             </w:r>
           </w:p>
@@ -3573,10 +3068,6 @@
               <w:spacing w:before="0" w:after="20" w:line="240" w:lineRule="auto"/>
             </w:pPr>
             <w:r>
-              <w:rPr>
-                <w:rFonts w:ascii="Times New Roman" w:hAnsi="Times New Roman" w:eastAsia="Times New Roman"/>
-                <w:sz w:val="20"/>
-              </w:rPr>
               <w:t>HIT-47-go-race.log</w:t>
             </w:r>
           </w:p>
@@ -3626,10 +3117,6 @@
               <w:jc w:val="center"/>
             </w:pPr>
             <w:r>
-              <w:rPr>
-                <w:rFonts w:ascii="Times New Roman" w:hAnsi="Times New Roman" w:eastAsia="Times New Roman"/>
-                <w:sz w:val="22"/>
-              </w:rPr>
               <w:t>[МЕСТО ДЛЯ СКРИНШОТА 2 — Тесты сдаваемой версии в CI]</w:t>
             </w:r>
           </w:p>
@@ -3642,10 +3129,6 @@
         <w:jc w:val="center"/>
       </w:pPr>
       <w:r>
-        <w:rPr>
-          <w:rFonts w:ascii="Times New Roman" w:hAnsi="Times New Roman" w:eastAsia="Times New Roman"/>
-          <w:sz w:val="24"/>
-        </w:rPr>
         <w:t>Рисунок 2 — Тесты сдаваемой версии в CI</w:t>
       </w:r>
     </w:p>
@@ -3705,10 +3188,6 @@
               <w:jc w:val="center"/>
             </w:pPr>
             <w:r>
-              <w:rPr>
-                <w:rFonts w:ascii="Times New Roman" w:hAnsi="Times New Roman" w:eastAsia="Times New Roman"/>
-                <w:sz w:val="22"/>
-              </w:rPr>
               <w:t>[МЕСТО ДЛЯ СКРИНШОТА 3 — Покрытие собственного модуля и разбор пробела]</w:t>
             </w:r>
           </w:p>
@@ -3721,10 +3200,6 @@
         <w:jc w:val="center"/>
       </w:pPr>
       <w:r>
-        <w:rPr>
-          <w:rFonts w:ascii="Times New Roman" w:hAnsi="Times New Roman" w:eastAsia="Times New Roman"/>
-          <w:sz w:val="24"/>
-        </w:rPr>
         <w:t>Рисунок 3 — Покрытие собственного модуля и разбор пробела</w:t>
       </w:r>
     </w:p>
@@ -3762,11 +3237,6 @@
               <w:jc w:val="left"/>
             </w:pPr>
             <w:r>
-              <w:rPr>
-                <w:rFonts w:ascii="Times New Roman" w:hAnsi="Times New Roman" w:eastAsia="Times New Roman"/>
-                <w:b/>
-                <w:sz w:val="21"/>
-              </w:rPr>
               <w:t>Найденный пробел / ограничение</w:t>
             </w:r>
           </w:p>
@@ -3784,11 +3254,6 @@
               <w:jc w:val="left"/>
             </w:pPr>
             <w:r>
-              <w:rPr>
-                <w:rFonts w:ascii="Times New Roman" w:hAnsi="Times New Roman" w:eastAsia="Times New Roman"/>
-                <w:b/>
-                <w:sz w:val="21"/>
-              </w:rPr>
               <w:t>Почему существенен</w:t>
             </w:r>
           </w:p>
@@ -3806,11 +3271,6 @@
               <w:jc w:val="left"/>
             </w:pPr>
             <w:r>
-              <w:rPr>
-                <w:rFonts w:ascii="Times New Roman" w:hAnsi="Times New Roman" w:eastAsia="Times New Roman"/>
-                <w:b/>
-                <w:sz w:val="21"/>
-              </w:rPr>
               <w:t>Принятое решение</w:t>
             </w:r>
           </w:p>
@@ -3828,11 +3288,6 @@
               <w:jc w:val="left"/>
             </w:pPr>
             <w:r>
-              <w:rPr>
-                <w:rFonts w:ascii="Times New Roman" w:hAnsi="Times New Roman" w:eastAsia="Times New Roman"/>
-                <w:b/>
-                <w:sz w:val="21"/>
-              </w:rPr>
               <w:t>Повторная проверка</w:t>
             </w:r>
           </w:p>
@@ -3852,10 +3307,6 @@
               <w:spacing w:before="0" w:after="20" w:line="240" w:lineRule="auto"/>
             </w:pPr>
             <w:r>
-              <w:rPr>
-                <w:rFonts w:ascii="Times New Roman" w:hAnsi="Times New Roman" w:eastAsia="Times New Roman"/>
-                <w:sz w:val="20"/>
-              </w:rPr>
               <w:t>Domain/readback 74.7%; application 77.8%; FileReader 63.2%; CLI 0.0%</w:t>
             </w:r>
           </w:p>
@@ -3869,10 +3320,6 @@
               <w:spacing w:before="0" w:after="20" w:line="240" w:lineRule="auto"/>
             </w:pPr>
             <w:r>
-              <w:rPr>
-                <w:rFonts w:ascii="Times New Roman" w:hAnsi="Times New Roman" w:eastAsia="Times New Roman"/>
-                <w:sz w:val="20"/>
-              </w:rPr>
               <w:t>CLI is thin composition root; provider I/O and human gates are outside automated coverage</w:t>
             </w:r>
           </w:p>
@@ -3886,10 +3333,6 @@
               <w:spacing w:before="0" w:after="20" w:line="240" w:lineRule="auto"/>
             </w:pPr>
             <w:r>
-              <w:rPr>
-                <w:rFonts w:ascii="Times New Roman" w:hAnsi="Times New Roman" w:eastAsia="Times New Roman"/>
-                <w:sz w:val="20"/>
-              </w:rPr>
               <w:t>Keep CLI smoke; add semantic tests at domain/application/adapter boundaries</w:t>
             </w:r>
           </w:p>
@@ -3903,10 +3346,6 @@
               <w:spacing w:before="0" w:after="20" w:line="240" w:lineRule="auto"/>
             </w:pPr>
             <w:r>
-              <w:rPr>
-                <w:rFonts w:ascii="Times New Roman" w:hAnsi="Times New Roman" w:eastAsia="Times New Roman"/>
-                <w:sz w:val="20"/>
-              </w:rPr>
               <w:t>HIT-47-go-test.log and test-design.md</w:t>
             </w:r>
           </w:p>
@@ -3992,11 +3431,6 @@
               <w:jc w:val="left"/>
             </w:pPr>
             <w:r>
-              <w:rPr>
-                <w:rFonts w:ascii="Times New Roman" w:hAnsi="Times New Roman" w:eastAsia="Times New Roman"/>
-                <w:b/>
-                <w:sz w:val="21"/>
-              </w:rPr>
               <w:t>Состояние</w:t>
             </w:r>
           </w:p>
@@ -4014,11 +3448,6 @@
               <w:jc w:val="left"/>
             </w:pPr>
             <w:r>
-              <w:rPr>
-                <w:rFonts w:ascii="Times New Roman" w:hAnsi="Times New Roman" w:eastAsia="Times New Roman"/>
-                <w:b/>
-                <w:sz w:val="21"/>
-              </w:rPr>
               <w:t>Версия кода и тестов</w:t>
             </w:r>
           </w:p>
@@ -4036,11 +3465,6 @@
               <w:jc w:val="left"/>
             </w:pPr>
             <w:r>
-              <w:rPr>
-                <w:rFonts w:ascii="Times New Roman" w:hAnsi="Times New Roman" w:eastAsia="Times New Roman"/>
-                <w:b/>
-                <w:sz w:val="21"/>
-              </w:rPr>
               <w:t>Фактический результат</w:t>
             </w:r>
           </w:p>
@@ -4058,11 +3482,6 @@
               <w:jc w:val="left"/>
             </w:pPr>
             <w:r>
-              <w:rPr>
-                <w:rFonts w:ascii="Times New Roman" w:hAnsi="Times New Roman" w:eastAsia="Times New Roman"/>
-                <w:b/>
-                <w:sz w:val="21"/>
-              </w:rPr>
               <w:t>Подтверждение и вывод</w:t>
             </w:r>
           </w:p>
@@ -4082,10 +3501,6 @@
               <w:spacing w:before="0" w:after="20" w:line="240" w:lineRule="auto"/>
             </w:pPr>
             <w:r>
-              <w:rPr>
-                <w:rFonts w:ascii="Times New Roman" w:hAnsi="Times New Roman" w:eastAsia="Times New Roman"/>
-                <w:sz w:val="20"/>
-              </w:rPr>
               <w:t>Исходный корректный код</w:t>
             </w:r>
           </w:p>
@@ -4099,10 +3514,6 @@
               <w:spacing w:before="0" w:after="20" w:line="240" w:lineRule="auto"/>
             </w:pPr>
             <w:r>
-              <w:rPr>
-                <w:rFonts w:ascii="Times New Roman" w:hAnsi="Times New Roman" w:eastAsia="Times New Roman"/>
-                <w:sz w:val="20"/>
-              </w:rPr>
               <w:t>bafc97a0eb5cc2b2aba68c04a74b179b61432d82</w:t>
             </w:r>
           </w:p>
@@ -4116,10 +3527,6 @@
               <w:spacing w:before="0" w:after="20" w:line="240" w:lineRule="auto"/>
             </w:pPr>
             <w:r>
-              <w:rPr>
-                <w:rFonts w:ascii="Times New Roman" w:hAnsi="Times New Roman" w:eastAsia="Times New Roman"/>
-                <w:sz w:val="20"/>
-              </w:rPr>
               <w:t>all local named tests PASS</w:t>
             </w:r>
           </w:p>
@@ -4133,10 +3540,6 @@
               <w:spacing w:before="0" w:after="20" w:line="240" w:lineRule="auto"/>
             </w:pPr>
             <w:r>
-              <w:rPr>
-                <w:rFonts w:ascii="Times New Roman" w:hAnsi="Times New Roman" w:eastAsia="Times New Roman"/>
-                <w:sz w:val="20"/>
-              </w:rPr>
               <w:t>HIT-47-go-test.log</w:t>
             </w:r>
           </w:p>
@@ -4156,10 +3559,6 @@
               <w:spacing w:before="0" w:after="20" w:line="240" w:lineRule="auto"/>
             </w:pPr>
             <w:r>
-              <w:rPr>
-                <w:rFonts w:ascii="Times New Roman" w:hAnsi="Times New Roman" w:eastAsia="Times New Roman"/>
-                <w:sz w:val="20"/>
-              </w:rPr>
               <w:t>Код с дефектом</w:t>
             </w:r>
           </w:p>
@@ -4173,10 +3572,6 @@
               <w:spacing w:before="0" w:after="20" w:line="240" w:lineRule="auto"/>
             </w:pPr>
             <w:r>
-              <w:rPr>
-                <w:rFonts w:ascii="Times New Roman" w:hAnsi="Times New Roman" w:eastAsia="Times New Roman"/>
-                <w:sz w:val="20"/>
-              </w:rPr>
               <w:t>five one-at-a-time compiling mutants</w:t>
             </w:r>
           </w:p>
@@ -4190,10 +3585,6 @@
               <w:spacing w:before="0" w:after="20" w:line="240" w:lineRule="auto"/>
             </w:pPr>
             <w:r>
-              <w:rPr>
-                <w:rFonts w:ascii="Times New Roman" w:hAnsi="Times New Roman" w:eastAsia="Times New Roman"/>
-                <w:sz w:val="20"/>
-              </w:rPr>
               <w:t>each assertion FAIL; no compile failure counted</w:t>
             </w:r>
           </w:p>
@@ -4207,10 +3598,6 @@
               <w:spacing w:before="0" w:after="20" w:line="240" w:lineRule="auto"/>
             </w:pPr>
             <w:r>
-              <w:rPr>
-                <w:rFonts w:ascii="Times New Roman" w:hAnsi="Times New Roman" w:eastAsia="Times New Roman"/>
-                <w:sz w:val="20"/>
-              </w:rPr>
               <w:t>HIT-45-mutations-actual.log / repeat logs</w:t>
             </w:r>
           </w:p>
@@ -4230,10 +3617,6 @@
               <w:spacing w:before="0" w:after="20" w:line="240" w:lineRule="auto"/>
             </w:pPr>
             <w:r>
-              <w:rPr>
-                <w:rFonts w:ascii="Times New Roman" w:hAnsi="Times New Roman" w:eastAsia="Times New Roman"/>
-                <w:sz w:val="20"/>
-              </w:rPr>
               <w:t>Восстановленный код</w:t>
             </w:r>
           </w:p>
@@ -4247,10 +3630,6 @@
               <w:spacing w:before="0" w:after="20" w:line="240" w:lineRule="auto"/>
             </w:pPr>
             <w:r>
-              <w:rPr>
-                <w:rFonts w:ascii="Times New Roman" w:hAnsi="Times New Roman" w:eastAsia="Times New Roman"/>
-                <w:sz w:val="20"/>
-              </w:rPr>
               <w:t>bafc97a0eb5cc2b2aba68c04a74b179b61432d82</w:t>
             </w:r>
           </w:p>
@@ -4264,10 +3643,6 @@
               <w:spacing w:before="0" w:after="20" w:line="240" w:lineRule="auto"/>
             </w:pPr>
             <w:r>
-              <w:rPr>
-                <w:rFonts w:ascii="Times New Roman" w:hAnsi="Times New Roman" w:eastAsia="Times New Roman"/>
-                <w:sz w:val="20"/>
-              </w:rPr>
               <w:t>full restored suite PASS; race/vet/smoke rerun</w:t>
             </w:r>
           </w:p>
@@ -4281,10 +3656,6 @@
               <w:spacing w:before="0" w:after="20" w:line="240" w:lineRule="auto"/>
             </w:pPr>
             <w:r>
-              <w:rPr>
-                <w:rFonts w:ascii="Times New Roman" w:hAnsi="Times New Roman" w:eastAsia="Times New Roman"/>
-                <w:sz w:val="20"/>
-              </w:rPr>
               <w:t>restoration log and CI</w:t>
             </w:r>
           </w:p>
@@ -4330,10 +3701,6 @@
               <w:jc w:val="center"/>
             </w:pPr>
             <w:r>
-              <w:rPr>
-                <w:rFonts w:ascii="Times New Roman" w:hAnsi="Times New Roman" w:eastAsia="Times New Roman"/>
-                <w:sz w:val="22"/>
-              </w:rPr>
               <w:t>[МЕСТО ДЛЯ СКРИНШОТА 4 — Обнаружение одного из засеянных дефектов]</w:t>
             </w:r>
           </w:p>
@@ -4346,10 +3713,6 @@
         <w:jc w:val="center"/>
       </w:pPr>
       <w:r>
-        <w:rPr>
-          <w:rFonts w:ascii="Times New Roman" w:hAnsi="Times New Roman" w:eastAsia="Times New Roman"/>
-          <w:sz w:val="24"/>
-        </w:rPr>
         <w:t>Рисунок 4 — Обнаружение одного из засеянных дефектов</w:t>
       </w:r>
     </w:p>
@@ -4381,11 +3744,6 @@
               <w:spacing w:before="0" w:after="20" w:line="240" w:lineRule="auto"/>
             </w:pPr>
             <w:r>
-              <w:rPr>
-                <w:rFonts w:ascii="Times New Roman" w:hAnsi="Times New Roman" w:eastAsia="Times New Roman"/>
-                <w:b/>
-                <w:sz w:val="21"/>
-              </w:rPr>
               <w:t>ID и patch</w:t>
             </w:r>
           </w:p>
@@ -4399,11 +3757,6 @@
               <w:spacing w:before="0" w:after="20" w:line="240" w:lineRule="auto"/>
             </w:pPr>
             <w:r>
-              <w:rPr>
-                <w:rFonts w:ascii="Times New Roman" w:hAnsi="Times New Roman" w:eastAsia="Times New Roman"/>
-                <w:b/>
-                <w:sz w:val="21"/>
-              </w:rPr>
               <w:t>Нарушаемое правило и смысл изменения</w:t>
             </w:r>
           </w:p>
@@ -4417,11 +3770,6 @@
               <w:spacing w:before="0" w:after="20" w:line="240" w:lineRule="auto"/>
             </w:pPr>
             <w:r>
-              <w:rPr>
-                <w:rFonts w:ascii="Times New Roman" w:hAnsi="Times New Roman" w:eastAsia="Times New Roman"/>
-                <w:b/>
-                <w:sz w:val="21"/>
-              </w:rPr>
               <w:t>Компилируется</w:t>
             </w:r>
           </w:p>
@@ -4435,11 +3783,6 @@
               <w:spacing w:before="0" w:after="20" w:line="240" w:lineRule="auto"/>
             </w:pPr>
             <w:r>
-              <w:rPr>
-                <w:rFonts w:ascii="Times New Roman" w:hAnsi="Times New Roman" w:eastAsia="Times New Roman"/>
-                <w:b/>
-                <w:sz w:val="21"/>
-              </w:rPr>
               <w:t>Тест и первый результат</w:t>
             </w:r>
           </w:p>
@@ -4453,11 +3796,6 @@
               <w:spacing w:before="0" w:after="20" w:line="240" w:lineRule="auto"/>
             </w:pPr>
             <w:r>
-              <w:rPr>
-                <w:rFonts w:ascii="Times New Roman" w:hAnsi="Times New Roman" w:eastAsia="Times New Roman"/>
-                <w:b/>
-                <w:sz w:val="21"/>
-              </w:rPr>
               <w:t>Обнаружен / пропущен</w:t>
             </w:r>
           </w:p>
@@ -4471,11 +3809,6 @@
               <w:spacing w:before="0" w:after="20" w:line="240" w:lineRule="auto"/>
             </w:pPr>
             <w:r>
-              <w:rPr>
-                <w:rFonts w:ascii="Times New Roman" w:hAnsi="Times New Roman" w:eastAsia="Times New Roman"/>
-                <w:b/>
-                <w:sz w:val="21"/>
-              </w:rPr>
               <w:t>Причина пропуска и усиление</w:t>
             </w:r>
           </w:p>
@@ -4489,11 +3822,6 @@
               <w:spacing w:before="0" w:after="20" w:line="240" w:lineRule="auto"/>
             </w:pPr>
             <w:r>
-              <w:rPr>
-                <w:rFonts w:ascii="Times New Roman" w:hAnsi="Times New Roman" w:eastAsia="Times New Roman"/>
-                <w:b/>
-                <w:sz w:val="21"/>
-              </w:rPr>
               <w:t>Повторный прогон и журнал</w:t>
             </w:r>
           </w:p>
@@ -4509,10 +3837,6 @@
               <w:spacing w:before="0" w:after="20" w:line="240" w:lineRule="auto"/>
             </w:pPr>
             <w:r>
-              <w:rPr>
-                <w:rFonts w:ascii="Times New Roman" w:hAnsi="Times New Roman" w:eastAsia="Times New Roman"/>
-                <w:sz w:val="20"/>
-              </w:rPr>
               <w:t>M1</w:t>
             </w:r>
           </w:p>
@@ -4526,10 +3850,6 @@
               <w:spacing w:before="0" w:after="20" w:line="240" w:lineRule="auto"/>
             </w:pPr>
             <w:r>
-              <w:rPr>
-                <w:rFonts w:ascii="Times New Roman" w:hAnsi="Times New Roman" w:eastAsia="Times New Roman"/>
-                <w:sz w:val="20"/>
-              </w:rPr>
               <w:t>remove retrieval guard</w:t>
             </w:r>
           </w:p>
@@ -4543,10 +3863,6 @@
               <w:spacing w:before="0" w:after="20" w:line="240" w:lineRule="auto"/>
             </w:pPr>
             <w:r>
-              <w:rPr>
-                <w:rFonts w:ascii="Times New Roman" w:hAnsi="Times New Roman" w:eastAsia="Times New Roman"/>
-                <w:sz w:val="20"/>
-              </w:rPr>
               <w:t>yes</w:t>
             </w:r>
           </w:p>
@@ -4560,10 +3876,6 @@
               <w:spacing w:before="0" w:after="20" w:line="240" w:lineRule="auto"/>
             </w:pPr>
             <w:r>
-              <w:rPr>
-                <w:rFonts w:ascii="Times New Roman" w:hAnsi="Times New Roman" w:eastAsia="Times New Roman"/>
-                <w:sz w:val="20"/>
-              </w:rPr>
               <w:t>TestCompareIncompleteAndUnknownPrecedence FAIL</w:t>
             </w:r>
           </w:p>
@@ -4577,10 +3889,6 @@
               <w:spacing w:before="0" w:after="20" w:line="240" w:lineRule="auto"/>
             </w:pPr>
             <w:r>
-              <w:rPr>
-                <w:rFonts w:ascii="Times New Roman" w:hAnsi="Times New Roman" w:eastAsia="Times New Roman"/>
-                <w:sz w:val="20"/>
-              </w:rPr>
               <w:t>detected</w:t>
             </w:r>
           </w:p>
@@ -4594,10 +3902,6 @@
               <w:spacing w:before="0" w:after="20" w:line="240" w:lineRule="auto"/>
             </w:pPr>
             <w:r>
-              <w:rPr>
-                <w:rFonts w:ascii="Times New Roman" w:hAnsi="Times New Roman" w:eastAsia="Times New Roman"/>
-                <w:sz w:val="20"/>
-              </w:rPr>
               <w:t>unknown precedence assertion</w:t>
             </w:r>
           </w:p>
@@ -4611,10 +3915,6 @@
               <w:spacing w:before="0" w:after="20" w:line="240" w:lineRule="auto"/>
             </w:pPr>
             <w:r>
-              <w:rPr>
-                <w:rFonts w:ascii="Times New Roman" w:hAnsi="Times New Roman" w:eastAsia="Times New Roman"/>
-                <w:sz w:val="20"/>
-              </w:rPr>
               <w:t>restored PASS</w:t>
             </w:r>
           </w:p>
@@ -4630,10 +3930,6 @@
               <w:spacing w:before="0" w:after="20" w:line="240" w:lineRule="auto"/>
             </w:pPr>
             <w:r>
-              <w:rPr>
-                <w:rFonts w:ascii="Times New Roman" w:hAnsi="Times New Roman" w:eastAsia="Times New Roman"/>
-                <w:sz w:val="20"/>
-              </w:rPr>
               <w:t>M2</w:t>
             </w:r>
           </w:p>
@@ -4647,10 +3943,6 @@
               <w:spacing w:before="0" w:after="20" w:line="240" w:lineRule="auto"/>
             </w:pPr>
             <w:r>
-              <w:rPr>
-                <w:rFonts w:ascii="Times New Roman" w:hAnsi="Times New Roman" w:eastAsia="Times New Roman"/>
-                <w:sz w:val="20"/>
-              </w:rPr>
               <w:t>change malformed handoff outcome</w:t>
             </w:r>
           </w:p>
@@ -4664,10 +3956,6 @@
               <w:spacing w:before="0" w:after="20" w:line="240" w:lineRule="auto"/>
             </w:pPr>
             <w:r>
-              <w:rPr>
-                <w:rFonts w:ascii="Times New Roman" w:hAnsi="Times New Roman" w:eastAsia="Times New Roman"/>
-                <w:sz w:val="20"/>
-              </w:rPr>
               <w:t>yes</w:t>
             </w:r>
           </w:p>
@@ -4681,10 +3969,6 @@
               <w:spacing w:before="0" w:after="20" w:line="240" w:lineRule="auto"/>
             </w:pPr>
             <w:r>
-              <w:rPr>
-                <w:rFonts w:ascii="Times New Roman" w:hAnsi="Times New Roman" w:eastAsia="Times New Roman"/>
-                <w:sz w:val="20"/>
-              </w:rPr>
               <w:t>canonical handoff regression FAIL</w:t>
             </w:r>
           </w:p>
@@ -4698,10 +3982,6 @@
               <w:spacing w:before="0" w:after="20" w:line="240" w:lineRule="auto"/>
             </w:pPr>
             <w:r>
-              <w:rPr>
-                <w:rFonts w:ascii="Times New Roman" w:hAnsi="Times New Roman" w:eastAsia="Times New Roman"/>
-                <w:sz w:val="20"/>
-              </w:rPr>
               <w:t>detected</w:t>
             </w:r>
           </w:p>
@@ -4715,10 +3995,6 @@
               <w:spacing w:before="0" w:after="20" w:line="240" w:lineRule="auto"/>
             </w:pPr>
             <w:r>
-              <w:rPr>
-                <w:rFonts w:ascii="Times New Roman" w:hAnsi="Times New Roman" w:eastAsia="Times New Roman"/>
-                <w:sz w:val="20"/>
-              </w:rPr>
               <w:t>incomplete assertion</w:t>
             </w:r>
           </w:p>
@@ -4732,10 +4008,6 @@
               <w:spacing w:before="0" w:after="20" w:line="240" w:lineRule="auto"/>
             </w:pPr>
             <w:r>
-              <w:rPr>
-                <w:rFonts w:ascii="Times New Roman" w:hAnsi="Times New Roman" w:eastAsia="Times New Roman"/>
-                <w:sz w:val="20"/>
-              </w:rPr>
               <w:t>restored PASS</w:t>
             </w:r>
           </w:p>
@@ -4751,10 +4023,6 @@
               <w:spacing w:before="0" w:after="20" w:line="240" w:lineRule="auto"/>
             </w:pPr>
             <w:r>
-              <w:rPr>
-                <w:rFonts w:ascii="Times New Roman" w:hAnsi="Times New Roman" w:eastAsia="Times New Roman"/>
-                <w:sz w:val="20"/>
-              </w:rPr>
               <w:t>M3</w:t>
             </w:r>
           </w:p>
@@ -4768,10 +4036,6 @@
               <w:spacing w:before="0" w:after="20" w:line="240" w:lineRule="auto"/>
             </w:pPr>
             <w:r>
-              <w:rPr>
-                <w:rFonts w:ascii="Times New Roman" w:hAnsi="Times New Roman" w:eastAsia="Times New Roman"/>
-                <w:sz w:val="20"/>
-              </w:rPr>
               <w:t>remove title mismatch guard</w:t>
             </w:r>
           </w:p>
@@ -4785,10 +4049,6 @@
               <w:spacing w:before="0" w:after="20" w:line="240" w:lineRule="auto"/>
             </w:pPr>
             <w:r>
-              <w:rPr>
-                <w:rFonts w:ascii="Times New Roman" w:hAnsi="Times New Roman" w:eastAsia="Times New Roman"/>
-                <w:sz w:val="20"/>
-              </w:rPr>
               <w:t>yes</w:t>
             </w:r>
           </w:p>
@@ -4802,10 +4062,6 @@
               <w:spacing w:before="0" w:after="20" w:line="240" w:lineRule="auto"/>
             </w:pPr>
             <w:r>
-              <w:rPr>
-                <w:rFonts w:ascii="Times New Roman" w:hAnsi="Times New Roman" w:eastAsia="Times New Roman"/>
-                <w:sz w:val="20"/>
-              </w:rPr>
               <w:t>field mismatch regression FAIL</w:t>
             </w:r>
           </w:p>
@@ -4819,10 +4075,6 @@
               <w:spacing w:before="0" w:after="20" w:line="240" w:lineRule="auto"/>
             </w:pPr>
             <w:r>
-              <w:rPr>
-                <w:rFonts w:ascii="Times New Roman" w:hAnsi="Times New Roman" w:eastAsia="Times New Roman"/>
-                <w:sz w:val="20"/>
-              </w:rPr>
               <w:t>detected</w:t>
             </w:r>
           </w:p>
@@ -4836,10 +4088,6 @@
               <w:spacing w:before="0" w:after="20" w:line="240" w:lineRule="auto"/>
             </w:pPr>
             <w:r>
-              <w:rPr>
-                <w:rFonts w:ascii="Times New Roman" w:hAnsi="Times New Roman" w:eastAsia="Times New Roman"/>
-                <w:sz w:val="20"/>
-              </w:rPr>
               <w:t>title assertion</w:t>
             </w:r>
           </w:p>
@@ -4853,10 +4101,6 @@
               <w:spacing w:before="0" w:after="20" w:line="240" w:lineRule="auto"/>
             </w:pPr>
             <w:r>
-              <w:rPr>
-                <w:rFonts w:ascii="Times New Roman" w:hAnsi="Times New Roman" w:eastAsia="Times New Roman"/>
-                <w:sz w:val="20"/>
-              </w:rPr>
               <w:t>restored PASS</w:t>
             </w:r>
           </w:p>
@@ -4872,10 +4116,6 @@
               <w:spacing w:before="0" w:after="20" w:line="240" w:lineRule="auto"/>
             </w:pPr>
             <w:r>
-              <w:rPr>
-                <w:rFonts w:ascii="Times New Roman" w:hAnsi="Times New Roman" w:eastAsia="Times New Roman"/>
-                <w:sz w:val="20"/>
-              </w:rPr>
               <w:t>M4</w:t>
             </w:r>
           </w:p>
@@ -4889,10 +4129,6 @@
               <w:spacing w:before="0" w:after="20" w:line="240" w:lineRule="auto"/>
             </w:pPr>
             <w:r>
-              <w:rPr>
-                <w:rFonts w:ascii="Times New Roman" w:hAnsi="Times New Roman" w:eastAsia="Times New Roman"/>
-                <w:sz w:val="20"/>
-              </w:rPr>
               <w:t>skip title UTF-8 validation</w:t>
             </w:r>
           </w:p>
@@ -4906,10 +4142,6 @@
               <w:spacing w:before="0" w:after="20" w:line="240" w:lineRule="auto"/>
             </w:pPr>
             <w:r>
-              <w:rPr>
-                <w:rFonts w:ascii="Times New Roman" w:hAnsi="Times New Roman" w:eastAsia="Times New Roman"/>
-                <w:sz w:val="20"/>
-              </w:rPr>
               <w:t>yes</w:t>
             </w:r>
           </w:p>
@@ -4923,10 +4155,6 @@
               <w:spacing w:before="0" w:after="20" w:line="240" w:lineRule="auto"/>
             </w:pPr>
             <w:r>
-              <w:rPr>
-                <w:rFonts w:ascii="Times New Roman" w:hAnsi="Times New Roman" w:eastAsia="Times New Roman"/>
-                <w:sz w:val="20"/>
-              </w:rPr>
               <w:t>invalid UTF-8 regression FAIL</w:t>
             </w:r>
           </w:p>
@@ -4940,10 +4168,6 @@
               <w:spacing w:before="0" w:after="20" w:line="240" w:lineRule="auto"/>
             </w:pPr>
             <w:r>
-              <w:rPr>
-                <w:rFonts w:ascii="Times New Roman" w:hAnsi="Times New Roman" w:eastAsia="Times New Roman"/>
-                <w:sz w:val="20"/>
-              </w:rPr>
               <w:t>detected</w:t>
             </w:r>
           </w:p>
@@ -4957,10 +4181,6 @@
               <w:spacing w:before="0" w:after="20" w:line="240" w:lineRule="auto"/>
             </w:pPr>
             <w:r>
-              <w:rPr>
-                <w:rFonts w:ascii="Times New Roman" w:hAnsi="Times New Roman" w:eastAsia="Times New Roman"/>
-                <w:sz w:val="20"/>
-              </w:rPr>
               <w:t>unknown assertion</w:t>
             </w:r>
           </w:p>
@@ -4974,10 +4194,6 @@
               <w:spacing w:before="0" w:after="20" w:line="240" w:lineRule="auto"/>
             </w:pPr>
             <w:r>
-              <w:rPr>
-                <w:rFonts w:ascii="Times New Roman" w:hAnsi="Times New Roman" w:eastAsia="Times New Roman"/>
-                <w:sz w:val="20"/>
-              </w:rPr>
               <w:t>restored PASS</w:t>
             </w:r>
           </w:p>
@@ -4993,10 +4209,6 @@
               <w:spacing w:before="0" w:after="20" w:line="240" w:lineRule="auto"/>
             </w:pPr>
             <w:r>
-              <w:rPr>
-                <w:rFonts w:ascii="Times New Roman" w:hAnsi="Times New Roman" w:eastAsia="Times New Roman"/>
-                <w:sz w:val="20"/>
-              </w:rPr>
               <w:t>M5</w:t>
             </w:r>
           </w:p>
@@ -5010,10 +4222,6 @@
               <w:spacing w:before="0" w:after="20" w:line="240" w:lineRule="auto"/>
             </w:pPr>
             <w:r>
-              <w:rPr>
-                <w:rFonts w:ascii="Times New Roman" w:hAnsi="Times New Roman" w:eastAsia="Times New Roman"/>
-                <w:sz w:val="20"/>
-              </w:rPr>
               <w:t>remove assignee comparison</w:t>
             </w:r>
           </w:p>
@@ -5027,10 +4235,6 @@
               <w:spacing w:before="0" w:after="20" w:line="240" w:lineRule="auto"/>
             </w:pPr>
             <w:r>
-              <w:rPr>
-                <w:rFonts w:ascii="Times New Roman" w:hAnsi="Times New Roman" w:eastAsia="Times New Roman"/>
-                <w:sz w:val="20"/>
-              </w:rPr>
               <w:t>yes</w:t>
             </w:r>
           </w:p>
@@ -5044,10 +4248,6 @@
               <w:spacing w:before="0" w:after="20" w:line="240" w:lineRule="auto"/>
             </w:pPr>
             <w:r>
-              <w:rPr>
-                <w:rFonts w:ascii="Times New Roman" w:hAnsi="Times New Roman" w:eastAsia="Times New Roman"/>
-                <w:sz w:val="20"/>
-              </w:rPr>
               <w:t>assignee mismatch regression FAIL</w:t>
             </w:r>
           </w:p>
@@ -5061,10 +4261,6 @@
               <w:spacing w:before="0" w:after="20" w:line="240" w:lineRule="auto"/>
             </w:pPr>
             <w:r>
-              <w:rPr>
-                <w:rFonts w:ascii="Times New Roman" w:hAnsi="Times New Roman" w:eastAsia="Times New Roman"/>
-                <w:sz w:val="20"/>
-              </w:rPr>
               <w:t>detected</w:t>
             </w:r>
           </w:p>
@@ -5078,10 +4274,6 @@
               <w:spacing w:before="0" w:after="20" w:line="240" w:lineRule="auto"/>
             </w:pPr>
             <w:r>
-              <w:rPr>
-                <w:rFonts w:ascii="Times New Roman" w:hAnsi="Times New Roman" w:eastAsia="Times New Roman"/>
-                <w:sz w:val="20"/>
-              </w:rPr>
               <w:t>configured assignee assertion</w:t>
             </w:r>
           </w:p>
@@ -5095,10 +4287,6 @@
               <w:spacing w:before="0" w:after="20" w:line="240" w:lineRule="auto"/>
             </w:pPr>
             <w:r>
-              <w:rPr>
-                <w:rFonts w:ascii="Times New Roman" w:hAnsi="Times New Roman" w:eastAsia="Times New Roman"/>
-                <w:sz w:val="20"/>
-              </w:rPr>
               <w:t>restored PASS</w:t>
             </w:r>
           </w:p>
@@ -5148,10 +4336,6 @@
               <w:jc w:val="center"/>
             </w:pPr>
             <w:r>
-              <w:rPr>
-                <w:rFonts w:ascii="Times New Roman" w:hAnsi="Times New Roman" w:eastAsia="Times New Roman"/>
-                <w:sz w:val="22"/>
-              </w:rPr>
               <w:t>[МЕСТО ДЛЯ СКРИНШОТА 5 — Успешный прогон после полного восстановления кода]</w:t>
             </w:r>
           </w:p>
@@ -5164,10 +4348,6 @@
         <w:jc w:val="center"/>
       </w:pPr>
       <w:r>
-        <w:rPr>
-          <w:rFonts w:ascii="Times New Roman" w:hAnsi="Times New Roman" w:eastAsia="Times New Roman"/>
-          <w:sz w:val="24"/>
-        </w:rPr>
         <w:t>Рисунок 5 — Успешный прогон после полного восстановления кода</w:t>
       </w:r>
     </w:p>
@@ -5223,11 +4403,6 @@
               <w:jc w:val="left"/>
             </w:pPr>
             <w:r>
-              <w:rPr>
-                <w:rFonts w:ascii="Times New Roman" w:hAnsi="Times New Roman" w:eastAsia="Times New Roman"/>
-                <w:b/>
-                <w:sz w:val="21"/>
-              </w:rPr>
               <w:t>Индивидуальный результат</w:t>
             </w:r>
           </w:p>
@@ -5245,11 +4420,6 @@
               <w:jc w:val="left"/>
             </w:pPr>
             <w:r>
-              <w:rPr>
-                <w:rFonts w:ascii="Times New Roman" w:hAnsi="Times New Roman" w:eastAsia="Times New Roman"/>
-                <w:b/>
-                <w:sz w:val="21"/>
-              </w:rPr>
               <w:t>Выполненные действия</w:t>
             </w:r>
           </w:p>
@@ -5267,11 +4437,6 @@
               <w:jc w:val="left"/>
             </w:pPr>
             <w:r>
-              <w:rPr>
-                <w:rFonts w:ascii="Times New Roman" w:hAnsi="Times New Roman" w:eastAsia="Times New Roman"/>
-                <w:b/>
-                <w:sz w:val="21"/>
-              </w:rPr>
               <w:t>Подтверждение</w:t>
             </w:r>
           </w:p>
@@ -5291,10 +4456,6 @@
               <w:spacing w:before="0" w:after="20" w:line="240" w:lineRule="auto"/>
             </w:pPr>
             <w:r>
-              <w:rPr>
-                <w:rFonts w:ascii="Times New Roman" w:hAnsi="Times New Roman" w:eastAsia="Times New Roman"/>
-                <w:sz w:val="20"/>
-              </w:rPr>
               <w:t>System of checks</w:t>
             </w:r>
           </w:p>
@@ -5308,10 +4469,6 @@
               <w:spacing w:before="0" w:after="20" w:line="240" w:lineRule="auto"/>
             </w:pPr>
             <w:r>
-              <w:rPr>
-                <w:rFonts w:ascii="Times New Roman" w:hAnsi="Times New Roman" w:eastAsia="Times New Roman"/>
-                <w:sz w:val="20"/>
-              </w:rPr>
               <w:t>two test-design techniques; 7-risk matrix; 5 compiling behavioral mutations; local/CI/race/vet/smoke evidence</w:t>
             </w:r>
           </w:p>
@@ -5325,10 +4482,6 @@
               <w:spacing w:before="0" w:after="20" w:line="240" w:lineRule="auto"/>
             </w:pPr>
             <w:r>
-              <w:rPr>
-                <w:rFonts w:ascii="Times New Roman" w:hAnsi="Times New Roman" w:eastAsia="Times New Roman"/>
-                <w:sz w:val="20"/>
-              </w:rPr>
               <w:t>No hidden suite/live provider/human acceptance is claimed</w:t>
             </w:r>
           </w:p>
@@ -5417,11 +4570,6 @@
               <w:jc w:val="left"/>
             </w:pPr>
             <w:r>
-              <w:rPr>
-                <w:rFonts w:ascii="Times New Roman" w:hAnsi="Times New Roman" w:eastAsia="Times New Roman"/>
-                <w:b/>
-                <w:sz w:val="21"/>
-              </w:rPr>
               <w:t>Поле</w:t>
             </w:r>
           </w:p>
@@ -5439,11 +4587,6 @@
               <w:jc w:val="left"/>
             </w:pPr>
             <w:r>
-              <w:rPr>
-                <w:rFonts w:ascii="Times New Roman" w:hAnsi="Times New Roman" w:eastAsia="Times New Roman"/>
-                <w:b/>
-                <w:sz w:val="21"/>
-              </w:rPr>
               <w:t>Значение</w:t>
             </w:r>
           </w:p>
@@ -5466,10 +4609,6 @@
               <w:jc w:val="left"/>
             </w:pPr>
             <w:r>
-              <w:rPr>
-                <w:rFonts w:ascii="Times New Roman" w:hAnsi="Times New Roman" w:eastAsia="Times New Roman"/>
-                <w:sz w:val="20"/>
-              </w:rPr>
               <w:t>Работа и автор</w:t>
             </w:r>
           </w:p>
@@ -5483,10 +4622,6 @@
               <w:spacing w:before="0" w:after="20" w:line="240" w:lineRule="auto"/>
             </w:pPr>
             <w:r>
-              <w:rPr>
-                <w:rFonts w:ascii="Times New Roman" w:hAnsi="Times New Roman" w:eastAsia="Times New Roman"/>
-                <w:sz w:val="20"/>
-              </w:rPr>
               <w:t>МДК.03.02, ПЗ №2, Дмитрий Стацюк</w:t>
             </w:r>
           </w:p>
@@ -5509,10 +4644,6 @@
               <w:jc w:val="left"/>
             </w:pPr>
             <w:r>
-              <w:rPr>
-                <w:rFonts w:ascii="Times New Roman" w:hAnsi="Times New Roman" w:eastAsia="Times New Roman"/>
-                <w:sz w:val="20"/>
-              </w:rPr>
               <w:t>Tag → commit</w:t>
             </w:r>
           </w:p>
@@ -5526,10 +4657,6 @@
               <w:spacing w:before="0" w:after="20" w:line="240" w:lineRule="auto"/>
             </w:pPr>
             <w:r>
-              <w:rPr>
-                <w:rFonts w:ascii="Times New Roman" w:hAnsi="Times New Roman" w:eastAsia="Times New Roman"/>
-                <w:sz w:val="20"/>
-              </w:rPr>
               <w:t>не создан — human/Lead gate; source bafc97a0eb5cc2b2aba68c04a74b179b61432d82</w:t>
             </w:r>
           </w:p>
@@ -5552,10 +4679,6 @@
               <w:jc w:val="left"/>
             </w:pPr>
             <w:r>
-              <w:rPr>
-                <w:rFonts w:ascii="Times New Roman" w:hAnsi="Times New Roman" w:eastAsia="Times New Roman"/>
-                <w:sz w:val="20"/>
-              </w:rPr>
               <w:t>Участок и требования</w:t>
             </w:r>
           </w:p>
@@ -5569,10 +4692,6 @@
               <w:spacing w:before="0" w:after="20" w:line="240" w:lineRule="auto"/>
             </w:pPr>
             <w:r>
-              <w:rPr>
-                <w:rFonts w:ascii="Times New Roman" w:hAnsi="Times New Roman" w:eastAsia="Times New Roman"/>
-                <w:sz w:val="20"/>
-              </w:rPr>
               <w:t>TargetReadback; FR-1–FR-4; BP004/T013</w:t>
             </w:r>
           </w:p>
@@ -5595,10 +4714,6 @@
               <w:jc w:val="left"/>
             </w:pPr>
             <w:r>
-              <w:rPr>
-                <w:rFonts w:ascii="Times New Roman" w:hAnsi="Times New Roman" w:eastAsia="Times New Roman"/>
-                <w:sz w:val="20"/>
-              </w:rPr>
               <w:t>Кейсы, тесты, данные, команды</w:t>
             </w:r>
           </w:p>
@@ -5612,10 +4727,6 @@
               <w:spacing w:before="0" w:after="20" w:line="240" w:lineRule="auto"/>
             </w:pPr>
             <w:r>
-              <w:rPr>
-                <w:rFonts w:ascii="Times New Roman" w:hAnsi="Times New Roman" w:eastAsia="Times New Roman"/>
-                <w:sz w:val="20"/>
-              </w:rPr>
               <w:t>fixtures; go test/vet/race; workspace smoke; logs in evidence/</w:t>
             </w:r>
           </w:p>
@@ -5638,10 +4749,6 @@
               <w:jc w:val="left"/>
             </w:pPr>
             <w:r>
-              <w:rPr>
-                <w:rFonts w:ascii="Times New Roman" w:hAnsi="Times New Roman" w:eastAsia="Times New Roman"/>
-                <w:sz w:val="20"/>
-              </w:rPr>
               <w:t>Локальный результат и pipeline</w:t>
             </w:r>
           </w:p>
@@ -5655,10 +4762,6 @@
               <w:spacing w:before="0" w:after="20" w:line="240" w:lineRule="auto"/>
             </w:pPr>
             <w:r>
-              <w:rPr>
-                <w:rFonts w:ascii="Times New Roman" w:hAnsi="Times New Roman" w:eastAsia="Times New Roman"/>
-                <w:sz w:val="20"/>
-              </w:rPr>
               <w:t>local PASS; CI evidence linked in handoff</w:t>
             </w:r>
           </w:p>
@@ -5681,10 +4784,6 @@
               <w:jc w:val="left"/>
             </w:pPr>
             <w:r>
-              <w:rPr>
-                <w:rFonts w:ascii="Times New Roman" w:hAnsi="Times New Roman" w:eastAsia="Times New Roman"/>
-                <w:sz w:val="20"/>
-              </w:rPr>
               <w:t>Покрытие и решение</w:t>
             </w:r>
           </w:p>
@@ -5698,10 +4797,6 @@
               <w:spacing w:before="0" w:after="20" w:line="240" w:lineRule="auto"/>
             </w:pPr>
             <w:r>
-              <w:rPr>
-                <w:rFonts w:ascii="Times New Roman" w:hAnsi="Times New Roman" w:eastAsia="Times New Roman"/>
-                <w:sz w:val="20"/>
-              </w:rPr>
               <w:t>74.7/77.8/63.2/0.0 coverage with gap decisions</w:t>
             </w:r>
           </w:p>
@@ -5724,10 +4819,6 @@
               <w:jc w:val="left"/>
             </w:pPr>
             <w:r>
-              <w:rPr>
-                <w:rFonts w:ascii="Times New Roman" w:hAnsi="Times New Roman" w:eastAsia="Times New Roman"/>
-                <w:sz w:val="20"/>
-              </w:rPr>
               <w:t>Мутация и восстановление</w:t>
             </w:r>
           </w:p>
@@ -5741,10 +4832,6 @@
               <w:spacing w:before="0" w:after="20" w:line="240" w:lineRule="auto"/>
             </w:pPr>
             <w:r>
-              <w:rPr>
-                <w:rFonts w:ascii="Times New Roman" w:hAnsi="Times New Roman" w:eastAsia="Times New Roman"/>
-                <w:sz w:val="20"/>
-              </w:rPr>
               <w:t>five mutations detected and restored; natural findings DS-REV-001/003/004/006/007/008/009</w:t>
             </w:r>
           </w:p>
@@ -5766,10 +4853,6 @@
               <w:jc w:val="left"/>
             </w:pPr>
             <w:r>
-              <w:rPr>
-                <w:rFonts w:ascii="Times New Roman" w:hAnsi="Times New Roman" w:eastAsia="Times New Roman"/>
-                <w:sz w:val="20"/>
-              </w:rPr>
               <w:t>Риски и ограничения</w:t>
             </w:r>
           </w:p>
@@ -5783,10 +4866,6 @@
               <w:spacing w:before="0" w:after="20" w:line="240" w:lineRule="auto"/>
             </w:pPr>
             <w:r>
-              <w:rPr>
-                <w:rFonts w:ascii="Times New Roman" w:hAnsi="Times New Roman" w:eastAsia="Times New Roman"/>
-                <w:sz w:val="20"/>
-              </w:rPr>
               <w:t>candidate risk register; live permissions/hidden set/human gates pending</w:t>
             </w:r>
           </w:p>
@@ -5885,47 +4964,27 @@
     </w:p>
     <w:p>
       <w:r>
-        <w:rPr>
-          <w:rFonts w:ascii="Times New Roman" w:hAnsi="Times New Roman"/>
-          <w:sz w:val="20"/>
-        </w:rPr>
-        <w:t>Рисунок 1. Шаг 1: откройте PowerShell. Шаг 2: выполните cd 'ПОЛНЫЙ_ПУТЬ_К_КЛОНУ\hitpipe\services\delivery'. Шаг 3: выполните по очереди go test ./..., go vet ./... и $env:CGO_ENABLED='1'; go test -race ./... . Шаг 4: дождитесь строк ok и отсутствия ошибок. Снимите команды и итог. Сохраните как 0302-pz02-fig01.png. Подпись: «Локальный прогон тестов собственного модуля».</w:t>
-      </w:r>
-    </w:p>
-    <w:p>
-      <w:r>
-        <w:rPr>
-          <w:rFonts w:ascii="Times New Roman" w:hAnsi="Times New Roman"/>
-          <w:sz w:val="20"/>
-        </w:rPr>
+        <w:t>Рисунок 1. Шаг 1: откройте PowerShell. Шаг 2: выполните Set-Location C:\projects\hitpipe\services\delivery. Шаг 3: по очереди выполните go test ./..., go vet ./..., $env:CGO_ENABLED='1'; go test -race ./... . Шаг 4: дождитесь строк ok и отсутствия ошибок. Снимите команды и итоговый вывод. Сохраните как 0302-pz02-fig01.png. Подпись: «Локальный прогон тестов собственного модуля».</w:t>
+      </w:r>
+    </w:p>
+    <w:p>
+      <w:r>
         <w:t>Рисунок 2. Шаг 1: откройте https://github.com/hitpipe/hitpipe/actions/runs/39279704440. Шаг 2: дождитесь загрузки страницы. Шаг 3: проверьте, что вверху указан нужный commit и рядом стоит зелёная отметка Success. Шаг 4: снимите название запуска, commit и зелёный статус. Сохраните как 0302-pz02-fig02.png. Подпись: «Тесты сдаваемой версии в CI».</w:t>
       </w:r>
     </w:p>
     <w:p>
       <w:r>
-        <w:rPr>
-          <w:rFonts w:ascii="Times New Roman" w:hAnsi="Times New Roman"/>
-          <w:sz w:val="20"/>
-        </w:rPr>
-        <w:t>Рисунок 3. Шаг 1: откройте PowerShell в папке services/delivery. Шаг 2: выполните go test ./... -coverprofile=coverage.out . Шаг 3: выполните go tool cover -func=coverage.out . Шаг 4: найдите таблицу с именами функций и процентами покрытия. Шаг 5: снимите таблицу и строку с участком меньшего покрытия. Сохраните как 0302-pz02-fig03.png. Подпись: «Покрытие собственного модуля и найденный пробел».</w:t>
-      </w:r>
-    </w:p>
-    <w:p>
-      <w:r>
-        <w:rPr>
-          <w:rFonts w:ascii="Times New Roman" w:hAnsi="Times New Roman"/>
-          <w:sz w:val="20"/>
-        </w:rPr>
-        <w:t>Рисунок 4. Шаг 1: откройте PowerShell в корне клона проекта. Шаг 2: выполните powershell -ExecutionPolicy Bypass -File docs/labs/pr12/ds/run_mutations.ps1 . Шаг 3: дождитесь завершения серии. Шаг 4: откройте журнал, найдите один мутант со статусом detected и строку теста, который его обнаружил. Сохраните как 0302-pz02-fig04.png. Подпись: «Обнаружение засеянного дефекта». Ошибка компиляции не подходит для этого рисунка.</w:t>
-      </w:r>
-    </w:p>
-    <w:p>
-      <w:r>
-        <w:rPr>
-          <w:rFonts w:ascii="Times New Roman" w:hAnsi="Times New Roman"/>
-          <w:sz w:val="20"/>
-        </w:rPr>
-        <w:t>Рисунок 5. Шаг 1: снова выполните go test ./... в services/delivery после завершения мутаций. Шаг 2: откройте https://github.com/hitpipe/hitpipe/actions/runs/39279704440. Шаг 3: убедитесь, что локальный тест завершился строкой ok, а CI имеет зелёный статус. Шаг 4: снимите оба результата. Сохраните как 0302-pz02-fig05.png. Подпись: «Успешный прогон после восстановления кода».</w:t>
+        <w:t>Рисунок 3. Шаг 1: откройте PowerShell в папке C:\projects\hitpipe\services\delivery. Шаг 2: выполните go test ./... -coverprofile=coverage.out . Шаг 3: выполните go tool cover -func=coverage.out . Шаг 4: найдите таблицу с именами функций и процентами покрытия. Снимите таблицу и строку с наименьшим покрытием. Сохраните как 0302-pz02-fig03.png. Подпись: «Покрытие собственного модуля и разбор пробела».</w:t>
+      </w:r>
+    </w:p>
+    <w:p>
+      <w:r>
+        <w:t>Рисунок 4. Шаг 1: откройте PowerShell в корне C:\projects\hitpipe. Шаг 2: выполните powershell -ExecutionPolicy Bypass -File .\docs\labs\pr12\ds\run_mutations.ps1 . Шаг 3: дождитесь завершения серии. Шаг 4: откройте журнал, найдите один мутант со статусом detected и строку теста, который его обнаружил. Снимите имя мутанта, статус и тест. Сохраните как 0302-pz02-fig04.png. Подпись: «Обнаружение одного из заявленных дефектов».</w:t>
+      </w:r>
+    </w:p>
+    <w:p>
+      <w:r>
+        <w:t>Рисунок 5. Шаг 1: после завершения мутаций выполните в PowerShell Set-Location C:\projects\hitpipe\services\delivery, затем go test ./... . Шаг 2: откройте https://github.com/hitpipe/hitpipe/actions/runs/39279704440. Шаг 3: убедитесь, что локальный тест завершился строкой ok, а CI имеет зелёный статус Success. Шаг 4: снимите оба результата. Сохраните как 0302-pz02-fig05.png. Подпись: «Успешный прогон после полного восстановления кода».</w:t>
       </w:r>
     </w:p>
     <w:sectPr>

--- a/docs/labs/pr12/ds/reports/0302-pz02-ds.docx
+++ b/docs/labs/pr12/ds/reports/0302-pz02-ds.docx
@@ -1949,12 +1949,6 @@
             <w:shd w:val="clear" w:color="auto" w:fill="F2F2F2"/>
           </w:tcPr>
           <w:p>
-            <w:pPr>
-              <w:pStyle w:val="ae"/>
-              <w:keepNext/>
-              <w:spacing w:before="0" w:after="20" w:line="240" w:lineRule="auto"/>
-              <w:jc w:val="left"/>
-            </w:pPr>
             <w:r>
               <w:t>ID</w:t>
             </w:r>
@@ -1966,11 +1960,8 @@
             <w:shd w:val="clear" w:color="auto" w:fill="F2F2F2"/>
           </w:tcPr>
           <w:p>
-            <w:pPr>
-              <w:spacing w:before="0" w:after="20" w:line="240" w:lineRule="auto"/>
-            </w:pPr>
-            <w:r>
-              <w:t>Событие, причина и последствие</w:t>
+            <w:r>
+              <w:t>Событие</w:t>
             </w:r>
           </w:p>
         </w:tc>
@@ -1980,14 +1971,8 @@
             <w:shd w:val="clear" w:color="auto" w:fill="F2F2F2"/>
           </w:tcPr>
           <w:p>
-            <w:pPr>
-              <w:pStyle w:val="ae"/>
-              <w:keepNext/>
-              <w:spacing w:before="0" w:after="20" w:line="240" w:lineRule="auto"/>
-              <w:jc w:val="left"/>
-            </w:pPr>
-            <w:r>
-              <w:t>Вероятность и основание</w:t>
+            <w:r>
+              <w:t>Вероятность</w:t>
             </w:r>
           </w:p>
         </w:tc>
@@ -1997,14 +1982,8 @@
             <w:shd w:val="clear" w:color="auto" w:fill="F2F2F2"/>
           </w:tcPr>
           <w:p>
-            <w:pPr>
-              <w:pStyle w:val="ae"/>
-              <w:keepNext/>
-              <w:spacing w:before="0" w:after="20" w:line="240" w:lineRule="auto"/>
-              <w:jc w:val="left"/>
-            </w:pPr>
-            <w:r>
-              <w:t>Ущерб и основание</w:t>
+            <w:r>
+              <w:t>Ущерб</w:t>
             </w:r>
           </w:p>
         </w:tc>
@@ -2014,12 +1993,6 @@
             <w:shd w:val="clear" w:color="auto" w:fill="F2F2F2"/>
           </w:tcPr>
           <w:p>
-            <w:pPr>
-              <w:pStyle w:val="ae"/>
-              <w:keepNext/>
-              <w:spacing w:before="0" w:after="20" w:line="240" w:lineRule="auto"/>
-              <w:jc w:val="left"/>
-            </w:pPr>
             <w:r>
               <w:t>Приоритет</w:t>
             </w:r>
@@ -2031,14 +2004,8 @@
             <w:shd w:val="clear" w:color="auto" w:fill="F2F2F2"/>
           </w:tcPr>
           <w:p>
-            <w:pPr>
-              <w:pStyle w:val="ae"/>
-              <w:keepNext/>
-              <w:spacing w:before="0" w:after="20" w:line="240" w:lineRule="auto"/>
-              <w:jc w:val="left"/>
-            </w:pPr>
-            <w:r>
-              <w:t>Проверка, частота и остаточный риск</w:t>
+            <w:r>
+              <w:t>Контроль / остаток</w:t>
             </w:r>
           </w:p>
         </w:tc>
@@ -2053,9 +2020,6 @@
             <w:tcW w:w="1031" w:type="dxa"/>
           </w:tcPr>
           <w:p>
-            <w:pPr>
-              <w:spacing w:before="0" w:after="20" w:line="240" w:lineRule="auto"/>
-            </w:pPr>
             <w:r>
               <w:t>R-001</w:t>
             </w:r>
@@ -2066,11 +2030,8 @@
             <w:tcW w:w="1585" w:type="dxa"/>
           </w:tcPr>
           <w:p>
-            <w:pPr>
-              <w:spacing w:before="0" w:after="20" w:line="240" w:lineRule="auto"/>
-            </w:pPr>
-            <w:r>
-              <w:t>Malformed JSON/handoff → false match</w:t>
+            <w:r>
+              <w:t>Malformed JSON → false match</w:t>
             </w:r>
           </w:p>
         </w:tc>
@@ -2079,11 +2040,8 @@
             <w:tcW w:w="2061" w:type="dxa"/>
           </w:tcPr>
           <w:p>
-            <w:pPr>
-              <w:spacing w:before="0" w:after="20" w:line="240" w:lineRule="auto"/>
-            </w:pPr>
-            <w:r>
-              <w:t>Medium: untrusted saved evidence</w:t>
+            <w:r>
+              <w:t>Средняя</w:t>
             </w:r>
           </w:p>
         </w:tc>
@@ -2092,11 +2050,8 @@
             <w:tcW w:w="1585" w:type="dxa"/>
           </w:tcPr>
           <w:p>
-            <w:pPr>
-              <w:spacing w:before="0" w:after="20" w:line="240" w:lineRule="auto"/>
-            </w:pPr>
-            <w:r>
-              <w:t>High: wrong delivery decision</w:t>
+            <w:r>
+              <w:t>Высокий</w:t>
             </w:r>
           </w:p>
         </w:tc>
@@ -2105,11 +2060,8 @@
             <w:tcW w:w="1031" w:type="dxa"/>
           </w:tcPr>
           <w:p>
-            <w:pPr>
-              <w:spacing w:before="0" w:after="20" w:line="240" w:lineRule="auto"/>
-            </w:pPr>
-            <w:r>
-              <w:t>High</w:t>
+            <w:r>
+              <w:t>Высокий</w:t>
             </w:r>
           </w:p>
         </w:tc>
@@ -2118,11 +2070,8 @@
             <w:tcW w:w="2061" w:type="dxa"/>
           </w:tcPr>
           <w:p>
-            <w:pPr>
-              <w:spacing w:before="0" w:after="20" w:line="240" w:lineRule="auto"/>
-            </w:pPr>
-            <w:r>
-              <w:t>strict parser tests every change; residual Low locally</w:t>
+            <w:r>
+              <w:t>Parser tests / низкий</w:t>
             </w:r>
           </w:p>
         </w:tc>
@@ -2133,9 +2082,6 @@
             <w:tcW w:type="dxa" w:w="1031"/>
           </w:tcPr>
           <w:p>
-            <w:pPr>
-              <w:spacing w:before="0" w:after="20" w:line="240" w:lineRule="auto"/>
-            </w:pPr>
             <w:r>
               <w:t>R-002</w:t>
             </w:r>
@@ -2146,11 +2092,8 @@
             <w:tcW w:type="dxa" w:w="1585"/>
           </w:tcPr>
           <w:p>
-            <w:pPr>
-              <w:spacing w:before="0" w:after="20" w:line="240" w:lineRule="auto"/>
-            </w:pPr>
-            <w:r>
-              <w:t>Retrieval error → duplicate effect</w:t>
+            <w:r>
+              <w:t>Retrieval error → duplicate</w:t>
             </w:r>
           </w:p>
         </w:tc>
@@ -2159,11 +2102,8 @@
             <w:tcW w:type="dxa" w:w="2061"/>
           </w:tcPr>
           <w:p>
-            <w:pPr>
-              <w:spacing w:before="0" w:after="20" w:line="240" w:lineRule="auto"/>
-            </w:pPr>
-            <w:r>
-              <w:t>Low: guarded consumer</w:t>
+            <w:r>
+              <w:t>Низкая</w:t>
             </w:r>
           </w:p>
         </w:tc>
@@ -2172,11 +2112,8 @@
             <w:tcW w:type="dxa" w:w="1585"/>
           </w:tcPr>
           <w:p>
-            <w:pPr>
-              <w:spacing w:before="0" w:after="20" w:line="240" w:lineRule="auto"/>
-            </w:pPr>
-            <w:r>
-              <w:t>High: possible external duplicate</w:t>
+            <w:r>
+              <w:t>Высокий</w:t>
             </w:r>
           </w:p>
         </w:tc>
@@ -2185,11 +2122,8 @@
             <w:tcW w:type="dxa" w:w="1031"/>
           </w:tcPr>
           <w:p>
-            <w:pPr>
-              <w:spacing w:before="0" w:after="20" w:line="240" w:lineRule="auto"/>
-            </w:pPr>
-            <w:r>
-              <w:t>High</w:t>
+            <w:r>
+              <w:t>Высокий</w:t>
             </w:r>
           </w:p>
         </w:tc>
@@ -2198,11 +2132,8 @@
             <w:tcW w:type="dxa" w:w="2061"/>
           </w:tcPr>
           <w:p>
-            <w:pPr>
-              <w:spacing w:before="0" w:after="20" w:line="240" w:lineRule="auto"/>
-            </w:pPr>
-            <w:r>
-              <w:t>FileReader/consumer error test every change; residual Medium live</w:t>
+            <w:r>
+              <w:t>Error test / средний live</w:t>
             </w:r>
           </w:p>
         </w:tc>
@@ -2213,9 +2144,6 @@
             <w:tcW w:type="dxa" w:w="1031"/>
           </w:tcPr>
           <w:p>
-            <w:pPr>
-              <w:spacing w:before="0" w:after="20" w:line="240" w:lineRule="auto"/>
-            </w:pPr>
             <w:r>
               <w:t>R-003</w:t>
             </w:r>
@@ -2226,11 +2154,8 @@
             <w:tcW w:type="dxa" w:w="1585"/>
           </w:tcPr>
           <w:p>
-            <w:pPr>
-              <w:spacing w:before="0" w:after="20" w:line="240" w:lineRule="auto"/>
-            </w:pPr>
-            <w:r>
-              <w:t>Relabelled target → wrong confirmation</w:t>
+            <w:r>
+              <w:t>Wrong target → confirmation</w:t>
             </w:r>
           </w:p>
         </w:tc>
@@ -2239,11 +2164,8 @@
             <w:tcW w:type="dxa" w:w="2061"/>
           </w:tcPr>
           <w:p>
-            <w:pPr>
-              <w:spacing w:before="0" w:after="20" w:line="240" w:lineRule="auto"/>
-            </w:pPr>
-            <w:r>
-              <w:t>Medium: file input</w:t>
+            <w:r>
+              <w:t>Средняя</w:t>
             </w:r>
           </w:p>
         </w:tc>
@@ -2252,11 +2174,8 @@
             <w:tcW w:type="dxa" w:w="1585"/>
           </w:tcPr>
           <w:p>
-            <w:pPr>
-              <w:spacing w:before="0" w:after="20" w:line="240" w:lineRule="auto"/>
-            </w:pPr>
-            <w:r>
-              <w:t>High: wrong task</w:t>
+            <w:r>
+              <w:t>Высокий</w:t>
             </w:r>
           </w:p>
         </w:tc>
@@ -2265,11 +2184,8 @@
             <w:tcW w:type="dxa" w:w="1031"/>
           </w:tcPr>
           <w:p>
-            <w:pPr>
-              <w:spacing w:before="0" w:after="20" w:line="240" w:lineRule="auto"/>
-            </w:pPr>
-            <w:r>
-              <w:t>High</w:t>
+            <w:r>
+              <w:t>Высокий</w:t>
             </w:r>
           </w:p>
         </w:tc>
@@ -2278,11 +2194,8 @@
             <w:tcW w:type="dxa" w:w="2061"/>
           </w:tcPr>
           <w:p>
-            <w:pPr>
-              <w:spacing w:before="0" w:after="20" w:line="240" w:lineRule="auto"/>
-            </w:pPr>
-            <w:r>
-              <w:t>target/provenance DI test every change; residual Low</w:t>
+            <w:r>
+              <w:t>Target/provenance / низкий</w:t>
             </w:r>
           </w:p>
         </w:tc>
@@ -2293,9 +2206,6 @@
             <w:tcW w:type="dxa" w:w="1031"/>
           </w:tcPr>
           <w:p>
-            <w:pPr>
-              <w:spacing w:before="0" w:after="20" w:line="240" w:lineRule="auto"/>
-            </w:pPr>
             <w:r>
               <w:t>R-004</w:t>
             </w:r>
@@ -2306,11 +2216,8 @@
             <w:tcW w:type="dxa" w:w="1585"/>
           </w:tcPr>
           <w:p>
-            <w:pPr>
-              <w:spacing w:before="0" w:after="20" w:line="240" w:lineRule="auto"/>
-            </w:pPr>
-            <w:r>
-              <w:t>NUL/control input → ambiguous evidence</w:t>
+            <w:r>
+              <w:t>NUL/control input</w:t>
             </w:r>
           </w:p>
         </w:tc>
@@ -2319,11 +2226,8 @@
             <w:tcW w:type="dxa" w:w="2061"/>
           </w:tcPr>
           <w:p>
-            <w:pPr>
-              <w:spacing w:before="0" w:after="20" w:line="240" w:lineRule="auto"/>
-            </w:pPr>
-            <w:r>
-              <w:t>Medium before fix</w:t>
+            <w:r>
+              <w:t>Средняя</w:t>
             </w:r>
           </w:p>
         </w:tc>
@@ -2332,11 +2236,8 @@
             <w:tcW w:type="dxa" w:w="1585"/>
           </w:tcPr>
           <w:p>
-            <w:pPr>
-              <w:spacing w:before="0" w:after="20" w:line="240" w:lineRule="auto"/>
-            </w:pPr>
-            <w:r>
-              <w:t>Medium: unsafe text</w:t>
+            <w:r>
+              <w:t>Средний</w:t>
             </w:r>
           </w:p>
         </w:tc>
@@ -2345,11 +2246,8 @@
             <w:tcW w:type="dxa" w:w="1031"/>
           </w:tcPr>
           <w:p>
-            <w:pPr>
-              <w:spacing w:before="0" w:after="20" w:line="240" w:lineRule="auto"/>
-            </w:pPr>
-            <w:r>
-              <w:t>High</w:t>
+            <w:r>
+              <w:t>Высокий</w:t>
             </w:r>
           </w:p>
         </w:tc>
@@ -2358,11 +2256,8 @@
             <w:tcW w:type="dxa" w:w="2061"/>
           </w:tcPr>
           <w:p>
-            <w:pPr>
-              <w:spacing w:before="0" w:after="20" w:line="240" w:lineRule="auto"/>
-            </w:pPr>
-            <w:r>
-              <w:t>control regression every change; residual Low</w:t>
+            <w:r>
+              <w:t>Control regression / низкий</w:t>
             </w:r>
           </w:p>
         </w:tc>
@@ -2373,9 +2268,6 @@
             <w:tcW w:type="dxa" w:w="1031"/>
           </w:tcPr>
           <w:p>
-            <w:pPr>
-              <w:spacing w:before="0" w:after="20" w:line="240" w:lineRule="auto"/>
-            </w:pPr>
             <w:r>
               <w:t>R-005</w:t>
             </w:r>
@@ -2386,11 +2278,8 @@
             <w:tcW w:type="dxa" w:w="1585"/>
           </w:tcPr>
           <w:p>
-            <w:pPr>
-              <w:spacing w:before="0" w:after="20" w:line="240" w:lineRule="auto"/>
-            </w:pPr>
-            <w:r>
-              <w:t>Escaping bypasses context budget</w:t>
+            <w:r>
+              <w:t>Escaping exceeds budget</w:t>
             </w:r>
           </w:p>
         </w:tc>
@@ -2399,11 +2288,8 @@
             <w:tcW w:type="dxa" w:w="2061"/>
           </w:tcPr>
           <w:p>
-            <w:pPr>
-              <w:spacing w:before="0" w:after="20" w:line="240" w:lineRule="auto"/>
-            </w:pPr>
-            <w:r>
-              <w:t>Medium: quote-heavy input</w:t>
+            <w:r>
+              <w:t>Средняя</w:t>
             </w:r>
           </w:p>
         </w:tc>
@@ -2412,11 +2298,8 @@
             <w:tcW w:type="dxa" w:w="1585"/>
           </w:tcPr>
           <w:p>
-            <w:pPr>
-              <w:spacing w:before="0" w:after="20" w:line="240" w:lineRule="auto"/>
-            </w:pPr>
-            <w:r>
-              <w:t>High: oversized evidence</w:t>
+            <w:r>
+              <w:t>Высокий</w:t>
             </w:r>
           </w:p>
         </w:tc>
@@ -2425,11 +2308,8 @@
             <w:tcW w:type="dxa" w:w="1031"/>
           </w:tcPr>
           <w:p>
-            <w:pPr>
-              <w:spacing w:before="0" w:after="20" w:line="240" w:lineRule="auto"/>
-            </w:pPr>
-            <w:r>
-              <w:t>High</w:t>
+            <w:r>
+              <w:t>Высокий</w:t>
             </w:r>
           </w:p>
         </w:tc>
@@ -2438,11 +2318,8 @@
             <w:tcW w:type="dxa" w:w="2061"/>
           </w:tcPr>
           <w:p>
-            <w:pPr>
-              <w:spacing w:before="0" w:after="20" w:line="240" w:lineRule="auto"/>
-            </w:pPr>
-            <w:r>
-              <w:t>JCS byte boundary every change; residual Low locally</w:t>
+            <w:r>
+              <w:t>JCS boundary / низкий</w:t>
             </w:r>
           </w:p>
         </w:tc>
@@ -2453,9 +2330,6 @@
             <w:tcW w:type="dxa" w:w="1031"/>
           </w:tcPr>
           <w:p>
-            <w:pPr>
-              <w:spacing w:before="0" w:after="20" w:line="240" w:lineRule="auto"/>
-            </w:pPr>
             <w:r>
               <w:t>R-006</w:t>
             </w:r>
@@ -2466,9 +2340,6 @@
             <w:tcW w:type="dxa" w:w="1585"/>
           </w:tcPr>
           <w:p>
-            <w:pPr>
-              <w:spacing w:before="0" w:after="20" w:line="240" w:lineRule="auto"/>
-            </w:pPr>
             <w:r>
               <w:t>Normalization changes spaces</w:t>
             </w:r>
@@ -2479,11 +2350,8 @@
             <w:tcW w:type="dxa" w:w="2061"/>
           </w:tcPr>
           <w:p>
-            <w:pPr>
-              <w:spacing w:before="0" w:after="20" w:line="240" w:lineRule="auto"/>
-            </w:pPr>
-            <w:r>
-              <w:t>Low: narrow normalizer</w:t>
+            <w:r>
+              <w:t>Низкая</w:t>
             </w:r>
           </w:p>
         </w:tc>
@@ -2492,11 +2360,8 @@
             <w:tcW w:type="dxa" w:w="1585"/>
           </w:tcPr>
           <w:p>
-            <w:pPr>
-              <w:spacing w:before="0" w:after="20" w:line="240" w:lineRule="auto"/>
-            </w:pPr>
-            <w:r>
-              <w:t>Medium: false match/mismatch</w:t>
+            <w:r>
+              <w:t>Средний</w:t>
             </w:r>
           </w:p>
         </w:tc>
@@ -2505,11 +2370,8 @@
             <w:tcW w:type="dxa" w:w="1031"/>
           </w:tcPr>
           <w:p>
-            <w:pPr>
-              <w:spacing w:before="0" w:after="20" w:line="240" w:lineRule="auto"/>
-            </w:pPr>
-            <w:r>
-              <w:t>Medium</w:t>
+            <w:r>
+              <w:t>Средний</w:t>
             </w:r>
           </w:p>
         </w:tc>
@@ -2518,11 +2380,8 @@
             <w:tcW w:type="dxa" w:w="2061"/>
           </w:tcPr>
           <w:p>
-            <w:pPr>
-              <w:spacing w:before="0" w:after="20" w:line="240" w:lineRule="auto"/>
-            </w:pPr>
-            <w:r>
-              <w:t>NFC/CRLF/space regression; residual Low</w:t>
+            <w:r>
+              <w:t>NFC/CRLF tests / низкий</w:t>
             </w:r>
           </w:p>
         </w:tc>
@@ -2533,9 +2392,6 @@
             <w:tcW w:type="dxa" w:w="1031"/>
           </w:tcPr>
           <w:p>
-            <w:pPr>
-              <w:spacing w:before="0" w:after="20" w:line="240" w:lineRule="auto"/>
-            </w:pPr>
             <w:r>
               <w:t>R-007</w:t>
             </w:r>
@@ -2546,11 +2402,8 @@
             <w:tcW w:type="dxa" w:w="1585"/>
           </w:tcPr>
           <w:p>
-            <w:pPr>
-              <w:spacing w:before="0" w:after="20" w:line="240" w:lineRule="auto"/>
-            </w:pPr>
-            <w:r>
-              <w:t>Human placeholder treated as PASS</w:t>
+            <w:r>
+              <w:t>Placeholder treated as PASS</w:t>
             </w:r>
           </w:p>
         </w:tc>
@@ -2559,11 +2412,8 @@
             <w:tcW w:type="dxa" w:w="2061"/>
           </w:tcPr>
           <w:p>
-            <w:pPr>
-              <w:spacing w:before="0" w:after="20" w:line="240" w:lineRule="auto"/>
-            </w:pPr>
-            <w:r>
-              <w:t>High: manual workflow</w:t>
+            <w:r>
+              <w:t>Высокая</w:t>
             </w:r>
           </w:p>
         </w:tc>
@@ -2572,11 +2422,8 @@
             <w:tcW w:type="dxa" w:w="1585"/>
           </w:tcPr>
           <w:p>
-            <w:pPr>
-              <w:spacing w:before="0" w:after="20" w:line="240" w:lineRule="auto"/>
-            </w:pPr>
-            <w:r>
-              <w:t>Medium: provenance error</w:t>
+            <w:r>
+              <w:t>Средний</w:t>
             </w:r>
           </w:p>
         </w:tc>
@@ -2585,11 +2432,8 @@
             <w:tcW w:type="dxa" w:w="1031"/>
           </w:tcPr>
           <w:p>
-            <w:pPr>
-              <w:spacing w:before="0" w:after="20" w:line="240" w:lineRule="auto"/>
-            </w:pPr>
-            <w:r>
-              <w:t>High</w:t>
+            <w:r>
+              <w:t>Высокий</w:t>
             </w:r>
           </w:p>
         </w:tc>
@@ -2598,11 +2442,8 @@
             <w:tcW w:type="dxa" w:w="2061"/>
           </w:tcPr>
           <w:p>
-            <w:pPr>
-              <w:spacing w:before="0" w:after="20" w:line="240" w:lineRule="auto"/>
-            </w:pPr>
-            <w:r>
-              <w:t>report audit per submission; residual Medium until human gate</w:t>
+            <w:r>
+              <w:t>Report audit / средний</w:t>
             </w:r>
           </w:p>
         </w:tc>
@@ -3740,11 +3581,8 @@
             <w:tcW w:type="dxa" w:w="1336"/>
           </w:tcPr>
           <w:p>
-            <w:pPr>
-              <w:spacing w:before="0" w:after="20" w:line="240" w:lineRule="auto"/>
-            </w:pPr>
-            <w:r>
-              <w:t>ID и patch</w:t>
+            <w:r>
+              <w:t>ID</w:t>
             </w:r>
           </w:p>
         </w:tc>
@@ -3753,11 +3591,8 @@
             <w:tcW w:type="dxa" w:w="1336"/>
           </w:tcPr>
           <w:p>
-            <w:pPr>
-              <w:spacing w:before="0" w:after="20" w:line="240" w:lineRule="auto"/>
-            </w:pPr>
-            <w:r>
-              <w:t>Нарушаемое правило и смысл изменения</w:t>
+            <w:r>
+              <w:t>Изменение</w:t>
             </w:r>
           </w:p>
         </w:tc>
@@ -3766,9 +3601,6 @@
             <w:tcW w:type="dxa" w:w="1336"/>
           </w:tcPr>
           <w:p>
-            <w:pPr>
-              <w:spacing w:before="0" w:after="20" w:line="240" w:lineRule="auto"/>
-            </w:pPr>
             <w:r>
               <w:t>Компилируется</w:t>
             </w:r>
@@ -3779,11 +3611,8 @@
             <w:tcW w:type="dxa" w:w="1336"/>
           </w:tcPr>
           <w:p>
-            <w:pPr>
-              <w:spacing w:before="0" w:after="20" w:line="240" w:lineRule="auto"/>
-            </w:pPr>
-            <w:r>
-              <w:t>Тест и первый результат</w:t>
+            <w:r>
+              <w:t>Тест</w:t>
             </w:r>
           </w:p>
         </w:tc>
@@ -3792,11 +3621,8 @@
             <w:tcW w:type="dxa" w:w="1336"/>
           </w:tcPr>
           <w:p>
-            <w:pPr>
-              <w:spacing w:before="0" w:after="20" w:line="240" w:lineRule="auto"/>
-            </w:pPr>
-            <w:r>
-              <w:t>Обнаружен / пропущен</w:t>
+            <w:r>
+              <w:t>Результат</w:t>
             </w:r>
           </w:p>
         </w:tc>
@@ -3805,11 +3631,8 @@
             <w:tcW w:type="dxa" w:w="1336"/>
           </w:tcPr>
           <w:p>
-            <w:pPr>
-              <w:spacing w:before="0" w:after="20" w:line="240" w:lineRule="auto"/>
-            </w:pPr>
-            <w:r>
-              <w:t>Причина пропуска и усиление</w:t>
+            <w:r>
+              <w:t>Причина</w:t>
             </w:r>
           </w:p>
         </w:tc>
@@ -3818,11 +3641,8 @@
             <w:tcW w:type="dxa" w:w="1336"/>
           </w:tcPr>
           <w:p>
-            <w:pPr>
-              <w:spacing w:before="0" w:after="20" w:line="240" w:lineRule="auto"/>
-            </w:pPr>
-            <w:r>
-              <w:t>Повторный прогон и журнал</w:t>
+            <w:r>
+              <w:t>Повтор</w:t>
             </w:r>
           </w:p>
         </w:tc>
@@ -3833,9 +3653,6 @@
             <w:tcW w:type="dxa" w:w="1336"/>
           </w:tcPr>
           <w:p>
-            <w:pPr>
-              <w:spacing w:before="0" w:after="20" w:line="240" w:lineRule="auto"/>
-            </w:pPr>
             <w:r>
               <w:t>M1</w:t>
             </w:r>
@@ -3846,11 +3663,8 @@
             <w:tcW w:type="dxa" w:w="1336"/>
           </w:tcPr>
           <w:p>
-            <w:pPr>
-              <w:spacing w:before="0" w:after="20" w:line="240" w:lineRule="auto"/>
-            </w:pPr>
-            <w:r>
-              <w:t>remove retrieval guard</w:t>
+            <w:r>
+              <w:t>Убрать retrieval guard</w:t>
             </w:r>
           </w:p>
         </w:tc>
@@ -3859,11 +3673,8 @@
             <w:tcW w:type="dxa" w:w="1336"/>
           </w:tcPr>
           <w:p>
-            <w:pPr>
-              <w:spacing w:before="0" w:after="20" w:line="240" w:lineRule="auto"/>
-            </w:pPr>
-            <w:r>
-              <w:t>yes</w:t>
+            <w:r>
+              <w:t>Да</w:t>
             </w:r>
           </w:p>
         </w:tc>
@@ -3872,11 +3683,8 @@
             <w:tcW w:type="dxa" w:w="1336"/>
           </w:tcPr>
           <w:p>
-            <w:pPr>
-              <w:spacing w:before="0" w:after="20" w:line="240" w:lineRule="auto"/>
-            </w:pPr>
-            <w:r>
-              <w:t>TestCompareIncompleteAndUnknownPrecedence FAIL</w:t>
+            <w:r>
+              <w:t>Precedence</w:t>
             </w:r>
           </w:p>
         </w:tc>
@@ -3885,11 +3693,8 @@
             <w:tcW w:type="dxa" w:w="1336"/>
           </w:tcPr>
           <w:p>
-            <w:pPr>
-              <w:spacing w:before="0" w:after="20" w:line="240" w:lineRule="auto"/>
-            </w:pPr>
-            <w:r>
-              <w:t>detected</w:t>
+            <w:r>
+              <w:t>Detected</w:t>
             </w:r>
           </w:p>
         </w:tc>
@@ -3898,11 +3703,8 @@
             <w:tcW w:type="dxa" w:w="1336"/>
           </w:tcPr>
           <w:p>
-            <w:pPr>
-              <w:spacing w:before="0" w:after="20" w:line="240" w:lineRule="auto"/>
-            </w:pPr>
-            <w:r>
-              <w:t>unknown precedence assertion</w:t>
+            <w:r>
+              <w:t>unknown precedence</w:t>
             </w:r>
           </w:p>
         </w:tc>
@@ -3911,11 +3713,8 @@
             <w:tcW w:type="dxa" w:w="1336"/>
           </w:tcPr>
           <w:p>
-            <w:pPr>
-              <w:spacing w:before="0" w:after="20" w:line="240" w:lineRule="auto"/>
-            </w:pPr>
-            <w:r>
-              <w:t>restored PASS</w:t>
+            <w:r>
+              <w:t>Restored PASS</w:t>
             </w:r>
           </w:p>
         </w:tc>
@@ -3926,9 +3725,6 @@
             <w:tcW w:type="dxa" w:w="1336"/>
           </w:tcPr>
           <w:p>
-            <w:pPr>
-              <w:spacing w:before="0" w:after="20" w:line="240" w:lineRule="auto"/>
-            </w:pPr>
             <w:r>
               <w:t>M2</w:t>
             </w:r>
@@ -3939,11 +3735,8 @@
             <w:tcW w:type="dxa" w:w="1336"/>
           </w:tcPr>
           <w:p>
-            <w:pPr>
-              <w:spacing w:before="0" w:after="20" w:line="240" w:lineRule="auto"/>
-            </w:pPr>
-            <w:r>
-              <w:t>change malformed handoff outcome</w:t>
+            <w:r>
+              <w:t>Изменить malformed outcome</w:t>
             </w:r>
           </w:p>
         </w:tc>
@@ -3952,11 +3745,8 @@
             <w:tcW w:type="dxa" w:w="1336"/>
           </w:tcPr>
           <w:p>
-            <w:pPr>
-              <w:spacing w:before="0" w:after="20" w:line="240" w:lineRule="auto"/>
-            </w:pPr>
-            <w:r>
-              <w:t>yes</w:t>
+            <w:r>
+              <w:t>Да</w:t>
             </w:r>
           </w:p>
         </w:tc>
@@ -3965,11 +3755,8 @@
             <w:tcW w:type="dxa" w:w="1336"/>
           </w:tcPr>
           <w:p>
-            <w:pPr>
-              <w:spacing w:before="0" w:after="20" w:line="240" w:lineRule="auto"/>
-            </w:pPr>
-            <w:r>
-              <w:t>canonical handoff regression FAIL</w:t>
+            <w:r>
+              <w:t>Handoff</w:t>
             </w:r>
           </w:p>
         </w:tc>
@@ -3978,11 +3765,8 @@
             <w:tcW w:type="dxa" w:w="1336"/>
           </w:tcPr>
           <w:p>
-            <w:pPr>
-              <w:spacing w:before="0" w:after="20" w:line="240" w:lineRule="auto"/>
-            </w:pPr>
-            <w:r>
-              <w:t>detected</w:t>
+            <w:r>
+              <w:t>Detected</w:t>
             </w:r>
           </w:p>
         </w:tc>
@@ -3991,11 +3775,8 @@
             <w:tcW w:type="dxa" w:w="1336"/>
           </w:tcPr>
           <w:p>
-            <w:pPr>
-              <w:spacing w:before="0" w:after="20" w:line="240" w:lineRule="auto"/>
-            </w:pPr>
-            <w:r>
-              <w:t>incomplete assertion</w:t>
+            <w:r>
+              <w:t>incomplete</w:t>
             </w:r>
           </w:p>
         </w:tc>
@@ -4004,11 +3785,8 @@
             <w:tcW w:type="dxa" w:w="1336"/>
           </w:tcPr>
           <w:p>
-            <w:pPr>
-              <w:spacing w:before="0" w:after="20" w:line="240" w:lineRule="auto"/>
-            </w:pPr>
-            <w:r>
-              <w:t>restored PASS</w:t>
+            <w:r>
+              <w:t>Restored PASS</w:t>
             </w:r>
           </w:p>
         </w:tc>
@@ -4019,9 +3797,6 @@
             <w:tcW w:type="dxa" w:w="1336"/>
           </w:tcPr>
           <w:p>
-            <w:pPr>
-              <w:spacing w:before="0" w:after="20" w:line="240" w:lineRule="auto"/>
-            </w:pPr>
             <w:r>
               <w:t>M3</w:t>
             </w:r>
@@ -4032,11 +3807,8 @@
             <w:tcW w:type="dxa" w:w="1336"/>
           </w:tcPr>
           <w:p>
-            <w:pPr>
-              <w:spacing w:before="0" w:after="20" w:line="240" w:lineRule="auto"/>
-            </w:pPr>
-            <w:r>
-              <w:t>remove title mismatch guard</w:t>
+            <w:r>
+              <w:t>Убрать title guard</w:t>
             </w:r>
           </w:p>
         </w:tc>
@@ -4045,11 +3817,8 @@
             <w:tcW w:type="dxa" w:w="1336"/>
           </w:tcPr>
           <w:p>
-            <w:pPr>
-              <w:spacing w:before="0" w:after="20" w:line="240" w:lineRule="auto"/>
-            </w:pPr>
-            <w:r>
-              <w:t>yes</w:t>
+            <w:r>
+              <w:t>Да</w:t>
             </w:r>
           </w:p>
         </w:tc>
@@ -4058,11 +3827,8 @@
             <w:tcW w:type="dxa" w:w="1336"/>
           </w:tcPr>
           <w:p>
-            <w:pPr>
-              <w:spacing w:before="0" w:after="20" w:line="240" w:lineRule="auto"/>
-            </w:pPr>
-            <w:r>
-              <w:t>field mismatch regression FAIL</w:t>
+            <w:r>
+              <w:t>Mismatch</w:t>
             </w:r>
           </w:p>
         </w:tc>
@@ -4071,11 +3837,8 @@
             <w:tcW w:type="dxa" w:w="1336"/>
           </w:tcPr>
           <w:p>
-            <w:pPr>
-              <w:spacing w:before="0" w:after="20" w:line="240" w:lineRule="auto"/>
-            </w:pPr>
-            <w:r>
-              <w:t>detected</w:t>
+            <w:r>
+              <w:t>Detected</w:t>
             </w:r>
           </w:p>
         </w:tc>
@@ -4084,11 +3847,8 @@
             <w:tcW w:type="dxa" w:w="1336"/>
           </w:tcPr>
           <w:p>
-            <w:pPr>
-              <w:spacing w:before="0" w:after="20" w:line="240" w:lineRule="auto"/>
-            </w:pPr>
-            <w:r>
-              <w:t>title assertion</w:t>
+            <w:r>
+              <w:t>title</w:t>
             </w:r>
           </w:p>
         </w:tc>
@@ -4097,11 +3857,8 @@
             <w:tcW w:type="dxa" w:w="1336"/>
           </w:tcPr>
           <w:p>
-            <w:pPr>
-              <w:spacing w:before="0" w:after="20" w:line="240" w:lineRule="auto"/>
-            </w:pPr>
-            <w:r>
-              <w:t>restored PASS</w:t>
+            <w:r>
+              <w:t>Restored PASS</w:t>
             </w:r>
           </w:p>
         </w:tc>
@@ -4112,9 +3869,6 @@
             <w:tcW w:type="dxa" w:w="1336"/>
           </w:tcPr>
           <w:p>
-            <w:pPr>
-              <w:spacing w:before="0" w:after="20" w:line="240" w:lineRule="auto"/>
-            </w:pPr>
             <w:r>
               <w:t>M4</w:t>
             </w:r>
@@ -4125,11 +3879,8 @@
             <w:tcW w:type="dxa" w:w="1336"/>
           </w:tcPr>
           <w:p>
-            <w:pPr>
-              <w:spacing w:before="0" w:after="20" w:line="240" w:lineRule="auto"/>
-            </w:pPr>
-            <w:r>
-              <w:t>skip title UTF-8 validation</w:t>
+            <w:r>
+              <w:t>Пропустить UTF-8</w:t>
             </w:r>
           </w:p>
         </w:tc>
@@ -4138,11 +3889,8 @@
             <w:tcW w:type="dxa" w:w="1336"/>
           </w:tcPr>
           <w:p>
-            <w:pPr>
-              <w:spacing w:before="0" w:after="20" w:line="240" w:lineRule="auto"/>
-            </w:pPr>
-            <w:r>
-              <w:t>yes</w:t>
+            <w:r>
+              <w:t>Да</w:t>
             </w:r>
           </w:p>
         </w:tc>
@@ -4151,11 +3899,8 @@
             <w:tcW w:type="dxa" w:w="1336"/>
           </w:tcPr>
           <w:p>
-            <w:pPr>
-              <w:spacing w:before="0" w:after="20" w:line="240" w:lineRule="auto"/>
-            </w:pPr>
-            <w:r>
-              <w:t>invalid UTF-8 regression FAIL</w:t>
+            <w:r>
+              <w:t>Invalid UTF-8</w:t>
             </w:r>
           </w:p>
         </w:tc>
@@ -4164,11 +3909,8 @@
             <w:tcW w:type="dxa" w:w="1336"/>
           </w:tcPr>
           <w:p>
-            <w:pPr>
-              <w:spacing w:before="0" w:after="20" w:line="240" w:lineRule="auto"/>
-            </w:pPr>
-            <w:r>
-              <w:t>detected</w:t>
+            <w:r>
+              <w:t>Detected</w:t>
             </w:r>
           </w:p>
         </w:tc>
@@ -4177,11 +3919,8 @@
             <w:tcW w:type="dxa" w:w="1336"/>
           </w:tcPr>
           <w:p>
-            <w:pPr>
-              <w:spacing w:before="0" w:after="20" w:line="240" w:lineRule="auto"/>
-            </w:pPr>
-            <w:r>
-              <w:t>unknown assertion</w:t>
+            <w:r>
+              <w:t>unknown</w:t>
             </w:r>
           </w:p>
         </w:tc>
@@ -4190,11 +3929,8 @@
             <w:tcW w:type="dxa" w:w="1336"/>
           </w:tcPr>
           <w:p>
-            <w:pPr>
-              <w:spacing w:before="0" w:after="20" w:line="240" w:lineRule="auto"/>
-            </w:pPr>
-            <w:r>
-              <w:t>restored PASS</w:t>
+            <w:r>
+              <w:t>Restored PASS</w:t>
             </w:r>
           </w:p>
         </w:tc>
@@ -4205,9 +3941,6 @@
             <w:tcW w:type="dxa" w:w="1336"/>
           </w:tcPr>
           <w:p>
-            <w:pPr>
-              <w:spacing w:before="0" w:after="20" w:line="240" w:lineRule="auto"/>
-            </w:pPr>
             <w:r>
               <w:t>M5</w:t>
             </w:r>
@@ -4218,11 +3951,8 @@
             <w:tcW w:type="dxa" w:w="1336"/>
           </w:tcPr>
           <w:p>
-            <w:pPr>
-              <w:spacing w:before="0" w:after="20" w:line="240" w:lineRule="auto"/>
-            </w:pPr>
-            <w:r>
-              <w:t>remove assignee comparison</w:t>
+            <w:r>
+              <w:t>Убрать assignee check</w:t>
             </w:r>
           </w:p>
         </w:tc>
@@ -4231,11 +3961,8 @@
             <w:tcW w:type="dxa" w:w="1336"/>
           </w:tcPr>
           <w:p>
-            <w:pPr>
-              <w:spacing w:before="0" w:after="20" w:line="240" w:lineRule="auto"/>
-            </w:pPr>
-            <w:r>
-              <w:t>yes</w:t>
+            <w:r>
+              <w:t>Да</w:t>
             </w:r>
           </w:p>
         </w:tc>
@@ -4244,11 +3971,8 @@
             <w:tcW w:type="dxa" w:w="1336"/>
           </w:tcPr>
           <w:p>
-            <w:pPr>
-              <w:spacing w:before="0" w:after="20" w:line="240" w:lineRule="auto"/>
-            </w:pPr>
-            <w:r>
-              <w:t>assignee mismatch regression FAIL</w:t>
+            <w:r>
+              <w:t>Assignee</w:t>
             </w:r>
           </w:p>
         </w:tc>
@@ -4257,11 +3981,8 @@
             <w:tcW w:type="dxa" w:w="1336"/>
           </w:tcPr>
           <w:p>
-            <w:pPr>
-              <w:spacing w:before="0" w:after="20" w:line="240" w:lineRule="auto"/>
-            </w:pPr>
-            <w:r>
-              <w:t>detected</w:t>
+            <w:r>
+              <w:t>Detected</w:t>
             </w:r>
           </w:p>
         </w:tc>
@@ -4270,11 +3991,8 @@
             <w:tcW w:type="dxa" w:w="1336"/>
           </w:tcPr>
           <w:p>
-            <w:pPr>
-              <w:spacing w:before="0" w:after="20" w:line="240" w:lineRule="auto"/>
-            </w:pPr>
-            <w:r>
-              <w:t>configured assignee assertion</w:t>
+            <w:r>
+              <w:t>configured assignee</w:t>
             </w:r>
           </w:p>
         </w:tc>
@@ -4283,11 +4001,8 @@
             <w:tcW w:type="dxa" w:w="1336"/>
           </w:tcPr>
           <w:p>
-            <w:pPr>
-              <w:spacing w:before="0" w:after="20" w:line="240" w:lineRule="auto"/>
-            </w:pPr>
-            <w:r>
-              <w:t>restored PASS</w:t>
+            <w:r>
+              <w:t>Restored PASS</w:t>
             </w:r>
           </w:p>
         </w:tc>

--- a/docs/labs/pr12/ds/reports/0302-pz02-ds.docx
+++ b/docs/labs/pr12/ds/reports/0302-pz02-ds.docx
@@ -68,12 +68,13 @@
               <w:left w:val="nil"/>
               <w:right w:val="nil"/>
             </w:tcBorders>
-            <w:vAlign w:val="bottom"/>
+            <w:vAlign w:val="center"/>
           </w:tcPr>
           <w:p>
             <w:pPr>
               <w:pStyle w:val="-1"/>
-              <w:spacing w:before="0" w:after="20" w:line="240" w:lineRule="auto"/>
+              <w:spacing w:before="0" w:after="0" w:line="240" w:lineRule="auto"/>
+              <w:jc w:val="center"/>
             </w:pPr>
           </w:p>
         </w:tc>
@@ -86,7 +87,7 @@
               <w:bottom w:val="nil"/>
               <w:right w:val="nil"/>
             </w:tcBorders>
-            <w:vAlign w:val="bottom"/>
+            <w:vAlign w:val="center"/>
           </w:tcPr>
           <w:p>
             <w:pPr>
@@ -94,7 +95,7 @@
               <w:autoSpaceDE w:val="0"/>
               <w:autoSpaceDN w:val="0"/>
               <w:adjustRightInd w:val="0"/>
-              <w:spacing w:before="0" w:after="20" w:line="240" w:lineRule="auto"/>
+              <w:spacing w:before="0" w:after="0" w:line="240" w:lineRule="auto"/>
               <w:ind w:firstLine="0"/>
               <w:jc w:val="center"/>
             </w:pPr>
@@ -108,12 +109,13 @@
               <w:left w:val="nil"/>
               <w:right w:val="nil"/>
             </w:tcBorders>
-            <w:vAlign w:val="bottom"/>
+            <w:vAlign w:val="center"/>
           </w:tcPr>
           <w:p>
             <w:pPr>
               <w:pStyle w:val="-1"/>
-              <w:spacing w:before="0" w:after="20" w:line="240" w:lineRule="auto"/>
+              <w:spacing w:before="0" w:after="0" w:line="240" w:lineRule="auto"/>
+              <w:jc w:val="center"/>
             </w:pPr>
           </w:p>
         </w:tc>
@@ -126,7 +128,7 @@
               <w:bottom w:val="nil"/>
               <w:right w:val="nil"/>
             </w:tcBorders>
-            <w:vAlign w:val="bottom"/>
+            <w:vAlign w:val="center"/>
           </w:tcPr>
           <w:p>
             <w:pPr>
@@ -134,7 +136,7 @@
               <w:autoSpaceDE w:val="0"/>
               <w:autoSpaceDN w:val="0"/>
               <w:adjustRightInd w:val="0"/>
-              <w:spacing w:before="0" w:after="20" w:line="240" w:lineRule="auto"/>
+              <w:spacing w:before="0" w:after="0" w:line="240" w:lineRule="auto"/>
               <w:ind w:firstLine="0"/>
               <w:jc w:val="center"/>
             </w:pPr>
@@ -148,12 +150,13 @@
               <w:left w:val="nil"/>
               <w:right w:val="nil"/>
             </w:tcBorders>
-            <w:vAlign w:val="bottom"/>
+            <w:vAlign w:val="center"/>
           </w:tcPr>
           <w:p>
             <w:pPr>
               <w:pStyle w:val="-1"/>
-              <w:spacing w:before="0" w:after="20" w:line="240" w:lineRule="auto"/>
+              <w:spacing w:before="0" w:after="0" w:line="240" w:lineRule="auto"/>
+              <w:jc w:val="center"/>
             </w:pPr>
           </w:p>
         </w:tc>
@@ -183,13 +186,19 @@
           <w:p>
             <w:pPr>
               <w:pStyle w:val="-1"/>
-              <w:spacing w:before="0" w:after="20" w:line="240" w:lineRule="auto"/>
+              <w:spacing w:before="0" w:after="0" w:line="240" w:lineRule="auto"/>
+              <w:jc w:val="left"/>
               <w:rPr>
                 <w:sz w:val="18"/>
                 <w:szCs w:val="18"/>
               </w:rPr>
             </w:pPr>
             <w:r>
+              <w:rPr>
+                <w:rFonts w:ascii="Times New Roman" w:hAnsi="Times New Roman"/>
+                <w:b w:val="0"/>
+                <w:sz w:val="22"/>
+              </w:rPr>
               <w:t>должность, уч. степень, звание</w:t>
             </w:r>
           </w:p>
@@ -208,7 +217,8 @@
           <w:p>
             <w:pPr>
               <w:pStyle w:val="-1"/>
-              <w:spacing w:before="0" w:after="20" w:line="240" w:lineRule="auto"/>
+              <w:spacing w:before="0" w:after="0" w:line="240" w:lineRule="auto"/>
+              <w:jc w:val="left"/>
               <w:rPr>
                 <w:sz w:val="18"/>
                 <w:szCs w:val="18"/>
@@ -230,13 +240,19 @@
           <w:p>
             <w:pPr>
               <w:pStyle w:val="-1"/>
-              <w:spacing w:before="0" w:after="20" w:line="240" w:lineRule="auto"/>
+              <w:spacing w:before="0" w:after="0" w:line="240" w:lineRule="auto"/>
+              <w:jc w:val="left"/>
               <w:rPr>
                 <w:sz w:val="18"/>
                 <w:szCs w:val="18"/>
               </w:rPr>
             </w:pPr>
             <w:r>
+              <w:rPr>
+                <w:rFonts w:ascii="Times New Roman" w:hAnsi="Times New Roman"/>
+                <w:b w:val="0"/>
+                <w:sz w:val="22"/>
+              </w:rPr>
               <w:t>подпись, дата</w:t>
             </w:r>
           </w:p>
@@ -255,7 +271,8 @@
           <w:p>
             <w:pPr>
               <w:pStyle w:val="-1"/>
-              <w:spacing w:before="0" w:after="20" w:line="240" w:lineRule="auto"/>
+              <w:spacing w:before="0" w:after="0" w:line="240" w:lineRule="auto"/>
+              <w:jc w:val="left"/>
               <w:rPr>
                 <w:sz w:val="18"/>
                 <w:szCs w:val="18"/>
@@ -277,13 +294,19 @@
           <w:p>
             <w:pPr>
               <w:pStyle w:val="-1"/>
-              <w:spacing w:before="0" w:after="20" w:line="240" w:lineRule="auto"/>
+              <w:spacing w:before="0" w:after="0" w:line="240" w:lineRule="auto"/>
+              <w:jc w:val="left"/>
               <w:rPr>
                 <w:sz w:val="18"/>
                 <w:szCs w:val="18"/>
               </w:rPr>
             </w:pPr>
             <w:r>
+              <w:rPr>
+                <w:rFonts w:ascii="Times New Roman" w:hAnsi="Times New Roman"/>
+                <w:b w:val="0"/>
+                <w:sz w:val="22"/>
+              </w:rPr>
               <w:t>инициалы, фамилия</w:t>
             </w:r>
           </w:p>
@@ -328,9 +351,15 @@
           <w:p>
             <w:pPr>
               <w:pStyle w:val="-7"/>
-              <w:spacing w:before="0" w:after="20" w:line="240" w:lineRule="auto"/>
-            </w:pPr>
-            <w:r>
+              <w:spacing w:before="0" w:after="0" w:line="240" w:lineRule="auto"/>
+              <w:jc w:val="center"/>
+            </w:pPr>
+            <w:r>
+              <w:rPr>
+                <w:rFonts w:ascii="Times New Roman" w:hAnsi="Times New Roman"/>
+                <w:b/>
+                <w:sz w:val="22"/>
+              </w:rPr>
               <w:t>Проектирование и реализация системы проверок программного продукта</w:t>
             </w:r>
           </w:p>
@@ -346,13 +375,20 @@
               <w:bottom w:val="nil"/>
               <w:right w:val="nil"/>
             </w:tcBorders>
+            <w:vAlign w:val="center"/>
           </w:tcPr>
           <w:p>
             <w:pPr>
               <w:pStyle w:val="-8"/>
-              <w:spacing w:before="0" w:after="20" w:line="240" w:lineRule="auto"/>
-            </w:pPr>
-            <w:r>
+              <w:spacing w:before="0" w:after="0" w:line="240" w:lineRule="auto"/>
+              <w:jc w:val="left"/>
+            </w:pPr>
+            <w:r>
+              <w:rPr>
+                <w:rFonts w:ascii="Times New Roman" w:hAnsi="Times New Roman"/>
+                <w:b w:val="0"/>
+                <w:sz w:val="22"/>
+              </w:rPr>
               <w:t>по МДК.03.02 «Обеспечение качества функционирования компьютерных систем»</w:t>
             </w:r>
           </w:p>
@@ -485,14 +521,19 @@
           <w:p>
             <w:pPr>
               <w:pStyle w:val="-1"/>
-              <w:spacing w:before="0" w:after="20" w:line="240" w:lineRule="auto"/>
-              <w:jc w:val="left"/>
+              <w:spacing w:before="0" w:after="0" w:line="240" w:lineRule="auto"/>
+              <w:jc w:val="center"/>
               <w:rPr>
                 <w:rFonts w:eastAsia="Times New Roman"/>
                 <w:lang w:eastAsia="ru-RU"/>
               </w:rPr>
             </w:pPr>
             <w:r>
+              <w:rPr>
+                <w:rFonts w:ascii="Times New Roman" w:hAnsi="Times New Roman"/>
+                <w:b/>
+                <w:sz w:val="22"/>
+              </w:rPr>
               <w:t xml:space="preserve">Студент гр. № </w:t>
             </w:r>
           </w:p>
@@ -514,7 +555,8 @@
           <w:p>
             <w:pPr>
               <w:pStyle w:val="-1"/>
-              <w:spacing w:before="0" w:after="20" w:line="240" w:lineRule="auto"/>
+              <w:spacing w:before="0" w:after="0" w:line="240" w:lineRule="auto"/>
+              <w:jc w:val="center"/>
               <w:rPr>
                 <w:rFonts w:ascii="Times New Roman" w:eastAsia="Times New Roman" w:hAnsi="Times New Roman" w:cs="Times New Roman"/>
                 <w:lang w:eastAsia="ru-RU"/>
@@ -543,7 +585,7 @@
               <w:autoSpaceDE w:val="0"/>
               <w:autoSpaceDN w:val="0"/>
               <w:adjustRightInd w:val="0"/>
-              <w:spacing w:line="240" w:lineRule="auto" w:before="0" w:after="20"/>
+              <w:spacing w:line="240" w:lineRule="auto" w:before="0" w:after="0"/>
               <w:ind w:firstLine="0"/>
               <w:jc w:val="center"/>
               <w:rPr>
@@ -570,7 +612,8 @@
           <w:p>
             <w:pPr>
               <w:pStyle w:val="-1"/>
-              <w:spacing w:before="0" w:after="20" w:line="240" w:lineRule="auto"/>
+              <w:spacing w:before="0" w:after="0" w:line="240" w:lineRule="auto"/>
+              <w:jc w:val="center"/>
               <w:rPr>
                 <w:rFonts w:ascii="Times New Roman" w:eastAsia="Times New Roman" w:hAnsi="Times New Roman" w:cs="Times New Roman"/>
                 <w:szCs w:val="24"/>
@@ -600,7 +643,7 @@
               <w:autoSpaceDE w:val="0"/>
               <w:autoSpaceDN w:val="0"/>
               <w:adjustRightInd w:val="0"/>
-              <w:spacing w:line="240" w:lineRule="auto" w:before="0" w:after="20"/>
+              <w:spacing w:line="240" w:lineRule="auto" w:before="0" w:after="0"/>
               <w:ind w:firstLine="0"/>
               <w:jc w:val="center"/>
               <w:rPr>
@@ -627,7 +670,8 @@
           <w:p>
             <w:pPr>
               <w:pStyle w:val="-1"/>
-              <w:spacing w:before="0" w:after="20" w:line="240" w:lineRule="auto"/>
+              <w:spacing w:before="0" w:after="0" w:line="240" w:lineRule="auto"/>
+              <w:jc w:val="center"/>
               <w:rPr>
                 <w:rFonts w:eastAsia="Times New Roman"/>
                 <w:lang w:eastAsia="ru-RU"/>
@@ -665,7 +709,8 @@
           <w:p>
             <w:pPr>
               <w:pStyle w:val="-1"/>
-              <w:spacing w:before="0" w:after="20" w:line="240" w:lineRule="auto"/>
+              <w:spacing w:before="0" w:after="0" w:line="240" w:lineRule="auto"/>
+              <w:jc w:val="left"/>
               <w:rPr>
                 <w:sz w:val="18"/>
                 <w:szCs w:val="18"/>
@@ -691,7 +736,8 @@
           <w:p>
             <w:pPr>
               <w:pStyle w:val="-1"/>
-              <w:spacing w:before="0" w:after="20" w:line="240" w:lineRule="auto"/>
+              <w:spacing w:before="0" w:after="0" w:line="240" w:lineRule="auto"/>
+              <w:jc w:val="left"/>
               <w:rPr>
                 <w:sz w:val="18"/>
                 <w:szCs w:val="18"/>
@@ -717,7 +763,8 @@
           <w:p>
             <w:pPr>
               <w:pStyle w:val="-1"/>
-              <w:spacing w:before="0" w:after="20" w:line="240" w:lineRule="auto"/>
+              <w:spacing w:before="0" w:after="0" w:line="240" w:lineRule="auto"/>
+              <w:jc w:val="left"/>
               <w:rPr>
                 <w:sz w:val="18"/>
                 <w:szCs w:val="18"/>
@@ -743,13 +790,19 @@
           <w:p>
             <w:pPr>
               <w:pStyle w:val="-1"/>
-              <w:spacing w:before="0" w:after="20" w:line="240" w:lineRule="auto"/>
+              <w:spacing w:before="0" w:after="0" w:line="240" w:lineRule="auto"/>
+              <w:jc w:val="left"/>
               <w:rPr>
                 <w:sz w:val="18"/>
                 <w:szCs w:val="18"/>
               </w:rPr>
             </w:pPr>
             <w:r>
+              <w:rPr>
+                <w:rFonts w:ascii="Times New Roman" w:hAnsi="Times New Roman"/>
+                <w:b w:val="0"/>
+                <w:sz w:val="22"/>
+              </w:rPr>
               <w:t>подпись, дата</w:t>
             </w:r>
           </w:p>
@@ -772,7 +825,8 @@
           <w:p>
             <w:pPr>
               <w:pStyle w:val="-1"/>
-              <w:spacing w:before="0" w:after="20" w:line="240" w:lineRule="auto"/>
+              <w:spacing w:before="0" w:after="0" w:line="240" w:lineRule="auto"/>
+              <w:jc w:val="left"/>
               <w:rPr>
                 <w:sz w:val="18"/>
                 <w:szCs w:val="18"/>
@@ -798,13 +852,19 @@
           <w:p>
             <w:pPr>
               <w:pStyle w:val="-1"/>
-              <w:spacing w:before="0" w:after="20" w:line="240" w:lineRule="auto"/>
+              <w:spacing w:before="0" w:after="0" w:line="240" w:lineRule="auto"/>
+              <w:jc w:val="left"/>
               <w:rPr>
                 <w:sz w:val="18"/>
                 <w:szCs w:val="18"/>
               </w:rPr>
             </w:pPr>
             <w:r>
+              <w:rPr>
+                <w:rFonts w:ascii="Times New Roman" w:hAnsi="Times New Roman"/>
+                <w:b w:val="0"/>
+                <w:sz w:val="22"/>
+              </w:rPr>
               <w:t>инициалы, фамилия</w:t>
             </w:r>
           </w:p>
@@ -1119,15 +1179,21 @@
           <w:tcPr>
             <w:tcW w:w="4677" w:type="dxa"/>
             <w:shd w:val="clear" w:color="auto" w:fill="F2F2F2"/>
+            <w:vAlign w:val="center"/>
           </w:tcPr>
           <w:p>
             <w:pPr>
               <w:pStyle w:val="ae"/>
               <w:keepNext/>
-              <w:spacing w:before="0" w:after="20" w:line="240" w:lineRule="auto"/>
-              <w:jc w:val="left"/>
-            </w:pPr>
-            <w:r>
+              <w:spacing w:before="0" w:after="0" w:line="240" w:lineRule="auto"/>
+              <w:jc w:val="center"/>
+            </w:pPr>
+            <w:r>
+              <w:rPr>
+                <w:rFonts w:ascii="Times New Roman" w:hAnsi="Times New Roman"/>
+                <w:b/>
+                <w:sz w:val="22"/>
+              </w:rPr>
               <w:t>Поле</w:t>
             </w:r>
           </w:p>
@@ -1136,15 +1202,21 @@
           <w:tcPr>
             <w:tcW w:w="4677" w:type="dxa"/>
             <w:shd w:val="clear" w:color="auto" w:fill="F2F2F2"/>
+            <w:vAlign w:val="center"/>
           </w:tcPr>
           <w:p>
             <w:pPr>
               <w:pStyle w:val="ae"/>
               <w:keepNext/>
-              <w:spacing w:before="0" w:after="20" w:line="240" w:lineRule="auto"/>
-              <w:jc w:val="left"/>
-            </w:pPr>
-            <w:r>
+              <w:spacing w:before="0" w:after="0" w:line="240" w:lineRule="auto"/>
+              <w:jc w:val="center"/>
+            </w:pPr>
+            <w:r>
+              <w:rPr>
+                <w:rFonts w:ascii="Times New Roman" w:hAnsi="Times New Roman"/>
+                <w:b/>
+                <w:sz w:val="22"/>
+              </w:rPr>
               <w:t>Значение</w:t>
             </w:r>
           </w:p>
@@ -1158,15 +1230,21 @@
         <w:tc>
           <w:tcPr>
             <w:tcW w:w="4677" w:type="dxa"/>
+            <w:vAlign w:val="center"/>
           </w:tcPr>
           <w:p>
             <w:pPr>
               <w:pStyle w:val="ae"/>
               <w:keepNext/>
-              <w:spacing w:before="0" w:after="20" w:line="240" w:lineRule="auto"/>
-              <w:jc w:val="left"/>
-            </w:pPr>
-            <w:r>
+              <w:spacing w:before="0" w:after="0" w:line="240" w:lineRule="auto"/>
+              <w:jc w:val="left"/>
+            </w:pPr>
+            <w:r>
+              <w:rPr>
+                <w:rFonts w:ascii="Times New Roman" w:hAnsi="Times New Roman"/>
+                <w:b w:val="0"/>
+                <w:sz w:val="22"/>
+              </w:rPr>
               <w:t>ФИО, группа</w:t>
             </w:r>
           </w:p>
@@ -1174,12 +1252,19 @@
         <w:tc>
           <w:tcPr>
             <w:tcW w:w="4677" w:type="dxa"/>
-          </w:tcPr>
-          <w:p>
-            <w:pPr>
-              <w:spacing w:before="0" w:after="20" w:line="240" w:lineRule="auto"/>
-            </w:pPr>
-            <w:r>
+            <w:vAlign w:val="center"/>
+          </w:tcPr>
+          <w:p>
+            <w:pPr>
+              <w:spacing w:before="0" w:after="0" w:line="240" w:lineRule="auto"/>
+              <w:jc w:val="left"/>
+            </w:pPr>
+            <w:r>
+              <w:rPr>
+                <w:rFonts w:ascii="Times New Roman" w:hAnsi="Times New Roman"/>
+                <w:b w:val="0"/>
+                <w:sz w:val="22"/>
+              </w:rPr>
               <w:t>Дмитрий Стацюк, группа не указана</w:t>
             </w:r>
           </w:p>
@@ -1193,15 +1278,21 @@
         <w:tc>
           <w:tcPr>
             <w:tcW w:w="4677" w:type="dxa"/>
+            <w:vAlign w:val="center"/>
           </w:tcPr>
           <w:p>
             <w:pPr>
               <w:pStyle w:val="ae"/>
               <w:keepNext/>
-              <w:spacing w:before="0" w:after="20" w:line="240" w:lineRule="auto"/>
-              <w:jc w:val="left"/>
-            </w:pPr>
-            <w:r>
+              <w:spacing w:before="0" w:after="0" w:line="240" w:lineRule="auto"/>
+              <w:jc w:val="left"/>
+            </w:pPr>
+            <w:r>
+              <w:rPr>
+                <w:rFonts w:ascii="Times New Roman" w:hAnsi="Times New Roman"/>
+                <w:b w:val="0"/>
+                <w:sz w:val="22"/>
+              </w:rPr>
               <w:t>Проект и команда</w:t>
             </w:r>
           </w:p>
@@ -1209,12 +1300,19 @@
         <w:tc>
           <w:tcPr>
             <w:tcW w:w="4677" w:type="dxa"/>
-          </w:tcPr>
-          <w:p>
-            <w:pPr>
-              <w:spacing w:before="0" w:after="20" w:line="240" w:lineRule="auto"/>
-            </w:pPr>
-            <w:r>
+            <w:vAlign w:val="center"/>
+          </w:tcPr>
+          <w:p>
+            <w:pPr>
+              <w:spacing w:before="0" w:after="0" w:line="240" w:lineRule="auto"/>
+              <w:jc w:val="left"/>
+            </w:pPr>
+            <w:r>
+              <w:rPr>
+                <w:rFonts w:ascii="Times New Roman" w:hAnsi="Times New Roman"/>
+                <w:b w:val="0"/>
+                <w:sz w:val="22"/>
+              </w:rPr>
               <w:t>HitPipe; Delivery - Destination Integrations</w:t>
             </w:r>
           </w:p>
@@ -1228,15 +1326,21 @@
         <w:tc>
           <w:tcPr>
             <w:tcW w:w="4677" w:type="dxa"/>
+            <w:vAlign w:val="center"/>
           </w:tcPr>
           <w:p>
             <w:pPr>
               <w:pStyle w:val="ae"/>
               <w:keepNext/>
-              <w:spacing w:before="0" w:after="20" w:line="240" w:lineRule="auto"/>
-              <w:jc w:val="left"/>
-            </w:pPr>
-            <w:r>
+              <w:spacing w:before="0" w:after="0" w:line="240" w:lineRule="auto"/>
+              <w:jc w:val="left"/>
+            </w:pPr>
+            <w:r>
+              <w:rPr>
+                <w:rFonts w:ascii="Times New Roman" w:hAnsi="Times New Roman"/>
+                <w:b w:val="0"/>
+                <w:sz w:val="22"/>
+              </w:rPr>
               <w:t>Репозиторий</w:t>
             </w:r>
           </w:p>
@@ -1244,12 +1348,19 @@
         <w:tc>
           <w:tcPr>
             <w:tcW w:w="4677" w:type="dxa"/>
-          </w:tcPr>
-          <w:p>
-            <w:pPr>
-              <w:spacing w:before="0" w:after="20" w:line="240" w:lineRule="auto"/>
-            </w:pPr>
-            <w:r>
+            <w:vAlign w:val="center"/>
+          </w:tcPr>
+          <w:p>
+            <w:pPr>
+              <w:spacing w:before="0" w:after="0" w:line="240" w:lineRule="auto"/>
+              <w:jc w:val="left"/>
+            </w:pPr>
+            <w:r>
+              <w:rPr>
+                <w:rFonts w:ascii="Times New Roman" w:hAnsi="Times New Roman"/>
+                <w:b w:val="0"/>
+                <w:sz w:val="22"/>
+              </w:rPr>
               <w:t>https://github.com/hitpipe/hitpipe</w:t>
             </w:r>
           </w:p>
@@ -1263,15 +1374,21 @@
         <w:tc>
           <w:tcPr>
             <w:tcW w:w="4677" w:type="dxa"/>
+            <w:vAlign w:val="center"/>
           </w:tcPr>
           <w:p>
             <w:pPr>
               <w:pStyle w:val="ae"/>
               <w:keepNext/>
-              <w:spacing w:before="0" w:after="20" w:line="240" w:lineRule="auto"/>
-              <w:jc w:val="left"/>
-            </w:pPr>
-            <w:r>
+              <w:spacing w:before="0" w:after="0" w:line="240" w:lineRule="auto"/>
+              <w:jc w:val="left"/>
+            </w:pPr>
+            <w:r>
+              <w:rPr>
+                <w:rFonts w:ascii="Times New Roman" w:hAnsi="Times New Roman"/>
+                <w:b w:val="0"/>
+                <w:sz w:val="22"/>
+              </w:rPr>
               <w:t>Личный модуль / участок</w:t>
             </w:r>
           </w:p>
@@ -1279,12 +1396,19 @@
         <w:tc>
           <w:tcPr>
             <w:tcW w:w="4677" w:type="dxa"/>
-          </w:tcPr>
-          <w:p>
-            <w:pPr>
-              <w:spacing w:before="0" w:after="20" w:line="240" w:lineRule="auto"/>
-            </w:pPr>
-            <w:r>
+            <w:vAlign w:val="center"/>
+          </w:tcPr>
+          <w:p>
+            <w:pPr>
+              <w:spacing w:before="0" w:after="0" w:line="240" w:lineRule="auto"/>
+              <w:jc w:val="left"/>
+            </w:pPr>
+            <w:r>
+              <w:rPr>
+                <w:rFonts w:ascii="Times New Roman" w:hAnsi="Times New Roman"/>
+                <w:b w:val="0"/>
+                <w:sz w:val="22"/>
+              </w:rPr>
               <w:t>TargetReadback / services/delivery</w:t>
             </w:r>
           </w:p>
@@ -1298,14 +1422,20 @@
         <w:tc>
           <w:tcPr>
             <w:tcW w:w="4677" w:type="dxa"/>
+            <w:vAlign w:val="center"/>
           </w:tcPr>
           <w:p>
             <w:pPr>
               <w:pStyle w:val="ae"/>
-              <w:spacing w:before="0" w:after="20" w:line="240" w:lineRule="auto"/>
-              <w:jc w:val="left"/>
-            </w:pPr>
-            <w:r>
+              <w:spacing w:before="0" w:after="0" w:line="240" w:lineRule="auto"/>
+              <w:jc w:val="left"/>
+            </w:pPr>
+            <w:r>
+              <w:rPr>
+                <w:rFonts w:ascii="Times New Roman" w:hAnsi="Times New Roman"/>
+                <w:b w:val="0"/>
+                <w:sz w:val="22"/>
+              </w:rPr>
               <w:t>Тег сдачи</w:t>
             </w:r>
           </w:p>
@@ -1313,12 +1443,19 @@
         <w:tc>
           <w:tcPr>
             <w:tcW w:w="4677" w:type="dxa"/>
-          </w:tcPr>
-          <w:p>
-            <w:pPr>
-              <w:spacing w:before="0" w:after="20" w:line="240" w:lineRule="auto"/>
-            </w:pPr>
-            <w:r>
+            <w:vAlign w:val="center"/>
+          </w:tcPr>
+          <w:p>
+            <w:pPr>
+              <w:spacing w:before="0" w:after="0" w:line="240" w:lineRule="auto"/>
+              <w:jc w:val="left"/>
+            </w:pPr>
+            <w:r>
+              <w:rPr>
+                <w:rFonts w:ascii="Times New Roman" w:hAnsi="Times New Roman"/>
+                <w:b w:val="0"/>
+                <w:sz w:val="22"/>
+              </w:rPr>
               <w:t>не создан — human/Lead gate</w:t>
             </w:r>
           </w:p>
@@ -1328,12 +1465,19 @@
         <w:tc>
           <w:tcPr>
             <w:tcW w:type="dxa" w:w="4677"/>
-          </w:tcPr>
-          <w:p>
-            <w:pPr>
-              <w:spacing w:before="0" w:after="20" w:line="240" w:lineRule="auto"/>
-            </w:pPr>
-            <w:r>
+            <w:vAlign w:val="center"/>
+          </w:tcPr>
+          <w:p>
+            <w:pPr>
+              <w:spacing w:before="0" w:after="0" w:line="240" w:lineRule="auto"/>
+              <w:jc w:val="left"/>
+            </w:pPr>
+            <w:r>
+              <w:rPr>
+                <w:rFonts w:ascii="Times New Roman" w:hAnsi="Times New Roman"/>
+                <w:b w:val="0"/>
+                <w:sz w:val="22"/>
+              </w:rPr>
               <w:t>Вариант выполнения</w:t>
             </w:r>
           </w:p>
@@ -1341,12 +1485,19 @@
         <w:tc>
           <w:tcPr>
             <w:tcW w:type="dxa" w:w="4677"/>
-          </w:tcPr>
-          <w:p>
-            <w:pPr>
-              <w:spacing w:before="0" w:after="20" w:line="240" w:lineRule="auto"/>
-            </w:pPr>
-            <w:r>
+            <w:vAlign w:val="center"/>
+          </w:tcPr>
+          <w:p>
+            <w:pPr>
+              <w:spacing w:before="0" w:after="0" w:line="240" w:lineRule="auto"/>
+              <w:jc w:val="left"/>
+            </w:pPr>
+            <w:r>
+              <w:rPr>
+                <w:rFonts w:ascii="Times New Roman" w:hAnsi="Times New Roman"/>
+                <w:b w:val="0"/>
+                <w:sz w:val="22"/>
+              </w:rPr>
               <w:t>bafc97a0eb5cc2b2aba68c04a74b179b61432d82; correction PR #29</w:t>
             </w:r>
           </w:p>
@@ -1356,12 +1507,19 @@
         <w:tc>
           <w:tcPr>
             <w:tcW w:type="dxa" w:w="4677"/>
-          </w:tcPr>
-          <w:p>
-            <w:pPr>
-              <w:spacing w:before="0" w:after="20" w:line="240" w:lineRule="auto"/>
-            </w:pPr>
-            <w:r>
+            <w:vAlign w:val="center"/>
+          </w:tcPr>
+          <w:p>
+            <w:pPr>
+              <w:spacing w:before="0" w:after="0" w:line="240" w:lineRule="auto"/>
+              <w:jc w:val="left"/>
+            </w:pPr>
+            <w:r>
+              <w:rPr>
+                <w:rFonts w:ascii="Times New Roman" w:hAnsi="Times New Roman"/>
+                <w:b w:val="0"/>
+                <w:sz w:val="22"/>
+              </w:rPr>
               <w:t>Версия и commit</w:t>
             </w:r>
           </w:p>
@@ -1369,12 +1527,19 @@
         <w:tc>
           <w:tcPr>
             <w:tcW w:type="dxa" w:w="4677"/>
-          </w:tcPr>
-          <w:p>
-            <w:pPr>
-              <w:spacing w:before="0" w:after="20" w:line="240" w:lineRule="auto"/>
-            </w:pPr>
-            <w:r>
+            <w:vAlign w:val="center"/>
+          </w:tcPr>
+          <w:p>
+            <w:pPr>
+              <w:spacing w:before="0" w:after="0" w:line="240" w:lineRule="auto"/>
+              <w:jc w:val="left"/>
+            </w:pPr>
+            <w:r>
+              <w:rPr>
+                <w:rFonts w:ascii="Times New Roman" w:hAnsi="Times New Roman"/>
+                <w:b w:val="0"/>
+                <w:sz w:val="22"/>
+              </w:rPr>
               <w:t>Human/Lead-controlled capture → bafc97a0eb5cc2b2aba68c04a74b179b61432d82</w:t>
             </w:r>
           </w:p>
@@ -1384,12 +1549,19 @@
         <w:tc>
           <w:tcPr>
             <w:tcW w:type="dxa" w:w="4677"/>
-          </w:tcPr>
-          <w:p>
-            <w:pPr>
-              <w:spacing w:before="0" w:after="20" w:line="240" w:lineRule="auto"/>
-            </w:pPr>
-            <w:r>
+            <w:vAlign w:val="center"/>
+          </w:tcPr>
+          <w:p>
+            <w:pPr>
+              <w:spacing w:before="0" w:after="0" w:line="240" w:lineRule="auto"/>
+              <w:jc w:val="left"/>
+            </w:pPr>
+            <w:r>
+              <w:rPr>
+                <w:rFonts w:ascii="Times New Roman" w:hAnsi="Times New Roman"/>
+                <w:b w:val="0"/>
+                <w:sz w:val="22"/>
+              </w:rPr>
               <w:t>Источник формы</w:t>
             </w:r>
           </w:p>
@@ -1397,12 +1569,19 @@
         <w:tc>
           <w:tcPr>
             <w:tcW w:type="dxa" w:w="4677"/>
-          </w:tcPr>
-          <w:p>
-            <w:pPr>
-              <w:spacing w:before="0" w:after="20" w:line="240" w:lineRule="auto"/>
-            </w:pPr>
-            <w:r>
+            <w:vAlign w:val="center"/>
+          </w:tcPr>
+          <w:p>
+            <w:pPr>
+              <w:spacing w:before="0" w:after="0" w:line="240" w:lineRule="auto"/>
+              <w:jc w:val="left"/>
+            </w:pPr>
+            <w:r>
+              <w:rPr>
+                <w:rFonts w:ascii="Times New Roman" w:hAnsi="Times New Roman"/>
+                <w:b w:val="0"/>
+                <w:sz w:val="22"/>
+              </w:rPr>
               <w:t>Исходный преподавательский шаблон МДК03.02 ПР2; минимум пять мутаций вместо одиночного опыта</w:t>
             </w:r>
           </w:p>
@@ -1474,15 +1653,21 @@
           <w:tcPr>
             <w:tcW w:w="2175" w:type="dxa"/>
             <w:shd w:val="clear" w:color="auto" w:fill="F2F2F2"/>
+            <w:vAlign w:val="center"/>
           </w:tcPr>
           <w:p>
             <w:pPr>
               <w:pStyle w:val="ae"/>
               <w:keepNext/>
-              <w:spacing w:before="0" w:after="20" w:line="240" w:lineRule="auto"/>
-              <w:jc w:val="left"/>
-            </w:pPr>
-            <w:r>
+              <w:spacing w:before="0" w:after="0" w:line="240" w:lineRule="auto"/>
+              <w:jc w:val="center"/>
+            </w:pPr>
+            <w:r>
+              <w:rPr>
+                <w:rFonts w:ascii="Times New Roman" w:hAnsi="Times New Roman"/>
+                <w:b/>
+                <w:sz w:val="22"/>
+              </w:rPr>
               <w:t>Требование / риск</w:t>
             </w:r>
           </w:p>
@@ -1491,15 +1676,21 @@
           <w:tcPr>
             <w:tcW w:w="2175" w:type="dxa"/>
             <w:shd w:val="clear" w:color="auto" w:fill="F2F2F2"/>
+            <w:vAlign w:val="center"/>
           </w:tcPr>
           <w:p>
             <w:pPr>
               <w:pStyle w:val="ae"/>
               <w:keepNext/>
-              <w:spacing w:before="0" w:after="20" w:line="240" w:lineRule="auto"/>
-              <w:jc w:val="left"/>
-            </w:pPr>
-            <w:r>
+              <w:spacing w:before="0" w:after="0" w:line="240" w:lineRule="auto"/>
+              <w:jc w:val="center"/>
+            </w:pPr>
+            <w:r>
+              <w:rPr>
+                <w:rFonts w:ascii="Times New Roman" w:hAnsi="Times New Roman"/>
+                <w:b/>
+                <w:sz w:val="22"/>
+              </w:rPr>
               <w:t>Проверяемое правило</w:t>
             </w:r>
           </w:p>
@@ -1508,15 +1699,21 @@
           <w:tcPr>
             <w:tcW w:w="2828" w:type="dxa"/>
             <w:shd w:val="clear" w:color="auto" w:fill="F2F2F2"/>
+            <w:vAlign w:val="center"/>
           </w:tcPr>
           <w:p>
             <w:pPr>
               <w:pStyle w:val="ae"/>
               <w:keepNext/>
-              <w:spacing w:before="0" w:after="20" w:line="240" w:lineRule="auto"/>
-              <w:jc w:val="left"/>
-            </w:pPr>
-            <w:r>
+              <w:spacing w:before="0" w:after="0" w:line="240" w:lineRule="auto"/>
+              <w:jc w:val="center"/>
+            </w:pPr>
+            <w:r>
+              <w:rPr>
+                <w:rFonts w:ascii="Times New Roman" w:hAnsi="Times New Roman"/>
+                <w:b/>
+                <w:sz w:val="22"/>
+              </w:rPr>
               <w:t>Основание ожидаемого результата</w:t>
             </w:r>
           </w:p>
@@ -1525,15 +1722,21 @@
           <w:tcPr>
             <w:tcW w:w="2175" w:type="dxa"/>
             <w:shd w:val="clear" w:color="auto" w:fill="F2F2F2"/>
+            <w:vAlign w:val="center"/>
           </w:tcPr>
           <w:p>
             <w:pPr>
               <w:pStyle w:val="ae"/>
               <w:keepNext/>
-              <w:spacing w:before="0" w:after="20" w:line="240" w:lineRule="auto"/>
-              <w:jc w:val="left"/>
-            </w:pPr>
-            <w:r>
+              <w:spacing w:before="0" w:after="0" w:line="240" w:lineRule="auto"/>
+              <w:jc w:val="center"/>
+            </w:pPr>
+            <w:r>
+              <w:rPr>
+                <w:rFonts w:ascii="Times New Roman" w:hAnsi="Times New Roman"/>
+                <w:b/>
+                <w:sz w:val="22"/>
+              </w:rPr>
               <w:t>Уровень проверки</w:t>
             </w:r>
           </w:p>
@@ -1547,12 +1750,19 @@
         <w:tc>
           <w:tcPr>
             <w:tcW w:w="2175" w:type="dxa"/>
-          </w:tcPr>
-          <w:p>
-            <w:pPr>
-              <w:spacing w:before="0" w:after="20" w:line="240" w:lineRule="auto"/>
-            </w:pPr>
-            <w:r>
+            <w:vAlign w:val="center"/>
+          </w:tcPr>
+          <w:p>
+            <w:pPr>
+              <w:spacing w:before="0" w:after="0" w:line="240" w:lineRule="auto"/>
+              <w:jc w:val="left"/>
+            </w:pPr>
+            <w:r>
+              <w:rPr>
+                <w:rFonts w:ascii="Times New Roman" w:hAnsi="Times New Roman"/>
+                <w:b w:val="0"/>
+                <w:sz w:val="22"/>
+              </w:rPr>
               <w:t>FR-1–FR-4 / security</w:t>
             </w:r>
           </w:p>
@@ -1560,12 +1770,19 @@
         <w:tc>
           <w:tcPr>
             <w:tcW w:w="2175" w:type="dxa"/>
-          </w:tcPr>
-          <w:p>
-            <w:pPr>
-              <w:spacing w:before="0" w:after="20" w:line="240" w:lineRule="auto"/>
-            </w:pPr>
-            <w:r>
+            <w:vAlign w:val="center"/>
+          </w:tcPr>
+          <w:p>
+            <w:pPr>
+              <w:spacing w:before="0" w:after="0" w:line="240" w:lineRule="auto"/>
+              <w:jc w:val="left"/>
+            </w:pPr>
+            <w:r>
+              <w:rPr>
+                <w:rFonts w:ascii="Times New Roman" w:hAnsi="Times New Roman"/>
+                <w:b w:val="0"/>
+                <w:sz w:val="22"/>
+              </w:rPr>
               <w:t>strict JSON, exact handoff, target/provenance and typed outcome rules</w:t>
             </w:r>
           </w:p>
@@ -1573,12 +1790,19 @@
         <w:tc>
           <w:tcPr>
             <w:tcW w:w="2828" w:type="dxa"/>
-          </w:tcPr>
-          <w:p>
-            <w:pPr>
-              <w:spacing w:before="0" w:after="20" w:line="240" w:lineRule="auto"/>
-            </w:pPr>
-            <w:r>
+            <w:vAlign w:val="center"/>
+          </w:tcPr>
+          <w:p>
+            <w:pPr>
+              <w:spacing w:before="0" w:after="0" w:line="240" w:lineRule="auto"/>
+              <w:jc w:val="left"/>
+            </w:pPr>
+            <w:r>
+              <w:rPr>
+                <w:rFonts w:ascii="Times New Roman" w:hAnsi="Times New Roman"/>
+                <w:b w:val="0"/>
+                <w:sz w:val="22"/>
+              </w:rPr>
               <w:t>requirements.md, security-baseline.md, BP004/T013 projection</w:t>
             </w:r>
           </w:p>
@@ -1586,12 +1810,19 @@
         <w:tc>
           <w:tcPr>
             <w:tcW w:w="2175" w:type="dxa"/>
-          </w:tcPr>
-          <w:p>
-            <w:pPr>
-              <w:spacing w:before="0" w:after="20" w:line="240" w:lineRule="auto"/>
-            </w:pPr>
-            <w:r>
+            <w:vAlign w:val="center"/>
+          </w:tcPr>
+          <w:p>
+            <w:pPr>
+              <w:spacing w:before="0" w:after="0" w:line="240" w:lineRule="auto"/>
+              <w:jc w:val="left"/>
+            </w:pPr>
+            <w:r>
+              <w:rPr>
+                <w:rFonts w:ascii="Times New Roman" w:hAnsi="Times New Roman"/>
+                <w:b w:val="0"/>
+                <w:sz w:val="22"/>
+              </w:rPr>
               <w:t>domain + adapter + application tests</w:t>
             </w:r>
           </w:p>
@@ -1668,15 +1899,21 @@
           <w:tcPr>
             <w:tcW w:w="1022" w:type="dxa"/>
             <w:shd w:val="clear" w:color="auto" w:fill="F2F2F2"/>
+            <w:vAlign w:val="center"/>
           </w:tcPr>
           <w:p>
             <w:pPr>
               <w:pStyle w:val="ae"/>
               <w:keepNext/>
-              <w:spacing w:before="0" w:after="20" w:line="240" w:lineRule="auto"/>
-              <w:jc w:val="left"/>
-            </w:pPr>
-            <w:r>
+              <w:spacing w:before="0" w:after="0" w:line="240" w:lineRule="auto"/>
+              <w:jc w:val="center"/>
+            </w:pPr>
+            <w:r>
+              <w:rPr>
+                <w:rFonts w:ascii="Times New Roman" w:hAnsi="Times New Roman"/>
+                <w:b/>
+                <w:sz w:val="22"/>
+              </w:rPr>
               <w:t>ID теста</w:t>
             </w:r>
           </w:p>
@@ -1685,15 +1922,21 @@
           <w:tcPr>
             <w:tcW w:w="1572" w:type="dxa"/>
             <w:shd w:val="clear" w:color="auto" w:fill="F2F2F2"/>
+            <w:vAlign w:val="center"/>
           </w:tcPr>
           <w:p>
             <w:pPr>
               <w:pStyle w:val="ae"/>
               <w:keepNext/>
-              <w:spacing w:before="0" w:after="20" w:line="240" w:lineRule="auto"/>
-              <w:jc w:val="left"/>
-            </w:pPr>
-            <w:r>
+              <w:spacing w:before="0" w:after="0" w:line="240" w:lineRule="auto"/>
+              <w:jc w:val="center"/>
+            </w:pPr>
+            <w:r>
+              <w:rPr>
+                <w:rFonts w:ascii="Times New Roman" w:hAnsi="Times New Roman"/>
+                <w:b/>
+                <w:sz w:val="22"/>
+              </w:rPr>
               <w:t>Требование / риск</w:t>
             </w:r>
           </w:p>
@@ -1702,15 +1945,21 @@
           <w:tcPr>
             <w:tcW w:w="2044" w:type="dxa"/>
             <w:shd w:val="clear" w:color="auto" w:fill="F2F2F2"/>
+            <w:vAlign w:val="center"/>
           </w:tcPr>
           <w:p>
             <w:pPr>
               <w:pStyle w:val="ae"/>
               <w:keepNext/>
-              <w:spacing w:before="0" w:after="20" w:line="240" w:lineRule="auto"/>
-              <w:jc w:val="left"/>
-            </w:pPr>
-            <w:r>
+              <w:spacing w:before="0" w:after="0" w:line="240" w:lineRule="auto"/>
+              <w:jc w:val="center"/>
+            </w:pPr>
+            <w:r>
+              <w:rPr>
+                <w:rFonts w:ascii="Times New Roman" w:hAnsi="Times New Roman"/>
+                <w:b/>
+                <w:sz w:val="22"/>
+              </w:rPr>
               <w:t>Исходное состояние и вход</w:t>
             </w:r>
           </w:p>
@@ -1719,15 +1968,21 @@
           <w:tcPr>
             <w:tcW w:w="1572" w:type="dxa"/>
             <w:shd w:val="clear" w:color="auto" w:fill="F2F2F2"/>
+            <w:vAlign w:val="center"/>
           </w:tcPr>
           <w:p>
             <w:pPr>
               <w:pStyle w:val="ae"/>
               <w:keepNext/>
-              <w:spacing w:before="0" w:after="20" w:line="240" w:lineRule="auto"/>
-              <w:jc w:val="left"/>
-            </w:pPr>
-            <w:r>
+              <w:spacing w:before="0" w:after="0" w:line="240" w:lineRule="auto"/>
+              <w:jc w:val="center"/>
+            </w:pPr>
+            <w:r>
+              <w:rPr>
+                <w:rFonts w:ascii="Times New Roman" w:hAnsi="Times New Roman"/>
+                <w:b/>
+                <w:sz w:val="22"/>
+              </w:rPr>
               <w:t>Действия</w:t>
             </w:r>
           </w:p>
@@ -1736,15 +1991,21 @@
           <w:tcPr>
             <w:tcW w:w="1572" w:type="dxa"/>
             <w:shd w:val="clear" w:color="auto" w:fill="F2F2F2"/>
+            <w:vAlign w:val="center"/>
           </w:tcPr>
           <w:p>
             <w:pPr>
               <w:pStyle w:val="ae"/>
               <w:keepNext/>
-              <w:spacing w:before="0" w:after="20" w:line="240" w:lineRule="auto"/>
-              <w:jc w:val="left"/>
-            </w:pPr>
-            <w:r>
+              <w:spacing w:before="0" w:after="0" w:line="240" w:lineRule="auto"/>
+              <w:jc w:val="center"/>
+            </w:pPr>
+            <w:r>
+              <w:rPr>
+                <w:rFonts w:ascii="Times New Roman" w:hAnsi="Times New Roman"/>
+                <w:b/>
+                <w:sz w:val="22"/>
+              </w:rPr>
               <w:t>Ожидаемый результат</w:t>
             </w:r>
           </w:p>
@@ -1753,15 +2014,21 @@
           <w:tcPr>
             <w:tcW w:w="1572" w:type="dxa"/>
             <w:shd w:val="clear" w:color="auto" w:fill="F2F2F2"/>
+            <w:vAlign w:val="center"/>
           </w:tcPr>
           <w:p>
             <w:pPr>
               <w:pStyle w:val="ae"/>
               <w:keepNext/>
-              <w:spacing w:before="0" w:after="20" w:line="240" w:lineRule="auto"/>
-              <w:jc w:val="left"/>
-            </w:pPr>
-            <w:r>
+              <w:spacing w:before="0" w:after="0" w:line="240" w:lineRule="auto"/>
+              <w:jc w:val="center"/>
+            </w:pPr>
+            <w:r>
+              <w:rPr>
+                <w:rFonts w:ascii="Times New Roman" w:hAnsi="Times New Roman"/>
+                <w:b/>
+                <w:sz w:val="22"/>
+              </w:rPr>
               <w:t>Обоснование выбора</w:t>
             </w:r>
           </w:p>
@@ -1775,12 +2042,19 @@
         <w:tc>
           <w:tcPr>
             <w:tcW w:w="1022" w:type="dxa"/>
-          </w:tcPr>
-          <w:p>
-            <w:pPr>
-              <w:spacing w:before="0" w:after="20" w:line="240" w:lineRule="auto"/>
-            </w:pPr>
-            <w:r>
+            <w:vAlign w:val="center"/>
+          </w:tcPr>
+          <w:p>
+            <w:pPr>
+              <w:spacing w:before="0" w:after="0" w:line="240" w:lineRule="auto"/>
+              <w:jc w:val="left"/>
+            </w:pPr>
+            <w:r>
+              <w:rPr>
+                <w:rFonts w:ascii="Times New Roman" w:hAnsi="Times New Roman"/>
+                <w:b w:val="0"/>
+                <w:sz w:val="22"/>
+              </w:rPr>
               <w:t>TD-1/TD-2</w:t>
             </w:r>
           </w:p>
@@ -1788,12 +2062,19 @@
         <w:tc>
           <w:tcPr>
             <w:tcW w:w="1572" w:type="dxa"/>
-          </w:tcPr>
-          <w:p>
-            <w:pPr>
-              <w:spacing w:before="0" w:after="20" w:line="240" w:lineRule="auto"/>
-            </w:pPr>
-            <w:r>
+            <w:vAlign w:val="center"/>
+          </w:tcPr>
+          <w:p>
+            <w:pPr>
+              <w:spacing w:before="0" w:after="0" w:line="240" w:lineRule="auto"/>
+              <w:jc w:val="left"/>
+            </w:pPr>
+            <w:r>
+              <w:rPr>
+                <w:rFonts w:ascii="Times New Roman" w:hAnsi="Times New Roman"/>
+                <w:b w:val="0"/>
+                <w:sz w:val="22"/>
+              </w:rPr>
               <w:t>equivalence partitions and boundary-value analysis</w:t>
             </w:r>
           </w:p>
@@ -1801,12 +2082,19 @@
         <w:tc>
           <w:tcPr>
             <w:tcW w:w="2044" w:type="dxa"/>
-          </w:tcPr>
-          <w:p>
-            <w:pPr>
-              <w:spacing w:before="0" w:after="20" w:line="240" w:lineRule="auto"/>
-            </w:pPr>
-            <w:r>
+            <w:vAlign w:val="center"/>
+          </w:tcPr>
+          <w:p>
+            <w:pPr>
+              <w:spacing w:before="0" w:after="0" w:line="240" w:lineRule="auto"/>
+              <w:jc w:val="left"/>
+            </w:pPr>
+            <w:r>
+              <w:rPr>
+                <w:rFonts w:ascii="Times New Roman" w:hAnsi="Times New Roman"/>
+                <w:b w:val="0"/>
+                <w:sz w:val="22"/>
+              </w:rPr>
               <w:t>aliases/duplicates/Unicode/controls; 32KiB escaped projection, 36KiB rendered block; six DI cases</w:t>
             </w:r>
           </w:p>
@@ -1814,12 +2102,19 @@
         <w:tc>
           <w:tcPr>
             <w:tcW w:w="1572" w:type="dxa"/>
-          </w:tcPr>
-          <w:p>
-            <w:pPr>
-              <w:spacing w:before="0" w:after="20" w:line="240" w:lineRule="auto"/>
-            </w:pPr>
-            <w:r>
+            <w:vAlign w:val="center"/>
+          </w:tcPr>
+          <w:p>
+            <w:pPr>
+              <w:spacing w:before="0" w:after="0" w:line="240" w:lineRule="auto"/>
+              <w:jc w:val="left"/>
+            </w:pPr>
+            <w:r>
+              <w:rPr>
+                <w:rFonts w:ascii="Times New Roman" w:hAnsi="Times New Roman"/>
+                <w:b w:val="0"/>
+                <w:sz w:val="22"/>
+              </w:rPr>
               <w:t>go test ./...</w:t>
             </w:r>
           </w:p>
@@ -1827,12 +2122,19 @@
         <w:tc>
           <w:tcPr>
             <w:tcW w:w="1572" w:type="dxa"/>
-          </w:tcPr>
-          <w:p>
-            <w:pPr>
-              <w:spacing w:before="0" w:after="20" w:line="240" w:lineRule="auto"/>
-            </w:pPr>
-            <w:r>
+            <w:vAlign w:val="center"/>
+          </w:tcPr>
+          <w:p>
+            <w:pPr>
+              <w:spacing w:before="0" w:after="0" w:line="240" w:lineRule="auto"/>
+              <w:jc w:val="left"/>
+            </w:pPr>
+            <w:r>
+              <w:rPr>
+                <w:rFonts w:ascii="Times New Roman" w:hAnsi="Times New Roman"/>
+                <w:b w:val="0"/>
+                <w:sz w:val="22"/>
+              </w:rPr>
               <w:t>typed PASS/FAIL/Incomplete/Unknown assertions</w:t>
             </w:r>
           </w:p>
@@ -1840,12 +2142,19 @@
         <w:tc>
           <w:tcPr>
             <w:tcW w:w="1572" w:type="dxa"/>
-          </w:tcPr>
-          <w:p>
-            <w:pPr>
-              <w:spacing w:before="0" w:after="20" w:line="240" w:lineRule="auto"/>
-            </w:pPr>
-            <w:r>
+            <w:vAlign w:val="center"/>
+          </w:tcPr>
+          <w:p>
+            <w:pPr>
+              <w:spacing w:before="0" w:after="0" w:line="240" w:lineRule="auto"/>
+              <w:jc w:val="left"/>
+            </w:pPr>
+            <w:r>
+              <w:rPr>
+                <w:rFonts w:ascii="Times New Roman" w:hAnsi="Times New Roman"/>
+                <w:b w:val="0"/>
+                <w:sz w:val="22"/>
+              </w:rPr>
               <w:t>derived from requirements.md FR/NFR and BP004/T013</w:t>
             </w:r>
           </w:p>
@@ -1947,9 +2256,19 @@
           <w:tcPr>
             <w:tcW w:w="1031" w:type="dxa"/>
             <w:shd w:val="clear" w:color="auto" w:fill="F2F2F2"/>
-          </w:tcPr>
-          <w:p>
-            <w:r>
+            <w:vAlign w:val="center"/>
+          </w:tcPr>
+          <w:p>
+            <w:pPr>
+              <w:spacing w:before="0" w:after="0" w:line="240" w:lineRule="auto"/>
+              <w:jc w:val="center"/>
+            </w:pPr>
+            <w:r>
+              <w:rPr>
+                <w:rFonts w:ascii="Times New Roman" w:hAnsi="Times New Roman"/>
+                <w:b/>
+                <w:sz w:val="22"/>
+              </w:rPr>
               <w:t>ID</w:t>
             </w:r>
           </w:p>
@@ -1958,9 +2277,19 @@
           <w:tcPr>
             <w:tcW w:w="1585" w:type="dxa"/>
             <w:shd w:val="clear" w:color="auto" w:fill="F2F2F2"/>
-          </w:tcPr>
-          <w:p>
-            <w:r>
+            <w:vAlign w:val="center"/>
+          </w:tcPr>
+          <w:p>
+            <w:pPr>
+              <w:spacing w:before="0" w:after="0" w:line="240" w:lineRule="auto"/>
+              <w:jc w:val="center"/>
+            </w:pPr>
+            <w:r>
+              <w:rPr>
+                <w:rFonts w:ascii="Times New Roman" w:hAnsi="Times New Roman"/>
+                <w:b/>
+                <w:sz w:val="22"/>
+              </w:rPr>
               <w:t>Событие</w:t>
             </w:r>
           </w:p>
@@ -1969,9 +2298,19 @@
           <w:tcPr>
             <w:tcW w:w="2061" w:type="dxa"/>
             <w:shd w:val="clear" w:color="auto" w:fill="F2F2F2"/>
-          </w:tcPr>
-          <w:p>
-            <w:r>
+            <w:vAlign w:val="center"/>
+          </w:tcPr>
+          <w:p>
+            <w:pPr>
+              <w:spacing w:before="0" w:after="0" w:line="240" w:lineRule="auto"/>
+              <w:jc w:val="center"/>
+            </w:pPr>
+            <w:r>
+              <w:rPr>
+                <w:rFonts w:ascii="Times New Roman" w:hAnsi="Times New Roman"/>
+                <w:b/>
+                <w:sz w:val="22"/>
+              </w:rPr>
               <w:t>Вероятность</w:t>
             </w:r>
           </w:p>
@@ -1980,9 +2319,19 @@
           <w:tcPr>
             <w:tcW w:w="1585" w:type="dxa"/>
             <w:shd w:val="clear" w:color="auto" w:fill="F2F2F2"/>
-          </w:tcPr>
-          <w:p>
-            <w:r>
+            <w:vAlign w:val="center"/>
+          </w:tcPr>
+          <w:p>
+            <w:pPr>
+              <w:spacing w:before="0" w:after="0" w:line="240" w:lineRule="auto"/>
+              <w:jc w:val="center"/>
+            </w:pPr>
+            <w:r>
+              <w:rPr>
+                <w:rFonts w:ascii="Times New Roman" w:hAnsi="Times New Roman"/>
+                <w:b/>
+                <w:sz w:val="22"/>
+              </w:rPr>
               <w:t>Ущерб</w:t>
             </w:r>
           </w:p>
@@ -1991,9 +2340,19 @@
           <w:tcPr>
             <w:tcW w:w="1031" w:type="dxa"/>
             <w:shd w:val="clear" w:color="auto" w:fill="F2F2F2"/>
-          </w:tcPr>
-          <w:p>
-            <w:r>
+            <w:vAlign w:val="center"/>
+          </w:tcPr>
+          <w:p>
+            <w:pPr>
+              <w:spacing w:before="0" w:after="0" w:line="240" w:lineRule="auto"/>
+              <w:jc w:val="center"/>
+            </w:pPr>
+            <w:r>
+              <w:rPr>
+                <w:rFonts w:ascii="Times New Roman" w:hAnsi="Times New Roman"/>
+                <w:b/>
+                <w:sz w:val="22"/>
+              </w:rPr>
               <w:t>Приоритет</w:t>
             </w:r>
           </w:p>
@@ -2002,9 +2361,19 @@
           <w:tcPr>
             <w:tcW w:w="2061" w:type="dxa"/>
             <w:shd w:val="clear" w:color="auto" w:fill="F2F2F2"/>
-          </w:tcPr>
-          <w:p>
-            <w:r>
+            <w:vAlign w:val="center"/>
+          </w:tcPr>
+          <w:p>
+            <w:pPr>
+              <w:spacing w:before="0" w:after="0" w:line="240" w:lineRule="auto"/>
+              <w:jc w:val="center"/>
+            </w:pPr>
+            <w:r>
+              <w:rPr>
+                <w:rFonts w:ascii="Times New Roman" w:hAnsi="Times New Roman"/>
+                <w:b/>
+                <w:sz w:val="22"/>
+              </w:rPr>
               <w:t>Контроль / остаток</w:t>
             </w:r>
           </w:p>
@@ -2018,9 +2387,19 @@
         <w:tc>
           <w:tcPr>
             <w:tcW w:w="1031" w:type="dxa"/>
-          </w:tcPr>
-          <w:p>
-            <w:r>
+            <w:vAlign w:val="center"/>
+          </w:tcPr>
+          <w:p>
+            <w:pPr>
+              <w:spacing w:before="0" w:after="0" w:line="240" w:lineRule="auto"/>
+              <w:jc w:val="left"/>
+            </w:pPr>
+            <w:r>
+              <w:rPr>
+                <w:rFonts w:ascii="Times New Roman" w:hAnsi="Times New Roman"/>
+                <w:b w:val="0"/>
+                <w:sz w:val="22"/>
+              </w:rPr>
               <w:t>R-001</w:t>
             </w:r>
           </w:p>
@@ -2028,9 +2407,19 @@
         <w:tc>
           <w:tcPr>
             <w:tcW w:w="1585" w:type="dxa"/>
-          </w:tcPr>
-          <w:p>
-            <w:r>
+            <w:vAlign w:val="center"/>
+          </w:tcPr>
+          <w:p>
+            <w:pPr>
+              <w:spacing w:before="0" w:after="0" w:line="240" w:lineRule="auto"/>
+              <w:jc w:val="left"/>
+            </w:pPr>
+            <w:r>
+              <w:rPr>
+                <w:rFonts w:ascii="Times New Roman" w:hAnsi="Times New Roman"/>
+                <w:b w:val="0"/>
+                <w:sz w:val="22"/>
+              </w:rPr>
               <w:t>Malformed JSON → false match</w:t>
             </w:r>
           </w:p>
@@ -2038,9 +2427,19 @@
         <w:tc>
           <w:tcPr>
             <w:tcW w:w="2061" w:type="dxa"/>
-          </w:tcPr>
-          <w:p>
-            <w:r>
+            <w:vAlign w:val="center"/>
+          </w:tcPr>
+          <w:p>
+            <w:pPr>
+              <w:spacing w:before="0" w:after="0" w:line="240" w:lineRule="auto"/>
+              <w:jc w:val="left"/>
+            </w:pPr>
+            <w:r>
+              <w:rPr>
+                <w:rFonts w:ascii="Times New Roman" w:hAnsi="Times New Roman"/>
+                <w:b w:val="0"/>
+                <w:sz w:val="22"/>
+              </w:rPr>
               <w:t>Средняя</w:t>
             </w:r>
           </w:p>
@@ -2048,9 +2447,19 @@
         <w:tc>
           <w:tcPr>
             <w:tcW w:w="1585" w:type="dxa"/>
-          </w:tcPr>
-          <w:p>
-            <w:r>
+            <w:vAlign w:val="center"/>
+          </w:tcPr>
+          <w:p>
+            <w:pPr>
+              <w:spacing w:before="0" w:after="0" w:line="240" w:lineRule="auto"/>
+              <w:jc w:val="left"/>
+            </w:pPr>
+            <w:r>
+              <w:rPr>
+                <w:rFonts w:ascii="Times New Roman" w:hAnsi="Times New Roman"/>
+                <w:b w:val="0"/>
+                <w:sz w:val="22"/>
+              </w:rPr>
               <w:t>Высокий</w:t>
             </w:r>
           </w:p>
@@ -2058,9 +2467,19 @@
         <w:tc>
           <w:tcPr>
             <w:tcW w:w="1031" w:type="dxa"/>
-          </w:tcPr>
-          <w:p>
-            <w:r>
+            <w:vAlign w:val="center"/>
+          </w:tcPr>
+          <w:p>
+            <w:pPr>
+              <w:spacing w:before="0" w:after="0" w:line="240" w:lineRule="auto"/>
+              <w:jc w:val="left"/>
+            </w:pPr>
+            <w:r>
+              <w:rPr>
+                <w:rFonts w:ascii="Times New Roman" w:hAnsi="Times New Roman"/>
+                <w:b w:val="0"/>
+                <w:sz w:val="22"/>
+              </w:rPr>
               <w:t>Высокий</w:t>
             </w:r>
           </w:p>
@@ -2068,9 +2487,19 @@
         <w:tc>
           <w:tcPr>
             <w:tcW w:w="2061" w:type="dxa"/>
-          </w:tcPr>
-          <w:p>
-            <w:r>
+            <w:vAlign w:val="center"/>
+          </w:tcPr>
+          <w:p>
+            <w:pPr>
+              <w:spacing w:before="0" w:after="0" w:line="240" w:lineRule="auto"/>
+              <w:jc w:val="left"/>
+            </w:pPr>
+            <w:r>
+              <w:rPr>
+                <w:rFonts w:ascii="Times New Roman" w:hAnsi="Times New Roman"/>
+                <w:b w:val="0"/>
+                <w:sz w:val="22"/>
+              </w:rPr>
               <w:t>Parser tests / низкий</w:t>
             </w:r>
           </w:p>
@@ -2080,9 +2509,19 @@
         <w:tc>
           <w:tcPr>
             <w:tcW w:type="dxa" w:w="1031"/>
-          </w:tcPr>
-          <w:p>
-            <w:r>
+            <w:vAlign w:val="center"/>
+          </w:tcPr>
+          <w:p>
+            <w:pPr>
+              <w:spacing w:before="0" w:after="0" w:line="240" w:lineRule="auto"/>
+              <w:jc w:val="left"/>
+            </w:pPr>
+            <w:r>
+              <w:rPr>
+                <w:rFonts w:ascii="Times New Roman" w:hAnsi="Times New Roman"/>
+                <w:b w:val="0"/>
+                <w:sz w:val="22"/>
+              </w:rPr>
               <w:t>R-002</w:t>
             </w:r>
           </w:p>
@@ -2090,9 +2529,19 @@
         <w:tc>
           <w:tcPr>
             <w:tcW w:type="dxa" w:w="1585"/>
-          </w:tcPr>
-          <w:p>
-            <w:r>
+            <w:vAlign w:val="center"/>
+          </w:tcPr>
+          <w:p>
+            <w:pPr>
+              <w:spacing w:before="0" w:after="0" w:line="240" w:lineRule="auto"/>
+              <w:jc w:val="left"/>
+            </w:pPr>
+            <w:r>
+              <w:rPr>
+                <w:rFonts w:ascii="Times New Roman" w:hAnsi="Times New Roman"/>
+                <w:b w:val="0"/>
+                <w:sz w:val="22"/>
+              </w:rPr>
               <w:t>Retrieval error → duplicate</w:t>
             </w:r>
           </w:p>
@@ -2100,9 +2549,19 @@
         <w:tc>
           <w:tcPr>
             <w:tcW w:type="dxa" w:w="2061"/>
-          </w:tcPr>
-          <w:p>
-            <w:r>
+            <w:vAlign w:val="center"/>
+          </w:tcPr>
+          <w:p>
+            <w:pPr>
+              <w:spacing w:before="0" w:after="0" w:line="240" w:lineRule="auto"/>
+              <w:jc w:val="left"/>
+            </w:pPr>
+            <w:r>
+              <w:rPr>
+                <w:rFonts w:ascii="Times New Roman" w:hAnsi="Times New Roman"/>
+                <w:b w:val="0"/>
+                <w:sz w:val="22"/>
+              </w:rPr>
               <w:t>Низкая</w:t>
             </w:r>
           </w:p>
@@ -2110,9 +2569,19 @@
         <w:tc>
           <w:tcPr>
             <w:tcW w:type="dxa" w:w="1585"/>
-          </w:tcPr>
-          <w:p>
-            <w:r>
+            <w:vAlign w:val="center"/>
+          </w:tcPr>
+          <w:p>
+            <w:pPr>
+              <w:spacing w:before="0" w:after="0" w:line="240" w:lineRule="auto"/>
+              <w:jc w:val="left"/>
+            </w:pPr>
+            <w:r>
+              <w:rPr>
+                <w:rFonts w:ascii="Times New Roman" w:hAnsi="Times New Roman"/>
+                <w:b w:val="0"/>
+                <w:sz w:val="22"/>
+              </w:rPr>
               <w:t>Высокий</w:t>
             </w:r>
           </w:p>
@@ -2120,9 +2589,19 @@
         <w:tc>
           <w:tcPr>
             <w:tcW w:type="dxa" w:w="1031"/>
-          </w:tcPr>
-          <w:p>
-            <w:r>
+            <w:vAlign w:val="center"/>
+          </w:tcPr>
+          <w:p>
+            <w:pPr>
+              <w:spacing w:before="0" w:after="0" w:line="240" w:lineRule="auto"/>
+              <w:jc w:val="left"/>
+            </w:pPr>
+            <w:r>
+              <w:rPr>
+                <w:rFonts w:ascii="Times New Roman" w:hAnsi="Times New Roman"/>
+                <w:b w:val="0"/>
+                <w:sz w:val="22"/>
+              </w:rPr>
               <w:t>Высокий</w:t>
             </w:r>
           </w:p>
@@ -2130,9 +2609,19 @@
         <w:tc>
           <w:tcPr>
             <w:tcW w:type="dxa" w:w="2061"/>
-          </w:tcPr>
-          <w:p>
-            <w:r>
+            <w:vAlign w:val="center"/>
+          </w:tcPr>
+          <w:p>
+            <w:pPr>
+              <w:spacing w:before="0" w:after="0" w:line="240" w:lineRule="auto"/>
+              <w:jc w:val="left"/>
+            </w:pPr>
+            <w:r>
+              <w:rPr>
+                <w:rFonts w:ascii="Times New Roman" w:hAnsi="Times New Roman"/>
+                <w:b w:val="0"/>
+                <w:sz w:val="22"/>
+              </w:rPr>
               <w:t>Error test / средний live</w:t>
             </w:r>
           </w:p>
@@ -2142,9 +2631,19 @@
         <w:tc>
           <w:tcPr>
             <w:tcW w:type="dxa" w:w="1031"/>
-          </w:tcPr>
-          <w:p>
-            <w:r>
+            <w:vAlign w:val="center"/>
+          </w:tcPr>
+          <w:p>
+            <w:pPr>
+              <w:spacing w:before="0" w:after="0" w:line="240" w:lineRule="auto"/>
+              <w:jc w:val="left"/>
+            </w:pPr>
+            <w:r>
+              <w:rPr>
+                <w:rFonts w:ascii="Times New Roman" w:hAnsi="Times New Roman"/>
+                <w:b w:val="0"/>
+                <w:sz w:val="22"/>
+              </w:rPr>
               <w:t>R-003</w:t>
             </w:r>
           </w:p>
@@ -2152,9 +2651,19 @@
         <w:tc>
           <w:tcPr>
             <w:tcW w:type="dxa" w:w="1585"/>
-          </w:tcPr>
-          <w:p>
-            <w:r>
+            <w:vAlign w:val="center"/>
+          </w:tcPr>
+          <w:p>
+            <w:pPr>
+              <w:spacing w:before="0" w:after="0" w:line="240" w:lineRule="auto"/>
+              <w:jc w:val="left"/>
+            </w:pPr>
+            <w:r>
+              <w:rPr>
+                <w:rFonts w:ascii="Times New Roman" w:hAnsi="Times New Roman"/>
+                <w:b w:val="0"/>
+                <w:sz w:val="22"/>
+              </w:rPr>
               <w:t>Wrong target → confirmation</w:t>
             </w:r>
           </w:p>
@@ -2162,9 +2671,19 @@
         <w:tc>
           <w:tcPr>
             <w:tcW w:type="dxa" w:w="2061"/>
-          </w:tcPr>
-          <w:p>
-            <w:r>
+            <w:vAlign w:val="center"/>
+          </w:tcPr>
+          <w:p>
+            <w:pPr>
+              <w:spacing w:before="0" w:after="0" w:line="240" w:lineRule="auto"/>
+              <w:jc w:val="left"/>
+            </w:pPr>
+            <w:r>
+              <w:rPr>
+                <w:rFonts w:ascii="Times New Roman" w:hAnsi="Times New Roman"/>
+                <w:b w:val="0"/>
+                <w:sz w:val="22"/>
+              </w:rPr>
               <w:t>Средняя</w:t>
             </w:r>
           </w:p>
@@ -2172,9 +2691,19 @@
         <w:tc>
           <w:tcPr>
             <w:tcW w:type="dxa" w:w="1585"/>
-          </w:tcPr>
-          <w:p>
-            <w:r>
+            <w:vAlign w:val="center"/>
+          </w:tcPr>
+          <w:p>
+            <w:pPr>
+              <w:spacing w:before="0" w:after="0" w:line="240" w:lineRule="auto"/>
+              <w:jc w:val="left"/>
+            </w:pPr>
+            <w:r>
+              <w:rPr>
+                <w:rFonts w:ascii="Times New Roman" w:hAnsi="Times New Roman"/>
+                <w:b w:val="0"/>
+                <w:sz w:val="22"/>
+              </w:rPr>
               <w:t>Высокий</w:t>
             </w:r>
           </w:p>
@@ -2182,9 +2711,19 @@
         <w:tc>
           <w:tcPr>
             <w:tcW w:type="dxa" w:w="1031"/>
-          </w:tcPr>
-          <w:p>
-            <w:r>
+            <w:vAlign w:val="center"/>
+          </w:tcPr>
+          <w:p>
+            <w:pPr>
+              <w:spacing w:before="0" w:after="0" w:line="240" w:lineRule="auto"/>
+              <w:jc w:val="left"/>
+            </w:pPr>
+            <w:r>
+              <w:rPr>
+                <w:rFonts w:ascii="Times New Roman" w:hAnsi="Times New Roman"/>
+                <w:b w:val="0"/>
+                <w:sz w:val="22"/>
+              </w:rPr>
               <w:t>Высокий</w:t>
             </w:r>
           </w:p>
@@ -2192,9 +2731,19 @@
         <w:tc>
           <w:tcPr>
             <w:tcW w:type="dxa" w:w="2061"/>
-          </w:tcPr>
-          <w:p>
-            <w:r>
+            <w:vAlign w:val="center"/>
+          </w:tcPr>
+          <w:p>
+            <w:pPr>
+              <w:spacing w:before="0" w:after="0" w:line="240" w:lineRule="auto"/>
+              <w:jc w:val="left"/>
+            </w:pPr>
+            <w:r>
+              <w:rPr>
+                <w:rFonts w:ascii="Times New Roman" w:hAnsi="Times New Roman"/>
+                <w:b w:val="0"/>
+                <w:sz w:val="22"/>
+              </w:rPr>
               <w:t>Target/provenance / низкий</w:t>
             </w:r>
           </w:p>
@@ -2204,9 +2753,19 @@
         <w:tc>
           <w:tcPr>
             <w:tcW w:type="dxa" w:w="1031"/>
-          </w:tcPr>
-          <w:p>
-            <w:r>
+            <w:vAlign w:val="center"/>
+          </w:tcPr>
+          <w:p>
+            <w:pPr>
+              <w:spacing w:before="0" w:after="0" w:line="240" w:lineRule="auto"/>
+              <w:jc w:val="left"/>
+            </w:pPr>
+            <w:r>
+              <w:rPr>
+                <w:rFonts w:ascii="Times New Roman" w:hAnsi="Times New Roman"/>
+                <w:b w:val="0"/>
+                <w:sz w:val="22"/>
+              </w:rPr>
               <w:t>R-004</w:t>
             </w:r>
           </w:p>
@@ -2214,9 +2773,19 @@
         <w:tc>
           <w:tcPr>
             <w:tcW w:type="dxa" w:w="1585"/>
-          </w:tcPr>
-          <w:p>
-            <w:r>
+            <w:vAlign w:val="center"/>
+          </w:tcPr>
+          <w:p>
+            <w:pPr>
+              <w:spacing w:before="0" w:after="0" w:line="240" w:lineRule="auto"/>
+              <w:jc w:val="left"/>
+            </w:pPr>
+            <w:r>
+              <w:rPr>
+                <w:rFonts w:ascii="Times New Roman" w:hAnsi="Times New Roman"/>
+                <w:b w:val="0"/>
+                <w:sz w:val="22"/>
+              </w:rPr>
               <w:t>NUL/control input</w:t>
             </w:r>
           </w:p>
@@ -2224,9 +2793,19 @@
         <w:tc>
           <w:tcPr>
             <w:tcW w:type="dxa" w:w="2061"/>
-          </w:tcPr>
-          <w:p>
-            <w:r>
+            <w:vAlign w:val="center"/>
+          </w:tcPr>
+          <w:p>
+            <w:pPr>
+              <w:spacing w:before="0" w:after="0" w:line="240" w:lineRule="auto"/>
+              <w:jc w:val="left"/>
+            </w:pPr>
+            <w:r>
+              <w:rPr>
+                <w:rFonts w:ascii="Times New Roman" w:hAnsi="Times New Roman"/>
+                <w:b w:val="0"/>
+                <w:sz w:val="22"/>
+              </w:rPr>
               <w:t>Средняя</w:t>
             </w:r>
           </w:p>
@@ -2234,9 +2813,19 @@
         <w:tc>
           <w:tcPr>
             <w:tcW w:type="dxa" w:w="1585"/>
-          </w:tcPr>
-          <w:p>
-            <w:r>
+            <w:vAlign w:val="center"/>
+          </w:tcPr>
+          <w:p>
+            <w:pPr>
+              <w:spacing w:before="0" w:after="0" w:line="240" w:lineRule="auto"/>
+              <w:jc w:val="left"/>
+            </w:pPr>
+            <w:r>
+              <w:rPr>
+                <w:rFonts w:ascii="Times New Roman" w:hAnsi="Times New Roman"/>
+                <w:b w:val="0"/>
+                <w:sz w:val="22"/>
+              </w:rPr>
               <w:t>Средний</w:t>
             </w:r>
           </w:p>
@@ -2244,9 +2833,19 @@
         <w:tc>
           <w:tcPr>
             <w:tcW w:type="dxa" w:w="1031"/>
-          </w:tcPr>
-          <w:p>
-            <w:r>
+            <w:vAlign w:val="center"/>
+          </w:tcPr>
+          <w:p>
+            <w:pPr>
+              <w:spacing w:before="0" w:after="0" w:line="240" w:lineRule="auto"/>
+              <w:jc w:val="left"/>
+            </w:pPr>
+            <w:r>
+              <w:rPr>
+                <w:rFonts w:ascii="Times New Roman" w:hAnsi="Times New Roman"/>
+                <w:b w:val="0"/>
+                <w:sz w:val="22"/>
+              </w:rPr>
               <w:t>Высокий</w:t>
             </w:r>
           </w:p>
@@ -2254,9 +2853,19 @@
         <w:tc>
           <w:tcPr>
             <w:tcW w:type="dxa" w:w="2061"/>
-          </w:tcPr>
-          <w:p>
-            <w:r>
+            <w:vAlign w:val="center"/>
+          </w:tcPr>
+          <w:p>
+            <w:pPr>
+              <w:spacing w:before="0" w:after="0" w:line="240" w:lineRule="auto"/>
+              <w:jc w:val="left"/>
+            </w:pPr>
+            <w:r>
+              <w:rPr>
+                <w:rFonts w:ascii="Times New Roman" w:hAnsi="Times New Roman"/>
+                <w:b w:val="0"/>
+                <w:sz w:val="22"/>
+              </w:rPr>
               <w:t>Control regression / низкий</w:t>
             </w:r>
           </w:p>
@@ -2266,9 +2875,19 @@
         <w:tc>
           <w:tcPr>
             <w:tcW w:type="dxa" w:w="1031"/>
-          </w:tcPr>
-          <w:p>
-            <w:r>
+            <w:vAlign w:val="center"/>
+          </w:tcPr>
+          <w:p>
+            <w:pPr>
+              <w:spacing w:before="0" w:after="0" w:line="240" w:lineRule="auto"/>
+              <w:jc w:val="left"/>
+            </w:pPr>
+            <w:r>
+              <w:rPr>
+                <w:rFonts w:ascii="Times New Roman" w:hAnsi="Times New Roman"/>
+                <w:b w:val="0"/>
+                <w:sz w:val="22"/>
+              </w:rPr>
               <w:t>R-005</w:t>
             </w:r>
           </w:p>
@@ -2276,9 +2895,19 @@
         <w:tc>
           <w:tcPr>
             <w:tcW w:type="dxa" w:w="1585"/>
-          </w:tcPr>
-          <w:p>
-            <w:r>
+            <w:vAlign w:val="center"/>
+          </w:tcPr>
+          <w:p>
+            <w:pPr>
+              <w:spacing w:before="0" w:after="0" w:line="240" w:lineRule="auto"/>
+              <w:jc w:val="left"/>
+            </w:pPr>
+            <w:r>
+              <w:rPr>
+                <w:rFonts w:ascii="Times New Roman" w:hAnsi="Times New Roman"/>
+                <w:b w:val="0"/>
+                <w:sz w:val="22"/>
+              </w:rPr>
               <w:t>Escaping exceeds budget</w:t>
             </w:r>
           </w:p>
@@ -2286,9 +2915,19 @@
         <w:tc>
           <w:tcPr>
             <w:tcW w:type="dxa" w:w="2061"/>
-          </w:tcPr>
-          <w:p>
-            <w:r>
+            <w:vAlign w:val="center"/>
+          </w:tcPr>
+          <w:p>
+            <w:pPr>
+              <w:spacing w:before="0" w:after="0" w:line="240" w:lineRule="auto"/>
+              <w:jc w:val="left"/>
+            </w:pPr>
+            <w:r>
+              <w:rPr>
+                <w:rFonts w:ascii="Times New Roman" w:hAnsi="Times New Roman"/>
+                <w:b w:val="0"/>
+                <w:sz w:val="22"/>
+              </w:rPr>
               <w:t>Средняя</w:t>
             </w:r>
           </w:p>
@@ -2296,9 +2935,19 @@
         <w:tc>
           <w:tcPr>
             <w:tcW w:type="dxa" w:w="1585"/>
-          </w:tcPr>
-          <w:p>
-            <w:r>
+            <w:vAlign w:val="center"/>
+          </w:tcPr>
+          <w:p>
+            <w:pPr>
+              <w:spacing w:before="0" w:after="0" w:line="240" w:lineRule="auto"/>
+              <w:jc w:val="left"/>
+            </w:pPr>
+            <w:r>
+              <w:rPr>
+                <w:rFonts w:ascii="Times New Roman" w:hAnsi="Times New Roman"/>
+                <w:b w:val="0"/>
+                <w:sz w:val="22"/>
+              </w:rPr>
               <w:t>Высокий</w:t>
             </w:r>
           </w:p>
@@ -2306,9 +2955,19 @@
         <w:tc>
           <w:tcPr>
             <w:tcW w:type="dxa" w:w="1031"/>
-          </w:tcPr>
-          <w:p>
-            <w:r>
+            <w:vAlign w:val="center"/>
+          </w:tcPr>
+          <w:p>
+            <w:pPr>
+              <w:spacing w:before="0" w:after="0" w:line="240" w:lineRule="auto"/>
+              <w:jc w:val="left"/>
+            </w:pPr>
+            <w:r>
+              <w:rPr>
+                <w:rFonts w:ascii="Times New Roman" w:hAnsi="Times New Roman"/>
+                <w:b w:val="0"/>
+                <w:sz w:val="22"/>
+              </w:rPr>
               <w:t>Высокий</w:t>
             </w:r>
           </w:p>
@@ -2316,9 +2975,19 @@
         <w:tc>
           <w:tcPr>
             <w:tcW w:type="dxa" w:w="2061"/>
-          </w:tcPr>
-          <w:p>
-            <w:r>
+            <w:vAlign w:val="center"/>
+          </w:tcPr>
+          <w:p>
+            <w:pPr>
+              <w:spacing w:before="0" w:after="0" w:line="240" w:lineRule="auto"/>
+              <w:jc w:val="left"/>
+            </w:pPr>
+            <w:r>
+              <w:rPr>
+                <w:rFonts w:ascii="Times New Roman" w:hAnsi="Times New Roman"/>
+                <w:b w:val="0"/>
+                <w:sz w:val="22"/>
+              </w:rPr>
               <w:t>JCS boundary / низкий</w:t>
             </w:r>
           </w:p>
@@ -2328,9 +2997,19 @@
         <w:tc>
           <w:tcPr>
             <w:tcW w:type="dxa" w:w="1031"/>
-          </w:tcPr>
-          <w:p>
-            <w:r>
+            <w:vAlign w:val="center"/>
+          </w:tcPr>
+          <w:p>
+            <w:pPr>
+              <w:spacing w:before="0" w:after="0" w:line="240" w:lineRule="auto"/>
+              <w:jc w:val="left"/>
+            </w:pPr>
+            <w:r>
+              <w:rPr>
+                <w:rFonts w:ascii="Times New Roman" w:hAnsi="Times New Roman"/>
+                <w:b w:val="0"/>
+                <w:sz w:val="22"/>
+              </w:rPr>
               <w:t>R-006</w:t>
             </w:r>
           </w:p>
@@ -2338,9 +3017,19 @@
         <w:tc>
           <w:tcPr>
             <w:tcW w:type="dxa" w:w="1585"/>
-          </w:tcPr>
-          <w:p>
-            <w:r>
+            <w:vAlign w:val="center"/>
+          </w:tcPr>
+          <w:p>
+            <w:pPr>
+              <w:spacing w:before="0" w:after="0" w:line="240" w:lineRule="auto"/>
+              <w:jc w:val="left"/>
+            </w:pPr>
+            <w:r>
+              <w:rPr>
+                <w:rFonts w:ascii="Times New Roman" w:hAnsi="Times New Roman"/>
+                <w:b w:val="0"/>
+                <w:sz w:val="22"/>
+              </w:rPr>
               <w:t>Normalization changes spaces</w:t>
             </w:r>
           </w:p>
@@ -2348,9 +3037,19 @@
         <w:tc>
           <w:tcPr>
             <w:tcW w:type="dxa" w:w="2061"/>
-          </w:tcPr>
-          <w:p>
-            <w:r>
+            <w:vAlign w:val="center"/>
+          </w:tcPr>
+          <w:p>
+            <w:pPr>
+              <w:spacing w:before="0" w:after="0" w:line="240" w:lineRule="auto"/>
+              <w:jc w:val="left"/>
+            </w:pPr>
+            <w:r>
+              <w:rPr>
+                <w:rFonts w:ascii="Times New Roman" w:hAnsi="Times New Roman"/>
+                <w:b w:val="0"/>
+                <w:sz w:val="22"/>
+              </w:rPr>
               <w:t>Низкая</w:t>
             </w:r>
           </w:p>
@@ -2358,9 +3057,19 @@
         <w:tc>
           <w:tcPr>
             <w:tcW w:type="dxa" w:w="1585"/>
-          </w:tcPr>
-          <w:p>
-            <w:r>
+            <w:vAlign w:val="center"/>
+          </w:tcPr>
+          <w:p>
+            <w:pPr>
+              <w:spacing w:before="0" w:after="0" w:line="240" w:lineRule="auto"/>
+              <w:jc w:val="left"/>
+            </w:pPr>
+            <w:r>
+              <w:rPr>
+                <w:rFonts w:ascii="Times New Roman" w:hAnsi="Times New Roman"/>
+                <w:b w:val="0"/>
+                <w:sz w:val="22"/>
+              </w:rPr>
               <w:t>Средний</w:t>
             </w:r>
           </w:p>
@@ -2368,9 +3077,19 @@
         <w:tc>
           <w:tcPr>
             <w:tcW w:type="dxa" w:w="1031"/>
-          </w:tcPr>
-          <w:p>
-            <w:r>
+            <w:vAlign w:val="center"/>
+          </w:tcPr>
+          <w:p>
+            <w:pPr>
+              <w:spacing w:before="0" w:after="0" w:line="240" w:lineRule="auto"/>
+              <w:jc w:val="left"/>
+            </w:pPr>
+            <w:r>
+              <w:rPr>
+                <w:rFonts w:ascii="Times New Roman" w:hAnsi="Times New Roman"/>
+                <w:b w:val="0"/>
+                <w:sz w:val="22"/>
+              </w:rPr>
               <w:t>Средний</w:t>
             </w:r>
           </w:p>
@@ -2378,9 +3097,19 @@
         <w:tc>
           <w:tcPr>
             <w:tcW w:type="dxa" w:w="2061"/>
-          </w:tcPr>
-          <w:p>
-            <w:r>
+            <w:vAlign w:val="center"/>
+          </w:tcPr>
+          <w:p>
+            <w:pPr>
+              <w:spacing w:before="0" w:after="0" w:line="240" w:lineRule="auto"/>
+              <w:jc w:val="left"/>
+            </w:pPr>
+            <w:r>
+              <w:rPr>
+                <w:rFonts w:ascii="Times New Roman" w:hAnsi="Times New Roman"/>
+                <w:b w:val="0"/>
+                <w:sz w:val="22"/>
+              </w:rPr>
               <w:t>NFC/CRLF tests / низкий</w:t>
             </w:r>
           </w:p>
@@ -2390,9 +3119,19 @@
         <w:tc>
           <w:tcPr>
             <w:tcW w:type="dxa" w:w="1031"/>
-          </w:tcPr>
-          <w:p>
-            <w:r>
+            <w:vAlign w:val="center"/>
+          </w:tcPr>
+          <w:p>
+            <w:pPr>
+              <w:spacing w:before="0" w:after="0" w:line="240" w:lineRule="auto"/>
+              <w:jc w:val="left"/>
+            </w:pPr>
+            <w:r>
+              <w:rPr>
+                <w:rFonts w:ascii="Times New Roman" w:hAnsi="Times New Roman"/>
+                <w:b w:val="0"/>
+                <w:sz w:val="22"/>
+              </w:rPr>
               <w:t>R-007</w:t>
             </w:r>
           </w:p>
@@ -2400,9 +3139,19 @@
         <w:tc>
           <w:tcPr>
             <w:tcW w:type="dxa" w:w="1585"/>
-          </w:tcPr>
-          <w:p>
-            <w:r>
+            <w:vAlign w:val="center"/>
+          </w:tcPr>
+          <w:p>
+            <w:pPr>
+              <w:spacing w:before="0" w:after="0" w:line="240" w:lineRule="auto"/>
+              <w:jc w:val="left"/>
+            </w:pPr>
+            <w:r>
+              <w:rPr>
+                <w:rFonts w:ascii="Times New Roman" w:hAnsi="Times New Roman"/>
+                <w:b w:val="0"/>
+                <w:sz w:val="22"/>
+              </w:rPr>
               <w:t>Placeholder treated as PASS</w:t>
             </w:r>
           </w:p>
@@ -2410,9 +3159,19 @@
         <w:tc>
           <w:tcPr>
             <w:tcW w:type="dxa" w:w="2061"/>
-          </w:tcPr>
-          <w:p>
-            <w:r>
+            <w:vAlign w:val="center"/>
+          </w:tcPr>
+          <w:p>
+            <w:pPr>
+              <w:spacing w:before="0" w:after="0" w:line="240" w:lineRule="auto"/>
+              <w:jc w:val="left"/>
+            </w:pPr>
+            <w:r>
+              <w:rPr>
+                <w:rFonts w:ascii="Times New Roman" w:hAnsi="Times New Roman"/>
+                <w:b w:val="0"/>
+                <w:sz w:val="22"/>
+              </w:rPr>
               <w:t>Высокая</w:t>
             </w:r>
           </w:p>
@@ -2420,9 +3179,19 @@
         <w:tc>
           <w:tcPr>
             <w:tcW w:type="dxa" w:w="1585"/>
-          </w:tcPr>
-          <w:p>
-            <w:r>
+            <w:vAlign w:val="center"/>
+          </w:tcPr>
+          <w:p>
+            <w:pPr>
+              <w:spacing w:before="0" w:after="0" w:line="240" w:lineRule="auto"/>
+              <w:jc w:val="left"/>
+            </w:pPr>
+            <w:r>
+              <w:rPr>
+                <w:rFonts w:ascii="Times New Roman" w:hAnsi="Times New Roman"/>
+                <w:b w:val="0"/>
+                <w:sz w:val="22"/>
+              </w:rPr>
               <w:t>Средний</w:t>
             </w:r>
           </w:p>
@@ -2430,9 +3199,19 @@
         <w:tc>
           <w:tcPr>
             <w:tcW w:type="dxa" w:w="1031"/>
-          </w:tcPr>
-          <w:p>
-            <w:r>
+            <w:vAlign w:val="center"/>
+          </w:tcPr>
+          <w:p>
+            <w:pPr>
+              <w:spacing w:before="0" w:after="0" w:line="240" w:lineRule="auto"/>
+              <w:jc w:val="left"/>
+            </w:pPr>
+            <w:r>
+              <w:rPr>
+                <w:rFonts w:ascii="Times New Roman" w:hAnsi="Times New Roman"/>
+                <w:b w:val="0"/>
+                <w:sz w:val="22"/>
+              </w:rPr>
               <w:t>Высокий</w:t>
             </w:r>
           </w:p>
@@ -2440,9 +3219,19 @@
         <w:tc>
           <w:tcPr>
             <w:tcW w:type="dxa" w:w="2061"/>
-          </w:tcPr>
-          <w:p>
-            <w:r>
+            <w:vAlign w:val="center"/>
+          </w:tcPr>
+          <w:p>
+            <w:pPr>
+              <w:spacing w:before="0" w:after="0" w:line="240" w:lineRule="auto"/>
+              <w:jc w:val="left"/>
+            </w:pPr>
+            <w:r>
+              <w:rPr>
+                <w:rFonts w:ascii="Times New Roman" w:hAnsi="Times New Roman"/>
+                <w:b w:val="0"/>
+                <w:sz w:val="22"/>
+              </w:rPr>
               <w:t>Report audit / средний</w:t>
             </w:r>
           </w:p>
@@ -2560,15 +3349,21 @@
           <w:tcPr>
             <w:tcW w:w="1765" w:type="dxa"/>
             <w:shd w:val="clear" w:color="auto" w:fill="F2F2F2"/>
+            <w:vAlign w:val="center"/>
           </w:tcPr>
           <w:p>
             <w:pPr>
               <w:pStyle w:val="ae"/>
               <w:keepNext/>
-              <w:spacing w:before="0" w:after="20" w:line="240" w:lineRule="auto"/>
-              <w:jc w:val="left"/>
-            </w:pPr>
-            <w:r>
+              <w:spacing w:before="0" w:after="0" w:line="240" w:lineRule="auto"/>
+              <w:jc w:val="center"/>
+            </w:pPr>
+            <w:r>
+              <w:rPr>
+                <w:rFonts w:ascii="Times New Roman" w:hAnsi="Times New Roman"/>
+                <w:b/>
+                <w:sz w:val="22"/>
+              </w:rPr>
               <w:t>Тест / набор</w:t>
             </w:r>
           </w:p>
@@ -2577,15 +3372,21 @@
           <w:tcPr>
             <w:tcW w:w="1765" w:type="dxa"/>
             <w:shd w:val="clear" w:color="auto" w:fill="F2F2F2"/>
+            <w:vAlign w:val="center"/>
           </w:tcPr>
           <w:p>
             <w:pPr>
               <w:pStyle w:val="ae"/>
               <w:keepNext/>
-              <w:spacing w:before="0" w:after="20" w:line="240" w:lineRule="auto"/>
-              <w:jc w:val="left"/>
-            </w:pPr>
-            <w:r>
+              <w:spacing w:before="0" w:after="0" w:line="240" w:lineRule="auto"/>
+              <w:jc w:val="center"/>
+            </w:pPr>
+            <w:r>
+              <w:rPr>
+                <w:rFonts w:ascii="Times New Roman" w:hAnsi="Times New Roman"/>
+                <w:b/>
+                <w:sz w:val="22"/>
+              </w:rPr>
               <w:t>Версия и условия</w:t>
             </w:r>
           </w:p>
@@ -2594,15 +3395,21 @@
           <w:tcPr>
             <w:tcW w:w="1765" w:type="dxa"/>
             <w:shd w:val="clear" w:color="auto" w:fill="F2F2F2"/>
+            <w:vAlign w:val="center"/>
           </w:tcPr>
           <w:p>
             <w:pPr>
               <w:pStyle w:val="ae"/>
               <w:keepNext/>
-              <w:spacing w:before="0" w:after="20" w:line="240" w:lineRule="auto"/>
-              <w:jc w:val="left"/>
-            </w:pPr>
-            <w:r>
+              <w:spacing w:before="0" w:after="0" w:line="240" w:lineRule="auto"/>
+              <w:jc w:val="center"/>
+            </w:pPr>
+            <w:r>
+              <w:rPr>
+                <w:rFonts w:ascii="Times New Roman" w:hAnsi="Times New Roman"/>
+                <w:b/>
+                <w:sz w:val="22"/>
+              </w:rPr>
               <w:t>Фактический результат</w:t>
             </w:r>
           </w:p>
@@ -2611,15 +3418,21 @@
           <w:tcPr>
             <w:tcW w:w="2294" w:type="dxa"/>
             <w:shd w:val="clear" w:color="auto" w:fill="F2F2F2"/>
+            <w:vAlign w:val="center"/>
           </w:tcPr>
           <w:p>
             <w:pPr>
               <w:pStyle w:val="ae"/>
               <w:keepNext/>
-              <w:spacing w:before="0" w:after="20" w:line="240" w:lineRule="auto"/>
-              <w:jc w:val="left"/>
-            </w:pPr>
-            <w:r>
+              <w:spacing w:before="0" w:after="0" w:line="240" w:lineRule="auto"/>
+              <w:jc w:val="center"/>
+            </w:pPr>
+            <w:r>
+              <w:rPr>
+                <w:rFonts w:ascii="Times New Roman" w:hAnsi="Times New Roman"/>
+                <w:b/>
+                <w:sz w:val="22"/>
+              </w:rPr>
               <w:t>PASS / FAIL / BLOCKED / Результат фиксируется в журнале проверки.</w:t>
             </w:r>
           </w:p>
@@ -2628,15 +3441,21 @@
           <w:tcPr>
             <w:tcW w:w="1765" w:type="dxa"/>
             <w:shd w:val="clear" w:color="auto" w:fill="F2F2F2"/>
+            <w:vAlign w:val="center"/>
           </w:tcPr>
           <w:p>
             <w:pPr>
               <w:pStyle w:val="ae"/>
               <w:keepNext/>
-              <w:spacing w:before="0" w:after="20" w:line="240" w:lineRule="auto"/>
-              <w:jc w:val="left"/>
-            </w:pPr>
-            <w:r>
+              <w:spacing w:before="0" w:after="0" w:line="240" w:lineRule="auto"/>
+              <w:jc w:val="center"/>
+            </w:pPr>
+            <w:r>
+              <w:rPr>
+                <w:rFonts w:ascii="Times New Roman" w:hAnsi="Times New Roman"/>
+                <w:b/>
+                <w:sz w:val="22"/>
+              </w:rPr>
               <w:t>Подтверждение</w:t>
             </w:r>
           </w:p>
@@ -2650,12 +3469,19 @@
         <w:tc>
           <w:tcPr>
             <w:tcW w:w="1765" w:type="dxa"/>
-          </w:tcPr>
-          <w:p>
-            <w:pPr>
-              <w:spacing w:before="0" w:after="20" w:line="240" w:lineRule="auto"/>
-            </w:pPr>
-            <w:r>
+            <w:vAlign w:val="center"/>
+          </w:tcPr>
+          <w:p>
+            <w:pPr>
+              <w:spacing w:before="0" w:after="0" w:line="240" w:lineRule="auto"/>
+              <w:jc w:val="left"/>
+            </w:pPr>
+            <w:r>
+              <w:rPr>
+                <w:rFonts w:ascii="Times New Roman" w:hAnsi="Times New Roman"/>
+                <w:b w:val="0"/>
+                <w:sz w:val="22"/>
+              </w:rPr>
               <w:t>T-JSON</w:t>
             </w:r>
           </w:p>
@@ -2663,12 +3489,19 @@
         <w:tc>
           <w:tcPr>
             <w:tcW w:w="1765" w:type="dxa"/>
-          </w:tcPr>
-          <w:p>
-            <w:pPr>
-              <w:spacing w:before="0" w:after="20" w:line="240" w:lineRule="auto"/>
-            </w:pPr>
-            <w:r>
+            <w:vAlign w:val="center"/>
+          </w:tcPr>
+          <w:p>
+            <w:pPr>
+              <w:spacing w:before="0" w:after="0" w:line="240" w:lineRule="auto"/>
+              <w:jc w:val="left"/>
+            </w:pPr>
+            <w:r>
+              <w:rPr>
+                <w:rFonts w:ascii="Times New Roman" w:hAnsi="Times New Roman"/>
+                <w:b w:val="0"/>
+                <w:sz w:val="22"/>
+              </w:rPr>
               <w:t>strict parser boundaries</w:t>
             </w:r>
           </w:p>
@@ -2676,12 +3509,19 @@
         <w:tc>
           <w:tcPr>
             <w:tcW w:w="1765" w:type="dxa"/>
-          </w:tcPr>
-          <w:p>
-            <w:pPr>
-              <w:spacing w:before="0" w:after="20" w:line="240" w:lineRule="auto"/>
-            </w:pPr>
-            <w:r>
+            <w:vAlign w:val="center"/>
+          </w:tcPr>
+          <w:p>
+            <w:pPr>
+              <w:spacing w:before="0" w:after="0" w:line="240" w:lineRule="auto"/>
+              <w:jc w:val="left"/>
+            </w:pPr>
+            <w:r>
+              <w:rPr>
+                <w:rFonts w:ascii="Times New Roman" w:hAnsi="Times New Roman"/>
+                <w:b w:val="0"/>
+                <w:sz w:val="22"/>
+              </w:rPr>
               <w:t>go test ./...</w:t>
             </w:r>
           </w:p>
@@ -2689,12 +3529,19 @@
         <w:tc>
           <w:tcPr>
             <w:tcW w:w="2294" w:type="dxa"/>
-          </w:tcPr>
-          <w:p>
-            <w:pPr>
-              <w:spacing w:before="0" w:after="20" w:line="240" w:lineRule="auto"/>
-            </w:pPr>
-            <w:r>
+            <w:vAlign w:val="center"/>
+          </w:tcPr>
+          <w:p>
+            <w:pPr>
+              <w:spacing w:before="0" w:after="0" w:line="240" w:lineRule="auto"/>
+              <w:jc w:val="left"/>
+            </w:pPr>
+            <w:r>
+              <w:rPr>
+                <w:rFonts w:ascii="Times New Roman" w:hAnsi="Times New Roman"/>
+                <w:b w:val="0"/>
+                <w:sz w:val="22"/>
+              </w:rPr>
               <w:t>PASS</w:t>
             </w:r>
           </w:p>
@@ -2702,12 +3549,19 @@
         <w:tc>
           <w:tcPr>
             <w:tcW w:w="1765" w:type="dxa"/>
-          </w:tcPr>
-          <w:p>
-            <w:pPr>
-              <w:spacing w:before="0" w:after="20" w:line="240" w:lineRule="auto"/>
-            </w:pPr>
-            <w:r>
+            <w:vAlign w:val="center"/>
+          </w:tcPr>
+          <w:p>
+            <w:pPr>
+              <w:spacing w:before="0" w:after="0" w:line="240" w:lineRule="auto"/>
+              <w:jc w:val="left"/>
+            </w:pPr>
+            <w:r>
+              <w:rPr>
+                <w:rFonts w:ascii="Times New Roman" w:hAnsi="Times New Roman"/>
+                <w:b w:val="0"/>
+                <w:sz w:val="22"/>
+              </w:rPr>
               <w:t>review_regressions_test.go</w:t>
             </w:r>
           </w:p>
@@ -2717,12 +3571,19 @@
         <w:tc>
           <w:tcPr>
             <w:tcW w:type="dxa" w:w="1765"/>
-          </w:tcPr>
-          <w:p>
-            <w:pPr>
-              <w:spacing w:before="0" w:after="20" w:line="240" w:lineRule="auto"/>
-            </w:pPr>
-            <w:r>
+            <w:vAlign w:val="center"/>
+          </w:tcPr>
+          <w:p>
+            <w:pPr>
+              <w:spacing w:before="0" w:after="0" w:line="240" w:lineRule="auto"/>
+              <w:jc w:val="left"/>
+            </w:pPr>
+            <w:r>
+              <w:rPr>
+                <w:rFonts w:ascii="Times New Roman" w:hAnsi="Times New Roman"/>
+                <w:b w:val="0"/>
+                <w:sz w:val="22"/>
+              </w:rPr>
               <w:t>T-DI</w:t>
             </w:r>
           </w:p>
@@ -2730,12 +3591,19 @@
         <w:tc>
           <w:tcPr>
             <w:tcW w:type="dxa" w:w="1765"/>
-          </w:tcPr>
-          <w:p>
-            <w:pPr>
-              <w:spacing w:before="0" w:after="20" w:line="240" w:lineRule="auto"/>
-            </w:pPr>
-            <w:r>
+            <w:vAlign w:val="center"/>
+          </w:tcPr>
+          <w:p>
+            <w:pPr>
+              <w:spacing w:before="0" w:after="0" w:line="240" w:lineRule="auto"/>
+              <w:jc w:val="left"/>
+            </w:pPr>
+            <w:r>
+              <w:rPr>
+                <w:rFonts w:ascii="Times New Roman" w:hAnsi="Times New Roman"/>
+                <w:b w:val="0"/>
+                <w:sz w:val="22"/>
+              </w:rPr>
               <w:t>6 DI scenarios</w:t>
             </w:r>
           </w:p>
@@ -2743,12 +3611,19 @@
         <w:tc>
           <w:tcPr>
             <w:tcW w:type="dxa" w:w="1765"/>
-          </w:tcPr>
-          <w:p>
-            <w:pPr>
-              <w:spacing w:before="0" w:after="20" w:line="240" w:lineRule="auto"/>
-            </w:pPr>
-            <w:r>
+            <w:vAlign w:val="center"/>
+          </w:tcPr>
+          <w:p>
+            <w:pPr>
+              <w:spacing w:before="0" w:after="0" w:line="240" w:lineRule="auto"/>
+              <w:jc w:val="left"/>
+            </w:pPr>
+            <w:r>
+              <w:rPr>
+                <w:rFonts w:ascii="Times New Roman" w:hAnsi="Times New Roman"/>
+                <w:b w:val="0"/>
+                <w:sz w:val="22"/>
+              </w:rPr>
               <w:t>go test ./internal/adapters/fixtures/targetreader -run TestFileReaderAndDoubleShareVerifyTargetContract</w:t>
             </w:r>
           </w:p>
@@ -2756,12 +3631,19 @@
         <w:tc>
           <w:tcPr>
             <w:tcW w:type="dxa" w:w="2294"/>
-          </w:tcPr>
-          <w:p>
-            <w:pPr>
-              <w:spacing w:before="0" w:after="20" w:line="240" w:lineRule="auto"/>
-            </w:pPr>
-            <w:r>
+            <w:vAlign w:val="center"/>
+          </w:tcPr>
+          <w:p>
+            <w:pPr>
+              <w:spacing w:before="0" w:after="0" w:line="240" w:lineRule="auto"/>
+              <w:jc w:val="left"/>
+            </w:pPr>
+            <w:r>
+              <w:rPr>
+                <w:rFonts w:ascii="Times New Roman" w:hAnsi="Times New Roman"/>
+                <w:b w:val="0"/>
+                <w:sz w:val="22"/>
+              </w:rPr>
               <w:t>PASS</w:t>
             </w:r>
           </w:p>
@@ -2769,12 +3651,19 @@
         <w:tc>
           <w:tcPr>
             <w:tcW w:type="dxa" w:w="1765"/>
-          </w:tcPr>
-          <w:p>
-            <w:pPr>
-              <w:spacing w:before="0" w:after="20" w:line="240" w:lineRule="auto"/>
-            </w:pPr>
-            <w:r>
+            <w:vAlign w:val="center"/>
+          </w:tcPr>
+          <w:p>
+            <w:pPr>
+              <w:spacing w:before="0" w:after="0" w:line="240" w:lineRule="auto"/>
+              <w:jc w:val="left"/>
+            </w:pPr>
+            <w:r>
+              <w:rPr>
+                <w:rFonts w:ascii="Times New Roman" w:hAnsi="Times New Roman"/>
+                <w:b w:val="0"/>
+                <w:sz w:val="22"/>
+              </w:rPr>
               <w:t>di_contract_test.go</w:t>
             </w:r>
           </w:p>
@@ -2784,12 +3673,19 @@
         <w:tc>
           <w:tcPr>
             <w:tcW w:type="dxa" w:w="1765"/>
-          </w:tcPr>
-          <w:p>
-            <w:pPr>
-              <w:spacing w:before="0" w:after="20" w:line="240" w:lineRule="auto"/>
-            </w:pPr>
-            <w:r>
+            <w:vAlign w:val="center"/>
+          </w:tcPr>
+          <w:p>
+            <w:pPr>
+              <w:spacing w:before="0" w:after="0" w:line="240" w:lineRule="auto"/>
+              <w:jc w:val="left"/>
+            </w:pPr>
+            <w:r>
+              <w:rPr>
+                <w:rFonts w:ascii="Times New Roman" w:hAnsi="Times New Roman"/>
+                <w:b w:val="0"/>
+                <w:sz w:val="22"/>
+              </w:rPr>
               <w:t>T-VET</w:t>
             </w:r>
           </w:p>
@@ -2797,12 +3693,19 @@
         <w:tc>
           <w:tcPr>
             <w:tcW w:type="dxa" w:w="1765"/>
-          </w:tcPr>
-          <w:p>
-            <w:pPr>
-              <w:spacing w:before="0" w:after="20" w:line="240" w:lineRule="auto"/>
-            </w:pPr>
-            <w:r>
+            <w:vAlign w:val="center"/>
+          </w:tcPr>
+          <w:p>
+            <w:pPr>
+              <w:spacing w:before="0" w:after="0" w:line="240" w:lineRule="auto"/>
+              <w:jc w:val="left"/>
+            </w:pPr>
+            <w:r>
+              <w:rPr>
+                <w:rFonts w:ascii="Times New Roman" w:hAnsi="Times New Roman"/>
+                <w:b w:val="0"/>
+                <w:sz w:val="22"/>
+              </w:rPr>
               <w:t>static</w:t>
             </w:r>
           </w:p>
@@ -2810,12 +3713,19 @@
         <w:tc>
           <w:tcPr>
             <w:tcW w:type="dxa" w:w="1765"/>
-          </w:tcPr>
-          <w:p>
-            <w:pPr>
-              <w:spacing w:before="0" w:after="20" w:line="240" w:lineRule="auto"/>
-            </w:pPr>
-            <w:r>
+            <w:vAlign w:val="center"/>
+          </w:tcPr>
+          <w:p>
+            <w:pPr>
+              <w:spacing w:before="0" w:after="0" w:line="240" w:lineRule="auto"/>
+              <w:jc w:val="left"/>
+            </w:pPr>
+            <w:r>
+              <w:rPr>
+                <w:rFonts w:ascii="Times New Roman" w:hAnsi="Times New Roman"/>
+                <w:b w:val="0"/>
+                <w:sz w:val="22"/>
+              </w:rPr>
               <w:t>go vet ./...</w:t>
             </w:r>
           </w:p>
@@ -2823,12 +3733,19 @@
         <w:tc>
           <w:tcPr>
             <w:tcW w:type="dxa" w:w="2294"/>
-          </w:tcPr>
-          <w:p>
-            <w:pPr>
-              <w:spacing w:before="0" w:after="20" w:line="240" w:lineRule="auto"/>
-            </w:pPr>
-            <w:r>
+            <w:vAlign w:val="center"/>
+          </w:tcPr>
+          <w:p>
+            <w:pPr>
+              <w:spacing w:before="0" w:after="0" w:line="240" w:lineRule="auto"/>
+              <w:jc w:val="left"/>
+            </w:pPr>
+            <w:r>
+              <w:rPr>
+                <w:rFonts w:ascii="Times New Roman" w:hAnsi="Times New Roman"/>
+                <w:b w:val="0"/>
+                <w:sz w:val="22"/>
+              </w:rPr>
               <w:t>PASS</w:t>
             </w:r>
           </w:p>
@@ -2836,12 +3753,19 @@
         <w:tc>
           <w:tcPr>
             <w:tcW w:type="dxa" w:w="1765"/>
-          </w:tcPr>
-          <w:p>
-            <w:pPr>
-              <w:spacing w:before="0" w:after="20" w:line="240" w:lineRule="auto"/>
-            </w:pPr>
-            <w:r>
+            <w:vAlign w:val="center"/>
+          </w:tcPr>
+          <w:p>
+            <w:pPr>
+              <w:spacing w:before="0" w:after="0" w:line="240" w:lineRule="auto"/>
+              <w:jc w:val="left"/>
+            </w:pPr>
+            <w:r>
+              <w:rPr>
+                <w:rFonts w:ascii="Times New Roman" w:hAnsi="Times New Roman"/>
+                <w:b w:val="0"/>
+                <w:sz w:val="22"/>
+              </w:rPr>
               <w:t>HIT-47-go-vet.log</w:t>
             </w:r>
           </w:p>
@@ -2851,12 +3775,19 @@
         <w:tc>
           <w:tcPr>
             <w:tcW w:type="dxa" w:w="1765"/>
-          </w:tcPr>
-          <w:p>
-            <w:pPr>
-              <w:spacing w:before="0" w:after="20" w:line="240" w:lineRule="auto"/>
-            </w:pPr>
-            <w:r>
+            <w:vAlign w:val="center"/>
+          </w:tcPr>
+          <w:p>
+            <w:pPr>
+              <w:spacing w:before="0" w:after="0" w:line="240" w:lineRule="auto"/>
+              <w:jc w:val="left"/>
+            </w:pPr>
+            <w:r>
+              <w:rPr>
+                <w:rFonts w:ascii="Times New Roman" w:hAnsi="Times New Roman"/>
+                <w:b w:val="0"/>
+                <w:sz w:val="22"/>
+              </w:rPr>
               <w:t>T-RACE</w:t>
             </w:r>
           </w:p>
@@ -2864,12 +3795,19 @@
         <w:tc>
           <w:tcPr>
             <w:tcW w:type="dxa" w:w="1765"/>
-          </w:tcPr>
-          <w:p>
-            <w:pPr>
-              <w:spacing w:before="0" w:after="20" w:line="240" w:lineRule="auto"/>
-            </w:pPr>
-            <w:r>
+            <w:vAlign w:val="center"/>
+          </w:tcPr>
+          <w:p>
+            <w:pPr>
+              <w:spacing w:before="0" w:after="0" w:line="240" w:lineRule="auto"/>
+              <w:jc w:val="left"/>
+            </w:pPr>
+            <w:r>
+              <w:rPr>
+                <w:rFonts w:ascii="Times New Roman" w:hAnsi="Times New Roman"/>
+                <w:b w:val="0"/>
+                <w:sz w:val="22"/>
+              </w:rPr>
               <w:t>race</w:t>
             </w:r>
           </w:p>
@@ -2877,12 +3815,19 @@
         <w:tc>
           <w:tcPr>
             <w:tcW w:type="dxa" w:w="1765"/>
-          </w:tcPr>
-          <w:p>
-            <w:pPr>
-              <w:spacing w:before="0" w:after="20" w:line="240" w:lineRule="auto"/>
-            </w:pPr>
-            <w:r>
+            <w:vAlign w:val="center"/>
+          </w:tcPr>
+          <w:p>
+            <w:pPr>
+              <w:spacing w:before="0" w:after="0" w:line="240" w:lineRule="auto"/>
+              <w:jc w:val="left"/>
+            </w:pPr>
+            <w:r>
+              <w:rPr>
+                <w:rFonts w:ascii="Times New Roman" w:hAnsi="Times New Roman"/>
+                <w:b w:val="0"/>
+                <w:sz w:val="22"/>
+              </w:rPr>
               <w:t>CGO_ENABLED=1 go test -race ./...</w:t>
             </w:r>
           </w:p>
@@ -2890,12 +3835,19 @@
         <w:tc>
           <w:tcPr>
             <w:tcW w:type="dxa" w:w="2294"/>
-          </w:tcPr>
-          <w:p>
-            <w:pPr>
-              <w:spacing w:before="0" w:after="20" w:line="240" w:lineRule="auto"/>
-            </w:pPr>
-            <w:r>
+            <w:vAlign w:val="center"/>
+          </w:tcPr>
+          <w:p>
+            <w:pPr>
+              <w:spacing w:before="0" w:after="0" w:line="240" w:lineRule="auto"/>
+              <w:jc w:val="left"/>
+            </w:pPr>
+            <w:r>
+              <w:rPr>
+                <w:rFonts w:ascii="Times New Roman" w:hAnsi="Times New Roman"/>
+                <w:b w:val="0"/>
+                <w:sz w:val="22"/>
+              </w:rPr>
               <w:t>PASS</w:t>
             </w:r>
           </w:p>
@@ -2903,12 +3855,19 @@
         <w:tc>
           <w:tcPr>
             <w:tcW w:type="dxa" w:w="1765"/>
-          </w:tcPr>
-          <w:p>
-            <w:pPr>
-              <w:spacing w:before="0" w:after="20" w:line="240" w:lineRule="auto"/>
-            </w:pPr>
-            <w:r>
+            <w:vAlign w:val="center"/>
+          </w:tcPr>
+          <w:p>
+            <w:pPr>
+              <w:spacing w:before="0" w:after="0" w:line="240" w:lineRule="auto"/>
+              <w:jc w:val="left"/>
+            </w:pPr>
+            <w:r>
+              <w:rPr>
+                <w:rFonts w:ascii="Times New Roman" w:hAnsi="Times New Roman"/>
+                <w:b w:val="0"/>
+                <w:sz w:val="22"/>
+              </w:rPr>
               <w:t>HIT-47-go-race.log</w:t>
             </w:r>
           </w:p>
@@ -3069,15 +4028,21 @@
           <w:tcPr>
             <w:tcW w:w="2828" w:type="dxa"/>
             <w:shd w:val="clear" w:color="auto" w:fill="F2F2F2"/>
+            <w:vAlign w:val="center"/>
           </w:tcPr>
           <w:p>
             <w:pPr>
               <w:pStyle w:val="ae"/>
               <w:keepNext/>
-              <w:spacing w:before="0" w:after="20" w:line="240" w:lineRule="auto"/>
-              <w:jc w:val="left"/>
-            </w:pPr>
-            <w:r>
+              <w:spacing w:before="0" w:after="0" w:line="240" w:lineRule="auto"/>
+              <w:jc w:val="center"/>
+            </w:pPr>
+            <w:r>
+              <w:rPr>
+                <w:rFonts w:ascii="Times New Roman" w:hAnsi="Times New Roman"/>
+                <w:b/>
+                <w:sz w:val="22"/>
+              </w:rPr>
               <w:t>Найденный пробел / ограничение</w:t>
             </w:r>
           </w:p>
@@ -3086,15 +4051,21 @@
           <w:tcPr>
             <w:tcW w:w="2175" w:type="dxa"/>
             <w:shd w:val="clear" w:color="auto" w:fill="F2F2F2"/>
+            <w:vAlign w:val="center"/>
           </w:tcPr>
           <w:p>
             <w:pPr>
               <w:pStyle w:val="ae"/>
               <w:keepNext/>
-              <w:spacing w:before="0" w:after="20" w:line="240" w:lineRule="auto"/>
-              <w:jc w:val="left"/>
-            </w:pPr>
-            <w:r>
+              <w:spacing w:before="0" w:after="0" w:line="240" w:lineRule="auto"/>
+              <w:jc w:val="center"/>
+            </w:pPr>
+            <w:r>
+              <w:rPr>
+                <w:rFonts w:ascii="Times New Roman" w:hAnsi="Times New Roman"/>
+                <w:b/>
+                <w:sz w:val="22"/>
+              </w:rPr>
               <w:t>Почему существенен</w:t>
             </w:r>
           </w:p>
@@ -3103,15 +4074,21 @@
           <w:tcPr>
             <w:tcW w:w="2175" w:type="dxa"/>
             <w:shd w:val="clear" w:color="auto" w:fill="F2F2F2"/>
+            <w:vAlign w:val="center"/>
           </w:tcPr>
           <w:p>
             <w:pPr>
               <w:pStyle w:val="ae"/>
               <w:keepNext/>
-              <w:spacing w:before="0" w:after="20" w:line="240" w:lineRule="auto"/>
-              <w:jc w:val="left"/>
-            </w:pPr>
-            <w:r>
+              <w:spacing w:before="0" w:after="0" w:line="240" w:lineRule="auto"/>
+              <w:jc w:val="center"/>
+            </w:pPr>
+            <w:r>
+              <w:rPr>
+                <w:rFonts w:ascii="Times New Roman" w:hAnsi="Times New Roman"/>
+                <w:b/>
+                <w:sz w:val="22"/>
+              </w:rPr>
               <w:t>Принятое решение</w:t>
             </w:r>
           </w:p>
@@ -3120,15 +4097,21 @@
           <w:tcPr>
             <w:tcW w:w="2175" w:type="dxa"/>
             <w:shd w:val="clear" w:color="auto" w:fill="F2F2F2"/>
+            <w:vAlign w:val="center"/>
           </w:tcPr>
           <w:p>
             <w:pPr>
               <w:pStyle w:val="ae"/>
               <w:keepNext/>
-              <w:spacing w:before="0" w:after="20" w:line="240" w:lineRule="auto"/>
-              <w:jc w:val="left"/>
-            </w:pPr>
-            <w:r>
+              <w:spacing w:before="0" w:after="0" w:line="240" w:lineRule="auto"/>
+              <w:jc w:val="center"/>
+            </w:pPr>
+            <w:r>
+              <w:rPr>
+                <w:rFonts w:ascii="Times New Roman" w:hAnsi="Times New Roman"/>
+                <w:b/>
+                <w:sz w:val="22"/>
+              </w:rPr>
               <w:t>Повторная проверка</w:t>
             </w:r>
           </w:p>
@@ -3142,12 +4125,19 @@
         <w:tc>
           <w:tcPr>
             <w:tcW w:w="2828" w:type="dxa"/>
-          </w:tcPr>
-          <w:p>
-            <w:pPr>
-              <w:spacing w:before="0" w:after="20" w:line="240" w:lineRule="auto"/>
-            </w:pPr>
-            <w:r>
+            <w:vAlign w:val="center"/>
+          </w:tcPr>
+          <w:p>
+            <w:pPr>
+              <w:spacing w:before="0" w:after="0" w:line="240" w:lineRule="auto"/>
+              <w:jc w:val="left"/>
+            </w:pPr>
+            <w:r>
+              <w:rPr>
+                <w:rFonts w:ascii="Times New Roman" w:hAnsi="Times New Roman"/>
+                <w:b w:val="0"/>
+                <w:sz w:val="22"/>
+              </w:rPr>
               <w:t>Domain/readback 74.7%; application 77.8%; FileReader 63.2%; CLI 0.0%</w:t>
             </w:r>
           </w:p>
@@ -3155,12 +4145,19 @@
         <w:tc>
           <w:tcPr>
             <w:tcW w:w="2175" w:type="dxa"/>
-          </w:tcPr>
-          <w:p>
-            <w:pPr>
-              <w:spacing w:before="0" w:after="20" w:line="240" w:lineRule="auto"/>
-            </w:pPr>
-            <w:r>
+            <w:vAlign w:val="center"/>
+          </w:tcPr>
+          <w:p>
+            <w:pPr>
+              <w:spacing w:before="0" w:after="0" w:line="240" w:lineRule="auto"/>
+              <w:jc w:val="left"/>
+            </w:pPr>
+            <w:r>
+              <w:rPr>
+                <w:rFonts w:ascii="Times New Roman" w:hAnsi="Times New Roman"/>
+                <w:b w:val="0"/>
+                <w:sz w:val="22"/>
+              </w:rPr>
               <w:t>CLI is thin composition root; provider I/O and human gates are outside automated coverage</w:t>
             </w:r>
           </w:p>
@@ -3168,12 +4165,19 @@
         <w:tc>
           <w:tcPr>
             <w:tcW w:w="2175" w:type="dxa"/>
-          </w:tcPr>
-          <w:p>
-            <w:pPr>
-              <w:spacing w:before="0" w:after="20" w:line="240" w:lineRule="auto"/>
-            </w:pPr>
-            <w:r>
+            <w:vAlign w:val="center"/>
+          </w:tcPr>
+          <w:p>
+            <w:pPr>
+              <w:spacing w:before="0" w:after="0" w:line="240" w:lineRule="auto"/>
+              <w:jc w:val="left"/>
+            </w:pPr>
+            <w:r>
+              <w:rPr>
+                <w:rFonts w:ascii="Times New Roman" w:hAnsi="Times New Roman"/>
+                <w:b w:val="0"/>
+                <w:sz w:val="22"/>
+              </w:rPr>
               <w:t>Keep CLI smoke; add semantic tests at domain/application/adapter boundaries</w:t>
             </w:r>
           </w:p>
@@ -3181,12 +4185,19 @@
         <w:tc>
           <w:tcPr>
             <w:tcW w:w="2175" w:type="dxa"/>
-          </w:tcPr>
-          <w:p>
-            <w:pPr>
-              <w:spacing w:before="0" w:after="20" w:line="240" w:lineRule="auto"/>
-            </w:pPr>
-            <w:r>
+            <w:vAlign w:val="center"/>
+          </w:tcPr>
+          <w:p>
+            <w:pPr>
+              <w:spacing w:before="0" w:after="0" w:line="240" w:lineRule="auto"/>
+              <w:jc w:val="left"/>
+            </w:pPr>
+            <w:r>
+              <w:rPr>
+                <w:rFonts w:ascii="Times New Roman" w:hAnsi="Times New Roman"/>
+                <w:b w:val="0"/>
+                <w:sz w:val="22"/>
+              </w:rPr>
               <w:t>HIT-47-go-test.log and test-design.md</w:t>
             </w:r>
           </w:p>
@@ -3263,15 +4274,21 @@
           <w:tcPr>
             <w:tcW w:w="2339" w:type="dxa"/>
             <w:shd w:val="clear" w:color="auto" w:fill="F2F2F2"/>
+            <w:vAlign w:val="center"/>
           </w:tcPr>
           <w:p>
             <w:pPr>
               <w:pStyle w:val="ae"/>
               <w:keepNext/>
-              <w:spacing w:before="0" w:after="20" w:line="240" w:lineRule="auto"/>
-              <w:jc w:val="left"/>
-            </w:pPr>
-            <w:r>
+              <w:spacing w:before="0" w:after="0" w:line="240" w:lineRule="auto"/>
+              <w:jc w:val="center"/>
+            </w:pPr>
+            <w:r>
+              <w:rPr>
+                <w:rFonts w:ascii="Times New Roman" w:hAnsi="Times New Roman"/>
+                <w:b/>
+                <w:sz w:val="22"/>
+              </w:rPr>
               <w:t>Состояние</w:t>
             </w:r>
           </w:p>
@@ -3280,15 +4297,21 @@
           <w:tcPr>
             <w:tcW w:w="2339" w:type="dxa"/>
             <w:shd w:val="clear" w:color="auto" w:fill="F2F2F2"/>
+            <w:vAlign w:val="center"/>
           </w:tcPr>
           <w:p>
             <w:pPr>
               <w:pStyle w:val="ae"/>
               <w:keepNext/>
-              <w:spacing w:before="0" w:after="20" w:line="240" w:lineRule="auto"/>
-              <w:jc w:val="left"/>
-            </w:pPr>
-            <w:r>
+              <w:spacing w:before="0" w:after="0" w:line="240" w:lineRule="auto"/>
+              <w:jc w:val="center"/>
+            </w:pPr>
+            <w:r>
+              <w:rPr>
+                <w:rFonts w:ascii="Times New Roman" w:hAnsi="Times New Roman"/>
+                <w:b/>
+                <w:sz w:val="22"/>
+              </w:rPr>
               <w:t>Версия кода и тестов</w:t>
             </w:r>
           </w:p>
@@ -3297,15 +4320,21 @@
           <w:tcPr>
             <w:tcW w:w="2339" w:type="dxa"/>
             <w:shd w:val="clear" w:color="auto" w:fill="F2F2F2"/>
+            <w:vAlign w:val="center"/>
           </w:tcPr>
           <w:p>
             <w:pPr>
               <w:pStyle w:val="ae"/>
               <w:keepNext/>
-              <w:spacing w:before="0" w:after="20" w:line="240" w:lineRule="auto"/>
-              <w:jc w:val="left"/>
-            </w:pPr>
-            <w:r>
+              <w:spacing w:before="0" w:after="0" w:line="240" w:lineRule="auto"/>
+              <w:jc w:val="center"/>
+            </w:pPr>
+            <w:r>
+              <w:rPr>
+                <w:rFonts w:ascii="Times New Roman" w:hAnsi="Times New Roman"/>
+                <w:b/>
+                <w:sz w:val="22"/>
+              </w:rPr>
               <w:t>Фактический результат</w:t>
             </w:r>
           </w:p>
@@ -3314,15 +4343,21 @@
           <w:tcPr>
             <w:tcW w:w="2339" w:type="dxa"/>
             <w:shd w:val="clear" w:color="auto" w:fill="F2F2F2"/>
+            <w:vAlign w:val="center"/>
           </w:tcPr>
           <w:p>
             <w:pPr>
               <w:pStyle w:val="ae"/>
               <w:keepNext/>
-              <w:spacing w:before="0" w:after="20" w:line="240" w:lineRule="auto"/>
-              <w:jc w:val="left"/>
-            </w:pPr>
-            <w:r>
+              <w:spacing w:before="0" w:after="0" w:line="240" w:lineRule="auto"/>
+              <w:jc w:val="center"/>
+            </w:pPr>
+            <w:r>
+              <w:rPr>
+                <w:rFonts w:ascii="Times New Roman" w:hAnsi="Times New Roman"/>
+                <w:b/>
+                <w:sz w:val="22"/>
+              </w:rPr>
               <w:t>Подтверждение и вывод</w:t>
             </w:r>
           </w:p>
@@ -3336,12 +4371,19 @@
         <w:tc>
           <w:tcPr>
             <w:tcW w:w="2339" w:type="dxa"/>
-          </w:tcPr>
-          <w:p>
-            <w:pPr>
-              <w:spacing w:before="0" w:after="20" w:line="240" w:lineRule="auto"/>
-            </w:pPr>
-            <w:r>
+            <w:vAlign w:val="center"/>
+          </w:tcPr>
+          <w:p>
+            <w:pPr>
+              <w:spacing w:before="0" w:after="0" w:line="240" w:lineRule="auto"/>
+              <w:jc w:val="left"/>
+            </w:pPr>
+            <w:r>
+              <w:rPr>
+                <w:rFonts w:ascii="Times New Roman" w:hAnsi="Times New Roman"/>
+                <w:b w:val="0"/>
+                <w:sz w:val="22"/>
+              </w:rPr>
               <w:t>Исходный корректный код</w:t>
             </w:r>
           </w:p>
@@ -3349,12 +4391,19 @@
         <w:tc>
           <w:tcPr>
             <w:tcW w:w="2339" w:type="dxa"/>
-          </w:tcPr>
-          <w:p>
-            <w:pPr>
-              <w:spacing w:before="0" w:after="20" w:line="240" w:lineRule="auto"/>
-            </w:pPr>
-            <w:r>
+            <w:vAlign w:val="center"/>
+          </w:tcPr>
+          <w:p>
+            <w:pPr>
+              <w:spacing w:before="0" w:after="0" w:line="240" w:lineRule="auto"/>
+              <w:jc w:val="left"/>
+            </w:pPr>
+            <w:r>
+              <w:rPr>
+                <w:rFonts w:ascii="Times New Roman" w:hAnsi="Times New Roman"/>
+                <w:b w:val="0"/>
+                <w:sz w:val="22"/>
+              </w:rPr>
               <w:t>bafc97a0eb5cc2b2aba68c04a74b179b61432d82</w:t>
             </w:r>
           </w:p>
@@ -3362,12 +4411,19 @@
         <w:tc>
           <w:tcPr>
             <w:tcW w:w="2339" w:type="dxa"/>
-          </w:tcPr>
-          <w:p>
-            <w:pPr>
-              <w:spacing w:before="0" w:after="20" w:line="240" w:lineRule="auto"/>
-            </w:pPr>
-            <w:r>
+            <w:vAlign w:val="center"/>
+          </w:tcPr>
+          <w:p>
+            <w:pPr>
+              <w:spacing w:before="0" w:after="0" w:line="240" w:lineRule="auto"/>
+              <w:jc w:val="left"/>
+            </w:pPr>
+            <w:r>
+              <w:rPr>
+                <w:rFonts w:ascii="Times New Roman" w:hAnsi="Times New Roman"/>
+                <w:b w:val="0"/>
+                <w:sz w:val="22"/>
+              </w:rPr>
               <w:t>all local named tests PASS</w:t>
             </w:r>
           </w:p>
@@ -3375,12 +4431,19 @@
         <w:tc>
           <w:tcPr>
             <w:tcW w:w="2339" w:type="dxa"/>
-          </w:tcPr>
-          <w:p>
-            <w:pPr>
-              <w:spacing w:before="0" w:after="20" w:line="240" w:lineRule="auto"/>
-            </w:pPr>
-            <w:r>
+            <w:vAlign w:val="center"/>
+          </w:tcPr>
+          <w:p>
+            <w:pPr>
+              <w:spacing w:before="0" w:after="0" w:line="240" w:lineRule="auto"/>
+              <w:jc w:val="left"/>
+            </w:pPr>
+            <w:r>
+              <w:rPr>
+                <w:rFonts w:ascii="Times New Roman" w:hAnsi="Times New Roman"/>
+                <w:b w:val="0"/>
+                <w:sz w:val="22"/>
+              </w:rPr>
               <w:t>HIT-47-go-test.log</w:t>
             </w:r>
           </w:p>
@@ -3394,12 +4457,19 @@
         <w:tc>
           <w:tcPr>
             <w:tcW w:w="2339" w:type="dxa"/>
-          </w:tcPr>
-          <w:p>
-            <w:pPr>
-              <w:spacing w:before="0" w:after="20" w:line="240" w:lineRule="auto"/>
-            </w:pPr>
-            <w:r>
+            <w:vAlign w:val="center"/>
+          </w:tcPr>
+          <w:p>
+            <w:pPr>
+              <w:spacing w:before="0" w:after="0" w:line="240" w:lineRule="auto"/>
+              <w:jc w:val="left"/>
+            </w:pPr>
+            <w:r>
+              <w:rPr>
+                <w:rFonts w:ascii="Times New Roman" w:hAnsi="Times New Roman"/>
+                <w:b w:val="0"/>
+                <w:sz w:val="22"/>
+              </w:rPr>
               <w:t>Код с дефектом</w:t>
             </w:r>
           </w:p>
@@ -3407,12 +4477,19 @@
         <w:tc>
           <w:tcPr>
             <w:tcW w:w="2339" w:type="dxa"/>
-          </w:tcPr>
-          <w:p>
-            <w:pPr>
-              <w:spacing w:before="0" w:after="20" w:line="240" w:lineRule="auto"/>
-            </w:pPr>
-            <w:r>
+            <w:vAlign w:val="center"/>
+          </w:tcPr>
+          <w:p>
+            <w:pPr>
+              <w:spacing w:before="0" w:after="0" w:line="240" w:lineRule="auto"/>
+              <w:jc w:val="left"/>
+            </w:pPr>
+            <w:r>
+              <w:rPr>
+                <w:rFonts w:ascii="Times New Roman" w:hAnsi="Times New Roman"/>
+                <w:b w:val="0"/>
+                <w:sz w:val="22"/>
+              </w:rPr>
               <w:t>five one-at-a-time compiling mutants</w:t>
             </w:r>
           </w:p>
@@ -3420,12 +4497,19 @@
         <w:tc>
           <w:tcPr>
             <w:tcW w:w="2339" w:type="dxa"/>
-          </w:tcPr>
-          <w:p>
-            <w:pPr>
-              <w:spacing w:before="0" w:after="20" w:line="240" w:lineRule="auto"/>
-            </w:pPr>
-            <w:r>
+            <w:vAlign w:val="center"/>
+          </w:tcPr>
+          <w:p>
+            <w:pPr>
+              <w:spacing w:before="0" w:after="0" w:line="240" w:lineRule="auto"/>
+              <w:jc w:val="left"/>
+            </w:pPr>
+            <w:r>
+              <w:rPr>
+                <w:rFonts w:ascii="Times New Roman" w:hAnsi="Times New Roman"/>
+                <w:b w:val="0"/>
+                <w:sz w:val="22"/>
+              </w:rPr>
               <w:t>each assertion FAIL; no compile failure counted</w:t>
             </w:r>
           </w:p>
@@ -3433,12 +4517,19 @@
         <w:tc>
           <w:tcPr>
             <w:tcW w:w="2339" w:type="dxa"/>
-          </w:tcPr>
-          <w:p>
-            <w:pPr>
-              <w:spacing w:before="0" w:after="20" w:line="240" w:lineRule="auto"/>
-            </w:pPr>
-            <w:r>
+            <w:vAlign w:val="center"/>
+          </w:tcPr>
+          <w:p>
+            <w:pPr>
+              <w:spacing w:before="0" w:after="0" w:line="240" w:lineRule="auto"/>
+              <w:jc w:val="left"/>
+            </w:pPr>
+            <w:r>
+              <w:rPr>
+                <w:rFonts w:ascii="Times New Roman" w:hAnsi="Times New Roman"/>
+                <w:b w:val="0"/>
+                <w:sz w:val="22"/>
+              </w:rPr>
               <w:t>HIT-45-mutations-actual.log / repeat logs</w:t>
             </w:r>
           </w:p>
@@ -3452,12 +4543,19 @@
         <w:tc>
           <w:tcPr>
             <w:tcW w:w="2339" w:type="dxa"/>
-          </w:tcPr>
-          <w:p>
-            <w:pPr>
-              <w:spacing w:before="0" w:after="20" w:line="240" w:lineRule="auto"/>
-            </w:pPr>
-            <w:r>
+            <w:vAlign w:val="center"/>
+          </w:tcPr>
+          <w:p>
+            <w:pPr>
+              <w:spacing w:before="0" w:after="0" w:line="240" w:lineRule="auto"/>
+              <w:jc w:val="left"/>
+            </w:pPr>
+            <w:r>
+              <w:rPr>
+                <w:rFonts w:ascii="Times New Roman" w:hAnsi="Times New Roman"/>
+                <w:b w:val="0"/>
+                <w:sz w:val="22"/>
+              </w:rPr>
               <w:t>Восстановленный код</w:t>
             </w:r>
           </w:p>
@@ -3465,12 +4563,19 @@
         <w:tc>
           <w:tcPr>
             <w:tcW w:w="2339" w:type="dxa"/>
-          </w:tcPr>
-          <w:p>
-            <w:pPr>
-              <w:spacing w:before="0" w:after="20" w:line="240" w:lineRule="auto"/>
-            </w:pPr>
-            <w:r>
+            <w:vAlign w:val="center"/>
+          </w:tcPr>
+          <w:p>
+            <w:pPr>
+              <w:spacing w:before="0" w:after="0" w:line="240" w:lineRule="auto"/>
+              <w:jc w:val="left"/>
+            </w:pPr>
+            <w:r>
+              <w:rPr>
+                <w:rFonts w:ascii="Times New Roman" w:hAnsi="Times New Roman"/>
+                <w:b w:val="0"/>
+                <w:sz w:val="22"/>
+              </w:rPr>
               <w:t>bafc97a0eb5cc2b2aba68c04a74b179b61432d82</w:t>
             </w:r>
           </w:p>
@@ -3478,12 +4583,19 @@
         <w:tc>
           <w:tcPr>
             <w:tcW w:w="2339" w:type="dxa"/>
-          </w:tcPr>
-          <w:p>
-            <w:pPr>
-              <w:spacing w:before="0" w:after="20" w:line="240" w:lineRule="auto"/>
-            </w:pPr>
-            <w:r>
+            <w:vAlign w:val="center"/>
+          </w:tcPr>
+          <w:p>
+            <w:pPr>
+              <w:spacing w:before="0" w:after="0" w:line="240" w:lineRule="auto"/>
+              <w:jc w:val="left"/>
+            </w:pPr>
+            <w:r>
+              <w:rPr>
+                <w:rFonts w:ascii="Times New Roman" w:hAnsi="Times New Roman"/>
+                <w:b w:val="0"/>
+                <w:sz w:val="22"/>
+              </w:rPr>
               <w:t>full restored suite PASS; race/vet/smoke rerun</w:t>
             </w:r>
           </w:p>
@@ -3491,12 +4603,19 @@
         <w:tc>
           <w:tcPr>
             <w:tcW w:w="2339" w:type="dxa"/>
-          </w:tcPr>
-          <w:p>
-            <w:pPr>
-              <w:spacing w:before="0" w:after="20" w:line="240" w:lineRule="auto"/>
-            </w:pPr>
-            <w:r>
+            <w:vAlign w:val="center"/>
+          </w:tcPr>
+          <w:p>
+            <w:pPr>
+              <w:spacing w:before="0" w:after="0" w:line="240" w:lineRule="auto"/>
+              <w:jc w:val="left"/>
+            </w:pPr>
+            <w:r>
+              <w:rPr>
+                <w:rFonts w:ascii="Times New Roman" w:hAnsi="Times New Roman"/>
+                <w:b w:val="0"/>
+                <w:sz w:val="22"/>
+              </w:rPr>
               <w:t>restoration log and CI</w:t>
             </w:r>
           </w:p>
@@ -3579,9 +4698,19 @@
         <w:tc>
           <w:tcPr>
             <w:tcW w:type="dxa" w:w="1336"/>
-          </w:tcPr>
-          <w:p>
-            <w:r>
+            <w:vAlign w:val="center"/>
+          </w:tcPr>
+          <w:p>
+            <w:pPr>
+              <w:spacing w:before="0" w:after="0" w:line="240" w:lineRule="auto"/>
+              <w:jc w:val="center"/>
+            </w:pPr>
+            <w:r>
+              <w:rPr>
+                <w:rFonts w:ascii="Times New Roman" w:hAnsi="Times New Roman"/>
+                <w:b/>
+                <w:sz w:val="22"/>
+              </w:rPr>
               <w:t>ID</w:t>
             </w:r>
           </w:p>
@@ -3589,9 +4718,19 @@
         <w:tc>
           <w:tcPr>
             <w:tcW w:type="dxa" w:w="1336"/>
-          </w:tcPr>
-          <w:p>
-            <w:r>
+            <w:vAlign w:val="center"/>
+          </w:tcPr>
+          <w:p>
+            <w:pPr>
+              <w:spacing w:before="0" w:after="0" w:line="240" w:lineRule="auto"/>
+              <w:jc w:val="center"/>
+            </w:pPr>
+            <w:r>
+              <w:rPr>
+                <w:rFonts w:ascii="Times New Roman" w:hAnsi="Times New Roman"/>
+                <w:b/>
+                <w:sz w:val="22"/>
+              </w:rPr>
               <w:t>Изменение</w:t>
             </w:r>
           </w:p>
@@ -3599,9 +4738,19 @@
         <w:tc>
           <w:tcPr>
             <w:tcW w:type="dxa" w:w="1336"/>
-          </w:tcPr>
-          <w:p>
-            <w:r>
+            <w:vAlign w:val="center"/>
+          </w:tcPr>
+          <w:p>
+            <w:pPr>
+              <w:spacing w:before="0" w:after="0" w:line="240" w:lineRule="auto"/>
+              <w:jc w:val="center"/>
+            </w:pPr>
+            <w:r>
+              <w:rPr>
+                <w:rFonts w:ascii="Times New Roman" w:hAnsi="Times New Roman"/>
+                <w:b/>
+                <w:sz w:val="22"/>
+              </w:rPr>
               <w:t>Компилируется</w:t>
             </w:r>
           </w:p>
@@ -3609,9 +4758,19 @@
         <w:tc>
           <w:tcPr>
             <w:tcW w:type="dxa" w:w="1336"/>
-          </w:tcPr>
-          <w:p>
-            <w:r>
+            <w:vAlign w:val="center"/>
+          </w:tcPr>
+          <w:p>
+            <w:pPr>
+              <w:spacing w:before="0" w:after="0" w:line="240" w:lineRule="auto"/>
+              <w:jc w:val="center"/>
+            </w:pPr>
+            <w:r>
+              <w:rPr>
+                <w:rFonts w:ascii="Times New Roman" w:hAnsi="Times New Roman"/>
+                <w:b/>
+                <w:sz w:val="22"/>
+              </w:rPr>
               <w:t>Тест</w:t>
             </w:r>
           </w:p>
@@ -3619,9 +4778,19 @@
         <w:tc>
           <w:tcPr>
             <w:tcW w:type="dxa" w:w="1336"/>
-          </w:tcPr>
-          <w:p>
-            <w:r>
+            <w:vAlign w:val="center"/>
+          </w:tcPr>
+          <w:p>
+            <w:pPr>
+              <w:spacing w:before="0" w:after="0" w:line="240" w:lineRule="auto"/>
+              <w:jc w:val="center"/>
+            </w:pPr>
+            <w:r>
+              <w:rPr>
+                <w:rFonts w:ascii="Times New Roman" w:hAnsi="Times New Roman"/>
+                <w:b/>
+                <w:sz w:val="22"/>
+              </w:rPr>
               <w:t>Результат</w:t>
             </w:r>
           </w:p>
@@ -3629,9 +4798,19 @@
         <w:tc>
           <w:tcPr>
             <w:tcW w:type="dxa" w:w="1336"/>
-          </w:tcPr>
-          <w:p>
-            <w:r>
+            <w:vAlign w:val="center"/>
+          </w:tcPr>
+          <w:p>
+            <w:pPr>
+              <w:spacing w:before="0" w:after="0" w:line="240" w:lineRule="auto"/>
+              <w:jc w:val="center"/>
+            </w:pPr>
+            <w:r>
+              <w:rPr>
+                <w:rFonts w:ascii="Times New Roman" w:hAnsi="Times New Roman"/>
+                <w:b/>
+                <w:sz w:val="22"/>
+              </w:rPr>
               <w:t>Причина</w:t>
             </w:r>
           </w:p>
@@ -3639,9 +4818,19 @@
         <w:tc>
           <w:tcPr>
             <w:tcW w:type="dxa" w:w="1336"/>
-          </w:tcPr>
-          <w:p>
-            <w:r>
+            <w:vAlign w:val="center"/>
+          </w:tcPr>
+          <w:p>
+            <w:pPr>
+              <w:spacing w:before="0" w:after="0" w:line="240" w:lineRule="auto"/>
+              <w:jc w:val="center"/>
+            </w:pPr>
+            <w:r>
+              <w:rPr>
+                <w:rFonts w:ascii="Times New Roman" w:hAnsi="Times New Roman"/>
+                <w:b/>
+                <w:sz w:val="22"/>
+              </w:rPr>
               <w:t>Повтор</w:t>
             </w:r>
           </w:p>
@@ -3651,9 +4840,19 @@
         <w:tc>
           <w:tcPr>
             <w:tcW w:type="dxa" w:w="1336"/>
-          </w:tcPr>
-          <w:p>
-            <w:r>
+            <w:vAlign w:val="center"/>
+          </w:tcPr>
+          <w:p>
+            <w:pPr>
+              <w:spacing w:before="0" w:after="0" w:line="240" w:lineRule="auto"/>
+              <w:jc w:val="left"/>
+            </w:pPr>
+            <w:r>
+              <w:rPr>
+                <w:rFonts w:ascii="Times New Roman" w:hAnsi="Times New Roman"/>
+                <w:b w:val="0"/>
+                <w:sz w:val="22"/>
+              </w:rPr>
               <w:t>M1</w:t>
             </w:r>
           </w:p>
@@ -3661,9 +4860,19 @@
         <w:tc>
           <w:tcPr>
             <w:tcW w:type="dxa" w:w="1336"/>
-          </w:tcPr>
-          <w:p>
-            <w:r>
+            <w:vAlign w:val="center"/>
+          </w:tcPr>
+          <w:p>
+            <w:pPr>
+              <w:spacing w:before="0" w:after="0" w:line="240" w:lineRule="auto"/>
+              <w:jc w:val="left"/>
+            </w:pPr>
+            <w:r>
+              <w:rPr>
+                <w:rFonts w:ascii="Times New Roman" w:hAnsi="Times New Roman"/>
+                <w:b w:val="0"/>
+                <w:sz w:val="22"/>
+              </w:rPr>
               <w:t>Убрать retrieval guard</w:t>
             </w:r>
           </w:p>
@@ -3671,9 +4880,19 @@
         <w:tc>
           <w:tcPr>
             <w:tcW w:type="dxa" w:w="1336"/>
-          </w:tcPr>
-          <w:p>
-            <w:r>
+            <w:vAlign w:val="center"/>
+          </w:tcPr>
+          <w:p>
+            <w:pPr>
+              <w:spacing w:before="0" w:after="0" w:line="240" w:lineRule="auto"/>
+              <w:jc w:val="left"/>
+            </w:pPr>
+            <w:r>
+              <w:rPr>
+                <w:rFonts w:ascii="Times New Roman" w:hAnsi="Times New Roman"/>
+                <w:b w:val="0"/>
+                <w:sz w:val="22"/>
+              </w:rPr>
               <w:t>Да</w:t>
             </w:r>
           </w:p>
@@ -3681,9 +4900,19 @@
         <w:tc>
           <w:tcPr>
             <w:tcW w:type="dxa" w:w="1336"/>
-          </w:tcPr>
-          <w:p>
-            <w:r>
+            <w:vAlign w:val="center"/>
+          </w:tcPr>
+          <w:p>
+            <w:pPr>
+              <w:spacing w:before="0" w:after="0" w:line="240" w:lineRule="auto"/>
+              <w:jc w:val="left"/>
+            </w:pPr>
+            <w:r>
+              <w:rPr>
+                <w:rFonts w:ascii="Times New Roman" w:hAnsi="Times New Roman"/>
+                <w:b w:val="0"/>
+                <w:sz w:val="22"/>
+              </w:rPr>
               <w:t>Precedence</w:t>
             </w:r>
           </w:p>
@@ -3691,9 +4920,19 @@
         <w:tc>
           <w:tcPr>
             <w:tcW w:type="dxa" w:w="1336"/>
-          </w:tcPr>
-          <w:p>
-            <w:r>
+            <w:vAlign w:val="center"/>
+          </w:tcPr>
+          <w:p>
+            <w:pPr>
+              <w:spacing w:before="0" w:after="0" w:line="240" w:lineRule="auto"/>
+              <w:jc w:val="left"/>
+            </w:pPr>
+            <w:r>
+              <w:rPr>
+                <w:rFonts w:ascii="Times New Roman" w:hAnsi="Times New Roman"/>
+                <w:b w:val="0"/>
+                <w:sz w:val="22"/>
+              </w:rPr>
               <w:t>Detected</w:t>
             </w:r>
           </w:p>
@@ -3701,9 +4940,19 @@
         <w:tc>
           <w:tcPr>
             <w:tcW w:type="dxa" w:w="1336"/>
-          </w:tcPr>
-          <w:p>
-            <w:r>
+            <w:vAlign w:val="center"/>
+          </w:tcPr>
+          <w:p>
+            <w:pPr>
+              <w:spacing w:before="0" w:after="0" w:line="240" w:lineRule="auto"/>
+              <w:jc w:val="left"/>
+            </w:pPr>
+            <w:r>
+              <w:rPr>
+                <w:rFonts w:ascii="Times New Roman" w:hAnsi="Times New Roman"/>
+                <w:b w:val="0"/>
+                <w:sz w:val="22"/>
+              </w:rPr>
               <w:t>unknown precedence</w:t>
             </w:r>
           </w:p>
@@ -3711,9 +4960,19 @@
         <w:tc>
           <w:tcPr>
             <w:tcW w:type="dxa" w:w="1336"/>
-          </w:tcPr>
-          <w:p>
-            <w:r>
+            <w:vAlign w:val="center"/>
+          </w:tcPr>
+          <w:p>
+            <w:pPr>
+              <w:spacing w:before="0" w:after="0" w:line="240" w:lineRule="auto"/>
+              <w:jc w:val="left"/>
+            </w:pPr>
+            <w:r>
+              <w:rPr>
+                <w:rFonts w:ascii="Times New Roman" w:hAnsi="Times New Roman"/>
+                <w:b w:val="0"/>
+                <w:sz w:val="22"/>
+              </w:rPr>
               <w:t>Restored PASS</w:t>
             </w:r>
           </w:p>
@@ -3723,9 +4982,19 @@
         <w:tc>
           <w:tcPr>
             <w:tcW w:type="dxa" w:w="1336"/>
-          </w:tcPr>
-          <w:p>
-            <w:r>
+            <w:vAlign w:val="center"/>
+          </w:tcPr>
+          <w:p>
+            <w:pPr>
+              <w:spacing w:before="0" w:after="0" w:line="240" w:lineRule="auto"/>
+              <w:jc w:val="left"/>
+            </w:pPr>
+            <w:r>
+              <w:rPr>
+                <w:rFonts w:ascii="Times New Roman" w:hAnsi="Times New Roman"/>
+                <w:b w:val="0"/>
+                <w:sz w:val="22"/>
+              </w:rPr>
               <w:t>M2</w:t>
             </w:r>
           </w:p>
@@ -3733,9 +5002,19 @@
         <w:tc>
           <w:tcPr>
             <w:tcW w:type="dxa" w:w="1336"/>
-          </w:tcPr>
-          <w:p>
-            <w:r>
+            <w:vAlign w:val="center"/>
+          </w:tcPr>
+          <w:p>
+            <w:pPr>
+              <w:spacing w:before="0" w:after="0" w:line="240" w:lineRule="auto"/>
+              <w:jc w:val="left"/>
+            </w:pPr>
+            <w:r>
+              <w:rPr>
+                <w:rFonts w:ascii="Times New Roman" w:hAnsi="Times New Roman"/>
+                <w:b w:val="0"/>
+                <w:sz w:val="22"/>
+              </w:rPr>
               <w:t>Изменить malformed outcome</w:t>
             </w:r>
           </w:p>
@@ -3743,9 +5022,19 @@
         <w:tc>
           <w:tcPr>
             <w:tcW w:type="dxa" w:w="1336"/>
-          </w:tcPr>
-          <w:p>
-            <w:r>
+            <w:vAlign w:val="center"/>
+          </w:tcPr>
+          <w:p>
+            <w:pPr>
+              <w:spacing w:before="0" w:after="0" w:line="240" w:lineRule="auto"/>
+              <w:jc w:val="left"/>
+            </w:pPr>
+            <w:r>
+              <w:rPr>
+                <w:rFonts w:ascii="Times New Roman" w:hAnsi="Times New Roman"/>
+                <w:b w:val="0"/>
+                <w:sz w:val="22"/>
+              </w:rPr>
               <w:t>Да</w:t>
             </w:r>
           </w:p>
@@ -3753,9 +5042,19 @@
         <w:tc>
           <w:tcPr>
             <w:tcW w:type="dxa" w:w="1336"/>
-          </w:tcPr>
-          <w:p>
-            <w:r>
+            <w:vAlign w:val="center"/>
+          </w:tcPr>
+          <w:p>
+            <w:pPr>
+              <w:spacing w:before="0" w:after="0" w:line="240" w:lineRule="auto"/>
+              <w:jc w:val="left"/>
+            </w:pPr>
+            <w:r>
+              <w:rPr>
+                <w:rFonts w:ascii="Times New Roman" w:hAnsi="Times New Roman"/>
+                <w:b w:val="0"/>
+                <w:sz w:val="22"/>
+              </w:rPr>
               <w:t>Handoff</w:t>
             </w:r>
           </w:p>
@@ -3763,9 +5062,19 @@
         <w:tc>
           <w:tcPr>
             <w:tcW w:type="dxa" w:w="1336"/>
-          </w:tcPr>
-          <w:p>
-            <w:r>
+            <w:vAlign w:val="center"/>
+          </w:tcPr>
+          <w:p>
+            <w:pPr>
+              <w:spacing w:before="0" w:after="0" w:line="240" w:lineRule="auto"/>
+              <w:jc w:val="left"/>
+            </w:pPr>
+            <w:r>
+              <w:rPr>
+                <w:rFonts w:ascii="Times New Roman" w:hAnsi="Times New Roman"/>
+                <w:b w:val="0"/>
+                <w:sz w:val="22"/>
+              </w:rPr>
               <w:t>Detected</w:t>
             </w:r>
           </w:p>
@@ -3773,9 +5082,19 @@
         <w:tc>
           <w:tcPr>
             <w:tcW w:type="dxa" w:w="1336"/>
-          </w:tcPr>
-          <w:p>
-            <w:r>
+            <w:vAlign w:val="center"/>
+          </w:tcPr>
+          <w:p>
+            <w:pPr>
+              <w:spacing w:before="0" w:after="0" w:line="240" w:lineRule="auto"/>
+              <w:jc w:val="left"/>
+            </w:pPr>
+            <w:r>
+              <w:rPr>
+                <w:rFonts w:ascii="Times New Roman" w:hAnsi="Times New Roman"/>
+                <w:b w:val="0"/>
+                <w:sz w:val="22"/>
+              </w:rPr>
               <w:t>incomplete</w:t>
             </w:r>
           </w:p>
@@ -3783,9 +5102,19 @@
         <w:tc>
           <w:tcPr>
             <w:tcW w:type="dxa" w:w="1336"/>
-          </w:tcPr>
-          <w:p>
-            <w:r>
+            <w:vAlign w:val="center"/>
+          </w:tcPr>
+          <w:p>
+            <w:pPr>
+              <w:spacing w:before="0" w:after="0" w:line="240" w:lineRule="auto"/>
+              <w:jc w:val="left"/>
+            </w:pPr>
+            <w:r>
+              <w:rPr>
+                <w:rFonts w:ascii="Times New Roman" w:hAnsi="Times New Roman"/>
+                <w:b w:val="0"/>
+                <w:sz w:val="22"/>
+              </w:rPr>
               <w:t>Restored PASS</w:t>
             </w:r>
           </w:p>
@@ -3795,9 +5124,19 @@
         <w:tc>
           <w:tcPr>
             <w:tcW w:type="dxa" w:w="1336"/>
-          </w:tcPr>
-          <w:p>
-            <w:r>
+            <w:vAlign w:val="center"/>
+          </w:tcPr>
+          <w:p>
+            <w:pPr>
+              <w:spacing w:before="0" w:after="0" w:line="240" w:lineRule="auto"/>
+              <w:jc w:val="left"/>
+            </w:pPr>
+            <w:r>
+              <w:rPr>
+                <w:rFonts w:ascii="Times New Roman" w:hAnsi="Times New Roman"/>
+                <w:b w:val="0"/>
+                <w:sz w:val="22"/>
+              </w:rPr>
               <w:t>M3</w:t>
             </w:r>
           </w:p>
@@ -3805,9 +5144,19 @@
         <w:tc>
           <w:tcPr>
             <w:tcW w:type="dxa" w:w="1336"/>
-          </w:tcPr>
-          <w:p>
-            <w:r>
+            <w:vAlign w:val="center"/>
+          </w:tcPr>
+          <w:p>
+            <w:pPr>
+              <w:spacing w:before="0" w:after="0" w:line="240" w:lineRule="auto"/>
+              <w:jc w:val="left"/>
+            </w:pPr>
+            <w:r>
+              <w:rPr>
+                <w:rFonts w:ascii="Times New Roman" w:hAnsi="Times New Roman"/>
+                <w:b w:val="0"/>
+                <w:sz w:val="22"/>
+              </w:rPr>
               <w:t>Убрать title guard</w:t>
             </w:r>
           </w:p>
@@ -3815,9 +5164,19 @@
         <w:tc>
           <w:tcPr>
             <w:tcW w:type="dxa" w:w="1336"/>
-          </w:tcPr>
-          <w:p>
-            <w:r>
+            <w:vAlign w:val="center"/>
+          </w:tcPr>
+          <w:p>
+            <w:pPr>
+              <w:spacing w:before="0" w:after="0" w:line="240" w:lineRule="auto"/>
+              <w:jc w:val="left"/>
+            </w:pPr>
+            <w:r>
+              <w:rPr>
+                <w:rFonts w:ascii="Times New Roman" w:hAnsi="Times New Roman"/>
+                <w:b w:val="0"/>
+                <w:sz w:val="22"/>
+              </w:rPr>
               <w:t>Да</w:t>
             </w:r>
           </w:p>
@@ -3825,9 +5184,19 @@
         <w:tc>
           <w:tcPr>
             <w:tcW w:type="dxa" w:w="1336"/>
-          </w:tcPr>
-          <w:p>
-            <w:r>
+            <w:vAlign w:val="center"/>
+          </w:tcPr>
+          <w:p>
+            <w:pPr>
+              <w:spacing w:before="0" w:after="0" w:line="240" w:lineRule="auto"/>
+              <w:jc w:val="left"/>
+            </w:pPr>
+            <w:r>
+              <w:rPr>
+                <w:rFonts w:ascii="Times New Roman" w:hAnsi="Times New Roman"/>
+                <w:b w:val="0"/>
+                <w:sz w:val="22"/>
+              </w:rPr>
               <w:t>Mismatch</w:t>
             </w:r>
           </w:p>
@@ -3835,9 +5204,19 @@
         <w:tc>
           <w:tcPr>
             <w:tcW w:type="dxa" w:w="1336"/>
-          </w:tcPr>
-          <w:p>
-            <w:r>
+            <w:vAlign w:val="center"/>
+          </w:tcPr>
+          <w:p>
+            <w:pPr>
+              <w:spacing w:before="0" w:after="0" w:line="240" w:lineRule="auto"/>
+              <w:jc w:val="left"/>
+            </w:pPr>
+            <w:r>
+              <w:rPr>
+                <w:rFonts w:ascii="Times New Roman" w:hAnsi="Times New Roman"/>
+                <w:b w:val="0"/>
+                <w:sz w:val="22"/>
+              </w:rPr>
               <w:t>Detected</w:t>
             </w:r>
           </w:p>
@@ -3845,9 +5224,19 @@
         <w:tc>
           <w:tcPr>
             <w:tcW w:type="dxa" w:w="1336"/>
-          </w:tcPr>
-          <w:p>
-            <w:r>
+            <w:vAlign w:val="center"/>
+          </w:tcPr>
+          <w:p>
+            <w:pPr>
+              <w:spacing w:before="0" w:after="0" w:line="240" w:lineRule="auto"/>
+              <w:jc w:val="left"/>
+            </w:pPr>
+            <w:r>
+              <w:rPr>
+                <w:rFonts w:ascii="Times New Roman" w:hAnsi="Times New Roman"/>
+                <w:b w:val="0"/>
+                <w:sz w:val="22"/>
+              </w:rPr>
               <w:t>title</w:t>
             </w:r>
           </w:p>
@@ -3855,9 +5244,19 @@
         <w:tc>
           <w:tcPr>
             <w:tcW w:type="dxa" w:w="1336"/>
-          </w:tcPr>
-          <w:p>
-            <w:r>
+            <w:vAlign w:val="center"/>
+          </w:tcPr>
+          <w:p>
+            <w:pPr>
+              <w:spacing w:before="0" w:after="0" w:line="240" w:lineRule="auto"/>
+              <w:jc w:val="left"/>
+            </w:pPr>
+            <w:r>
+              <w:rPr>
+                <w:rFonts w:ascii="Times New Roman" w:hAnsi="Times New Roman"/>
+                <w:b w:val="0"/>
+                <w:sz w:val="22"/>
+              </w:rPr>
               <w:t>Restored PASS</w:t>
             </w:r>
           </w:p>
@@ -3867,9 +5266,19 @@
         <w:tc>
           <w:tcPr>
             <w:tcW w:type="dxa" w:w="1336"/>
-          </w:tcPr>
-          <w:p>
-            <w:r>
+            <w:vAlign w:val="center"/>
+          </w:tcPr>
+          <w:p>
+            <w:pPr>
+              <w:spacing w:before="0" w:after="0" w:line="240" w:lineRule="auto"/>
+              <w:jc w:val="left"/>
+            </w:pPr>
+            <w:r>
+              <w:rPr>
+                <w:rFonts w:ascii="Times New Roman" w:hAnsi="Times New Roman"/>
+                <w:b w:val="0"/>
+                <w:sz w:val="22"/>
+              </w:rPr>
               <w:t>M4</w:t>
             </w:r>
           </w:p>
@@ -3877,9 +5286,19 @@
         <w:tc>
           <w:tcPr>
             <w:tcW w:type="dxa" w:w="1336"/>
-          </w:tcPr>
-          <w:p>
-            <w:r>
+            <w:vAlign w:val="center"/>
+          </w:tcPr>
+          <w:p>
+            <w:pPr>
+              <w:spacing w:before="0" w:after="0" w:line="240" w:lineRule="auto"/>
+              <w:jc w:val="left"/>
+            </w:pPr>
+            <w:r>
+              <w:rPr>
+                <w:rFonts w:ascii="Times New Roman" w:hAnsi="Times New Roman"/>
+                <w:b w:val="0"/>
+                <w:sz w:val="22"/>
+              </w:rPr>
               <w:t>Пропустить UTF-8</w:t>
             </w:r>
           </w:p>
@@ -3887,9 +5306,19 @@
         <w:tc>
           <w:tcPr>
             <w:tcW w:type="dxa" w:w="1336"/>
-          </w:tcPr>
-          <w:p>
-            <w:r>
+            <w:vAlign w:val="center"/>
+          </w:tcPr>
+          <w:p>
+            <w:pPr>
+              <w:spacing w:before="0" w:after="0" w:line="240" w:lineRule="auto"/>
+              <w:jc w:val="left"/>
+            </w:pPr>
+            <w:r>
+              <w:rPr>
+                <w:rFonts w:ascii="Times New Roman" w:hAnsi="Times New Roman"/>
+                <w:b w:val="0"/>
+                <w:sz w:val="22"/>
+              </w:rPr>
               <w:t>Да</w:t>
             </w:r>
           </w:p>
@@ -3897,9 +5326,19 @@
         <w:tc>
           <w:tcPr>
             <w:tcW w:type="dxa" w:w="1336"/>
-          </w:tcPr>
-          <w:p>
-            <w:r>
+            <w:vAlign w:val="center"/>
+          </w:tcPr>
+          <w:p>
+            <w:pPr>
+              <w:spacing w:before="0" w:after="0" w:line="240" w:lineRule="auto"/>
+              <w:jc w:val="left"/>
+            </w:pPr>
+            <w:r>
+              <w:rPr>
+                <w:rFonts w:ascii="Times New Roman" w:hAnsi="Times New Roman"/>
+                <w:b w:val="0"/>
+                <w:sz w:val="22"/>
+              </w:rPr>
               <w:t>Invalid UTF-8</w:t>
             </w:r>
           </w:p>
@@ -3907,9 +5346,19 @@
         <w:tc>
           <w:tcPr>
             <w:tcW w:type="dxa" w:w="1336"/>
-          </w:tcPr>
-          <w:p>
-            <w:r>
+            <w:vAlign w:val="center"/>
+          </w:tcPr>
+          <w:p>
+            <w:pPr>
+              <w:spacing w:before="0" w:after="0" w:line="240" w:lineRule="auto"/>
+              <w:jc w:val="left"/>
+            </w:pPr>
+            <w:r>
+              <w:rPr>
+                <w:rFonts w:ascii="Times New Roman" w:hAnsi="Times New Roman"/>
+                <w:b w:val="0"/>
+                <w:sz w:val="22"/>
+              </w:rPr>
               <w:t>Detected</w:t>
             </w:r>
           </w:p>
@@ -3917,9 +5366,19 @@
         <w:tc>
           <w:tcPr>
             <w:tcW w:type="dxa" w:w="1336"/>
-          </w:tcPr>
-          <w:p>
-            <w:r>
+            <w:vAlign w:val="center"/>
+          </w:tcPr>
+          <w:p>
+            <w:pPr>
+              <w:spacing w:before="0" w:after="0" w:line="240" w:lineRule="auto"/>
+              <w:jc w:val="left"/>
+            </w:pPr>
+            <w:r>
+              <w:rPr>
+                <w:rFonts w:ascii="Times New Roman" w:hAnsi="Times New Roman"/>
+                <w:b w:val="0"/>
+                <w:sz w:val="22"/>
+              </w:rPr>
               <w:t>unknown</w:t>
             </w:r>
           </w:p>
@@ -3927,9 +5386,19 @@
         <w:tc>
           <w:tcPr>
             <w:tcW w:type="dxa" w:w="1336"/>
-          </w:tcPr>
-          <w:p>
-            <w:r>
+            <w:vAlign w:val="center"/>
+          </w:tcPr>
+          <w:p>
+            <w:pPr>
+              <w:spacing w:before="0" w:after="0" w:line="240" w:lineRule="auto"/>
+              <w:jc w:val="left"/>
+            </w:pPr>
+            <w:r>
+              <w:rPr>
+                <w:rFonts w:ascii="Times New Roman" w:hAnsi="Times New Roman"/>
+                <w:b w:val="0"/>
+                <w:sz w:val="22"/>
+              </w:rPr>
               <w:t>Restored PASS</w:t>
             </w:r>
           </w:p>
@@ -3939,9 +5408,19 @@
         <w:tc>
           <w:tcPr>
             <w:tcW w:type="dxa" w:w="1336"/>
-          </w:tcPr>
-          <w:p>
-            <w:r>
+            <w:vAlign w:val="center"/>
+          </w:tcPr>
+          <w:p>
+            <w:pPr>
+              <w:spacing w:before="0" w:after="0" w:line="240" w:lineRule="auto"/>
+              <w:jc w:val="left"/>
+            </w:pPr>
+            <w:r>
+              <w:rPr>
+                <w:rFonts w:ascii="Times New Roman" w:hAnsi="Times New Roman"/>
+                <w:b w:val="0"/>
+                <w:sz w:val="22"/>
+              </w:rPr>
               <w:t>M5</w:t>
             </w:r>
           </w:p>
@@ -3949,9 +5428,19 @@
         <w:tc>
           <w:tcPr>
             <w:tcW w:type="dxa" w:w="1336"/>
-          </w:tcPr>
-          <w:p>
-            <w:r>
+            <w:vAlign w:val="center"/>
+          </w:tcPr>
+          <w:p>
+            <w:pPr>
+              <w:spacing w:before="0" w:after="0" w:line="240" w:lineRule="auto"/>
+              <w:jc w:val="left"/>
+            </w:pPr>
+            <w:r>
+              <w:rPr>
+                <w:rFonts w:ascii="Times New Roman" w:hAnsi="Times New Roman"/>
+                <w:b w:val="0"/>
+                <w:sz w:val="22"/>
+              </w:rPr>
               <w:t>Убрать assignee check</w:t>
             </w:r>
           </w:p>
@@ -3959,9 +5448,19 @@
         <w:tc>
           <w:tcPr>
             <w:tcW w:type="dxa" w:w="1336"/>
-          </w:tcPr>
-          <w:p>
-            <w:r>
+            <w:vAlign w:val="center"/>
+          </w:tcPr>
+          <w:p>
+            <w:pPr>
+              <w:spacing w:before="0" w:after="0" w:line="240" w:lineRule="auto"/>
+              <w:jc w:val="left"/>
+            </w:pPr>
+            <w:r>
+              <w:rPr>
+                <w:rFonts w:ascii="Times New Roman" w:hAnsi="Times New Roman"/>
+                <w:b w:val="0"/>
+                <w:sz w:val="22"/>
+              </w:rPr>
               <w:t>Да</w:t>
             </w:r>
           </w:p>
@@ -3969,9 +5468,19 @@
         <w:tc>
           <w:tcPr>
             <w:tcW w:type="dxa" w:w="1336"/>
-          </w:tcPr>
-          <w:p>
-            <w:r>
+            <w:vAlign w:val="center"/>
+          </w:tcPr>
+          <w:p>
+            <w:pPr>
+              <w:spacing w:before="0" w:after="0" w:line="240" w:lineRule="auto"/>
+              <w:jc w:val="left"/>
+            </w:pPr>
+            <w:r>
+              <w:rPr>
+                <w:rFonts w:ascii="Times New Roman" w:hAnsi="Times New Roman"/>
+                <w:b w:val="0"/>
+                <w:sz w:val="22"/>
+              </w:rPr>
               <w:t>Assignee</w:t>
             </w:r>
           </w:p>
@@ -3979,9 +5488,19 @@
         <w:tc>
           <w:tcPr>
             <w:tcW w:type="dxa" w:w="1336"/>
-          </w:tcPr>
-          <w:p>
-            <w:r>
+            <w:vAlign w:val="center"/>
+          </w:tcPr>
+          <w:p>
+            <w:pPr>
+              <w:spacing w:before="0" w:after="0" w:line="240" w:lineRule="auto"/>
+              <w:jc w:val="left"/>
+            </w:pPr>
+            <w:r>
+              <w:rPr>
+                <w:rFonts w:ascii="Times New Roman" w:hAnsi="Times New Roman"/>
+                <w:b w:val="0"/>
+                <w:sz w:val="22"/>
+              </w:rPr>
               <w:t>Detected</w:t>
             </w:r>
           </w:p>
@@ -3989,9 +5508,19 @@
         <w:tc>
           <w:tcPr>
             <w:tcW w:type="dxa" w:w="1336"/>
-          </w:tcPr>
-          <w:p>
-            <w:r>
+            <w:vAlign w:val="center"/>
+          </w:tcPr>
+          <w:p>
+            <w:pPr>
+              <w:spacing w:before="0" w:after="0" w:line="240" w:lineRule="auto"/>
+              <w:jc w:val="left"/>
+            </w:pPr>
+            <w:r>
+              <w:rPr>
+                <w:rFonts w:ascii="Times New Roman" w:hAnsi="Times New Roman"/>
+                <w:b w:val="0"/>
+                <w:sz w:val="22"/>
+              </w:rPr>
               <w:t>configured assignee</w:t>
             </w:r>
           </w:p>
@@ -3999,9 +5528,19 @@
         <w:tc>
           <w:tcPr>
             <w:tcW w:type="dxa" w:w="1336"/>
-          </w:tcPr>
-          <w:p>
-            <w:r>
+            <w:vAlign w:val="center"/>
+          </w:tcPr>
+          <w:p>
+            <w:pPr>
+              <w:spacing w:before="0" w:after="0" w:line="240" w:lineRule="auto"/>
+              <w:jc w:val="left"/>
+            </w:pPr>
+            <w:r>
+              <w:rPr>
+                <w:rFonts w:ascii="Times New Roman" w:hAnsi="Times New Roman"/>
+                <w:b w:val="0"/>
+                <w:sz w:val="22"/>
+              </w:rPr>
               <w:t>Restored PASS</w:t>
             </w:r>
           </w:p>
@@ -4109,15 +5648,21 @@
           <w:tcPr>
             <w:tcW w:w="3685" w:type="dxa"/>
             <w:shd w:val="clear" w:color="auto" w:fill="F2F2F2"/>
+            <w:vAlign w:val="center"/>
           </w:tcPr>
           <w:p>
             <w:pPr>
               <w:pStyle w:val="ae"/>
               <w:keepNext/>
-              <w:spacing w:before="0" w:after="20" w:line="240" w:lineRule="auto"/>
-              <w:jc w:val="left"/>
-            </w:pPr>
-            <w:r>
+              <w:spacing w:before="0" w:after="0" w:line="240" w:lineRule="auto"/>
+              <w:jc w:val="center"/>
+            </w:pPr>
+            <w:r>
+              <w:rPr>
+                <w:rFonts w:ascii="Times New Roman" w:hAnsi="Times New Roman"/>
+                <w:b/>
+                <w:sz w:val="22"/>
+              </w:rPr>
               <w:t>Индивидуальный результат</w:t>
             </w:r>
           </w:p>
@@ -4126,15 +5671,21 @@
           <w:tcPr>
             <w:tcW w:w="2835" w:type="dxa"/>
             <w:shd w:val="clear" w:color="auto" w:fill="F2F2F2"/>
+            <w:vAlign w:val="center"/>
           </w:tcPr>
           <w:p>
             <w:pPr>
               <w:pStyle w:val="ae"/>
               <w:keepNext/>
-              <w:spacing w:before="0" w:after="20" w:line="240" w:lineRule="auto"/>
-              <w:jc w:val="left"/>
-            </w:pPr>
-            <w:r>
+              <w:spacing w:before="0" w:after="0" w:line="240" w:lineRule="auto"/>
+              <w:jc w:val="center"/>
+            </w:pPr>
+            <w:r>
+              <w:rPr>
+                <w:rFonts w:ascii="Times New Roman" w:hAnsi="Times New Roman"/>
+                <w:b/>
+                <w:sz w:val="22"/>
+              </w:rPr>
               <w:t>Выполненные действия</w:t>
             </w:r>
           </w:p>
@@ -4143,15 +5694,21 @@
           <w:tcPr>
             <w:tcW w:w="2835" w:type="dxa"/>
             <w:shd w:val="clear" w:color="auto" w:fill="F2F2F2"/>
+            <w:vAlign w:val="center"/>
           </w:tcPr>
           <w:p>
             <w:pPr>
               <w:pStyle w:val="ae"/>
               <w:keepNext/>
-              <w:spacing w:before="0" w:after="20" w:line="240" w:lineRule="auto"/>
-              <w:jc w:val="left"/>
-            </w:pPr>
-            <w:r>
+              <w:spacing w:before="0" w:after="0" w:line="240" w:lineRule="auto"/>
+              <w:jc w:val="center"/>
+            </w:pPr>
+            <w:r>
+              <w:rPr>
+                <w:rFonts w:ascii="Times New Roman" w:hAnsi="Times New Roman"/>
+                <w:b/>
+                <w:sz w:val="22"/>
+              </w:rPr>
               <w:t>Подтверждение</w:t>
             </w:r>
           </w:p>
@@ -4165,12 +5722,19 @@
         <w:tc>
           <w:tcPr>
             <w:tcW w:w="3685" w:type="dxa"/>
-          </w:tcPr>
-          <w:p>
-            <w:pPr>
-              <w:spacing w:before="0" w:after="20" w:line="240" w:lineRule="auto"/>
-            </w:pPr>
-            <w:r>
+            <w:vAlign w:val="center"/>
+          </w:tcPr>
+          <w:p>
+            <w:pPr>
+              <w:spacing w:before="0" w:after="0" w:line="240" w:lineRule="auto"/>
+              <w:jc w:val="left"/>
+            </w:pPr>
+            <w:r>
+              <w:rPr>
+                <w:rFonts w:ascii="Times New Roman" w:hAnsi="Times New Roman"/>
+                <w:b w:val="0"/>
+                <w:sz w:val="22"/>
+              </w:rPr>
               <w:t>System of checks</w:t>
             </w:r>
           </w:p>
@@ -4178,12 +5742,19 @@
         <w:tc>
           <w:tcPr>
             <w:tcW w:w="2835" w:type="dxa"/>
-          </w:tcPr>
-          <w:p>
-            <w:pPr>
-              <w:spacing w:before="0" w:after="20" w:line="240" w:lineRule="auto"/>
-            </w:pPr>
-            <w:r>
+            <w:vAlign w:val="center"/>
+          </w:tcPr>
+          <w:p>
+            <w:pPr>
+              <w:spacing w:before="0" w:after="0" w:line="240" w:lineRule="auto"/>
+              <w:jc w:val="left"/>
+            </w:pPr>
+            <w:r>
+              <w:rPr>
+                <w:rFonts w:ascii="Times New Roman" w:hAnsi="Times New Roman"/>
+                <w:b w:val="0"/>
+                <w:sz w:val="22"/>
+              </w:rPr>
               <w:t>two test-design techniques; 7-risk matrix; 5 compiling behavioral mutations; local/CI/race/vet/smoke evidence</w:t>
             </w:r>
           </w:p>
@@ -4191,12 +5762,19 @@
         <w:tc>
           <w:tcPr>
             <w:tcW w:w="2835" w:type="dxa"/>
-          </w:tcPr>
-          <w:p>
-            <w:pPr>
-              <w:spacing w:before="0" w:after="20" w:line="240" w:lineRule="auto"/>
-            </w:pPr>
-            <w:r>
+            <w:vAlign w:val="center"/>
+          </w:tcPr>
+          <w:p>
+            <w:pPr>
+              <w:spacing w:before="0" w:after="0" w:line="240" w:lineRule="auto"/>
+              <w:jc w:val="left"/>
+            </w:pPr>
+            <w:r>
+              <w:rPr>
+                <w:rFonts w:ascii="Times New Roman" w:hAnsi="Times New Roman"/>
+                <w:b w:val="0"/>
+                <w:sz w:val="22"/>
+              </w:rPr>
               <w:t>No hidden suite/live provider/human acceptance is claimed</w:t>
             </w:r>
           </w:p>
@@ -4276,15 +5854,21 @@
           <w:tcPr>
             <w:tcW w:w="4677" w:type="dxa"/>
             <w:shd w:val="clear" w:color="auto" w:fill="F2F2F2"/>
+            <w:vAlign w:val="center"/>
           </w:tcPr>
           <w:p>
             <w:pPr>
               <w:pStyle w:val="ae"/>
               <w:keepNext/>
-              <w:spacing w:before="0" w:after="20" w:line="240" w:lineRule="auto"/>
-              <w:jc w:val="left"/>
-            </w:pPr>
-            <w:r>
+              <w:spacing w:before="0" w:after="0" w:line="240" w:lineRule="auto"/>
+              <w:jc w:val="center"/>
+            </w:pPr>
+            <w:r>
+              <w:rPr>
+                <w:rFonts w:ascii="Times New Roman" w:hAnsi="Times New Roman"/>
+                <w:b/>
+                <w:sz w:val="22"/>
+              </w:rPr>
               <w:t>Поле</w:t>
             </w:r>
           </w:p>
@@ -4293,15 +5877,21 @@
           <w:tcPr>
             <w:tcW w:w="4677" w:type="dxa"/>
             <w:shd w:val="clear" w:color="auto" w:fill="F2F2F2"/>
+            <w:vAlign w:val="center"/>
           </w:tcPr>
           <w:p>
             <w:pPr>
               <w:pStyle w:val="ae"/>
               <w:keepNext/>
-              <w:spacing w:before="0" w:after="20" w:line="240" w:lineRule="auto"/>
-              <w:jc w:val="left"/>
-            </w:pPr>
-            <w:r>
+              <w:spacing w:before="0" w:after="0" w:line="240" w:lineRule="auto"/>
+              <w:jc w:val="center"/>
+            </w:pPr>
+            <w:r>
+              <w:rPr>
+                <w:rFonts w:ascii="Times New Roman" w:hAnsi="Times New Roman"/>
+                <w:b/>
+                <w:sz w:val="22"/>
+              </w:rPr>
               <w:t>Значение</w:t>
             </w:r>
           </w:p>
@@ -4315,15 +5905,21 @@
         <w:tc>
           <w:tcPr>
             <w:tcW w:w="4677" w:type="dxa"/>
+            <w:vAlign w:val="center"/>
           </w:tcPr>
           <w:p>
             <w:pPr>
               <w:pStyle w:val="ae"/>
               <w:keepNext/>
-              <w:spacing w:before="0" w:after="20" w:line="240" w:lineRule="auto"/>
-              <w:jc w:val="left"/>
-            </w:pPr>
-            <w:r>
+              <w:spacing w:before="0" w:after="0" w:line="240" w:lineRule="auto"/>
+              <w:jc w:val="left"/>
+            </w:pPr>
+            <w:r>
+              <w:rPr>
+                <w:rFonts w:ascii="Times New Roman" w:hAnsi="Times New Roman"/>
+                <w:b w:val="0"/>
+                <w:sz w:val="22"/>
+              </w:rPr>
               <w:t>Работа и автор</w:t>
             </w:r>
           </w:p>
@@ -4331,12 +5927,19 @@
         <w:tc>
           <w:tcPr>
             <w:tcW w:w="4677" w:type="dxa"/>
-          </w:tcPr>
-          <w:p>
-            <w:pPr>
-              <w:spacing w:before="0" w:after="20" w:line="240" w:lineRule="auto"/>
-            </w:pPr>
-            <w:r>
+            <w:vAlign w:val="center"/>
+          </w:tcPr>
+          <w:p>
+            <w:pPr>
+              <w:spacing w:before="0" w:after="0" w:line="240" w:lineRule="auto"/>
+              <w:jc w:val="left"/>
+            </w:pPr>
+            <w:r>
+              <w:rPr>
+                <w:rFonts w:ascii="Times New Roman" w:hAnsi="Times New Roman"/>
+                <w:b w:val="0"/>
+                <w:sz w:val="22"/>
+              </w:rPr>
               <w:t>МДК.03.02, ПЗ №2, Дмитрий Стацюк</w:t>
             </w:r>
           </w:p>
@@ -4350,15 +5953,21 @@
         <w:tc>
           <w:tcPr>
             <w:tcW w:w="4677" w:type="dxa"/>
+            <w:vAlign w:val="center"/>
           </w:tcPr>
           <w:p>
             <w:pPr>
               <w:pStyle w:val="ae"/>
               <w:keepNext/>
-              <w:spacing w:before="0" w:after="20" w:line="240" w:lineRule="auto"/>
-              <w:jc w:val="left"/>
-            </w:pPr>
-            <w:r>
+              <w:spacing w:before="0" w:after="0" w:line="240" w:lineRule="auto"/>
+              <w:jc w:val="left"/>
+            </w:pPr>
+            <w:r>
+              <w:rPr>
+                <w:rFonts w:ascii="Times New Roman" w:hAnsi="Times New Roman"/>
+                <w:b w:val="0"/>
+                <w:sz w:val="22"/>
+              </w:rPr>
               <w:t>Tag → commit</w:t>
             </w:r>
           </w:p>
@@ -4366,12 +5975,19 @@
         <w:tc>
           <w:tcPr>
             <w:tcW w:w="4677" w:type="dxa"/>
-          </w:tcPr>
-          <w:p>
-            <w:pPr>
-              <w:spacing w:before="0" w:after="20" w:line="240" w:lineRule="auto"/>
-            </w:pPr>
-            <w:r>
+            <w:vAlign w:val="center"/>
+          </w:tcPr>
+          <w:p>
+            <w:pPr>
+              <w:spacing w:before="0" w:after="0" w:line="240" w:lineRule="auto"/>
+              <w:jc w:val="left"/>
+            </w:pPr>
+            <w:r>
+              <w:rPr>
+                <w:rFonts w:ascii="Times New Roman" w:hAnsi="Times New Roman"/>
+                <w:b w:val="0"/>
+                <w:sz w:val="22"/>
+              </w:rPr>
               <w:t>не создан — human/Lead gate; source bafc97a0eb5cc2b2aba68c04a74b179b61432d82</w:t>
             </w:r>
           </w:p>
@@ -4385,15 +6001,21 @@
         <w:tc>
           <w:tcPr>
             <w:tcW w:w="4677" w:type="dxa"/>
+            <w:vAlign w:val="center"/>
           </w:tcPr>
           <w:p>
             <w:pPr>
               <w:pStyle w:val="ae"/>
               <w:keepNext/>
-              <w:spacing w:before="0" w:after="20" w:line="240" w:lineRule="auto"/>
-              <w:jc w:val="left"/>
-            </w:pPr>
-            <w:r>
+              <w:spacing w:before="0" w:after="0" w:line="240" w:lineRule="auto"/>
+              <w:jc w:val="left"/>
+            </w:pPr>
+            <w:r>
+              <w:rPr>
+                <w:rFonts w:ascii="Times New Roman" w:hAnsi="Times New Roman"/>
+                <w:b w:val="0"/>
+                <w:sz w:val="22"/>
+              </w:rPr>
               <w:t>Участок и требования</w:t>
             </w:r>
           </w:p>
@@ -4401,12 +6023,19 @@
         <w:tc>
           <w:tcPr>
             <w:tcW w:w="4677" w:type="dxa"/>
-          </w:tcPr>
-          <w:p>
-            <w:pPr>
-              <w:spacing w:before="0" w:after="20" w:line="240" w:lineRule="auto"/>
-            </w:pPr>
-            <w:r>
+            <w:vAlign w:val="center"/>
+          </w:tcPr>
+          <w:p>
+            <w:pPr>
+              <w:spacing w:before="0" w:after="0" w:line="240" w:lineRule="auto"/>
+              <w:jc w:val="left"/>
+            </w:pPr>
+            <w:r>
+              <w:rPr>
+                <w:rFonts w:ascii="Times New Roman" w:hAnsi="Times New Roman"/>
+                <w:b w:val="0"/>
+                <w:sz w:val="22"/>
+              </w:rPr>
               <w:t>TargetReadback; FR-1–FR-4; BP004/T013</w:t>
             </w:r>
           </w:p>
@@ -4420,15 +6049,21 @@
         <w:tc>
           <w:tcPr>
             <w:tcW w:w="4677" w:type="dxa"/>
+            <w:vAlign w:val="center"/>
           </w:tcPr>
           <w:p>
             <w:pPr>
               <w:pStyle w:val="ae"/>
               <w:keepNext/>
-              <w:spacing w:before="0" w:after="20" w:line="240" w:lineRule="auto"/>
-              <w:jc w:val="left"/>
-            </w:pPr>
-            <w:r>
+              <w:spacing w:before="0" w:after="0" w:line="240" w:lineRule="auto"/>
+              <w:jc w:val="left"/>
+            </w:pPr>
+            <w:r>
+              <w:rPr>
+                <w:rFonts w:ascii="Times New Roman" w:hAnsi="Times New Roman"/>
+                <w:b w:val="0"/>
+                <w:sz w:val="22"/>
+              </w:rPr>
               <w:t>Кейсы, тесты, данные, команды</w:t>
             </w:r>
           </w:p>
@@ -4436,12 +6071,19 @@
         <w:tc>
           <w:tcPr>
             <w:tcW w:w="4677" w:type="dxa"/>
-          </w:tcPr>
-          <w:p>
-            <w:pPr>
-              <w:spacing w:before="0" w:after="20" w:line="240" w:lineRule="auto"/>
-            </w:pPr>
-            <w:r>
+            <w:vAlign w:val="center"/>
+          </w:tcPr>
+          <w:p>
+            <w:pPr>
+              <w:spacing w:before="0" w:after="0" w:line="240" w:lineRule="auto"/>
+              <w:jc w:val="left"/>
+            </w:pPr>
+            <w:r>
+              <w:rPr>
+                <w:rFonts w:ascii="Times New Roman" w:hAnsi="Times New Roman"/>
+                <w:b w:val="0"/>
+                <w:sz w:val="22"/>
+              </w:rPr>
               <w:t>fixtures; go test/vet/race; workspace smoke; logs in evidence/</w:t>
             </w:r>
           </w:p>
@@ -4455,15 +6097,21 @@
         <w:tc>
           <w:tcPr>
             <w:tcW w:w="4677" w:type="dxa"/>
+            <w:vAlign w:val="center"/>
           </w:tcPr>
           <w:p>
             <w:pPr>
               <w:pStyle w:val="ae"/>
               <w:keepNext/>
-              <w:spacing w:before="0" w:after="20" w:line="240" w:lineRule="auto"/>
-              <w:jc w:val="left"/>
-            </w:pPr>
-            <w:r>
+              <w:spacing w:before="0" w:after="0" w:line="240" w:lineRule="auto"/>
+              <w:jc w:val="left"/>
+            </w:pPr>
+            <w:r>
+              <w:rPr>
+                <w:rFonts w:ascii="Times New Roman" w:hAnsi="Times New Roman"/>
+                <w:b w:val="0"/>
+                <w:sz w:val="22"/>
+              </w:rPr>
               <w:t>Локальный результат и pipeline</w:t>
             </w:r>
           </w:p>
@@ -4471,12 +6119,19 @@
         <w:tc>
           <w:tcPr>
             <w:tcW w:w="4677" w:type="dxa"/>
-          </w:tcPr>
-          <w:p>
-            <w:pPr>
-              <w:spacing w:before="0" w:after="20" w:line="240" w:lineRule="auto"/>
-            </w:pPr>
-            <w:r>
+            <w:vAlign w:val="center"/>
+          </w:tcPr>
+          <w:p>
+            <w:pPr>
+              <w:spacing w:before="0" w:after="0" w:line="240" w:lineRule="auto"/>
+              <w:jc w:val="left"/>
+            </w:pPr>
+            <w:r>
+              <w:rPr>
+                <w:rFonts w:ascii="Times New Roman" w:hAnsi="Times New Roman"/>
+                <w:b w:val="0"/>
+                <w:sz w:val="22"/>
+              </w:rPr>
               <w:t>local PASS; CI evidence linked in handoff</w:t>
             </w:r>
           </w:p>
@@ -4490,15 +6145,21 @@
         <w:tc>
           <w:tcPr>
             <w:tcW w:w="4677" w:type="dxa"/>
+            <w:vAlign w:val="center"/>
           </w:tcPr>
           <w:p>
             <w:pPr>
               <w:pStyle w:val="ae"/>
               <w:keepNext/>
-              <w:spacing w:before="0" w:after="20" w:line="240" w:lineRule="auto"/>
-              <w:jc w:val="left"/>
-            </w:pPr>
-            <w:r>
+              <w:spacing w:before="0" w:after="0" w:line="240" w:lineRule="auto"/>
+              <w:jc w:val="left"/>
+            </w:pPr>
+            <w:r>
+              <w:rPr>
+                <w:rFonts w:ascii="Times New Roman" w:hAnsi="Times New Roman"/>
+                <w:b w:val="0"/>
+                <w:sz w:val="22"/>
+              </w:rPr>
               <w:t>Покрытие и решение</w:t>
             </w:r>
           </w:p>
@@ -4506,12 +6167,19 @@
         <w:tc>
           <w:tcPr>
             <w:tcW w:w="4677" w:type="dxa"/>
-          </w:tcPr>
-          <w:p>
-            <w:pPr>
-              <w:spacing w:before="0" w:after="20" w:line="240" w:lineRule="auto"/>
-            </w:pPr>
-            <w:r>
+            <w:vAlign w:val="center"/>
+          </w:tcPr>
+          <w:p>
+            <w:pPr>
+              <w:spacing w:before="0" w:after="0" w:line="240" w:lineRule="auto"/>
+              <w:jc w:val="left"/>
+            </w:pPr>
+            <w:r>
+              <w:rPr>
+                <w:rFonts w:ascii="Times New Roman" w:hAnsi="Times New Roman"/>
+                <w:b w:val="0"/>
+                <w:sz w:val="22"/>
+              </w:rPr>
               <w:t>74.7/77.8/63.2/0.0 coverage with gap decisions</w:t>
             </w:r>
           </w:p>
@@ -4525,15 +6193,21 @@
         <w:tc>
           <w:tcPr>
             <w:tcW w:w="4677" w:type="dxa"/>
+            <w:vAlign w:val="center"/>
           </w:tcPr>
           <w:p>
             <w:pPr>
               <w:pStyle w:val="ae"/>
               <w:keepNext/>
-              <w:spacing w:before="0" w:after="20" w:line="240" w:lineRule="auto"/>
-              <w:jc w:val="left"/>
-            </w:pPr>
-            <w:r>
+              <w:spacing w:before="0" w:after="0" w:line="240" w:lineRule="auto"/>
+              <w:jc w:val="left"/>
+            </w:pPr>
+            <w:r>
+              <w:rPr>
+                <w:rFonts w:ascii="Times New Roman" w:hAnsi="Times New Roman"/>
+                <w:b w:val="0"/>
+                <w:sz w:val="22"/>
+              </w:rPr>
               <w:t>Мутация и восстановление</w:t>
             </w:r>
           </w:p>
@@ -4541,12 +6215,19 @@
         <w:tc>
           <w:tcPr>
             <w:tcW w:w="4677" w:type="dxa"/>
-          </w:tcPr>
-          <w:p>
-            <w:pPr>
-              <w:spacing w:before="0" w:after="20" w:line="240" w:lineRule="auto"/>
-            </w:pPr>
-            <w:r>
+            <w:vAlign w:val="center"/>
+          </w:tcPr>
+          <w:p>
+            <w:pPr>
+              <w:spacing w:before="0" w:after="0" w:line="240" w:lineRule="auto"/>
+              <w:jc w:val="left"/>
+            </w:pPr>
+            <w:r>
+              <w:rPr>
+                <w:rFonts w:ascii="Times New Roman" w:hAnsi="Times New Roman"/>
+                <w:b w:val="0"/>
+                <w:sz w:val="22"/>
+              </w:rPr>
               <w:t>five mutations detected and restored; natural findings DS-REV-001/003/004/006/007/008/009</w:t>
             </w:r>
           </w:p>
@@ -4560,14 +6241,20 @@
         <w:tc>
           <w:tcPr>
             <w:tcW w:w="4677" w:type="dxa"/>
+            <w:vAlign w:val="center"/>
           </w:tcPr>
           <w:p>
             <w:pPr>
               <w:pStyle w:val="ae"/>
-              <w:spacing w:before="0" w:after="20" w:line="240" w:lineRule="auto"/>
-              <w:jc w:val="left"/>
-            </w:pPr>
-            <w:r>
+              <w:spacing w:before="0" w:after="0" w:line="240" w:lineRule="auto"/>
+              <w:jc w:val="left"/>
+            </w:pPr>
+            <w:r>
+              <w:rPr>
+                <w:rFonts w:ascii="Times New Roman" w:hAnsi="Times New Roman"/>
+                <w:b w:val="0"/>
+                <w:sz w:val="22"/>
+              </w:rPr>
               <w:t>Риски и ограничения</w:t>
             </w:r>
           </w:p>
@@ -4575,12 +6262,19 @@
         <w:tc>
           <w:tcPr>
             <w:tcW w:w="4677" w:type="dxa"/>
-          </w:tcPr>
-          <w:p>
-            <w:pPr>
-              <w:spacing w:before="0" w:after="20" w:line="240" w:lineRule="auto"/>
-            </w:pPr>
-            <w:r>
+            <w:vAlign w:val="center"/>
+          </w:tcPr>
+          <w:p>
+            <w:pPr>
+              <w:spacing w:before="0" w:after="0" w:line="240" w:lineRule="auto"/>
+              <w:jc w:val="left"/>
+            </w:pPr>
+            <w:r>
+              <w:rPr>
+                <w:rFonts w:ascii="Times New Roman" w:hAnsi="Times New Roman"/>
+                <w:b w:val="0"/>
+                <w:sz w:val="22"/>
+              </w:rPr>
               <w:t>candidate risk register; live permissions/hidden set/human gates pending</w:t>
             </w:r>
           </w:p>

--- a/docs/labs/pr12/ds/reports/0302-pz02-ds.docx
+++ b/docs/labs/pr12/ds/reports/0302-pz02-ds.docx
@@ -1124,12 +1124,12 @@
     </w:p>
     <w:p>
       <w:r>
-        <w:t xml:space="preserve">Цель работы: </w:t>
+        <w:t>Цель работы: проверить устойчивость модуля TargetReadback/VerifyTarget к ошибочным данным с помощью тестов, анализа покрытия и мутационных проверок.</w:t>
       </w:r>
     </w:p>
     <w:p>
       <w:r>
-        <w:t xml:space="preserve">Задача на рассматриваемом участке проекта: </w:t>
+        <w:t>Задача на рассматриваемом участке проекта: выполнить go test, go vet и race-тесты, проверить покрытие, воспроизвести пять контролируемых мутаций и подтвердить восстановление исходного кода.</w:t>
       </w:r>
     </w:p>
     <w:p>
@@ -1604,17 +1604,17 @@
     </w:p>
     <w:p>
       <w:r>
-        <w:t>Контракт модуля: .</w:t>
+        <w:t>Контракт модуля: VerifyTarget получает ожидаемое состояние и одно сохранённое наблюдение через TargetReader и возвращает match, mismatch, incomplete или unknown вместе с provenance.</w:t>
       </w:r>
     </w:p>
     <w:p>
       <w:r>
-        <w:t>Доступная граница: .</w:t>
+        <w:t>Доступная граница: офлайн-проверка сохранённых JSON и тестовых адаптеров; сеть, база данных, запись состояния, повторные запросы и права внешнего провайдера не входят в этот участок.</w:t>
       </w:r>
     </w:p>
     <w:p>
       <w:r>
-        <w:t>Зависимости: .</w:t>
+        <w:t>Зависимости: Go 1.27.2, GCC 16.2.0 для race-тестов, пакет services/delivery, модули readback, verifytarget и targetreader, а также файлы требований и журналы evidence.</w:t>
       </w:r>
     </w:p>
     <w:p>
@@ -2169,12 +2169,12 @@
     </w:p>
     <w:p>
       <w:r>
-        <w:t>Полный набор тест-кейсов: .</w:t>
+        <w:t>Полный набор тест-кейсов: нормальные, ошибочные и граничные сценарии для domain, adapter, application, race и мутационных проверок.</w:t>
       </w:r>
     </w:p>
     <w:p>
       <w:r>
-        <w:t>Чек-лист: .</w:t>
+        <w:t>Чек-лист: go test; go vet; race; coverage; мутации; восстановление исходного кода; проверка журналов и CI.</w:t>
       </w:r>
     </w:p>
     <w:p>
@@ -2192,17 +2192,17 @@
     </w:p>
     <w:p>
       <w:r>
-        <w:t>Подготовка и сброс состояния: .</w:t>
+        <w:t>Подготовка и сброс состояния: сохранить исходный SHA, выполнить мутации в изолированной копии, после каждой серии восстановить исходный код и повторить тесты.</w:t>
       </w:r>
     </w:p>
     <w:p>
       <w:r>
-        <w:t>Разработанные автоматические тесты: .</w:t>
+        <w:t>Разработанные автоматические тесты: regression-тесты для malformed handoff, duplicate keys, Unicode, control input, target/provenance и budget boundaries.</w:t>
       </w:r>
     </w:p>
     <w:p>
       <w:r>
-        <w:t>Изменение и включение в CI: .</w:t>
+        <w:t>Изменение и включение в CI: тесты запускаются стандартными workflow; результаты delivery, intake, processing и iam фиксируются ссылками на GitHub Actions.</w:t>
       </w:r>
     </w:p>
     <w:p>
@@ -3262,12 +3262,12 @@
     </w:p>
     <w:p>
       <w:r>
-        <w:t>Среда: .</w:t>
+        <w:t>Среда: Windows PowerShell; Go 1.27.2; GCC 16.2.0; репозиторий hitpipe/hitpipe; ветка work/HIT-47-ds-corrections.</w:t>
       </w:r>
     </w:p>
     <w:p>
       <w:r>
-        <w:t>Команды: .</w:t>
+        <w:t>Команды: go test ./...; go vet ./...; $env:CGO_ENABLED='1'; go test -race ./...; go test ./... -coverprofile=coverage.out; powershell -ExecutionPolicy Bypass -File .\docs\labs\pr12\ds\run_mutations.ps1.</w:t>
       </w:r>
     </w:p>
     <w:p>
@@ -3887,7 +3887,7 @@
     </w:p>
     <w:p>
       <w:r>
-        <w:t>Причины FAIL, BLOCKED и пропусков: .</w:t>
+        <w:t>Причины FAIL, BLOCKED и пропусков: FAIL означает обнаруженную мутацию; BLOCKED означает недоступную внешнюю зависимость или требование окружения; пропуски относятся к live-провайдеру и человеческим gate.</w:t>
       </w:r>
     </w:p>
     <w:tbl>
@@ -3942,12 +3942,12 @@
     </w:p>
     <w:p>
       <w:r>
-        <w:t>Инструмент, команда, вид и область покрытия: .</w:t>
+        <w:t>Инструмент, команда, вид и область покрытия: Go test и race — поведение; go tool cover — строки/ветви; mutation runner — устойчивость регрессий; CI — сборка и workflow.</w:t>
       </w:r>
     </w:p>
     <w:p>
       <w:r>
-        <w:t>Отчёт инструмента: .</w:t>
+        <w:t>Отчёт инструмента: журналы сохранены в docs/labs/pr12/ds/evidence; в них указаны команда, SHA, exit code и фактический результат.</w:t>
       </w:r>
     </w:p>
     <w:p>
@@ -5789,12 +5789,12 @@
     </w:p>
     <w:p>
       <w:r>
-        <w:t>Общие средства и результаты других участников: .</w:t>
+        <w:t>Общие средства и результаты других участников: проектные требования, PR #29, CI и результаты независимого воспроизведения приведены по прямым ссылкам.</w:t>
       </w:r>
     </w:p>
     <w:p>
       <w:r>
-        <w:t>Полученные замечания и решения: .</w:t>
+        <w:t>Полученные замечания и решения: замечания DS-REV-001–009 сопоставлены с исправлениями, тестами и evidence в correction-record.</w:t>
       </w:r>
     </w:p>
     <w:p>
@@ -5807,17 +5807,17 @@
     </w:p>
     <w:p>
       <w:r>
-        <w:t>Что обнаруживает разработанный набор и чем это подтверждено: .</w:t>
+        <w:t>Что обнаруживает разработанный набор и чем это подтверждено: набор обнаруживает ложные match, нарушения handoff, Unicode, control и provenance; подтверждение — FAIL мутаций и PASS после восстановления.</w:t>
       </w:r>
     </w:p>
     <w:p>
       <w:r>
-        <w:t>Что показали покрытие и эксперимент с дефектом: .</w:t>
+        <w:t>Что показали покрытие и эксперимент с дефектом: покрытие показывает непроверенные ветви, а мутационный эксперимент подтверждает, что регрессионные тесты ловят заявленные дефекты.</w:t>
       </w:r>
     </w:p>
     <w:p>
       <w:r>
-        <w:t>Границы доказательства и остаточные риски: .</w:t>
+        <w:t>Границы доказательства и остаточные риски: проверен offline-срез; live-провайдер, реальные права, сеть и человеческая приёмка не подтверждены этим набором.</w:t>
       </w:r>
     </w:p>
     <w:p>

--- a/docs/labs/pr12/ds/reports/0302-pz02-ds.docx
+++ b/docs/labs/pr12/ds/reports/0302-pz02-ds.docx
@@ -6383,7 +6383,7 @@
     </w:p>
     <w:p>
       <w:r>
-        <w:t>Рисунок 3. Шаг 1: откройте PowerShell в папке C:\projects\hitpipe\services\delivery. Шаг 2: выполните go test ./... -coverprofile=coverage.out . Шаг 3: выполните go tool cover -func=coverage.out . Шаг 4: найдите таблицу с именами функций и процентами покрытия. Снимите таблицу и строку с наименьшим покрытием. Сохраните как 0302-pz02-fig03.png. Подпись: «Покрытие собственного модуля и разбор пробела».</w:t>
+        <w:t>Рисунок 3. Шаг 1: откройте PowerShell в папке C:\projects\hitpipe\services\delivery. Шаг 2: выполните Remove-Item .\coverage.out -ErrorAction SilentlyContinue. Шаг 3: выполните go test ./internal/... -coverprofile=coverage.out . Шаг 4: проверьте наличие файла командой Get-Item .\coverage.out. Шаг 5: выполните go tool cover -func .\coverage.out . На экране должна появиться таблица функций и процентов покрытия, включая строку total. Снимите команду, таблицу и строку total. Сохраните как 0302-pz02-fig03.png. Подпись: «Покрытие собственного модуля и разбор пробела».</w:t>
       </w:r>
     </w:p>
     <w:p>

--- a/docs/labs/pr12/ds/reports/0302-pz02-ds.docx
+++ b/docs/labs/pr12/ds/reports/0302-pz02-ds.docx
@@ -6383,7 +6383,7 @@
     </w:p>
     <w:p>
       <w:r>
-        <w:t>Рисунок 3. Шаг 1: откройте PowerShell в папке C:\projects\hitpipe\services\delivery. Шаг 2: выполните Remove-Item .\coverage.out -ErrorAction SilentlyContinue. Шаг 3: выполните go test ./internal/... -coverprofile=coverage.out . Шаг 4: проверьте наличие файла командой Get-Item .\coverage.out. Шаг 5: выполните go tool cover -func .\coverage.out . На экране должна появиться таблица функций и процентов покрытия, включая строку total. Снимите команду, таблицу и строку total. Сохраните как 0302-pz02-fig03.png. Подпись: «Покрытие собственного модуля и разбор пробела».</w:t>
+        <w:t>Рисунок 3. Шаг 1: откройте PowerShell в папке C:\projects\hitpipe\services\delivery. Шаг 2: выполните Remove-Item .\coverage.out -ErrorAction SilentlyContinue. Шаг 3: запустите покрытие для одного пакета: go test ./internal/domain/readback -coverprofile=coverage.out . Важно: не перечисляйте несколько пакетов в этой команде, иначе файл профиля может не создаться. Шаг 4: проверьте файл командой Get-Item .\coverage.out. Шаг 5: выполните go tool cover -func .\coverage.out . На экране должны быть таблица функций и строка total; в текущем прогоне ожидается около 81.1% покрытия statements. Снимите команду, таблицу и total. Сохраните как 0302-pz02-fig03.png. Подпись: «Покрытие собственного модуля и разбор пробела».</w:t>
       </w:r>
     </w:p>
     <w:p>

--- a/docs/labs/pr12/ds/reports/0302-pz02-ds.docx
+++ b/docs/labs/pr12/ds/reports/0302-pz02-ds.docx
@@ -6383,7 +6383,7 @@
     </w:p>
     <w:p>
       <w:r>
-        <w:t>Рисунок 3. Шаг 1: откройте PowerShell в папке C:\projects\hitpipe\services\delivery. Шаг 2: выполните Remove-Item .\coverage.out -ErrorAction SilentlyContinue. Шаг 3: запустите покрытие для одного пакета: go test ./internal/domain/readback -coverprofile=coverage.out . Важно: не перечисляйте несколько пакетов в этой команде, иначе файл профиля может не создаться. Шаг 4: проверьте файл командой Get-Item .\coverage.out. Шаг 5: выполните go tool cover -func .\coverage.out . На экране должны быть таблица функций и строка total; в текущем прогоне ожидается около 81.1% покрытия statements. Снимите команду, таблицу и total. Сохраните как 0302-pz02-fig03.png. Подпись: «Покрытие собственного модуля и разбор пробела».</w:t>
+        <w:t>Рисунок 3. Откройте PowerShell в C:\projects\hitpipe\services\delivery. Если перед командами отображается приглашение &gt;&gt;, нажмите Ctrl+C и вводите команды по одной. Выполните Remove-Item "$env:TEMP\hitpipe-coverage.out" -ErrorAction SilentlyContinue, затем go test -coverprofile="$env:TEMP\hitpipe-coverage.out" ./internal/domain/readback, после возврата приглашения выполните Get-Item "$env:TEMP\hitpipe-coverage.out" и go tool cover -func="$env:TEMP\hitpipe-coverage.out". На экране должны быть таблица функций и строка total; ожидается около 81.1% покрытия statements. Снимите команду, таблицу, строку total и путь к профилю. Сохраните как 0302-pz02-fig03.png. Подпись: «Покрытие собственного модуля и разбор пробела».</w:t>
       </w:r>
     </w:p>
     <w:p>

--- a/docs/labs/pr12/ds/reports/0302-pz02-ds.docx
+++ b/docs/labs/pr12/ds/reports/0302-pz02-ds.docx
@@ -6388,7 +6388,7 @@
     </w:p>
     <w:p>
       <w:r>
-        <w:t>Рисунок 4. Шаг 1: откройте PowerShell в корне C:\projects\hitpipe. Шаг 2: выполните powershell -ExecutionPolicy Bypass -File .\docs\labs\pr12\ds\run_mutations.ps1 . Шаг 3: дождитесь завершения серии. Шаг 4: откройте журнал, найдите один мутант со статусом detected и строку теста, который его обнаружил. Снимите имя мутанта, статус и тест. Сохраните как 0302-pz02-fig04.png. Подпись: «Обнаружение одного из заявленных дефектов».</w:t>
+        <w:t>Рисунок 4. Шаг 1: откройте PowerShell в корне C:\projects\hitpipe. Шаг 2: убедитесь, что файл существует командой Test-Path .\run_mutations.ps1; ожидаемый результат — True. Шаг 3: выполните powershell -ExecutionPolicy Bypass -File .\run_mutations.ps1 . Шаг 4: дождитесь завершения серии. Шаг 5: откройте журнал мутаций, найдите один мутант со статусом detected и строку теста, который его обнаружил. Снимите имя мутанта, статус и тест. Сохраните как 0302-pz02-fig04.png. Подпись: «Обнаружение одного из заявленных дефектов».</w:t>
       </w:r>
     </w:p>
     <w:p>
